--- a/规则书.docx
+++ b/规则书.docx
@@ -432,7 +432,19 @@
         <w:rPr>
           <w:rFonts w:hint="eastAsia"/>
         </w:rPr>
-        <w:t>房间区</w:t>
+        <w:t>地</w:t>
+      </w:r>
+      <w:r>
+        <w:rPr>
+          <w:rFonts w:hint="eastAsia"/>
+        </w:rPr>
+        <w:t>城</w:t>
+      </w:r>
+      <w:r>
+        <w:rPr>
+          <w:rFonts w:hint="eastAsia"/>
+        </w:rPr>
+        <w:t>区</w:t>
       </w:r>
     </w:p>
     <w:p>
@@ -448,13 +460,13 @@
         <w:rPr>
           <w:rFonts w:hint="eastAsia"/>
         </w:rPr>
-        <w:t>游戏中的敌人所在的区域。</w:t>
-      </w:r>
-      <w:r>
-        <w:rPr>
-          <w:rFonts w:hint="eastAsia"/>
-        </w:rPr>
-        <w:t>房间区</w:t>
+        <w:t>地城</w:t>
+      </w:r>
+      <w:r>
+        <w:rPr>
+          <w:rFonts w:hint="eastAsia"/>
+        </w:rPr>
+        <w:t>区</w:t>
       </w:r>
       <w:r>
         <w:rPr>
@@ -466,19 +478,292 @@
         <w:rPr>
           <w:rFonts w:hint="eastAsia"/>
         </w:rPr>
-        <w:t>称为槽位，</w:t>
-      </w:r>
-      <w:r>
-        <w:rPr>
-          <w:rFonts w:hint="eastAsia"/>
-        </w:rPr>
-        <w:t>每个</w:t>
-      </w:r>
-      <w:r>
-        <w:rPr>
-          <w:rFonts w:hint="eastAsia"/>
-        </w:rPr>
-        <w:t>槽位可以容纳多张</w:t>
+        <w:t>称为</w:t>
+      </w:r>
+      <w:r>
+        <w:rPr>
+          <w:rFonts w:hint="eastAsia"/>
+        </w:rPr>
+        <w:t>房间</w:t>
+      </w:r>
+      <w:r>
+        <w:rPr>
+          <w:rFonts w:hint="eastAsia"/>
+        </w:rPr>
+        <w:t>，</w:t>
+      </w:r>
+      <w:r>
+        <w:rPr>
+          <w:rFonts w:hint="eastAsia"/>
+        </w:rPr>
+        <w:t>每个房间分两侧，分别放置玩的牌和敌对的牌</w:t>
+      </w:r>
+      <w:r>
+        <w:rPr>
+          <w:rFonts w:hint="eastAsia"/>
+        </w:rPr>
+        <w:t>，称为玩家侧和敌对侧</w:t>
+      </w:r>
+      <w:r>
+        <w:rPr>
+          <w:rFonts w:hint="eastAsia"/>
+        </w:rPr>
+        <w:t>。房间的每一侧可以放置多张牌</w:t>
+      </w:r>
+      <w:r>
+        <w:rPr>
+          <w:rFonts w:hint="eastAsia"/>
+        </w:rPr>
+        <w:t>。</w:t>
+      </w:r>
+    </w:p>
+    <w:p>
+      <w:pPr>
+        <w:rPr>
+          <w:rFonts w:hint="eastAsia"/>
+        </w:rPr>
+      </w:pPr>
+      <w:r>
+        <w:tab/>
+      </w:r>
+      <w:r>
+        <w:rPr>
+          <w:rFonts w:hint="eastAsia"/>
+        </w:rPr>
+        <w:t>地牢</w:t>
+      </w:r>
+      <w:r>
+        <w:rPr>
+          <w:rFonts w:hint="eastAsia"/>
+        </w:rPr>
+        <w:t>区每行的右边和每列的下边</w:t>
+      </w:r>
+      <w:r>
+        <w:rPr>
+          <w:rFonts w:hint="eastAsia"/>
+        </w:rPr>
+        <w:t>有一个槽位，用于放置遭遇牌</w:t>
+      </w:r>
+      <w:r>
+        <w:rPr>
+          <w:rFonts w:hint="eastAsia"/>
+        </w:rPr>
+        <w:t>，称为奖励位</w:t>
+      </w:r>
+      <w:r>
+        <w:rPr>
+          <w:rFonts w:hint="eastAsia"/>
+        </w:rPr>
+        <w:t>。当</w:t>
+      </w:r>
+      <w:r>
+        <w:rPr>
+          <w:rFonts w:hint="eastAsia"/>
+        </w:rPr>
+        <w:t>地城</w:t>
+      </w:r>
+      <w:r>
+        <w:rPr>
+          <w:rFonts w:hint="eastAsia"/>
+        </w:rPr>
+        <w:t>区的一列或一行中没有牌时，玩家才可以使用</w:t>
+      </w:r>
+      <w:r>
+        <w:rPr>
+          <w:rFonts w:hint="eastAsia"/>
+        </w:rPr>
+        <w:t>相</w:t>
+      </w:r>
+      <w:r>
+        <w:rPr>
+          <w:rFonts w:hint="eastAsia"/>
+        </w:rPr>
+        <w:t>应</w:t>
+      </w:r>
+      <w:r>
+        <w:rPr>
+          <w:rFonts w:hint="eastAsia"/>
+        </w:rPr>
+        <w:t>奖励位</w:t>
+      </w:r>
+      <w:r>
+        <w:rPr>
+          <w:rFonts w:hint="eastAsia"/>
+        </w:rPr>
+        <w:t>的遭遇牌。</w:t>
+      </w:r>
+    </w:p>
+    <w:p>
+      <w:pPr>
+        <w:rPr>
+          <w:rFonts w:hint="eastAsia"/>
+        </w:rPr>
+      </w:pPr>
+      <w:r>
+        <w:tab/>
+      </w:r>
+      <w:r>
+        <w:rPr>
+          <w:rFonts w:hint="eastAsia"/>
+        </w:rPr>
+        <w:t>游戏中的</w:t>
+      </w:r>
+      <w:r>
+        <w:rPr>
+          <w:rFonts w:hint="eastAsia"/>
+        </w:rPr>
+        <w:t>“</w:t>
+      </w:r>
+      <w:r>
+        <w:rPr>
+          <w:rFonts w:hint="eastAsia"/>
+        </w:rPr>
+        <w:t>场上</w:t>
+      </w:r>
+      <w:r>
+        <w:rPr>
+          <w:rFonts w:hint="eastAsia"/>
+        </w:rPr>
+        <w:t>”</w:t>
+      </w:r>
+      <w:r>
+        <w:rPr>
+          <w:rFonts w:hint="eastAsia"/>
+        </w:rPr>
+        <w:t>指的即是地城区。</w:t>
+      </w:r>
+    </w:p>
+    <w:p>
+      <w:pPr>
+        <w:pStyle w:val="4"/>
+        <w:rPr>
+          <w:rFonts w:hint="eastAsia"/>
+        </w:rPr>
+      </w:pPr>
+      <w:r>
+        <w:rPr>
+          <w:rFonts w:hint="eastAsia"/>
+        </w:rPr>
+        <w:lastRenderedPageBreak/>
+        <w:t>战场</w:t>
+      </w:r>
+    </w:p>
+    <w:p>
+      <w:pPr>
+        <w:ind w:firstLine="420"/>
+        <w:rPr>
+          <w:rFonts w:hint="eastAsia"/>
+        </w:rPr>
+      </w:pPr>
+      <w:r>
+        <w:rPr>
+          <w:rFonts w:hint="eastAsia"/>
+        </w:rPr>
+        <w:t>本游戏中，一次战斗涉及多个房间，发生战斗的房间统称为战场。</w:t>
+      </w:r>
+      <w:r>
+        <w:rPr>
+          <w:rFonts w:hint="eastAsia"/>
+        </w:rPr>
+        <w:t>玩</w:t>
+      </w:r>
+      <w:r>
+        <w:rPr>
+          <w:rFonts w:hint="eastAsia"/>
+        </w:rPr>
+        <w:t>家</w:t>
+      </w:r>
+      <w:r>
+        <w:rPr>
+          <w:rFonts w:hint="eastAsia"/>
+        </w:rPr>
+        <w:t>选定地城</w:t>
+      </w:r>
+      <w:r>
+        <w:rPr>
+          <w:rFonts w:hint="eastAsia"/>
+        </w:rPr>
+        <w:t>区的一行或一列作为战</w:t>
+      </w:r>
+      <w:r>
+        <w:rPr>
+          <w:rFonts w:hint="eastAsia"/>
+        </w:rPr>
+        <w:t>场，然后按规则选定战场各房间结算的顺序，即可开始战斗，关于战斗的细节详见《战斗》。</w:t>
+      </w:r>
+    </w:p>
+    <w:p>
+      <w:pPr>
+        <w:pStyle w:val="4"/>
+        <w:rPr>
+          <w:rFonts w:hint="eastAsia"/>
+        </w:rPr>
+      </w:pPr>
+      <w:r>
+        <w:rPr>
+          <w:rFonts w:hint="eastAsia"/>
+        </w:rPr>
+        <w:t>挑战</w:t>
+      </w:r>
+      <w:r>
+        <w:rPr>
+          <w:rFonts w:hint="eastAsia"/>
+        </w:rPr>
+        <w:t>牌区</w:t>
+      </w:r>
+    </w:p>
+    <w:p>
+      <w:pPr>
+        <w:rPr>
+          <w:rFonts w:hint="eastAsia"/>
+        </w:rPr>
+      </w:pPr>
+      <w:r>
+        <w:tab/>
+      </w:r>
+      <w:r>
+        <w:rPr>
+          <w:rFonts w:hint="eastAsia"/>
+        </w:rPr>
+        <w:t>玩家需要在开局时</w:t>
+      </w:r>
+      <w:r>
+        <w:rPr>
+          <w:rFonts w:hint="eastAsia"/>
+        </w:rPr>
+        <w:t>从</w:t>
+      </w:r>
+      <w:proofErr w:type="gramStart"/>
+      <w:r>
+        <w:rPr>
+          <w:rFonts w:hint="eastAsia"/>
+        </w:rPr>
+        <w:t>挑战</w:t>
+      </w:r>
+      <w:r>
+        <w:rPr>
+          <w:rFonts w:hint="eastAsia"/>
+        </w:rPr>
+        <w:t>牌堆</w:t>
+      </w:r>
+      <w:r>
+        <w:rPr>
+          <w:rFonts w:hint="eastAsia"/>
+        </w:rPr>
+        <w:t>翻开</w:t>
+      </w:r>
+      <w:proofErr w:type="gramEnd"/>
+      <w:r>
+        <w:rPr>
+          <w:rFonts w:hint="eastAsia"/>
+        </w:rPr>
+        <w:t>1张</w:t>
+      </w:r>
+      <w:r>
+        <w:rPr>
+          <w:rFonts w:hint="eastAsia"/>
+        </w:rPr>
+        <w:t>挑战</w:t>
       </w:r>
       <w:r>
         <w:rPr>
@@ -490,41 +775,17 @@
         <w:rPr>
           <w:rFonts w:hint="eastAsia"/>
         </w:rPr>
+        <w:t>放入该区域</w:t>
+      </w:r>
+      <w:r>
+        <w:rPr>
+          <w:rFonts w:hint="eastAsia"/>
+        </w:rPr>
         <w:t>。</w:t>
       </w:r>
     </w:p>
     <w:p>
       <w:pPr>
-        <w:rPr>
-          <w:rFonts w:hint="eastAsia"/>
-        </w:rPr>
-      </w:pPr>
-      <w:r>
-        <w:tab/>
-      </w:r>
-      <w:r>
-        <w:rPr>
-          <w:rFonts w:hint="eastAsia"/>
-        </w:rPr>
-        <w:t>房间区每行的右边和每列的下边有一个额外的槽位，用于放置遭遇牌，称为遭遇牌位。遭遇牌是</w:t>
-      </w:r>
-      <w:proofErr w:type="gramStart"/>
-      <w:r>
-        <w:rPr>
-          <w:rFonts w:hint="eastAsia"/>
-        </w:rPr>
-        <w:t>玩家清</w:t>
-      </w:r>
-      <w:proofErr w:type="gramEnd"/>
-      <w:r>
-        <w:rPr>
-          <w:rFonts w:hint="eastAsia"/>
-        </w:rPr>
-        <w:t>空房间区的奖励，当房间区的一列或一行中没有牌时，玩家才可以使用对应位置的遭遇牌。</w:t>
-      </w:r>
-    </w:p>
-    <w:p>
-      <w:pPr>
         <w:pStyle w:val="4"/>
         <w:rPr>
           <w:rFonts w:hint="eastAsia"/>
@@ -534,56 +795,13 @@
         <w:rPr>
           <w:rFonts w:hint="eastAsia"/>
         </w:rPr>
-        <w:lastRenderedPageBreak/>
-        <w:t>备战区</w:t>
-      </w:r>
-    </w:p>
-    <w:p>
-      <w:pPr>
-        <w:rPr>
-          <w:rFonts w:hint="eastAsia"/>
-        </w:rPr>
-      </w:pPr>
-      <w:r>
-        <w:tab/>
-      </w:r>
-      <w:r>
-        <w:rPr>
-          <w:rFonts w:hint="eastAsia"/>
-        </w:rPr>
-        <w:t>游戏中玩家出牌的区域，对应房间区，其宽度和高度均与房间区一致</w:t>
-      </w:r>
-      <w:r>
-        <w:rPr>
-          <w:rFonts w:hint="eastAsia"/>
-        </w:rPr>
-        <w:t>，其中的槽位与房间区的槽位一一对应，称</w:t>
-      </w:r>
-      <w:r>
-        <w:rPr>
-          <w:rFonts w:hint="eastAsia"/>
-        </w:rPr>
-        <w:t>一对这样的槽位为一组</w:t>
-      </w:r>
-      <w:r>
-        <w:rPr>
-          <w:rFonts w:hint="eastAsia"/>
-        </w:rPr>
-        <w:t>对位。</w:t>
-      </w:r>
-    </w:p>
-    <w:p>
-      <w:pPr>
-        <w:pStyle w:val="4"/>
-        <w:rPr>
-          <w:rFonts w:hint="eastAsia"/>
-        </w:rPr>
-      </w:pPr>
-      <w:r>
-        <w:rPr>
-          <w:rFonts w:hint="eastAsia"/>
-        </w:rPr>
-        <w:t>战场</w:t>
+        <w:t>购买升级</w:t>
+      </w:r>
+      <w:r>
+        <w:rPr>
+          <w:rFonts w:hint="eastAsia"/>
+        </w:rPr>
+        <w:t>区</w:t>
       </w:r>
     </w:p>
     <w:p>
@@ -597,140 +815,34 @@
         <w:rPr>
           <w:rFonts w:hint="eastAsia"/>
         </w:rPr>
-        <w:t>玩家通过打出手牌到备战区，然后发起战斗消灭房间区的敌人的方式推进。玩家发起一场战斗时，需要从</w:t>
-      </w:r>
-      <w:proofErr w:type="gramStart"/>
-      <w:r>
-        <w:rPr>
-          <w:rFonts w:hint="eastAsia"/>
-        </w:rPr>
-        <w:t>备战区</w:t>
-      </w:r>
-      <w:proofErr w:type="gramEnd"/>
-      <w:r>
-        <w:rPr>
-          <w:rFonts w:hint="eastAsia"/>
-        </w:rPr>
-        <w:t>依次选出数个槽位，被选出的槽位的所有</w:t>
-      </w:r>
-      <w:proofErr w:type="gramStart"/>
-      <w:r>
-        <w:rPr>
-          <w:rFonts w:hint="eastAsia"/>
-        </w:rPr>
-        <w:t>牌按照</w:t>
-      </w:r>
-      <w:proofErr w:type="gramEnd"/>
-      <w:r>
-        <w:rPr>
-          <w:rFonts w:hint="eastAsia"/>
-        </w:rPr>
-        <w:t>被选择的顺序与其对位的槽位的所有牌交战，一组对位的交战称为一次交锋</w:t>
-      </w:r>
-      <w:r>
-        <w:rPr>
-          <w:rFonts w:hint="eastAsia"/>
-        </w:rPr>
-        <w:t>，参与一场战斗的所有槽位视为战场，其中的牌视为在战场上。</w:t>
-      </w:r>
-    </w:p>
-    <w:p>
-      <w:pPr>
-        <w:pStyle w:val="4"/>
-        <w:rPr>
-          <w:rFonts w:hint="eastAsia"/>
-        </w:rPr>
-      </w:pPr>
-      <w:r>
-        <w:rPr>
-          <w:rFonts w:hint="eastAsia"/>
-        </w:rPr>
-        <w:t>地</w:t>
-      </w:r>
-      <w:proofErr w:type="gramStart"/>
-      <w:r>
-        <w:rPr>
-          <w:rFonts w:hint="eastAsia"/>
-        </w:rPr>
-        <w:t>城</w:t>
-      </w:r>
-      <w:r>
-        <w:rPr>
-          <w:rFonts w:hint="eastAsia"/>
-        </w:rPr>
-        <w:t>牌区</w:t>
-      </w:r>
-      <w:proofErr w:type="gramEnd"/>
-    </w:p>
-    <w:p>
-      <w:pPr>
-        <w:rPr>
-          <w:rFonts w:hint="eastAsia"/>
-        </w:rPr>
-      </w:pPr>
-      <w:r>
-        <w:tab/>
-      </w:r>
-      <w:r>
-        <w:rPr>
-          <w:rFonts w:hint="eastAsia"/>
-        </w:rPr>
-        <w:t>玩家需要在开局时</w:t>
-      </w:r>
-      <w:r>
-        <w:rPr>
-          <w:rFonts w:hint="eastAsia"/>
-        </w:rPr>
-        <w:t>从地</w:t>
-      </w:r>
-      <w:proofErr w:type="gramStart"/>
-      <w:r>
-        <w:rPr>
-          <w:rFonts w:hint="eastAsia"/>
-        </w:rPr>
-        <w:t>城牌堆</w:t>
-      </w:r>
-      <w:proofErr w:type="gramEnd"/>
-      <w:r>
-        <w:rPr>
-          <w:rFonts w:hint="eastAsia"/>
-        </w:rPr>
-        <w:t>翻开1张</w:t>
-      </w:r>
-      <w:proofErr w:type="gramStart"/>
-      <w:r>
-        <w:rPr>
-          <w:rFonts w:hint="eastAsia"/>
-        </w:rPr>
-        <w:t>地城牌</w:t>
-      </w:r>
-      <w:r>
-        <w:rPr>
-          <w:rFonts w:hint="eastAsia"/>
-        </w:rPr>
-        <w:t>放入</w:t>
-      </w:r>
-      <w:proofErr w:type="gramEnd"/>
-      <w:r>
-        <w:rPr>
-          <w:rFonts w:hint="eastAsia"/>
-        </w:rPr>
-        <w:t>该区域</w:t>
-      </w:r>
-      <w:r>
-        <w:rPr>
-          <w:rFonts w:hint="eastAsia"/>
-        </w:rPr>
-        <w:t>。地</w:t>
-      </w:r>
-      <w:proofErr w:type="gramStart"/>
-      <w:r>
-        <w:rPr>
-          <w:rFonts w:hint="eastAsia"/>
-        </w:rPr>
-        <w:t>城牌决定</w:t>
-      </w:r>
-      <w:proofErr w:type="gramEnd"/>
+        <w:t>购买升级区放置</w:t>
+      </w:r>
+      <w:proofErr w:type="gramStart"/>
+      <w:r>
+        <w:rPr>
+          <w:rFonts w:hint="eastAsia"/>
+        </w:rPr>
+        <w:t>待购买</w:t>
+      </w:r>
+      <w:proofErr w:type="gramEnd"/>
+      <w:r>
+        <w:rPr>
+          <w:rFonts w:hint="eastAsia"/>
+        </w:rPr>
+        <w:t>的</w:t>
+      </w:r>
+      <w:r>
+        <w:rPr>
+          <w:rFonts w:hint="eastAsia"/>
+        </w:rPr>
+        <w:t>升级牌</w:t>
+      </w:r>
+      <w:r>
+        <w:rPr>
+          <w:rFonts w:hint="eastAsia"/>
+        </w:rPr>
+        <w:t>。</w:t>
+      </w:r>
       <w:r>
         <w:rPr>
           <w:rFonts w:hint="eastAsia"/>
@@ -741,91 +853,31 @@
         <w:rPr>
           <w:rFonts w:hint="eastAsia"/>
         </w:rPr>
-        <w:t>每次进入下一层</w:t>
-      </w:r>
-      <w:r>
-        <w:rPr>
-          <w:rFonts w:hint="eastAsia"/>
-        </w:rPr>
-        <w:t>时，</w:t>
-      </w:r>
-      <w:r>
-        <w:rPr>
-          <w:rFonts w:hint="eastAsia"/>
-        </w:rPr>
-        <w:t>需要加入</w:t>
-      </w:r>
-      <w:r>
-        <w:rPr>
-          <w:rFonts w:hint="eastAsia"/>
-        </w:rPr>
-        <w:t>哪些</w:t>
-      </w:r>
-      <w:r>
-        <w:rPr>
-          <w:rFonts w:hint="eastAsia"/>
-        </w:rPr>
-        <w:t>挑战内容</w:t>
-      </w:r>
-      <w:r>
-        <w:rPr>
-          <w:rFonts w:hint="eastAsia"/>
-        </w:rPr>
-        <w:t>。</w:t>
-      </w:r>
-    </w:p>
-    <w:p>
-      <w:pPr>
-        <w:pStyle w:val="4"/>
-        <w:rPr>
-          <w:rFonts w:hint="eastAsia"/>
-        </w:rPr>
-      </w:pPr>
-      <w:r>
-        <w:rPr>
-          <w:rFonts w:hint="eastAsia"/>
-        </w:rPr>
-        <w:t>备选升级牌区</w:t>
-      </w:r>
-    </w:p>
-    <w:p>
-      <w:pPr>
-        <w:ind w:firstLine="420"/>
-        <w:rPr>
-          <w:rFonts w:hint="eastAsia"/>
-        </w:rPr>
-      </w:pPr>
-      <w:proofErr w:type="gramStart"/>
-      <w:r>
-        <w:rPr>
-          <w:rFonts w:hint="eastAsia"/>
-        </w:rPr>
-        <w:t>待购买</w:t>
-      </w:r>
-      <w:proofErr w:type="gramEnd"/>
-      <w:r>
-        <w:rPr>
-          <w:rFonts w:hint="eastAsia"/>
-        </w:rPr>
-        <w:t>的升级牌放在备选升级牌区，玩家</w:t>
-      </w:r>
-      <w:r>
-        <w:rPr>
-          <w:rFonts w:hint="eastAsia"/>
-        </w:rPr>
         <w:t>自由行动时，</w:t>
       </w:r>
       <w:r>
         <w:rPr>
           <w:rFonts w:hint="eastAsia"/>
         </w:rPr>
-        <w:t>可以支付相应的技能点，从该区域获得升级牌，将其加入玩家面板的升级牌区。</w:t>
-      </w:r>
-      <w:r>
-        <w:rPr>
-          <w:rFonts w:hint="eastAsia"/>
-        </w:rPr>
-        <w:t>该区域默认最大容量为5。</w:t>
+        <w:t>可以支付</w:t>
+      </w:r>
+      <w:r>
+        <w:rPr>
+          <w:rFonts w:hint="eastAsia"/>
+        </w:rPr>
+        <w:t>技能点token</w:t>
+      </w:r>
+      <w:r>
+        <w:rPr>
+          <w:rFonts w:hint="eastAsia"/>
+        </w:rPr>
+        <w:t>，从该区域获得升级牌，将其加入玩家面板的升级牌区。</w:t>
+      </w:r>
+      <w:r>
+        <w:rPr>
+          <w:rFonts w:hint="eastAsia"/>
+        </w:rPr>
+        <w:t>默认情况下，购买升级区最多放置5张升级牌。</w:t>
       </w:r>
     </w:p>
     <w:p>
@@ -879,38 +931,40 @@
         <w:rPr>
           <w:rFonts w:hint="eastAsia"/>
         </w:rPr>
-        <w:t>弃牌堆，弃牌</w:t>
-      </w:r>
-      <w:proofErr w:type="gramEnd"/>
-      <w:r>
-        <w:rPr>
-          <w:rFonts w:hint="eastAsia"/>
-        </w:rPr>
-        <w:t>堆中牌的数量是计分</w:t>
-      </w:r>
-      <w:r>
-        <w:rPr>
-          <w:rFonts w:hint="eastAsia"/>
-        </w:rPr>
-        <w:t>时</w:t>
-      </w:r>
-      <w:r>
-        <w:rPr>
-          <w:rFonts w:hint="eastAsia"/>
-        </w:rPr>
-        <w:t>的</w:t>
-      </w:r>
-      <w:r>
-        <w:rPr>
-          <w:rFonts w:hint="eastAsia"/>
-        </w:rPr>
-        <w:t>标准</w:t>
-      </w:r>
-      <w:r>
-        <w:rPr>
-          <w:rFonts w:hint="eastAsia"/>
-        </w:rPr>
-        <w:t>，一般而言，玩家的目的是</w:t>
+        <w:t>弃牌堆</w:t>
+      </w:r>
+      <w:proofErr w:type="gramEnd"/>
+      <w:r>
+        <w:rPr>
+          <w:rFonts w:hint="eastAsia"/>
+        </w:rPr>
+        <w:t>。玩家进入新楼层时，需要根据</w:t>
+      </w:r>
+      <w:proofErr w:type="gramStart"/>
+      <w:r>
+        <w:rPr>
+          <w:rFonts w:hint="eastAsia"/>
+        </w:rPr>
+        <w:t>弃牌堆</w:t>
+      </w:r>
+      <w:proofErr w:type="gramEnd"/>
+      <w:r>
+        <w:rPr>
+          <w:rFonts w:hint="eastAsia"/>
+        </w:rPr>
+        <w:t>的牌的数量进行计分。</w:t>
+      </w:r>
+      <w:r>
+        <w:rPr>
+          <w:rFonts w:hint="eastAsia"/>
+        </w:rPr>
+        <w:t>一般而言，玩家</w:t>
+      </w:r>
+      <w:r>
+        <w:rPr>
+          <w:rFonts w:hint="eastAsia"/>
+        </w:rPr>
+        <w:t>需要在进入新楼层时</w:t>
       </w:r>
       <w:proofErr w:type="gramStart"/>
       <w:r>
@@ -1003,6 +1057,26 @@
     </w:p>
     <w:p>
       <w:pPr>
+        <w:pStyle w:val="4"/>
+        <w:rPr>
+          <w:rFonts w:hint="eastAsia"/>
+        </w:rPr>
+      </w:pPr>
+      <w:r>
+        <w:rPr>
+          <w:rFonts w:hint="eastAsia"/>
+        </w:rPr>
+        <w:t>背包</w:t>
+      </w:r>
+      <w:r>
+        <w:rPr>
+          <w:rFonts w:hint="eastAsia"/>
+        </w:rPr>
+        <w:t>区</w:t>
+      </w:r>
+    </w:p>
+    <w:p>
+      <w:pPr>
         <w:rPr>
           <w:rFonts w:hint="eastAsia"/>
         </w:rPr>
@@ -1014,49 +1088,93 @@
         <w:rPr>
           <w:rFonts w:hint="eastAsia"/>
         </w:rPr>
-        <w:t>玩家的</w:t>
-      </w:r>
-      <w:proofErr w:type="gramStart"/>
-      <w:r>
-        <w:rPr>
-          <w:rFonts w:hint="eastAsia"/>
-        </w:rPr>
-        <w:t>升级牌区没有</w:t>
-      </w:r>
-      <w:proofErr w:type="gramEnd"/>
-      <w:r>
-        <w:rPr>
-          <w:rFonts w:hint="eastAsia"/>
-        </w:rPr>
-        <w:t>牌时，如果备选</w:t>
-      </w:r>
-      <w:proofErr w:type="gramStart"/>
-      <w:r>
-        <w:rPr>
-          <w:rFonts w:hint="eastAsia"/>
-        </w:rPr>
-        <w:t>升级牌区有</w:t>
-      </w:r>
-      <w:proofErr w:type="gramEnd"/>
-      <w:r>
-        <w:rPr>
-          <w:rFonts w:hint="eastAsia"/>
-        </w:rPr>
-        <w:t>属性牌，则可以从备选</w:t>
-      </w:r>
-      <w:proofErr w:type="gramStart"/>
-      <w:r>
-        <w:rPr>
-          <w:rFonts w:hint="eastAsia"/>
-        </w:rPr>
-        <w:t>升级牌区免费</w:t>
-      </w:r>
-      <w:proofErr w:type="gramEnd"/>
-      <w:r>
-        <w:rPr>
-          <w:rFonts w:hint="eastAsia"/>
-        </w:rPr>
-        <w:t>选1张属性牌获得。</w:t>
+        <w:t>背包</w:t>
+      </w:r>
+      <w:r>
+        <w:rPr>
+          <w:rFonts w:hint="eastAsia"/>
+        </w:rPr>
+        <w:t>区</w:t>
+      </w:r>
+      <w:r>
+        <w:rPr>
+          <w:rFonts w:hint="eastAsia"/>
+        </w:rPr>
+        <w:t>放置</w:t>
+      </w:r>
+      <w:r>
+        <w:rPr>
+          <w:rFonts w:hint="eastAsia"/>
+        </w:rPr>
+        <w:t>道具</w:t>
+      </w:r>
+      <w:r>
+        <w:rPr>
+          <w:rFonts w:hint="eastAsia"/>
+        </w:rPr>
+        <w:t>牌。</w:t>
+      </w:r>
+      <w:r>
+        <w:rPr>
+          <w:rFonts w:hint="eastAsia"/>
+        </w:rPr>
+        <w:t>背包</w:t>
+      </w:r>
+      <w:r>
+        <w:rPr>
+          <w:rFonts w:hint="eastAsia"/>
+        </w:rPr>
+        <w:t>区</w:t>
+      </w:r>
+      <w:r>
+        <w:rPr>
+          <w:rFonts w:hint="eastAsia"/>
+        </w:rPr>
+        <w:t>的容量有限制</w:t>
+      </w:r>
+      <w:r>
+        <w:rPr>
+          <w:rFonts w:hint="eastAsia"/>
+        </w:rPr>
+        <w:t>，超出限制时，需要弃置</w:t>
+      </w:r>
+      <w:r>
+        <w:rPr>
+          <w:rFonts w:hint="eastAsia"/>
+        </w:rPr>
+        <w:t>原</w:t>
+      </w:r>
+      <w:r>
+        <w:rPr>
+          <w:rFonts w:hint="eastAsia"/>
+        </w:rPr>
+        <w:t>先放置在背包区的</w:t>
+      </w:r>
+      <w:proofErr w:type="gramStart"/>
+      <w:r>
+        <w:rPr>
+          <w:rFonts w:hint="eastAsia"/>
+        </w:rPr>
+        <w:t>牌</w:t>
+      </w:r>
+      <w:r>
+        <w:rPr>
+          <w:rFonts w:hint="eastAsia"/>
+        </w:rPr>
+        <w:t>才能</w:t>
+      </w:r>
+      <w:proofErr w:type="gramEnd"/>
+      <w:r>
+        <w:rPr>
+          <w:rFonts w:hint="eastAsia"/>
+        </w:rPr>
+        <w:t>放入新的道具牌</w:t>
+      </w:r>
+      <w:r>
+        <w:rPr>
+          <w:rFonts w:hint="eastAsia"/>
+        </w:rPr>
+        <w:t>。</w:t>
       </w:r>
     </w:p>
     <w:p>
@@ -1070,7 +1188,7 @@
         <w:rPr>
           <w:rFonts w:hint="eastAsia"/>
         </w:rPr>
-        <w:t>遗物区</w:t>
+        <w:t>计数区</w:t>
       </w:r>
     </w:p>
     <w:p>
@@ -1086,133 +1204,6 @@
         <w:rPr>
           <w:rFonts w:hint="eastAsia"/>
         </w:rPr>
-        <w:t>遗物区</w:t>
-      </w:r>
-      <w:r>
-        <w:rPr>
-          <w:rFonts w:hint="eastAsia"/>
-        </w:rPr>
-        <w:t>放置玩家获得的遗物牌，遗物区的容量有限制，超出限制而获得新的遗物牌时，需要将</w:t>
-      </w:r>
-      <w:r>
-        <w:rPr>
-          <w:rFonts w:hint="eastAsia"/>
-        </w:rPr>
-        <w:t>相应数量的</w:t>
-      </w:r>
-      <w:r>
-        <w:rPr>
-          <w:rFonts w:hint="eastAsia"/>
-        </w:rPr>
-        <w:t>原有遗物牌洗回遗物牌堆</w:t>
-      </w:r>
-      <w:r>
-        <w:rPr>
-          <w:rFonts w:hint="eastAsia"/>
-        </w:rPr>
-        <w:t>。</w:t>
-      </w:r>
-    </w:p>
-    <w:p>
-      <w:pPr>
-        <w:pStyle w:val="4"/>
-        <w:rPr>
-          <w:rFonts w:hint="eastAsia"/>
-        </w:rPr>
-      </w:pPr>
-      <w:r>
-        <w:rPr>
-          <w:rFonts w:hint="eastAsia"/>
-        </w:rPr>
-        <w:t>战利品区</w:t>
-      </w:r>
-    </w:p>
-    <w:p>
-      <w:pPr>
-        <w:rPr>
-          <w:rFonts w:hint="eastAsia"/>
-        </w:rPr>
-      </w:pPr>
-      <w:r>
-        <w:tab/>
-      </w:r>
-      <w:r>
-        <w:rPr>
-          <w:rFonts w:hint="eastAsia"/>
-        </w:rPr>
-        <w:t>战利品区用于</w:t>
-      </w:r>
-      <w:r>
-        <w:rPr>
-          <w:rFonts w:hint="eastAsia"/>
-        </w:rPr>
-        <w:t>放置</w:t>
-      </w:r>
-      <w:r>
-        <w:rPr>
-          <w:rFonts w:hint="eastAsia"/>
-        </w:rPr>
-        <w:t>战利品牌。战利品区</w:t>
-      </w:r>
-      <w:r>
-        <w:rPr>
-          <w:rFonts w:hint="eastAsia"/>
-        </w:rPr>
-        <w:t>的容量有限制</w:t>
-      </w:r>
-      <w:r>
-        <w:rPr>
-          <w:rFonts w:hint="eastAsia"/>
-        </w:rPr>
-        <w:t>，超出限制时，需要弃置</w:t>
-      </w:r>
-      <w:r>
-        <w:rPr>
-          <w:rFonts w:hint="eastAsia"/>
-        </w:rPr>
-        <w:t>将</w:t>
-      </w:r>
-      <w:r>
-        <w:rPr>
-          <w:rFonts w:hint="eastAsia"/>
-        </w:rPr>
-        <w:lastRenderedPageBreak/>
-        <w:t>相应数量的原有战利品牌</w:t>
-      </w:r>
-      <w:r>
-        <w:rPr>
-          <w:rFonts w:hint="eastAsia"/>
-        </w:rPr>
-        <w:t>。</w:t>
-      </w:r>
-    </w:p>
-    <w:p>
-      <w:pPr>
-        <w:pStyle w:val="4"/>
-        <w:rPr>
-          <w:rFonts w:hint="eastAsia"/>
-        </w:rPr>
-      </w:pPr>
-      <w:r>
-        <w:rPr>
-          <w:rFonts w:hint="eastAsia"/>
-        </w:rPr>
-        <w:t>计数区</w:t>
-      </w:r>
-    </w:p>
-    <w:p>
-      <w:pPr>
-        <w:rPr>
-          <w:rFonts w:hint="eastAsia"/>
-        </w:rPr>
-      </w:pPr>
-      <w:r>
-        <w:tab/>
-      </w:r>
-      <w:r>
-        <w:rPr>
-          <w:rFonts w:hint="eastAsia"/>
-        </w:rPr>
         <w:t>计数</w:t>
       </w:r>
       <w:proofErr w:type="gramStart"/>
@@ -1227,7 +1218,25 @@
         <w:rPr>
           <w:rFonts w:hint="eastAsia"/>
         </w:rPr>
-        <w:t>玩家的各项数据，包括生命值</w:t>
+        <w:t>玩家的各项数据，包括</w:t>
+      </w:r>
+      <w:r>
+        <w:rPr>
+          <w:rFonts w:hint="eastAsia"/>
+        </w:rPr>
+        <w:t>生命</w:t>
+      </w:r>
+      <w:r>
+        <w:rPr>
+          <w:rFonts w:hint="eastAsia"/>
+        </w:rPr>
+        <w:t>值</w:t>
+      </w:r>
+      <w:r>
+        <w:rPr>
+          <w:rFonts w:hint="eastAsia"/>
+        </w:rPr>
+        <w:t>（HP）</w:t>
       </w:r>
       <w:r>
         <w:rPr>
@@ -1239,37 +1248,7 @@
         <w:rPr>
           <w:rFonts w:hint="eastAsia"/>
         </w:rPr>
-        <w:t>道具点</w:t>
-      </w:r>
-      <w:r>
-        <w:rPr>
-          <w:rFonts w:hint="eastAsia"/>
-        </w:rPr>
-        <w:t>（Item Point，简称IP）</w:t>
-      </w:r>
-      <w:r>
-        <w:rPr>
-          <w:rFonts w:hint="eastAsia"/>
-        </w:rPr>
-        <w:t>、</w:t>
-      </w:r>
-      <w:r>
-        <w:rPr>
-          <w:rFonts w:hint="eastAsia"/>
-        </w:rPr>
-        <w:t>技能点</w:t>
-      </w:r>
-      <w:r>
-        <w:rPr>
-          <w:rFonts w:hint="eastAsia"/>
-        </w:rPr>
-        <w:t>（Skill Point，简称SP）</w:t>
-      </w:r>
-      <w:r>
-        <w:rPr>
-          <w:rFonts w:hint="eastAsia"/>
-        </w:rPr>
-        <w:t>、</w:t>
+        <w:t>魔力值（MP）、</w:t>
       </w:r>
       <w:r>
         <w:rPr>
@@ -1281,7 +1260,19 @@
         <w:rPr>
           <w:rFonts w:hint="eastAsia"/>
         </w:rPr>
-        <w:t>（Gold Point，简称GP）</w:t>
+        <w:t>（</w:t>
+      </w:r>
+      <w:r>
+        <w:rPr>
+          <w:rFonts w:hint="eastAsia"/>
+        </w:rPr>
+        <w:t>GP</w:t>
+      </w:r>
+      <w:r>
+        <w:rPr>
+          <w:rFonts w:hint="eastAsia"/>
+        </w:rPr>
+        <w:t>）</w:t>
       </w:r>
       <w:r>
         <w:rPr>
@@ -1308,74 +1299,6 @@
           <w:rFonts w:hint="eastAsia"/>
         </w:rPr>
         <w:t>分别记录个位和十位的数据。</w:t>
-      </w:r>
-    </w:p>
-    <w:p>
-      <w:pPr>
-        <w:rPr>
-          <w:rFonts w:hint="eastAsia"/>
-        </w:rPr>
-      </w:pPr>
-      <w:r>
-        <w:tab/>
-      </w:r>
-      <w:r>
-        <w:rPr>
-          <w:rFonts w:hint="eastAsia"/>
-        </w:rPr>
-        <w:t>道具</w:t>
-      </w:r>
-      <w:proofErr w:type="gramStart"/>
-      <w:r>
-        <w:rPr>
-          <w:rFonts w:hint="eastAsia"/>
-        </w:rPr>
-        <w:t>点用于</w:t>
-      </w:r>
-      <w:proofErr w:type="gramEnd"/>
-      <w:r>
-        <w:rPr>
-          <w:rFonts w:hint="eastAsia"/>
-        </w:rPr>
-        <w:t>使用</w:t>
-      </w:r>
-      <w:r>
-        <w:rPr>
-          <w:rFonts w:hint="eastAsia"/>
-        </w:rPr>
-        <w:t>遗物</w:t>
-      </w:r>
-      <w:r>
-        <w:rPr>
-          <w:rFonts w:hint="eastAsia"/>
-        </w:rPr>
-        <w:t>牌，技能</w:t>
-      </w:r>
-      <w:proofErr w:type="gramStart"/>
-      <w:r>
-        <w:rPr>
-          <w:rFonts w:hint="eastAsia"/>
-        </w:rPr>
-        <w:t>点用于</w:t>
-      </w:r>
-      <w:proofErr w:type="gramEnd"/>
-      <w:r>
-        <w:rPr>
-          <w:rFonts w:hint="eastAsia"/>
-        </w:rPr>
-        <w:t>购买升级牌，金币用于响应特定</w:t>
-      </w:r>
-      <w:r>
-        <w:rPr>
-          <w:rFonts w:hint="eastAsia"/>
-        </w:rPr>
-        <w:t>遭遇</w:t>
-      </w:r>
-      <w:r>
-        <w:rPr>
-          <w:rFonts w:hint="eastAsia"/>
-        </w:rPr>
-        <w:t>牌。</w:t>
       </w:r>
     </w:p>
     <w:p>
@@ -1498,7 +1421,14 @@
         <w:rPr>
           <w:rFonts w:hint="eastAsia"/>
         </w:rPr>
-        <w:t>该元素</w:t>
+        <w:t>该元</w:t>
+      </w:r>
+      <w:r>
+        <w:rPr>
+          <w:rFonts w:hint="eastAsia"/>
+        </w:rPr>
+        <w:lastRenderedPageBreak/>
+        <w:t>素</w:t>
       </w:r>
       <w:r>
         <w:rPr>
@@ -1634,7 +1564,69 @@
         <w:rPr>
           <w:rFonts w:hint="eastAsia"/>
         </w:rPr>
-        <w:t>效果文本按逗号分隔逐句处理，如果一句效果文本无法被正确处理，则后续的效果文本全部不处理。</w:t>
+        <w:t>效果文本按</w:t>
+      </w:r>
+      <w:r>
+        <w:rPr>
+          <w:rFonts w:hint="eastAsia"/>
+        </w:rPr>
+        <w:t>句号</w:t>
+      </w:r>
+      <w:r>
+        <w:rPr>
+          <w:rFonts w:hint="eastAsia"/>
+        </w:rPr>
+        <w:t>分</w:t>
+      </w:r>
+      <w:r>
+        <w:rPr>
+          <w:rFonts w:hint="eastAsia"/>
+        </w:rPr>
+        <w:t>割，</w:t>
+      </w:r>
+      <w:r>
+        <w:rPr>
+          <w:rFonts w:hint="eastAsia"/>
+        </w:rPr>
+        <w:t>逐句处理，如果一句效果文本无法被正确处理，则</w:t>
+      </w:r>
+      <w:r>
+        <w:rPr>
+          <w:rFonts w:hint="eastAsia"/>
+        </w:rPr>
+        <w:t>该</w:t>
+      </w:r>
+      <w:proofErr w:type="gramStart"/>
+      <w:r>
+        <w:rPr>
+          <w:rFonts w:hint="eastAsia"/>
+        </w:rPr>
+        <w:t>句效果</w:t>
+      </w:r>
+      <w:proofErr w:type="gramEnd"/>
+      <w:r>
+        <w:rPr>
+          <w:rFonts w:hint="eastAsia"/>
+        </w:rPr>
+        <w:t>文本中</w:t>
+      </w:r>
+      <w:r>
+        <w:rPr>
+          <w:rFonts w:hint="eastAsia"/>
+        </w:rPr>
+        <w:t>后续的效果文本全部不处理</w:t>
+      </w:r>
+      <w:r>
+        <w:rPr>
+          <w:rFonts w:hint="eastAsia"/>
+        </w:rPr>
+        <w:t>，从下一句效果开始处理</w:t>
+      </w:r>
+      <w:r>
+        <w:rPr>
+          <w:rFonts w:hint="eastAsia"/>
+        </w:rPr>
+        <w:t>。</w:t>
       </w:r>
     </w:p>
     <w:p>
@@ -1803,7 +1795,7 @@
         <w:rPr>
           <w:rFonts w:hint="eastAsia"/>
         </w:rPr>
-        <w:t>遭遇牌堆的</w:t>
+        <w:t>升级牌堆的</w:t>
       </w:r>
       <w:proofErr w:type="gramEnd"/>
       <w:r>
@@ -1827,169 +1819,103 @@
         <w:rPr>
           <w:rFonts w:hint="eastAsia"/>
         </w:rPr>
-        <w:t>遭遇牌堆包含</w:t>
-      </w:r>
-      <w:proofErr w:type="gramEnd"/>
-      <w:r>
-        <w:rPr>
-          <w:rFonts w:hint="eastAsia"/>
-        </w:rPr>
-        <w:t>事件牌和战利品牌。</w:t>
-      </w:r>
-      <w:r>
-        <w:rPr>
-          <w:rFonts w:hint="eastAsia"/>
-        </w:rPr>
-        <w:t>事件</w:t>
-      </w:r>
-      <w:proofErr w:type="gramStart"/>
+        <w:t>升级牌堆包含</w:t>
+      </w:r>
+      <w:proofErr w:type="gramEnd"/>
+      <w:r>
+        <w:rPr>
+          <w:rFonts w:hint="eastAsia"/>
+        </w:rPr>
+        <w:t>法术牌，技能牌和被动牌。</w:t>
+      </w:r>
+    </w:p>
+    <w:p>
+      <w:pPr>
+        <w:rPr>
+          <w:rFonts w:hint="eastAsia"/>
+        </w:rPr>
+      </w:pPr>
+      <w:r>
+        <w:tab/>
+      </w:r>
+      <w:r>
+        <w:rPr>
+          <w:rFonts w:hint="eastAsia"/>
+        </w:rPr>
+        <w:t>法术</w:t>
+      </w:r>
+      <w:proofErr w:type="gramStart"/>
+      <w:r>
+        <w:rPr>
+          <w:rFonts w:hint="eastAsia"/>
+        </w:rPr>
+        <w:t>牌通过</w:t>
+      </w:r>
+      <w:proofErr w:type="gramEnd"/>
+      <w:r>
+        <w:rPr>
+          <w:rFonts w:hint="eastAsia"/>
+        </w:rPr>
+        <w:t>支付MP使用。法术需要消耗的MP标注在牌面右上角。</w:t>
+      </w:r>
+    </w:p>
+    <w:p>
+      <w:pPr>
+        <w:rPr>
+          <w:rFonts w:hint="eastAsia"/>
+        </w:rPr>
+      </w:pPr>
+      <w:r>
+        <w:tab/>
+      </w:r>
+      <w:r>
+        <w:rPr>
+          <w:rFonts w:hint="eastAsia"/>
+        </w:rPr>
+        <w:t>技能牌需要场上有点数符合要求的化身牌时才能使用。使用时，用技能牌替换对应的化身牌，</w:t>
+      </w:r>
+      <w:r>
+        <w:rPr>
+          <w:rFonts w:hint="eastAsia"/>
+        </w:rPr>
+        <w:t>待到其离场时再放回玩家的升级牌区。</w:t>
+      </w:r>
+    </w:p>
+    <w:p>
+      <w:pPr>
+        <w:rPr>
+          <w:rFonts w:hint="eastAsia"/>
+        </w:rPr>
+      </w:pPr>
+      <w:r>
+        <w:tab/>
+      </w:r>
+      <w:r>
+        <w:rPr>
+          <w:rFonts w:hint="eastAsia"/>
+        </w:rPr>
+        <w:t>被动牌一经获得，其效果持续生效。</w:t>
+      </w:r>
+    </w:p>
+    <w:p>
+      <w:pPr>
+        <w:pStyle w:val="4"/>
+        <w:rPr>
+          <w:rFonts w:hint="eastAsia"/>
+        </w:rPr>
+      </w:pPr>
+      <w:r>
+        <w:rPr>
+          <w:rFonts w:hint="eastAsia"/>
+        </w:rPr>
+        <w:t>挑战</w:t>
+      </w:r>
       <w:r>
         <w:rPr>
           <w:rFonts w:hint="eastAsia"/>
         </w:rPr>
         <w:t>牌</w:t>
       </w:r>
-      <w:r>
-        <w:rPr>
-          <w:rFonts w:hint="eastAsia"/>
-        </w:rPr>
-        <w:t>效果</w:t>
-      </w:r>
-      <w:proofErr w:type="gramEnd"/>
-      <w:r>
-        <w:rPr>
-          <w:rFonts w:hint="eastAsia"/>
-        </w:rPr>
-        <w:t>结算完毕</w:t>
-      </w:r>
-      <w:r>
-        <w:rPr>
-          <w:rFonts w:hint="eastAsia"/>
-        </w:rPr>
-        <w:t>后送去遭遇</w:t>
-      </w:r>
-      <w:proofErr w:type="gramStart"/>
-      <w:r>
-        <w:rPr>
-          <w:rFonts w:hint="eastAsia"/>
-        </w:rPr>
-        <w:t>牌弃牌堆</w:t>
-      </w:r>
-      <w:proofErr w:type="gramEnd"/>
-      <w:r>
-        <w:rPr>
-          <w:rFonts w:hint="eastAsia"/>
-        </w:rPr>
-        <w:t>，</w:t>
-      </w:r>
-      <w:r>
-        <w:rPr>
-          <w:rFonts w:hint="eastAsia"/>
-        </w:rPr>
-        <w:t>玩家获得</w:t>
-      </w:r>
-      <w:r>
-        <w:rPr>
-          <w:rFonts w:hint="eastAsia"/>
-        </w:rPr>
-        <w:t>战利品牌</w:t>
-      </w:r>
-      <w:r>
-        <w:rPr>
-          <w:rFonts w:hint="eastAsia"/>
-        </w:rPr>
-        <w:t>时，先</w:t>
-      </w:r>
-      <w:r>
-        <w:rPr>
-          <w:rFonts w:hint="eastAsia"/>
-        </w:rPr>
-        <w:t>放入</w:t>
-      </w:r>
-      <w:r>
-        <w:rPr>
-          <w:rFonts w:hint="eastAsia"/>
-        </w:rPr>
-        <w:t>玩家面板的</w:t>
-      </w:r>
-      <w:r>
-        <w:rPr>
-          <w:rFonts w:hint="eastAsia"/>
-        </w:rPr>
-        <w:t>战利品堆</w:t>
-      </w:r>
-      <w:r>
-        <w:rPr>
-          <w:rFonts w:hint="eastAsia"/>
-        </w:rPr>
-        <w:t>，</w:t>
-      </w:r>
-      <w:r>
-        <w:rPr>
-          <w:rFonts w:hint="eastAsia"/>
-        </w:rPr>
-        <w:t>之后</w:t>
-      </w:r>
-      <w:r>
-        <w:rPr>
-          <w:rFonts w:hint="eastAsia"/>
-        </w:rPr>
-        <w:t>玩家使用战利品牌</w:t>
-      </w:r>
-      <w:r>
-        <w:rPr>
-          <w:rFonts w:hint="eastAsia"/>
-        </w:rPr>
-        <w:t>时，</w:t>
-      </w:r>
-      <w:r>
-        <w:rPr>
-          <w:rFonts w:hint="eastAsia"/>
-        </w:rPr>
-        <w:t>其</w:t>
-      </w:r>
-      <w:r>
-        <w:rPr>
-          <w:rFonts w:hint="eastAsia"/>
-        </w:rPr>
-        <w:t>效果结算完毕后再送去遭遇</w:t>
-      </w:r>
-      <w:proofErr w:type="gramStart"/>
-      <w:r>
-        <w:rPr>
-          <w:rFonts w:hint="eastAsia"/>
-        </w:rPr>
-        <w:t>牌弃牌堆</w:t>
-      </w:r>
-      <w:proofErr w:type="gramEnd"/>
-      <w:r>
-        <w:rPr>
-          <w:rFonts w:hint="eastAsia"/>
-        </w:rPr>
-        <w:t>。</w:t>
-      </w:r>
-    </w:p>
-    <w:p>
-      <w:pPr>
-        <w:pStyle w:val="4"/>
-        <w:rPr>
-          <w:rFonts w:hint="eastAsia"/>
-        </w:rPr>
-      </w:pPr>
-      <w:proofErr w:type="gramStart"/>
-      <w:r>
-        <w:rPr>
-          <w:rFonts w:hint="eastAsia"/>
-        </w:rPr>
-        <w:t>遗物牌堆的</w:t>
-      </w:r>
-      <w:proofErr w:type="gramEnd"/>
-      <w:r>
-        <w:rPr>
-          <w:rFonts w:hint="eastAsia"/>
-        </w:rPr>
-        <w:t>牌</w:t>
-      </w:r>
     </w:p>
     <w:p>
       <w:pPr>
@@ -2000,544 +1926,31 @@
       <w:r>
         <w:tab/>
       </w:r>
-      <w:proofErr w:type="gramStart"/>
-      <w:r>
-        <w:rPr>
-          <w:rFonts w:hint="eastAsia"/>
-        </w:rPr>
-        <w:t>遗物牌右上角</w:t>
-      </w:r>
-      <w:proofErr w:type="gramEnd"/>
-      <w:r>
-        <w:rPr>
-          <w:rFonts w:hint="eastAsia"/>
-        </w:rPr>
-        <w:t>的点数表示使用该道具需要支付的道具点数。部分遗物牌牌名下方</w:t>
-      </w:r>
-      <w:r>
-        <w:rPr>
-          <w:rFonts w:hint="eastAsia"/>
-        </w:rPr>
-        <w:lastRenderedPageBreak/>
-        <w:t>有标签标注其类型，用于相应部分限定道具</w:t>
-      </w:r>
-      <w:proofErr w:type="gramStart"/>
-      <w:r>
-        <w:rPr>
-          <w:rFonts w:hint="eastAsia"/>
-        </w:rPr>
-        <w:t>牌类型</w:t>
-      </w:r>
-      <w:proofErr w:type="gramEnd"/>
-      <w:r>
-        <w:rPr>
-          <w:rFonts w:hint="eastAsia"/>
-        </w:rPr>
-        <w:t>的效果。</w:t>
-      </w:r>
-    </w:p>
-    <w:p>
-      <w:pPr>
-        <w:ind w:firstLine="420"/>
-        <w:rPr>
-          <w:rFonts w:hint="eastAsia"/>
-        </w:rPr>
-      </w:pPr>
-      <w:r>
-        <w:rPr>
-          <w:rFonts w:hint="eastAsia"/>
-        </w:rPr>
-        <w:t>只要道具点数足够，</w:t>
-      </w:r>
-      <w:r>
-        <w:rPr>
-          <w:rFonts w:hint="eastAsia"/>
-        </w:rPr>
-        <w:t>遗物牌可以重复使用。</w:t>
-      </w:r>
-    </w:p>
-    <w:p>
-      <w:pPr>
-        <w:pStyle w:val="4"/>
-        <w:rPr>
-          <w:rFonts w:hint="eastAsia"/>
-        </w:rPr>
-      </w:pPr>
-      <w:proofErr w:type="gramStart"/>
-      <w:r>
-        <w:rPr>
-          <w:rFonts w:hint="eastAsia"/>
-        </w:rPr>
-        <w:t>升级牌堆的</w:t>
-      </w:r>
-      <w:proofErr w:type="gramEnd"/>
-      <w:r>
-        <w:rPr>
-          <w:rFonts w:hint="eastAsia"/>
-        </w:rPr>
-        <w:t>牌</w:t>
-      </w:r>
-    </w:p>
-    <w:p>
-      <w:pPr>
-        <w:rPr>
-          <w:rFonts w:hint="eastAsia"/>
-        </w:rPr>
-      </w:pPr>
-      <w:r>
-        <w:tab/>
-      </w:r>
-      <w:proofErr w:type="gramStart"/>
-      <w:r>
-        <w:rPr>
-          <w:rFonts w:hint="eastAsia"/>
-        </w:rPr>
-        <w:t>升级牌堆包含</w:t>
-      </w:r>
-      <w:proofErr w:type="gramEnd"/>
-      <w:r>
-        <w:rPr>
-          <w:rFonts w:hint="eastAsia"/>
-        </w:rPr>
-        <w:t>属性牌和能力牌</w:t>
-      </w:r>
-      <w:r>
-        <w:rPr>
-          <w:rFonts w:hint="eastAsia"/>
-        </w:rPr>
-        <w:t>。</w:t>
-      </w:r>
-      <w:r>
-        <w:rPr>
-          <w:rFonts w:hint="eastAsia"/>
-        </w:rPr>
-        <w:t>升级牌</w:t>
-      </w:r>
-      <w:r>
-        <w:rPr>
-          <w:rFonts w:hint="eastAsia"/>
-        </w:rPr>
-        <w:t>中央</w:t>
-      </w:r>
-      <w:r>
-        <w:rPr>
-          <w:rFonts w:hint="eastAsia"/>
-        </w:rPr>
-        <w:t>的点数表示购买本牌所需支付的技能点数。</w:t>
-      </w:r>
-      <w:r>
-        <w:rPr>
-          <w:rFonts w:hint="eastAsia"/>
-        </w:rPr>
-        <w:t>升级牌</w:t>
-      </w:r>
-      <w:r>
-        <w:rPr>
-          <w:rFonts w:hint="eastAsia"/>
-        </w:rPr>
-        <w:t>可以替代</w:t>
-      </w:r>
-      <w:proofErr w:type="gramStart"/>
-      <w:r>
-        <w:rPr>
-          <w:rFonts w:hint="eastAsia"/>
-        </w:rPr>
-        <w:t>主牌堆牌打出</w:t>
-      </w:r>
-      <w:proofErr w:type="gramEnd"/>
-      <w:r>
-        <w:rPr>
-          <w:rFonts w:hint="eastAsia"/>
-        </w:rPr>
-        <w:t>，视为点数为1的怪物牌</w:t>
-      </w:r>
-      <w:r>
-        <w:rPr>
-          <w:rFonts w:hint="eastAsia"/>
-        </w:rPr>
-        <w:t>。升级牌</w:t>
-      </w:r>
-      <w:r>
-        <w:rPr>
-          <w:rFonts w:hint="eastAsia"/>
-        </w:rPr>
-        <w:t>离场时</w:t>
-      </w:r>
-      <w:r>
-        <w:rPr>
-          <w:rFonts w:hint="eastAsia"/>
-        </w:rPr>
-        <w:t>，</w:t>
-      </w:r>
-      <w:r>
-        <w:rPr>
-          <w:rFonts w:hint="eastAsia"/>
-        </w:rPr>
-        <w:t>将其横置后再放回玩家面板的升级牌区。</w:t>
-      </w:r>
-    </w:p>
-    <w:p>
-      <w:pPr>
-        <w:rPr>
-          <w:rFonts w:hint="eastAsia"/>
-        </w:rPr>
-      </w:pPr>
-      <w:r>
-        <w:tab/>
-      </w:r>
-      <w:r>
-        <w:rPr>
-          <w:rFonts w:hint="eastAsia"/>
-        </w:rPr>
-        <w:t>属性牌是没有效果的升级牌，但游戏中存在部分效果仅响应属性牌。此外，备选</w:t>
-      </w:r>
-      <w:proofErr w:type="gramStart"/>
-      <w:r>
-        <w:rPr>
-          <w:rFonts w:hint="eastAsia"/>
-        </w:rPr>
-        <w:t>升级牌区有</w:t>
-      </w:r>
-      <w:proofErr w:type="gramEnd"/>
-      <w:r>
-        <w:rPr>
-          <w:rFonts w:hint="eastAsia"/>
-        </w:rPr>
-        <w:t>属性牌，而玩家</w:t>
-      </w:r>
-      <w:proofErr w:type="gramStart"/>
-      <w:r>
-        <w:rPr>
-          <w:rFonts w:hint="eastAsia"/>
-        </w:rPr>
-        <w:t>升级牌区没有</w:t>
-      </w:r>
-      <w:proofErr w:type="gramEnd"/>
-      <w:r>
-        <w:rPr>
-          <w:rFonts w:hint="eastAsia"/>
-        </w:rPr>
-        <w:t>牌时，可以免费从备选</w:t>
-      </w:r>
-      <w:proofErr w:type="gramStart"/>
-      <w:r>
-        <w:rPr>
-          <w:rFonts w:hint="eastAsia"/>
-        </w:rPr>
-        <w:t>升级牌区选</w:t>
-      </w:r>
-      <w:proofErr w:type="gramEnd"/>
-      <w:r>
-        <w:rPr>
-          <w:rFonts w:hint="eastAsia"/>
-        </w:rPr>
-        <w:t>1张属性牌获得。</w:t>
-      </w:r>
-    </w:p>
-    <w:p>
-      <w:pPr>
-        <w:ind w:firstLine="420"/>
-        <w:rPr>
-          <w:rFonts w:hint="eastAsia"/>
-        </w:rPr>
-      </w:pPr>
-      <w:r>
-        <w:rPr>
-          <w:rFonts w:hint="eastAsia"/>
-        </w:rPr>
-        <w:t>能力牌是有特殊效果的升级牌。</w:t>
-      </w:r>
-      <w:r>
-        <w:rPr>
-          <w:rFonts w:hint="eastAsia"/>
-        </w:rPr>
-        <w:t>能力牌</w:t>
-      </w:r>
-      <w:r>
-        <w:rPr>
-          <w:rFonts w:hint="eastAsia"/>
-        </w:rPr>
-        <w:t>代替</w:t>
-      </w:r>
-      <w:proofErr w:type="gramStart"/>
-      <w:r>
-        <w:rPr>
-          <w:rFonts w:hint="eastAsia"/>
-        </w:rPr>
-        <w:t>主牌堆牌打出</w:t>
-      </w:r>
-      <w:proofErr w:type="gramEnd"/>
-      <w:r>
-        <w:rPr>
-          <w:rFonts w:hint="eastAsia"/>
-        </w:rPr>
-        <w:t>时或响应其他效果时，视作某一种属性牌</w:t>
-      </w:r>
-      <w:r>
-        <w:rPr>
-          <w:rFonts w:hint="eastAsia"/>
-        </w:rPr>
-        <w:t>，</w:t>
-      </w:r>
-      <w:r>
-        <w:rPr>
-          <w:rFonts w:hint="eastAsia"/>
-        </w:rPr>
-        <w:t>具体视作哪种属性牌由牌名下方的标签决定，部分能力</w:t>
-      </w:r>
-      <w:proofErr w:type="gramStart"/>
-      <w:r>
-        <w:rPr>
-          <w:rFonts w:hint="eastAsia"/>
-        </w:rPr>
-        <w:t>牌拥有</w:t>
-      </w:r>
-      <w:proofErr w:type="gramEnd"/>
-      <w:r>
-        <w:rPr>
-          <w:rFonts w:hint="eastAsia"/>
-        </w:rPr>
-        <w:t>“全能”标签，可以视作任意一种属性牌。</w:t>
-      </w:r>
-      <w:r>
-        <w:rPr>
-          <w:rFonts w:hint="eastAsia"/>
-        </w:rPr>
-        <w:t>能力牌的效果分为被动生效、触发和主动使用三种</w:t>
-      </w:r>
-      <w:r>
-        <w:rPr>
-          <w:rFonts w:hint="eastAsia"/>
-        </w:rPr>
-        <w:t>，</w:t>
-      </w:r>
-      <w:r>
-        <w:rPr>
-          <w:rFonts w:hint="eastAsia"/>
-        </w:rPr>
-        <w:t>非被动生效的能力牌，在</w:t>
-      </w:r>
-      <w:r>
-        <w:rPr>
-          <w:rFonts w:hint="eastAsia"/>
-        </w:rPr>
-        <w:t>其效果结算完毕后需要将其横置。</w:t>
-      </w:r>
-    </w:p>
-    <w:p>
-      <w:pPr>
-        <w:ind w:firstLine="420"/>
-        <w:rPr>
-          <w:rFonts w:hint="eastAsia"/>
-        </w:rPr>
-      </w:pPr>
-      <w:r>
-        <w:rPr>
-          <w:rFonts w:hint="eastAsia"/>
-        </w:rPr>
-        <w:t>部分能力牌的被动效果允许玩家</w:t>
-      </w:r>
-      <w:r>
-        <w:rPr>
-          <w:rFonts w:hint="eastAsia"/>
-        </w:rPr>
-        <w:t>将升级牌堆叠后再打出。</w:t>
-      </w:r>
-      <w:r>
-        <w:rPr>
-          <w:rFonts w:hint="eastAsia"/>
-        </w:rPr>
-        <w:t>将</w:t>
-      </w:r>
-      <w:r>
-        <w:rPr>
-          <w:rFonts w:hint="eastAsia"/>
-        </w:rPr>
-        <w:t>升级牌堆叠时，堆叠中所有升级牌必须具有相同的属性</w:t>
-      </w:r>
-      <w:r>
-        <w:rPr>
-          <w:rFonts w:hint="eastAsia"/>
-        </w:rPr>
-        <w:t>。堆叠</w:t>
-      </w:r>
-      <w:r>
-        <w:rPr>
-          <w:rFonts w:hint="eastAsia"/>
-        </w:rPr>
-        <w:t>的</w:t>
-      </w:r>
-      <w:r>
-        <w:rPr>
-          <w:rFonts w:hint="eastAsia"/>
-        </w:rPr>
-        <w:t>升级牌视作点数为X的怪物牌，X为堆叠中牌的数量。堆叠升级牌离场时，仅需将堆叠顶端的牌横置，然后将堆叠中的所有升级牌放回玩家面板的升级牌区。</w:t>
-      </w:r>
-    </w:p>
-    <w:p>
-      <w:pPr>
-        <w:ind w:firstLine="420"/>
-      </w:pPr>
-      <w:r>
-        <w:rPr>
-          <w:rFonts w:hint="eastAsia"/>
-        </w:rPr>
-        <w:t>玩家</w:t>
-      </w:r>
-      <w:r>
-        <w:rPr>
-          <w:rFonts w:hint="eastAsia"/>
-        </w:rPr>
-        <w:t>重整</w:t>
-      </w:r>
-      <w:r>
-        <w:rPr>
-          <w:rFonts w:hint="eastAsia"/>
-        </w:rPr>
-        <w:t>后</w:t>
-      </w:r>
-      <w:r>
-        <w:rPr>
-          <w:rFonts w:hint="eastAsia"/>
-        </w:rPr>
-        <w:t>可以</w:t>
-      </w:r>
-      <w:r>
-        <w:rPr>
-          <w:rFonts w:hint="eastAsia"/>
-        </w:rPr>
-        <w:t>复位</w:t>
-      </w:r>
-      <w:r>
-        <w:rPr>
-          <w:rFonts w:hint="eastAsia"/>
-        </w:rPr>
-        <w:t>所有横置的升级牌</w:t>
-      </w:r>
-      <w:r>
-        <w:rPr>
-          <w:rFonts w:hint="eastAsia"/>
-        </w:rPr>
-        <w:t>。</w:t>
-      </w:r>
-    </w:p>
-    <w:p>
-      <w:pPr>
-        <w:pStyle w:val="4"/>
-      </w:pPr>
-      <w:r>
-        <w:rPr>
-          <w:rFonts w:hint="eastAsia"/>
-        </w:rPr>
-        <w:t>地城牌</w:t>
-      </w:r>
-    </w:p>
-    <w:p>
-      <w:pPr>
-        <w:rPr>
-          <w:rFonts w:hint="eastAsia"/>
-        </w:rPr>
-      </w:pPr>
-      <w:r>
-        <w:tab/>
-      </w:r>
-      <w:proofErr w:type="gramStart"/>
-      <w:r>
-        <w:rPr>
-          <w:rFonts w:hint="eastAsia"/>
-        </w:rPr>
-        <w:t>地城牌在</w:t>
-      </w:r>
-      <w:proofErr w:type="gramEnd"/>
-      <w:r>
-        <w:rPr>
-          <w:rFonts w:hint="eastAsia"/>
-        </w:rPr>
-        <w:t>玩家</w:t>
-      </w:r>
-      <w:proofErr w:type="gramStart"/>
-      <w:r>
-        <w:rPr>
-          <w:rFonts w:hint="eastAsia"/>
-        </w:rPr>
-        <w:t>下层时</w:t>
-      </w:r>
-      <w:proofErr w:type="gramEnd"/>
-      <w:r>
-        <w:rPr>
-          <w:rFonts w:hint="eastAsia"/>
-        </w:rPr>
-        <w:t>为游戏添加额外的难度项，</w:t>
-      </w:r>
-      <w:proofErr w:type="gramStart"/>
-      <w:r>
-        <w:rPr>
-          <w:rFonts w:hint="eastAsia"/>
-        </w:rPr>
-        <w:t>地城牌的</w:t>
-      </w:r>
-      <w:proofErr w:type="gramEnd"/>
-      <w:r>
-        <w:rPr>
-          <w:rFonts w:hint="eastAsia"/>
-        </w:rPr>
-        <w:t>效果是累进的，当前地城深度为3时，同时适用</w:t>
-      </w:r>
-      <w:proofErr w:type="gramStart"/>
-      <w:r>
-        <w:rPr>
-          <w:rFonts w:hint="eastAsia"/>
-        </w:rPr>
-        <w:t>地城牌在</w:t>
-      </w:r>
-      <w:proofErr w:type="gramEnd"/>
-      <w:r>
-        <w:rPr>
-          <w:rFonts w:hint="eastAsia"/>
-        </w:rPr>
-        <w:t>第2层的效果和</w:t>
-      </w:r>
-      <w:proofErr w:type="gramStart"/>
-      <w:r>
-        <w:rPr>
-          <w:rFonts w:hint="eastAsia"/>
-        </w:rPr>
-        <w:t>地城牌在</w:t>
-      </w:r>
-      <w:proofErr w:type="gramEnd"/>
-      <w:r>
-        <w:rPr>
-          <w:rFonts w:hint="eastAsia"/>
-        </w:rPr>
-        <w:t>第3层的效果。</w:t>
-      </w:r>
-      <w:proofErr w:type="gramStart"/>
-      <w:r>
-        <w:rPr>
-          <w:rFonts w:hint="eastAsia"/>
-        </w:rPr>
-        <w:t>地城牌上</w:t>
-      </w:r>
-      <w:proofErr w:type="gramEnd"/>
-      <w:r>
-        <w:rPr>
-          <w:rFonts w:hint="eastAsia"/>
-        </w:rPr>
-        <w:t>标注了胜利条件，玩家完成</w:t>
-      </w:r>
-      <w:proofErr w:type="gramStart"/>
-      <w:r>
-        <w:rPr>
-          <w:rFonts w:hint="eastAsia"/>
-        </w:rPr>
-        <w:t>地城牌上</w:t>
-      </w:r>
-      <w:proofErr w:type="gramEnd"/>
-      <w:r>
-        <w:rPr>
-          <w:rFonts w:hint="eastAsia"/>
-        </w:rPr>
-        <w:t>标注的胜利条件时即赢得游戏。</w:t>
+      <w:r>
+        <w:rPr>
+          <w:rFonts w:hint="eastAsia"/>
+        </w:rPr>
+        <w:t>挑战</w:t>
+      </w:r>
+      <w:proofErr w:type="gramStart"/>
+      <w:r>
+        <w:rPr>
+          <w:rFonts w:hint="eastAsia"/>
+        </w:rPr>
+        <w:t>牌决定</w:t>
+      </w:r>
+      <w:proofErr w:type="gramEnd"/>
+      <w:r>
+        <w:rPr>
+          <w:rFonts w:hint="eastAsia"/>
+        </w:rPr>
+        <w:t>玩家每次进入新的楼层时，需要执行哪些步骤，例如加入新内容或适用新规则。挑战</w:t>
+      </w:r>
+      <w:r>
+        <w:rPr>
+          <w:rFonts w:hint="eastAsia"/>
+        </w:rPr>
+        <w:t>牌上标注了胜利条件，玩家完成胜利条件时即赢得游戏。</w:t>
       </w:r>
     </w:p>
     <w:p>
@@ -2574,7 +1987,19 @@
         <w:rPr>
           <w:rFonts w:hint="eastAsia"/>
         </w:rPr>
-        <w:t>游戏开始时，从陷阱牌组中抽取10张，从怪物牌组中抽取40张，合计50张牌洗混，组成主牌堆；将事件牌组和战利品牌</w:t>
+        <w:t>游戏开始时，从陷阱牌组中抽取10张，从怪物牌组中抽取40张，合计50张牌洗混，组成主牌堆；将事件牌组和</w:t>
+      </w:r>
+      <w:r>
+        <w:rPr>
+          <w:rFonts w:hint="eastAsia"/>
+        </w:rPr>
+        <w:t>道具</w:t>
+      </w:r>
+      <w:r>
+        <w:rPr>
+          <w:rFonts w:hint="eastAsia"/>
+        </w:rPr>
+        <w:t>牌</w:t>
       </w:r>
       <w:proofErr w:type="gramStart"/>
       <w:r>
@@ -2588,35 +2013,75 @@
         <w:rPr>
           <w:rFonts w:hint="eastAsia"/>
         </w:rPr>
-        <w:t>，组成遭遇牌堆；将饰品牌组和道具牌</w:t>
-      </w:r>
-      <w:proofErr w:type="gramStart"/>
-      <w:r>
-        <w:rPr>
-          <w:rFonts w:hint="eastAsia"/>
-        </w:rPr>
-        <w:t>组洗混</w:t>
-      </w:r>
-      <w:proofErr w:type="gramEnd"/>
-      <w:r>
-        <w:rPr>
-          <w:rFonts w:hint="eastAsia"/>
-        </w:rPr>
-        <w:t>，组成遗物牌堆；将属性牌组和技能牌</w:t>
-      </w:r>
-      <w:proofErr w:type="gramStart"/>
-      <w:r>
-        <w:rPr>
-          <w:rFonts w:hint="eastAsia"/>
-        </w:rPr>
-        <w:t>组洗混</w:t>
-      </w:r>
-      <w:proofErr w:type="gramEnd"/>
-      <w:r>
-        <w:rPr>
-          <w:rFonts w:hint="eastAsia"/>
-        </w:rPr>
-        <w:t>，组成升级牌堆。</w:t>
+        <w:t>，组成遭遇牌堆；将</w:t>
+      </w:r>
+      <w:r>
+        <w:rPr>
+          <w:rFonts w:hint="eastAsia"/>
+        </w:rPr>
+        <w:t>法术</w:t>
+      </w:r>
+      <w:r>
+        <w:rPr>
+          <w:rFonts w:hint="eastAsia"/>
+        </w:rPr>
+        <w:t>牌组</w:t>
+      </w:r>
+      <w:r>
+        <w:rPr>
+          <w:rFonts w:hint="eastAsia"/>
+        </w:rPr>
+        <w:t>、技能</w:t>
+      </w:r>
+      <w:r>
+        <w:rPr>
+          <w:rFonts w:hint="eastAsia"/>
+        </w:rPr>
+        <w:t>牌组</w:t>
+      </w:r>
+      <w:r>
+        <w:rPr>
+          <w:rFonts w:hint="eastAsia"/>
+        </w:rPr>
+        <w:t>和被动牌</w:t>
+      </w:r>
+      <w:proofErr w:type="gramStart"/>
+      <w:r>
+        <w:rPr>
+          <w:rFonts w:hint="eastAsia"/>
+        </w:rPr>
+        <w:t>组</w:t>
+      </w:r>
+      <w:r>
+        <w:rPr>
+          <w:rFonts w:hint="eastAsia"/>
+        </w:rPr>
+        <w:t>洗混</w:t>
+      </w:r>
+      <w:proofErr w:type="gramEnd"/>
+      <w:r>
+        <w:rPr>
+          <w:rFonts w:hint="eastAsia"/>
+        </w:rPr>
+        <w:t>，组成</w:t>
+      </w:r>
+      <w:r>
+        <w:rPr>
+          <w:rFonts w:hint="eastAsia"/>
+        </w:rPr>
+        <w:t>升级</w:t>
+      </w:r>
+      <w:r>
+        <w:rPr>
+          <w:rFonts w:hint="eastAsia"/>
+        </w:rPr>
+        <w:t>牌堆</w:t>
+      </w:r>
+      <w:r>
+        <w:rPr>
+          <w:rFonts w:hint="eastAsia"/>
+        </w:rPr>
+        <w:t>。</w:t>
       </w:r>
       <w:r>
         <w:rPr>
@@ -2684,7 +2149,14 @@
         <w:rPr>
           <w:rFonts w:hint="eastAsia"/>
         </w:rPr>
-        <w:t>没有其他手牌基数来源时，</w:t>
+        <w:t>没有其他手牌</w:t>
+      </w:r>
+      <w:r>
+        <w:rPr>
+          <w:rFonts w:hint="eastAsia"/>
+        </w:rPr>
+        <w:lastRenderedPageBreak/>
+        <w:t>基数来源时，</w:t>
       </w:r>
       <w:r>
         <w:rPr>
@@ -2708,7 +2180,19 @@
         <w:rPr>
           <w:rFonts w:hint="eastAsia"/>
         </w:rPr>
-        <w:t>，初始为5</w:t>
+        <w:t>，</w:t>
+      </w:r>
+      <w:r>
+        <w:rPr>
+          <w:rFonts w:hint="eastAsia"/>
+        </w:rPr>
+        <w:t>即</w:t>
+      </w:r>
+      <w:r>
+        <w:rPr>
+          <w:rFonts w:hint="eastAsia"/>
+        </w:rPr>
+        <w:t>初始为5</w:t>
       </w:r>
       <w:r>
         <w:rPr>
@@ -2720,7 +2204,19 @@
         <w:rPr>
           <w:rFonts w:hint="eastAsia"/>
         </w:rPr>
-        <w:t>默认的战利品区容量是</w:t>
+        <w:t>默认的</w:t>
+      </w:r>
+      <w:r>
+        <w:rPr>
+          <w:rFonts w:hint="eastAsia"/>
+        </w:rPr>
+        <w:t>背包</w:t>
+      </w:r>
+      <w:r>
+        <w:rPr>
+          <w:rFonts w:hint="eastAsia"/>
+        </w:rPr>
+        <w:t>区容量是</w:t>
       </w:r>
       <w:r>
         <w:rPr>
@@ -2732,24 +2228,6 @@
         <w:rPr>
           <w:rFonts w:hint="eastAsia"/>
         </w:rPr>
-        <w:t>，</w:t>
-      </w:r>
-      <w:r>
-        <w:rPr>
-          <w:rFonts w:hint="eastAsia"/>
-        </w:rPr>
-        <w:t>遗物</w:t>
-      </w:r>
-      <w:r>
-        <w:rPr>
-          <w:rFonts w:hint="eastAsia"/>
-        </w:rPr>
-        <w:t>区容量是3</w:t>
-      </w:r>
-      <w:r>
-        <w:rPr>
-          <w:rFonts w:hint="eastAsia"/>
-        </w:rPr>
         <w:t>。玩家</w:t>
       </w:r>
       <w:r>
@@ -2762,162 +2240,89 @@
         <w:rPr>
           <w:rFonts w:hint="eastAsia"/>
         </w:rPr>
+        <w:t>1个技能点token</w:t>
+      </w:r>
+      <w:r>
+        <w:rPr>
+          <w:rFonts w:hint="eastAsia"/>
+        </w:rPr>
+        <w:t>。</w:t>
+      </w:r>
+    </w:p>
+    <w:p>
+      <w:pPr>
+        <w:rPr>
+          <w:rFonts w:hint="eastAsia"/>
+        </w:rPr>
+      </w:pPr>
+      <w:r>
+        <w:tab/>
+      </w:r>
+      <w:r>
+        <w:rPr>
+          <w:rFonts w:hint="eastAsia"/>
+        </w:rPr>
+        <w:t>从升级</w:t>
+      </w:r>
+      <w:proofErr w:type="gramStart"/>
+      <w:r>
+        <w:rPr>
+          <w:rFonts w:hint="eastAsia"/>
+        </w:rPr>
+        <w:t>牌堆发</w:t>
+      </w:r>
+      <w:proofErr w:type="gramEnd"/>
+      <w:r>
+        <w:rPr>
+          <w:rFonts w:hint="eastAsia"/>
+        </w:rPr>
+        <w:t>5张牌到</w:t>
+      </w:r>
+      <w:r>
+        <w:rPr>
+          <w:rFonts w:hint="eastAsia"/>
+        </w:rPr>
+        <w:t>购买</w:t>
+      </w:r>
+      <w:r>
+        <w:rPr>
+          <w:rFonts w:hint="eastAsia"/>
+        </w:rPr>
+        <w:t>升级区。</w:t>
+      </w:r>
+    </w:p>
+    <w:p>
+      <w:pPr>
+        <w:rPr>
+          <w:rFonts w:hint="eastAsia"/>
+        </w:rPr>
+      </w:pPr>
+      <w:r>
+        <w:tab/>
+      </w:r>
+      <w:r>
+        <w:rPr>
+          <w:rFonts w:hint="eastAsia"/>
+        </w:rPr>
+        <w:t>翻开</w:t>
+      </w:r>
+      <w:r>
+        <w:rPr>
+          <w:rFonts w:hint="eastAsia"/>
+        </w:rPr>
         <w:t>3</w:t>
       </w:r>
       <w:r>
         <w:rPr>
           <w:rFonts w:hint="eastAsia"/>
         </w:rPr>
-        <w:t>IP</w:t>
-      </w:r>
-      <w:r>
-        <w:rPr>
-          <w:rFonts w:hint="eastAsia"/>
-        </w:rPr>
-        <w:t>。</w:t>
-      </w:r>
-    </w:p>
-    <w:p>
-      <w:pPr>
-        <w:rPr>
-          <w:rFonts w:hint="eastAsia"/>
-        </w:rPr>
-      </w:pPr>
-      <w:r>
-        <w:lastRenderedPageBreak/>
-        <w:tab/>
-      </w:r>
-      <w:r>
-        <w:rPr>
-          <w:rFonts w:hint="eastAsia"/>
-        </w:rPr>
-        <w:t>翻开</w:t>
-      </w:r>
-      <w:proofErr w:type="gramStart"/>
-      <w:r>
-        <w:rPr>
-          <w:rFonts w:hint="eastAsia"/>
-        </w:rPr>
-        <w:t>遗物牌堆顶</w:t>
-      </w:r>
-      <w:proofErr w:type="gramEnd"/>
-      <w:r>
-        <w:rPr>
-          <w:rFonts w:hint="eastAsia"/>
-        </w:rPr>
-        <w:t>5</w:t>
-      </w:r>
-      <w:r>
-        <w:rPr>
-          <w:rFonts w:hint="eastAsia"/>
-        </w:rPr>
-        <w:t>张牌，选</w:t>
-      </w:r>
-      <w:r>
-        <w:rPr>
-          <w:rFonts w:hint="eastAsia"/>
-        </w:rPr>
-        <w:t>1</w:t>
-      </w:r>
-      <w:r>
-        <w:rPr>
-          <w:rFonts w:hint="eastAsia"/>
-        </w:rPr>
-        <w:t>张</w:t>
-      </w:r>
-      <w:r>
-        <w:rPr>
-          <w:rFonts w:hint="eastAsia"/>
-        </w:rPr>
-        <w:t>获得，</w:t>
-      </w:r>
-      <w:r>
-        <w:rPr>
-          <w:rFonts w:hint="eastAsia"/>
-        </w:rPr>
-        <w:t>作为玩家的初始遗物</w:t>
-      </w:r>
-      <w:r>
-        <w:rPr>
-          <w:rFonts w:hint="eastAsia"/>
-        </w:rPr>
-        <w:t>，其余</w:t>
-      </w:r>
-      <w:r>
-        <w:rPr>
-          <w:rFonts w:hint="eastAsia"/>
-        </w:rPr>
-        <w:t>遗物牌</w:t>
-      </w:r>
-      <w:r>
-        <w:rPr>
-          <w:rFonts w:hint="eastAsia"/>
-        </w:rPr>
-        <w:t>洗回遗物牌堆</w:t>
-      </w:r>
-      <w:r>
-        <w:rPr>
-          <w:rFonts w:hint="eastAsia"/>
-        </w:rPr>
-        <w:t>。</w:t>
-      </w:r>
-    </w:p>
-    <w:p>
-      <w:pPr>
-        <w:rPr>
-          <w:rFonts w:hint="eastAsia"/>
-        </w:rPr>
-      </w:pPr>
-      <w:r>
-        <w:tab/>
-      </w:r>
-      <w:r>
-        <w:rPr>
-          <w:rFonts w:hint="eastAsia"/>
-        </w:rPr>
-        <w:t>从升级</w:t>
-      </w:r>
-      <w:proofErr w:type="gramStart"/>
-      <w:r>
-        <w:rPr>
-          <w:rFonts w:hint="eastAsia"/>
-        </w:rPr>
-        <w:t>牌堆发</w:t>
-      </w:r>
-      <w:proofErr w:type="gramEnd"/>
-      <w:r>
-        <w:rPr>
-          <w:rFonts w:hint="eastAsia"/>
-        </w:rPr>
-        <w:t>5张牌到备选升级牌区。</w:t>
-      </w:r>
-    </w:p>
-    <w:p>
-      <w:pPr>
-        <w:rPr>
-          <w:rFonts w:hint="eastAsia"/>
-        </w:rPr>
-      </w:pPr>
-      <w:r>
-        <w:tab/>
-      </w:r>
-      <w:r>
-        <w:rPr>
-          <w:rFonts w:hint="eastAsia"/>
-        </w:rPr>
-        <w:t>翻开</w:t>
-      </w:r>
-      <w:r>
-        <w:rPr>
-          <w:rFonts w:hint="eastAsia"/>
-        </w:rPr>
-        <w:t>3</w:t>
-      </w:r>
-      <w:r>
-        <w:rPr>
-          <w:rFonts w:hint="eastAsia"/>
-        </w:rPr>
-        <w:t>张地城牌</w:t>
+        <w:t>张挑战</w:t>
+      </w:r>
+      <w:r>
+        <w:rPr>
+          <w:rFonts w:hint="eastAsia"/>
+        </w:rPr>
+        <w:t>牌</w:t>
       </w:r>
       <w:r>
         <w:rPr>
@@ -2959,7 +2364,13 @@
         <w:rPr>
           <w:rFonts w:hint="eastAsia"/>
         </w:rPr>
-        <w:t>地城牌。</w:t>
+        <w:t>挑战</w:t>
+      </w:r>
+      <w:r>
+        <w:rPr>
+          <w:rFonts w:hint="eastAsia"/>
+        </w:rPr>
+        <w:t>牌。</w:t>
       </w:r>
     </w:p>
     <w:p>
@@ -3006,7 +2417,19 @@
         <w:rPr>
           <w:rFonts w:hint="eastAsia"/>
         </w:rPr>
-        <w:t>发牌到房间区和</w:t>
+        <w:t>发牌到</w:t>
+      </w:r>
+      <w:r>
+        <w:rPr>
+          <w:rFonts w:hint="eastAsia"/>
+        </w:rPr>
+        <w:t>地城</w:t>
+      </w:r>
+      <w:r>
+        <w:rPr>
+          <w:rFonts w:hint="eastAsia"/>
+        </w:rPr>
+        <w:t>区和</w:t>
       </w:r>
       <w:proofErr w:type="gramStart"/>
       <w:r>
@@ -3020,39 +2443,43 @@
         <w:rPr>
           <w:rFonts w:hint="eastAsia"/>
         </w:rPr>
-        <w:t>牌，玩家</w:t>
-      </w:r>
-      <w:r>
-        <w:rPr>
-          <w:rFonts w:hint="eastAsia"/>
-        </w:rPr>
-        <w:t>打出手牌到备战区，选</w:t>
-      </w:r>
-      <w:proofErr w:type="gramStart"/>
-      <w:r>
-        <w:rPr>
-          <w:rFonts w:hint="eastAsia"/>
-        </w:rPr>
-        <w:t>备战区</w:t>
-      </w:r>
-      <w:proofErr w:type="gramEnd"/>
-      <w:r>
-        <w:rPr>
-          <w:rFonts w:hint="eastAsia"/>
-        </w:rPr>
-        <w:t>的一系列槽位与房间区的对位开战，战斗结束后参与战斗的牌离场，</w:t>
-      </w:r>
-      <w:r>
-        <w:rPr>
-          <w:rFonts w:hint="eastAsia"/>
-        </w:rPr>
-        <w:t>如此反复直至房间区清空</w:t>
-      </w:r>
-      <w:r>
-        <w:rPr>
-          <w:rFonts w:hint="eastAsia"/>
-        </w:rPr>
-        <w:t>。之后玩家重复数次上述过程，直至主牌堆的牌发完为止</w:t>
+        <w:t>牌</w:t>
+      </w:r>
+      <w:r>
+        <w:rPr>
+          <w:rFonts w:hint="eastAsia"/>
+        </w:rPr>
+        <w:t>；</w:t>
+      </w:r>
+      <w:r>
+        <w:rPr>
+          <w:rFonts w:hint="eastAsia"/>
+        </w:rPr>
+        <w:t>玩家</w:t>
+      </w:r>
+      <w:r>
+        <w:rPr>
+          <w:rFonts w:hint="eastAsia"/>
+        </w:rPr>
+        <w:t>打出手牌到</w:t>
+      </w:r>
+      <w:r>
+        <w:rPr>
+          <w:rFonts w:hint="eastAsia"/>
+        </w:rPr>
+        <w:t>地城</w:t>
+      </w:r>
+      <w:r>
+        <w:rPr>
+          <w:rFonts w:hint="eastAsia"/>
+        </w:rPr>
+        <w:t>区</w:t>
+      </w:r>
+      <w:r>
+        <w:rPr>
+          <w:rFonts w:hint="eastAsia"/>
+        </w:rPr>
+        <w:t>中的房间的玩家侧</w:t>
       </w:r>
       <w:r>
         <w:rPr>
@@ -3064,13 +2491,73 @@
         <w:rPr>
           <w:rFonts w:hint="eastAsia"/>
         </w:rPr>
-        <w:t>以上流程为一次循环，</w:t>
-      </w:r>
-      <w:r>
-        <w:rPr>
-          <w:rFonts w:hint="eastAsia"/>
-        </w:rPr>
-        <w:t>游戏进程随循环推进，每轮循环结束时进行</w:t>
+        <w:t>然后选定战场进行战斗；</w:t>
+      </w:r>
+      <w:r>
+        <w:rPr>
+          <w:rFonts w:hint="eastAsia"/>
+        </w:rPr>
+        <w:t>战斗结束后</w:t>
+      </w:r>
+      <w:r>
+        <w:rPr>
+          <w:rFonts w:hint="eastAsia"/>
+        </w:rPr>
+        <w:t>，</w:t>
+      </w:r>
+      <w:r>
+        <w:rPr>
+          <w:rFonts w:hint="eastAsia"/>
+        </w:rPr>
+        <w:t>参与战斗的牌离场</w:t>
+      </w:r>
+      <w:r>
+        <w:rPr>
+          <w:rFonts w:hint="eastAsia"/>
+        </w:rPr>
+        <w:t>；</w:t>
+      </w:r>
+      <w:r>
+        <w:rPr>
+          <w:rFonts w:hint="eastAsia"/>
+        </w:rPr>
+        <w:t>如此反复</w:t>
+      </w:r>
+      <w:r>
+        <w:rPr>
+          <w:rFonts w:hint="eastAsia"/>
+        </w:rPr>
+        <w:t>，</w:t>
+      </w:r>
+      <w:r>
+        <w:rPr>
+          <w:rFonts w:hint="eastAsia"/>
+        </w:rPr>
+        <w:t>直至房间区清空</w:t>
+      </w:r>
+      <w:r>
+        <w:rPr>
+          <w:rFonts w:hint="eastAsia"/>
+        </w:rPr>
+        <w:t>。</w:t>
+      </w:r>
+      <w:r>
+        <w:rPr>
+          <w:rFonts w:hint="eastAsia"/>
+        </w:rPr>
+        <w:t>玩家重复数次上述过程，直至主牌堆的牌发完</w:t>
+      </w:r>
+      <w:r>
+        <w:rPr>
+          <w:rFonts w:hint="eastAsia"/>
+        </w:rPr>
+        <w:t>，玩家进入新的楼层，</w:t>
+      </w:r>
+      <w:r>
+        <w:rPr>
+          <w:rFonts w:hint="eastAsia"/>
+        </w:rPr>
+        <w:t>进行</w:t>
       </w:r>
       <w:r>
         <w:rPr>
@@ -3082,31 +2569,13 @@
         <w:rPr>
           <w:rFonts w:hint="eastAsia"/>
         </w:rPr>
-        <w:t>计分</w:t>
-      </w:r>
-      <w:r>
-        <w:rPr>
-          <w:rFonts w:hint="eastAsia"/>
-        </w:rPr>
-        <w:t>，并提升难度</w:t>
-      </w:r>
-      <w:r>
-        <w:rPr>
-          <w:rFonts w:hint="eastAsia"/>
-        </w:rPr>
-        <w:t>。</w:t>
-      </w:r>
-      <w:r>
-        <w:rPr>
-          <w:rFonts w:hint="eastAsia"/>
-        </w:rPr>
-        <w:t>最后一轮循环之后，每一轮循环的计分合计得出玩家的最终分数</w:t>
-      </w:r>
-      <w:r>
-        <w:rPr>
-          <w:rFonts w:hint="eastAsia"/>
-        </w:rPr>
-        <w:t>。</w:t>
+        <w:t>计分。</w:t>
+      </w:r>
+      <w:r>
+        <w:rPr>
+          <w:rFonts w:hint="eastAsia"/>
+        </w:rPr>
+        <w:t>随着楼层深入，玩家达成挑战牌的条件后，游戏结束，玩家将各楼层的计分合计，得到最终得分。</w:t>
       </w:r>
     </w:p>
     <w:p>
@@ -3143,13 +2612,31 @@
         <w:rPr>
           <w:rFonts w:hint="eastAsia"/>
         </w:rPr>
+        <w:t>开始阶段、</w:t>
+      </w:r>
+      <w:r>
+        <w:rPr>
+          <w:rFonts w:hint="eastAsia"/>
+        </w:rPr>
         <w:t>自由</w:t>
       </w:r>
       <w:r>
         <w:rPr>
           <w:rFonts w:hint="eastAsia"/>
         </w:rPr>
-        <w:t>阶段，结束阶段三个阶段。</w:t>
+        <w:t>阶段</w:t>
+      </w:r>
+      <w:r>
+        <w:rPr>
+          <w:rFonts w:hint="eastAsia"/>
+        </w:rPr>
+        <w:t>和</w:t>
+      </w:r>
+      <w:r>
+        <w:rPr>
+          <w:rFonts w:hint="eastAsia"/>
+        </w:rPr>
+        <w:t>结束阶段三个阶段。</w:t>
       </w:r>
     </w:p>
     <w:p>
@@ -3163,6 +2650,36 @@
         <w:rPr>
           <w:rFonts w:hint="eastAsia"/>
         </w:rPr>
+        <w:t>开始阶段</w:t>
+      </w:r>
+    </w:p>
+    <w:p>
+      <w:pPr>
+        <w:rPr>
+          <w:rFonts w:hint="eastAsia"/>
+        </w:rPr>
+      </w:pPr>
+      <w:r>
+        <w:tab/>
+      </w:r>
+      <w:r>
+        <w:rPr>
+          <w:rFonts w:hint="eastAsia"/>
+        </w:rPr>
+        <w:t xml:space="preserve">玩家进入自由阶段前，即为开始阶段。开始阶段默认没有需要执行的步骤，但一部分牌的效果可能在这个阶段发动。 </w:t>
+      </w:r>
+    </w:p>
+    <w:p>
+      <w:pPr>
+        <w:pStyle w:val="4"/>
+        <w:rPr>
+          <w:rFonts w:hint="eastAsia"/>
+        </w:rPr>
+      </w:pPr>
+      <w:r>
+        <w:rPr>
+          <w:rFonts w:hint="eastAsia"/>
+        </w:rPr>
         <w:t>自由</w:t>
       </w:r>
       <w:r>
@@ -3209,7 +2726,25 @@
         <w:rPr>
           <w:rFonts w:hint="eastAsia"/>
         </w:rPr>
-        <w:t>重整、打出手牌，开战</w:t>
+        <w:t>重整、</w:t>
+      </w:r>
+      <w:r>
+        <w:rPr>
+          <w:rFonts w:hint="eastAsia"/>
+        </w:rPr>
+        <w:t>打出手牌</w:t>
+      </w:r>
+      <w:r>
+        <w:rPr>
+          <w:rFonts w:hint="eastAsia"/>
+        </w:rPr>
+        <w:t>、打出化身牌、</w:t>
+      </w:r>
+      <w:r>
+        <w:rPr>
+          <w:rFonts w:hint="eastAsia"/>
+        </w:rPr>
+        <w:t>开战</w:t>
       </w:r>
       <w:r>
         <w:rPr>
@@ -3221,13 +2756,25 @@
         <w:rPr>
           <w:rFonts w:hint="eastAsia"/>
         </w:rPr>
-        <w:t>使用遗物牌、使用</w:t>
-      </w:r>
-      <w:r>
-        <w:rPr>
-          <w:rFonts w:hint="eastAsia"/>
-        </w:rPr>
-        <w:t>升级</w:t>
+        <w:t>使用</w:t>
+      </w:r>
+      <w:r>
+        <w:rPr>
+          <w:rFonts w:hint="eastAsia"/>
+        </w:rPr>
+        <w:t>法术</w:t>
+      </w:r>
+      <w:r>
+        <w:rPr>
+          <w:rFonts w:hint="eastAsia"/>
+        </w:rPr>
+        <w:t>牌、使用</w:t>
+      </w:r>
+      <w:r>
+        <w:rPr>
+          <w:rFonts w:hint="eastAsia"/>
+        </w:rPr>
+        <w:t>技能</w:t>
       </w:r>
       <w:r>
         <w:rPr>
@@ -3239,6 +2786,24 @@
         <w:rPr>
           <w:rFonts w:hint="eastAsia"/>
         </w:rPr>
+        <w:t>、使用</w:t>
+      </w:r>
+      <w:r>
+        <w:rPr>
+          <w:rFonts w:hint="eastAsia"/>
+        </w:rPr>
+        <w:t>道具</w:t>
+      </w:r>
+      <w:r>
+        <w:rPr>
+          <w:rFonts w:hint="eastAsia"/>
+        </w:rPr>
+        <w:t>牌</w:t>
+      </w:r>
+      <w:r>
+        <w:rPr>
+          <w:rFonts w:hint="eastAsia"/>
+        </w:rPr>
         <w:t>、</w:t>
       </w:r>
       <w:r>
@@ -3251,18 +2816,6 @@
         <w:rPr>
           <w:rFonts w:hint="eastAsia"/>
         </w:rPr>
-        <w:t>使用战利品牌</w:t>
-      </w:r>
-      <w:r>
-        <w:rPr>
-          <w:rFonts w:hint="eastAsia"/>
-        </w:rPr>
-        <w:t>、</w:t>
-      </w:r>
-      <w:r>
-        <w:rPr>
-          <w:rFonts w:hint="eastAsia"/>
-        </w:rPr>
         <w:t>进入下一</w:t>
       </w:r>
       <w:r>
@@ -3301,7 +2854,7 @@
         <w:rPr>
           <w:rFonts w:hint="eastAsia"/>
         </w:rPr>
-        <w:t>等待，以及消耗时间</w:t>
+        <w:t>消耗时间</w:t>
       </w:r>
     </w:p>
     <w:p>
@@ -3345,19 +2898,7 @@
         <w:rPr>
           <w:rFonts w:hint="eastAsia"/>
         </w:rPr>
-        <w:t>没有牌时，如果没有特殊说明，则无法</w:t>
-      </w:r>
-      <w:r>
-        <w:rPr>
-          <w:rFonts w:hint="eastAsia"/>
-        </w:rPr>
-        <w:t>执行需要消耗时间的行动或</w:t>
-      </w:r>
-      <w:r>
-        <w:rPr>
-          <w:rFonts w:hint="eastAsia"/>
-        </w:rPr>
-        <w:t>使用需要消耗时间才能使用的牌。</w:t>
+        <w:t>没有牌时，如果没有特殊说明，则无法执行需要消耗时间的行动或使用需要消耗时间才能使用的牌。</w:t>
       </w:r>
     </w:p>
     <w:p>
@@ -3378,6 +2919,26 @@
     </w:p>
     <w:p>
       <w:pPr>
+        <w:pStyle w:val="5"/>
+        <w:rPr>
+          <w:rFonts w:hint="eastAsia"/>
+        </w:rPr>
+      </w:pPr>
+      <w:r>
+        <w:rPr>
+          <w:rFonts w:hint="eastAsia"/>
+        </w:rPr>
+        <w:t>等</w:t>
+      </w:r>
+      <w:r>
+        <w:rPr>
+          <w:rFonts w:hint="eastAsia"/>
+        </w:rPr>
+        <w:t>待</w:t>
+      </w:r>
+    </w:p>
+    <w:p>
+      <w:pPr>
         <w:rPr>
           <w:rFonts w:hint="eastAsia"/>
         </w:rPr>
@@ -3389,61 +2950,19 @@
         <w:rPr>
           <w:rFonts w:hint="eastAsia"/>
         </w:rPr>
-        <w:t>玩家在自由阶段可以主动选择</w:t>
-      </w:r>
-      <w:r>
-        <w:rPr>
-          <w:rFonts w:hint="eastAsia"/>
-        </w:rPr>
-        <w:t>消耗1时间而</w:t>
-      </w:r>
-      <w:r>
-        <w:rPr>
-          <w:rFonts w:hint="eastAsia"/>
-        </w:rPr>
-        <w:t>不进行任何</w:t>
-      </w:r>
-      <w:r>
-        <w:rPr>
-          <w:rFonts w:hint="eastAsia"/>
-        </w:rPr>
-        <w:t>其他行动</w:t>
-      </w:r>
-      <w:r>
-        <w:rPr>
-          <w:rFonts w:hint="eastAsia"/>
-        </w:rPr>
-        <w:t>，</w:t>
-      </w:r>
-      <w:r>
-        <w:rPr>
-          <w:rFonts w:hint="eastAsia"/>
-        </w:rPr>
-        <w:t>直接进入</w:t>
-      </w:r>
-      <w:r>
-        <w:rPr>
-          <w:rFonts w:hint="eastAsia"/>
-        </w:rPr>
-        <w:t>回合结束阶段</w:t>
-      </w:r>
-      <w:r>
-        <w:rPr>
-          <w:rFonts w:hint="eastAsia"/>
-        </w:rPr>
-        <w:t>，</w:t>
-      </w:r>
-      <w:r>
-        <w:rPr>
-          <w:rFonts w:hint="eastAsia"/>
-        </w:rPr>
-        <w:t>该行动</w:t>
-      </w:r>
-      <w:r>
-        <w:rPr>
-          <w:rFonts w:hint="eastAsia"/>
-        </w:rPr>
-        <w:t>称为等待。</w:t>
+        <w:t>玩家可以消耗1时间，不进行任何其他动作，直接</w:t>
+      </w:r>
+      <w:r>
+        <w:rPr>
+          <w:rFonts w:hint="eastAsia"/>
+        </w:rPr>
+        <w:t>进入结束阶段</w:t>
+      </w:r>
+      <w:r>
+        <w:rPr>
+          <w:rFonts w:hint="eastAsia"/>
+        </w:rPr>
+        <w:t>。</w:t>
       </w:r>
     </w:p>
     <w:p>
@@ -3473,19 +2992,7 @@
         <w:rPr>
           <w:rFonts w:hint="eastAsia"/>
         </w:rPr>
-        <w:t>当房间区除了遭遇牌槽位外的槽位中均没有牌时，玩家</w:t>
-      </w:r>
-      <w:r>
-        <w:rPr>
-          <w:rFonts w:hint="eastAsia"/>
-        </w:rPr>
-        <w:t>需要</w:t>
-      </w:r>
-      <w:r>
-        <w:rPr>
-          <w:rFonts w:hint="eastAsia"/>
-        </w:rPr>
-        <w:t>进行重整。执行以下步骤：</w:t>
+        <w:t>玩家可以消耗1时间，然后执行以下步骤：</w:t>
       </w:r>
     </w:p>
     <w:p>
@@ -3493,7 +3000,7 @@
         <w:pStyle w:val="a9"/>
         <w:numPr>
           <w:ilvl w:val="0"/>
-          <w:numId w:val="9"/>
+          <w:numId w:val="12"/>
         </w:numPr>
         <w:rPr>
           <w:rFonts w:hint="eastAsia"/>
@@ -3503,7 +3010,22 @@
         <w:rPr>
           <w:rFonts w:hint="eastAsia"/>
         </w:rPr>
-        <w:t>将房间区的遭遇牌洗回遭遇牌堆。</w:t>
+        <w:lastRenderedPageBreak/>
+        <w:t>将场上所有牌洗</w:t>
+      </w:r>
+      <w:proofErr w:type="gramStart"/>
+      <w:r>
+        <w:rPr>
+          <w:rFonts w:hint="eastAsia"/>
+        </w:rPr>
+        <w:t>回相应</w:t>
+      </w:r>
+      <w:proofErr w:type="gramEnd"/>
+      <w:r>
+        <w:rPr>
+          <w:rFonts w:hint="eastAsia"/>
+        </w:rPr>
+        <w:t>的牌堆堆。</w:t>
       </w:r>
     </w:p>
     <w:p>
@@ -3511,58 +3033,31 @@
         <w:pStyle w:val="a9"/>
         <w:numPr>
           <w:ilvl w:val="0"/>
-          <w:numId w:val="9"/>
+          <w:numId w:val="12"/>
         </w:numPr>
-      </w:pPr>
-      <w:r>
-        <w:rPr>
-          <w:rFonts w:hint="eastAsia"/>
-        </w:rPr>
-        <w:t>玩家抽</w:t>
-      </w:r>
-      <w:r>
-        <w:rPr>
-          <w:rFonts w:hint="eastAsia"/>
-        </w:rPr>
-        <w:t>牌，</w:t>
-      </w:r>
-      <w:r>
-        <w:rPr>
-          <w:rFonts w:hint="eastAsia"/>
-        </w:rPr>
-        <w:t>玩家可以决定抽牌的数量，最少抽1张牌，最多</w:t>
-      </w:r>
-      <w:r>
-        <w:rPr>
-          <w:rFonts w:hint="eastAsia"/>
-        </w:rPr>
-        <w:t>抽</w:t>
-      </w:r>
-      <w:r>
-        <w:rPr>
-          <w:rFonts w:hint="eastAsia"/>
-        </w:rPr>
-        <w:t>到手</w:t>
-      </w:r>
-      <w:proofErr w:type="gramStart"/>
-      <w:r>
-        <w:rPr>
-          <w:rFonts w:hint="eastAsia"/>
-        </w:rPr>
-        <w:t>牌达到</w:t>
-      </w:r>
-      <w:proofErr w:type="gramEnd"/>
-      <w:r>
-        <w:rPr>
-          <w:rFonts w:hint="eastAsia"/>
-        </w:rPr>
-        <w:t>手牌基数</w:t>
-      </w:r>
-      <w:r>
-        <w:rPr>
-          <w:rFonts w:hint="eastAsia"/>
-        </w:rPr>
-        <w:t>。</w:t>
+        <w:rPr>
+          <w:rFonts w:hint="eastAsia"/>
+        </w:rPr>
+      </w:pPr>
+      <w:r>
+        <w:rPr>
+          <w:rFonts w:hint="eastAsia"/>
+        </w:rPr>
+        <w:t>从</w:t>
+      </w:r>
+      <w:proofErr w:type="gramStart"/>
+      <w:r>
+        <w:rPr>
+          <w:rFonts w:hint="eastAsia"/>
+        </w:rPr>
+        <w:t>主牌堆向地</w:t>
+      </w:r>
+      <w:proofErr w:type="gramEnd"/>
+      <w:r>
+        <w:rPr>
+          <w:rFonts w:hint="eastAsia"/>
+        </w:rPr>
+        <w:t>城区的每个没有敌人的房间发1张牌，放在敌人侧。</w:t>
       </w:r>
     </w:p>
     <w:p>
@@ -3570,7 +3065,7 @@
         <w:pStyle w:val="a9"/>
         <w:numPr>
           <w:ilvl w:val="0"/>
-          <w:numId w:val="9"/>
+          <w:numId w:val="12"/>
         </w:numPr>
         <w:rPr>
           <w:rFonts w:hint="eastAsia"/>
@@ -3580,28 +3075,35 @@
         <w:rPr>
           <w:rFonts w:hint="eastAsia"/>
         </w:rPr>
-        <w:lastRenderedPageBreak/>
-        <w:t>将</w:t>
-      </w:r>
-      <w:proofErr w:type="gramStart"/>
-      <w:r>
-        <w:rPr>
-          <w:rFonts w:hint="eastAsia"/>
-        </w:rPr>
-        <w:t>升级牌区</w:t>
-      </w:r>
-      <w:r>
-        <w:rPr>
-          <w:rFonts w:hint="eastAsia"/>
-        </w:rPr>
-        <w:t>所有</w:t>
-      </w:r>
-      <w:proofErr w:type="gramEnd"/>
-      <w:r>
-        <w:rPr>
-          <w:rFonts w:hint="eastAsia"/>
-        </w:rPr>
-        <w:t>升级牌复位。</w:t>
+        <w:t>从遭遇</w:t>
+      </w:r>
+      <w:proofErr w:type="gramStart"/>
+      <w:r>
+        <w:rPr>
+          <w:rFonts w:hint="eastAsia"/>
+        </w:rPr>
+        <w:t>牌堆向</w:t>
+      </w:r>
+      <w:proofErr w:type="gramEnd"/>
+      <w:r>
+        <w:rPr>
+          <w:rFonts w:hint="eastAsia"/>
+        </w:rPr>
+        <w:t>地城区每行每列的</w:t>
+      </w:r>
+      <w:proofErr w:type="gramStart"/>
+      <w:r>
+        <w:rPr>
+          <w:rFonts w:hint="eastAsia"/>
+        </w:rPr>
+        <w:t>奖励位发1张</w:t>
+      </w:r>
+      <w:proofErr w:type="gramEnd"/>
+      <w:r>
+        <w:rPr>
+          <w:rFonts w:hint="eastAsia"/>
+        </w:rPr>
+        <w:t>牌。</w:t>
       </w:r>
     </w:p>
     <w:p>
@@ -3609,7 +3111,7 @@
         <w:pStyle w:val="a9"/>
         <w:numPr>
           <w:ilvl w:val="0"/>
-          <w:numId w:val="9"/>
+          <w:numId w:val="12"/>
         </w:numPr>
         <w:rPr>
           <w:rFonts w:hint="eastAsia"/>
@@ -3619,147 +3121,21 @@
         <w:rPr>
           <w:rFonts w:hint="eastAsia"/>
         </w:rPr>
-        <w:t>按从左往右，从前往后的顺序，从</w:t>
-      </w:r>
-      <w:proofErr w:type="gramStart"/>
-      <w:r>
-        <w:rPr>
-          <w:rFonts w:hint="eastAsia"/>
-        </w:rPr>
-        <w:t>主牌堆向房间</w:t>
-      </w:r>
-      <w:proofErr w:type="gramEnd"/>
-      <w:r>
-        <w:rPr>
-          <w:rFonts w:hint="eastAsia"/>
-        </w:rPr>
-        <w:t>区每个空</w:t>
-      </w:r>
-      <w:proofErr w:type="gramStart"/>
-      <w:r>
-        <w:rPr>
-          <w:rFonts w:hint="eastAsia"/>
-        </w:rPr>
-        <w:t>槽位发1张</w:t>
-      </w:r>
-      <w:proofErr w:type="gramEnd"/>
-      <w:r>
-        <w:rPr>
-          <w:rFonts w:hint="eastAsia"/>
-        </w:rPr>
-        <w:t>牌。</w:t>
-      </w:r>
-    </w:p>
-    <w:p>
-      <w:pPr>
-        <w:pStyle w:val="a9"/>
-        <w:numPr>
-          <w:ilvl w:val="0"/>
-          <w:numId w:val="9"/>
-        </w:numPr>
-        <w:rPr>
-          <w:rFonts w:hint="eastAsia"/>
-        </w:rPr>
-      </w:pPr>
-      <w:r>
-        <w:rPr>
-          <w:rFonts w:hint="eastAsia"/>
-        </w:rPr>
-        <w:t>按从上到下的顺序，从遭遇</w:t>
-      </w:r>
-      <w:proofErr w:type="gramStart"/>
-      <w:r>
-        <w:rPr>
-          <w:rFonts w:hint="eastAsia"/>
-        </w:rPr>
-        <w:t>牌堆向</w:t>
-      </w:r>
-      <w:proofErr w:type="gramEnd"/>
-      <w:r>
-        <w:rPr>
-          <w:rFonts w:hint="eastAsia"/>
-        </w:rPr>
-        <w:t>房间区每</w:t>
-      </w:r>
-      <w:r>
-        <w:rPr>
-          <w:rFonts w:hint="eastAsia"/>
-        </w:rPr>
-        <w:t>个有牌的</w:t>
-      </w:r>
-      <w:r>
-        <w:rPr>
-          <w:rFonts w:hint="eastAsia"/>
-        </w:rPr>
-        <w:t>行的遭遇牌</w:t>
-      </w:r>
-      <w:proofErr w:type="gramStart"/>
-      <w:r>
-        <w:rPr>
-          <w:rFonts w:hint="eastAsia"/>
-        </w:rPr>
-        <w:t>槽位发1张</w:t>
-      </w:r>
-      <w:proofErr w:type="gramEnd"/>
-      <w:r>
-        <w:rPr>
-          <w:rFonts w:hint="eastAsia"/>
-        </w:rPr>
-        <w:t>遭遇牌，再按从左往右的顺序，从遭遇</w:t>
-      </w:r>
-      <w:proofErr w:type="gramStart"/>
-      <w:r>
-        <w:rPr>
-          <w:rFonts w:hint="eastAsia"/>
-        </w:rPr>
-        <w:t>牌堆向</w:t>
-      </w:r>
-      <w:proofErr w:type="gramEnd"/>
-      <w:r>
-        <w:rPr>
-          <w:rFonts w:hint="eastAsia"/>
-        </w:rPr>
-        <w:t>房间区每</w:t>
-      </w:r>
-      <w:r>
-        <w:rPr>
-          <w:rFonts w:hint="eastAsia"/>
-        </w:rPr>
-        <w:t>个有牌的</w:t>
-      </w:r>
-      <w:r>
-        <w:rPr>
-          <w:rFonts w:hint="eastAsia"/>
-        </w:rPr>
-        <w:t>列的遭遇牌</w:t>
-      </w:r>
-      <w:proofErr w:type="gramStart"/>
-      <w:r>
-        <w:rPr>
-          <w:rFonts w:hint="eastAsia"/>
-        </w:rPr>
-        <w:t>槽位发1张</w:t>
-      </w:r>
-      <w:proofErr w:type="gramEnd"/>
-      <w:r>
-        <w:rPr>
-          <w:rFonts w:hint="eastAsia"/>
-        </w:rPr>
-        <w:t>遭遇牌。</w:t>
-      </w:r>
-    </w:p>
-    <w:p>
-      <w:pPr>
-        <w:ind w:left="420"/>
-        <w:rPr>
-          <w:rFonts w:hint="eastAsia"/>
-        </w:rPr>
-      </w:pPr>
-      <w:r>
-        <w:rPr>
-          <w:rFonts w:hint="eastAsia"/>
-        </w:rPr>
-        <w:t>以上流程合称为重整。在此期间，如果主牌堆的牌用完，则停止继续抽牌或发牌，但玩家总是可以将升级牌复位。</w:t>
+        <w:t>玩家将任意张手牌放回主牌堆，然后将</w:t>
+      </w:r>
+      <w:proofErr w:type="gramStart"/>
+      <w:r>
+        <w:rPr>
+          <w:rFonts w:hint="eastAsia"/>
+        </w:rPr>
+        <w:t>手牌补满</w:t>
+      </w:r>
+      <w:proofErr w:type="gramEnd"/>
+      <w:r>
+        <w:rPr>
+          <w:rFonts w:hint="eastAsia"/>
+        </w:rPr>
+        <w:t>。</w:t>
       </w:r>
     </w:p>
     <w:p>
@@ -3789,21 +3165,43 @@
         <w:rPr>
           <w:rFonts w:hint="eastAsia"/>
         </w:rPr>
-        <w:t>玩家可以将手中的牌放置到</w:t>
-      </w:r>
-      <w:proofErr w:type="gramStart"/>
-      <w:r>
-        <w:rPr>
-          <w:rFonts w:hint="eastAsia"/>
-        </w:rPr>
-        <w:t>备战区</w:t>
-      </w:r>
-      <w:proofErr w:type="gramEnd"/>
-      <w:r>
-        <w:rPr>
-          <w:rFonts w:hint="eastAsia"/>
-        </w:rPr>
-        <w:t>的任意槽位中。</w:t>
+        <w:t>玩家可以将手中的牌</w:t>
+      </w:r>
+      <w:r>
+        <w:rPr>
+          <w:rFonts w:hint="eastAsia"/>
+        </w:rPr>
+        <w:t>打出</w:t>
+      </w:r>
+      <w:r>
+        <w:rPr>
+          <w:rFonts w:hint="eastAsia"/>
+        </w:rPr>
+        <w:t>到</w:t>
+      </w:r>
+      <w:r>
+        <w:rPr>
+          <w:rFonts w:hint="eastAsia"/>
+        </w:rPr>
+        <w:t>地城区</w:t>
+      </w:r>
+      <w:r>
+        <w:rPr>
+          <w:rFonts w:hint="eastAsia"/>
+        </w:rPr>
+        <w:t>的任意</w:t>
+      </w:r>
+      <w:r>
+        <w:rPr>
+          <w:rFonts w:hint="eastAsia"/>
+        </w:rPr>
+        <w:t>房间的玩家侧</w:t>
+      </w:r>
+      <w:r>
+        <w:rPr>
+          <w:rFonts w:hint="eastAsia"/>
+        </w:rPr>
+        <w:t>。</w:t>
       </w:r>
     </w:p>
     <w:p>
@@ -3817,6 +3215,36 @@
         <w:rPr>
           <w:rFonts w:hint="eastAsia"/>
         </w:rPr>
+        <w:t>打出化身牌</w:t>
+      </w:r>
+    </w:p>
+    <w:p>
+      <w:pPr>
+        <w:rPr>
+          <w:rFonts w:hint="eastAsia"/>
+        </w:rPr>
+      </w:pPr>
+      <w:r>
+        <w:tab/>
+      </w:r>
+      <w:r>
+        <w:rPr>
+          <w:rFonts w:hint="eastAsia"/>
+        </w:rPr>
+        <w:t>场上没有化身牌时，玩家可以支付1MP，将1张化身牌打出到地城区的任意房间的玩家侧，视作1张点数为1的没有效果的牌。</w:t>
+      </w:r>
+    </w:p>
+    <w:p>
+      <w:pPr>
+        <w:pStyle w:val="5"/>
+        <w:rPr>
+          <w:rFonts w:hint="eastAsia"/>
+        </w:rPr>
+      </w:pPr>
+      <w:r>
+        <w:rPr>
+          <w:rFonts w:hint="eastAsia"/>
+        </w:rPr>
         <w:t>开战</w:t>
       </w:r>
     </w:p>
@@ -3833,21 +3261,79 @@
         <w:rPr>
           <w:rFonts w:hint="eastAsia"/>
         </w:rPr>
-        <w:t>要开始一场战斗，玩家需要依次选择</w:t>
-      </w:r>
-      <w:proofErr w:type="gramStart"/>
-      <w:r>
-        <w:rPr>
-          <w:rFonts w:hint="eastAsia"/>
-        </w:rPr>
-        <w:t>备战区</w:t>
-      </w:r>
-      <w:proofErr w:type="gramEnd"/>
-      <w:r>
-        <w:rPr>
-          <w:rFonts w:hint="eastAsia"/>
-        </w:rPr>
-        <w:t>的槽位，默认情况下，玩家只能选择一行或一列中的所有槽位，选择完毕后，战斗开始。</w:t>
+        <w:t>要开始一场战斗，玩家需要</w:t>
+      </w:r>
+      <w:r>
+        <w:rPr>
+          <w:rFonts w:hint="eastAsia"/>
+        </w:rPr>
+        <w:t>先选定战场</w:t>
+      </w:r>
+      <w:r>
+        <w:rPr>
+          <w:rFonts w:hint="eastAsia"/>
+        </w:rPr>
+        <w:t>，默认情况下，玩家只能选择一行或一列中的所有</w:t>
+      </w:r>
+      <w:r>
+        <w:rPr>
+          <w:rFonts w:hint="eastAsia"/>
+        </w:rPr>
+        <w:t>房间作为战场。这之后，</w:t>
+      </w:r>
+      <w:r>
+        <w:rPr>
+          <w:rFonts w:hint="eastAsia"/>
+        </w:rPr>
+        <w:t>战场中的所有房间依次结算战斗结果，每一个房间的结算称为一次交锋。</w:t>
+      </w:r>
+      <w:r>
+        <w:rPr>
+          <w:rFonts w:hint="eastAsia"/>
+        </w:rPr>
+        <w:t>玩家需要选定</w:t>
+      </w:r>
+      <w:r>
+        <w:rPr>
+          <w:rFonts w:hint="eastAsia"/>
+        </w:rPr>
+        <w:t>交锋发生</w:t>
+      </w:r>
+      <w:r>
+        <w:rPr>
+          <w:rFonts w:hint="eastAsia"/>
+        </w:rPr>
+        <w:t>的</w:t>
+      </w:r>
+      <w:r>
+        <w:rPr>
+          <w:rFonts w:hint="eastAsia"/>
+        </w:rPr>
+        <w:t>次</w:t>
+      </w:r>
+      <w:r>
+        <w:rPr>
+          <w:rFonts w:hint="eastAsia"/>
+        </w:rPr>
+        <w:t>序，</w:t>
+      </w:r>
+      <w:r>
+        <w:rPr>
+          <w:rFonts w:hint="eastAsia"/>
+        </w:rPr>
+        <w:t>要求</w:t>
+      </w:r>
+      <w:r>
+        <w:rPr>
+          <w:rFonts w:hint="eastAsia"/>
+        </w:rPr>
+        <w:t>必须满足：</w:t>
+      </w:r>
+      <w:r>
+        <w:rPr>
+          <w:rFonts w:hint="eastAsia"/>
+        </w:rPr>
+        <w:t>前一次交锋与后一次交锋发生在相邻的房间。</w:t>
       </w:r>
     </w:p>
     <w:p>
@@ -3863,21 +3349,143 @@
         <w:rPr>
           <w:rFonts w:hint="eastAsia"/>
         </w:rPr>
-        <w:t>战斗开始时，需要按顺序结算各个槽位中牌的开战时效果，顺序是：先结算房间区，后结算备战区；按玩家选择槽位的顺序结算；槽</w:t>
-      </w:r>
-      <w:proofErr w:type="gramStart"/>
-      <w:r>
-        <w:rPr>
-          <w:rFonts w:hint="eastAsia"/>
-        </w:rPr>
-        <w:t>位内部</w:t>
-      </w:r>
-      <w:proofErr w:type="gramEnd"/>
-      <w:r>
-        <w:rPr>
-          <w:rFonts w:hint="eastAsia"/>
-        </w:rPr>
-        <w:t>按从左往右的顺序结算。按以上方式结算完所有参与战斗的牌的开战时效果后，按玩家选择槽位的顺序，依次结算每一个槽位与其对位的战斗，称为一次交锋。交锋的结果由对位的槽位各自内部所有牌的合计点数决定，</w:t>
+        <w:t>战斗开始时</w:t>
+      </w:r>
+      <w:r>
+        <w:rPr>
+          <w:rFonts w:hint="eastAsia"/>
+        </w:rPr>
+        <w:t>，</w:t>
+      </w:r>
+      <w:r>
+        <w:rPr>
+          <w:rFonts w:hint="eastAsia"/>
+        </w:rPr>
+        <w:t>先</w:t>
+      </w:r>
+      <w:r>
+        <w:rPr>
+          <w:rFonts w:hint="eastAsia"/>
+        </w:rPr>
+        <w:t>按</w:t>
+      </w:r>
+      <w:r>
+        <w:rPr>
+          <w:rFonts w:hint="eastAsia"/>
+        </w:rPr>
+        <w:t>玩家选定的交锋次序</w:t>
+      </w:r>
+      <w:r>
+        <w:rPr>
+          <w:rFonts w:hint="eastAsia"/>
+        </w:rPr>
+        <w:t>结算各个</w:t>
+      </w:r>
+      <w:r>
+        <w:rPr>
+          <w:rFonts w:hint="eastAsia"/>
+        </w:rPr>
+        <w:t>房间</w:t>
+      </w:r>
+      <w:r>
+        <w:rPr>
+          <w:rFonts w:hint="eastAsia"/>
+        </w:rPr>
+        <w:t>中牌的开战时效果</w:t>
+      </w:r>
+      <w:r>
+        <w:rPr>
+          <w:rFonts w:hint="eastAsia"/>
+        </w:rPr>
+        <w:t>，房间内先结算</w:t>
+      </w:r>
+      <w:proofErr w:type="gramStart"/>
+      <w:r>
+        <w:rPr>
+          <w:rFonts w:hint="eastAsia"/>
+        </w:rPr>
+        <w:t>玩家侧再结算</w:t>
+      </w:r>
+      <w:proofErr w:type="gramEnd"/>
+      <w:r>
+        <w:rPr>
+          <w:rFonts w:hint="eastAsia"/>
+        </w:rPr>
+        <w:t>敌人侧，同侧的牌先结算左侧的再结算右侧的。</w:t>
+      </w:r>
+    </w:p>
+    <w:p>
+      <w:pPr>
+        <w:ind w:firstLine="420"/>
+        <w:rPr>
+          <w:rFonts w:hint="eastAsia"/>
+        </w:rPr>
+      </w:pPr>
+      <w:r>
+        <w:rPr>
+          <w:rFonts w:hint="eastAsia"/>
+        </w:rPr>
+        <w:t>之后按玩家选定的交锋次序结算所有交锋</w:t>
+      </w:r>
+      <w:r>
+        <w:rPr>
+          <w:rFonts w:hint="eastAsia"/>
+        </w:rPr>
+        <w:t>。</w:t>
+      </w:r>
+      <w:r>
+        <w:rPr>
+          <w:rFonts w:hint="eastAsia"/>
+        </w:rPr>
+        <w:t>首先，按从玩家侧到敌人侧、从</w:t>
+      </w:r>
+      <w:r>
+        <w:rPr>
+          <w:rFonts w:hint="eastAsia"/>
+        </w:rPr>
+        <w:t>前到后</w:t>
+      </w:r>
+      <w:r>
+        <w:rPr>
+          <w:rFonts w:hint="eastAsia"/>
+        </w:rPr>
+        <w:t>的顺序结算房间中所有牌的</w:t>
+      </w:r>
+      <w:r>
+        <w:rPr>
+          <w:rFonts w:hint="eastAsia"/>
+        </w:rPr>
+        <w:t>交锋</w:t>
+      </w:r>
+      <w:r>
+        <w:rPr>
+          <w:rFonts w:hint="eastAsia"/>
+        </w:rPr>
+        <w:t>前效果。然后根据两侧</w:t>
+      </w:r>
+      <w:r>
+        <w:rPr>
+          <w:rFonts w:hint="eastAsia"/>
+        </w:rPr>
+        <w:t>牌</w:t>
+      </w:r>
+      <w:r>
+        <w:rPr>
+          <w:rFonts w:hint="eastAsia"/>
+        </w:rPr>
+        <w:t>各自的</w:t>
+      </w:r>
+      <w:r>
+        <w:rPr>
+          <w:rFonts w:hint="eastAsia"/>
+        </w:rPr>
+        <w:t>合计点数，</w:t>
+      </w:r>
+      <w:r>
+        <w:rPr>
+          <w:rFonts w:hint="eastAsia"/>
+        </w:rPr>
+        <w:t>判定交锋的结果，</w:t>
       </w:r>
       <w:r>
         <w:rPr>
@@ -3915,59 +3523,111 @@
         </w:rPr>
         <w:t>如果</w:t>
       </w:r>
-      <w:proofErr w:type="gramStart"/>
-      <w:r>
-        <w:rPr>
-          <w:rFonts w:hint="eastAsia"/>
-        </w:rPr>
-        <w:t>备战区</w:t>
-      </w:r>
-      <w:proofErr w:type="gramEnd"/>
-      <w:r>
-        <w:rPr>
-          <w:rFonts w:hint="eastAsia"/>
-        </w:rPr>
-        <w:t>的槽位合计点数小于房间区对位，则玩家战败，受到</w:t>
-      </w:r>
-      <w:proofErr w:type="gramStart"/>
-      <w:r>
-        <w:rPr>
-          <w:rFonts w:hint="eastAsia"/>
-        </w:rPr>
-        <w:t>备战区</w:t>
-      </w:r>
-      <w:proofErr w:type="gramEnd"/>
-      <w:r>
-        <w:rPr>
-          <w:rFonts w:hint="eastAsia"/>
-        </w:rPr>
-        <w:t>与房间区的槽位合计点数差值的伤害，这之后，按从左</w:t>
-      </w:r>
-      <w:r>
-        <w:rPr>
-          <w:rFonts w:hint="eastAsia"/>
-        </w:rPr>
-        <w:t>到</w:t>
-      </w:r>
-      <w:r>
-        <w:rPr>
-          <w:rFonts w:hint="eastAsia"/>
-        </w:rPr>
-        <w:t>右的顺序将房间区槽位中所有牌依次弃置，再按从左向右的顺序将</w:t>
-      </w:r>
-      <w:proofErr w:type="gramStart"/>
-      <w:r>
-        <w:rPr>
-          <w:rFonts w:hint="eastAsia"/>
-        </w:rPr>
-        <w:t>备战区槽</w:t>
-      </w:r>
-      <w:proofErr w:type="gramEnd"/>
-      <w:r>
-        <w:rPr>
-          <w:rFonts w:hint="eastAsia"/>
-        </w:rPr>
-        <w:t>位中所有牌依次送墓。</w:t>
+      <w:r>
+        <w:rPr>
+          <w:rFonts w:hint="eastAsia"/>
+        </w:rPr>
+        <w:t>玩家侧</w:t>
+      </w:r>
+      <w:r>
+        <w:rPr>
+          <w:rFonts w:hint="eastAsia"/>
+        </w:rPr>
+        <w:t>合计点数小于</w:t>
+      </w:r>
+      <w:r>
+        <w:rPr>
+          <w:rFonts w:hint="eastAsia"/>
+        </w:rPr>
+        <w:t>敌人侧</w:t>
+      </w:r>
+      <w:r>
+        <w:rPr>
+          <w:rFonts w:hint="eastAsia"/>
+        </w:rPr>
+        <w:t>，则玩家战败，受</w:t>
+      </w:r>
+      <w:r>
+        <w:rPr>
+          <w:rFonts w:hint="eastAsia"/>
+        </w:rPr>
+        <w:t>两侧</w:t>
+      </w:r>
+      <w:r>
+        <w:rPr>
+          <w:rFonts w:hint="eastAsia"/>
+        </w:rPr>
+        <w:t>合计点数差值的伤害，这之后，</w:t>
+      </w:r>
+      <w:r>
+        <w:rPr>
+          <w:rFonts w:hint="eastAsia"/>
+        </w:rPr>
+        <w:t>按</w:t>
+      </w:r>
+      <w:r>
+        <w:rPr>
+          <w:rFonts w:hint="eastAsia"/>
+        </w:rPr>
+        <w:t>从前到后</w:t>
+      </w:r>
+      <w:r>
+        <w:rPr>
+          <w:rFonts w:hint="eastAsia"/>
+        </w:rPr>
+        <w:t>的顺序将</w:t>
+      </w:r>
+      <w:r>
+        <w:rPr>
+          <w:rFonts w:hint="eastAsia"/>
+        </w:rPr>
+        <w:t>敌人</w:t>
+      </w:r>
+      <w:proofErr w:type="gramStart"/>
+      <w:r>
+        <w:rPr>
+          <w:rFonts w:hint="eastAsia"/>
+        </w:rPr>
+        <w:t>侧</w:t>
+      </w:r>
+      <w:r>
+        <w:rPr>
+          <w:rFonts w:hint="eastAsia"/>
+        </w:rPr>
+        <w:t>所有牌</w:t>
+      </w:r>
+      <w:proofErr w:type="gramEnd"/>
+      <w:r>
+        <w:rPr>
+          <w:rFonts w:hint="eastAsia"/>
+        </w:rPr>
+        <w:t>依次弃置，再按从左向右的顺序将</w:t>
+      </w:r>
+      <w:r>
+        <w:rPr>
+          <w:rFonts w:hint="eastAsia"/>
+        </w:rPr>
+        <w:t>玩家</w:t>
+      </w:r>
+      <w:proofErr w:type="gramStart"/>
+      <w:r>
+        <w:rPr>
+          <w:rFonts w:hint="eastAsia"/>
+        </w:rPr>
+        <w:t>侧</w:t>
+      </w:r>
+      <w:r>
+        <w:rPr>
+          <w:rFonts w:hint="eastAsia"/>
+        </w:rPr>
+        <w:t>所有牌</w:t>
+      </w:r>
+      <w:proofErr w:type="gramEnd"/>
+      <w:r>
+        <w:rPr>
+          <w:rFonts w:hint="eastAsia"/>
+        </w:rPr>
+        <w:t>依次送墓。</w:t>
       </w:r>
     </w:p>
     <w:p>
@@ -3985,35 +3645,47 @@
         <w:rPr>
           <w:rFonts w:hint="eastAsia"/>
         </w:rPr>
-        <w:t>如果</w:t>
-      </w:r>
-      <w:proofErr w:type="gramStart"/>
-      <w:r>
-        <w:rPr>
-          <w:rFonts w:hint="eastAsia"/>
-        </w:rPr>
-        <w:t>备战区</w:t>
-      </w:r>
-      <w:proofErr w:type="gramEnd"/>
-      <w:r>
-        <w:rPr>
-          <w:rFonts w:hint="eastAsia"/>
-        </w:rPr>
-        <w:t>的槽位合计点数大于房间区对位，则玩家战胜，按从左向右的顺序将房间区槽位中所有牌依次送墓，再按从左向右的顺序将</w:t>
-      </w:r>
-      <w:proofErr w:type="gramStart"/>
-      <w:r>
-        <w:rPr>
-          <w:rFonts w:hint="eastAsia"/>
-        </w:rPr>
-        <w:t>备战区槽</w:t>
-      </w:r>
-      <w:proofErr w:type="gramEnd"/>
-      <w:r>
-        <w:rPr>
-          <w:rFonts w:hint="eastAsia"/>
-        </w:rPr>
-        <w:t>位中所有牌依次弃置。</w:t>
+        <w:t>如果玩家侧合计点数大于敌人侧，则玩家战胜，按</w:t>
+      </w:r>
+      <w:r>
+        <w:rPr>
+          <w:rFonts w:hint="eastAsia"/>
+        </w:rPr>
+        <w:t>从前到后</w:t>
+      </w:r>
+      <w:r>
+        <w:rPr>
+          <w:rFonts w:hint="eastAsia"/>
+        </w:rPr>
+        <w:t>的顺序将敌人</w:t>
+      </w:r>
+      <w:proofErr w:type="gramStart"/>
+      <w:r>
+        <w:rPr>
+          <w:rFonts w:hint="eastAsia"/>
+        </w:rPr>
+        <w:t>侧所有牌</w:t>
+      </w:r>
+      <w:proofErr w:type="gramEnd"/>
+      <w:r>
+        <w:rPr>
+          <w:rFonts w:hint="eastAsia"/>
+        </w:rPr>
+        <w:t>依次送墓，再按从左向右的顺序将玩家</w:t>
+      </w:r>
+      <w:proofErr w:type="gramStart"/>
+      <w:r>
+        <w:rPr>
+          <w:rFonts w:hint="eastAsia"/>
+        </w:rPr>
+        <w:t>侧所有牌</w:t>
+      </w:r>
+      <w:proofErr w:type="gramEnd"/>
+      <w:r>
+        <w:rPr>
+          <w:rFonts w:hint="eastAsia"/>
+        </w:rPr>
+        <w:t>依次弃置。</w:t>
       </w:r>
     </w:p>
     <w:p>
@@ -4071,7 +3743,19 @@
         <w:rPr>
           <w:rFonts w:hint="eastAsia"/>
         </w:rPr>
-        <w:t>按从左向右的顺序将房间区槽位中所有牌依次送墓，再按从左向右的顺序将</w:t>
+        <w:t>按</w:t>
+      </w:r>
+      <w:r>
+        <w:rPr>
+          <w:rFonts w:hint="eastAsia"/>
+        </w:rPr>
+        <w:t>从前到后</w:t>
+      </w:r>
+      <w:r>
+        <w:rPr>
+          <w:rFonts w:hint="eastAsia"/>
+        </w:rPr>
+        <w:t>的顺序将房间区槽位中所有牌依次送墓，再按从左向右的顺序将</w:t>
       </w:r>
       <w:proofErr w:type="gramStart"/>
       <w:r>
@@ -4096,6 +3780,50 @@
     </w:p>
     <w:p>
       <w:pPr>
+        <w:pStyle w:val="a9"/>
+        <w:numPr>
+          <w:ilvl w:val="0"/>
+          <w:numId w:val="1"/>
+        </w:numPr>
+        <w:rPr>
+          <w:rFonts w:hint="eastAsia"/>
+        </w:rPr>
+      </w:pPr>
+      <w:r>
+        <w:rPr>
+          <w:rFonts w:hint="eastAsia"/>
+        </w:rPr>
+        <w:t>如果玩家侧合计点数等于敌人侧，则</w:t>
+      </w:r>
+      <w:proofErr w:type="gramStart"/>
+      <w:r>
+        <w:rPr>
+          <w:rFonts w:hint="eastAsia"/>
+        </w:rPr>
+        <w:t>玩家荣誉</w:t>
+      </w:r>
+      <w:proofErr w:type="gramEnd"/>
+      <w:r>
+        <w:rPr>
+          <w:rFonts w:hint="eastAsia"/>
+        </w:rPr>
+        <w:t>战胜，按从玩家侧到敌人侧，</w:t>
+      </w:r>
+      <w:r>
+        <w:rPr>
+          <w:rFonts w:hint="eastAsia"/>
+        </w:rPr>
+        <w:t>从前到后</w:t>
+      </w:r>
+      <w:r>
+        <w:rPr>
+          <w:rFonts w:hint="eastAsia"/>
+        </w:rPr>
+        <w:t>的顺序将房间内所有牌依次送墓。“荣誉战胜”是特殊的“战胜”，可以触发玩家战胜时才能发动的效果。</w:t>
+      </w:r>
+    </w:p>
+    <w:p>
+      <w:pPr>
         <w:ind w:left="420"/>
         <w:rPr>
           <w:rFonts w:hint="eastAsia"/>
@@ -4145,7 +3873,8 @@
         <w:rPr>
           <w:rFonts w:hint="eastAsia"/>
         </w:rPr>
-        <w:t>使用遗物牌</w:t>
+        <w:lastRenderedPageBreak/>
+        <w:t>使用遭遇牌</w:t>
       </w:r>
     </w:p>
     <w:p>
@@ -4161,200 +3890,79 @@
         <w:rPr>
           <w:rFonts w:hint="eastAsia"/>
         </w:rPr>
-        <w:t>如果一张遗物牌的效果文本中没有注明发动条件，即可在自由阶段发动，玩家支付相应的道具点数，即可使用遗物牌的效果。</w:t>
-      </w:r>
-    </w:p>
-    <w:p>
-      <w:pPr>
-        <w:pStyle w:val="5"/>
-        <w:rPr>
-          <w:rFonts w:hint="eastAsia"/>
-        </w:rPr>
-      </w:pPr>
-      <w:r>
-        <w:rPr>
-          <w:rFonts w:hint="eastAsia"/>
-        </w:rPr>
-        <w:lastRenderedPageBreak/>
-        <w:t>使用升级牌</w:t>
-      </w:r>
-    </w:p>
-    <w:p>
-      <w:pPr>
-        <w:rPr>
-          <w:rFonts w:hint="eastAsia"/>
-        </w:rPr>
-      </w:pPr>
-      <w:r>
-        <w:tab/>
-      </w:r>
-      <w:r>
-        <w:rPr>
-          <w:rFonts w:hint="eastAsia"/>
-        </w:rPr>
-        <w:t>自由阶段可以将升级牌打出到备战区，以此方式打出的升级牌视为点数为1的怪物牌。</w:t>
-      </w:r>
-    </w:p>
-    <w:p>
-      <w:pPr>
-        <w:rPr>
-          <w:rFonts w:hint="eastAsia"/>
-        </w:rPr>
-      </w:pPr>
-      <w:r>
-        <w:tab/>
-      </w:r>
-      <w:r>
-        <w:rPr>
-          <w:rFonts w:hint="eastAsia"/>
-        </w:rPr>
-        <w:t>部分特殊的能力牌可以赋予玩家将升级牌堆叠并打出的能力，以此方式打出的升级牌堆叠视为点数为X的怪物牌，X为堆叠中升级牌的数量。</w:t>
-      </w:r>
-    </w:p>
-    <w:p>
-      <w:pPr>
-        <w:rPr>
-          <w:rFonts w:hint="eastAsia"/>
-        </w:rPr>
-      </w:pPr>
-      <w:r>
-        <w:tab/>
-      </w:r>
-      <w:r>
-        <w:rPr>
-          <w:rFonts w:hint="eastAsia"/>
-        </w:rPr>
-        <w:t>除了将升级</w:t>
-      </w:r>
-      <w:proofErr w:type="gramStart"/>
-      <w:r>
-        <w:rPr>
-          <w:rFonts w:hint="eastAsia"/>
-        </w:rPr>
-        <w:t>牌</w:t>
-      </w:r>
-      <w:r>
-        <w:rPr>
-          <w:rFonts w:hint="eastAsia"/>
-        </w:rPr>
-        <w:t>直接</w:t>
-      </w:r>
-      <w:proofErr w:type="gramEnd"/>
-      <w:r>
-        <w:rPr>
-          <w:rFonts w:hint="eastAsia"/>
-        </w:rPr>
-        <w:t>打出</w:t>
-      </w:r>
-      <w:r>
-        <w:rPr>
-          <w:rFonts w:hint="eastAsia"/>
-        </w:rPr>
-        <w:t>之外，</w:t>
-      </w:r>
-      <w:r>
-        <w:rPr>
-          <w:rFonts w:hint="eastAsia"/>
-        </w:rPr>
-        <w:t>如果是能力牌，则</w:t>
-      </w:r>
-      <w:r>
-        <w:rPr>
-          <w:rFonts w:hint="eastAsia"/>
-        </w:rPr>
-        <w:t>还可以使用能力牌的效果</w:t>
-      </w:r>
-      <w:r>
-        <w:rPr>
-          <w:rFonts w:hint="eastAsia"/>
-        </w:rPr>
-        <w:t>。</w:t>
-      </w:r>
-      <w:r>
-        <w:rPr>
-          <w:rFonts w:hint="eastAsia"/>
-        </w:rPr>
-        <w:t>如果一张能力牌的效果文本中没有注明发动条件，</w:t>
-      </w:r>
-      <w:r>
-        <w:rPr>
-          <w:rFonts w:hint="eastAsia"/>
-        </w:rPr>
-        <w:t>即可在自由阶段发动，玩家根据效果文本将对应的能力牌横置，即可使用能力牌的效果。</w:t>
-      </w:r>
-    </w:p>
-    <w:p>
-      <w:pPr>
-        <w:pStyle w:val="5"/>
-        <w:rPr>
-          <w:rFonts w:hint="eastAsia"/>
-        </w:rPr>
-      </w:pPr>
-      <w:r>
-        <w:rPr>
-          <w:rFonts w:hint="eastAsia"/>
-        </w:rPr>
-        <w:t>使用遭遇牌</w:t>
-      </w:r>
-    </w:p>
-    <w:p>
-      <w:pPr>
-        <w:rPr>
-          <w:rFonts w:hint="eastAsia"/>
-        </w:rPr>
-      </w:pPr>
-      <w:r>
-        <w:tab/>
-      </w:r>
-      <w:r>
-        <w:rPr>
-          <w:rFonts w:hint="eastAsia"/>
-        </w:rPr>
-        <w:t>如果房间区的一行或一列都没有牌，则玩家可以使用对应位置的遭遇牌。如果那张遭遇牌是战利品牌，则玩家将其放入自己的战利品区；如果那张牌是事件牌，则玩家执行其效果后，将其放入遭遇</w:t>
-      </w:r>
-      <w:proofErr w:type="gramStart"/>
-      <w:r>
-        <w:rPr>
-          <w:rFonts w:hint="eastAsia"/>
-        </w:rPr>
-        <w:t>牌弃牌堆</w:t>
-      </w:r>
-      <w:proofErr w:type="gramEnd"/>
-      <w:r>
-        <w:rPr>
-          <w:rFonts w:hint="eastAsia"/>
-        </w:rPr>
-        <w:t>。</w:t>
-      </w:r>
-    </w:p>
-    <w:p>
-      <w:pPr>
-        <w:pStyle w:val="5"/>
-        <w:rPr>
-          <w:rFonts w:hint="eastAsia"/>
-        </w:rPr>
-      </w:pPr>
-      <w:r>
-        <w:rPr>
-          <w:rFonts w:hint="eastAsia"/>
-        </w:rPr>
-        <w:t>使用战利品牌</w:t>
-      </w:r>
-    </w:p>
-    <w:p>
-      <w:pPr>
-        <w:rPr>
-          <w:rFonts w:hint="eastAsia"/>
-        </w:rPr>
-      </w:pPr>
-      <w:r>
-        <w:tab/>
-      </w:r>
-      <w:r>
-        <w:rPr>
-          <w:rFonts w:hint="eastAsia"/>
-        </w:rPr>
-        <w:t>玩家可以在自由阶段使用自己战利品区的牌，执行其效果后将其放入遭遇</w:t>
+        <w:t>如果</w:t>
+      </w:r>
+      <w:r>
+        <w:rPr>
+          <w:rFonts w:hint="eastAsia"/>
+        </w:rPr>
+        <w:t>地城</w:t>
+      </w:r>
+      <w:r>
+        <w:rPr>
+          <w:rFonts w:hint="eastAsia"/>
+        </w:rPr>
+        <w:t>区的一行或一列没有牌，</w:t>
+      </w:r>
+      <w:r>
+        <w:rPr>
+          <w:rFonts w:hint="eastAsia"/>
+        </w:rPr>
+        <w:t>则</w:t>
+      </w:r>
+      <w:r>
+        <w:rPr>
+          <w:rFonts w:hint="eastAsia"/>
+        </w:rPr>
+        <w:t>玩家可以使用</w:t>
+      </w:r>
+      <w:r>
+        <w:rPr>
+          <w:rFonts w:hint="eastAsia"/>
+        </w:rPr>
+        <w:t>相</w:t>
+      </w:r>
+      <w:r>
+        <w:rPr>
+          <w:rFonts w:hint="eastAsia"/>
+        </w:rPr>
+        <w:t>应位置的遭遇牌。如果那张牌是</w:t>
+      </w:r>
+      <w:r>
+        <w:rPr>
+          <w:rFonts w:hint="eastAsia"/>
+        </w:rPr>
+        <w:t>道具</w:t>
+      </w:r>
+      <w:r>
+        <w:rPr>
+          <w:rFonts w:hint="eastAsia"/>
+        </w:rPr>
+        <w:t>牌，则玩家</w:t>
+      </w:r>
+      <w:r>
+        <w:rPr>
+          <w:rFonts w:hint="eastAsia"/>
+        </w:rPr>
+        <w:t>可以</w:t>
+      </w:r>
+      <w:r>
+        <w:rPr>
+          <w:rFonts w:hint="eastAsia"/>
+        </w:rPr>
+        <w:t>将其放入自己的</w:t>
+      </w:r>
+      <w:r>
+        <w:rPr>
+          <w:rFonts w:hint="eastAsia"/>
+        </w:rPr>
+        <w:t>背包</w:t>
+      </w:r>
+      <w:r>
+        <w:rPr>
+          <w:rFonts w:hint="eastAsia"/>
+        </w:rPr>
+        <w:t>区；如果那张牌是事件牌，则玩家执行其效果后，将其放入遭遇</w:t>
       </w:r>
       <w:proofErr w:type="gramStart"/>
       <w:r>
@@ -4466,7 +4074,31 @@
         <w:rPr>
           <w:rFonts w:hint="eastAsia"/>
         </w:rPr>
-        <w:t>根据墓地牌的数量，获得SP，默认情况下，墓地每有5张牌，玩家获得1SP。</w:t>
+        <w:t>根据墓地牌的数量，</w:t>
+      </w:r>
+      <w:r>
+        <w:rPr>
+          <w:rFonts w:hint="eastAsia"/>
+        </w:rPr>
+        <w:t>参照技能点获取表，</w:t>
+      </w:r>
+      <w:r>
+        <w:rPr>
+          <w:rFonts w:hint="eastAsia"/>
+        </w:rPr>
+        <w:t>获得</w:t>
+      </w:r>
+      <w:r>
+        <w:rPr>
+          <w:rFonts w:hint="eastAsia"/>
+        </w:rPr>
+        <w:t>技能点token</w:t>
+      </w:r>
+      <w:r>
+        <w:rPr>
+          <w:rFonts w:hint="eastAsia"/>
+        </w:rPr>
+        <w:t>。</w:t>
       </w:r>
     </w:p>
     <w:p>
@@ -4484,7 +4116,13 @@
         <w:rPr>
           <w:rFonts w:hint="eastAsia"/>
         </w:rPr>
-        <w:t>将备选</w:t>
+        <w:t>将</w:t>
+      </w:r>
+      <w:r>
+        <w:rPr>
+          <w:rFonts w:hint="eastAsia"/>
+        </w:rPr>
+        <w:t>购买</w:t>
       </w:r>
       <w:proofErr w:type="gramStart"/>
       <w:r>
@@ -4512,35 +4150,27 @@
         <w:rPr>
           <w:rFonts w:hint="eastAsia"/>
         </w:rPr>
-        <w:t>备选</w:t>
-      </w:r>
-      <w:proofErr w:type="gramStart"/>
-      <w:r>
-        <w:rPr>
-          <w:rFonts w:hint="eastAsia"/>
-        </w:rPr>
-        <w:t>升级牌堆的</w:t>
-      </w:r>
-      <w:proofErr w:type="gramEnd"/>
-      <w:r>
-        <w:rPr>
-          <w:rFonts w:hint="eastAsia"/>
-        </w:rPr>
-        <w:t>每个空</w:t>
-      </w:r>
-      <w:proofErr w:type="gramStart"/>
-      <w:r>
-        <w:rPr>
-          <w:rFonts w:hint="eastAsia"/>
-        </w:rPr>
-        <w:t>槽位发1张</w:t>
-      </w:r>
-      <w:proofErr w:type="gramEnd"/>
-      <w:r>
-        <w:rPr>
-          <w:rFonts w:hint="eastAsia"/>
-        </w:rPr>
-        <w:t>牌。</w:t>
+        <w:t>购买</w:t>
+      </w:r>
+      <w:proofErr w:type="gramStart"/>
+      <w:r>
+        <w:rPr>
+          <w:rFonts w:hint="eastAsia"/>
+        </w:rPr>
+        <w:t>升级牌区</w:t>
+      </w:r>
+      <w:r>
+        <w:rPr>
+          <w:rFonts w:hint="eastAsia"/>
+        </w:rPr>
+        <w:t>的</w:t>
+      </w:r>
+      <w:proofErr w:type="gramEnd"/>
+      <w:r>
+        <w:rPr>
+          <w:rFonts w:hint="eastAsia"/>
+        </w:rPr>
+        <w:t>每个空位发1张牌。</w:t>
       </w:r>
     </w:p>
     <w:p>
@@ -4760,6 +4390,12 @@
         <w:rPr>
           <w:rFonts w:hint="eastAsia"/>
         </w:rPr>
+        <w:t>按玩家指定的房间顺序，</w:t>
+      </w:r>
+      <w:r>
+        <w:rPr>
+          <w:rFonts w:hint="eastAsia"/>
+        </w:rPr>
         <w:t>依次</w:t>
       </w:r>
       <w:r>
@@ -4778,21 +4414,57 @@
         <w:rPr>
           <w:rFonts w:hint="eastAsia"/>
         </w:rPr>
-        <w:t>所有牌的回合结束时效果，顺序如下：先结算房间区，后结算备战区；区域内部从上到下，从左到右；槽</w:t>
-      </w:r>
-      <w:proofErr w:type="gramStart"/>
-      <w:r>
-        <w:rPr>
-          <w:rFonts w:hint="eastAsia"/>
-        </w:rPr>
-        <w:t>位内部</w:t>
-      </w:r>
-      <w:proofErr w:type="gramEnd"/>
-      <w:r>
-        <w:rPr>
-          <w:rFonts w:hint="eastAsia"/>
-        </w:rPr>
-        <w:t>从左到右。</w:t>
+        <w:t>所有</w:t>
+      </w:r>
+      <w:r>
+        <w:rPr>
+          <w:rFonts w:hint="eastAsia"/>
+        </w:rPr>
+        <w:t>房间</w:t>
+      </w:r>
+      <w:r>
+        <w:rPr>
+          <w:rFonts w:hint="eastAsia"/>
+        </w:rPr>
+        <w:t>的回合结束时效果</w:t>
+      </w:r>
+      <w:r>
+        <w:rPr>
+          <w:rFonts w:hint="eastAsia"/>
+        </w:rPr>
+        <w:t>。房间内的</w:t>
+      </w:r>
+      <w:proofErr w:type="gramStart"/>
+      <w:r>
+        <w:rPr>
+          <w:rFonts w:hint="eastAsia"/>
+        </w:rPr>
+        <w:t>牌按照</w:t>
+      </w:r>
+      <w:proofErr w:type="gramEnd"/>
+      <w:r>
+        <w:rPr>
+          <w:rFonts w:hint="eastAsia"/>
+        </w:rPr>
+        <w:t>从玩家侧到敌人侧、</w:t>
+      </w:r>
+      <w:r>
+        <w:rPr>
+          <w:rFonts w:hint="eastAsia"/>
+        </w:rPr>
+        <w:t>从前到后</w:t>
+      </w:r>
+      <w:r>
+        <w:rPr>
+          <w:rFonts w:hint="eastAsia"/>
+        </w:rPr>
+        <w:t>的顺序结算</w:t>
+      </w:r>
+      <w:r>
+        <w:rPr>
+          <w:rFonts w:hint="eastAsia"/>
+        </w:rPr>
+        <w:t>。</w:t>
       </w:r>
       <w:r>
         <w:rPr>
@@ -4804,20 +4476,19 @@
         <w:rPr>
           <w:rFonts w:hint="eastAsia"/>
         </w:rPr>
-        <w:t>不结算效</w:t>
-      </w:r>
-      <w:r>
-        <w:rPr>
-          <w:rFonts w:hint="eastAsia"/>
-        </w:rPr>
-        <w:lastRenderedPageBreak/>
-        <w:t>果</w:t>
+        <w:t>不结算效果</w:t>
       </w:r>
       <w:r>
         <w:rPr>
           <w:rFonts w:hint="eastAsia"/>
         </w:rPr>
         <w:t>。</w:t>
+      </w:r>
+      <w:r>
+        <w:rPr>
+          <w:rFonts w:hint="eastAsia"/>
+        </w:rPr>
+        <w:t>回合结束时效果完成后，将对应的牌横置。</w:t>
       </w:r>
     </w:p>
     <w:p>
@@ -4835,36 +4506,24 @@
         <w:rPr>
           <w:rFonts w:hint="eastAsia"/>
         </w:rPr>
-        <w:t>依次将场上横置的牌复位，顺序与结算回合结束时的顺序一致。</w:t>
-      </w:r>
-    </w:p>
-    <w:p>
-      <w:pPr>
-        <w:pStyle w:val="a9"/>
-        <w:numPr>
-          <w:ilvl w:val="0"/>
-          <w:numId w:val="11"/>
-        </w:numPr>
-        <w:rPr>
-          <w:rFonts w:hint="eastAsia"/>
-        </w:rPr>
-      </w:pPr>
-      <w:r>
-        <w:rPr>
-          <w:rFonts w:hint="eastAsia"/>
-        </w:rPr>
-        <w:t>按从左到右的顺序，</w:t>
-      </w:r>
-      <w:r>
-        <w:rPr>
-          <w:rFonts w:hint="eastAsia"/>
-        </w:rPr>
-        <w:t>依次将遗物区横置的遗物牌复位。</w:t>
-      </w:r>
-    </w:p>
-    <w:p>
-      <w:pPr>
-        <w:pStyle w:val="3"/>
+        <w:t>依次将场上横置的牌复位，顺序与</w:t>
+      </w:r>
+      <w:r>
+        <w:rPr>
+          <w:rFonts w:hint="eastAsia"/>
+        </w:rPr>
+        <w:t>步骤①中的</w:t>
+      </w:r>
+      <w:r>
+        <w:rPr>
+          <w:rFonts w:hint="eastAsia"/>
+        </w:rPr>
+        <w:t>顺序一致。</w:t>
+      </w:r>
+    </w:p>
+    <w:p>
+      <w:pPr>
+        <w:pStyle w:val="4"/>
         <w:rPr>
           <w:rFonts w:hint="eastAsia"/>
         </w:rPr>
@@ -4945,49 +4604,13 @@
         <w:rPr>
           <w:rFonts w:hint="eastAsia"/>
         </w:rPr>
-        <w:t>当</w:t>
-      </w:r>
-      <w:r>
-        <w:rPr>
-          <w:rFonts w:hint="eastAsia"/>
-        </w:rPr>
-        <w:t>地下城深度达到上限值</w:t>
-      </w:r>
-      <w:r>
-        <w:rPr>
-          <w:rFonts w:hint="eastAsia"/>
-        </w:rPr>
-        <w:t>3</w:t>
-      </w:r>
-      <w:r>
-        <w:rPr>
-          <w:rFonts w:hint="eastAsia"/>
-        </w:rPr>
-        <w:t>后</w:t>
-      </w:r>
-      <w:r>
-        <w:rPr>
-          <w:rFonts w:hint="eastAsia"/>
-        </w:rPr>
-        <w:t>，</w:t>
-      </w:r>
-      <w:r>
-        <w:rPr>
-          <w:rFonts w:hint="eastAsia"/>
-        </w:rPr>
-        <w:t>玩家</w:t>
-      </w:r>
-      <w:r>
-        <w:rPr>
-          <w:rFonts w:hint="eastAsia"/>
-        </w:rPr>
-        <w:t>再次</w:t>
-      </w:r>
-      <w:r>
-        <w:rPr>
-          <w:rFonts w:hint="eastAsia"/>
-        </w:rPr>
-        <w:t>成功下层时，游戏胜利</w:t>
+        <w:t>玩家达成挑战牌的通关条件时</w:t>
+      </w:r>
+      <w:r>
+        <w:rPr>
+          <w:rFonts w:hint="eastAsia"/>
+        </w:rPr>
+        <w:t>，游戏胜利</w:t>
       </w:r>
       <w:r>
         <w:rPr>
@@ -5116,15 +4739,36 @@
         <w:rPr>
           <w:rFonts w:hint="eastAsia"/>
         </w:rPr>
+        <w:lastRenderedPageBreak/>
+        <w:t>横置</w:t>
+      </w:r>
+    </w:p>
+    <w:p>
+      <w:r>
+        <w:tab/>
+      </w:r>
+      <w:r>
+        <w:rPr>
+          <w:rFonts w:hint="eastAsia"/>
+        </w:rPr>
+        <w:t>横置代表牌失效时的状态。地城区的牌横置时，视为1张点数为1的无效果牌，其牌名和种族仍保持不变，在回合结束时将其复位。</w:t>
+      </w:r>
+    </w:p>
+    <w:p>
+      <w:pPr>
+        <w:pStyle w:val="3"/>
+        <w:rPr>
+          <w:rFonts w:hint="eastAsia"/>
+        </w:rPr>
+      </w:pPr>
+      <w:r>
+        <w:rPr>
+          <w:rFonts w:hint="eastAsia"/>
+        </w:rPr>
         <w:t>移动</w:t>
       </w:r>
     </w:p>
     <w:p>
-      <w:pPr>
-        <w:rPr>
-          <w:rFonts w:hint="eastAsia"/>
-        </w:rPr>
-      </w:pPr>
       <w:r>
         <w:tab/>
       </w:r>
@@ -5132,39 +4776,157 @@
         <w:rPr>
           <w:rFonts w:hint="eastAsia"/>
         </w:rPr>
-        <w:t>场上的槽位之间存在距离，单位为格，相邻的槽位距离为1格，不相邻的槽位距离格数为从其中一个槽位出发，经历相邻槽位到达另一个槽位的过程中经过的所有槽位的合计数量减去1。移动</w:t>
-      </w:r>
-      <w:r>
-        <w:rPr>
-          <w:rFonts w:hint="eastAsia"/>
-        </w:rPr>
-        <w:t>x</w:t>
-      </w:r>
-      <w:proofErr w:type="gramStart"/>
-      <w:r>
-        <w:rPr>
-          <w:rFonts w:hint="eastAsia"/>
-        </w:rPr>
-        <w:t>格指将</w:t>
-      </w:r>
-      <w:proofErr w:type="gramEnd"/>
-      <w:r>
-        <w:rPr>
-          <w:rFonts w:hint="eastAsia"/>
-        </w:rPr>
-        <w:t>一张牌从一个槽位移动到距离</w:t>
-      </w:r>
-      <w:r>
-        <w:rPr>
-          <w:rFonts w:hint="eastAsia"/>
-        </w:rPr>
-        <w:t>x</w:t>
-      </w:r>
-      <w:r>
-        <w:rPr>
-          <w:rFonts w:hint="eastAsia"/>
-        </w:rPr>
-        <w:t>格的另一个槽位中。</w:t>
+        <w:t>地城区的房间之间</w:t>
+      </w:r>
+      <w:r>
+        <w:rPr>
+          <w:rFonts w:hint="eastAsia"/>
+        </w:rPr>
+        <w:t>存在距离</w:t>
+      </w:r>
+      <w:r>
+        <w:rPr>
+          <w:rFonts w:hint="eastAsia"/>
+        </w:rPr>
+        <w:t>概念</w:t>
+      </w:r>
+      <w:r>
+        <w:rPr>
+          <w:rFonts w:hint="eastAsia"/>
+        </w:rPr>
+        <w:t>，</w:t>
+      </w:r>
+      <w:r>
+        <w:rPr>
+          <w:rFonts w:hint="eastAsia"/>
+        </w:rPr>
+        <w:t>距离的</w:t>
+      </w:r>
+      <w:r>
+        <w:rPr>
+          <w:rFonts w:hint="eastAsia"/>
+        </w:rPr>
+        <w:t>单位为格</w:t>
+      </w:r>
+      <w:r>
+        <w:rPr>
+          <w:rFonts w:hint="eastAsia"/>
+        </w:rPr>
+        <w:t>。</w:t>
+      </w:r>
+      <w:r>
+        <w:rPr>
+          <w:rFonts w:hint="eastAsia"/>
+        </w:rPr>
+        <w:t>相邻</w:t>
+      </w:r>
+      <w:r>
+        <w:rPr>
+          <w:rFonts w:hint="eastAsia"/>
+        </w:rPr>
+        <w:t>房间的</w:t>
+      </w:r>
+      <w:r>
+        <w:rPr>
+          <w:rFonts w:hint="eastAsia"/>
+        </w:rPr>
+        <w:t>距离为1格，</w:t>
+      </w:r>
+      <w:r>
+        <w:rPr>
+          <w:rFonts w:hint="eastAsia"/>
+        </w:rPr>
+        <w:t>因此“移动1格”即将牌移动相邻房间。</w:t>
+      </w:r>
+      <w:r>
+        <w:rPr>
+          <w:rFonts w:hint="eastAsia"/>
+        </w:rPr>
+        <w:t>不相邻的</w:t>
+      </w:r>
+      <w:r>
+        <w:rPr>
+          <w:rFonts w:hint="eastAsia"/>
+        </w:rPr>
+        <w:t>房间</w:t>
+      </w:r>
+      <w:r>
+        <w:rPr>
+          <w:rFonts w:hint="eastAsia"/>
+        </w:rPr>
+        <w:t>距离为从</w:t>
+      </w:r>
+      <w:r>
+        <w:rPr>
+          <w:rFonts w:hint="eastAsia"/>
+        </w:rPr>
+        <w:t>起始房间</w:t>
+      </w:r>
+      <w:r>
+        <w:rPr>
+          <w:rFonts w:hint="eastAsia"/>
+        </w:rPr>
+        <w:t>出发</w:t>
+      </w:r>
+      <w:r>
+        <w:rPr>
+          <w:rFonts w:hint="eastAsia"/>
+        </w:rPr>
+        <w:t>连续移动1格后达到目标房间的次数。</w:t>
+      </w:r>
+    </w:p>
+    <w:p>
+      <w:pPr>
+        <w:rPr>
+          <w:rFonts w:hint="eastAsia"/>
+        </w:rPr>
+      </w:pPr>
+      <w:r>
+        <w:tab/>
+      </w:r>
+      <w:proofErr w:type="gramStart"/>
+      <w:r>
+        <w:rPr>
+          <w:rFonts w:hint="eastAsia"/>
+        </w:rPr>
+        <w:t>牌通过</w:t>
+      </w:r>
+      <w:proofErr w:type="gramEnd"/>
+      <w:r>
+        <w:rPr>
+          <w:rFonts w:hint="eastAsia"/>
+        </w:rPr>
+        <w:t>移动的方式进入另一个房间时，将其放置在房间</w:t>
+      </w:r>
+      <w:r>
+        <w:rPr>
+          <w:rFonts w:hint="eastAsia"/>
+        </w:rPr>
+        <w:t>的最</w:t>
+      </w:r>
+      <w:r>
+        <w:rPr>
+          <w:rFonts w:hint="eastAsia"/>
+        </w:rPr>
+        <w:t>靠</w:t>
+      </w:r>
+      <w:r>
+        <w:rPr>
+          <w:rFonts w:hint="eastAsia"/>
+        </w:rPr>
+        <w:t>后</w:t>
+      </w:r>
+      <w:r>
+        <w:rPr>
+          <w:rFonts w:hint="eastAsia"/>
+        </w:rPr>
+        <w:t>方的位置</w:t>
+      </w:r>
+      <w:r>
+        <w:rPr>
+          <w:rFonts w:hint="eastAsia"/>
+        </w:rPr>
+        <w:t>。</w:t>
       </w:r>
     </w:p>
     <w:p>
@@ -5200,20 +4962,37 @@
         <w:rPr>
           <w:rFonts w:hint="eastAsia"/>
         </w:rPr>
-        <w:t>指从牌堆中翻开x张牌，从中选y张。</w:t>
-      </w:r>
-      <w:r>
-        <w:rPr>
-          <w:rFonts w:hint="eastAsia"/>
-        </w:rPr>
-        <w:t>规则或效果文本要求玩家从</w:t>
-      </w:r>
-      <w:proofErr w:type="gramStart"/>
-      <w:r>
-        <w:rPr>
-          <w:rFonts w:hint="eastAsia"/>
-        </w:rPr>
-        <w:t>某个牌堆</w:t>
+        <w:t>指从牌堆中翻开</w:t>
+      </w:r>
+      <w:r>
+        <w:rPr>
+          <w:rFonts w:hint="eastAsia"/>
+        </w:rPr>
+        <w:t>数</w:t>
+      </w:r>
+      <w:r>
+        <w:rPr>
+          <w:rFonts w:hint="eastAsia"/>
+        </w:rPr>
+        <w:t>张牌</w:t>
+      </w:r>
+      <w:r>
+        <w:rPr>
+          <w:rFonts w:hint="eastAsia"/>
+        </w:rPr>
+        <w:t>后</w:t>
+      </w:r>
+      <w:r>
+        <w:rPr>
+          <w:rFonts w:hint="eastAsia"/>
+        </w:rPr>
+        <w:t>，</w:t>
+      </w:r>
+      <w:r>
+        <w:rPr>
+          <w:rFonts w:hint="eastAsia"/>
+        </w:rPr>
+        <w:t>再</w:t>
       </w:r>
       <w:r>
         <w:rPr>
@@ -5225,14 +5004,51 @@
         <w:rPr>
           <w:rFonts w:hint="eastAsia"/>
         </w:rPr>
-        <w:t>时</w:t>
-      </w:r>
-      <w:proofErr w:type="gramEnd"/>
-      <w:r>
-        <w:rPr>
-          <w:rFonts w:hint="eastAsia"/>
-        </w:rPr>
-        <w:t>，如果没有额外的</w:t>
+        <w:t>其中的某几张</w:t>
+      </w:r>
+      <w:r>
+        <w:rPr>
+          <w:rFonts w:hint="eastAsia"/>
+        </w:rPr>
+        <w:t>。</w:t>
+      </w:r>
+      <w:r>
+        <w:rPr>
+          <w:rFonts w:hint="eastAsia"/>
+        </w:rPr>
+        <w:t>当</w:t>
+      </w:r>
+      <w:r>
+        <w:rPr>
+          <w:rFonts w:hint="eastAsia"/>
+        </w:rPr>
+        <w:t>规则或效果文本要求玩家从某个</w:t>
+      </w:r>
+      <w:proofErr w:type="gramStart"/>
+      <w:r>
+        <w:rPr>
+          <w:rFonts w:hint="eastAsia"/>
+        </w:rPr>
+        <w:t>牌堆</w:t>
+      </w:r>
+      <w:r>
+        <w:rPr>
+          <w:rFonts w:hint="eastAsia"/>
+        </w:rPr>
+        <w:t>翻</w:t>
+      </w:r>
+      <w:proofErr w:type="gramEnd"/>
+      <w:r>
+        <w:rPr>
+          <w:rFonts w:hint="eastAsia"/>
+        </w:rPr>
+        <w:t>选</w:t>
+      </w:r>
+      <w:r>
+        <w:rPr>
+          <w:rFonts w:hint="eastAsia"/>
+        </w:rPr>
+        <w:t>时，如果没有额外的</w:t>
       </w:r>
       <w:r>
         <w:rPr>
@@ -5251,15 +5067,55 @@
         <w:rPr>
           <w:rFonts w:hint="eastAsia"/>
         </w:rPr>
-        <w:t>牌根据牌堆作</w:t>
-      </w:r>
-      <w:proofErr w:type="gramEnd"/>
-      <w:r>
-        <w:rPr>
-          <w:rFonts w:hint="eastAsia"/>
-        </w:rPr>
-        <w:t>以下处理：如果是从主牌堆翻牌</w:t>
-      </w:r>
+        <w:t>牌根据</w:t>
+      </w:r>
+      <w:proofErr w:type="gramEnd"/>
+      <w:r>
+        <w:rPr>
+          <w:rFonts w:hint="eastAsia"/>
+        </w:rPr>
+        <w:t>其来源</w:t>
+      </w:r>
+      <w:proofErr w:type="gramStart"/>
+      <w:r>
+        <w:rPr>
+          <w:rFonts w:hint="eastAsia"/>
+        </w:rPr>
+        <w:t>牌堆作</w:t>
+      </w:r>
+      <w:proofErr w:type="gramEnd"/>
+      <w:r>
+        <w:rPr>
+          <w:rFonts w:hint="eastAsia"/>
+        </w:rPr>
+        <w:t>以下处理：如果是从主牌堆</w:t>
+      </w:r>
+      <w:r>
+        <w:rPr>
+          <w:rFonts w:hint="eastAsia"/>
+        </w:rPr>
+        <w:t>或升级</w:t>
+      </w:r>
+      <w:proofErr w:type="gramStart"/>
+      <w:r>
+        <w:rPr>
+          <w:rFonts w:hint="eastAsia"/>
+        </w:rPr>
+        <w:t>牌堆</w:t>
+      </w:r>
+      <w:r>
+        <w:rPr>
+          <w:rFonts w:hint="eastAsia"/>
+        </w:rPr>
+        <w:t>翻</w:t>
+      </w:r>
+      <w:r>
+        <w:rPr>
+          <w:rFonts w:hint="eastAsia"/>
+        </w:rPr>
+        <w:t>选</w:t>
+      </w:r>
+      <w:proofErr w:type="gramEnd"/>
       <w:r>
         <w:rPr>
           <w:rFonts w:hint="eastAsia"/>
@@ -5270,52 +5126,38 @@
         <w:rPr>
           <w:rFonts w:hint="eastAsia"/>
         </w:rPr>
+        <w:t>洗回原牌堆</w:t>
+      </w:r>
+      <w:r>
+        <w:rPr>
+          <w:rFonts w:hint="eastAsia"/>
+        </w:rPr>
+        <w:t>；如果是从</w:t>
+      </w:r>
+      <w:proofErr w:type="gramStart"/>
+      <w:r>
+        <w:rPr>
+          <w:rFonts w:hint="eastAsia"/>
+        </w:rPr>
+        <w:t>遭遇牌堆翻牌</w:t>
+      </w:r>
+      <w:proofErr w:type="gramEnd"/>
+      <w:r>
+        <w:rPr>
+          <w:rFonts w:hint="eastAsia"/>
+        </w:rPr>
+        <w:t>，没有选中的牌</w:t>
+      </w:r>
+      <w:r>
+        <w:rPr>
+          <w:rFonts w:hint="eastAsia"/>
+        </w:rPr>
         <w:t>依次</w:t>
       </w:r>
       <w:r>
         <w:rPr>
           <w:rFonts w:hint="eastAsia"/>
         </w:rPr>
-        <w:t>送去翻牌玩家的</w:t>
-      </w:r>
-      <w:proofErr w:type="gramStart"/>
-      <w:r>
-        <w:rPr>
-          <w:rFonts w:hint="eastAsia"/>
-        </w:rPr>
-        <w:t>弃牌堆</w:t>
-      </w:r>
-      <w:proofErr w:type="gramEnd"/>
-      <w:r>
-        <w:rPr>
-          <w:rFonts w:hint="eastAsia"/>
-        </w:rPr>
-        <w:t>；如果是从</w:t>
-      </w:r>
-      <w:proofErr w:type="gramStart"/>
-      <w:r>
-        <w:rPr>
-          <w:rFonts w:hint="eastAsia"/>
-        </w:rPr>
-        <w:t>遭遇牌堆翻牌</w:t>
-      </w:r>
-      <w:proofErr w:type="gramEnd"/>
-      <w:r>
-        <w:rPr>
-          <w:rFonts w:hint="eastAsia"/>
-        </w:rPr>
-        <w:t>，没有选中的牌</w:t>
-      </w:r>
-      <w:r>
-        <w:rPr>
-          <w:rFonts w:hint="eastAsia"/>
-        </w:rPr>
-        <w:t>依次</w:t>
-      </w:r>
-      <w:r>
-        <w:rPr>
-          <w:rFonts w:hint="eastAsia"/>
-        </w:rPr>
         <w:t>送去遭遇</w:t>
       </w:r>
       <w:proofErr w:type="gramStart"/>
@@ -5330,32 +5172,6 @@
         <w:rPr>
           <w:rFonts w:hint="eastAsia"/>
         </w:rPr>
-        <w:t>；如果是从</w:t>
-      </w:r>
-      <w:proofErr w:type="gramStart"/>
-      <w:r>
-        <w:rPr>
-          <w:rFonts w:hint="eastAsia"/>
-        </w:rPr>
-        <w:t>遗物牌堆翻牌</w:t>
-      </w:r>
-      <w:proofErr w:type="gramEnd"/>
-      <w:r>
-        <w:rPr>
-          <w:rFonts w:hint="eastAsia"/>
-        </w:rPr>
-        <w:t>，没有选中的牌</w:t>
-      </w:r>
-      <w:r>
-        <w:rPr>
-          <w:rFonts w:hint="eastAsia"/>
-        </w:rPr>
-        <w:t>洗回原牌堆</w:t>
-      </w:r>
-      <w:r>
-        <w:rPr>
-          <w:rFonts w:hint="eastAsia"/>
-        </w:rPr>
         <w:t>。</w:t>
       </w:r>
     </w:p>
@@ -5370,7 +5186,7 @@
         <w:rPr>
           <w:rFonts w:hint="eastAsia"/>
         </w:rPr>
-        <w:t>横置</w:t>
+        <w:t>场上</w:t>
       </w:r>
     </w:p>
     <w:p>
@@ -5386,25 +5202,13 @@
         <w:rPr>
           <w:rFonts w:hint="eastAsia"/>
         </w:rPr>
-        <w:t>能力牌用横置代表其使用过后的状态，通过</w:t>
-      </w:r>
-      <w:r>
-        <w:rPr>
-          <w:rFonts w:hint="eastAsia"/>
-        </w:rPr>
-        <w:t>重整或部分牌的特殊效果可以使其</w:t>
-      </w:r>
-      <w:r>
-        <w:rPr>
-          <w:rFonts w:hint="eastAsia"/>
-        </w:rPr>
-        <w:t>复位</w:t>
-      </w:r>
-      <w:r>
-        <w:rPr>
-          <w:rFonts w:hint="eastAsia"/>
-        </w:rPr>
-        <w:t>，能力牌横置期间，其被动效果依旧生效，但不能使用其主动效果和触发效果</w:t>
+        <w:t>场上指</w:t>
+      </w:r>
+      <w:r>
+        <w:rPr>
+          <w:rFonts w:hint="eastAsia"/>
+        </w:rPr>
+        <w:t>地城区</w:t>
       </w:r>
       <w:r>
         <w:rPr>
@@ -5415,6 +5219,20 @@
     </w:p>
     <w:p>
       <w:pPr>
+        <w:pStyle w:val="3"/>
+        <w:rPr>
+          <w:rFonts w:hint="eastAsia"/>
+        </w:rPr>
+      </w:pPr>
+      <w:r>
+        <w:rPr>
+          <w:rFonts w:hint="eastAsia"/>
+        </w:rPr>
+        <w:t>检索</w:t>
+      </w:r>
+    </w:p>
+    <w:p>
+      <w:pPr>
         <w:rPr>
           <w:rFonts w:hint="eastAsia"/>
         </w:rPr>
@@ -5426,37 +5244,267 @@
         <w:rPr>
           <w:rFonts w:hint="eastAsia"/>
         </w:rPr>
-        <w:t>场上的</w:t>
-      </w:r>
-      <w:r>
-        <w:rPr>
-          <w:rFonts w:hint="eastAsia"/>
-        </w:rPr>
-        <w:t>牌</w:t>
-      </w:r>
-      <w:r>
-        <w:rPr>
-          <w:rFonts w:hint="eastAsia"/>
-        </w:rPr>
-        <w:t>用</w:t>
-      </w:r>
-      <w:r>
-        <w:rPr>
-          <w:rFonts w:hint="eastAsia"/>
-        </w:rPr>
-        <w:t>横置代表其失效时的状态，此时其视为1张点数为1的</w:t>
-      </w:r>
-      <w:r>
-        <w:rPr>
-          <w:rFonts w:hint="eastAsia"/>
-        </w:rPr>
-        <w:t>无效果</w:t>
-      </w:r>
-      <w:r>
-        <w:rPr>
-          <w:rFonts w:hint="eastAsia"/>
-        </w:rPr>
-        <w:t>牌</w:t>
+        <w:t>规则或效果文本要求</w:t>
+      </w:r>
+      <w:r>
+        <w:rPr>
+          <w:rFonts w:hint="eastAsia"/>
+        </w:rPr>
+        <w:t>玩家</w:t>
+      </w:r>
+      <w:r>
+        <w:rPr>
+          <w:rFonts w:hint="eastAsia"/>
+        </w:rPr>
+        <w:t>从某处</w:t>
+      </w:r>
+      <w:r>
+        <w:rPr>
+          <w:rFonts w:hint="eastAsia"/>
+        </w:rPr>
+        <w:t>检索</w:t>
+      </w:r>
+      <w:r>
+        <w:rPr>
+          <w:rFonts w:hint="eastAsia"/>
+        </w:rPr>
+        <w:t>牌时，从</w:t>
+      </w:r>
+      <w:proofErr w:type="gramStart"/>
+      <w:r>
+        <w:rPr>
+          <w:rFonts w:hint="eastAsia"/>
+        </w:rPr>
+        <w:t>对应牌堆查找</w:t>
+      </w:r>
+      <w:proofErr w:type="gramEnd"/>
+      <w:r>
+        <w:rPr>
+          <w:rFonts w:hint="eastAsia"/>
+        </w:rPr>
+        <w:t>第1张符合要求的牌，然后洗牌。</w:t>
+      </w:r>
+    </w:p>
+    <w:p>
+      <w:pPr>
+        <w:rPr>
+          <w:rFonts w:hint="eastAsia"/>
+        </w:rPr>
+      </w:pPr>
+      <w:r>
+        <w:tab/>
+      </w:r>
+      <w:r>
+        <w:rPr>
+          <w:rFonts w:hint="eastAsia"/>
+        </w:rPr>
+        <w:t>要求玩家</w:t>
+      </w:r>
+      <w:r>
+        <w:rPr>
+          <w:rFonts w:hint="eastAsia"/>
+        </w:rPr>
+        <w:t>从某处</w:t>
+      </w:r>
+      <w:r>
+        <w:rPr>
+          <w:rFonts w:hint="eastAsia"/>
+        </w:rPr>
+        <w:t>选前/第</w:t>
+      </w:r>
+      <w:r>
+        <w:rPr>
+          <w:rFonts w:hint="eastAsia"/>
+        </w:rPr>
+        <w:t>n</w:t>
+      </w:r>
+      <w:r>
+        <w:rPr>
+          <w:rFonts w:hint="eastAsia"/>
+        </w:rPr>
+        <w:t>张符合条件的牌时，从</w:t>
+      </w:r>
+      <w:proofErr w:type="gramStart"/>
+      <w:r>
+        <w:rPr>
+          <w:rFonts w:hint="eastAsia"/>
+        </w:rPr>
+        <w:t>对应</w:t>
+      </w:r>
+      <w:r>
+        <w:rPr>
+          <w:rFonts w:hint="eastAsia"/>
+        </w:rPr>
+        <w:t>牌堆</w:t>
+      </w:r>
+      <w:r>
+        <w:rPr>
+          <w:rFonts w:hint="eastAsia"/>
+        </w:rPr>
+        <w:t>查找</w:t>
+      </w:r>
+      <w:proofErr w:type="gramEnd"/>
+      <w:r>
+        <w:rPr>
+          <w:rFonts w:hint="eastAsia"/>
+        </w:rPr>
+        <w:t>前</w:t>
+      </w:r>
+      <w:r>
+        <w:rPr>
+          <w:rFonts w:hint="eastAsia"/>
+        </w:rPr>
+        <w:t>/第</w:t>
+      </w:r>
+      <w:r>
+        <w:rPr>
+          <w:rFonts w:hint="eastAsia"/>
+        </w:rPr>
+        <w:t>n</w:t>
+      </w:r>
+      <w:r>
+        <w:rPr>
+          <w:rFonts w:hint="eastAsia"/>
+        </w:rPr>
+        <w:t>张符合要求的牌，然后洗牌。</w:t>
+      </w:r>
+    </w:p>
+    <w:p>
+      <w:pPr>
+        <w:rPr>
+          <w:rFonts w:hint="eastAsia"/>
+        </w:rPr>
+      </w:pPr>
+      <w:r>
+        <w:tab/>
+      </w:r>
+      <w:r>
+        <w:rPr>
+          <w:rFonts w:hint="eastAsia"/>
+        </w:rPr>
+        <w:t>如果没能查找到需要检索的牌，</w:t>
+      </w:r>
+      <w:r>
+        <w:rPr>
+          <w:rFonts w:hint="eastAsia"/>
+        </w:rPr>
+        <w:t>则</w:t>
+      </w:r>
+      <w:r>
+        <w:rPr>
+          <w:rFonts w:hint="eastAsia"/>
+        </w:rPr>
+        <w:t>直接</w:t>
+      </w:r>
+      <w:r>
+        <w:rPr>
+          <w:rFonts w:hint="eastAsia"/>
+        </w:rPr>
+        <w:t>洗牌，</w:t>
+      </w:r>
+      <w:r>
+        <w:rPr>
+          <w:rFonts w:hint="eastAsia"/>
+        </w:rPr>
+        <w:t>并</w:t>
+      </w:r>
+      <w:r>
+        <w:rPr>
+          <w:rFonts w:hint="eastAsia"/>
+        </w:rPr>
+        <w:t>使</w:t>
+      </w:r>
+      <w:r>
+        <w:rPr>
+          <w:rFonts w:hint="eastAsia"/>
+        </w:rPr>
+        <w:t>检索</w:t>
+      </w:r>
+      <w:r>
+        <w:rPr>
+          <w:rFonts w:hint="eastAsia"/>
+        </w:rPr>
+        <w:t>效果</w:t>
+      </w:r>
+      <w:r>
+        <w:rPr>
+          <w:rFonts w:hint="eastAsia"/>
+        </w:rPr>
+        <w:t>中止</w:t>
+      </w:r>
+      <w:r>
+        <w:rPr>
+          <w:rFonts w:hint="eastAsia"/>
+        </w:rPr>
+        <w:t>。</w:t>
+      </w:r>
+    </w:p>
+    <w:p>
+      <w:pPr>
+        <w:pStyle w:val="3"/>
+        <w:rPr>
+          <w:rFonts w:hint="eastAsia"/>
+        </w:rPr>
+      </w:pPr>
+      <w:proofErr w:type="gramStart"/>
+      <w:r>
+        <w:rPr>
+          <w:rFonts w:hint="eastAsia"/>
+        </w:rPr>
+        <w:t>送墓</w:t>
+      </w:r>
+      <w:proofErr w:type="gramEnd"/>
+      <w:r>
+        <w:rPr>
+          <w:rFonts w:hint="eastAsia"/>
+        </w:rPr>
+        <w:t>/</w:t>
+      </w:r>
+      <w:r>
+        <w:rPr>
+          <w:rFonts w:hint="eastAsia"/>
+        </w:rPr>
+        <w:t>消灭/死亡</w:t>
+      </w:r>
+    </w:p>
+    <w:p>
+      <w:pPr>
+        <w:rPr>
+          <w:rFonts w:hint="eastAsia"/>
+        </w:rPr>
+      </w:pPr>
+      <w:r>
+        <w:tab/>
+      </w:r>
+      <w:r>
+        <w:rPr>
+          <w:rFonts w:hint="eastAsia"/>
+        </w:rPr>
+        <w:t>主牌堆的牌从场上</w:t>
+      </w:r>
+      <w:r>
+        <w:rPr>
+          <w:rFonts w:hint="eastAsia"/>
+        </w:rPr>
+        <w:t>送去墓地，则称那张牌死亡</w:t>
+      </w:r>
+      <w:r>
+        <w:rPr>
+          <w:rFonts w:hint="eastAsia"/>
+        </w:rPr>
+        <w:t>，一张牌A的效果导致另一张牌B死亡时，称为A消灭了B</w:t>
+      </w:r>
+      <w:r>
+        <w:rPr>
+          <w:rFonts w:hint="eastAsia"/>
+        </w:rPr>
+        <w:t>。部分牌的效果也能将牌从其他地方送去墓地，</w:t>
+      </w:r>
+      <w:r>
+        <w:rPr>
+          <w:rFonts w:hint="eastAsia"/>
+        </w:rPr>
+        <w:t>称为送墓</w:t>
       </w:r>
       <w:r>
         <w:rPr>
@@ -5468,25 +5516,215 @@
         <w:rPr>
           <w:rFonts w:hint="eastAsia"/>
         </w:rPr>
-        <w:t>但其牌名和种族仍保持不变，</w:t>
-      </w:r>
-      <w:r>
-        <w:rPr>
-          <w:rFonts w:hint="eastAsia"/>
-        </w:rPr>
-        <w:t>回合结束</w:t>
-      </w:r>
-      <w:r>
-        <w:rPr>
-          <w:rFonts w:hint="eastAsia"/>
-        </w:rPr>
-        <w:t>时</w:t>
-      </w:r>
-      <w:r>
-        <w:rPr>
-          <w:rFonts w:hint="eastAsia"/>
-        </w:rPr>
-        <w:t>将其复位</w:t>
+        <w:t>如无</w:t>
+      </w:r>
+      <w:r>
+        <w:rPr>
+          <w:rFonts w:hint="eastAsia"/>
+        </w:rPr>
+        <w:t>特别说明，</w:t>
+      </w:r>
+      <w:proofErr w:type="gramStart"/>
+      <w:r>
+        <w:rPr>
+          <w:rFonts w:hint="eastAsia"/>
+        </w:rPr>
+        <w:t>不</w:t>
+      </w:r>
+      <w:proofErr w:type="gramEnd"/>
+      <w:r>
+        <w:rPr>
+          <w:rFonts w:hint="eastAsia"/>
+        </w:rPr>
+        <w:t>视为</w:t>
+      </w:r>
+      <w:r>
+        <w:rPr>
+          <w:rFonts w:hint="eastAsia"/>
+        </w:rPr>
+        <w:t>消灭和</w:t>
+      </w:r>
+      <w:r>
+        <w:rPr>
+          <w:rFonts w:hint="eastAsia"/>
+        </w:rPr>
+        <w:t>死亡。</w:t>
+      </w:r>
+    </w:p>
+    <w:p>
+      <w:pPr>
+        <w:rPr>
+          <w:rFonts w:hint="eastAsia"/>
+        </w:rPr>
+      </w:pPr>
+      <w:r>
+        <w:tab/>
+      </w:r>
+      <w:r>
+        <w:rPr>
+          <w:rFonts w:hint="eastAsia"/>
+        </w:rPr>
+        <w:t>场上的牌点数变为0时，在当前结算结束后</w:t>
+      </w:r>
+      <w:r>
+        <w:rPr>
+          <w:rFonts w:hint="eastAsia"/>
+        </w:rPr>
+        <w:t>立即</w:t>
+      </w:r>
+      <w:r>
+        <w:rPr>
+          <w:rFonts w:hint="eastAsia"/>
+        </w:rPr>
+        <w:t>死亡。</w:t>
+      </w:r>
+    </w:p>
+    <w:p>
+      <w:pPr>
+        <w:pStyle w:val="3"/>
+        <w:rPr>
+          <w:rFonts w:hint="eastAsia"/>
+        </w:rPr>
+      </w:pPr>
+      <w:r>
+        <w:rPr>
+          <w:rFonts w:hint="eastAsia"/>
+        </w:rPr>
+        <w:lastRenderedPageBreak/>
+        <w:t>点数修改</w:t>
+      </w:r>
+      <w:proofErr w:type="gramStart"/>
+      <w:r>
+        <w:rPr>
+          <w:rFonts w:hint="eastAsia"/>
+        </w:rPr>
+        <w:t>类效果</w:t>
+      </w:r>
+      <w:proofErr w:type="gramEnd"/>
+      <w:r>
+        <w:rPr>
+          <w:rFonts w:hint="eastAsia"/>
+        </w:rPr>
+        <w:t>的优先级</w:t>
+      </w:r>
+    </w:p>
+    <w:p>
+      <w:pPr>
+        <w:rPr>
+          <w:rFonts w:hint="eastAsia"/>
+        </w:rPr>
+      </w:pPr>
+      <w:r>
+        <w:tab/>
+      </w:r>
+      <w:r>
+        <w:rPr>
+          <w:rFonts w:hint="eastAsia"/>
+        </w:rPr>
+        <w:t>多个点数修改</w:t>
+      </w:r>
+      <w:proofErr w:type="gramStart"/>
+      <w:r>
+        <w:rPr>
+          <w:rFonts w:hint="eastAsia"/>
+        </w:rPr>
+        <w:t>类效果</w:t>
+      </w:r>
+      <w:proofErr w:type="gramEnd"/>
+      <w:r>
+        <w:rPr>
+          <w:rFonts w:hint="eastAsia"/>
+        </w:rPr>
+        <w:t>同时作用于同一张牌时，持续效果先生效，发动效果后生效。例如，某张牌的原始点数为1，被持续效果将点数修改为2，而另一发动效果使其点数加1，则这张牌的最终点数为3而不是2；另1张牌的原始点数为1，持续效果使其点数加1，另一发动效果将其点数修改为2，则这张牌的最终点数为2而不是3。</w:t>
+      </w:r>
+    </w:p>
+    <w:p>
+      <w:pPr>
+        <w:pStyle w:val="3"/>
+        <w:rPr>
+          <w:rFonts w:hint="eastAsia"/>
+        </w:rPr>
+      </w:pPr>
+      <w:r>
+        <w:rPr>
+          <w:rFonts w:hint="eastAsia"/>
+        </w:rPr>
+        <w:t>抽牌/加入手牌。</w:t>
+      </w:r>
+    </w:p>
+    <w:p>
+      <w:pPr>
+        <w:rPr>
+          <w:rFonts w:hint="eastAsia"/>
+        </w:rPr>
+      </w:pPr>
+      <w:r>
+        <w:tab/>
+      </w:r>
+      <w:r>
+        <w:rPr>
+          <w:rFonts w:hint="eastAsia"/>
+        </w:rPr>
+        <w:t>没有限定来源的情况下，抽牌指从</w:t>
+      </w:r>
+      <w:proofErr w:type="gramStart"/>
+      <w:r>
+        <w:rPr>
+          <w:rFonts w:hint="eastAsia"/>
+        </w:rPr>
+        <w:t>主牌堆将牌</w:t>
+      </w:r>
+      <w:proofErr w:type="gramEnd"/>
+      <w:r>
+        <w:rPr>
+          <w:rFonts w:hint="eastAsia"/>
+        </w:rPr>
+        <w:t>加入手牌。</w:t>
+      </w:r>
+    </w:p>
+    <w:p>
+      <w:pPr>
+        <w:pStyle w:val="3"/>
+        <w:rPr>
+          <w:rFonts w:hint="eastAsia"/>
+        </w:rPr>
+      </w:pPr>
+      <w:r>
+        <w:rPr>
+          <w:rFonts w:hint="eastAsia"/>
+        </w:rPr>
+        <w:t>受玩家控制/与玩家敌对</w:t>
+      </w:r>
+    </w:p>
+    <w:p>
+      <w:r>
+        <w:tab/>
+      </w:r>
+      <w:proofErr w:type="gramStart"/>
+      <w:r>
+        <w:rPr>
+          <w:rFonts w:hint="eastAsia"/>
+        </w:rPr>
+        <w:t>玩家手牌区</w:t>
+      </w:r>
+      <w:proofErr w:type="gramEnd"/>
+      <w:r>
+        <w:rPr>
+          <w:rFonts w:hint="eastAsia"/>
+        </w:rPr>
+        <w:t>和场上玩家侧的牌</w:t>
+      </w:r>
+      <w:r>
+        <w:rPr>
+          <w:rFonts w:hint="eastAsia"/>
+        </w:rPr>
+        <w:t>视作受玩家</w:t>
+      </w:r>
+      <w:r>
+        <w:rPr>
+          <w:rFonts w:hint="eastAsia"/>
+        </w:rPr>
+        <w:t>控制</w:t>
       </w:r>
       <w:r>
         <w:rPr>
@@ -5506,7 +5744,7 @@
         <w:rPr>
           <w:rFonts w:hint="eastAsia"/>
         </w:rPr>
-        <w:t>场上</w:t>
+        <w:t>效果中止</w:t>
       </w:r>
     </w:p>
     <w:p>
@@ -5522,7 +5760,169 @@
         <w:rPr>
           <w:rFonts w:hint="eastAsia"/>
         </w:rPr>
-        <w:t>场上指房间区以及备战区。</w:t>
+        <w:t>效果处理途中</w:t>
+      </w:r>
+      <w:r>
+        <w:rPr>
+          <w:rFonts w:hint="eastAsia"/>
+        </w:rPr>
+        <w:t>遇到</w:t>
+      </w:r>
+      <w:r>
+        <w:rPr>
+          <w:rFonts w:hint="eastAsia"/>
+        </w:rPr>
+        <w:t>无法继续处理</w:t>
+      </w:r>
+      <w:r>
+        <w:rPr>
+          <w:rFonts w:hint="eastAsia"/>
+        </w:rPr>
+        <w:t>的情况</w:t>
+      </w:r>
+      <w:r>
+        <w:rPr>
+          <w:rFonts w:hint="eastAsia"/>
+        </w:rPr>
+        <w:t>时，</w:t>
+      </w:r>
+      <w:r>
+        <w:rPr>
+          <w:rFonts w:hint="eastAsia"/>
+        </w:rPr>
+        <w:t>将同一句话中</w:t>
+      </w:r>
+      <w:r>
+        <w:rPr>
+          <w:rFonts w:hint="eastAsia"/>
+        </w:rPr>
+        <w:t>的后续</w:t>
+      </w:r>
+      <w:r>
+        <w:rPr>
+          <w:rFonts w:hint="eastAsia"/>
+        </w:rPr>
+        <w:t>处理</w:t>
+      </w:r>
+      <w:r>
+        <w:rPr>
+          <w:rFonts w:hint="eastAsia"/>
+        </w:rPr>
+        <w:t>全部跳过</w:t>
+      </w:r>
+      <w:r>
+        <w:rPr>
+          <w:rFonts w:hint="eastAsia"/>
+        </w:rPr>
+        <w:t>，从下一句开始继续处理</w:t>
+      </w:r>
+      <w:r>
+        <w:rPr>
+          <w:rFonts w:hint="eastAsia"/>
+        </w:rPr>
+        <w:t>。例如，</w:t>
+      </w:r>
+      <w:r>
+        <w:rPr>
+          <w:rFonts w:hint="eastAsia"/>
+        </w:rPr>
+        <w:t>一个效果</w:t>
+      </w:r>
+      <w:r>
+        <w:rPr>
+          <w:rFonts w:hint="eastAsia"/>
+        </w:rPr>
+        <w:t>要求玩家</w:t>
+      </w:r>
+      <w:r>
+        <w:rPr>
+          <w:rFonts w:hint="eastAsia"/>
+        </w:rPr>
+        <w:t>“</w:t>
+      </w:r>
+      <w:r>
+        <w:rPr>
+          <w:rFonts w:hint="eastAsia"/>
+        </w:rPr>
+        <w:t>从主牌堆抽1张牌，再将1张手牌放回主牌堆</w:t>
+      </w:r>
+      <w:r>
+        <w:rPr>
+          <w:rFonts w:hint="eastAsia"/>
+        </w:rPr>
+        <w:t>。然后受到1伤害”</w:t>
+      </w:r>
+      <w:r>
+        <w:rPr>
+          <w:rFonts w:hint="eastAsia"/>
+        </w:rPr>
+        <w:t>，</w:t>
+      </w:r>
+      <w:r>
+        <w:rPr>
+          <w:rFonts w:hint="eastAsia"/>
+        </w:rPr>
+        <w:t>如果</w:t>
+      </w:r>
+      <w:proofErr w:type="gramStart"/>
+      <w:r>
+        <w:rPr>
+          <w:rFonts w:hint="eastAsia"/>
+        </w:rPr>
+        <w:t>该效果</w:t>
+      </w:r>
+      <w:proofErr w:type="gramEnd"/>
+      <w:r>
+        <w:rPr>
+          <w:rFonts w:hint="eastAsia"/>
+        </w:rPr>
+        <w:t>发动时，</w:t>
+      </w:r>
+      <w:r>
+        <w:rPr>
+          <w:rFonts w:hint="eastAsia"/>
+        </w:rPr>
+        <w:t>主牌</w:t>
+      </w:r>
+      <w:proofErr w:type="gramStart"/>
+      <w:r>
+        <w:rPr>
+          <w:rFonts w:hint="eastAsia"/>
+        </w:rPr>
+        <w:t>堆已经</w:t>
+      </w:r>
+      <w:proofErr w:type="gramEnd"/>
+      <w:r>
+        <w:rPr>
+          <w:rFonts w:hint="eastAsia"/>
+        </w:rPr>
+        <w:t>没有牌了，则</w:t>
+      </w:r>
+      <w:proofErr w:type="gramStart"/>
+      <w:r>
+        <w:rPr>
+          <w:rFonts w:hint="eastAsia"/>
+        </w:rPr>
+        <w:t>玩家既</w:t>
+      </w:r>
+      <w:proofErr w:type="gramEnd"/>
+      <w:r>
+        <w:rPr>
+          <w:rFonts w:hint="eastAsia"/>
+        </w:rPr>
+        <w:t>不能从主牌堆抽牌，也不需要将手牌放回主牌堆</w:t>
+      </w:r>
+      <w:r>
+        <w:rPr>
+          <w:rFonts w:hint="eastAsia"/>
+        </w:rPr>
+        <w:t>，但是仍会受到1伤害</w:t>
+      </w:r>
+      <w:r>
+        <w:rPr>
+          <w:rFonts w:hint="eastAsia"/>
+        </w:rPr>
+        <w:t>。</w:t>
       </w:r>
     </w:p>
     <w:p>
@@ -5536,8 +5936,19 @@
         <w:rPr>
           <w:rFonts w:hint="eastAsia"/>
         </w:rPr>
-        <w:lastRenderedPageBreak/>
-        <w:t>检索</w:t>
+        <w:t>效果的</w:t>
+      </w:r>
+      <w:r>
+        <w:rPr>
+          <w:rFonts w:hint="eastAsia"/>
+        </w:rPr>
+        <w:t>插入</w:t>
+      </w:r>
+      <w:r>
+        <w:rPr>
+          <w:rFonts w:hint="eastAsia"/>
+        </w:rPr>
+        <w:t>结算</w:t>
       </w:r>
     </w:p>
     <w:p>
@@ -5553,231 +5964,13 @@
         <w:rPr>
           <w:rFonts w:hint="eastAsia"/>
         </w:rPr>
-        <w:t>从某处</w:t>
-      </w:r>
-      <w:r>
-        <w:rPr>
-          <w:rFonts w:hint="eastAsia"/>
-        </w:rPr>
-        <w:t>选</w:t>
-      </w:r>
-      <w:r>
-        <w:rPr>
-          <w:rFonts w:hint="eastAsia"/>
-        </w:rPr>
-        <w:t>某张牌时，从</w:t>
-      </w:r>
-      <w:proofErr w:type="gramStart"/>
-      <w:r>
-        <w:rPr>
-          <w:rFonts w:hint="eastAsia"/>
-        </w:rPr>
-        <w:t>对应牌堆查找</w:t>
-      </w:r>
-      <w:proofErr w:type="gramEnd"/>
-      <w:r>
-        <w:rPr>
-          <w:rFonts w:hint="eastAsia"/>
-        </w:rPr>
-        <w:t>第1张符合要求的牌，然后洗牌。</w:t>
-      </w:r>
-    </w:p>
-    <w:p>
-      <w:pPr>
-        <w:rPr>
-          <w:rFonts w:hint="eastAsia"/>
-        </w:rPr>
-      </w:pPr>
-      <w:r>
-        <w:tab/>
-      </w:r>
-      <w:r>
-        <w:rPr>
-          <w:rFonts w:hint="eastAsia"/>
-        </w:rPr>
-        <w:t>从某处</w:t>
-      </w:r>
-      <w:r>
-        <w:rPr>
-          <w:rFonts w:hint="eastAsia"/>
-        </w:rPr>
-        <w:t>选前/第</w:t>
-      </w:r>
-      <w:r>
-        <w:rPr>
-          <w:rFonts w:hint="eastAsia"/>
-        </w:rPr>
-        <w:t>X张符合条件的牌时，</w:t>
-      </w:r>
-      <w:proofErr w:type="gramStart"/>
-      <w:r>
-        <w:rPr>
-          <w:rFonts w:hint="eastAsia"/>
-        </w:rPr>
-        <w:t>从牌堆查找</w:t>
-      </w:r>
-      <w:proofErr w:type="gramEnd"/>
-      <w:r>
-        <w:rPr>
-          <w:rFonts w:hint="eastAsia"/>
-        </w:rPr>
-        <w:t>前</w:t>
-      </w:r>
-      <w:r>
-        <w:rPr>
-          <w:rFonts w:hint="eastAsia"/>
-        </w:rPr>
-        <w:t>/第</w:t>
-      </w:r>
-      <w:r>
-        <w:rPr>
-          <w:rFonts w:hint="eastAsia"/>
-        </w:rPr>
-        <w:t>X张符合要求的牌，然后洗牌。</w:t>
-      </w:r>
-    </w:p>
-    <w:p>
-      <w:pPr>
-        <w:rPr>
-          <w:rFonts w:hint="eastAsia"/>
-        </w:rPr>
-      </w:pPr>
-      <w:r>
-        <w:tab/>
-      </w:r>
-      <w:r>
-        <w:rPr>
-          <w:rFonts w:hint="eastAsia"/>
-        </w:rPr>
-        <w:t>如果没能查找到需要检索的牌，</w:t>
-      </w:r>
-      <w:r>
-        <w:rPr>
-          <w:rFonts w:hint="eastAsia"/>
-        </w:rPr>
-        <w:t>则</w:t>
-      </w:r>
-      <w:r>
-        <w:rPr>
-          <w:rFonts w:hint="eastAsia"/>
-        </w:rPr>
-        <w:t>直接</w:t>
-      </w:r>
-      <w:r>
-        <w:rPr>
-          <w:rFonts w:hint="eastAsia"/>
-        </w:rPr>
-        <w:t>洗牌，</w:t>
-      </w:r>
-      <w:r>
-        <w:rPr>
-          <w:rFonts w:hint="eastAsia"/>
-        </w:rPr>
-        <w:t>并且中止那条检索</w:t>
-      </w:r>
-      <w:r>
-        <w:rPr>
-          <w:rFonts w:hint="eastAsia"/>
-        </w:rPr>
-        <w:t>效果</w:t>
-      </w:r>
-      <w:r>
-        <w:rPr>
-          <w:rFonts w:hint="eastAsia"/>
-        </w:rPr>
-        <w:t>的后续</w:t>
-      </w:r>
-      <w:r>
-        <w:rPr>
-          <w:rFonts w:hint="eastAsia"/>
-        </w:rPr>
-        <w:t>处理。</w:t>
-      </w:r>
-    </w:p>
-    <w:p>
-      <w:pPr>
-        <w:pStyle w:val="3"/>
-        <w:rPr>
-          <w:rFonts w:hint="eastAsia"/>
-        </w:rPr>
-      </w:pPr>
-      <w:proofErr w:type="gramStart"/>
-      <w:r>
-        <w:rPr>
-          <w:rFonts w:hint="eastAsia"/>
-        </w:rPr>
-        <w:t>送墓</w:t>
-      </w:r>
-      <w:proofErr w:type="gramEnd"/>
-      <w:r>
-        <w:rPr>
-          <w:rFonts w:hint="eastAsia"/>
-        </w:rPr>
-        <w:t>/</w:t>
-      </w:r>
-      <w:r>
-        <w:rPr>
-          <w:rFonts w:hint="eastAsia"/>
-        </w:rPr>
-        <w:t>消灭/死亡</w:t>
-      </w:r>
-    </w:p>
-    <w:p>
-      <w:pPr>
-        <w:rPr>
-          <w:rFonts w:hint="eastAsia"/>
-        </w:rPr>
-      </w:pPr>
-      <w:r>
-        <w:tab/>
-      </w:r>
-      <w:r>
-        <w:rPr>
-          <w:rFonts w:hint="eastAsia"/>
-        </w:rPr>
-        <w:t>主牌堆的牌从场上</w:t>
-      </w:r>
-      <w:r>
-        <w:rPr>
-          <w:rFonts w:hint="eastAsia"/>
-        </w:rPr>
-        <w:t>送去墓地，则称那张牌死亡</w:t>
-      </w:r>
-      <w:r>
-        <w:rPr>
-          <w:rFonts w:hint="eastAsia"/>
-        </w:rPr>
-        <w:t>，一张牌A的效果导致另一张牌B死亡时，称为A消灭了B</w:t>
-      </w:r>
-      <w:r>
-        <w:rPr>
-          <w:rFonts w:hint="eastAsia"/>
-        </w:rPr>
-        <w:t>。部分牌的效果也能将牌从其他地方送去墓地，这种情况</w:t>
-      </w:r>
-      <w:r>
-        <w:rPr>
-          <w:rFonts w:hint="eastAsia"/>
-        </w:rPr>
-        <w:t>下，</w:t>
-      </w:r>
-      <w:r>
-        <w:rPr>
-          <w:rFonts w:hint="eastAsia"/>
-        </w:rPr>
-        <w:t>如无</w:t>
-      </w:r>
-      <w:r>
-        <w:rPr>
-          <w:rFonts w:hint="eastAsia"/>
-        </w:rPr>
-        <w:t>相应</w:t>
-      </w:r>
-      <w:r>
-        <w:rPr>
-          <w:rFonts w:hint="eastAsia"/>
-        </w:rPr>
-        <w:t>描述，则仅视为送墓，而</w:t>
+        <w:t>一个效果执行中时，如果满足了其他效果的触发条件，</w:t>
+      </w:r>
+      <w:r>
+        <w:rPr>
+          <w:rFonts w:hint="eastAsia"/>
+        </w:rPr>
+        <w:t>也</w:t>
       </w:r>
       <w:proofErr w:type="gramStart"/>
       <w:r>
@@ -5791,594 +5984,25 @@
         <w:rPr>
           <w:rFonts w:hint="eastAsia"/>
         </w:rPr>
-        <w:t>视为死亡。</w:t>
-      </w:r>
-    </w:p>
-    <w:p>
-      <w:pPr>
-        <w:rPr>
-          <w:rFonts w:hint="eastAsia"/>
-        </w:rPr>
-      </w:pPr>
-      <w:r>
-        <w:tab/>
-      </w:r>
-      <w:r>
-        <w:rPr>
-          <w:rFonts w:hint="eastAsia"/>
-        </w:rPr>
-        <w:t>场上的牌点数变为0时，在当前结算结束后立即送去墓地，视为死亡。</w:t>
-      </w:r>
-    </w:p>
-    <w:p>
-      <w:pPr>
-        <w:pStyle w:val="3"/>
-        <w:rPr>
-          <w:rFonts w:hint="eastAsia"/>
-        </w:rPr>
-      </w:pPr>
-      <w:r>
-        <w:rPr>
-          <w:rFonts w:hint="eastAsia"/>
-        </w:rPr>
-        <w:t>点数修改</w:t>
-      </w:r>
-      <w:proofErr w:type="gramStart"/>
-      <w:r>
-        <w:rPr>
-          <w:rFonts w:hint="eastAsia"/>
-        </w:rPr>
-        <w:t>类效果</w:t>
-      </w:r>
-      <w:proofErr w:type="gramEnd"/>
-      <w:r>
-        <w:rPr>
-          <w:rFonts w:hint="eastAsia"/>
-        </w:rPr>
-        <w:t>的优先级</w:t>
-      </w:r>
-    </w:p>
-    <w:p>
-      <w:pPr>
-        <w:rPr>
-          <w:rFonts w:hint="eastAsia"/>
-        </w:rPr>
-      </w:pPr>
-      <w:r>
-        <w:tab/>
-      </w:r>
-      <w:r>
-        <w:rPr>
-          <w:rFonts w:hint="eastAsia"/>
-        </w:rPr>
-        <w:t>多个点数修改</w:t>
-      </w:r>
-      <w:proofErr w:type="gramStart"/>
-      <w:r>
-        <w:rPr>
-          <w:rFonts w:hint="eastAsia"/>
-        </w:rPr>
-        <w:t>类效果</w:t>
-      </w:r>
-      <w:proofErr w:type="gramEnd"/>
-      <w:r>
-        <w:rPr>
-          <w:rFonts w:hint="eastAsia"/>
-        </w:rPr>
-        <w:t>同时作用于同一张牌时，持续效果先生效，发动效果后生效。例如，某张牌的原始点数为1，被持续效果将点数修改为2，而另一发动效果使其点数加1，则这张牌的最终点数为3而不是2；另1张牌的原始点数为1，持续效果使其点数加1，另一发动效果将其点数修改为2，则这张牌的最终点数为2而不是3。</w:t>
-      </w:r>
-    </w:p>
-    <w:p>
-      <w:pPr>
-        <w:pStyle w:val="3"/>
-        <w:rPr>
-          <w:rFonts w:hint="eastAsia"/>
-        </w:rPr>
-      </w:pPr>
-      <w:r>
-        <w:rPr>
-          <w:rFonts w:hint="eastAsia"/>
-        </w:rPr>
-        <w:t>抽牌/加入手牌。</w:t>
-      </w:r>
-    </w:p>
-    <w:p>
-      <w:pPr>
-        <w:rPr>
-          <w:rFonts w:hint="eastAsia"/>
-        </w:rPr>
-      </w:pPr>
-      <w:r>
-        <w:tab/>
-      </w:r>
-      <w:r>
-        <w:rPr>
-          <w:rFonts w:hint="eastAsia"/>
-        </w:rPr>
-        <w:t>没有限定来源的情况下，抽牌指从</w:t>
-      </w:r>
-      <w:proofErr w:type="gramStart"/>
-      <w:r>
-        <w:rPr>
-          <w:rFonts w:hint="eastAsia"/>
-        </w:rPr>
-        <w:t>主牌堆将牌</w:t>
-      </w:r>
-      <w:proofErr w:type="gramEnd"/>
-      <w:r>
-        <w:rPr>
-          <w:rFonts w:hint="eastAsia"/>
-        </w:rPr>
-        <w:t>加入手牌。</w:t>
-      </w:r>
-    </w:p>
-    <w:p>
-      <w:pPr>
-        <w:pStyle w:val="3"/>
-        <w:rPr>
-          <w:rFonts w:hint="eastAsia"/>
-        </w:rPr>
-      </w:pPr>
-      <w:r>
-        <w:rPr>
-          <w:rFonts w:hint="eastAsia"/>
-        </w:rPr>
-        <w:t>受玩家控制/与玩家敌对</w:t>
-      </w:r>
-    </w:p>
-    <w:p>
-      <w:pPr>
-        <w:rPr>
-          <w:rFonts w:hint="eastAsia"/>
-        </w:rPr>
-      </w:pPr>
-      <w:r>
-        <w:tab/>
-      </w:r>
-      <w:r>
-        <w:rPr>
-          <w:rFonts w:hint="eastAsia"/>
-        </w:rPr>
-        <w:t>主牌</w:t>
-      </w:r>
-      <w:proofErr w:type="gramStart"/>
-      <w:r>
-        <w:rPr>
-          <w:rFonts w:hint="eastAsia"/>
-        </w:rPr>
-        <w:t>堆</w:t>
-      </w:r>
-      <w:r>
-        <w:rPr>
-          <w:rFonts w:hint="eastAsia"/>
-        </w:rPr>
-        <w:t>牌在玩家手</w:t>
-      </w:r>
-      <w:proofErr w:type="gramEnd"/>
-      <w:r>
-        <w:rPr>
-          <w:rFonts w:hint="eastAsia"/>
-        </w:rPr>
-        <w:t>牌区</w:t>
-      </w:r>
-      <w:r>
-        <w:rPr>
-          <w:rFonts w:hint="eastAsia"/>
-        </w:rPr>
-        <w:t>、</w:t>
-      </w:r>
-      <w:r>
-        <w:rPr>
-          <w:rFonts w:hint="eastAsia"/>
-        </w:rPr>
-        <w:t>备战区</w:t>
-      </w:r>
-      <w:r>
-        <w:rPr>
-          <w:rFonts w:hint="eastAsia"/>
-        </w:rPr>
-        <w:t>时，视作受玩家控制，否则视作与玩家敌对。</w:t>
-      </w:r>
-    </w:p>
-    <w:p>
-      <w:pPr>
-        <w:rPr>
-          <w:rFonts w:hint="eastAsia"/>
-        </w:rPr>
-      </w:pPr>
-      <w:r>
-        <w:tab/>
-      </w:r>
-      <w:r>
-        <w:rPr>
-          <w:rFonts w:hint="eastAsia"/>
-        </w:rPr>
-        <w:t>升级牌</w:t>
-      </w:r>
-      <w:r>
-        <w:rPr>
-          <w:rFonts w:hint="eastAsia"/>
-        </w:rPr>
-        <w:t>、</w:t>
-      </w:r>
-      <w:r>
-        <w:rPr>
-          <w:rFonts w:hint="eastAsia"/>
-        </w:rPr>
-        <w:t>遗物牌</w:t>
-      </w:r>
-      <w:r>
-        <w:rPr>
-          <w:rFonts w:hint="eastAsia"/>
-        </w:rPr>
-        <w:t>、玩家使用的战利品牌和</w:t>
-      </w:r>
-      <w:r>
-        <w:rPr>
-          <w:rFonts w:hint="eastAsia"/>
-        </w:rPr>
-        <w:t>始终视作受玩家控制。</w:t>
-      </w:r>
-    </w:p>
-    <w:p>
-      <w:pPr>
-        <w:pStyle w:val="3"/>
-        <w:rPr>
-          <w:rFonts w:hint="eastAsia"/>
-        </w:rPr>
-      </w:pPr>
-      <w:r>
-        <w:rPr>
-          <w:rFonts w:hint="eastAsia"/>
-        </w:rPr>
-        <w:t>效果中止</w:t>
-      </w:r>
-    </w:p>
-    <w:p>
-      <w:pPr>
-        <w:rPr>
-          <w:rFonts w:hint="eastAsia"/>
-        </w:rPr>
-      </w:pPr>
-      <w:r>
-        <w:tab/>
-      </w:r>
-      <w:r>
-        <w:rPr>
-          <w:rFonts w:hint="eastAsia"/>
-        </w:rPr>
-        <w:t>效果处理途中</w:t>
-      </w:r>
-      <w:r>
-        <w:rPr>
-          <w:rFonts w:hint="eastAsia"/>
-        </w:rPr>
-        <w:t>遇到</w:t>
-      </w:r>
-      <w:r>
-        <w:rPr>
-          <w:rFonts w:hint="eastAsia"/>
-        </w:rPr>
-        <w:t>无法继续处理</w:t>
-      </w:r>
-      <w:r>
-        <w:rPr>
-          <w:rFonts w:hint="eastAsia"/>
-        </w:rPr>
-        <w:t>的情况</w:t>
-      </w:r>
-      <w:r>
-        <w:rPr>
-          <w:rFonts w:hint="eastAsia"/>
-        </w:rPr>
-        <w:t>时，</w:t>
-      </w:r>
-      <w:r>
-        <w:rPr>
-          <w:rFonts w:hint="eastAsia"/>
-        </w:rPr>
-        <w:t>将同一句话中</w:t>
-      </w:r>
-      <w:r>
-        <w:rPr>
-          <w:rFonts w:hint="eastAsia"/>
-        </w:rPr>
-        <w:t>的后续</w:t>
-      </w:r>
-      <w:r>
-        <w:rPr>
-          <w:rFonts w:hint="eastAsia"/>
-        </w:rPr>
-        <w:t>处理</w:t>
-      </w:r>
-      <w:r>
-        <w:rPr>
-          <w:rFonts w:hint="eastAsia"/>
-        </w:rPr>
-        <w:t>全部跳过</w:t>
-      </w:r>
-      <w:r>
-        <w:rPr>
-          <w:rFonts w:hint="eastAsia"/>
-        </w:rPr>
-        <w:t>，从下一句开始继续处理</w:t>
-      </w:r>
-      <w:r>
-        <w:rPr>
-          <w:rFonts w:hint="eastAsia"/>
-        </w:rPr>
-        <w:t>。例如，</w:t>
-      </w:r>
-      <w:r>
-        <w:rPr>
-          <w:rFonts w:hint="eastAsia"/>
-        </w:rPr>
-        <w:t>一个效果</w:t>
-      </w:r>
-      <w:r>
-        <w:rPr>
-          <w:rFonts w:hint="eastAsia"/>
-        </w:rPr>
-        <w:t>要求玩家</w:t>
-      </w:r>
-      <w:r>
-        <w:rPr>
-          <w:rFonts w:hint="eastAsia"/>
-        </w:rPr>
-        <w:t>“</w:t>
-      </w:r>
-      <w:r>
-        <w:rPr>
-          <w:rFonts w:hint="eastAsia"/>
-        </w:rPr>
-        <w:t>从主牌堆抽1张牌，再将1张手牌放回主牌堆</w:t>
-      </w:r>
-      <w:r>
-        <w:rPr>
-          <w:rFonts w:hint="eastAsia"/>
-        </w:rPr>
-        <w:t>。然后受到1伤害”</w:t>
-      </w:r>
-      <w:r>
-        <w:rPr>
-          <w:rFonts w:hint="eastAsia"/>
-        </w:rPr>
-        <w:t>，</w:t>
-      </w:r>
-      <w:r>
-        <w:rPr>
-          <w:rFonts w:hint="eastAsia"/>
-        </w:rPr>
-        <w:t>如果</w:t>
-      </w:r>
-      <w:proofErr w:type="gramStart"/>
-      <w:r>
-        <w:rPr>
-          <w:rFonts w:hint="eastAsia"/>
-        </w:rPr>
-        <w:t>该效果</w:t>
-      </w:r>
-      <w:proofErr w:type="gramEnd"/>
-      <w:r>
-        <w:rPr>
-          <w:rFonts w:hint="eastAsia"/>
-        </w:rPr>
-        <w:t>发动时，</w:t>
-      </w:r>
-      <w:r>
-        <w:rPr>
-          <w:rFonts w:hint="eastAsia"/>
-        </w:rPr>
-        <w:t>主牌</w:t>
-      </w:r>
-      <w:proofErr w:type="gramStart"/>
-      <w:r>
-        <w:rPr>
-          <w:rFonts w:hint="eastAsia"/>
-        </w:rPr>
-        <w:t>堆已经</w:t>
-      </w:r>
-      <w:proofErr w:type="gramEnd"/>
-      <w:r>
-        <w:rPr>
-          <w:rFonts w:hint="eastAsia"/>
-        </w:rPr>
-        <w:t>没有牌了，则</w:t>
-      </w:r>
-      <w:proofErr w:type="gramStart"/>
-      <w:r>
-        <w:rPr>
-          <w:rFonts w:hint="eastAsia"/>
-        </w:rPr>
-        <w:t>玩家既</w:t>
-      </w:r>
-      <w:proofErr w:type="gramEnd"/>
-      <w:r>
-        <w:rPr>
-          <w:rFonts w:hint="eastAsia"/>
-        </w:rPr>
-        <w:t>不能从主牌堆抽牌，也不需要将手牌放回主牌堆</w:t>
-      </w:r>
-      <w:r>
-        <w:rPr>
-          <w:rFonts w:hint="eastAsia"/>
-        </w:rPr>
-        <w:t>，但是仍会受到1伤害</w:t>
+        <w:t>立即触发，而是将其记录下来，等到</w:t>
+      </w:r>
+      <w:r>
+        <w:rPr>
+          <w:rFonts w:hint="eastAsia"/>
+        </w:rPr>
+        <w:t>先前的效果结算完毕后</w:t>
+      </w:r>
+      <w:r>
+        <w:rPr>
+          <w:rFonts w:hint="eastAsia"/>
+        </w:rPr>
+        <w:t>，根据被触发效果被记录的顺序依次结算被触发效果</w:t>
       </w:r>
       <w:r>
         <w:rPr>
           <w:rFonts w:hint="eastAsia"/>
         </w:rPr>
         <w:t>。</w:t>
-      </w:r>
-    </w:p>
-    <w:p>
-      <w:pPr>
-        <w:pStyle w:val="3"/>
-        <w:rPr>
-          <w:rFonts w:hint="eastAsia"/>
-        </w:rPr>
-      </w:pPr>
-      <w:r>
-        <w:rPr>
-          <w:rFonts w:hint="eastAsia"/>
-        </w:rPr>
-        <w:lastRenderedPageBreak/>
-        <w:t>效果结算的顺序</w:t>
-      </w:r>
-    </w:p>
-    <w:p>
-      <w:pPr>
-        <w:rPr>
-          <w:rFonts w:hint="eastAsia"/>
-        </w:rPr>
-      </w:pPr>
-      <w:r>
-        <w:tab/>
-      </w:r>
-      <w:r>
-        <w:rPr>
-          <w:rFonts w:hint="eastAsia"/>
-        </w:rPr>
-        <w:t>一个效果执行中时，如果满足了其他效果的触发条件，</w:t>
-      </w:r>
-      <w:r>
-        <w:rPr>
-          <w:rFonts w:hint="eastAsia"/>
-        </w:rPr>
-        <w:t>也</w:t>
-      </w:r>
-      <w:proofErr w:type="gramStart"/>
-      <w:r>
-        <w:rPr>
-          <w:rFonts w:hint="eastAsia"/>
-        </w:rPr>
-        <w:t>不</w:t>
-      </w:r>
-      <w:proofErr w:type="gramEnd"/>
-      <w:r>
-        <w:rPr>
-          <w:rFonts w:hint="eastAsia"/>
-        </w:rPr>
-        <w:t>立即触发，而是将其记录下来，等到</w:t>
-      </w:r>
-      <w:r>
-        <w:rPr>
-          <w:rFonts w:hint="eastAsia"/>
-        </w:rPr>
-        <w:t>先前的效果结算完毕后</w:t>
-      </w:r>
-      <w:r>
-        <w:rPr>
-          <w:rFonts w:hint="eastAsia"/>
-        </w:rPr>
-        <w:t>，根据被触发效果被记录的顺序依次结算被触发效果</w:t>
-      </w:r>
-      <w:r>
-        <w:rPr>
-          <w:rFonts w:hint="eastAsia"/>
-        </w:rPr>
-        <w:t>。</w:t>
-      </w:r>
-    </w:p>
-    <w:p>
-      <w:pPr>
-        <w:pStyle w:val="3"/>
-        <w:rPr>
-          <w:rFonts w:hint="eastAsia"/>
-        </w:rPr>
-      </w:pPr>
-      <w:proofErr w:type="gramStart"/>
-      <w:r>
-        <w:rPr>
-          <w:rFonts w:hint="eastAsia"/>
-        </w:rPr>
-        <w:t>牌</w:t>
-      </w:r>
-      <w:r>
-        <w:rPr>
-          <w:rFonts w:hint="eastAsia"/>
-        </w:rPr>
-        <w:t>进入槽</w:t>
-      </w:r>
-      <w:proofErr w:type="gramEnd"/>
-      <w:r>
-        <w:rPr>
-          <w:rFonts w:hint="eastAsia"/>
-        </w:rPr>
-        <w:t>位</w:t>
-      </w:r>
-      <w:r>
-        <w:rPr>
-          <w:rFonts w:hint="eastAsia"/>
-        </w:rPr>
-        <w:t>时的位置</w:t>
-      </w:r>
-    </w:p>
-    <w:p>
-      <w:pPr>
-        <w:rPr>
-          <w:rFonts w:hint="eastAsia"/>
-        </w:rPr>
-      </w:pPr>
-      <w:r>
-        <w:tab/>
-      </w:r>
-      <w:r>
-        <w:rPr>
-          <w:rFonts w:hint="eastAsia"/>
-        </w:rPr>
-        <w:t>默认情况下，</w:t>
-      </w:r>
-      <w:proofErr w:type="gramStart"/>
-      <w:r>
-        <w:rPr>
-          <w:rFonts w:hint="eastAsia"/>
-        </w:rPr>
-        <w:t>牌</w:t>
-      </w:r>
-      <w:r>
-        <w:rPr>
-          <w:rFonts w:hint="eastAsia"/>
-        </w:rPr>
-        <w:t>进入</w:t>
-      </w:r>
-      <w:proofErr w:type="gramEnd"/>
-      <w:r>
-        <w:rPr>
-          <w:rFonts w:hint="eastAsia"/>
-        </w:rPr>
-        <w:t>一个槽位</w:t>
-      </w:r>
-      <w:r>
-        <w:rPr>
-          <w:rFonts w:hint="eastAsia"/>
-        </w:rPr>
-        <w:t>时</w:t>
-      </w:r>
-      <w:r>
-        <w:rPr>
-          <w:rFonts w:hint="eastAsia"/>
-        </w:rPr>
-        <w:t>，</w:t>
-      </w:r>
-      <w:r>
-        <w:rPr>
-          <w:rFonts w:hint="eastAsia"/>
-        </w:rPr>
-        <w:t>默认放在</w:t>
-      </w:r>
-      <w:r>
-        <w:rPr>
-          <w:rFonts w:hint="eastAsia"/>
-        </w:rPr>
-        <w:t>槽位内</w:t>
-      </w:r>
-      <w:r>
-        <w:rPr>
-          <w:rFonts w:hint="eastAsia"/>
-        </w:rPr>
-        <w:t>最左侧。</w:t>
       </w:r>
     </w:p>
     <w:p>
@@ -6489,31 +6113,25 @@
         <w:rPr>
           <w:rFonts w:hint="eastAsia"/>
         </w:rPr>
-        <w:t>默认其发动时机为交锋时，</w:t>
-      </w:r>
-      <w:r>
-        <w:rPr>
-          <w:rFonts w:hint="eastAsia"/>
-        </w:rPr>
-        <w:t>指</w:t>
-      </w:r>
-      <w:r>
-        <w:rPr>
-          <w:rFonts w:hint="eastAsia"/>
-        </w:rPr>
-        <w:t>在一</w:t>
-      </w:r>
-      <w:r>
-        <w:rPr>
-          <w:rFonts w:hint="eastAsia"/>
-        </w:rPr>
-        <w:t>次交锋</w:t>
-      </w:r>
-      <w:r>
-        <w:rPr>
-          <w:rFonts w:hint="eastAsia"/>
-        </w:rPr>
-        <w:t>将要开始结算之前，</w:t>
+        <w:t>其发动时机为</w:t>
+      </w:r>
+      <w:r>
+        <w:rPr>
+          <w:rFonts w:hint="eastAsia"/>
+        </w:rPr>
+        <w:t>开战</w:t>
+      </w:r>
+      <w:r>
+        <w:rPr>
+          <w:rFonts w:hint="eastAsia"/>
+        </w:rPr>
+        <w:t>时</w:t>
+      </w:r>
+      <w:r>
+        <w:rPr>
+          <w:rFonts w:hint="eastAsia"/>
+        </w:rPr>
+        <w:t>，</w:t>
       </w:r>
       <w:r>
         <w:rPr>
@@ -6555,39 +6173,65 @@
         <w:rPr>
           <w:rFonts w:hint="eastAsia"/>
         </w:rPr>
-        <w:t>放置</w:t>
-      </w:r>
-      <w:r>
-        <w:rPr>
-          <w:rFonts w:hint="eastAsia"/>
-        </w:rPr>
-        <w:t>在</w:t>
-      </w:r>
-      <w:r>
-        <w:rPr>
-          <w:rFonts w:hint="eastAsia"/>
-        </w:rPr>
-        <w:t>发动呼唤效果的</w:t>
-      </w:r>
+        <w:t>移入</w:t>
+      </w:r>
+      <w:r>
+        <w:rPr>
+          <w:rFonts w:hint="eastAsia"/>
+        </w:rPr>
+        <w:t>发动效果的</w:t>
+      </w:r>
+      <w:proofErr w:type="gramStart"/>
       <w:r>
         <w:rPr>
           <w:rFonts w:hint="eastAsia"/>
         </w:rPr>
         <w:t>牌</w:t>
       </w:r>
-      <w:proofErr w:type="gramStart"/>
-      <w:r>
-        <w:rPr>
-          <w:rFonts w:hint="eastAsia"/>
-        </w:rPr>
-        <w:t>的同个单元格</w:t>
-      </w:r>
-      <w:proofErr w:type="gramEnd"/>
-      <w:r>
-        <w:rPr>
-          <w:rFonts w:hint="eastAsia"/>
-        </w:rPr>
-        <w:t>内。</w:t>
+      <w:r>
+        <w:rPr>
+          <w:rFonts w:hint="eastAsia"/>
+        </w:rPr>
+        <w:t>所在</w:t>
+      </w:r>
+      <w:proofErr w:type="gramEnd"/>
+      <w:r>
+        <w:rPr>
+          <w:rFonts w:hint="eastAsia"/>
+        </w:rPr>
+        <w:t>房间的同侧</w:t>
+      </w:r>
+      <w:r>
+        <w:rPr>
+          <w:rFonts w:hint="eastAsia"/>
+        </w:rPr>
+        <w:t>，默认放置在房间最前方，以免连续被呼唤的牌连锁发动呼唤效果</w:t>
+      </w:r>
+      <w:r>
+        <w:rPr>
+          <w:rFonts w:hint="eastAsia"/>
+        </w:rPr>
+        <w:t>。</w:t>
+      </w:r>
+    </w:p>
+    <w:p>
+      <w:pPr>
+        <w:pStyle w:val="3"/>
+        <w:rPr>
+          <w:rFonts w:hint="eastAsia"/>
+        </w:rPr>
+      </w:pPr>
+      <w:r>
+        <w:rPr>
+          <w:rFonts w:hint="eastAsia"/>
+        </w:rPr>
+        <w:t>用语：</w:t>
+      </w:r>
+      <w:r>
+        <w:rPr>
+          <w:rFonts w:hint="eastAsia"/>
+        </w:rPr>
+        <w:t>持续</w:t>
       </w:r>
     </w:p>
     <w:p>
@@ -6603,310 +6247,144 @@
         <w:rPr>
           <w:rFonts w:hint="eastAsia"/>
         </w:rPr>
-        <w:t>被呼唤的牌只能放在发动呼唤效果的牌的左侧（通常这样做能够避免被呼唤的牌</w:t>
-      </w:r>
-      <w:r>
-        <w:rPr>
-          <w:rFonts w:hint="eastAsia"/>
-        </w:rPr>
-        <w:t>在同一时间点上</w:t>
-      </w:r>
-      <w:r>
-        <w:rPr>
-          <w:rFonts w:hint="eastAsia"/>
-        </w:rPr>
-        <w:t>发动</w:t>
-      </w:r>
-      <w:r>
-        <w:rPr>
-          <w:rFonts w:hint="eastAsia"/>
-        </w:rPr>
-        <w:t>自身的</w:t>
-      </w:r>
-      <w:r>
-        <w:rPr>
-          <w:rFonts w:hint="eastAsia"/>
-        </w:rPr>
-        <w:t>效果）</w:t>
+        <w:t>只要在场上存在</w:t>
+      </w:r>
+      <w:r>
+        <w:rPr>
+          <w:rFonts w:hint="eastAsia"/>
+        </w:rPr>
+        <w:t>且没有被横置，</w:t>
+      </w:r>
+      <w:r>
+        <w:rPr>
+          <w:rFonts w:hint="eastAsia"/>
+        </w:rPr>
+        <w:t>就始终</w:t>
+      </w:r>
+      <w:r>
+        <w:rPr>
+          <w:rFonts w:hint="eastAsia"/>
+        </w:rPr>
+        <w:t>生</w:t>
+      </w:r>
+      <w:r>
+        <w:rPr>
+          <w:rFonts w:hint="eastAsia"/>
+        </w:rPr>
+        <w:t>效的效果。</w:t>
+      </w:r>
+    </w:p>
+    <w:p>
+      <w:pPr>
+        <w:pStyle w:val="3"/>
+        <w:rPr>
+          <w:rFonts w:hint="eastAsia"/>
+        </w:rPr>
+      </w:pPr>
+      <w:r>
+        <w:rPr>
+          <w:rFonts w:hint="eastAsia"/>
+        </w:rPr>
+        <w:lastRenderedPageBreak/>
+        <w:t>用语：</w:t>
+      </w:r>
+      <w:r>
+        <w:rPr>
+          <w:rFonts w:hint="eastAsia"/>
+        </w:rPr>
+        <w:t>被弃置时</w:t>
+      </w:r>
+    </w:p>
+    <w:p>
+      <w:pPr>
+        <w:rPr>
+          <w:rFonts w:hint="eastAsia"/>
+        </w:rPr>
+      </w:pPr>
+      <w:r>
+        <w:tab/>
+      </w:r>
+      <w:r>
+        <w:rPr>
+          <w:rFonts w:hint="eastAsia"/>
+        </w:rPr>
+        <w:t>如无</w:t>
+      </w:r>
+      <w:r>
+        <w:rPr>
+          <w:rFonts w:hint="eastAsia"/>
+        </w:rPr>
+        <w:t>定语</w:t>
+      </w:r>
+      <w:r>
+        <w:rPr>
+          <w:rFonts w:hint="eastAsia"/>
+        </w:rPr>
+        <w:t>，</w:t>
+      </w:r>
+      <w:r>
+        <w:rPr>
+          <w:rFonts w:hint="eastAsia"/>
+        </w:rPr>
+        <w:t>则</w:t>
+      </w:r>
+      <w:r>
+        <w:rPr>
+          <w:rFonts w:hint="eastAsia"/>
+        </w:rPr>
+        <w:t>包含从任意地点被弃置</w:t>
+      </w:r>
+      <w:proofErr w:type="gramStart"/>
+      <w:r>
+        <w:rPr>
+          <w:rFonts w:hint="eastAsia"/>
+        </w:rPr>
+        <w:t>到弃牌堆</w:t>
+      </w:r>
+      <w:proofErr w:type="gramEnd"/>
+      <w:r>
+        <w:rPr>
+          <w:rFonts w:hint="eastAsia"/>
+        </w:rPr>
+        <w:t>的情况</w:t>
+      </w:r>
+      <w:r>
+        <w:rPr>
+          <w:rFonts w:hint="eastAsia"/>
+        </w:rPr>
+        <w:t>，</w:t>
+      </w:r>
+      <w:r>
+        <w:rPr>
+          <w:rFonts w:hint="eastAsia"/>
+        </w:rPr>
+        <w:t>包括且不限于从战场</w:t>
+      </w:r>
+      <w:r>
+        <w:rPr>
+          <w:rFonts w:hint="eastAsia"/>
+        </w:rPr>
+        <w:t>、手牌、地城区、主牌堆、</w:t>
+      </w:r>
+      <w:proofErr w:type="gramStart"/>
+      <w:r>
+        <w:rPr>
+          <w:rFonts w:hint="eastAsia"/>
+        </w:rPr>
+        <w:t>弃牌堆</w:t>
+      </w:r>
+      <w:proofErr w:type="gramEnd"/>
+      <w:r>
+        <w:rPr>
+          <w:rFonts w:hint="eastAsia"/>
+        </w:rPr>
+        <w:t>等</w:t>
       </w:r>
       <w:r>
         <w:rPr>
           <w:rFonts w:hint="eastAsia"/>
         </w:rPr>
         <w:t>。</w:t>
-      </w:r>
-      <w:r>
-        <w:t xml:space="preserve"> </w:t>
-      </w:r>
-    </w:p>
-    <w:p>
-      <w:pPr>
-        <w:pStyle w:val="3"/>
-        <w:rPr>
-          <w:rFonts w:hint="eastAsia"/>
-        </w:rPr>
-      </w:pPr>
-      <w:r>
-        <w:rPr>
-          <w:rFonts w:hint="eastAsia"/>
-        </w:rPr>
-        <w:t>用语：</w:t>
-      </w:r>
-      <w:r>
-        <w:rPr>
-          <w:rFonts w:hint="eastAsia"/>
-        </w:rPr>
-        <w:t>持续</w:t>
-      </w:r>
-    </w:p>
-    <w:p>
-      <w:pPr>
-        <w:rPr>
-          <w:rFonts w:hint="eastAsia"/>
-        </w:rPr>
-      </w:pPr>
-      <w:r>
-        <w:tab/>
-      </w:r>
-      <w:r>
-        <w:rPr>
-          <w:rFonts w:hint="eastAsia"/>
-        </w:rPr>
-        <w:t>只要在场上存在</w:t>
-      </w:r>
-      <w:r>
-        <w:rPr>
-          <w:rFonts w:hint="eastAsia"/>
-        </w:rPr>
-        <w:t>且没有被横置，</w:t>
-      </w:r>
-      <w:r>
-        <w:rPr>
-          <w:rFonts w:hint="eastAsia"/>
-        </w:rPr>
-        <w:t>就始终</w:t>
-      </w:r>
-      <w:r>
-        <w:rPr>
-          <w:rFonts w:hint="eastAsia"/>
-        </w:rPr>
-        <w:t>生</w:t>
-      </w:r>
-      <w:r>
-        <w:rPr>
-          <w:rFonts w:hint="eastAsia"/>
-        </w:rPr>
-        <w:t>效的效果。</w:t>
-      </w:r>
-    </w:p>
-    <w:p>
-      <w:pPr>
-        <w:pStyle w:val="3"/>
-        <w:rPr>
-          <w:rFonts w:hint="eastAsia"/>
-        </w:rPr>
-      </w:pPr>
-      <w:r>
-        <w:rPr>
-          <w:rFonts w:hint="eastAsia"/>
-        </w:rPr>
-        <w:t>用语：</w:t>
-      </w:r>
-      <w:proofErr w:type="gramStart"/>
-      <w:r>
-        <w:rPr>
-          <w:rFonts w:hint="eastAsia"/>
-        </w:rPr>
-        <w:t>送墓时</w:t>
-      </w:r>
-      <w:proofErr w:type="gramEnd"/>
-    </w:p>
-    <w:p>
-      <w:pPr>
-        <w:rPr>
-          <w:rFonts w:hint="eastAsia"/>
-        </w:rPr>
-      </w:pPr>
-      <w:r>
-        <w:tab/>
-      </w:r>
-      <w:r>
-        <w:rPr>
-          <w:rFonts w:hint="eastAsia"/>
-        </w:rPr>
-        <w:t>如无</w:t>
-      </w:r>
-      <w:r>
-        <w:rPr>
-          <w:rFonts w:hint="eastAsia"/>
-        </w:rPr>
-        <w:t>定语</w:t>
-      </w:r>
-      <w:r>
-        <w:rPr>
-          <w:rFonts w:hint="eastAsia"/>
-        </w:rPr>
-        <w:t>，</w:t>
-      </w:r>
-      <w:r>
-        <w:rPr>
-          <w:rFonts w:hint="eastAsia"/>
-        </w:rPr>
-        <w:t>则</w:t>
-      </w:r>
-      <w:r>
-        <w:rPr>
-          <w:rFonts w:hint="eastAsia"/>
-        </w:rPr>
-        <w:t>包含</w:t>
-      </w:r>
-      <w:r>
-        <w:rPr>
-          <w:rFonts w:hint="eastAsia"/>
-        </w:rPr>
-        <w:t>从任意</w:t>
-      </w:r>
-      <w:proofErr w:type="gramStart"/>
-      <w:r>
-        <w:rPr>
-          <w:rFonts w:hint="eastAsia"/>
-        </w:rPr>
-        <w:t>地点送墓的</w:t>
-      </w:r>
-      <w:proofErr w:type="gramEnd"/>
-      <w:r>
-        <w:rPr>
-          <w:rFonts w:hint="eastAsia"/>
-        </w:rPr>
-        <w:t>情况，包括且不限于</w:t>
-      </w:r>
-      <w:r>
-        <w:rPr>
-          <w:rFonts w:hint="eastAsia"/>
-        </w:rPr>
-        <w:t>从战场送墓、从手</w:t>
-      </w:r>
-      <w:proofErr w:type="gramStart"/>
-      <w:r>
-        <w:rPr>
-          <w:rFonts w:hint="eastAsia"/>
-        </w:rPr>
-        <w:t>牌送墓</w:t>
-      </w:r>
-      <w:proofErr w:type="gramEnd"/>
-      <w:r>
-        <w:rPr>
-          <w:rFonts w:hint="eastAsia"/>
-        </w:rPr>
-        <w:t>、从</w:t>
-      </w:r>
-      <w:proofErr w:type="gramStart"/>
-      <w:r>
-        <w:rPr>
-          <w:rFonts w:hint="eastAsia"/>
-        </w:rPr>
-        <w:t>探索区送墓</w:t>
-      </w:r>
-      <w:proofErr w:type="gramEnd"/>
-      <w:r>
-        <w:rPr>
-          <w:rFonts w:hint="eastAsia"/>
-        </w:rPr>
-        <w:t>、从主牌</w:t>
-      </w:r>
-      <w:proofErr w:type="gramStart"/>
-      <w:r>
-        <w:rPr>
-          <w:rFonts w:hint="eastAsia"/>
-        </w:rPr>
-        <w:t>堆送墓</w:t>
-      </w:r>
-      <w:r>
-        <w:rPr>
-          <w:rFonts w:hint="eastAsia"/>
-        </w:rPr>
-        <w:t>、从弃牌堆送墓</w:t>
-      </w:r>
-      <w:proofErr w:type="gramEnd"/>
-      <w:r>
-        <w:rPr>
-          <w:rFonts w:hint="eastAsia"/>
-        </w:rPr>
-        <w:t>等。</w:t>
-      </w:r>
-    </w:p>
-    <w:p>
-      <w:pPr>
-        <w:pStyle w:val="3"/>
-        <w:rPr>
-          <w:rFonts w:hint="eastAsia"/>
-        </w:rPr>
-      </w:pPr>
-      <w:r>
-        <w:rPr>
-          <w:rFonts w:hint="eastAsia"/>
-        </w:rPr>
-        <w:t>用语：</w:t>
-      </w:r>
-      <w:r>
-        <w:rPr>
-          <w:rFonts w:hint="eastAsia"/>
-        </w:rPr>
-        <w:t>被弃置时</w:t>
-      </w:r>
-    </w:p>
-    <w:p>
-      <w:pPr>
-        <w:rPr>
-          <w:rFonts w:hint="eastAsia"/>
-        </w:rPr>
-      </w:pPr>
-      <w:r>
-        <w:tab/>
-      </w:r>
-      <w:r>
-        <w:rPr>
-          <w:rFonts w:hint="eastAsia"/>
-        </w:rPr>
-        <w:t>同“送墓时”，如无</w:t>
-      </w:r>
-      <w:r>
-        <w:rPr>
-          <w:rFonts w:hint="eastAsia"/>
-        </w:rPr>
-        <w:t>定语</w:t>
-      </w:r>
-      <w:r>
-        <w:rPr>
-          <w:rFonts w:hint="eastAsia"/>
-        </w:rPr>
-        <w:t>，</w:t>
-      </w:r>
-      <w:r>
-        <w:rPr>
-          <w:rFonts w:hint="eastAsia"/>
-        </w:rPr>
-        <w:t>则</w:t>
-      </w:r>
-      <w:r>
-        <w:rPr>
-          <w:rFonts w:hint="eastAsia"/>
-        </w:rPr>
-        <w:t>包含从任意地点被弃置</w:t>
-      </w:r>
-      <w:proofErr w:type="gramStart"/>
-      <w:r>
-        <w:rPr>
-          <w:rFonts w:hint="eastAsia"/>
-        </w:rPr>
-        <w:t>到弃牌堆</w:t>
-      </w:r>
-      <w:proofErr w:type="gramEnd"/>
-      <w:r>
-        <w:rPr>
-          <w:rFonts w:hint="eastAsia"/>
-        </w:rPr>
-        <w:t>的情况。</w:t>
       </w:r>
     </w:p>
     <w:p>
@@ -6981,22 +6459,518 @@
         <w:rPr>
           <w:rFonts w:hint="eastAsia"/>
         </w:rPr>
+        <w:t>双人模式下，需要额外用到玩家指示物，每名玩家从玩家指示物堆中取一种颜色的指示物若干，之后需要使用更多玩家指示物时，再从该堆中</w:t>
+      </w:r>
+      <w:proofErr w:type="gramStart"/>
+      <w:r>
+        <w:rPr>
+          <w:rFonts w:hint="eastAsia"/>
+        </w:rPr>
+        <w:t>取同样</w:t>
+      </w:r>
+      <w:proofErr w:type="gramEnd"/>
+      <w:r>
+        <w:rPr>
+          <w:rFonts w:hint="eastAsia"/>
+        </w:rPr>
+        <w:t>颜色的指示物。</w:t>
+      </w:r>
+    </w:p>
+    <w:p>
+      <w:pPr>
+        <w:pStyle w:val="3"/>
+        <w:rPr>
+          <w:rFonts w:hint="eastAsia"/>
+        </w:rPr>
+      </w:pPr>
+      <w:r>
+        <w:rPr>
+          <w:rFonts w:hint="eastAsia"/>
+        </w:rPr>
+        <w:t>设置</w:t>
+      </w:r>
+    </w:p>
+    <w:p>
+      <w:pPr>
+        <w:rPr>
+          <w:rFonts w:hint="eastAsia"/>
+        </w:rPr>
+      </w:pPr>
+      <w:r>
+        <w:tab/>
+      </w:r>
+      <w:r>
+        <w:rPr>
+          <w:rFonts w:hint="eastAsia"/>
+        </w:rPr>
+        <w:t>P1</w:t>
+      </w:r>
+      <w:r>
+        <w:rPr>
+          <w:rFonts w:hint="eastAsia"/>
+        </w:rPr>
+        <w:t>和P2均</w:t>
+      </w:r>
+      <w:r>
+        <w:rPr>
+          <w:rFonts w:hint="eastAsia"/>
+        </w:rPr>
+        <w:t>按单人规则设置</w:t>
+      </w:r>
+      <w:r>
+        <w:rPr>
+          <w:rFonts w:hint="eastAsia"/>
+        </w:rPr>
+        <w:t>玩家面板</w:t>
+      </w:r>
+      <w:r>
+        <w:rPr>
+          <w:rFonts w:hint="eastAsia"/>
+        </w:rPr>
+        <w:t>，</w:t>
+      </w:r>
+      <w:r>
+        <w:rPr>
+          <w:rFonts w:hint="eastAsia"/>
+        </w:rPr>
+        <w:t>之后，各自</w:t>
+      </w:r>
+      <w:r>
+        <w:rPr>
+          <w:rFonts w:hint="eastAsia"/>
+        </w:rPr>
+        <w:t>从玩家指示物堆中选取一种颜色的指示物。</w:t>
+      </w:r>
+    </w:p>
+    <w:p>
+      <w:pPr>
+        <w:ind w:firstLine="420"/>
+        <w:rPr>
+          <w:rFonts w:hint="eastAsia"/>
+        </w:rPr>
+      </w:pPr>
+      <w:r>
+        <w:rPr>
+          <w:rFonts w:hint="eastAsia"/>
+        </w:rPr>
+        <w:t>两名玩家选好初始遗物牌后，按照先P1再P2的顺序，各自将未选中的遗物</w:t>
+      </w:r>
+      <w:proofErr w:type="gramStart"/>
+      <w:r>
+        <w:rPr>
+          <w:rFonts w:hint="eastAsia"/>
+        </w:rPr>
+        <w:t>牌按照</w:t>
+      </w:r>
+      <w:proofErr w:type="gramEnd"/>
+      <w:r>
+        <w:rPr>
+          <w:rFonts w:hint="eastAsia"/>
+        </w:rPr>
+        <w:t>任意顺序放到</w:t>
+      </w:r>
+      <w:proofErr w:type="gramStart"/>
+      <w:r>
+        <w:rPr>
+          <w:rFonts w:hint="eastAsia"/>
+        </w:rPr>
+        <w:t>遗物牌堆底</w:t>
+      </w:r>
+      <w:proofErr w:type="gramEnd"/>
+      <w:r>
+        <w:rPr>
+          <w:rFonts w:hint="eastAsia"/>
+        </w:rPr>
+        <w:t>。</w:t>
+      </w:r>
+    </w:p>
+    <w:p>
+      <w:pPr>
+        <w:pStyle w:val="3"/>
+        <w:rPr>
+          <w:rFonts w:hint="eastAsia"/>
+        </w:rPr>
+      </w:pPr>
+      <w:r>
+        <w:rPr>
+          <w:rFonts w:hint="eastAsia"/>
+        </w:rPr>
+        <w:t>回合流程的变动</w:t>
+      </w:r>
+    </w:p>
+    <w:p>
+      <w:pPr>
+        <w:rPr>
+          <w:rFonts w:hint="eastAsia"/>
+        </w:rPr>
+      </w:pPr>
+      <w:r>
+        <w:tab/>
+      </w:r>
+      <w:r>
+        <w:rPr>
+          <w:rFonts w:hint="eastAsia"/>
+        </w:rPr>
+        <w:t>回合流程中，一部分操作需要两名玩家各自执行，一部分动作需要两名玩家选出一人执行。各自执行时，先后顺序均由两名玩家讨论决定，需要选出一名玩家执行时，执行者也由两名玩家讨论决定。意见不合的情况下，两人猜拳，由猜拳的胜者决定。</w:t>
+      </w:r>
+    </w:p>
+    <w:p>
+      <w:pPr>
+        <w:rPr>
+          <w:rFonts w:hint="eastAsia"/>
+        </w:rPr>
+      </w:pPr>
+      <w:r>
+        <w:tab/>
+      </w:r>
+      <w:r>
+        <w:rPr>
+          <w:rFonts w:hint="eastAsia"/>
+        </w:rPr>
+        <w:t>回合开始阶段，</w:t>
+      </w:r>
+      <w:r>
+        <w:rPr>
+          <w:rFonts w:hint="eastAsia"/>
+        </w:rPr>
+        <w:t>先选出一名玩家，由其负责主导本回合的行动。</w:t>
+      </w:r>
+      <w:r>
+        <w:rPr>
+          <w:rFonts w:hint="eastAsia"/>
+        </w:rPr>
+        <w:t>如果</w:t>
+      </w:r>
+      <w:proofErr w:type="gramStart"/>
+      <w:r>
+        <w:rPr>
+          <w:rFonts w:hint="eastAsia"/>
+        </w:rPr>
+        <w:t>探索区</w:t>
+      </w:r>
+      <w:proofErr w:type="gramEnd"/>
+      <w:r>
+        <w:rPr>
+          <w:rFonts w:hint="eastAsia"/>
+        </w:rPr>
+        <w:t>没有牌，则两名玩家各自整理战利品</w:t>
+      </w:r>
+      <w:r>
+        <w:rPr>
+          <w:rFonts w:hint="eastAsia"/>
+        </w:rPr>
+        <w:t>，负责行动的</w:t>
+      </w:r>
+      <w:proofErr w:type="gramStart"/>
+      <w:r>
+        <w:rPr>
+          <w:rFonts w:hint="eastAsia"/>
+        </w:rPr>
+        <w:t>玩家先</w:t>
+      </w:r>
+      <w:proofErr w:type="gramEnd"/>
+      <w:r>
+        <w:rPr>
+          <w:rFonts w:hint="eastAsia"/>
+        </w:rPr>
+        <w:t>执行</w:t>
+      </w:r>
+      <w:r>
+        <w:rPr>
+          <w:rFonts w:hint="eastAsia"/>
+        </w:rPr>
+        <w:t>，</w:t>
+      </w:r>
+      <w:r>
+        <w:rPr>
+          <w:rFonts w:hint="eastAsia"/>
+        </w:rPr>
+        <w:t>整理战利品时的规则相比单人规则有所变动，另作说明</w:t>
+      </w:r>
+      <w:r>
+        <w:rPr>
+          <w:rFonts w:hint="eastAsia"/>
+        </w:rPr>
+        <w:t>，之后，</w:t>
+      </w:r>
+      <w:r>
+        <w:rPr>
+          <w:rFonts w:hint="eastAsia"/>
+        </w:rPr>
+        <w:t>由</w:t>
+      </w:r>
+      <w:r>
+        <w:rPr>
+          <w:rFonts w:hint="eastAsia"/>
+        </w:rPr>
+        <w:t>负责行动的玩家</w:t>
+      </w:r>
+      <w:r>
+        <w:rPr>
+          <w:rFonts w:hint="eastAsia"/>
+        </w:rPr>
+        <w:t>决定先长休还是先重置探索区，长休时，两名玩家各自执行长休流程</w:t>
+      </w:r>
+      <w:r>
+        <w:rPr>
+          <w:rFonts w:hint="eastAsia"/>
+        </w:rPr>
+        <w:t>，仍旧是负责行动的</w:t>
+      </w:r>
+      <w:proofErr w:type="gramStart"/>
+      <w:r>
+        <w:rPr>
+          <w:rFonts w:hint="eastAsia"/>
+        </w:rPr>
+        <w:t>玩家先</w:t>
+      </w:r>
+      <w:proofErr w:type="gramEnd"/>
+      <w:r>
+        <w:rPr>
+          <w:rFonts w:hint="eastAsia"/>
+        </w:rPr>
+        <w:t>执行</w:t>
+      </w:r>
+      <w:r>
+        <w:rPr>
+          <w:rFonts w:hint="eastAsia"/>
+        </w:rPr>
+        <w:t>。</w:t>
+      </w:r>
+      <w:r>
+        <w:rPr>
+          <w:rFonts w:hint="eastAsia"/>
+        </w:rPr>
+        <w:t>回合开始阶段中，</w:t>
+      </w:r>
+      <w:r>
+        <w:rPr>
+          <w:rFonts w:hint="eastAsia"/>
+        </w:rPr>
+        <w:t>如果</w:t>
+      </w:r>
+      <w:proofErr w:type="gramStart"/>
+      <w:r>
+        <w:rPr>
+          <w:rFonts w:hint="eastAsia"/>
+        </w:rPr>
+        <w:t>探索区</w:t>
+      </w:r>
+      <w:proofErr w:type="gramEnd"/>
+      <w:r>
+        <w:rPr>
+          <w:rFonts w:hint="eastAsia"/>
+        </w:rPr>
+        <w:t>有牌发动效果，且那个效果指向玩家，则由负责行动的玩家承受。</w:t>
+      </w:r>
+    </w:p>
+    <w:p>
+      <w:pPr>
+        <w:rPr>
+          <w:rFonts w:hint="eastAsia"/>
+        </w:rPr>
+      </w:pPr>
+      <w:r>
+        <w:tab/>
+      </w:r>
+      <w:r>
+        <w:rPr>
+          <w:rFonts w:hint="eastAsia"/>
+        </w:rPr>
+        <w:t>负责行动的</w:t>
+      </w:r>
+      <w:r>
+        <w:rPr>
+          <w:rFonts w:hint="eastAsia"/>
+        </w:rPr>
+        <w:t>玩家</w:t>
+      </w:r>
+      <w:proofErr w:type="gramStart"/>
+      <w:r>
+        <w:rPr>
+          <w:rFonts w:hint="eastAsia"/>
+        </w:rPr>
+        <w:t>选择短休或</w:t>
+      </w:r>
+      <w:proofErr w:type="gramEnd"/>
+      <w:r>
+        <w:rPr>
+          <w:rFonts w:hint="eastAsia"/>
+        </w:rPr>
+        <w:t>长休时，仅那名玩家使用自己的玩家面板执行相应流程，</w:t>
+      </w:r>
+      <w:r>
+        <w:rPr>
+          <w:rFonts w:hint="eastAsia"/>
+        </w:rPr>
+        <w:t>一切效果仅对那名玩家自己生效，如同另一名玩家不存在</w:t>
+      </w:r>
+      <w:r>
+        <w:rPr>
+          <w:rFonts w:hint="eastAsia"/>
+        </w:rPr>
+        <w:t>。</w:t>
+      </w:r>
+      <w:r>
+        <w:rPr>
+          <w:rFonts w:hint="eastAsia"/>
+        </w:rPr>
+        <w:t>例如，某个回合的行动阶段，两名玩家讨论决定由P1来行动，P1选择</w:t>
+      </w:r>
+      <w:r>
+        <w:rPr>
+          <w:rFonts w:hint="eastAsia"/>
+        </w:rPr>
+        <w:t>短</w:t>
+      </w:r>
+      <w:r>
+        <w:rPr>
+          <w:rFonts w:hint="eastAsia"/>
+        </w:rPr>
+        <w:t>休，此时消耗</w:t>
+      </w:r>
+      <w:r>
+        <w:rPr>
+          <w:rFonts w:hint="eastAsia"/>
+        </w:rPr>
+        <w:t>1</w:t>
+      </w:r>
+      <w:r>
+        <w:rPr>
+          <w:rFonts w:hint="eastAsia"/>
+        </w:rPr>
+        <w:t>时间，即将</w:t>
+      </w:r>
+      <w:r>
+        <w:rPr>
+          <w:rFonts w:hint="eastAsia"/>
+        </w:rPr>
+        <w:t>1</w:t>
+      </w:r>
+      <w:r>
+        <w:rPr>
+          <w:rFonts w:hint="eastAsia"/>
+        </w:rPr>
+        <w:t>张牌从主牌堆移动到P1玩家面板下的</w:t>
+      </w:r>
+      <w:proofErr w:type="gramStart"/>
+      <w:r>
+        <w:rPr>
+          <w:rFonts w:hint="eastAsia"/>
+        </w:rPr>
+        <w:t>弃牌堆</w:t>
+      </w:r>
+      <w:proofErr w:type="gramEnd"/>
+      <w:r>
+        <w:rPr>
+          <w:rFonts w:hint="eastAsia"/>
+        </w:rPr>
+        <w:t>，</w:t>
+      </w:r>
+      <w:r>
+        <w:rPr>
+          <w:rFonts w:hint="eastAsia"/>
+        </w:rPr>
+        <w:t>然而，弃置的那一张牌是[掉宝地精]，触</w:t>
+      </w:r>
+      <w:r>
+        <w:rPr>
+          <w:rFonts w:hint="eastAsia"/>
+        </w:rPr>
         <w:lastRenderedPageBreak/>
-        <w:t>双人模式下，需要额外用到玩家指示物，每名玩家从玩家指示物堆中取一种颜色的指示物若干，之后需要使用更多玩家指示物时，再从该堆中</w:t>
-      </w:r>
-      <w:proofErr w:type="gramStart"/>
-      <w:r>
-        <w:rPr>
-          <w:rFonts w:hint="eastAsia"/>
-        </w:rPr>
-        <w:t>取同样</w:t>
-      </w:r>
-      <w:proofErr w:type="gramEnd"/>
-      <w:r>
-        <w:rPr>
-          <w:rFonts w:hint="eastAsia"/>
-        </w:rPr>
-        <w:t>颜色的指示物。</w:t>
+        <w:t>发了其“被弃置时，玩家将手牌补满”的效果，此时，效果文本中的“玩家”仅指当前行动的玩家，即P1，所以P1将自己的</w:t>
+      </w:r>
+      <w:proofErr w:type="gramStart"/>
+      <w:r>
+        <w:rPr>
+          <w:rFonts w:hint="eastAsia"/>
+        </w:rPr>
+        <w:t>手牌补满</w:t>
+      </w:r>
+      <w:proofErr w:type="gramEnd"/>
+      <w:r>
+        <w:rPr>
+          <w:rFonts w:hint="eastAsia"/>
+        </w:rPr>
+        <w:t>，</w:t>
+      </w:r>
+      <w:r>
+        <w:rPr>
+          <w:rFonts w:hint="eastAsia"/>
+        </w:rPr>
+        <w:t>然后</w:t>
+      </w:r>
+      <w:proofErr w:type="gramStart"/>
+      <w:r>
+        <w:rPr>
+          <w:rFonts w:hint="eastAsia"/>
+        </w:rPr>
+        <w:t>执行短休的流程重抽任意</w:t>
+      </w:r>
+      <w:proofErr w:type="gramEnd"/>
+      <w:r>
+        <w:rPr>
+          <w:rFonts w:hint="eastAsia"/>
+        </w:rPr>
+        <w:t>张手牌，整个流程中，P2的玩家面板不发生任何变化</w:t>
+      </w:r>
+      <w:r>
+        <w:rPr>
+          <w:rFonts w:hint="eastAsia"/>
+        </w:rPr>
+        <w:t>。</w:t>
+      </w:r>
+    </w:p>
+    <w:p>
+      <w:pPr>
+        <w:rPr>
+          <w:rFonts w:hint="eastAsia"/>
+        </w:rPr>
+      </w:pPr>
+      <w:r>
+        <w:tab/>
+      </w:r>
+      <w:r>
+        <w:rPr>
+          <w:rFonts w:hint="eastAsia"/>
+        </w:rPr>
+        <w:t>行动阶段的战斗流程变动较多，另作说明。</w:t>
+      </w:r>
+    </w:p>
+    <w:p>
+      <w:pPr>
+        <w:rPr>
+          <w:rFonts w:hint="eastAsia"/>
+        </w:rPr>
+      </w:pPr>
+      <w:r>
+        <w:tab/>
+      </w:r>
+      <w:r>
+        <w:rPr>
+          <w:rFonts w:hint="eastAsia"/>
+        </w:rPr>
+        <w:t>结束阶段检查下楼条件时，单人规则中的“玩家手中没有战利品外的牌”需调整为“所有玩家手中均没有战利品外的牌”。</w:t>
+      </w:r>
+      <w:r>
+        <w:rPr>
+          <w:rFonts w:hint="eastAsia"/>
+        </w:rPr>
+        <w:t>结束阶段发动的</w:t>
+      </w:r>
+      <w:proofErr w:type="gramStart"/>
+      <w:r>
+        <w:rPr>
+          <w:rFonts w:hint="eastAsia"/>
+        </w:rPr>
+        <w:t>牌效果</w:t>
+      </w:r>
+      <w:proofErr w:type="gramEnd"/>
+      <w:r>
+        <w:rPr>
+          <w:rFonts w:hint="eastAsia"/>
+        </w:rPr>
+        <w:t>如有指向玩家的，处理方式和回合开始阶段的处理方式一致，都由当回合负责行动的玩家承受。</w:t>
       </w:r>
     </w:p>
     <w:p>
@@ -7010,59 +6984,7 @@
         <w:rPr>
           <w:rFonts w:hint="eastAsia"/>
         </w:rPr>
-        <w:t>设置</w:t>
-      </w:r>
-    </w:p>
-    <w:p>
-      <w:pPr>
-        <w:rPr>
-          <w:rFonts w:hint="eastAsia"/>
-        </w:rPr>
-      </w:pPr>
-      <w:r>
-        <w:tab/>
-      </w:r>
-      <w:r>
-        <w:rPr>
-          <w:rFonts w:hint="eastAsia"/>
-        </w:rPr>
-        <w:t>P1</w:t>
-      </w:r>
-      <w:r>
-        <w:rPr>
-          <w:rFonts w:hint="eastAsia"/>
-        </w:rPr>
-        <w:t>和P2均</w:t>
-      </w:r>
-      <w:r>
-        <w:rPr>
-          <w:rFonts w:hint="eastAsia"/>
-        </w:rPr>
-        <w:t>按单人规则设置</w:t>
-      </w:r>
-      <w:r>
-        <w:rPr>
-          <w:rFonts w:hint="eastAsia"/>
-        </w:rPr>
-        <w:t>玩家面板</w:t>
-      </w:r>
-      <w:r>
-        <w:rPr>
-          <w:rFonts w:hint="eastAsia"/>
-        </w:rPr>
-        <w:t>，</w:t>
-      </w:r>
-      <w:r>
-        <w:rPr>
-          <w:rFonts w:hint="eastAsia"/>
-        </w:rPr>
-        <w:t>之后，各自</w:t>
-      </w:r>
-      <w:r>
-        <w:rPr>
-          <w:rFonts w:hint="eastAsia"/>
-        </w:rPr>
-        <w:t>从玩家指示物堆中选取一种颜色的指示物。</w:t>
+        <w:t>战斗的变动</w:t>
       </w:r>
     </w:p>
     <w:p>
@@ -7076,431 +6998,21 @@
         <w:rPr>
           <w:rFonts w:hint="eastAsia"/>
         </w:rPr>
-        <w:t>两名玩家选好初始遗物牌后，按照先P1再P2的顺序，各自将未选中的遗物</w:t>
-      </w:r>
-      <w:proofErr w:type="gramStart"/>
-      <w:r>
-        <w:rPr>
-          <w:rFonts w:hint="eastAsia"/>
-        </w:rPr>
-        <w:t>牌按照</w:t>
-      </w:r>
-      <w:proofErr w:type="gramEnd"/>
-      <w:r>
-        <w:rPr>
-          <w:rFonts w:hint="eastAsia"/>
-        </w:rPr>
-        <w:t>任意顺序放到</w:t>
-      </w:r>
-      <w:proofErr w:type="gramStart"/>
-      <w:r>
-        <w:rPr>
-          <w:rFonts w:hint="eastAsia"/>
-        </w:rPr>
-        <w:t>遗物牌堆底</w:t>
-      </w:r>
-      <w:proofErr w:type="gramEnd"/>
-      <w:r>
-        <w:rPr>
-          <w:rFonts w:hint="eastAsia"/>
-        </w:rPr>
-        <w:t>。</w:t>
-      </w:r>
-    </w:p>
-    <w:p>
-      <w:pPr>
-        <w:pStyle w:val="3"/>
-        <w:rPr>
-          <w:rFonts w:hint="eastAsia"/>
-        </w:rPr>
-      </w:pPr>
-      <w:r>
-        <w:rPr>
-          <w:rFonts w:hint="eastAsia"/>
-        </w:rPr>
-        <w:t>回合流程的变动</w:t>
-      </w:r>
-    </w:p>
-    <w:p>
-      <w:pPr>
-        <w:rPr>
-          <w:rFonts w:hint="eastAsia"/>
-        </w:rPr>
-      </w:pPr>
-      <w:r>
-        <w:tab/>
-      </w:r>
-      <w:r>
-        <w:rPr>
-          <w:rFonts w:hint="eastAsia"/>
-        </w:rPr>
-        <w:t>回合流程中，一部分操作需要两名玩家各自执行，一部分动作需要两名玩家选出一人执行。各自执行时，先后顺序均由两名玩家讨论决定，需要选出一名玩家执行时，执行者也由两名玩家讨论决定。意见不合的情况下，两人猜拳，由猜拳的胜者决定。</w:t>
-      </w:r>
-    </w:p>
-    <w:p>
-      <w:pPr>
-        <w:rPr>
-          <w:rFonts w:hint="eastAsia"/>
-        </w:rPr>
-      </w:pPr>
-      <w:r>
-        <w:tab/>
-      </w:r>
-      <w:r>
-        <w:rPr>
-          <w:rFonts w:hint="eastAsia"/>
-        </w:rPr>
-        <w:t>回合开始阶段，</w:t>
-      </w:r>
-      <w:r>
-        <w:rPr>
-          <w:rFonts w:hint="eastAsia"/>
-        </w:rPr>
-        <w:t>先选出一名玩家，由其负责主导本回合的行动。</w:t>
-      </w:r>
-      <w:r>
-        <w:rPr>
-          <w:rFonts w:hint="eastAsia"/>
-        </w:rPr>
-        <w:t>如果</w:t>
-      </w:r>
-      <w:proofErr w:type="gramStart"/>
-      <w:r>
-        <w:rPr>
-          <w:rFonts w:hint="eastAsia"/>
-        </w:rPr>
-        <w:t>探索区</w:t>
-      </w:r>
-      <w:proofErr w:type="gramEnd"/>
-      <w:r>
-        <w:rPr>
-          <w:rFonts w:hint="eastAsia"/>
-        </w:rPr>
-        <w:t>没有牌，则两名玩家各自整理战利品</w:t>
-      </w:r>
-      <w:r>
-        <w:rPr>
-          <w:rFonts w:hint="eastAsia"/>
-        </w:rPr>
-        <w:t>，负责行动的</w:t>
-      </w:r>
-      <w:proofErr w:type="gramStart"/>
-      <w:r>
-        <w:rPr>
-          <w:rFonts w:hint="eastAsia"/>
-        </w:rPr>
-        <w:t>玩家先</w:t>
-      </w:r>
-      <w:proofErr w:type="gramEnd"/>
-      <w:r>
-        <w:rPr>
-          <w:rFonts w:hint="eastAsia"/>
-        </w:rPr>
-        <w:t>执行</w:t>
-      </w:r>
-      <w:r>
-        <w:rPr>
-          <w:rFonts w:hint="eastAsia"/>
-        </w:rPr>
-        <w:t>，</w:t>
-      </w:r>
-      <w:r>
-        <w:rPr>
-          <w:rFonts w:hint="eastAsia"/>
-        </w:rPr>
-        <w:t>整理战利品时的规则相比单人规则有所变动，另作说明</w:t>
-      </w:r>
-      <w:r>
-        <w:rPr>
-          <w:rFonts w:hint="eastAsia"/>
-        </w:rPr>
-        <w:t>，之后，</w:t>
-      </w:r>
-      <w:r>
-        <w:rPr>
-          <w:rFonts w:hint="eastAsia"/>
-        </w:rPr>
-        <w:t>由</w:t>
-      </w:r>
-      <w:r>
-        <w:rPr>
-          <w:rFonts w:hint="eastAsia"/>
-        </w:rPr>
-        <w:t>负责行动的玩家</w:t>
-      </w:r>
-      <w:r>
-        <w:rPr>
-          <w:rFonts w:hint="eastAsia"/>
-        </w:rPr>
-        <w:t>决定先长休还是先重置探索区，长休时，两名玩家各自执行长休流程</w:t>
-      </w:r>
-      <w:r>
-        <w:rPr>
-          <w:rFonts w:hint="eastAsia"/>
-        </w:rPr>
-        <w:t>，仍旧是负责行动的</w:t>
-      </w:r>
-      <w:proofErr w:type="gramStart"/>
-      <w:r>
-        <w:rPr>
-          <w:rFonts w:hint="eastAsia"/>
-        </w:rPr>
-        <w:t>玩家先</w:t>
-      </w:r>
-      <w:proofErr w:type="gramEnd"/>
-      <w:r>
-        <w:rPr>
-          <w:rFonts w:hint="eastAsia"/>
-        </w:rPr>
-        <w:t>执行</w:t>
-      </w:r>
-      <w:r>
-        <w:rPr>
-          <w:rFonts w:hint="eastAsia"/>
-        </w:rPr>
-        <w:t>。</w:t>
-      </w:r>
-      <w:r>
-        <w:rPr>
-          <w:rFonts w:hint="eastAsia"/>
-        </w:rPr>
-        <w:t>回合开始阶段中，</w:t>
-      </w:r>
-      <w:r>
-        <w:rPr>
-          <w:rFonts w:hint="eastAsia"/>
-        </w:rPr>
-        <w:t>如果</w:t>
-      </w:r>
-      <w:proofErr w:type="gramStart"/>
-      <w:r>
-        <w:rPr>
-          <w:rFonts w:hint="eastAsia"/>
-        </w:rPr>
-        <w:t>探索区</w:t>
-      </w:r>
-      <w:proofErr w:type="gramEnd"/>
-      <w:r>
-        <w:rPr>
-          <w:rFonts w:hint="eastAsia"/>
-        </w:rPr>
-        <w:t>有牌发动效果，且那个效果指向玩家，则由负责行动的玩家承受。</w:t>
-      </w:r>
-    </w:p>
-    <w:p>
-      <w:pPr>
-        <w:rPr>
-          <w:rFonts w:hint="eastAsia"/>
-        </w:rPr>
-      </w:pPr>
-      <w:r>
-        <w:tab/>
-      </w:r>
-      <w:r>
-        <w:rPr>
-          <w:rFonts w:hint="eastAsia"/>
-        </w:rPr>
-        <w:t>负责行动的</w:t>
-      </w:r>
-      <w:r>
-        <w:rPr>
-          <w:rFonts w:hint="eastAsia"/>
-        </w:rPr>
-        <w:t>玩家</w:t>
-      </w:r>
-      <w:proofErr w:type="gramStart"/>
-      <w:r>
-        <w:rPr>
-          <w:rFonts w:hint="eastAsia"/>
-        </w:rPr>
-        <w:t>选择短休或</w:t>
-      </w:r>
-      <w:proofErr w:type="gramEnd"/>
-      <w:r>
-        <w:rPr>
-          <w:rFonts w:hint="eastAsia"/>
-        </w:rPr>
-        <w:t>长休时，仅那名玩家使用自己的玩家面板执行相应流程，</w:t>
-      </w:r>
-      <w:r>
-        <w:rPr>
-          <w:rFonts w:hint="eastAsia"/>
-        </w:rPr>
-        <w:t>一切效果仅对那名玩家自己生效，如同另一名玩家不存在</w:t>
-      </w:r>
-      <w:r>
-        <w:rPr>
-          <w:rFonts w:hint="eastAsia"/>
-        </w:rPr>
-        <w:t>。</w:t>
-      </w:r>
-      <w:r>
-        <w:rPr>
-          <w:rFonts w:hint="eastAsia"/>
-        </w:rPr>
-        <w:t>例如，某个回合的行动阶段，两名玩家讨论决定由P1来行动，P1选择</w:t>
-      </w:r>
-      <w:r>
-        <w:rPr>
-          <w:rFonts w:hint="eastAsia"/>
-        </w:rPr>
-        <w:t>短</w:t>
-      </w:r>
-      <w:r>
-        <w:rPr>
-          <w:rFonts w:hint="eastAsia"/>
-        </w:rPr>
-        <w:t>休，此时消耗</w:t>
-      </w:r>
-      <w:r>
-        <w:rPr>
-          <w:rFonts w:hint="eastAsia"/>
-        </w:rPr>
-        <w:t>1</w:t>
-      </w:r>
-      <w:r>
-        <w:rPr>
-          <w:rFonts w:hint="eastAsia"/>
-        </w:rPr>
-        <w:t>时间，即将</w:t>
-      </w:r>
-      <w:r>
-        <w:rPr>
-          <w:rFonts w:hint="eastAsia"/>
-        </w:rPr>
-        <w:t>1</w:t>
-      </w:r>
-      <w:r>
-        <w:rPr>
-          <w:rFonts w:hint="eastAsia"/>
-        </w:rPr>
-        <w:t>张牌从主牌堆移动到P1玩家面板下的</w:t>
-      </w:r>
-      <w:proofErr w:type="gramStart"/>
-      <w:r>
-        <w:rPr>
-          <w:rFonts w:hint="eastAsia"/>
-        </w:rPr>
-        <w:t>弃牌堆</w:t>
-      </w:r>
-      <w:proofErr w:type="gramEnd"/>
-      <w:r>
-        <w:rPr>
-          <w:rFonts w:hint="eastAsia"/>
-        </w:rPr>
-        <w:t>，</w:t>
-      </w:r>
-      <w:r>
-        <w:rPr>
-          <w:rFonts w:hint="eastAsia"/>
-        </w:rPr>
-        <w:t>然而，弃置的那一张牌是[掉宝地精]，触发了其“被弃置时，玩家将手牌补满”的效果，此时，效果文本中的“玩家”仅指当前行动的玩家，即P1，所以P1将自己的</w:t>
-      </w:r>
-      <w:proofErr w:type="gramStart"/>
-      <w:r>
-        <w:rPr>
-          <w:rFonts w:hint="eastAsia"/>
-        </w:rPr>
-        <w:t>手牌补满</w:t>
-      </w:r>
-      <w:proofErr w:type="gramEnd"/>
-      <w:r>
-        <w:rPr>
-          <w:rFonts w:hint="eastAsia"/>
-        </w:rPr>
-        <w:t>，</w:t>
-      </w:r>
-      <w:r>
-        <w:rPr>
-          <w:rFonts w:hint="eastAsia"/>
-        </w:rPr>
-        <w:t>然后</w:t>
-      </w:r>
-      <w:proofErr w:type="gramStart"/>
-      <w:r>
-        <w:rPr>
-          <w:rFonts w:hint="eastAsia"/>
-        </w:rPr>
-        <w:t>执行短休的流程重抽任意</w:t>
-      </w:r>
-      <w:proofErr w:type="gramEnd"/>
-      <w:r>
-        <w:rPr>
-          <w:rFonts w:hint="eastAsia"/>
-        </w:rPr>
-        <w:t>张手牌，整个流程中，P2的玩家面板不发生任何变化</w:t>
-      </w:r>
-      <w:r>
-        <w:rPr>
-          <w:rFonts w:hint="eastAsia"/>
-        </w:rPr>
-        <w:t>。</w:t>
-      </w:r>
-    </w:p>
-    <w:p>
-      <w:pPr>
-        <w:rPr>
-          <w:rFonts w:hint="eastAsia"/>
-        </w:rPr>
-      </w:pPr>
-      <w:r>
-        <w:tab/>
-      </w:r>
-      <w:r>
-        <w:rPr>
-          <w:rFonts w:hint="eastAsia"/>
-        </w:rPr>
-        <w:t>行动阶段的战斗流程变动较多，另作说明。</w:t>
-      </w:r>
-    </w:p>
-    <w:p>
-      <w:pPr>
-        <w:rPr>
-          <w:rFonts w:hint="eastAsia"/>
-        </w:rPr>
-      </w:pPr>
-      <w:r>
-        <w:tab/>
-      </w:r>
-      <w:r>
-        <w:rPr>
-          <w:rFonts w:hint="eastAsia"/>
-        </w:rPr>
-        <w:t>结束阶段检查下楼条件时，单人规则中的“玩家手中没有战利品外的牌”需调整为“所有玩家手中均没有战利品外的牌”。</w:t>
-      </w:r>
-      <w:r>
-        <w:rPr>
-          <w:rFonts w:hint="eastAsia"/>
-        </w:rPr>
-        <w:t>结束阶段发动的</w:t>
-      </w:r>
-      <w:proofErr w:type="gramStart"/>
-      <w:r>
-        <w:rPr>
-          <w:rFonts w:hint="eastAsia"/>
-        </w:rPr>
-        <w:t>牌效果</w:t>
-      </w:r>
-      <w:proofErr w:type="gramEnd"/>
-      <w:r>
-        <w:rPr>
-          <w:rFonts w:hint="eastAsia"/>
-        </w:rPr>
-        <w:t>如有指向玩家的，处理方式和回合开始阶段的处理方式一致，都由当回合负责行动的玩家承受。</w:t>
-      </w:r>
-    </w:p>
-    <w:p>
-      <w:pPr>
-        <w:pStyle w:val="3"/>
-        <w:rPr>
-          <w:rFonts w:hint="eastAsia"/>
-        </w:rPr>
-      </w:pPr>
-      <w:r>
-        <w:rPr>
-          <w:rFonts w:hint="eastAsia"/>
-        </w:rPr>
-        <w:t>战斗的变动</w:t>
+        <w:t>一名玩家出的牌为战场</w:t>
+      </w:r>
+      <w:proofErr w:type="gramStart"/>
+      <w:r>
+        <w:rPr>
+          <w:rFonts w:hint="eastAsia"/>
+        </w:rPr>
+        <w:t>玩家侧某一行</w:t>
+      </w:r>
+      <w:proofErr w:type="gramEnd"/>
+      <w:r>
+        <w:rPr>
+          <w:rFonts w:hint="eastAsia"/>
+        </w:rPr>
+        <w:t>的第一张牌时，出牌的玩家在那一行放上自己的玩家指示物，以标记自己为这一行需要进行的战斗轮的主战者。</w:t>
       </w:r>
     </w:p>
     <w:p>
@@ -7514,35 +7026,6 @@
         <w:rPr>
           <w:rFonts w:hint="eastAsia"/>
         </w:rPr>
-        <w:t>一名玩家出的牌为战场</w:t>
-      </w:r>
-      <w:proofErr w:type="gramStart"/>
-      <w:r>
-        <w:rPr>
-          <w:rFonts w:hint="eastAsia"/>
-        </w:rPr>
-        <w:t>玩家侧某一行</w:t>
-      </w:r>
-      <w:proofErr w:type="gramEnd"/>
-      <w:r>
-        <w:rPr>
-          <w:rFonts w:hint="eastAsia"/>
-        </w:rPr>
-        <w:t>的第一张牌时，出牌的玩家在那一行放上自己的玩家指示物，以标记自己为这一行需要进行的战斗轮的主战者。</w:t>
-      </w:r>
-    </w:p>
-    <w:p>
-      <w:pPr>
-        <w:ind w:firstLine="420"/>
-        <w:rPr>
-          <w:rFonts w:hint="eastAsia"/>
-        </w:rPr>
-      </w:pPr>
-      <w:r>
-        <w:rPr>
-          <w:rFonts w:hint="eastAsia"/>
-        </w:rPr>
-        <w:lastRenderedPageBreak/>
         <w:t>负责执行行动的玩家在行动阶段选择进入战斗后，由那名玩家</w:t>
       </w:r>
       <w:proofErr w:type="gramStart"/>
@@ -8793,6 +8276,95 @@
       </w:rPr>
     </w:lvl>
     <w:lvl w:ilvl="1" w:tplc="04090019">
+      <w:start w:val="1"/>
+      <w:numFmt w:val="lowerLetter"/>
+      <w:lvlText w:val="%2)"/>
+      <w:lvlJc w:val="left"/>
+      <w:pPr>
+        <w:ind w:left="1300" w:hanging="440"/>
+      </w:pPr>
+    </w:lvl>
+    <w:lvl w:ilvl="2" w:tplc="0409001B" w:tentative="1">
+      <w:start w:val="1"/>
+      <w:numFmt w:val="lowerRoman"/>
+      <w:lvlText w:val="%3."/>
+      <w:lvlJc w:val="right"/>
+      <w:pPr>
+        <w:ind w:left="1740" w:hanging="440"/>
+      </w:pPr>
+    </w:lvl>
+    <w:lvl w:ilvl="3" w:tplc="0409000F" w:tentative="1">
+      <w:start w:val="1"/>
+      <w:numFmt w:val="decimal"/>
+      <w:lvlText w:val="%4."/>
+      <w:lvlJc w:val="left"/>
+      <w:pPr>
+        <w:ind w:left="2180" w:hanging="440"/>
+      </w:pPr>
+    </w:lvl>
+    <w:lvl w:ilvl="4" w:tplc="04090019" w:tentative="1">
+      <w:start w:val="1"/>
+      <w:numFmt w:val="lowerLetter"/>
+      <w:lvlText w:val="%5)"/>
+      <w:lvlJc w:val="left"/>
+      <w:pPr>
+        <w:ind w:left="2620" w:hanging="440"/>
+      </w:pPr>
+    </w:lvl>
+    <w:lvl w:ilvl="5" w:tplc="0409001B" w:tentative="1">
+      <w:start w:val="1"/>
+      <w:numFmt w:val="lowerRoman"/>
+      <w:lvlText w:val="%6."/>
+      <w:lvlJc w:val="right"/>
+      <w:pPr>
+        <w:ind w:left="3060" w:hanging="440"/>
+      </w:pPr>
+    </w:lvl>
+    <w:lvl w:ilvl="6" w:tplc="0409000F" w:tentative="1">
+      <w:start w:val="1"/>
+      <w:numFmt w:val="decimal"/>
+      <w:lvlText w:val="%7."/>
+      <w:lvlJc w:val="left"/>
+      <w:pPr>
+        <w:ind w:left="3500" w:hanging="440"/>
+      </w:pPr>
+    </w:lvl>
+    <w:lvl w:ilvl="7" w:tplc="04090019" w:tentative="1">
+      <w:start w:val="1"/>
+      <w:numFmt w:val="lowerLetter"/>
+      <w:lvlText w:val="%8)"/>
+      <w:lvlJc w:val="left"/>
+      <w:pPr>
+        <w:ind w:left="3940" w:hanging="440"/>
+      </w:pPr>
+    </w:lvl>
+    <w:lvl w:ilvl="8" w:tplc="0409001B" w:tentative="1">
+      <w:start w:val="1"/>
+      <w:numFmt w:val="lowerRoman"/>
+      <w:lvlText w:val="%9."/>
+      <w:lvlJc w:val="right"/>
+      <w:pPr>
+        <w:ind w:left="4380" w:hanging="440"/>
+      </w:pPr>
+    </w:lvl>
+  </w:abstractNum>
+  <w:abstractNum w:abstractNumId="11" w15:restartNumberingAfterBreak="0">
+    <w:nsid w:val="6D465989"/>
+    <w:multiLevelType w:val="hybridMultilevel"/>
+    <w:tmpl w:val="33A6D4C0"/>
+    <w:lvl w:ilvl="0" w:tplc="08DAEBC2">
+      <w:start w:val="1"/>
+      <w:numFmt w:val="decimalEnclosedCircle"/>
+      <w:lvlText w:val="%1"/>
+      <w:lvlJc w:val="left"/>
+      <w:pPr>
+        <w:ind w:left="780" w:hanging="360"/>
+      </w:pPr>
+      <w:rPr>
+        <w:rFonts w:hint="default"/>
+      </w:rPr>
+    </w:lvl>
+    <w:lvl w:ilvl="1" w:tplc="04090019" w:tentative="1">
       <w:start w:val="1"/>
       <w:numFmt w:val="lowerLetter"/>
       <w:lvlText w:val="%2)"/>
@@ -8897,6 +8469,9 @@
   </w:num>
   <w:num w:numId="11" w16cid:durableId="1815756024">
     <w:abstractNumId w:val="3"/>
+  </w:num>
+  <w:num w:numId="12" w16cid:durableId="1020661196">
+    <w:abstractNumId w:val="11"/>
   </w:num>
 </w:numbering>
 </file>

--- a/规则书.docx
+++ b/规则书.docx
@@ -175,47 +175,19 @@
         <w:rPr>
           <w:rFonts w:hint="eastAsia"/>
         </w:rPr>
-        <w:t>从主牌堆发牌到场地中，玩家需要用手牌与场地中的</w:t>
-      </w:r>
-      <w:proofErr w:type="gramStart"/>
-      <w:r>
-        <w:rPr>
-          <w:rFonts w:hint="eastAsia"/>
-        </w:rPr>
-        <w:t>牌</w:t>
-      </w:r>
-      <w:r>
-        <w:rPr>
-          <w:rFonts w:hint="eastAsia"/>
-        </w:rPr>
-        <w:t>拼点</w:t>
-      </w:r>
-      <w:proofErr w:type="gramEnd"/>
-      <w:r>
-        <w:rPr>
-          <w:rFonts w:hint="eastAsia"/>
-        </w:rPr>
-        <w:t>，失败的拼点将扣除玩家的生命值，成功的拼点将避免这一损失，而荣誉拼点将额外给予玩家隐性的奖励。</w:t>
-      </w:r>
-      <w:r>
-        <w:rPr>
-          <w:rFonts w:hint="eastAsia"/>
-        </w:rPr>
-        <w:t>每当主牌堆耗尽时，</w:t>
-      </w:r>
-      <w:proofErr w:type="gramStart"/>
-      <w:r>
-        <w:rPr>
-          <w:rFonts w:hint="eastAsia"/>
-        </w:rPr>
-        <w:t>主牌堆将洗</w:t>
-      </w:r>
-      <w:proofErr w:type="gramEnd"/>
-      <w:r>
-        <w:rPr>
-          <w:rFonts w:hint="eastAsia"/>
-        </w:rPr>
-        <w:t>回，玩家进入地下城更深处，强化自身，并面临更加困难的挑战。玩家的最终目标是达到地下城最深处</w:t>
+        <w:t>从主牌堆发牌到场地中，玩家需要用手牌与场地中的牌</w:t>
+      </w:r>
+      <w:r>
+        <w:rPr>
+          <w:rFonts w:hint="eastAsia"/>
+        </w:rPr>
+        <w:t>拼点，失败的拼点将扣除玩家的生命值，成功的拼点将避免这一损失，而荣誉拼点将额外给予玩家隐性的奖励。</w:t>
+      </w:r>
+      <w:r>
+        <w:rPr>
+          <w:rFonts w:hint="eastAsia"/>
+        </w:rPr>
+        <w:t>每当主牌堆耗尽时，主牌堆将洗回，玩家进入地下城更深处，强化自身，并面临更加困难的挑战。玩家的最终目标是达到地下城最深处</w:t>
       </w:r>
       <w:r>
         <w:rPr>
@@ -227,21 +199,7 @@
         <w:rPr>
           <w:rFonts w:hint="eastAsia"/>
         </w:rPr>
-        <w:t>同时获得更高的分数，而分数与玩家游戏过程中达成</w:t>
-      </w:r>
-      <w:proofErr w:type="gramStart"/>
-      <w:r>
-        <w:rPr>
-          <w:rFonts w:hint="eastAsia"/>
-        </w:rPr>
-        <w:t>荣誉拼点的</w:t>
-      </w:r>
-      <w:proofErr w:type="gramEnd"/>
-      <w:r>
-        <w:rPr>
-          <w:rFonts w:hint="eastAsia"/>
-        </w:rPr>
-        <w:t>次数直接相关。玩家的生命值低于0时，游戏会</w:t>
+        <w:t>同时获得更高的分数，而分数与玩家游戏过程中达成荣誉拼点的次数直接相关。玩家的生命值低于0时，游戏会</w:t>
       </w:r>
       <w:r>
         <w:rPr>
@@ -334,7 +292,6 @@
         </w:rPr>
         <w:t>属性牌组1副；技能牌组1副；</w:t>
       </w:r>
-      <w:proofErr w:type="gramStart"/>
       <w:r>
         <w:rPr>
           <w:rFonts w:hint="eastAsia"/>
@@ -345,14 +302,7 @@
         <w:rPr>
           <w:rFonts w:hint="eastAsia"/>
         </w:rPr>
-        <w:t>牌组</w:t>
-      </w:r>
-      <w:proofErr w:type="gramEnd"/>
-      <w:r>
-        <w:rPr>
-          <w:rFonts w:hint="eastAsia"/>
-        </w:rPr>
-        <w:t>1副，额外牌组1副；</w:t>
+        <w:t>牌组1副，额外牌组1副；</w:t>
       </w:r>
       <w:r>
         <w:rPr>
@@ -514,7 +464,13 @@
         <w:rPr>
           <w:rFonts w:hint="eastAsia"/>
         </w:rPr>
-        <w:t>。</w:t>
+        <w:t>，放置时分先后</w:t>
+      </w:r>
+      <w:r>
+        <w:rPr>
+          <w:rFonts w:hint="eastAsia"/>
+        </w:rPr>
+        <w:t>顺序，最前方的位置称为前置位，最后方的位置称为后置位。</w:t>
       </w:r>
     </w:p>
     <w:p>
@@ -733,7 +689,6 @@
         </w:rPr>
         <w:t>从</w:t>
       </w:r>
-      <w:proofErr w:type="gramStart"/>
       <w:r>
         <w:rPr>
           <w:rFonts w:hint="eastAsia"/>
@@ -750,14 +705,7 @@
         <w:rPr>
           <w:rFonts w:hint="eastAsia"/>
         </w:rPr>
-        <w:t>翻开</w:t>
-      </w:r>
-      <w:proofErr w:type="gramEnd"/>
-      <w:r>
-        <w:rPr>
-          <w:rFonts w:hint="eastAsia"/>
-        </w:rPr>
-        <w:t>1张</w:t>
+        <w:t>翻开1张</w:t>
       </w:r>
       <w:r>
         <w:rPr>
@@ -815,21 +763,7 @@
         <w:rPr>
           <w:rFonts w:hint="eastAsia"/>
         </w:rPr>
-        <w:t>购买升级区放置</w:t>
-      </w:r>
-      <w:proofErr w:type="gramStart"/>
-      <w:r>
-        <w:rPr>
-          <w:rFonts w:hint="eastAsia"/>
-        </w:rPr>
-        <w:t>待购买</w:t>
-      </w:r>
-      <w:proofErr w:type="gramEnd"/>
-      <w:r>
-        <w:rPr>
-          <w:rFonts w:hint="eastAsia"/>
-        </w:rPr>
-        <w:t>的</w:t>
+        <w:t>购买升级区放置待购买的</w:t>
       </w:r>
       <w:r>
         <w:rPr>
@@ -902,14 +836,12 @@
           <w:rFonts w:hint="eastAsia"/>
         </w:rPr>
       </w:pPr>
-      <w:proofErr w:type="gramStart"/>
       <w:r>
         <w:rPr>
           <w:rFonts w:hint="eastAsia"/>
         </w:rPr>
         <w:t>弃牌堆</w:t>
       </w:r>
-      <w:proofErr w:type="gramEnd"/>
     </w:p>
     <w:p>
       <w:pPr>
@@ -924,35 +856,13 @@
         <w:rPr>
           <w:rFonts w:hint="eastAsia"/>
         </w:rPr>
-        <w:t>来源是主牌堆的牌，被弃置之后进入玩家面板的</w:t>
-      </w:r>
-      <w:proofErr w:type="gramStart"/>
-      <w:r>
-        <w:rPr>
-          <w:rFonts w:hint="eastAsia"/>
-        </w:rPr>
-        <w:t>弃牌堆</w:t>
-      </w:r>
-      <w:proofErr w:type="gramEnd"/>
-      <w:r>
-        <w:rPr>
-          <w:rFonts w:hint="eastAsia"/>
-        </w:rPr>
-        <w:t>。玩家进入新楼层时，需要根据</w:t>
-      </w:r>
-      <w:proofErr w:type="gramStart"/>
-      <w:r>
-        <w:rPr>
-          <w:rFonts w:hint="eastAsia"/>
-        </w:rPr>
-        <w:t>弃牌堆</w:t>
-      </w:r>
-      <w:proofErr w:type="gramEnd"/>
-      <w:r>
-        <w:rPr>
-          <w:rFonts w:hint="eastAsia"/>
-        </w:rPr>
-        <w:t>的牌的数量进行计分。</w:t>
+        <w:t>来源是主牌堆的牌，被弃置之后进入玩家面板的弃牌堆</w:t>
+      </w:r>
+      <w:r>
+        <w:rPr>
+          <w:rFonts w:hint="eastAsia"/>
+        </w:rPr>
+        <w:t>。玩家进入新楼层时，需要根据弃牌堆的牌的数量进行计分。</w:t>
       </w:r>
       <w:r>
         <w:rPr>
@@ -966,19 +876,11 @@
         </w:rPr>
         <w:t>需要在进入新楼层时</w:t>
       </w:r>
-      <w:proofErr w:type="gramStart"/>
-      <w:r>
-        <w:rPr>
-          <w:rFonts w:hint="eastAsia"/>
-        </w:rPr>
-        <w:t>让弃牌</w:t>
-      </w:r>
-      <w:proofErr w:type="gramEnd"/>
-      <w:r>
-        <w:rPr>
-          <w:rFonts w:hint="eastAsia"/>
-        </w:rPr>
-        <w:t>堆有尽可能少的牌。</w:t>
+      <w:r>
+        <w:rPr>
+          <w:rFonts w:hint="eastAsia"/>
+        </w:rPr>
+        <w:t>让弃牌堆有尽可能少的牌。</w:t>
       </w:r>
     </w:p>
     <w:p>
@@ -1016,7 +918,6 @@
       <w:r>
         <w:tab/>
       </w:r>
-      <w:proofErr w:type="gramStart"/>
       <w:r>
         <w:rPr>
           <w:rFonts w:hint="eastAsia"/>
@@ -1039,20 +940,127 @@
         <w:rPr>
           <w:rFonts w:hint="eastAsia"/>
         </w:rPr>
+        <w:t>放置玩家购买的升级牌，该区域的牌的数量</w:t>
+      </w:r>
+      <w:r>
+        <w:rPr>
+          <w:rFonts w:hint="eastAsia"/>
+        </w:rPr>
+        <w:t>没有限制。</w:t>
+      </w:r>
+    </w:p>
+    <w:p>
+      <w:pPr>
+        <w:pStyle w:val="4"/>
+        <w:rPr>
+          <w:rFonts w:hint="eastAsia"/>
+        </w:rPr>
+      </w:pPr>
+      <w:r>
+        <w:rPr>
+          <w:rFonts w:hint="eastAsia"/>
+        </w:rPr>
+        <w:t>背包</w:t>
+      </w:r>
+      <w:r>
+        <w:rPr>
+          <w:rFonts w:hint="eastAsia"/>
+        </w:rPr>
+        <w:t>区</w:t>
+      </w:r>
+    </w:p>
+    <w:p>
+      <w:pPr>
+        <w:rPr>
+          <w:rFonts w:hint="eastAsia"/>
+        </w:rPr>
+      </w:pPr>
+      <w:r>
+        <w:tab/>
+      </w:r>
+      <w:r>
+        <w:rPr>
+          <w:rFonts w:hint="eastAsia"/>
+        </w:rPr>
+        <w:t>背包</w:t>
+      </w:r>
+      <w:r>
+        <w:rPr>
+          <w:rFonts w:hint="eastAsia"/>
+        </w:rPr>
+        <w:t>区</w:t>
+      </w:r>
+      <w:r>
+        <w:rPr>
+          <w:rFonts w:hint="eastAsia"/>
+        </w:rPr>
         <w:t>放置</w:t>
       </w:r>
-      <w:proofErr w:type="gramEnd"/>
-      <w:r>
-        <w:rPr>
-          <w:rFonts w:hint="eastAsia"/>
-        </w:rPr>
-        <w:t>玩家购买的升级牌，该区域的牌的数量</w:t>
-      </w:r>
-      <w:r>
-        <w:rPr>
-          <w:rFonts w:hint="eastAsia"/>
-        </w:rPr>
-        <w:t>没有限制。</w:t>
+      <w:r>
+        <w:rPr>
+          <w:rFonts w:hint="eastAsia"/>
+        </w:rPr>
+        <w:t>道具</w:t>
+      </w:r>
+      <w:r>
+        <w:rPr>
+          <w:rFonts w:hint="eastAsia"/>
+        </w:rPr>
+        <w:t>牌。</w:t>
+      </w:r>
+      <w:r>
+        <w:rPr>
+          <w:rFonts w:hint="eastAsia"/>
+        </w:rPr>
+        <w:t>背包</w:t>
+      </w:r>
+      <w:r>
+        <w:rPr>
+          <w:rFonts w:hint="eastAsia"/>
+        </w:rPr>
+        <w:t>区</w:t>
+      </w:r>
+      <w:r>
+        <w:rPr>
+          <w:rFonts w:hint="eastAsia"/>
+        </w:rPr>
+        <w:t>的容量有限制</w:t>
+      </w:r>
+      <w:r>
+        <w:rPr>
+          <w:rFonts w:hint="eastAsia"/>
+        </w:rPr>
+        <w:t>，超出限制时，需要弃置</w:t>
+      </w:r>
+      <w:r>
+        <w:rPr>
+          <w:rFonts w:hint="eastAsia"/>
+        </w:rPr>
+        <w:t>原</w:t>
+      </w:r>
+      <w:r>
+        <w:rPr>
+          <w:rFonts w:hint="eastAsia"/>
+        </w:rPr>
+        <w:t>先放置在背包区的</w:t>
+      </w:r>
+      <w:r>
+        <w:rPr>
+          <w:rFonts w:hint="eastAsia"/>
+        </w:rPr>
+        <w:t>牌</w:t>
+      </w:r>
+      <w:r>
+        <w:rPr>
+          <w:rFonts w:hint="eastAsia"/>
+        </w:rPr>
+        <w:t>才能放入新的道具牌</w:t>
+      </w:r>
+      <w:r>
+        <w:rPr>
+          <w:rFonts w:hint="eastAsia"/>
+        </w:rPr>
+        <w:t>。</w:t>
       </w:r>
     </w:p>
     <w:p>
@@ -1066,13 +1074,7 @@
         <w:rPr>
           <w:rFonts w:hint="eastAsia"/>
         </w:rPr>
-        <w:t>背包</w:t>
-      </w:r>
-      <w:r>
-        <w:rPr>
-          <w:rFonts w:hint="eastAsia"/>
-        </w:rPr>
-        <w:t>区</w:t>
+        <w:t>计数区</w:t>
       </w:r>
     </w:p>
     <w:p>
@@ -1088,137 +1090,7 @@
         <w:rPr>
           <w:rFonts w:hint="eastAsia"/>
         </w:rPr>
-        <w:t>背包</w:t>
-      </w:r>
-      <w:r>
-        <w:rPr>
-          <w:rFonts w:hint="eastAsia"/>
-        </w:rPr>
-        <w:t>区</w:t>
-      </w:r>
-      <w:r>
-        <w:rPr>
-          <w:rFonts w:hint="eastAsia"/>
-        </w:rPr>
-        <w:t>放置</w:t>
-      </w:r>
-      <w:r>
-        <w:rPr>
-          <w:rFonts w:hint="eastAsia"/>
-        </w:rPr>
-        <w:t>道具</w:t>
-      </w:r>
-      <w:r>
-        <w:rPr>
-          <w:rFonts w:hint="eastAsia"/>
-        </w:rPr>
-        <w:t>牌。</w:t>
-      </w:r>
-      <w:r>
-        <w:rPr>
-          <w:rFonts w:hint="eastAsia"/>
-        </w:rPr>
-        <w:t>背包</w:t>
-      </w:r>
-      <w:r>
-        <w:rPr>
-          <w:rFonts w:hint="eastAsia"/>
-        </w:rPr>
-        <w:t>区</w:t>
-      </w:r>
-      <w:r>
-        <w:rPr>
-          <w:rFonts w:hint="eastAsia"/>
-        </w:rPr>
-        <w:t>的容量有限制</w:t>
-      </w:r>
-      <w:r>
-        <w:rPr>
-          <w:rFonts w:hint="eastAsia"/>
-        </w:rPr>
-        <w:t>，超出限制时，需要弃置</w:t>
-      </w:r>
-      <w:r>
-        <w:rPr>
-          <w:rFonts w:hint="eastAsia"/>
-        </w:rPr>
-        <w:t>原</w:t>
-      </w:r>
-      <w:r>
-        <w:rPr>
-          <w:rFonts w:hint="eastAsia"/>
-        </w:rPr>
-        <w:t>先放置在背包区的</w:t>
-      </w:r>
-      <w:proofErr w:type="gramStart"/>
-      <w:r>
-        <w:rPr>
-          <w:rFonts w:hint="eastAsia"/>
-        </w:rPr>
-        <w:t>牌</w:t>
-      </w:r>
-      <w:r>
-        <w:rPr>
-          <w:rFonts w:hint="eastAsia"/>
-        </w:rPr>
-        <w:t>才能</w:t>
-      </w:r>
-      <w:proofErr w:type="gramEnd"/>
-      <w:r>
-        <w:rPr>
-          <w:rFonts w:hint="eastAsia"/>
-        </w:rPr>
-        <w:t>放入新的道具牌</w:t>
-      </w:r>
-      <w:r>
-        <w:rPr>
-          <w:rFonts w:hint="eastAsia"/>
-        </w:rPr>
-        <w:t>。</w:t>
-      </w:r>
-    </w:p>
-    <w:p>
-      <w:pPr>
-        <w:pStyle w:val="4"/>
-        <w:rPr>
-          <w:rFonts w:hint="eastAsia"/>
-        </w:rPr>
-      </w:pPr>
-      <w:r>
-        <w:rPr>
-          <w:rFonts w:hint="eastAsia"/>
-        </w:rPr>
-        <w:t>计数区</w:t>
-      </w:r>
-    </w:p>
-    <w:p>
-      <w:pPr>
-        <w:rPr>
-          <w:rFonts w:hint="eastAsia"/>
-        </w:rPr>
-      </w:pPr>
-      <w:r>
-        <w:tab/>
-      </w:r>
-      <w:r>
-        <w:rPr>
-          <w:rFonts w:hint="eastAsia"/>
-        </w:rPr>
-        <w:t>计数</w:t>
-      </w:r>
-      <w:proofErr w:type="gramStart"/>
-      <w:r>
-        <w:rPr>
-          <w:rFonts w:hint="eastAsia"/>
-        </w:rPr>
-        <w:t>区记录</w:t>
-      </w:r>
-      <w:proofErr w:type="gramEnd"/>
-      <w:r>
-        <w:rPr>
-          <w:rFonts w:hint="eastAsia"/>
-        </w:rPr>
-        <w:t>玩家的各项数据，包括</w:t>
+        <w:t>计数区记录玩家的各项数据，包括</w:t>
       </w:r>
       <w:r>
         <w:rPr>
@@ -1284,21 +1156,7 @@
         <w:rPr>
           <w:rFonts w:hint="eastAsia"/>
         </w:rPr>
-        <w:t>。用两个十面</w:t>
-      </w:r>
-      <w:proofErr w:type="gramStart"/>
-      <w:r>
-        <w:rPr>
-          <w:rFonts w:hint="eastAsia"/>
-        </w:rPr>
-        <w:t>骰</w:t>
-      </w:r>
-      <w:proofErr w:type="gramEnd"/>
-      <w:r>
-        <w:rPr>
-          <w:rFonts w:hint="eastAsia"/>
-        </w:rPr>
-        <w:t>分别记录个位和十位的数据。</w:t>
+        <w:t>。用两个十面骰分别记录个位和十位的数据。</w:t>
       </w:r>
     </w:p>
     <w:p>
@@ -1391,7 +1249,6 @@
         </w:rPr>
         <w:t>定</w:t>
       </w:r>
-      <w:proofErr w:type="gramStart"/>
       <w:r>
         <w:rPr>
           <w:rFonts w:hint="eastAsia"/>
@@ -1402,14 +1259,7 @@
         <w:rPr>
           <w:rFonts w:hint="eastAsia"/>
         </w:rPr>
-        <w:t>类型</w:t>
-      </w:r>
-      <w:proofErr w:type="gramEnd"/>
-      <w:r>
-        <w:rPr>
-          <w:rFonts w:hint="eastAsia"/>
-        </w:rPr>
-        <w:t>的检索</w:t>
+        <w:t>类型的检索</w:t>
       </w:r>
       <w:r>
         <w:rPr>
@@ -1594,21 +1444,7 @@
         <w:rPr>
           <w:rFonts w:hint="eastAsia"/>
         </w:rPr>
-        <w:t>该</w:t>
-      </w:r>
-      <w:proofErr w:type="gramStart"/>
-      <w:r>
-        <w:rPr>
-          <w:rFonts w:hint="eastAsia"/>
-        </w:rPr>
-        <w:t>句效果</w:t>
-      </w:r>
-      <w:proofErr w:type="gramEnd"/>
-      <w:r>
-        <w:rPr>
-          <w:rFonts w:hint="eastAsia"/>
-        </w:rPr>
-        <w:t>文本中</w:t>
+        <w:t>该句效果文本中</w:t>
       </w:r>
       <w:r>
         <w:rPr>
@@ -1674,21 +1510,7 @@
         <w:rPr>
           <w:rFonts w:hint="eastAsia"/>
         </w:rPr>
-        <w:t>怪物牌和</w:t>
-      </w:r>
-      <w:proofErr w:type="gramStart"/>
-      <w:r>
-        <w:rPr>
-          <w:rFonts w:hint="eastAsia"/>
-        </w:rPr>
-        <w:t>陷阱牌右上角</w:t>
-      </w:r>
-      <w:proofErr w:type="gramEnd"/>
-      <w:r>
-        <w:rPr>
-          <w:rFonts w:hint="eastAsia"/>
-        </w:rPr>
-        <w:t>的点数用于在战斗中拼点。怪物牌在牌名下方有</w:t>
+        <w:t>怪物牌和陷阱牌右上角的点数用于在战斗中拼点。怪物牌在牌名下方有</w:t>
       </w:r>
       <w:r>
         <w:rPr>
@@ -1732,55 +1554,13 @@
         <w:rPr>
           <w:rFonts w:hint="eastAsia"/>
         </w:rPr>
-        <w:t>主牌堆的牌被弃置时送去玩家面板的</w:t>
-      </w:r>
-      <w:proofErr w:type="gramStart"/>
-      <w:r>
-        <w:rPr>
-          <w:rFonts w:hint="eastAsia"/>
-        </w:rPr>
-        <w:t>弃牌堆</w:t>
-      </w:r>
-      <w:proofErr w:type="gramEnd"/>
-      <w:r>
-        <w:rPr>
-          <w:rFonts w:hint="eastAsia"/>
-        </w:rPr>
-        <w:t>，</w:t>
-      </w:r>
-      <w:proofErr w:type="gramStart"/>
-      <w:r>
-        <w:rPr>
-          <w:rFonts w:hint="eastAsia"/>
-        </w:rPr>
-        <w:t>被送墓时</w:t>
-      </w:r>
-      <w:proofErr w:type="gramEnd"/>
-      <w:r>
-        <w:rPr>
-          <w:rFonts w:hint="eastAsia"/>
-        </w:rPr>
-        <w:t>送去墓地堆。</w:t>
-      </w:r>
-      <w:r>
-        <w:rPr>
-          <w:rFonts w:hint="eastAsia"/>
-        </w:rPr>
-        <w:t>主牌堆的牌从场上加入</w:t>
-      </w:r>
-      <w:proofErr w:type="gramStart"/>
-      <w:r>
-        <w:rPr>
-          <w:rFonts w:hint="eastAsia"/>
-        </w:rPr>
-        <w:t>玩家手</w:t>
-      </w:r>
-      <w:proofErr w:type="gramEnd"/>
-      <w:r>
-        <w:rPr>
-          <w:rFonts w:hint="eastAsia"/>
-        </w:rPr>
-        <w:t>牌时，如果其上放置有指示物，需将指示物全部去除。</w:t>
+        <w:t>主牌堆的牌被弃置时送去玩家面板的弃牌堆，被送墓时送去墓地堆。</w:t>
+      </w:r>
+      <w:r>
+        <w:rPr>
+          <w:rFonts w:hint="eastAsia"/>
+        </w:rPr>
+        <w:t>主牌堆的牌从场上加入玩家手牌时，如果其上放置有指示物，需将指示物全部去除。</w:t>
       </w:r>
     </w:p>
     <w:p>
@@ -1790,14 +1570,102 @@
           <w:rFonts w:hint="eastAsia"/>
         </w:rPr>
       </w:pPr>
-      <w:proofErr w:type="gramStart"/>
-      <w:r>
-        <w:rPr>
-          <w:rFonts w:hint="eastAsia"/>
-        </w:rPr>
-        <w:t>升级牌堆的</w:t>
-      </w:r>
-      <w:proofErr w:type="gramEnd"/>
+      <w:r>
+        <w:rPr>
+          <w:rFonts w:hint="eastAsia"/>
+        </w:rPr>
+        <w:t>升级牌堆的牌</w:t>
+      </w:r>
+    </w:p>
+    <w:p>
+      <w:pPr>
+        <w:rPr>
+          <w:rFonts w:hint="eastAsia"/>
+        </w:rPr>
+      </w:pPr>
+      <w:r>
+        <w:tab/>
+      </w:r>
+      <w:r>
+        <w:rPr>
+          <w:rFonts w:hint="eastAsia"/>
+        </w:rPr>
+        <w:t>升级牌堆包含</w:t>
+      </w:r>
+      <w:r>
+        <w:rPr>
+          <w:rFonts w:hint="eastAsia"/>
+        </w:rPr>
+        <w:t>法术牌，技能牌和被动牌。</w:t>
+      </w:r>
+    </w:p>
+    <w:p>
+      <w:pPr>
+        <w:rPr>
+          <w:rFonts w:hint="eastAsia"/>
+        </w:rPr>
+      </w:pPr>
+      <w:r>
+        <w:tab/>
+      </w:r>
+      <w:r>
+        <w:rPr>
+          <w:rFonts w:hint="eastAsia"/>
+        </w:rPr>
+        <w:t>法术牌通过支付MP使用。法术需要消耗的MP标注在牌面右上角。</w:t>
+      </w:r>
+    </w:p>
+    <w:p>
+      <w:pPr>
+        <w:rPr>
+          <w:rFonts w:hint="eastAsia"/>
+        </w:rPr>
+      </w:pPr>
+      <w:r>
+        <w:tab/>
+      </w:r>
+      <w:r>
+        <w:rPr>
+          <w:rFonts w:hint="eastAsia"/>
+        </w:rPr>
+        <w:t>技能牌需要场上有点数符合要求的化身牌时才能使用。使用时，用技能牌替换对应的化身牌，</w:t>
+      </w:r>
+      <w:r>
+        <w:rPr>
+          <w:rFonts w:hint="eastAsia"/>
+        </w:rPr>
+        <w:t>待到其离场时再放回玩家的升级牌区。</w:t>
+      </w:r>
+    </w:p>
+    <w:p>
+      <w:pPr>
+        <w:rPr>
+          <w:rFonts w:hint="eastAsia"/>
+        </w:rPr>
+      </w:pPr>
+      <w:r>
+        <w:tab/>
+      </w:r>
+      <w:r>
+        <w:rPr>
+          <w:rFonts w:hint="eastAsia"/>
+        </w:rPr>
+        <w:t>被动牌一经获得，其效果持续生效。</w:t>
+      </w:r>
+    </w:p>
+    <w:p>
+      <w:pPr>
+        <w:pStyle w:val="4"/>
+        <w:rPr>
+          <w:rFonts w:hint="eastAsia"/>
+        </w:rPr>
+      </w:pPr>
+      <w:r>
+        <w:rPr>
+          <w:rFonts w:hint="eastAsia"/>
+        </w:rPr>
+        <w:t>挑战</w:t>
+      </w:r>
       <w:r>
         <w:rPr>
           <w:rFonts w:hint="eastAsia"/>
@@ -1814,137 +1682,11 @@
       <w:r>
         <w:tab/>
       </w:r>
-      <w:proofErr w:type="gramStart"/>
-      <w:r>
-        <w:rPr>
-          <w:rFonts w:hint="eastAsia"/>
-        </w:rPr>
-        <w:t>升级牌堆包含</w:t>
-      </w:r>
-      <w:proofErr w:type="gramEnd"/>
-      <w:r>
-        <w:rPr>
-          <w:rFonts w:hint="eastAsia"/>
-        </w:rPr>
-        <w:t>法术牌，技能牌和被动牌。</w:t>
-      </w:r>
-    </w:p>
-    <w:p>
-      <w:pPr>
-        <w:rPr>
-          <w:rFonts w:hint="eastAsia"/>
-        </w:rPr>
-      </w:pPr>
-      <w:r>
-        <w:tab/>
-      </w:r>
-      <w:r>
-        <w:rPr>
-          <w:rFonts w:hint="eastAsia"/>
-        </w:rPr>
-        <w:t>法术</w:t>
-      </w:r>
-      <w:proofErr w:type="gramStart"/>
-      <w:r>
-        <w:rPr>
-          <w:rFonts w:hint="eastAsia"/>
-        </w:rPr>
-        <w:t>牌通过</w:t>
-      </w:r>
-      <w:proofErr w:type="gramEnd"/>
-      <w:r>
-        <w:rPr>
-          <w:rFonts w:hint="eastAsia"/>
-        </w:rPr>
-        <w:t>支付MP使用。法术需要消耗的MP标注在牌面右上角。</w:t>
-      </w:r>
-    </w:p>
-    <w:p>
-      <w:pPr>
-        <w:rPr>
-          <w:rFonts w:hint="eastAsia"/>
-        </w:rPr>
-      </w:pPr>
-      <w:r>
-        <w:tab/>
-      </w:r>
-      <w:r>
-        <w:rPr>
-          <w:rFonts w:hint="eastAsia"/>
-        </w:rPr>
-        <w:t>技能牌需要场上有点数符合要求的化身牌时才能使用。使用时，用技能牌替换对应的化身牌，</w:t>
-      </w:r>
-      <w:r>
-        <w:rPr>
-          <w:rFonts w:hint="eastAsia"/>
-        </w:rPr>
-        <w:t>待到其离场时再放回玩家的升级牌区。</w:t>
-      </w:r>
-    </w:p>
-    <w:p>
-      <w:pPr>
-        <w:rPr>
-          <w:rFonts w:hint="eastAsia"/>
-        </w:rPr>
-      </w:pPr>
-      <w:r>
-        <w:tab/>
-      </w:r>
-      <w:r>
-        <w:rPr>
-          <w:rFonts w:hint="eastAsia"/>
-        </w:rPr>
-        <w:t>被动牌一经获得，其效果持续生效。</w:t>
-      </w:r>
-    </w:p>
-    <w:p>
-      <w:pPr>
-        <w:pStyle w:val="4"/>
-        <w:rPr>
-          <w:rFonts w:hint="eastAsia"/>
-        </w:rPr>
-      </w:pPr>
-      <w:r>
-        <w:rPr>
-          <w:rFonts w:hint="eastAsia"/>
-        </w:rPr>
-        <w:t>挑战</w:t>
-      </w:r>
-      <w:r>
-        <w:rPr>
-          <w:rFonts w:hint="eastAsia"/>
-        </w:rPr>
-        <w:t>牌</w:t>
-      </w:r>
-    </w:p>
-    <w:p>
-      <w:pPr>
-        <w:rPr>
-          <w:rFonts w:hint="eastAsia"/>
-        </w:rPr>
-      </w:pPr>
-      <w:r>
-        <w:tab/>
-      </w:r>
-      <w:r>
-        <w:rPr>
-          <w:rFonts w:hint="eastAsia"/>
-        </w:rPr>
-        <w:t>挑战</w:t>
-      </w:r>
-      <w:proofErr w:type="gramStart"/>
-      <w:r>
-        <w:rPr>
-          <w:rFonts w:hint="eastAsia"/>
-        </w:rPr>
-        <w:t>牌决定</w:t>
-      </w:r>
-      <w:proofErr w:type="gramEnd"/>
-      <w:r>
-        <w:rPr>
-          <w:rFonts w:hint="eastAsia"/>
-        </w:rPr>
-        <w:t>玩家每次进入新的楼层时，需要执行哪些步骤，例如加入新内容或适用新规则。挑战</w:t>
+      <w:r>
+        <w:rPr>
+          <w:rFonts w:hint="eastAsia"/>
+        </w:rPr>
+        <w:t>挑战牌决定玩家每次进入新的楼层时，需要执行哪些步骤，例如加入新内容或适用新规则。挑战</w:t>
       </w:r>
       <w:r>
         <w:rPr>
@@ -1999,21 +1741,7 @@
         <w:rPr>
           <w:rFonts w:hint="eastAsia"/>
         </w:rPr>
-        <w:t>牌</w:t>
-      </w:r>
-      <w:proofErr w:type="gramStart"/>
-      <w:r>
-        <w:rPr>
-          <w:rFonts w:hint="eastAsia"/>
-        </w:rPr>
-        <w:t>组洗混</w:t>
-      </w:r>
-      <w:proofErr w:type="gramEnd"/>
-      <w:r>
-        <w:rPr>
-          <w:rFonts w:hint="eastAsia"/>
-        </w:rPr>
-        <w:t>，组成遭遇牌堆；将</w:t>
+        <w:t>牌组洗混，组成遭遇牌堆；将</w:t>
       </w:r>
       <w:r>
         <w:rPr>
@@ -2043,27 +1771,13 @@
         <w:rPr>
           <w:rFonts w:hint="eastAsia"/>
         </w:rPr>
-        <w:t>和被动牌</w:t>
-      </w:r>
-      <w:proofErr w:type="gramStart"/>
-      <w:r>
-        <w:rPr>
-          <w:rFonts w:hint="eastAsia"/>
-        </w:rPr>
-        <w:t>组</w:t>
-      </w:r>
-      <w:r>
-        <w:rPr>
-          <w:rFonts w:hint="eastAsia"/>
-        </w:rPr>
-        <w:t>洗混</w:t>
-      </w:r>
-      <w:proofErr w:type="gramEnd"/>
-      <w:r>
-        <w:rPr>
-          <w:rFonts w:hint="eastAsia"/>
-        </w:rPr>
-        <w:t>，组成</w:t>
+        <w:t>和被动牌组</w:t>
+      </w:r>
+      <w:r>
+        <w:rPr>
+          <w:rFonts w:hint="eastAsia"/>
+        </w:rPr>
+        <w:t>洗混，组成</w:t>
       </w:r>
       <w:r>
         <w:rPr>
@@ -2262,21 +1976,7 @@
         <w:rPr>
           <w:rFonts w:hint="eastAsia"/>
         </w:rPr>
-        <w:t>从升级</w:t>
-      </w:r>
-      <w:proofErr w:type="gramStart"/>
-      <w:r>
-        <w:rPr>
-          <w:rFonts w:hint="eastAsia"/>
-        </w:rPr>
-        <w:t>牌堆发</w:t>
-      </w:r>
-      <w:proofErr w:type="gramEnd"/>
-      <w:r>
-        <w:rPr>
-          <w:rFonts w:hint="eastAsia"/>
-        </w:rPr>
-        <w:t>5张牌到</w:t>
+        <w:t>从升级牌堆发5张牌到</w:t>
       </w:r>
       <w:r>
         <w:rPr>
@@ -2429,21 +2129,7 @@
         <w:rPr>
           <w:rFonts w:hint="eastAsia"/>
         </w:rPr>
-        <w:t>区和</w:t>
-      </w:r>
-      <w:proofErr w:type="gramStart"/>
-      <w:r>
-        <w:rPr>
-          <w:rFonts w:hint="eastAsia"/>
-        </w:rPr>
-        <w:t>玩家手</w:t>
-      </w:r>
-      <w:proofErr w:type="gramEnd"/>
-      <w:r>
-        <w:rPr>
-          <w:rFonts w:hint="eastAsia"/>
-        </w:rPr>
-        <w:t>牌</w:t>
+        <w:t>区和玩家手牌</w:t>
       </w:r>
       <w:r>
         <w:rPr>
@@ -2870,35 +2556,7 @@
         <w:rPr>
           <w:rFonts w:hint="eastAsia"/>
         </w:rPr>
-        <w:t>本游戏中，执行一部分行动、以及使用部分牌的效果，需要将相应数量的牌从主牌堆顶端送去</w:t>
-      </w:r>
-      <w:proofErr w:type="gramStart"/>
-      <w:r>
-        <w:rPr>
-          <w:rFonts w:hint="eastAsia"/>
-        </w:rPr>
-        <w:t>弃牌堆</w:t>
-      </w:r>
-      <w:proofErr w:type="gramEnd"/>
-      <w:r>
-        <w:rPr>
-          <w:rFonts w:hint="eastAsia"/>
-        </w:rPr>
-        <w:t>，在游戏中统称为消耗时间。当主牌</w:t>
-      </w:r>
-      <w:proofErr w:type="gramStart"/>
-      <w:r>
-        <w:rPr>
-          <w:rFonts w:hint="eastAsia"/>
-        </w:rPr>
-        <w:t>堆已经</w:t>
-      </w:r>
-      <w:proofErr w:type="gramEnd"/>
-      <w:r>
-        <w:rPr>
-          <w:rFonts w:hint="eastAsia"/>
-        </w:rPr>
-        <w:t>没有牌时，如果没有特殊说明，则无法执行需要消耗时间的行动或使用需要消耗时间才能使用的牌。</w:t>
+        <w:t>本游戏中，执行一部分行动、以及使用部分牌的效果，需要将相应数量的牌从主牌堆顶端送去弃牌堆，在游戏中统称为消耗时间。当主牌堆已经没有牌时，如果没有特殊说明，则无法执行需要消耗时间的行动或使用需要消耗时间才能使用的牌。</w:t>
       </w:r>
     </w:p>
     <w:p>
@@ -3011,21 +2669,7 @@
           <w:rFonts w:hint="eastAsia"/>
         </w:rPr>
         <w:lastRenderedPageBreak/>
-        <w:t>将场上所有牌洗</w:t>
-      </w:r>
-      <w:proofErr w:type="gramStart"/>
-      <w:r>
-        <w:rPr>
-          <w:rFonts w:hint="eastAsia"/>
-        </w:rPr>
-        <w:t>回相应</w:t>
-      </w:r>
-      <w:proofErr w:type="gramEnd"/>
-      <w:r>
-        <w:rPr>
-          <w:rFonts w:hint="eastAsia"/>
-        </w:rPr>
-        <w:t>的牌堆堆。</w:t>
+        <w:t>将场上所有牌洗回相应的牌堆堆。</w:t>
       </w:r>
     </w:p>
     <w:p>
@@ -3043,21 +2687,7 @@
         <w:rPr>
           <w:rFonts w:hint="eastAsia"/>
         </w:rPr>
-        <w:t>从</w:t>
-      </w:r>
-      <w:proofErr w:type="gramStart"/>
-      <w:r>
-        <w:rPr>
-          <w:rFonts w:hint="eastAsia"/>
-        </w:rPr>
-        <w:t>主牌堆向地</w:t>
-      </w:r>
-      <w:proofErr w:type="gramEnd"/>
-      <w:r>
-        <w:rPr>
-          <w:rFonts w:hint="eastAsia"/>
-        </w:rPr>
-        <w:t>城区的每个没有敌人的房间发1张牌，放在敌人侧。</w:t>
+        <w:t>从主牌堆向地城区的每个没有敌人的房间发1张牌，放在敌人侧。</w:t>
       </w:r>
     </w:p>
     <w:p>
@@ -3075,35 +2705,7 @@
         <w:rPr>
           <w:rFonts w:hint="eastAsia"/>
         </w:rPr>
-        <w:t>从遭遇</w:t>
-      </w:r>
-      <w:proofErr w:type="gramStart"/>
-      <w:r>
-        <w:rPr>
-          <w:rFonts w:hint="eastAsia"/>
-        </w:rPr>
-        <w:t>牌堆向</w:t>
-      </w:r>
-      <w:proofErr w:type="gramEnd"/>
-      <w:r>
-        <w:rPr>
-          <w:rFonts w:hint="eastAsia"/>
-        </w:rPr>
-        <w:t>地城区每行每列的</w:t>
-      </w:r>
-      <w:proofErr w:type="gramStart"/>
-      <w:r>
-        <w:rPr>
-          <w:rFonts w:hint="eastAsia"/>
-        </w:rPr>
-        <w:t>奖励位发1张</w:t>
-      </w:r>
-      <w:proofErr w:type="gramEnd"/>
-      <w:r>
-        <w:rPr>
-          <w:rFonts w:hint="eastAsia"/>
-        </w:rPr>
-        <w:t>牌。</w:t>
+        <w:t>从遭遇牌堆向地城区每行每列的奖励位发1张牌。</w:t>
       </w:r>
     </w:p>
     <w:p>
@@ -3121,16 +2723,68 @@
         <w:rPr>
           <w:rFonts w:hint="eastAsia"/>
         </w:rPr>
-        <w:t>玩家将任意张手牌放回主牌堆，然后将</w:t>
-      </w:r>
-      <w:proofErr w:type="gramStart"/>
-      <w:r>
-        <w:rPr>
-          <w:rFonts w:hint="eastAsia"/>
-        </w:rPr>
-        <w:t>手牌补满</w:t>
-      </w:r>
-      <w:proofErr w:type="gramEnd"/>
+        <w:t>玩家将任意张手牌放回主牌堆，然后将手牌补满。</w:t>
+      </w:r>
+    </w:p>
+    <w:p>
+      <w:pPr>
+        <w:pStyle w:val="5"/>
+        <w:rPr>
+          <w:rFonts w:hint="eastAsia"/>
+        </w:rPr>
+      </w:pPr>
+      <w:r>
+        <w:rPr>
+          <w:rFonts w:hint="eastAsia"/>
+        </w:rPr>
+        <w:t>打出手牌</w:t>
+      </w:r>
+    </w:p>
+    <w:p>
+      <w:pPr>
+        <w:rPr>
+          <w:rFonts w:hint="eastAsia"/>
+        </w:rPr>
+      </w:pPr>
+      <w:r>
+        <w:tab/>
+      </w:r>
+      <w:r>
+        <w:rPr>
+          <w:rFonts w:hint="eastAsia"/>
+        </w:rPr>
+        <w:t>玩家可以将手中的牌</w:t>
+      </w:r>
+      <w:r>
+        <w:rPr>
+          <w:rFonts w:hint="eastAsia"/>
+        </w:rPr>
+        <w:t>打出</w:t>
+      </w:r>
+      <w:r>
+        <w:rPr>
+          <w:rFonts w:hint="eastAsia"/>
+        </w:rPr>
+        <w:t>到</w:t>
+      </w:r>
+      <w:r>
+        <w:rPr>
+          <w:rFonts w:hint="eastAsia"/>
+        </w:rPr>
+        <w:t>地城区</w:t>
+      </w:r>
+      <w:r>
+        <w:rPr>
+          <w:rFonts w:hint="eastAsia"/>
+        </w:rPr>
+        <w:t>的任意</w:t>
+      </w:r>
+      <w:r>
+        <w:rPr>
+          <w:rFonts w:hint="eastAsia"/>
+        </w:rPr>
+        <w:t>房间的玩家侧</w:t>
+      </w:r>
       <w:r>
         <w:rPr>
           <w:rFonts w:hint="eastAsia"/>
@@ -3149,7 +2803,7 @@
         <w:rPr>
           <w:rFonts w:hint="eastAsia"/>
         </w:rPr>
-        <w:t>打出手牌</w:t>
+        <w:t>打出化身牌</w:t>
       </w:r>
     </w:p>
     <w:p>
@@ -3165,43 +2819,7 @@
         <w:rPr>
           <w:rFonts w:hint="eastAsia"/>
         </w:rPr>
-        <w:t>玩家可以将手中的牌</w:t>
-      </w:r>
-      <w:r>
-        <w:rPr>
-          <w:rFonts w:hint="eastAsia"/>
-        </w:rPr>
-        <w:t>打出</w:t>
-      </w:r>
-      <w:r>
-        <w:rPr>
-          <w:rFonts w:hint="eastAsia"/>
-        </w:rPr>
-        <w:t>到</w:t>
-      </w:r>
-      <w:r>
-        <w:rPr>
-          <w:rFonts w:hint="eastAsia"/>
-        </w:rPr>
-        <w:t>地城区</w:t>
-      </w:r>
-      <w:r>
-        <w:rPr>
-          <w:rFonts w:hint="eastAsia"/>
-        </w:rPr>
-        <w:t>的任意</w:t>
-      </w:r>
-      <w:r>
-        <w:rPr>
-          <w:rFonts w:hint="eastAsia"/>
-        </w:rPr>
-        <w:t>房间的玩家侧</w:t>
-      </w:r>
-      <w:r>
-        <w:rPr>
-          <w:rFonts w:hint="eastAsia"/>
-        </w:rPr>
-        <w:t>。</w:t>
+        <w:t>场上没有化身牌时，玩家可以支付1MP，将1张化身牌打出到地城区的任意房间的玩家侧，视作1张点数为1的没有效果的牌。</w:t>
       </w:r>
     </w:p>
     <w:p>
@@ -3215,7 +2833,7 @@
         <w:rPr>
           <w:rFonts w:hint="eastAsia"/>
         </w:rPr>
-        <w:t>打出化身牌</w:t>
+        <w:t>开战</w:t>
       </w:r>
     </w:p>
     <w:p>
@@ -3231,21 +2849,79 @@
         <w:rPr>
           <w:rFonts w:hint="eastAsia"/>
         </w:rPr>
-        <w:t>场上没有化身牌时，玩家可以支付1MP，将1张化身牌打出到地城区的任意房间的玩家侧，视作1张点数为1的没有效果的牌。</w:t>
-      </w:r>
-    </w:p>
-    <w:p>
-      <w:pPr>
-        <w:pStyle w:val="5"/>
-        <w:rPr>
-          <w:rFonts w:hint="eastAsia"/>
-        </w:rPr>
-      </w:pPr>
-      <w:r>
-        <w:rPr>
-          <w:rFonts w:hint="eastAsia"/>
-        </w:rPr>
-        <w:t>开战</w:t>
+        <w:t>要开始一场战斗，玩家需要</w:t>
+      </w:r>
+      <w:r>
+        <w:rPr>
+          <w:rFonts w:hint="eastAsia"/>
+        </w:rPr>
+        <w:t>先选定战场</w:t>
+      </w:r>
+      <w:r>
+        <w:rPr>
+          <w:rFonts w:hint="eastAsia"/>
+        </w:rPr>
+        <w:t>，默认情况下，玩家只能选择一行或一列中的所有</w:t>
+      </w:r>
+      <w:r>
+        <w:rPr>
+          <w:rFonts w:hint="eastAsia"/>
+        </w:rPr>
+        <w:t>房间作为战场。这之后，</w:t>
+      </w:r>
+      <w:r>
+        <w:rPr>
+          <w:rFonts w:hint="eastAsia"/>
+        </w:rPr>
+        <w:t>战场中的所有房间依次结算战斗结果，每一个房间的结算称为一次交锋。</w:t>
+      </w:r>
+      <w:r>
+        <w:rPr>
+          <w:rFonts w:hint="eastAsia"/>
+        </w:rPr>
+        <w:t>玩家需要选定</w:t>
+      </w:r>
+      <w:r>
+        <w:rPr>
+          <w:rFonts w:hint="eastAsia"/>
+        </w:rPr>
+        <w:t>交锋发生</w:t>
+      </w:r>
+      <w:r>
+        <w:rPr>
+          <w:rFonts w:hint="eastAsia"/>
+        </w:rPr>
+        <w:t>的</w:t>
+      </w:r>
+      <w:r>
+        <w:rPr>
+          <w:rFonts w:hint="eastAsia"/>
+        </w:rPr>
+        <w:t>次</w:t>
+      </w:r>
+      <w:r>
+        <w:rPr>
+          <w:rFonts w:hint="eastAsia"/>
+        </w:rPr>
+        <w:t>序，</w:t>
+      </w:r>
+      <w:r>
+        <w:rPr>
+          <w:rFonts w:hint="eastAsia"/>
+        </w:rPr>
+        <w:t>要求</w:t>
+      </w:r>
+      <w:r>
+        <w:rPr>
+          <w:rFonts w:hint="eastAsia"/>
+        </w:rPr>
+        <w:t>必须满足：</w:t>
+      </w:r>
+      <w:r>
+        <w:rPr>
+          <w:rFonts w:hint="eastAsia"/>
+        </w:rPr>
+        <w:t>前一次交锋与后一次交锋发生在相邻的房间。</w:t>
       </w:r>
     </w:p>
     <w:p>
@@ -3261,94 +2937,6 @@
         <w:rPr>
           <w:rFonts w:hint="eastAsia"/>
         </w:rPr>
-        <w:t>要开始一场战斗，玩家需要</w:t>
-      </w:r>
-      <w:r>
-        <w:rPr>
-          <w:rFonts w:hint="eastAsia"/>
-        </w:rPr>
-        <w:t>先选定战场</w:t>
-      </w:r>
-      <w:r>
-        <w:rPr>
-          <w:rFonts w:hint="eastAsia"/>
-        </w:rPr>
-        <w:t>，默认情况下，玩家只能选择一行或一列中的所有</w:t>
-      </w:r>
-      <w:r>
-        <w:rPr>
-          <w:rFonts w:hint="eastAsia"/>
-        </w:rPr>
-        <w:t>房间作为战场。这之后，</w:t>
-      </w:r>
-      <w:r>
-        <w:rPr>
-          <w:rFonts w:hint="eastAsia"/>
-        </w:rPr>
-        <w:t>战场中的所有房间依次结算战斗结果，每一个房间的结算称为一次交锋。</w:t>
-      </w:r>
-      <w:r>
-        <w:rPr>
-          <w:rFonts w:hint="eastAsia"/>
-        </w:rPr>
-        <w:t>玩家需要选定</w:t>
-      </w:r>
-      <w:r>
-        <w:rPr>
-          <w:rFonts w:hint="eastAsia"/>
-        </w:rPr>
-        <w:t>交锋发生</w:t>
-      </w:r>
-      <w:r>
-        <w:rPr>
-          <w:rFonts w:hint="eastAsia"/>
-        </w:rPr>
-        <w:t>的</w:t>
-      </w:r>
-      <w:r>
-        <w:rPr>
-          <w:rFonts w:hint="eastAsia"/>
-        </w:rPr>
-        <w:t>次</w:t>
-      </w:r>
-      <w:r>
-        <w:rPr>
-          <w:rFonts w:hint="eastAsia"/>
-        </w:rPr>
-        <w:t>序，</w:t>
-      </w:r>
-      <w:r>
-        <w:rPr>
-          <w:rFonts w:hint="eastAsia"/>
-        </w:rPr>
-        <w:t>要求</w:t>
-      </w:r>
-      <w:r>
-        <w:rPr>
-          <w:rFonts w:hint="eastAsia"/>
-        </w:rPr>
-        <w:t>必须满足：</w:t>
-      </w:r>
-      <w:r>
-        <w:rPr>
-          <w:rFonts w:hint="eastAsia"/>
-        </w:rPr>
-        <w:t>前一次交锋与后一次交锋发生在相邻的房间。</w:t>
-      </w:r>
-    </w:p>
-    <w:p>
-      <w:pPr>
-        <w:rPr>
-          <w:rFonts w:hint="eastAsia"/>
-        </w:rPr>
-      </w:pPr>
-      <w:r>
-        <w:tab/>
-      </w:r>
-      <w:r>
-        <w:rPr>
-          <w:rFonts w:hint="eastAsia"/>
-        </w:rPr>
         <w:t>战斗开始时</w:t>
       </w:r>
       <w:r>
@@ -3397,21 +2985,7 @@
         <w:rPr>
           <w:rFonts w:hint="eastAsia"/>
         </w:rPr>
-        <w:t>，房间内先结算</w:t>
-      </w:r>
-      <w:proofErr w:type="gramStart"/>
-      <w:r>
-        <w:rPr>
-          <w:rFonts w:hint="eastAsia"/>
-        </w:rPr>
-        <w:t>玩家侧再结算</w:t>
-      </w:r>
-      <w:proofErr w:type="gramEnd"/>
-      <w:r>
-        <w:rPr>
-          <w:rFonts w:hint="eastAsia"/>
-        </w:rPr>
-        <w:t>敌人侧，同侧的牌先结算左侧的再结算右侧的。</w:t>
+        <w:t>，房间内先结算玩家侧再结算敌人侧，同侧的牌先结算左侧的再结算右侧的。</w:t>
       </w:r>
     </w:p>
     <w:p>
@@ -3581,53 +3155,25 @@
         <w:rPr>
           <w:rFonts w:hint="eastAsia"/>
         </w:rPr>
-        <w:t>敌人</w:t>
-      </w:r>
-      <w:proofErr w:type="gramStart"/>
-      <w:r>
-        <w:rPr>
-          <w:rFonts w:hint="eastAsia"/>
-        </w:rPr>
-        <w:t>侧</w:t>
-      </w:r>
-      <w:r>
-        <w:rPr>
-          <w:rFonts w:hint="eastAsia"/>
-        </w:rPr>
-        <w:t>所有牌</w:t>
-      </w:r>
-      <w:proofErr w:type="gramEnd"/>
-      <w:r>
-        <w:rPr>
-          <w:rFonts w:hint="eastAsia"/>
-        </w:rPr>
-        <w:t>依次弃置，再按从左向右的顺序将</w:t>
-      </w:r>
-      <w:r>
-        <w:rPr>
-          <w:rFonts w:hint="eastAsia"/>
-        </w:rPr>
-        <w:t>玩家</w:t>
-      </w:r>
-      <w:proofErr w:type="gramStart"/>
-      <w:r>
-        <w:rPr>
-          <w:rFonts w:hint="eastAsia"/>
-        </w:rPr>
-        <w:t>侧</w:t>
-      </w:r>
-      <w:r>
-        <w:rPr>
-          <w:rFonts w:hint="eastAsia"/>
-        </w:rPr>
-        <w:t>所有牌</w:t>
-      </w:r>
-      <w:proofErr w:type="gramEnd"/>
-      <w:r>
-        <w:rPr>
-          <w:rFonts w:hint="eastAsia"/>
-        </w:rPr>
-        <w:t>依次送墓。</w:t>
+        <w:t>敌人侧</w:t>
+      </w:r>
+      <w:r>
+        <w:rPr>
+          <w:rFonts w:hint="eastAsia"/>
+        </w:rPr>
+        <w:t>所有牌依次弃置，再按从左向右的顺序将</w:t>
+      </w:r>
+      <w:r>
+        <w:rPr>
+          <w:rFonts w:hint="eastAsia"/>
+        </w:rPr>
+        <w:t>玩家侧</w:t>
+      </w:r>
+      <w:r>
+        <w:rPr>
+          <w:rFonts w:hint="eastAsia"/>
+        </w:rPr>
+        <w:t>所有牌依次送墓。</w:t>
       </w:r>
     </w:p>
     <w:p>
@@ -3657,35 +3203,7 @@
         <w:rPr>
           <w:rFonts w:hint="eastAsia"/>
         </w:rPr>
-        <w:t>的顺序将敌人</w:t>
-      </w:r>
-      <w:proofErr w:type="gramStart"/>
-      <w:r>
-        <w:rPr>
-          <w:rFonts w:hint="eastAsia"/>
-        </w:rPr>
-        <w:t>侧所有牌</w:t>
-      </w:r>
-      <w:proofErr w:type="gramEnd"/>
-      <w:r>
-        <w:rPr>
-          <w:rFonts w:hint="eastAsia"/>
-        </w:rPr>
-        <w:t>依次送墓，再按从左向右的顺序将玩家</w:t>
-      </w:r>
-      <w:proofErr w:type="gramStart"/>
-      <w:r>
-        <w:rPr>
-          <w:rFonts w:hint="eastAsia"/>
-        </w:rPr>
-        <w:t>侧所有牌</w:t>
-      </w:r>
-      <w:proofErr w:type="gramEnd"/>
-      <w:r>
-        <w:rPr>
-          <w:rFonts w:hint="eastAsia"/>
-        </w:rPr>
-        <w:t>依次弃置。</w:t>
+        <w:t>的顺序将敌人侧所有牌依次送墓，再按从左向右的顺序将玩家侧所有牌依次弃置。</w:t>
       </w:r>
     </w:p>
     <w:p>
@@ -3703,35 +3221,7 @@
         <w:rPr>
           <w:rFonts w:hint="eastAsia"/>
         </w:rPr>
-        <w:t>如果</w:t>
-      </w:r>
-      <w:proofErr w:type="gramStart"/>
-      <w:r>
-        <w:rPr>
-          <w:rFonts w:hint="eastAsia"/>
-        </w:rPr>
-        <w:t>备战区</w:t>
-      </w:r>
-      <w:proofErr w:type="gramEnd"/>
-      <w:r>
-        <w:rPr>
-          <w:rFonts w:hint="eastAsia"/>
-        </w:rPr>
-        <w:t>的槽位合计点数等于房间区对位，则</w:t>
-      </w:r>
-      <w:proofErr w:type="gramStart"/>
-      <w:r>
-        <w:rPr>
-          <w:rFonts w:hint="eastAsia"/>
-        </w:rPr>
-        <w:t>玩家荣誉</w:t>
-      </w:r>
-      <w:proofErr w:type="gramEnd"/>
-      <w:r>
-        <w:rPr>
-          <w:rFonts w:hint="eastAsia"/>
-        </w:rPr>
-        <w:t>战胜</w:t>
+        <w:t>如果备战区的槽位合计点数等于房间区对位，则玩家荣誉战胜</w:t>
       </w:r>
       <w:r>
         <w:rPr>
@@ -3755,21 +3245,7 @@
         <w:rPr>
           <w:rFonts w:hint="eastAsia"/>
         </w:rPr>
-        <w:t>的顺序将房间区槽位中所有牌依次送墓，再按从左向右的顺序将</w:t>
-      </w:r>
-      <w:proofErr w:type="gramStart"/>
-      <w:r>
-        <w:rPr>
-          <w:rFonts w:hint="eastAsia"/>
-        </w:rPr>
-        <w:t>备战区槽</w:t>
-      </w:r>
-      <w:proofErr w:type="gramEnd"/>
-      <w:r>
-        <w:rPr>
-          <w:rFonts w:hint="eastAsia"/>
-        </w:rPr>
-        <w:t>位中所有牌依次送墓。</w:t>
+        <w:t>的顺序将房间区槽位中所有牌依次送墓，再按从左向右的顺序将备战区槽位中所有牌依次送墓。</w:t>
       </w:r>
       <w:r>
         <w:rPr>
@@ -3793,21 +3269,7 @@
         <w:rPr>
           <w:rFonts w:hint="eastAsia"/>
         </w:rPr>
-        <w:t>如果玩家侧合计点数等于敌人侧，则</w:t>
-      </w:r>
-      <w:proofErr w:type="gramStart"/>
-      <w:r>
-        <w:rPr>
-          <w:rFonts w:hint="eastAsia"/>
-        </w:rPr>
-        <w:t>玩家荣誉</w:t>
-      </w:r>
-      <w:proofErr w:type="gramEnd"/>
-      <w:r>
-        <w:rPr>
-          <w:rFonts w:hint="eastAsia"/>
-        </w:rPr>
-        <w:t>战胜，按从玩家侧到敌人侧，</w:t>
+        <w:t>如果玩家侧合计点数等于敌人侧，则玩家荣誉战胜，按从玩家侧到敌人侧，</w:t>
       </w:r>
       <w:r>
         <w:rPr>
@@ -3839,21 +3301,7 @@
         <w:rPr>
           <w:rFonts w:hint="eastAsia"/>
         </w:rPr>
-        <w:t>，</w:t>
-      </w:r>
-      <w:proofErr w:type="gramStart"/>
-      <w:r>
-        <w:rPr>
-          <w:rFonts w:hint="eastAsia"/>
-        </w:rPr>
-        <w:t>主牌堆已没有</w:t>
-      </w:r>
-      <w:proofErr w:type="gramEnd"/>
-      <w:r>
-        <w:rPr>
-          <w:rFonts w:hint="eastAsia"/>
-        </w:rPr>
-        <w:t>牌的情况下，则不需要消耗时间</w:t>
+        <w:t>，主牌堆已没有牌的情况下，则不需要消耗时间</w:t>
       </w:r>
       <w:r>
         <w:rPr>
@@ -3962,21 +3410,7 @@
         <w:rPr>
           <w:rFonts w:hint="eastAsia"/>
         </w:rPr>
-        <w:t>区；如果那张牌是事件牌，则玩家执行其效果后，将其放入遭遇</w:t>
-      </w:r>
-      <w:proofErr w:type="gramStart"/>
-      <w:r>
-        <w:rPr>
-          <w:rFonts w:hint="eastAsia"/>
-        </w:rPr>
-        <w:t>牌弃牌堆</w:t>
-      </w:r>
-      <w:proofErr w:type="gramEnd"/>
-      <w:r>
-        <w:rPr>
-          <w:rFonts w:hint="eastAsia"/>
-        </w:rPr>
-        <w:t>。</w:t>
+        <w:t>区；如果那张牌是事件牌，则玩家执行其效果后，将其放入遭遇牌弃牌堆。</w:t>
       </w:r>
     </w:p>
     <w:p>
@@ -4006,21 +3440,7 @@
         <w:rPr>
           <w:rFonts w:hint="eastAsia"/>
         </w:rPr>
-        <w:t>如果主牌</w:t>
-      </w:r>
-      <w:proofErr w:type="gramStart"/>
-      <w:r>
-        <w:rPr>
-          <w:rFonts w:hint="eastAsia"/>
-        </w:rPr>
-        <w:t>堆已经</w:t>
-      </w:r>
-      <w:proofErr w:type="gramEnd"/>
-      <w:r>
-        <w:rPr>
-          <w:rFonts w:hint="eastAsia"/>
-        </w:rPr>
-        <w:t>没有牌，且房间区也没有除遭遇牌以外的牌，则玩家可以进入下一层</w:t>
+        <w:t>如果主牌堆已经没有牌，且房间区也没有除遭遇牌以外的牌，则玩家可以进入下一层</w:t>
       </w:r>
       <w:r>
         <w:rPr>
@@ -4124,53 +3544,23 @@
         </w:rPr>
         <w:t>购买</w:t>
       </w:r>
-      <w:proofErr w:type="gramStart"/>
-      <w:r>
-        <w:rPr>
-          <w:rFonts w:hint="eastAsia"/>
-        </w:rPr>
-        <w:t>升级牌区的</w:t>
-      </w:r>
-      <w:proofErr w:type="gramEnd"/>
-      <w:r>
-        <w:rPr>
-          <w:rFonts w:hint="eastAsia"/>
-        </w:rPr>
-        <w:t>任意张牌洗回升级牌堆，然后从升级</w:t>
-      </w:r>
-      <w:proofErr w:type="gramStart"/>
-      <w:r>
-        <w:rPr>
-          <w:rFonts w:hint="eastAsia"/>
-        </w:rPr>
-        <w:t>牌堆向</w:t>
-      </w:r>
-      <w:proofErr w:type="gramEnd"/>
-      <w:r>
-        <w:rPr>
-          <w:rFonts w:hint="eastAsia"/>
-        </w:rPr>
-        <w:t>购买</w:t>
-      </w:r>
-      <w:proofErr w:type="gramStart"/>
-      <w:r>
-        <w:rPr>
-          <w:rFonts w:hint="eastAsia"/>
-        </w:rPr>
-        <w:t>升级牌区</w:t>
-      </w:r>
-      <w:r>
-        <w:rPr>
-          <w:rFonts w:hint="eastAsia"/>
-        </w:rPr>
-        <w:t>的</w:t>
-      </w:r>
-      <w:proofErr w:type="gramEnd"/>
-      <w:r>
-        <w:rPr>
-          <w:rFonts w:hint="eastAsia"/>
-        </w:rPr>
-        <w:t>每个空位发1张牌。</w:t>
+      <w:r>
+        <w:rPr>
+          <w:rFonts w:hint="eastAsia"/>
+        </w:rPr>
+        <w:t>升级牌区的任意张牌洗回升级牌堆，然后从升级牌堆向</w:t>
+      </w:r>
+      <w:r>
+        <w:rPr>
+          <w:rFonts w:hint="eastAsia"/>
+        </w:rPr>
+        <w:t>购买升级牌区</w:t>
+      </w:r>
+      <w:r>
+        <w:rPr>
+          <w:rFonts w:hint="eastAsia"/>
+        </w:rPr>
+        <w:t>的每个空位发1张牌。</w:t>
       </w:r>
     </w:p>
     <w:p>
@@ -4230,41 +3620,13 @@
         <w:rPr>
           <w:rFonts w:hint="eastAsia"/>
         </w:rPr>
-        <w:t>将当前</w:t>
-      </w:r>
-      <w:proofErr w:type="gramStart"/>
-      <w:r>
-        <w:rPr>
-          <w:rFonts w:hint="eastAsia"/>
-        </w:rPr>
-        <w:t>弃牌堆牌</w:t>
-      </w:r>
-      <w:proofErr w:type="gramEnd"/>
-      <w:r>
-        <w:rPr>
-          <w:rFonts w:hint="eastAsia"/>
-        </w:rPr>
-        <w:t>的数量计入玩家的失分数，然后</w:t>
-      </w:r>
-      <w:r>
-        <w:rPr>
-          <w:rFonts w:hint="eastAsia"/>
-        </w:rPr>
-        <w:t>将</w:t>
-      </w:r>
-      <w:proofErr w:type="gramStart"/>
-      <w:r>
-        <w:rPr>
-          <w:rFonts w:hint="eastAsia"/>
-        </w:rPr>
-        <w:t>弃牌堆</w:t>
-      </w:r>
-      <w:proofErr w:type="gramEnd"/>
-      <w:r>
-        <w:rPr>
-          <w:rFonts w:hint="eastAsia"/>
-        </w:rPr>
-        <w:t>和墓地所有牌洗回主牌堆。</w:t>
+        <w:t>将当前弃牌堆牌的数量计入玩家的失分数，然后</w:t>
+      </w:r>
+      <w:r>
+        <w:rPr>
+          <w:rFonts w:hint="eastAsia"/>
+        </w:rPr>
+        <w:t>将弃牌堆和墓地所有牌洗回主牌堆。</w:t>
       </w:r>
     </w:p>
     <w:p>
@@ -4302,7 +3664,6 @@
         </w:rPr>
         <w:t>当前</w:t>
       </w:r>
-      <w:proofErr w:type="gramStart"/>
       <w:r>
         <w:rPr>
           <w:rFonts w:hint="eastAsia"/>
@@ -4315,7 +3676,6 @@
         </w:rPr>
         <w:t>在</w:t>
       </w:r>
-      <w:proofErr w:type="gramEnd"/>
       <w:r>
         <w:rPr>
           <w:rFonts w:hint="eastAsia"/>
@@ -4432,21 +3792,7 @@
         <w:rPr>
           <w:rFonts w:hint="eastAsia"/>
         </w:rPr>
-        <w:t>。房间内的</w:t>
-      </w:r>
-      <w:proofErr w:type="gramStart"/>
-      <w:r>
-        <w:rPr>
-          <w:rFonts w:hint="eastAsia"/>
-        </w:rPr>
-        <w:t>牌按照</w:t>
-      </w:r>
-      <w:proofErr w:type="gramEnd"/>
-      <w:r>
-        <w:rPr>
-          <w:rFonts w:hint="eastAsia"/>
-        </w:rPr>
-        <w:t>从玩家侧到敌人侧、</w:t>
+        <w:t>。房间内的牌按照从玩家侧到敌人侧、</w:t>
       </w:r>
       <w:r>
         <w:rPr>
@@ -4697,35 +4043,7 @@
         <w:rPr>
           <w:rFonts w:hint="eastAsia"/>
         </w:rPr>
-        <w:t>从来源</w:t>
-      </w:r>
-      <w:proofErr w:type="gramStart"/>
-      <w:r>
-        <w:rPr>
-          <w:rFonts w:hint="eastAsia"/>
-        </w:rPr>
-        <w:t>牌堆抽另</w:t>
-      </w:r>
-      <w:proofErr w:type="gramEnd"/>
-      <w:r>
-        <w:rPr>
-          <w:rFonts w:hint="eastAsia"/>
-        </w:rPr>
-        <w:t>1张牌替代那张牌。</w:t>
-      </w:r>
-      <w:proofErr w:type="gramStart"/>
-      <w:r>
-        <w:rPr>
-          <w:rFonts w:hint="eastAsia"/>
-        </w:rPr>
-        <w:t>来源牌堆没有</w:t>
-      </w:r>
-      <w:proofErr w:type="gramEnd"/>
-      <w:r>
-        <w:rPr>
-          <w:rFonts w:hint="eastAsia"/>
-        </w:rPr>
-        <w:t>牌的情况下，不能重抽。</w:t>
+        <w:t>从来源牌堆抽另1张牌替代那张牌。来源牌堆没有牌的情况下，不能重抽。</w:t>
       </w:r>
     </w:p>
     <w:p>
@@ -4744,6 +4062,11 @@
       </w:r>
     </w:p>
     <w:p>
+      <w:pPr>
+        <w:rPr>
+          <w:rFonts w:hint="eastAsia"/>
+        </w:rPr>
+      </w:pPr>
       <w:r>
         <w:tab/>
       </w:r>
@@ -4769,6 +4092,11 @@
       </w:r>
     </w:p>
     <w:p>
+      <w:pPr>
+        <w:rPr>
+          <w:rFonts w:hint="eastAsia"/>
+        </w:rPr>
+      </w:pPr>
       <w:r>
         <w:tab/>
       </w:r>
@@ -4884,19 +4212,11 @@
       <w:r>
         <w:tab/>
       </w:r>
-      <w:proofErr w:type="gramStart"/>
-      <w:r>
-        <w:rPr>
-          <w:rFonts w:hint="eastAsia"/>
-        </w:rPr>
-        <w:t>牌通过</w:t>
-      </w:r>
-      <w:proofErr w:type="gramEnd"/>
-      <w:r>
-        <w:rPr>
-          <w:rFonts w:hint="eastAsia"/>
-        </w:rPr>
-        <w:t>移动的方式进入另一个房间时，将其放置在房间</w:t>
+      <w:r>
+        <w:rPr>
+          <w:rFonts w:hint="eastAsia"/>
+        </w:rPr>
+        <w:t>牌通过移动的方式进入另一个房间时，将其放置在房间</w:t>
       </w:r>
       <w:r>
         <w:rPr>
@@ -5022,9 +4342,240 @@
         <w:rPr>
           <w:rFonts w:hint="eastAsia"/>
         </w:rPr>
-        <w:t>规则或效果文本要求玩家从某个</w:t>
-      </w:r>
-      <w:proofErr w:type="gramStart"/>
+        <w:t>规则或效果文本要求玩家从某个牌堆</w:t>
+      </w:r>
+      <w:r>
+        <w:rPr>
+          <w:rFonts w:hint="eastAsia"/>
+        </w:rPr>
+        <w:t>翻</w:t>
+      </w:r>
+      <w:r>
+        <w:rPr>
+          <w:rFonts w:hint="eastAsia"/>
+        </w:rPr>
+        <w:t>选</w:t>
+      </w:r>
+      <w:r>
+        <w:rPr>
+          <w:rFonts w:hint="eastAsia"/>
+        </w:rPr>
+        <w:t>时，如果没有额外的</w:t>
+      </w:r>
+      <w:r>
+        <w:rPr>
+          <w:rFonts w:hint="eastAsia"/>
+        </w:rPr>
+        <w:t>说明，则</w:t>
+      </w:r>
+      <w:r>
+        <w:rPr>
+          <w:rFonts w:hint="eastAsia"/>
+        </w:rPr>
+        <w:t>没有被选中的牌根据</w:t>
+      </w:r>
+      <w:r>
+        <w:rPr>
+          <w:rFonts w:hint="eastAsia"/>
+        </w:rPr>
+        <w:t>其来源</w:t>
+      </w:r>
+      <w:r>
+        <w:rPr>
+          <w:rFonts w:hint="eastAsia"/>
+        </w:rPr>
+        <w:t>牌堆作以下处理：如果是从主牌堆</w:t>
+      </w:r>
+      <w:r>
+        <w:rPr>
+          <w:rFonts w:hint="eastAsia"/>
+        </w:rPr>
+        <w:t>或升级牌堆</w:t>
+      </w:r>
+      <w:r>
+        <w:rPr>
+          <w:rFonts w:hint="eastAsia"/>
+        </w:rPr>
+        <w:t>翻</w:t>
+      </w:r>
+      <w:r>
+        <w:rPr>
+          <w:rFonts w:hint="eastAsia"/>
+        </w:rPr>
+        <w:t>选</w:t>
+      </w:r>
+      <w:r>
+        <w:rPr>
+          <w:rFonts w:hint="eastAsia"/>
+        </w:rPr>
+        <w:t>，没有选中的牌</w:t>
+      </w:r>
+      <w:r>
+        <w:rPr>
+          <w:rFonts w:hint="eastAsia"/>
+        </w:rPr>
+        <w:t>洗回原牌堆</w:t>
+      </w:r>
+      <w:r>
+        <w:rPr>
+          <w:rFonts w:hint="eastAsia"/>
+        </w:rPr>
+        <w:t>；如果是从遭遇牌堆翻牌，没有选中的牌</w:t>
+      </w:r>
+      <w:r>
+        <w:rPr>
+          <w:rFonts w:hint="eastAsia"/>
+        </w:rPr>
+        <w:t>依次</w:t>
+      </w:r>
+      <w:r>
+        <w:rPr>
+          <w:rFonts w:hint="eastAsia"/>
+        </w:rPr>
+        <w:t>送去遭遇牌弃牌堆</w:t>
+      </w:r>
+      <w:r>
+        <w:rPr>
+          <w:rFonts w:hint="eastAsia"/>
+        </w:rPr>
+        <w:t>。</w:t>
+      </w:r>
+    </w:p>
+    <w:p>
+      <w:pPr>
+        <w:pStyle w:val="3"/>
+        <w:rPr>
+          <w:rFonts w:hint="eastAsia"/>
+        </w:rPr>
+      </w:pPr>
+      <w:r>
+        <w:rPr>
+          <w:rFonts w:hint="eastAsia"/>
+        </w:rPr>
+        <w:t>场上</w:t>
+      </w:r>
+    </w:p>
+    <w:p>
+      <w:pPr>
+        <w:rPr>
+          <w:rFonts w:hint="eastAsia"/>
+        </w:rPr>
+      </w:pPr>
+      <w:r>
+        <w:tab/>
+      </w:r>
+      <w:r>
+        <w:rPr>
+          <w:rFonts w:hint="eastAsia"/>
+        </w:rPr>
+        <w:t>场上指</w:t>
+      </w:r>
+      <w:r>
+        <w:rPr>
+          <w:rFonts w:hint="eastAsia"/>
+        </w:rPr>
+        <w:t>地城区</w:t>
+      </w:r>
+      <w:r>
+        <w:rPr>
+          <w:rFonts w:hint="eastAsia"/>
+        </w:rPr>
+        <w:t>。</w:t>
+      </w:r>
+    </w:p>
+    <w:p>
+      <w:pPr>
+        <w:pStyle w:val="3"/>
+        <w:rPr>
+          <w:rFonts w:hint="eastAsia"/>
+        </w:rPr>
+      </w:pPr>
+      <w:r>
+        <w:rPr>
+          <w:rFonts w:hint="eastAsia"/>
+        </w:rPr>
+        <w:t>检索</w:t>
+      </w:r>
+    </w:p>
+    <w:p>
+      <w:pPr>
+        <w:rPr>
+          <w:rFonts w:hint="eastAsia"/>
+        </w:rPr>
+      </w:pPr>
+      <w:r>
+        <w:tab/>
+      </w:r>
+      <w:r>
+        <w:rPr>
+          <w:rFonts w:hint="eastAsia"/>
+        </w:rPr>
+        <w:t>规则或效果文本要求玩家</w:t>
+      </w:r>
+      <w:r>
+        <w:rPr>
+          <w:rFonts w:hint="eastAsia"/>
+        </w:rPr>
+        <w:t>从某处</w:t>
+      </w:r>
+      <w:r>
+        <w:rPr>
+          <w:rFonts w:hint="eastAsia"/>
+        </w:rPr>
+        <w:t>检索</w:t>
+      </w:r>
+      <w:r>
+        <w:rPr>
+          <w:rFonts w:hint="eastAsia"/>
+        </w:rPr>
+        <w:t>牌时，从对应牌堆查找第1张符合要求的牌，然后洗牌。</w:t>
+      </w:r>
+    </w:p>
+    <w:p>
+      <w:pPr>
+        <w:rPr>
+          <w:rFonts w:hint="eastAsia"/>
+        </w:rPr>
+      </w:pPr>
+      <w:r>
+        <w:tab/>
+      </w:r>
+      <w:r>
+        <w:rPr>
+          <w:rFonts w:hint="eastAsia"/>
+        </w:rPr>
+        <w:t>要求玩家</w:t>
+      </w:r>
+      <w:r>
+        <w:rPr>
+          <w:rFonts w:hint="eastAsia"/>
+        </w:rPr>
+        <w:t>从某处</w:t>
+      </w:r>
+      <w:r>
+        <w:rPr>
+          <w:rFonts w:hint="eastAsia"/>
+        </w:rPr>
+        <w:t>选前/第</w:t>
+      </w:r>
+      <w:r>
+        <w:rPr>
+          <w:rFonts w:hint="eastAsia"/>
+        </w:rPr>
+        <w:t>n</w:t>
+      </w:r>
+      <w:r>
+        <w:rPr>
+          <w:rFonts w:hint="eastAsia"/>
+        </w:rPr>
+        <w:t>张符合条件的牌时，从</w:t>
+      </w:r>
+      <w:r>
+        <w:rPr>
+          <w:rFonts w:hint="eastAsia"/>
+        </w:rPr>
+        <w:t>对应</w:t>
+      </w:r>
       <w:r>
         <w:rPr>
           <w:rFonts w:hint="eastAsia"/>
@@ -5035,139 +4586,96 @@
         <w:rPr>
           <w:rFonts w:hint="eastAsia"/>
         </w:rPr>
-        <w:t>翻</w:t>
-      </w:r>
-      <w:proofErr w:type="gramEnd"/>
-      <w:r>
-        <w:rPr>
-          <w:rFonts w:hint="eastAsia"/>
-        </w:rPr>
-        <w:t>选</w:t>
-      </w:r>
-      <w:r>
-        <w:rPr>
-          <w:rFonts w:hint="eastAsia"/>
-        </w:rPr>
-        <w:t>时，如果没有额外的</w:t>
-      </w:r>
-      <w:r>
-        <w:rPr>
-          <w:rFonts w:hint="eastAsia"/>
-        </w:rPr>
-        <w:t>说明，则</w:t>
-      </w:r>
-      <w:r>
-        <w:rPr>
-          <w:rFonts w:hint="eastAsia"/>
-        </w:rPr>
-        <w:t>没有被选中的</w:t>
-      </w:r>
-      <w:proofErr w:type="gramStart"/>
-      <w:r>
-        <w:rPr>
-          <w:rFonts w:hint="eastAsia"/>
-        </w:rPr>
-        <w:t>牌根据</w:t>
-      </w:r>
-      <w:proofErr w:type="gramEnd"/>
-      <w:r>
-        <w:rPr>
-          <w:rFonts w:hint="eastAsia"/>
-        </w:rPr>
-        <w:t>其来源</w:t>
-      </w:r>
-      <w:proofErr w:type="gramStart"/>
-      <w:r>
-        <w:rPr>
-          <w:rFonts w:hint="eastAsia"/>
-        </w:rPr>
-        <w:t>牌堆作</w:t>
-      </w:r>
-      <w:proofErr w:type="gramEnd"/>
-      <w:r>
-        <w:rPr>
-          <w:rFonts w:hint="eastAsia"/>
-        </w:rPr>
-        <w:t>以下处理：如果是从主牌堆</w:t>
-      </w:r>
-      <w:r>
-        <w:rPr>
-          <w:rFonts w:hint="eastAsia"/>
-        </w:rPr>
-        <w:t>或升级</w:t>
-      </w:r>
-      <w:proofErr w:type="gramStart"/>
-      <w:r>
-        <w:rPr>
-          <w:rFonts w:hint="eastAsia"/>
-        </w:rPr>
-        <w:t>牌堆</w:t>
-      </w:r>
-      <w:r>
-        <w:rPr>
-          <w:rFonts w:hint="eastAsia"/>
-        </w:rPr>
-        <w:t>翻</w:t>
-      </w:r>
-      <w:r>
-        <w:rPr>
-          <w:rFonts w:hint="eastAsia"/>
-        </w:rPr>
-        <w:t>选</w:t>
-      </w:r>
-      <w:proofErr w:type="gramEnd"/>
-      <w:r>
-        <w:rPr>
-          <w:rFonts w:hint="eastAsia"/>
-        </w:rPr>
-        <w:t>，没有选中的牌</w:t>
-      </w:r>
-      <w:r>
-        <w:rPr>
-          <w:rFonts w:hint="eastAsia"/>
-        </w:rPr>
-        <w:t>洗回原牌堆</w:t>
-      </w:r>
-      <w:r>
-        <w:rPr>
-          <w:rFonts w:hint="eastAsia"/>
-        </w:rPr>
-        <w:t>；如果是从</w:t>
-      </w:r>
-      <w:proofErr w:type="gramStart"/>
-      <w:r>
-        <w:rPr>
-          <w:rFonts w:hint="eastAsia"/>
-        </w:rPr>
-        <w:t>遭遇牌堆翻牌</w:t>
-      </w:r>
-      <w:proofErr w:type="gramEnd"/>
-      <w:r>
-        <w:rPr>
-          <w:rFonts w:hint="eastAsia"/>
-        </w:rPr>
-        <w:t>，没有选中的牌</w:t>
-      </w:r>
-      <w:r>
-        <w:rPr>
-          <w:rFonts w:hint="eastAsia"/>
-        </w:rPr>
-        <w:t>依次</w:t>
-      </w:r>
-      <w:r>
-        <w:rPr>
-          <w:rFonts w:hint="eastAsia"/>
-        </w:rPr>
-        <w:t>送去遭遇</w:t>
-      </w:r>
-      <w:proofErr w:type="gramStart"/>
-      <w:r>
-        <w:rPr>
-          <w:rFonts w:hint="eastAsia"/>
-        </w:rPr>
-        <w:t>牌弃牌堆</w:t>
-      </w:r>
-      <w:proofErr w:type="gramEnd"/>
+        <w:t>查找</w:t>
+      </w:r>
+      <w:r>
+        <w:rPr>
+          <w:rFonts w:hint="eastAsia"/>
+        </w:rPr>
+        <w:t>前</w:t>
+      </w:r>
+      <w:r>
+        <w:rPr>
+          <w:rFonts w:hint="eastAsia"/>
+        </w:rPr>
+        <w:t>/第</w:t>
+      </w:r>
+      <w:r>
+        <w:rPr>
+          <w:rFonts w:hint="eastAsia"/>
+        </w:rPr>
+        <w:t>n</w:t>
+      </w:r>
+      <w:r>
+        <w:rPr>
+          <w:rFonts w:hint="eastAsia"/>
+        </w:rPr>
+        <w:t>张符合要求的牌，然后洗牌。</w:t>
+      </w:r>
+    </w:p>
+    <w:p>
+      <w:pPr>
+        <w:rPr>
+          <w:rFonts w:hint="eastAsia"/>
+        </w:rPr>
+      </w:pPr>
+      <w:r>
+        <w:tab/>
+      </w:r>
+      <w:r>
+        <w:rPr>
+          <w:rFonts w:hint="eastAsia"/>
+        </w:rPr>
+        <w:t>如果没能查找到需要检索的牌，</w:t>
+      </w:r>
+      <w:r>
+        <w:rPr>
+          <w:rFonts w:hint="eastAsia"/>
+        </w:rPr>
+        <w:t>则</w:t>
+      </w:r>
+      <w:r>
+        <w:rPr>
+          <w:rFonts w:hint="eastAsia"/>
+        </w:rPr>
+        <w:t>直接</w:t>
+      </w:r>
+      <w:r>
+        <w:rPr>
+          <w:rFonts w:hint="eastAsia"/>
+        </w:rPr>
+        <w:t>洗牌，</w:t>
+      </w:r>
+      <w:r>
+        <w:rPr>
+          <w:rFonts w:hint="eastAsia"/>
+        </w:rPr>
+        <w:t>并</w:t>
+      </w:r>
+      <w:r>
+        <w:rPr>
+          <w:rFonts w:hint="eastAsia"/>
+        </w:rPr>
+        <w:t>使</w:t>
+      </w:r>
+      <w:r>
+        <w:rPr>
+          <w:rFonts w:hint="eastAsia"/>
+        </w:rPr>
+        <w:t>检索</w:t>
+      </w:r>
+      <w:r>
+        <w:rPr>
+          <w:rFonts w:hint="eastAsia"/>
+        </w:rPr>
+        <w:t>效果</w:t>
+      </w:r>
+      <w:r>
+        <w:rPr>
+          <w:rFonts w:hint="eastAsia"/>
+        </w:rPr>
+        <w:t>中止</w:t>
+      </w:r>
       <w:r>
         <w:rPr>
           <w:rFonts w:hint="eastAsia"/>
@@ -5186,7 +4694,13 @@
         <w:rPr>
           <w:rFonts w:hint="eastAsia"/>
         </w:rPr>
-        <w:t>场上</w:t>
+        <w:t>送墓/</w:t>
+      </w:r>
+      <w:r>
+        <w:rPr>
+          <w:rFonts w:hint="eastAsia"/>
+        </w:rPr>
+        <w:t>消灭/死亡</w:t>
       </w:r>
     </w:p>
     <w:p>
@@ -5202,13 +4716,198 @@
         <w:rPr>
           <w:rFonts w:hint="eastAsia"/>
         </w:rPr>
-        <w:t>场上指</w:t>
-      </w:r>
-      <w:r>
-        <w:rPr>
-          <w:rFonts w:hint="eastAsia"/>
-        </w:rPr>
-        <w:t>地城区</w:t>
+        <w:t>主牌堆的牌从场上</w:t>
+      </w:r>
+      <w:r>
+        <w:rPr>
+          <w:rFonts w:hint="eastAsia"/>
+        </w:rPr>
+        <w:t>送去墓地，则称那张牌死亡</w:t>
+      </w:r>
+      <w:r>
+        <w:rPr>
+          <w:rFonts w:hint="eastAsia"/>
+        </w:rPr>
+        <w:t>，一张牌A的效果导致另一张牌B死亡时，称为A消灭了B</w:t>
+      </w:r>
+      <w:r>
+        <w:rPr>
+          <w:rFonts w:hint="eastAsia"/>
+        </w:rPr>
+        <w:t>。部分牌的效果也能将牌从其他地方送去墓地，</w:t>
+      </w:r>
+      <w:r>
+        <w:rPr>
+          <w:rFonts w:hint="eastAsia"/>
+        </w:rPr>
+        <w:t>称为送墓</w:t>
+      </w:r>
+      <w:r>
+        <w:rPr>
+          <w:rFonts w:hint="eastAsia"/>
+        </w:rPr>
+        <w:t>，</w:t>
+      </w:r>
+      <w:r>
+        <w:rPr>
+          <w:rFonts w:hint="eastAsia"/>
+        </w:rPr>
+        <w:t>如无</w:t>
+      </w:r>
+      <w:r>
+        <w:rPr>
+          <w:rFonts w:hint="eastAsia"/>
+        </w:rPr>
+        <w:t>特别说明，</w:t>
+      </w:r>
+      <w:r>
+        <w:rPr>
+          <w:rFonts w:hint="eastAsia"/>
+        </w:rPr>
+        <w:t>不视为</w:t>
+      </w:r>
+      <w:r>
+        <w:rPr>
+          <w:rFonts w:hint="eastAsia"/>
+        </w:rPr>
+        <w:t>消灭和</w:t>
+      </w:r>
+      <w:r>
+        <w:rPr>
+          <w:rFonts w:hint="eastAsia"/>
+        </w:rPr>
+        <w:t>死亡。</w:t>
+      </w:r>
+    </w:p>
+    <w:p>
+      <w:pPr>
+        <w:rPr>
+          <w:rFonts w:hint="eastAsia"/>
+        </w:rPr>
+      </w:pPr>
+      <w:r>
+        <w:tab/>
+      </w:r>
+      <w:r>
+        <w:rPr>
+          <w:rFonts w:hint="eastAsia"/>
+        </w:rPr>
+        <w:t>场上的牌点数变为0时，在当前结算结束后</w:t>
+      </w:r>
+      <w:r>
+        <w:rPr>
+          <w:rFonts w:hint="eastAsia"/>
+        </w:rPr>
+        <w:t>立即</w:t>
+      </w:r>
+      <w:r>
+        <w:rPr>
+          <w:rFonts w:hint="eastAsia"/>
+        </w:rPr>
+        <w:t>死亡。</w:t>
+      </w:r>
+    </w:p>
+    <w:p>
+      <w:pPr>
+        <w:pStyle w:val="3"/>
+        <w:rPr>
+          <w:rFonts w:hint="eastAsia"/>
+        </w:rPr>
+      </w:pPr>
+      <w:r>
+        <w:rPr>
+          <w:rFonts w:hint="eastAsia"/>
+        </w:rPr>
+        <w:lastRenderedPageBreak/>
+        <w:t>点数修改类效果的优先级</w:t>
+      </w:r>
+    </w:p>
+    <w:p>
+      <w:pPr>
+        <w:rPr>
+          <w:rFonts w:hint="eastAsia"/>
+        </w:rPr>
+      </w:pPr>
+      <w:r>
+        <w:tab/>
+      </w:r>
+      <w:r>
+        <w:rPr>
+          <w:rFonts w:hint="eastAsia"/>
+        </w:rPr>
+        <w:t>多个点数修改类效果同时作用于同一张牌时，持续效果先生效，发动效果后生效。例如，某张牌的原始点数为1，被持续效果将点数修改为2，而另一发动效果使其点数加1，则这张牌的最终点数为3而不是2；另1张牌的原始点数为1，持续效果使其点数加1，另一发动效果将其点数修改为2，则这张牌的最终点数为2而不是3。</w:t>
+      </w:r>
+    </w:p>
+    <w:p>
+      <w:pPr>
+        <w:pStyle w:val="3"/>
+        <w:rPr>
+          <w:rFonts w:hint="eastAsia"/>
+        </w:rPr>
+      </w:pPr>
+      <w:r>
+        <w:rPr>
+          <w:rFonts w:hint="eastAsia"/>
+        </w:rPr>
+        <w:t>抽牌/加入手牌。</w:t>
+      </w:r>
+    </w:p>
+    <w:p>
+      <w:pPr>
+        <w:rPr>
+          <w:rFonts w:hint="eastAsia"/>
+        </w:rPr>
+      </w:pPr>
+      <w:r>
+        <w:tab/>
+      </w:r>
+      <w:r>
+        <w:rPr>
+          <w:rFonts w:hint="eastAsia"/>
+        </w:rPr>
+        <w:t>没有限定来源的情况下，抽牌指从主牌堆将牌加入手牌。</w:t>
+      </w:r>
+    </w:p>
+    <w:p>
+      <w:pPr>
+        <w:pStyle w:val="3"/>
+        <w:rPr>
+          <w:rFonts w:hint="eastAsia"/>
+        </w:rPr>
+      </w:pPr>
+      <w:r>
+        <w:rPr>
+          <w:rFonts w:hint="eastAsia"/>
+        </w:rPr>
+        <w:t>受玩家控制/与玩家敌对</w:t>
+      </w:r>
+    </w:p>
+    <w:p>
+      <w:pPr>
+        <w:rPr>
+          <w:rFonts w:hint="eastAsia"/>
+        </w:rPr>
+      </w:pPr>
+      <w:r>
+        <w:tab/>
+      </w:r>
+      <w:r>
+        <w:rPr>
+          <w:rFonts w:hint="eastAsia"/>
+        </w:rPr>
+        <w:t>玩家手牌区和场上玩家侧的牌</w:t>
+      </w:r>
+      <w:r>
+        <w:rPr>
+          <w:rFonts w:hint="eastAsia"/>
+        </w:rPr>
+        <w:t>视作受玩家</w:t>
+      </w:r>
+      <w:r>
+        <w:rPr>
+          <w:rFonts w:hint="eastAsia"/>
+        </w:rPr>
+        <w:t>控制</w:t>
       </w:r>
       <w:r>
         <w:rPr>
@@ -5228,7 +4927,7 @@
         <w:rPr>
           <w:rFonts w:hint="eastAsia"/>
         </w:rPr>
-        <w:t>检索</w:t>
+        <w:t>效果中止</w:t>
       </w:r>
     </w:p>
     <w:p>
@@ -5244,45 +4943,153 @@
         <w:rPr>
           <w:rFonts w:hint="eastAsia"/>
         </w:rPr>
-        <w:t>规则或效果文本要求</w:t>
-      </w:r>
-      <w:r>
-        <w:rPr>
-          <w:rFonts w:hint="eastAsia"/>
-        </w:rPr>
-        <w:t>玩家</w:t>
-      </w:r>
-      <w:r>
-        <w:rPr>
-          <w:rFonts w:hint="eastAsia"/>
-        </w:rPr>
-        <w:t>从某处</w:t>
-      </w:r>
-      <w:r>
-        <w:rPr>
-          <w:rFonts w:hint="eastAsia"/>
-        </w:rPr>
-        <w:t>检索</w:t>
-      </w:r>
-      <w:r>
-        <w:rPr>
-          <w:rFonts w:hint="eastAsia"/>
-        </w:rPr>
-        <w:t>牌时，从</w:t>
-      </w:r>
-      <w:proofErr w:type="gramStart"/>
-      <w:r>
-        <w:rPr>
-          <w:rFonts w:hint="eastAsia"/>
-        </w:rPr>
-        <w:t>对应牌堆查找</w:t>
-      </w:r>
-      <w:proofErr w:type="gramEnd"/>
-      <w:r>
-        <w:rPr>
-          <w:rFonts w:hint="eastAsia"/>
-        </w:rPr>
-        <w:t>第1张符合要求的牌，然后洗牌。</w:t>
+        <w:t>效果处理途中</w:t>
+      </w:r>
+      <w:r>
+        <w:rPr>
+          <w:rFonts w:hint="eastAsia"/>
+        </w:rPr>
+        <w:t>遇到</w:t>
+      </w:r>
+      <w:r>
+        <w:rPr>
+          <w:rFonts w:hint="eastAsia"/>
+        </w:rPr>
+        <w:t>无法继续处理</w:t>
+      </w:r>
+      <w:r>
+        <w:rPr>
+          <w:rFonts w:hint="eastAsia"/>
+        </w:rPr>
+        <w:t>的情况</w:t>
+      </w:r>
+      <w:r>
+        <w:rPr>
+          <w:rFonts w:hint="eastAsia"/>
+        </w:rPr>
+        <w:t>时，</w:t>
+      </w:r>
+      <w:r>
+        <w:rPr>
+          <w:rFonts w:hint="eastAsia"/>
+        </w:rPr>
+        <w:t>将同一句话中</w:t>
+      </w:r>
+      <w:r>
+        <w:rPr>
+          <w:rFonts w:hint="eastAsia"/>
+        </w:rPr>
+        <w:t>的后续</w:t>
+      </w:r>
+      <w:r>
+        <w:rPr>
+          <w:rFonts w:hint="eastAsia"/>
+        </w:rPr>
+        <w:t>处理</w:t>
+      </w:r>
+      <w:r>
+        <w:rPr>
+          <w:rFonts w:hint="eastAsia"/>
+        </w:rPr>
+        <w:t>全部跳过</w:t>
+      </w:r>
+      <w:r>
+        <w:rPr>
+          <w:rFonts w:hint="eastAsia"/>
+        </w:rPr>
+        <w:t>，从下一句开始继续处理</w:t>
+      </w:r>
+      <w:r>
+        <w:rPr>
+          <w:rFonts w:hint="eastAsia"/>
+        </w:rPr>
+        <w:t>。例如，</w:t>
+      </w:r>
+      <w:r>
+        <w:rPr>
+          <w:rFonts w:hint="eastAsia"/>
+        </w:rPr>
+        <w:t>一个效果</w:t>
+      </w:r>
+      <w:r>
+        <w:rPr>
+          <w:rFonts w:hint="eastAsia"/>
+        </w:rPr>
+        <w:t>要求玩家</w:t>
+      </w:r>
+      <w:r>
+        <w:rPr>
+          <w:rFonts w:hint="eastAsia"/>
+        </w:rPr>
+        <w:t>“</w:t>
+      </w:r>
+      <w:r>
+        <w:rPr>
+          <w:rFonts w:hint="eastAsia"/>
+        </w:rPr>
+        <w:t>从主牌堆抽1张牌，再将1张手牌放回主牌堆</w:t>
+      </w:r>
+      <w:r>
+        <w:rPr>
+          <w:rFonts w:hint="eastAsia"/>
+        </w:rPr>
+        <w:t>。然后受到1伤害”</w:t>
+      </w:r>
+      <w:r>
+        <w:rPr>
+          <w:rFonts w:hint="eastAsia"/>
+        </w:rPr>
+        <w:t>，</w:t>
+      </w:r>
+      <w:r>
+        <w:rPr>
+          <w:rFonts w:hint="eastAsia"/>
+        </w:rPr>
+        <w:t>如果该效果发动时，</w:t>
+      </w:r>
+      <w:r>
+        <w:rPr>
+          <w:rFonts w:hint="eastAsia"/>
+        </w:rPr>
+        <w:t>主牌堆已经没有牌了，则玩家既不能从主牌堆抽牌，也不需要将手牌放回主牌堆</w:t>
+      </w:r>
+      <w:r>
+        <w:rPr>
+          <w:rFonts w:hint="eastAsia"/>
+        </w:rPr>
+        <w:t>，但是仍会受到1伤害</w:t>
+      </w:r>
+      <w:r>
+        <w:rPr>
+          <w:rFonts w:hint="eastAsia"/>
+        </w:rPr>
+        <w:t>。</w:t>
+      </w:r>
+    </w:p>
+    <w:p>
+      <w:pPr>
+        <w:pStyle w:val="3"/>
+        <w:rPr>
+          <w:rFonts w:hint="eastAsia"/>
+        </w:rPr>
+      </w:pPr>
+      <w:r>
+        <w:rPr>
+          <w:rFonts w:hint="eastAsia"/>
+        </w:rPr>
+        <w:t>效果的</w:t>
+      </w:r>
+      <w:r>
+        <w:rPr>
+          <w:rFonts w:hint="eastAsia"/>
+        </w:rPr>
+        <w:t>插入</w:t>
+      </w:r>
+      <w:r>
+        <w:rPr>
+          <w:rFonts w:hint="eastAsia"/>
+        </w:rPr>
+        <w:t>结算</w:t>
       </w:r>
     </w:p>
     <w:p>
@@ -5298,693 +5105,13 @@
         <w:rPr>
           <w:rFonts w:hint="eastAsia"/>
         </w:rPr>
-        <w:t>要求玩家</w:t>
-      </w:r>
-      <w:r>
-        <w:rPr>
-          <w:rFonts w:hint="eastAsia"/>
-        </w:rPr>
-        <w:t>从某处</w:t>
-      </w:r>
-      <w:r>
-        <w:rPr>
-          <w:rFonts w:hint="eastAsia"/>
-        </w:rPr>
-        <w:t>选前/第</w:t>
-      </w:r>
-      <w:r>
-        <w:rPr>
-          <w:rFonts w:hint="eastAsia"/>
-        </w:rPr>
-        <w:t>n</w:t>
-      </w:r>
-      <w:r>
-        <w:rPr>
-          <w:rFonts w:hint="eastAsia"/>
-        </w:rPr>
-        <w:t>张符合条件的牌时，从</w:t>
-      </w:r>
-      <w:proofErr w:type="gramStart"/>
-      <w:r>
-        <w:rPr>
-          <w:rFonts w:hint="eastAsia"/>
-        </w:rPr>
-        <w:t>对应</w:t>
-      </w:r>
-      <w:r>
-        <w:rPr>
-          <w:rFonts w:hint="eastAsia"/>
-        </w:rPr>
-        <w:t>牌堆</w:t>
-      </w:r>
-      <w:r>
-        <w:rPr>
-          <w:rFonts w:hint="eastAsia"/>
-        </w:rPr>
-        <w:t>查找</w:t>
-      </w:r>
-      <w:proofErr w:type="gramEnd"/>
-      <w:r>
-        <w:rPr>
-          <w:rFonts w:hint="eastAsia"/>
-        </w:rPr>
-        <w:t>前</w:t>
-      </w:r>
-      <w:r>
-        <w:rPr>
-          <w:rFonts w:hint="eastAsia"/>
-        </w:rPr>
-        <w:t>/第</w:t>
-      </w:r>
-      <w:r>
-        <w:rPr>
-          <w:rFonts w:hint="eastAsia"/>
-        </w:rPr>
-        <w:t>n</w:t>
-      </w:r>
-      <w:r>
-        <w:rPr>
-          <w:rFonts w:hint="eastAsia"/>
-        </w:rPr>
-        <w:t>张符合要求的牌，然后洗牌。</w:t>
-      </w:r>
-    </w:p>
-    <w:p>
-      <w:pPr>
-        <w:rPr>
-          <w:rFonts w:hint="eastAsia"/>
-        </w:rPr>
-      </w:pPr>
-      <w:r>
-        <w:tab/>
-      </w:r>
-      <w:r>
-        <w:rPr>
-          <w:rFonts w:hint="eastAsia"/>
-        </w:rPr>
-        <w:t>如果没能查找到需要检索的牌，</w:t>
-      </w:r>
-      <w:r>
-        <w:rPr>
-          <w:rFonts w:hint="eastAsia"/>
-        </w:rPr>
-        <w:t>则</w:t>
-      </w:r>
-      <w:r>
-        <w:rPr>
-          <w:rFonts w:hint="eastAsia"/>
-        </w:rPr>
-        <w:t>直接</w:t>
-      </w:r>
-      <w:r>
-        <w:rPr>
-          <w:rFonts w:hint="eastAsia"/>
-        </w:rPr>
-        <w:t>洗牌，</w:t>
-      </w:r>
-      <w:r>
-        <w:rPr>
-          <w:rFonts w:hint="eastAsia"/>
-        </w:rPr>
-        <w:t>并</w:t>
-      </w:r>
-      <w:r>
-        <w:rPr>
-          <w:rFonts w:hint="eastAsia"/>
-        </w:rPr>
-        <w:t>使</w:t>
-      </w:r>
-      <w:r>
-        <w:rPr>
-          <w:rFonts w:hint="eastAsia"/>
-        </w:rPr>
-        <w:t>检索</w:t>
-      </w:r>
-      <w:r>
-        <w:rPr>
-          <w:rFonts w:hint="eastAsia"/>
-        </w:rPr>
-        <w:t>效果</w:t>
-      </w:r>
-      <w:r>
-        <w:rPr>
-          <w:rFonts w:hint="eastAsia"/>
-        </w:rPr>
-        <w:t>中止</w:t>
-      </w:r>
-      <w:r>
-        <w:rPr>
-          <w:rFonts w:hint="eastAsia"/>
-        </w:rPr>
-        <w:t>。</w:t>
-      </w:r>
-    </w:p>
-    <w:p>
-      <w:pPr>
-        <w:pStyle w:val="3"/>
-        <w:rPr>
-          <w:rFonts w:hint="eastAsia"/>
-        </w:rPr>
-      </w:pPr>
-      <w:proofErr w:type="gramStart"/>
-      <w:r>
-        <w:rPr>
-          <w:rFonts w:hint="eastAsia"/>
-        </w:rPr>
-        <w:t>送墓</w:t>
-      </w:r>
-      <w:proofErr w:type="gramEnd"/>
-      <w:r>
-        <w:rPr>
-          <w:rFonts w:hint="eastAsia"/>
-        </w:rPr>
-        <w:t>/</w:t>
-      </w:r>
-      <w:r>
-        <w:rPr>
-          <w:rFonts w:hint="eastAsia"/>
-        </w:rPr>
-        <w:t>消灭/死亡</w:t>
-      </w:r>
-    </w:p>
-    <w:p>
-      <w:pPr>
-        <w:rPr>
-          <w:rFonts w:hint="eastAsia"/>
-        </w:rPr>
-      </w:pPr>
-      <w:r>
-        <w:tab/>
-      </w:r>
-      <w:r>
-        <w:rPr>
-          <w:rFonts w:hint="eastAsia"/>
-        </w:rPr>
-        <w:t>主牌堆的牌从场上</w:t>
-      </w:r>
-      <w:r>
-        <w:rPr>
-          <w:rFonts w:hint="eastAsia"/>
-        </w:rPr>
-        <w:t>送去墓地，则称那张牌死亡</w:t>
-      </w:r>
-      <w:r>
-        <w:rPr>
-          <w:rFonts w:hint="eastAsia"/>
-        </w:rPr>
-        <w:t>，一张牌A的效果导致另一张牌B死亡时，称为A消灭了B</w:t>
-      </w:r>
-      <w:r>
-        <w:rPr>
-          <w:rFonts w:hint="eastAsia"/>
-        </w:rPr>
-        <w:t>。部分牌的效果也能将牌从其他地方送去墓地，</w:t>
-      </w:r>
-      <w:r>
-        <w:rPr>
-          <w:rFonts w:hint="eastAsia"/>
-        </w:rPr>
-        <w:t>称为送墓</w:t>
-      </w:r>
-      <w:r>
-        <w:rPr>
-          <w:rFonts w:hint="eastAsia"/>
-        </w:rPr>
-        <w:t>，</w:t>
-      </w:r>
-      <w:r>
-        <w:rPr>
-          <w:rFonts w:hint="eastAsia"/>
-        </w:rPr>
-        <w:t>如无</w:t>
-      </w:r>
-      <w:r>
-        <w:rPr>
-          <w:rFonts w:hint="eastAsia"/>
-        </w:rPr>
-        <w:t>特别说明，</w:t>
-      </w:r>
-      <w:proofErr w:type="gramStart"/>
-      <w:r>
-        <w:rPr>
-          <w:rFonts w:hint="eastAsia"/>
-        </w:rPr>
-        <w:t>不</w:t>
-      </w:r>
-      <w:proofErr w:type="gramEnd"/>
-      <w:r>
-        <w:rPr>
-          <w:rFonts w:hint="eastAsia"/>
-        </w:rPr>
-        <w:t>视为</w:t>
-      </w:r>
-      <w:r>
-        <w:rPr>
-          <w:rFonts w:hint="eastAsia"/>
-        </w:rPr>
-        <w:t>消灭和</w:t>
-      </w:r>
-      <w:r>
-        <w:rPr>
-          <w:rFonts w:hint="eastAsia"/>
-        </w:rPr>
-        <w:t>死亡。</w:t>
-      </w:r>
-    </w:p>
-    <w:p>
-      <w:pPr>
-        <w:rPr>
-          <w:rFonts w:hint="eastAsia"/>
-        </w:rPr>
-      </w:pPr>
-      <w:r>
-        <w:tab/>
-      </w:r>
-      <w:r>
-        <w:rPr>
-          <w:rFonts w:hint="eastAsia"/>
-        </w:rPr>
-        <w:t>场上的牌点数变为0时，在当前结算结束后</w:t>
-      </w:r>
-      <w:r>
-        <w:rPr>
-          <w:rFonts w:hint="eastAsia"/>
-        </w:rPr>
-        <w:t>立即</w:t>
-      </w:r>
-      <w:r>
-        <w:rPr>
-          <w:rFonts w:hint="eastAsia"/>
-        </w:rPr>
-        <w:t>死亡。</w:t>
-      </w:r>
-    </w:p>
-    <w:p>
-      <w:pPr>
-        <w:pStyle w:val="3"/>
-        <w:rPr>
-          <w:rFonts w:hint="eastAsia"/>
-        </w:rPr>
-      </w:pPr>
-      <w:r>
-        <w:rPr>
-          <w:rFonts w:hint="eastAsia"/>
-        </w:rPr>
-        <w:lastRenderedPageBreak/>
-        <w:t>点数修改</w:t>
-      </w:r>
-      <w:proofErr w:type="gramStart"/>
-      <w:r>
-        <w:rPr>
-          <w:rFonts w:hint="eastAsia"/>
-        </w:rPr>
-        <w:t>类效果</w:t>
-      </w:r>
-      <w:proofErr w:type="gramEnd"/>
-      <w:r>
-        <w:rPr>
-          <w:rFonts w:hint="eastAsia"/>
-        </w:rPr>
-        <w:t>的优先级</w:t>
-      </w:r>
-    </w:p>
-    <w:p>
-      <w:pPr>
-        <w:rPr>
-          <w:rFonts w:hint="eastAsia"/>
-        </w:rPr>
-      </w:pPr>
-      <w:r>
-        <w:tab/>
-      </w:r>
-      <w:r>
-        <w:rPr>
-          <w:rFonts w:hint="eastAsia"/>
-        </w:rPr>
-        <w:t>多个点数修改</w:t>
-      </w:r>
-      <w:proofErr w:type="gramStart"/>
-      <w:r>
-        <w:rPr>
-          <w:rFonts w:hint="eastAsia"/>
-        </w:rPr>
-        <w:t>类效果</w:t>
-      </w:r>
-      <w:proofErr w:type="gramEnd"/>
-      <w:r>
-        <w:rPr>
-          <w:rFonts w:hint="eastAsia"/>
-        </w:rPr>
-        <w:t>同时作用于同一张牌时，持续效果先生效，发动效果后生效。例如，某张牌的原始点数为1，被持续效果将点数修改为2，而另一发动效果使其点数加1，则这张牌的最终点数为3而不是2；另1张牌的原始点数为1，持续效果使其点数加1，另一发动效果将其点数修改为2，则这张牌的最终点数为2而不是3。</w:t>
-      </w:r>
-    </w:p>
-    <w:p>
-      <w:pPr>
-        <w:pStyle w:val="3"/>
-        <w:rPr>
-          <w:rFonts w:hint="eastAsia"/>
-        </w:rPr>
-      </w:pPr>
-      <w:r>
-        <w:rPr>
-          <w:rFonts w:hint="eastAsia"/>
-        </w:rPr>
-        <w:t>抽牌/加入手牌。</w:t>
-      </w:r>
-    </w:p>
-    <w:p>
-      <w:pPr>
-        <w:rPr>
-          <w:rFonts w:hint="eastAsia"/>
-        </w:rPr>
-      </w:pPr>
-      <w:r>
-        <w:tab/>
-      </w:r>
-      <w:r>
-        <w:rPr>
-          <w:rFonts w:hint="eastAsia"/>
-        </w:rPr>
-        <w:t>没有限定来源的情况下，抽牌指从</w:t>
-      </w:r>
-      <w:proofErr w:type="gramStart"/>
-      <w:r>
-        <w:rPr>
-          <w:rFonts w:hint="eastAsia"/>
-        </w:rPr>
-        <w:t>主牌堆将牌</w:t>
-      </w:r>
-      <w:proofErr w:type="gramEnd"/>
-      <w:r>
-        <w:rPr>
-          <w:rFonts w:hint="eastAsia"/>
-        </w:rPr>
-        <w:t>加入手牌。</w:t>
-      </w:r>
-    </w:p>
-    <w:p>
-      <w:pPr>
-        <w:pStyle w:val="3"/>
-        <w:rPr>
-          <w:rFonts w:hint="eastAsia"/>
-        </w:rPr>
-      </w:pPr>
-      <w:r>
-        <w:rPr>
-          <w:rFonts w:hint="eastAsia"/>
-        </w:rPr>
-        <w:t>受玩家控制/与玩家敌对</w:t>
-      </w:r>
-    </w:p>
-    <w:p>
-      <w:r>
-        <w:tab/>
-      </w:r>
-      <w:proofErr w:type="gramStart"/>
-      <w:r>
-        <w:rPr>
-          <w:rFonts w:hint="eastAsia"/>
-        </w:rPr>
-        <w:t>玩家手牌区</w:t>
-      </w:r>
-      <w:proofErr w:type="gramEnd"/>
-      <w:r>
-        <w:rPr>
-          <w:rFonts w:hint="eastAsia"/>
-        </w:rPr>
-        <w:t>和场上玩家侧的牌</w:t>
-      </w:r>
-      <w:r>
-        <w:rPr>
-          <w:rFonts w:hint="eastAsia"/>
-        </w:rPr>
-        <w:t>视作受玩家</w:t>
-      </w:r>
-      <w:r>
-        <w:rPr>
-          <w:rFonts w:hint="eastAsia"/>
-        </w:rPr>
-        <w:t>控制</w:t>
-      </w:r>
-      <w:r>
-        <w:rPr>
-          <w:rFonts w:hint="eastAsia"/>
-        </w:rPr>
-        <w:t>。</w:t>
-      </w:r>
-    </w:p>
-    <w:p>
-      <w:pPr>
-        <w:pStyle w:val="3"/>
-        <w:rPr>
-          <w:rFonts w:hint="eastAsia"/>
-        </w:rPr>
-      </w:pPr>
-      <w:r>
-        <w:rPr>
-          <w:rFonts w:hint="eastAsia"/>
-        </w:rPr>
-        <w:t>效果中止</w:t>
-      </w:r>
-    </w:p>
-    <w:p>
-      <w:pPr>
-        <w:rPr>
-          <w:rFonts w:hint="eastAsia"/>
-        </w:rPr>
-      </w:pPr>
-      <w:r>
-        <w:tab/>
-      </w:r>
-      <w:r>
-        <w:rPr>
-          <w:rFonts w:hint="eastAsia"/>
-        </w:rPr>
-        <w:t>效果处理途中</w:t>
-      </w:r>
-      <w:r>
-        <w:rPr>
-          <w:rFonts w:hint="eastAsia"/>
-        </w:rPr>
-        <w:t>遇到</w:t>
-      </w:r>
-      <w:r>
-        <w:rPr>
-          <w:rFonts w:hint="eastAsia"/>
-        </w:rPr>
-        <w:t>无法继续处理</w:t>
-      </w:r>
-      <w:r>
-        <w:rPr>
-          <w:rFonts w:hint="eastAsia"/>
-        </w:rPr>
-        <w:t>的情况</w:t>
-      </w:r>
-      <w:r>
-        <w:rPr>
-          <w:rFonts w:hint="eastAsia"/>
-        </w:rPr>
-        <w:t>时，</w:t>
-      </w:r>
-      <w:r>
-        <w:rPr>
-          <w:rFonts w:hint="eastAsia"/>
-        </w:rPr>
-        <w:t>将同一句话中</w:t>
-      </w:r>
-      <w:r>
-        <w:rPr>
-          <w:rFonts w:hint="eastAsia"/>
-        </w:rPr>
-        <w:t>的后续</w:t>
-      </w:r>
-      <w:r>
-        <w:rPr>
-          <w:rFonts w:hint="eastAsia"/>
-        </w:rPr>
-        <w:t>处理</w:t>
-      </w:r>
-      <w:r>
-        <w:rPr>
-          <w:rFonts w:hint="eastAsia"/>
-        </w:rPr>
-        <w:t>全部跳过</w:t>
-      </w:r>
-      <w:r>
-        <w:rPr>
-          <w:rFonts w:hint="eastAsia"/>
-        </w:rPr>
-        <w:t>，从下一句开始继续处理</w:t>
-      </w:r>
-      <w:r>
-        <w:rPr>
-          <w:rFonts w:hint="eastAsia"/>
-        </w:rPr>
-        <w:t>。例如，</w:t>
-      </w:r>
-      <w:r>
-        <w:rPr>
-          <w:rFonts w:hint="eastAsia"/>
-        </w:rPr>
-        <w:t>一个效果</w:t>
-      </w:r>
-      <w:r>
-        <w:rPr>
-          <w:rFonts w:hint="eastAsia"/>
-        </w:rPr>
-        <w:t>要求玩家</w:t>
-      </w:r>
-      <w:r>
-        <w:rPr>
-          <w:rFonts w:hint="eastAsia"/>
-        </w:rPr>
-        <w:t>“</w:t>
-      </w:r>
-      <w:r>
-        <w:rPr>
-          <w:rFonts w:hint="eastAsia"/>
-        </w:rPr>
-        <w:t>从主牌堆抽1张牌，再将1张手牌放回主牌堆</w:t>
-      </w:r>
-      <w:r>
-        <w:rPr>
-          <w:rFonts w:hint="eastAsia"/>
-        </w:rPr>
-        <w:t>。然后受到1伤害”</w:t>
-      </w:r>
-      <w:r>
-        <w:rPr>
-          <w:rFonts w:hint="eastAsia"/>
-        </w:rPr>
-        <w:t>，</w:t>
-      </w:r>
-      <w:r>
-        <w:rPr>
-          <w:rFonts w:hint="eastAsia"/>
-        </w:rPr>
-        <w:t>如果</w:t>
-      </w:r>
-      <w:proofErr w:type="gramStart"/>
-      <w:r>
-        <w:rPr>
-          <w:rFonts w:hint="eastAsia"/>
-        </w:rPr>
-        <w:t>该效果</w:t>
-      </w:r>
-      <w:proofErr w:type="gramEnd"/>
-      <w:r>
-        <w:rPr>
-          <w:rFonts w:hint="eastAsia"/>
-        </w:rPr>
-        <w:t>发动时，</w:t>
-      </w:r>
-      <w:r>
-        <w:rPr>
-          <w:rFonts w:hint="eastAsia"/>
-        </w:rPr>
-        <w:t>主牌</w:t>
-      </w:r>
-      <w:proofErr w:type="gramStart"/>
-      <w:r>
-        <w:rPr>
-          <w:rFonts w:hint="eastAsia"/>
-        </w:rPr>
-        <w:t>堆已经</w:t>
-      </w:r>
-      <w:proofErr w:type="gramEnd"/>
-      <w:r>
-        <w:rPr>
-          <w:rFonts w:hint="eastAsia"/>
-        </w:rPr>
-        <w:t>没有牌了，则</w:t>
-      </w:r>
-      <w:proofErr w:type="gramStart"/>
-      <w:r>
-        <w:rPr>
-          <w:rFonts w:hint="eastAsia"/>
-        </w:rPr>
-        <w:t>玩家既</w:t>
-      </w:r>
-      <w:proofErr w:type="gramEnd"/>
-      <w:r>
-        <w:rPr>
-          <w:rFonts w:hint="eastAsia"/>
-        </w:rPr>
-        <w:t>不能从主牌堆抽牌，也不需要将手牌放回主牌堆</w:t>
-      </w:r>
-      <w:r>
-        <w:rPr>
-          <w:rFonts w:hint="eastAsia"/>
-        </w:rPr>
-        <w:t>，但是仍会受到1伤害</w:t>
-      </w:r>
-      <w:r>
-        <w:rPr>
-          <w:rFonts w:hint="eastAsia"/>
-        </w:rPr>
-        <w:t>。</w:t>
-      </w:r>
-    </w:p>
-    <w:p>
-      <w:pPr>
-        <w:pStyle w:val="3"/>
-        <w:rPr>
-          <w:rFonts w:hint="eastAsia"/>
-        </w:rPr>
-      </w:pPr>
-      <w:r>
-        <w:rPr>
-          <w:rFonts w:hint="eastAsia"/>
-        </w:rPr>
-        <w:t>效果的</w:t>
-      </w:r>
-      <w:r>
-        <w:rPr>
-          <w:rFonts w:hint="eastAsia"/>
-        </w:rPr>
-        <w:t>插入</w:t>
-      </w:r>
-      <w:r>
-        <w:rPr>
-          <w:rFonts w:hint="eastAsia"/>
-        </w:rPr>
-        <w:t>结算</w:t>
-      </w:r>
-    </w:p>
-    <w:p>
-      <w:pPr>
-        <w:rPr>
-          <w:rFonts w:hint="eastAsia"/>
-        </w:rPr>
-      </w:pPr>
-      <w:r>
-        <w:tab/>
-      </w:r>
-      <w:r>
-        <w:rPr>
-          <w:rFonts w:hint="eastAsia"/>
-        </w:rPr>
         <w:t>一个效果执行中时，如果满足了其他效果的触发条件，</w:t>
       </w:r>
       <w:r>
         <w:rPr>
           <w:rFonts w:hint="eastAsia"/>
         </w:rPr>
-        <w:t>也</w:t>
-      </w:r>
-      <w:proofErr w:type="gramStart"/>
-      <w:r>
-        <w:rPr>
-          <w:rFonts w:hint="eastAsia"/>
-        </w:rPr>
-        <w:t>不</w:t>
-      </w:r>
-      <w:proofErr w:type="gramEnd"/>
-      <w:r>
-        <w:rPr>
-          <w:rFonts w:hint="eastAsia"/>
-        </w:rPr>
-        <w:t>立即触发，而是将其记录下来，等到</w:t>
+        <w:t>也不立即触发，而是将其记录下来，等到</w:t>
       </w:r>
       <w:r>
         <w:rPr>
@@ -6181,7 +5308,6 @@
         </w:rPr>
         <w:t>发动效果的</w:t>
       </w:r>
-      <w:proofErr w:type="gramStart"/>
       <w:r>
         <w:rPr>
           <w:rFonts w:hint="eastAsia"/>
@@ -6192,14 +5318,7 @@
         <w:rPr>
           <w:rFonts w:hint="eastAsia"/>
         </w:rPr>
-        <w:t>所在</w:t>
-      </w:r>
-      <w:proofErr w:type="gramEnd"/>
-      <w:r>
-        <w:rPr>
-          <w:rFonts w:hint="eastAsia"/>
-        </w:rPr>
-        <w:t>房间的同侧</w:t>
+        <w:t>所在房间的同侧</w:t>
       </w:r>
       <w:r>
         <w:rPr>
@@ -6332,53 +5451,13 @@
         <w:rPr>
           <w:rFonts w:hint="eastAsia"/>
         </w:rPr>
-        <w:t>包含从任意地点被弃置</w:t>
-      </w:r>
-      <w:proofErr w:type="gramStart"/>
-      <w:r>
-        <w:rPr>
-          <w:rFonts w:hint="eastAsia"/>
-        </w:rPr>
-        <w:t>到弃牌堆</w:t>
-      </w:r>
-      <w:proofErr w:type="gramEnd"/>
-      <w:r>
-        <w:rPr>
-          <w:rFonts w:hint="eastAsia"/>
-        </w:rPr>
-        <w:t>的情况</w:t>
-      </w:r>
-      <w:r>
-        <w:rPr>
-          <w:rFonts w:hint="eastAsia"/>
-        </w:rPr>
-        <w:t>，</w:t>
-      </w:r>
-      <w:r>
-        <w:rPr>
-          <w:rFonts w:hint="eastAsia"/>
-        </w:rPr>
-        <w:t>包括且不限于从战场</w:t>
-      </w:r>
-      <w:r>
-        <w:rPr>
-          <w:rFonts w:hint="eastAsia"/>
-        </w:rPr>
-        <w:t>、手牌、地城区、主牌堆、</w:t>
-      </w:r>
-      <w:proofErr w:type="gramStart"/>
-      <w:r>
-        <w:rPr>
-          <w:rFonts w:hint="eastAsia"/>
-        </w:rPr>
-        <w:t>弃牌堆</w:t>
-      </w:r>
-      <w:proofErr w:type="gramEnd"/>
-      <w:r>
-        <w:rPr>
-          <w:rFonts w:hint="eastAsia"/>
-        </w:rPr>
-        <w:t>等</w:t>
+        <w:t>包含从任意地点被弃置到弃牌堆的情况</w:t>
+      </w:r>
+      <w:r>
+        <w:rPr>
+          <w:rFonts w:hint="eastAsia"/>
+        </w:rPr>
+        <w:t>，包括且不限于从战场、手牌、地城区、主牌堆、弃牌堆等</w:t>
       </w:r>
       <w:r>
         <w:rPr>
@@ -6459,21 +5538,7 @@
         <w:rPr>
           <w:rFonts w:hint="eastAsia"/>
         </w:rPr>
-        <w:t>双人模式下，需要额外用到玩家指示物，每名玩家从玩家指示物堆中取一种颜色的指示物若干，之后需要使用更多玩家指示物时，再从该堆中</w:t>
-      </w:r>
-      <w:proofErr w:type="gramStart"/>
-      <w:r>
-        <w:rPr>
-          <w:rFonts w:hint="eastAsia"/>
-        </w:rPr>
-        <w:t>取同样</w:t>
-      </w:r>
-      <w:proofErr w:type="gramEnd"/>
-      <w:r>
-        <w:rPr>
-          <w:rFonts w:hint="eastAsia"/>
-        </w:rPr>
-        <w:t>颜色的指示物。</w:t>
+        <w:t>双人模式下，需要额外用到玩家指示物，每名玩家从玩家指示物堆中取一种颜色的指示物若干，之后需要使用更多玩家指示物时，再从该堆中取同样颜色的指示物。</w:t>
       </w:r>
     </w:p>
     <w:p>
@@ -6553,36 +5618,283 @@
         <w:rPr>
           <w:rFonts w:hint="eastAsia"/>
         </w:rPr>
-        <w:t>两名玩家选好初始遗物牌后，按照先P1再P2的顺序，各自将未选中的遗物</w:t>
-      </w:r>
-      <w:proofErr w:type="gramStart"/>
-      <w:r>
-        <w:rPr>
-          <w:rFonts w:hint="eastAsia"/>
-        </w:rPr>
-        <w:t>牌按照</w:t>
-      </w:r>
-      <w:proofErr w:type="gramEnd"/>
-      <w:r>
-        <w:rPr>
-          <w:rFonts w:hint="eastAsia"/>
-        </w:rPr>
-        <w:t>任意顺序放到</w:t>
-      </w:r>
-      <w:proofErr w:type="gramStart"/>
-      <w:r>
-        <w:rPr>
-          <w:rFonts w:hint="eastAsia"/>
-        </w:rPr>
-        <w:t>遗物牌堆底</w:t>
-      </w:r>
-      <w:proofErr w:type="gramEnd"/>
+        <w:t>两名玩家选好初始遗物牌后，按照先P1再P2的顺序，各自将未选中的遗物牌按照任意顺序放到遗物牌堆底。</w:t>
+      </w:r>
+    </w:p>
+    <w:p>
+      <w:pPr>
+        <w:pStyle w:val="3"/>
+        <w:rPr>
+          <w:rFonts w:hint="eastAsia"/>
+        </w:rPr>
+      </w:pPr>
+      <w:r>
+        <w:rPr>
+          <w:rFonts w:hint="eastAsia"/>
+        </w:rPr>
+        <w:t>回合流程的变动</w:t>
+      </w:r>
+    </w:p>
+    <w:p>
+      <w:pPr>
+        <w:rPr>
+          <w:rFonts w:hint="eastAsia"/>
+        </w:rPr>
+      </w:pPr>
+      <w:r>
+        <w:tab/>
+      </w:r>
+      <w:r>
+        <w:rPr>
+          <w:rFonts w:hint="eastAsia"/>
+        </w:rPr>
+        <w:t>回合流程中，一部分操作需要两名玩家各自执行，一部分动作需要两名玩家选出一人执行。各自执行时，先后顺序均由两名玩家讨论决定，需要选出一名玩家执行时，执行者也由两名玩家讨论决定。意见不合的情况下，两人猜拳，由猜拳的胜者决定。</w:t>
+      </w:r>
+    </w:p>
+    <w:p>
+      <w:pPr>
+        <w:rPr>
+          <w:rFonts w:hint="eastAsia"/>
+        </w:rPr>
+      </w:pPr>
+      <w:r>
+        <w:tab/>
+      </w:r>
+      <w:r>
+        <w:rPr>
+          <w:rFonts w:hint="eastAsia"/>
+        </w:rPr>
+        <w:t>回合开始阶段，</w:t>
+      </w:r>
+      <w:r>
+        <w:rPr>
+          <w:rFonts w:hint="eastAsia"/>
+        </w:rPr>
+        <w:t>先选出一名玩家，由其负责主导本回合的行动。</w:t>
+      </w:r>
+      <w:r>
+        <w:rPr>
+          <w:rFonts w:hint="eastAsia"/>
+        </w:rPr>
+        <w:t>如果探索区没有牌，则两名玩家各自整理战利品</w:t>
+      </w:r>
+      <w:r>
+        <w:rPr>
+          <w:rFonts w:hint="eastAsia"/>
+        </w:rPr>
+        <w:t>，负责行动的玩家先执行</w:t>
+      </w:r>
+      <w:r>
+        <w:rPr>
+          <w:rFonts w:hint="eastAsia"/>
+        </w:rPr>
+        <w:t>，</w:t>
+      </w:r>
+      <w:r>
+        <w:rPr>
+          <w:rFonts w:hint="eastAsia"/>
+        </w:rPr>
+        <w:t>整理战利品时的规则相比单人规则有所变动，另作说明</w:t>
+      </w:r>
+      <w:r>
+        <w:rPr>
+          <w:rFonts w:hint="eastAsia"/>
+        </w:rPr>
+        <w:t>，之后，</w:t>
+      </w:r>
+      <w:r>
+        <w:rPr>
+          <w:rFonts w:hint="eastAsia"/>
+        </w:rPr>
+        <w:t>由</w:t>
+      </w:r>
+      <w:r>
+        <w:rPr>
+          <w:rFonts w:hint="eastAsia"/>
+        </w:rPr>
+        <w:t>负责行动的玩家</w:t>
+      </w:r>
+      <w:r>
+        <w:rPr>
+          <w:rFonts w:hint="eastAsia"/>
+        </w:rPr>
+        <w:t>决定先长休还是先重置探索区，长休时，两名玩家各自执行长休流程</w:t>
+      </w:r>
+      <w:r>
+        <w:rPr>
+          <w:rFonts w:hint="eastAsia"/>
+        </w:rPr>
+        <w:t>，仍旧是负责行动的玩家先执行</w:t>
+      </w:r>
       <w:r>
         <w:rPr>
           <w:rFonts w:hint="eastAsia"/>
         </w:rPr>
         <w:t>。</w:t>
       </w:r>
+      <w:r>
+        <w:rPr>
+          <w:rFonts w:hint="eastAsia"/>
+        </w:rPr>
+        <w:t>回合开始阶段中，</w:t>
+      </w:r>
+      <w:r>
+        <w:rPr>
+          <w:rFonts w:hint="eastAsia"/>
+        </w:rPr>
+        <w:t>如果探索区有牌发动效果，且那个效果指向玩家，则由负责行动的玩家承受。</w:t>
+      </w:r>
+    </w:p>
+    <w:p>
+      <w:pPr>
+        <w:rPr>
+          <w:rFonts w:hint="eastAsia"/>
+        </w:rPr>
+      </w:pPr>
+      <w:r>
+        <w:tab/>
+      </w:r>
+      <w:r>
+        <w:rPr>
+          <w:rFonts w:hint="eastAsia"/>
+        </w:rPr>
+        <w:t>负责行动的</w:t>
+      </w:r>
+      <w:r>
+        <w:rPr>
+          <w:rFonts w:hint="eastAsia"/>
+        </w:rPr>
+        <w:t>玩家</w:t>
+      </w:r>
+      <w:r>
+        <w:rPr>
+          <w:rFonts w:hint="eastAsia"/>
+        </w:rPr>
+        <w:t>选择短休或长休时，仅那名玩家使用自己的玩家面板执行相应流程，</w:t>
+      </w:r>
+      <w:r>
+        <w:rPr>
+          <w:rFonts w:hint="eastAsia"/>
+        </w:rPr>
+        <w:t>一切效果仅对那名玩家自己生效，如同另一名玩家不存在</w:t>
+      </w:r>
+      <w:r>
+        <w:rPr>
+          <w:rFonts w:hint="eastAsia"/>
+        </w:rPr>
+        <w:t>。</w:t>
+      </w:r>
+      <w:r>
+        <w:rPr>
+          <w:rFonts w:hint="eastAsia"/>
+        </w:rPr>
+        <w:t>例如，某个回合的行动阶段，两名玩家讨论决定由P1来行动，P1选择</w:t>
+      </w:r>
+      <w:r>
+        <w:rPr>
+          <w:rFonts w:hint="eastAsia"/>
+        </w:rPr>
+        <w:t>短</w:t>
+      </w:r>
+      <w:r>
+        <w:rPr>
+          <w:rFonts w:hint="eastAsia"/>
+        </w:rPr>
+        <w:t>休，此时消耗</w:t>
+      </w:r>
+      <w:r>
+        <w:rPr>
+          <w:rFonts w:hint="eastAsia"/>
+        </w:rPr>
+        <w:t>1</w:t>
+      </w:r>
+      <w:r>
+        <w:rPr>
+          <w:rFonts w:hint="eastAsia"/>
+        </w:rPr>
+        <w:t>时间，即将</w:t>
+      </w:r>
+      <w:r>
+        <w:rPr>
+          <w:rFonts w:hint="eastAsia"/>
+        </w:rPr>
+        <w:t>1</w:t>
+      </w:r>
+      <w:r>
+        <w:rPr>
+          <w:rFonts w:hint="eastAsia"/>
+        </w:rPr>
+        <w:t>张牌从主牌堆移动到P1玩家面板下的弃牌堆，</w:t>
+      </w:r>
+      <w:r>
+        <w:rPr>
+          <w:rFonts w:hint="eastAsia"/>
+        </w:rPr>
+        <w:t>然而，弃置的那一张牌是[掉宝地精]，触</w:t>
+      </w:r>
+      <w:r>
+        <w:rPr>
+          <w:rFonts w:hint="eastAsia"/>
+        </w:rPr>
+        <w:lastRenderedPageBreak/>
+        <w:t>发了其“被弃置时，玩家将手牌补满”的效果，此时，效果文本中的“玩家”仅指当前行动的玩家，即P1，所以P1将自己的手牌补满，</w:t>
+      </w:r>
+      <w:r>
+        <w:rPr>
+          <w:rFonts w:hint="eastAsia"/>
+        </w:rPr>
+        <w:t>然后</w:t>
+      </w:r>
+      <w:r>
+        <w:rPr>
+          <w:rFonts w:hint="eastAsia"/>
+        </w:rPr>
+        <w:t>执行短休的流程重抽任意张手牌，整个流程中，P2的玩家面板不发生任何变化</w:t>
+      </w:r>
+      <w:r>
+        <w:rPr>
+          <w:rFonts w:hint="eastAsia"/>
+        </w:rPr>
+        <w:t>。</w:t>
+      </w:r>
+    </w:p>
+    <w:p>
+      <w:pPr>
+        <w:rPr>
+          <w:rFonts w:hint="eastAsia"/>
+        </w:rPr>
+      </w:pPr>
+      <w:r>
+        <w:tab/>
+      </w:r>
+      <w:r>
+        <w:rPr>
+          <w:rFonts w:hint="eastAsia"/>
+        </w:rPr>
+        <w:t>行动阶段的战斗流程变动较多，另作说明。</w:t>
+      </w:r>
+    </w:p>
+    <w:p>
+      <w:pPr>
+        <w:rPr>
+          <w:rFonts w:hint="eastAsia"/>
+        </w:rPr>
+      </w:pPr>
+      <w:r>
+        <w:tab/>
+      </w:r>
+      <w:r>
+        <w:rPr>
+          <w:rFonts w:hint="eastAsia"/>
+        </w:rPr>
+        <w:t>结束阶段检查下楼条件时，单人规则中的“玩家手中没有战利品外的牌”需调整为“所有玩家手中均没有战利品外的牌”。</w:t>
+      </w:r>
+      <w:r>
+        <w:rPr>
+          <w:rFonts w:hint="eastAsia"/>
+        </w:rPr>
+        <w:t>结束阶段发动的牌效果如有指向玩家的，处理方式和回合开始阶段的处理方式一致，都由当回合负责行动的玩家承受。</w:t>
+      </w:r>
     </w:p>
     <w:p>
       <w:pPr>
@@ -6595,7 +5907,197 @@
         <w:rPr>
           <w:rFonts w:hint="eastAsia"/>
         </w:rPr>
-        <w:t>回合流程的变动</w:t>
+        <w:t>战斗的变动</w:t>
+      </w:r>
+    </w:p>
+    <w:p>
+      <w:pPr>
+        <w:ind w:firstLine="420"/>
+        <w:rPr>
+          <w:rFonts w:hint="eastAsia"/>
+        </w:rPr>
+      </w:pPr>
+      <w:r>
+        <w:rPr>
+          <w:rFonts w:hint="eastAsia"/>
+        </w:rPr>
+        <w:t>一名玩家出的牌为战场玩家侧某一行的第一张牌时，出牌的玩家在那一行放上自己的玩家指示物，以标记自己为这一行需要进行的战斗轮的主战者。</w:t>
+      </w:r>
+    </w:p>
+    <w:p>
+      <w:pPr>
+        <w:ind w:firstLine="420"/>
+        <w:rPr>
+          <w:rFonts w:hint="eastAsia"/>
+        </w:rPr>
+      </w:pPr>
+      <w:r>
+        <w:rPr>
+          <w:rFonts w:hint="eastAsia"/>
+        </w:rPr>
+        <w:t>负责执行行动的玩家在行动阶段选择进入战斗后，由那名玩家选探索区一列牌移入战场敌对侧，这里假设那名玩家是P1。之后，P1从手牌出牌到战场玩家侧自己那一列的某一行。P1可以一次出多张牌，但只能在一行里出牌。P1出完牌后，轮到P2出牌，</w:t>
+      </w:r>
+      <w:r>
+        <w:rPr>
+          <w:rFonts w:hint="eastAsia"/>
+        </w:rPr>
+        <w:t>但</w:t>
+      </w:r>
+      <w:r>
+        <w:rPr>
+          <w:rFonts w:hint="eastAsia"/>
+        </w:rPr>
+        <w:t>只能将牌出在P1刚才出牌的那一行的同一行或更靠近顶端的行</w:t>
+      </w:r>
+      <w:r>
+        <w:rPr>
+          <w:rFonts w:hint="eastAsia"/>
+        </w:rPr>
+        <w:t>，其他出牌规则同P1，如果</w:t>
+      </w:r>
+      <w:r>
+        <w:rPr>
+          <w:rFonts w:hint="eastAsia"/>
+        </w:rPr>
+        <w:t>P2选择将牌出在P1出牌的</w:t>
+      </w:r>
+      <w:r>
+        <w:rPr>
+          <w:rFonts w:hint="eastAsia"/>
+        </w:rPr>
+        <w:t>新的</w:t>
+      </w:r>
+      <w:r>
+        <w:rPr>
+          <w:rFonts w:hint="eastAsia"/>
+        </w:rPr>
+        <w:t>一行，则P2</w:t>
+      </w:r>
+      <w:r>
+        <w:rPr>
+          <w:rFonts w:hint="eastAsia"/>
+        </w:rPr>
+        <w:t>同样地</w:t>
+      </w:r>
+      <w:r>
+        <w:rPr>
+          <w:rFonts w:hint="eastAsia"/>
+        </w:rPr>
+        <w:t>成为</w:t>
+      </w:r>
+      <w:r>
+        <w:rPr>
+          <w:rFonts w:hint="eastAsia"/>
+        </w:rPr>
+        <w:t>新的那</w:t>
+      </w:r>
+      <w:r>
+        <w:rPr>
+          <w:rFonts w:hint="eastAsia"/>
+        </w:rPr>
+        <w:t>一行的</w:t>
+      </w:r>
+      <w:r>
+        <w:rPr>
+          <w:rFonts w:hint="eastAsia"/>
+        </w:rPr>
+        <w:t>主战者，之后又轮到P1出牌，以此往复直到某一名玩家决定停止出牌。一名玩家停止出牌后，另一名玩家也不能继续出牌了。</w:t>
+      </w:r>
+    </w:p>
+    <w:p>
+      <w:pPr>
+        <w:ind w:firstLine="420"/>
+        <w:rPr>
+          <w:rFonts w:hint="eastAsia"/>
+        </w:rPr>
+      </w:pPr>
+      <w:r>
+        <w:rPr>
+          <w:rFonts w:hint="eastAsia"/>
+        </w:rPr>
+        <w:t>两名玩家出完牌后，战场两侧的合计点数仍按单人规则计算。</w:t>
+      </w:r>
+      <w:r>
+        <w:rPr>
+          <w:rFonts w:hint="eastAsia"/>
+        </w:rPr>
+        <w:t>如果战场中的牌效果指向玩家，那么其指向的是发动效果的牌所在的行的主战者。</w:t>
+      </w:r>
+      <w:r>
+        <w:rPr>
+          <w:rFonts w:hint="eastAsia"/>
+        </w:rPr>
+        <w:t>类似地，</w:t>
+      </w:r>
+      <w:r>
+        <w:rPr>
+          <w:rFonts w:hint="eastAsia"/>
+        </w:rPr>
+        <w:t>战场中</w:t>
+      </w:r>
+      <w:r>
+        <w:rPr>
+          <w:rFonts w:hint="eastAsia"/>
+        </w:rPr>
+        <w:t>的</w:t>
+      </w:r>
+      <w:r>
+        <w:rPr>
+          <w:rFonts w:hint="eastAsia"/>
+        </w:rPr>
+        <w:t>牌需要</w:t>
+      </w:r>
+      <w:r>
+        <w:rPr>
+          <w:rFonts w:hint="eastAsia"/>
+        </w:rPr>
+        <w:t>被</w:t>
+      </w:r>
+      <w:r>
+        <w:rPr>
+          <w:rFonts w:hint="eastAsia"/>
+        </w:rPr>
+        <w:t>弃置时，弃置到那张牌所在行的主战者的弃牌堆。</w:t>
+      </w:r>
+      <w:r>
+        <w:rPr>
+          <w:rFonts w:hint="eastAsia"/>
+        </w:rPr>
+        <w:t>某一个战斗轮中玩家战败时，也由主战者承受伤害。</w:t>
+      </w:r>
+    </w:p>
+    <w:p>
+      <w:pPr>
+        <w:ind w:firstLine="420"/>
+        <w:rPr>
+          <w:rFonts w:hint="eastAsia"/>
+        </w:rPr>
+      </w:pPr>
+      <w:r>
+        <w:rPr>
+          <w:rFonts w:hint="eastAsia"/>
+        </w:rPr>
+        <w:t>战后，翻开事件牌后，由本回合负责行动的玩家先选一张事件牌结算，结算完成后，另一名玩家再从余下的事件牌中选一张结算。</w:t>
+      </w:r>
+    </w:p>
+    <w:p>
+      <w:pPr>
+        <w:pStyle w:val="3"/>
+        <w:rPr>
+          <w:rFonts w:hint="eastAsia"/>
+        </w:rPr>
+      </w:pPr>
+      <w:r>
+        <w:rPr>
+          <w:rFonts w:hint="eastAsia"/>
+        </w:rPr>
+        <w:t>整理</w:t>
+      </w:r>
+      <w:r>
+        <w:rPr>
+          <w:rFonts w:hint="eastAsia"/>
+        </w:rPr>
+        <w:t>战利品</w:t>
       </w:r>
     </w:p>
     <w:p>
@@ -6611,746 +6113,13 @@
         <w:rPr>
           <w:rFonts w:hint="eastAsia"/>
         </w:rPr>
-        <w:t>回合流程中，一部分操作需要两名玩家各自执行，一部分动作需要两名玩家选出一人执行。各自执行时，先后顺序均由两名玩家讨论决定，需要选出一名玩家执行时，执行者也由两名玩家讨论决定。意见不合的情况下，两人猜拳，由猜拳的胜者决定。</w:t>
-      </w:r>
-    </w:p>
-    <w:p>
-      <w:pPr>
-        <w:rPr>
-          <w:rFonts w:hint="eastAsia"/>
-        </w:rPr>
-      </w:pPr>
-      <w:r>
-        <w:tab/>
-      </w:r>
-      <w:r>
-        <w:rPr>
-          <w:rFonts w:hint="eastAsia"/>
-        </w:rPr>
-        <w:t>回合开始阶段，</w:t>
-      </w:r>
-      <w:r>
-        <w:rPr>
-          <w:rFonts w:hint="eastAsia"/>
-        </w:rPr>
-        <w:t>先选出一名玩家，由其负责主导本回合的行动。</w:t>
-      </w:r>
-      <w:r>
-        <w:rPr>
-          <w:rFonts w:hint="eastAsia"/>
-        </w:rPr>
-        <w:t>如果</w:t>
-      </w:r>
-      <w:proofErr w:type="gramStart"/>
-      <w:r>
-        <w:rPr>
-          <w:rFonts w:hint="eastAsia"/>
-        </w:rPr>
-        <w:t>探索区</w:t>
-      </w:r>
-      <w:proofErr w:type="gramEnd"/>
-      <w:r>
-        <w:rPr>
-          <w:rFonts w:hint="eastAsia"/>
-        </w:rPr>
-        <w:t>没有牌，则两名玩家各自整理战利品</w:t>
-      </w:r>
-      <w:r>
-        <w:rPr>
-          <w:rFonts w:hint="eastAsia"/>
-        </w:rPr>
-        <w:t>，负责行动的</w:t>
-      </w:r>
-      <w:proofErr w:type="gramStart"/>
-      <w:r>
-        <w:rPr>
-          <w:rFonts w:hint="eastAsia"/>
-        </w:rPr>
-        <w:t>玩家先</w:t>
-      </w:r>
-      <w:proofErr w:type="gramEnd"/>
-      <w:r>
-        <w:rPr>
-          <w:rFonts w:hint="eastAsia"/>
-        </w:rPr>
-        <w:t>执行</w:t>
-      </w:r>
-      <w:r>
-        <w:rPr>
-          <w:rFonts w:hint="eastAsia"/>
-        </w:rPr>
-        <w:t>，</w:t>
-      </w:r>
-      <w:r>
-        <w:rPr>
-          <w:rFonts w:hint="eastAsia"/>
-        </w:rPr>
-        <w:t>整理战利品时的规则相比单人规则有所变动，另作说明</w:t>
-      </w:r>
-      <w:r>
-        <w:rPr>
-          <w:rFonts w:hint="eastAsia"/>
-        </w:rPr>
-        <w:t>，之后，</w:t>
-      </w:r>
-      <w:r>
-        <w:rPr>
-          <w:rFonts w:hint="eastAsia"/>
-        </w:rPr>
-        <w:t>由</w:t>
-      </w:r>
-      <w:r>
-        <w:rPr>
-          <w:rFonts w:hint="eastAsia"/>
-        </w:rPr>
-        <w:t>负责行动的玩家</w:t>
-      </w:r>
-      <w:r>
-        <w:rPr>
-          <w:rFonts w:hint="eastAsia"/>
-        </w:rPr>
-        <w:t>决定先长休还是先重置探索区，长休时，两名玩家各自执行长休流程</w:t>
-      </w:r>
-      <w:r>
-        <w:rPr>
-          <w:rFonts w:hint="eastAsia"/>
-        </w:rPr>
-        <w:t>，仍旧是负责行动的</w:t>
-      </w:r>
-      <w:proofErr w:type="gramStart"/>
-      <w:r>
-        <w:rPr>
-          <w:rFonts w:hint="eastAsia"/>
-        </w:rPr>
-        <w:t>玩家先</w:t>
-      </w:r>
-      <w:proofErr w:type="gramEnd"/>
-      <w:r>
-        <w:rPr>
-          <w:rFonts w:hint="eastAsia"/>
-        </w:rPr>
-        <w:t>执行</w:t>
-      </w:r>
-      <w:r>
-        <w:rPr>
-          <w:rFonts w:hint="eastAsia"/>
-        </w:rPr>
-        <w:t>。</w:t>
-      </w:r>
-      <w:r>
-        <w:rPr>
-          <w:rFonts w:hint="eastAsia"/>
-        </w:rPr>
-        <w:t>回合开始阶段中，</w:t>
-      </w:r>
-      <w:r>
-        <w:rPr>
-          <w:rFonts w:hint="eastAsia"/>
-        </w:rPr>
-        <w:t>如果</w:t>
-      </w:r>
-      <w:proofErr w:type="gramStart"/>
-      <w:r>
-        <w:rPr>
-          <w:rFonts w:hint="eastAsia"/>
-        </w:rPr>
-        <w:t>探索区</w:t>
-      </w:r>
-      <w:proofErr w:type="gramEnd"/>
-      <w:r>
-        <w:rPr>
-          <w:rFonts w:hint="eastAsia"/>
-        </w:rPr>
-        <w:t>有牌发动效果，且那个效果指向玩家，则由负责行动的玩家承受。</w:t>
-      </w:r>
-    </w:p>
-    <w:p>
-      <w:pPr>
-        <w:rPr>
-          <w:rFonts w:hint="eastAsia"/>
-        </w:rPr>
-      </w:pPr>
-      <w:r>
-        <w:tab/>
-      </w:r>
-      <w:r>
-        <w:rPr>
-          <w:rFonts w:hint="eastAsia"/>
-        </w:rPr>
-        <w:t>负责行动的</w:t>
-      </w:r>
-      <w:r>
-        <w:rPr>
-          <w:rFonts w:hint="eastAsia"/>
-        </w:rPr>
-        <w:t>玩家</w:t>
-      </w:r>
-      <w:proofErr w:type="gramStart"/>
-      <w:r>
-        <w:rPr>
-          <w:rFonts w:hint="eastAsia"/>
-        </w:rPr>
-        <w:t>选择短休或</w:t>
-      </w:r>
-      <w:proofErr w:type="gramEnd"/>
-      <w:r>
-        <w:rPr>
-          <w:rFonts w:hint="eastAsia"/>
-        </w:rPr>
-        <w:t>长休时，仅那名玩家使用自己的玩家面板执行相应流程，</w:t>
-      </w:r>
-      <w:r>
-        <w:rPr>
-          <w:rFonts w:hint="eastAsia"/>
-        </w:rPr>
-        <w:t>一切效果仅对那名玩家自己生效，如同另一名玩家不存在</w:t>
-      </w:r>
-      <w:r>
-        <w:rPr>
-          <w:rFonts w:hint="eastAsia"/>
-        </w:rPr>
-        <w:t>。</w:t>
-      </w:r>
-      <w:r>
-        <w:rPr>
-          <w:rFonts w:hint="eastAsia"/>
-        </w:rPr>
-        <w:t>例如，某个回合的行动阶段，两名玩家讨论决定由P1来行动，P1选择</w:t>
-      </w:r>
-      <w:r>
-        <w:rPr>
-          <w:rFonts w:hint="eastAsia"/>
-        </w:rPr>
-        <w:t>短</w:t>
-      </w:r>
-      <w:r>
-        <w:rPr>
-          <w:rFonts w:hint="eastAsia"/>
-        </w:rPr>
-        <w:t>休，此时消耗</w:t>
-      </w:r>
-      <w:r>
-        <w:rPr>
-          <w:rFonts w:hint="eastAsia"/>
-        </w:rPr>
-        <w:t>1</w:t>
-      </w:r>
-      <w:r>
-        <w:rPr>
-          <w:rFonts w:hint="eastAsia"/>
-        </w:rPr>
-        <w:t>时间，即将</w:t>
-      </w:r>
-      <w:r>
-        <w:rPr>
-          <w:rFonts w:hint="eastAsia"/>
-        </w:rPr>
-        <w:t>1</w:t>
-      </w:r>
-      <w:r>
-        <w:rPr>
-          <w:rFonts w:hint="eastAsia"/>
-        </w:rPr>
-        <w:t>张牌从主牌堆移动到P1玩家面板下的</w:t>
-      </w:r>
-      <w:proofErr w:type="gramStart"/>
-      <w:r>
-        <w:rPr>
-          <w:rFonts w:hint="eastAsia"/>
-        </w:rPr>
-        <w:t>弃牌堆</w:t>
-      </w:r>
-      <w:proofErr w:type="gramEnd"/>
-      <w:r>
-        <w:rPr>
-          <w:rFonts w:hint="eastAsia"/>
-        </w:rPr>
-        <w:t>，</w:t>
-      </w:r>
-      <w:r>
-        <w:rPr>
-          <w:rFonts w:hint="eastAsia"/>
-        </w:rPr>
-        <w:t>然而，弃置的那一张牌是[掉宝地精]，触</w:t>
-      </w:r>
-      <w:r>
-        <w:rPr>
-          <w:rFonts w:hint="eastAsia"/>
-        </w:rPr>
-        <w:lastRenderedPageBreak/>
-        <w:t>发了其“被弃置时，玩家将手牌补满”的效果，此时，效果文本中的“玩家”仅指当前行动的玩家，即P1，所以P1将自己的</w:t>
-      </w:r>
-      <w:proofErr w:type="gramStart"/>
-      <w:r>
-        <w:rPr>
-          <w:rFonts w:hint="eastAsia"/>
-        </w:rPr>
-        <w:t>手牌补满</w:t>
-      </w:r>
-      <w:proofErr w:type="gramEnd"/>
-      <w:r>
-        <w:rPr>
-          <w:rFonts w:hint="eastAsia"/>
-        </w:rPr>
-        <w:t>，</w:t>
-      </w:r>
-      <w:r>
-        <w:rPr>
-          <w:rFonts w:hint="eastAsia"/>
-        </w:rPr>
-        <w:t>然后</w:t>
-      </w:r>
-      <w:proofErr w:type="gramStart"/>
-      <w:r>
-        <w:rPr>
-          <w:rFonts w:hint="eastAsia"/>
-        </w:rPr>
-        <w:t>执行短休的流程重抽任意</w:t>
-      </w:r>
-      <w:proofErr w:type="gramEnd"/>
-      <w:r>
-        <w:rPr>
-          <w:rFonts w:hint="eastAsia"/>
-        </w:rPr>
-        <w:t>张手牌，整个流程中，P2的玩家面板不发生任何变化</w:t>
-      </w:r>
-      <w:r>
-        <w:rPr>
-          <w:rFonts w:hint="eastAsia"/>
-        </w:rPr>
-        <w:t>。</w:t>
-      </w:r>
-    </w:p>
-    <w:p>
-      <w:pPr>
-        <w:rPr>
-          <w:rFonts w:hint="eastAsia"/>
-        </w:rPr>
-      </w:pPr>
-      <w:r>
-        <w:tab/>
-      </w:r>
-      <w:r>
-        <w:rPr>
-          <w:rFonts w:hint="eastAsia"/>
-        </w:rPr>
-        <w:t>行动阶段的战斗流程变动较多，另作说明。</w:t>
-      </w:r>
-    </w:p>
-    <w:p>
-      <w:pPr>
-        <w:rPr>
-          <w:rFonts w:hint="eastAsia"/>
-        </w:rPr>
-      </w:pPr>
-      <w:r>
-        <w:tab/>
-      </w:r>
-      <w:r>
-        <w:rPr>
-          <w:rFonts w:hint="eastAsia"/>
-        </w:rPr>
-        <w:t>结束阶段检查下楼条件时，单人规则中的“玩家手中没有战利品外的牌”需调整为“所有玩家手中均没有战利品外的牌”。</w:t>
-      </w:r>
-      <w:r>
-        <w:rPr>
-          <w:rFonts w:hint="eastAsia"/>
-        </w:rPr>
-        <w:t>结束阶段发动的</w:t>
-      </w:r>
-      <w:proofErr w:type="gramStart"/>
-      <w:r>
-        <w:rPr>
-          <w:rFonts w:hint="eastAsia"/>
-        </w:rPr>
-        <w:t>牌效果</w:t>
-      </w:r>
-      <w:proofErr w:type="gramEnd"/>
-      <w:r>
-        <w:rPr>
-          <w:rFonts w:hint="eastAsia"/>
-        </w:rPr>
-        <w:t>如有指向玩家的，处理方式和回合开始阶段的处理方式一致，都由当回合负责行动的玩家承受。</w:t>
-      </w:r>
-    </w:p>
-    <w:p>
-      <w:pPr>
-        <w:pStyle w:val="3"/>
-        <w:rPr>
-          <w:rFonts w:hint="eastAsia"/>
-        </w:rPr>
-      </w:pPr>
-      <w:r>
-        <w:rPr>
-          <w:rFonts w:hint="eastAsia"/>
-        </w:rPr>
-        <w:t>战斗的变动</w:t>
-      </w:r>
-    </w:p>
-    <w:p>
-      <w:pPr>
-        <w:ind w:firstLine="420"/>
-        <w:rPr>
-          <w:rFonts w:hint="eastAsia"/>
-        </w:rPr>
-      </w:pPr>
-      <w:r>
-        <w:rPr>
-          <w:rFonts w:hint="eastAsia"/>
-        </w:rPr>
-        <w:t>一名玩家出的牌为战场</w:t>
-      </w:r>
-      <w:proofErr w:type="gramStart"/>
-      <w:r>
-        <w:rPr>
-          <w:rFonts w:hint="eastAsia"/>
-        </w:rPr>
-        <w:t>玩家侧某一行</w:t>
-      </w:r>
-      <w:proofErr w:type="gramEnd"/>
-      <w:r>
-        <w:rPr>
-          <w:rFonts w:hint="eastAsia"/>
-        </w:rPr>
-        <w:t>的第一张牌时，出牌的玩家在那一行放上自己的玩家指示物，以标记自己为这一行需要进行的战斗轮的主战者。</w:t>
-      </w:r>
-    </w:p>
-    <w:p>
-      <w:pPr>
-        <w:ind w:firstLine="420"/>
-        <w:rPr>
-          <w:rFonts w:hint="eastAsia"/>
-        </w:rPr>
-      </w:pPr>
-      <w:r>
-        <w:rPr>
-          <w:rFonts w:hint="eastAsia"/>
-        </w:rPr>
-        <w:t>负责执行行动的玩家在行动阶段选择进入战斗后，由那名玩家</w:t>
-      </w:r>
-      <w:proofErr w:type="gramStart"/>
-      <w:r>
-        <w:rPr>
-          <w:rFonts w:hint="eastAsia"/>
-        </w:rPr>
-        <w:t>选探索区</w:t>
-      </w:r>
-      <w:proofErr w:type="gramEnd"/>
-      <w:r>
-        <w:rPr>
-          <w:rFonts w:hint="eastAsia"/>
-        </w:rPr>
-        <w:t>一列牌移入战场敌对侧，这里假设那名玩家是P1。之后，P1从手牌出牌到战场玩家侧自己那一列的某一行。P1可以一次出多张牌，但只能在一行里出牌。P1出完牌后，轮到P2出牌，</w:t>
-      </w:r>
-      <w:r>
-        <w:rPr>
-          <w:rFonts w:hint="eastAsia"/>
-        </w:rPr>
-        <w:t>但</w:t>
-      </w:r>
-      <w:r>
-        <w:rPr>
-          <w:rFonts w:hint="eastAsia"/>
-        </w:rPr>
-        <w:t>只能将牌出在P1刚才出牌的那一行的同一行或更靠近顶端的行</w:t>
-      </w:r>
-      <w:r>
-        <w:rPr>
-          <w:rFonts w:hint="eastAsia"/>
-        </w:rPr>
-        <w:t>，其他出牌规则同P1，如果</w:t>
-      </w:r>
-      <w:r>
-        <w:rPr>
-          <w:rFonts w:hint="eastAsia"/>
-        </w:rPr>
-        <w:t>P2选择将牌出在P1出牌的</w:t>
-      </w:r>
-      <w:r>
-        <w:rPr>
-          <w:rFonts w:hint="eastAsia"/>
-        </w:rPr>
-        <w:t>新的</w:t>
-      </w:r>
-      <w:r>
-        <w:rPr>
-          <w:rFonts w:hint="eastAsia"/>
-        </w:rPr>
-        <w:t>一行，则P2</w:t>
-      </w:r>
-      <w:r>
-        <w:rPr>
-          <w:rFonts w:hint="eastAsia"/>
-        </w:rPr>
-        <w:t>同样地</w:t>
-      </w:r>
-      <w:r>
-        <w:rPr>
-          <w:rFonts w:hint="eastAsia"/>
-        </w:rPr>
-        <w:t>成为</w:t>
-      </w:r>
-      <w:r>
-        <w:rPr>
-          <w:rFonts w:hint="eastAsia"/>
-        </w:rPr>
-        <w:t>新的那</w:t>
-      </w:r>
-      <w:r>
-        <w:rPr>
-          <w:rFonts w:hint="eastAsia"/>
-        </w:rPr>
-        <w:t>一行的</w:t>
-      </w:r>
-      <w:r>
-        <w:rPr>
-          <w:rFonts w:hint="eastAsia"/>
-        </w:rPr>
-        <w:t>主战者，之后又轮到P1出牌，以此往复直到某一名玩家决定停止出牌。一名玩家停止出牌后，另一名玩家也不能继续出牌了。</w:t>
-      </w:r>
-    </w:p>
-    <w:p>
-      <w:pPr>
-        <w:ind w:firstLine="420"/>
-        <w:rPr>
-          <w:rFonts w:hint="eastAsia"/>
-        </w:rPr>
-      </w:pPr>
-      <w:r>
-        <w:rPr>
-          <w:rFonts w:hint="eastAsia"/>
-        </w:rPr>
-        <w:t>两名玩家出完牌后，战场两侧的合计点数仍按单人规则计算。</w:t>
-      </w:r>
-      <w:r>
-        <w:rPr>
-          <w:rFonts w:hint="eastAsia"/>
-        </w:rPr>
-        <w:t>如果战场中的</w:t>
-      </w:r>
-      <w:proofErr w:type="gramStart"/>
-      <w:r>
-        <w:rPr>
-          <w:rFonts w:hint="eastAsia"/>
-        </w:rPr>
-        <w:t>牌效果</w:t>
-      </w:r>
-      <w:proofErr w:type="gramEnd"/>
-      <w:r>
-        <w:rPr>
-          <w:rFonts w:hint="eastAsia"/>
-        </w:rPr>
-        <w:t>指向玩家，那么其指向的是发动效果的</w:t>
-      </w:r>
-      <w:proofErr w:type="gramStart"/>
-      <w:r>
-        <w:rPr>
-          <w:rFonts w:hint="eastAsia"/>
-        </w:rPr>
-        <w:t>牌所在</w:t>
-      </w:r>
-      <w:proofErr w:type="gramEnd"/>
-      <w:r>
-        <w:rPr>
-          <w:rFonts w:hint="eastAsia"/>
-        </w:rPr>
-        <w:t>的行的主战者。</w:t>
-      </w:r>
-      <w:r>
-        <w:rPr>
-          <w:rFonts w:hint="eastAsia"/>
-        </w:rPr>
-        <w:t>类似地，</w:t>
-      </w:r>
-      <w:r>
-        <w:rPr>
-          <w:rFonts w:hint="eastAsia"/>
-        </w:rPr>
-        <w:t>战场中</w:t>
-      </w:r>
-      <w:r>
-        <w:rPr>
-          <w:rFonts w:hint="eastAsia"/>
-        </w:rPr>
-        <w:t>的</w:t>
-      </w:r>
-      <w:r>
-        <w:rPr>
-          <w:rFonts w:hint="eastAsia"/>
-        </w:rPr>
-        <w:t>牌需要</w:t>
-      </w:r>
-      <w:r>
-        <w:rPr>
-          <w:rFonts w:hint="eastAsia"/>
-        </w:rPr>
-        <w:t>被</w:t>
-      </w:r>
-      <w:r>
-        <w:rPr>
-          <w:rFonts w:hint="eastAsia"/>
-        </w:rPr>
-        <w:t>弃置时，弃置到那张牌所在行的主战者的</w:t>
-      </w:r>
-      <w:proofErr w:type="gramStart"/>
-      <w:r>
-        <w:rPr>
-          <w:rFonts w:hint="eastAsia"/>
-        </w:rPr>
-        <w:t>弃牌堆</w:t>
-      </w:r>
-      <w:proofErr w:type="gramEnd"/>
-      <w:r>
-        <w:rPr>
-          <w:rFonts w:hint="eastAsia"/>
-        </w:rPr>
-        <w:t>。</w:t>
-      </w:r>
-      <w:r>
-        <w:rPr>
-          <w:rFonts w:hint="eastAsia"/>
-        </w:rPr>
-        <w:t>某一个战斗轮中玩家战败时，也由主战者承受伤害。</w:t>
-      </w:r>
-    </w:p>
-    <w:p>
-      <w:pPr>
-        <w:ind w:firstLine="420"/>
-        <w:rPr>
-          <w:rFonts w:hint="eastAsia"/>
-        </w:rPr>
-      </w:pPr>
-      <w:r>
-        <w:rPr>
-          <w:rFonts w:hint="eastAsia"/>
-        </w:rPr>
-        <w:t>战后，翻开事件牌后，由本回合负责行动的</w:t>
-      </w:r>
-      <w:proofErr w:type="gramStart"/>
-      <w:r>
-        <w:rPr>
-          <w:rFonts w:hint="eastAsia"/>
-        </w:rPr>
-        <w:t>玩家先</w:t>
-      </w:r>
-      <w:proofErr w:type="gramEnd"/>
-      <w:r>
-        <w:rPr>
-          <w:rFonts w:hint="eastAsia"/>
-        </w:rPr>
-        <w:t>选一张事件牌结算，结算完成后，另一名</w:t>
-      </w:r>
-      <w:proofErr w:type="gramStart"/>
-      <w:r>
-        <w:rPr>
-          <w:rFonts w:hint="eastAsia"/>
-        </w:rPr>
-        <w:t>玩家再</w:t>
-      </w:r>
-      <w:proofErr w:type="gramEnd"/>
-      <w:r>
-        <w:rPr>
-          <w:rFonts w:hint="eastAsia"/>
-        </w:rPr>
-        <w:t>从余下的事件牌中选一张结算。</w:t>
-      </w:r>
-    </w:p>
-    <w:p>
-      <w:pPr>
-        <w:pStyle w:val="3"/>
-        <w:rPr>
-          <w:rFonts w:hint="eastAsia"/>
-        </w:rPr>
-      </w:pPr>
-      <w:r>
-        <w:rPr>
-          <w:rFonts w:hint="eastAsia"/>
-        </w:rPr>
-        <w:t>整理</w:t>
-      </w:r>
-      <w:r>
-        <w:rPr>
-          <w:rFonts w:hint="eastAsia"/>
-        </w:rPr>
-        <w:t>战利品</w:t>
-      </w:r>
-    </w:p>
-    <w:p>
-      <w:pPr>
-        <w:rPr>
-          <w:rFonts w:hint="eastAsia"/>
-        </w:rPr>
-      </w:pPr>
-      <w:r>
-        <w:tab/>
-      </w:r>
-      <w:r>
-        <w:rPr>
-          <w:rFonts w:hint="eastAsia"/>
-        </w:rPr>
-        <w:t>整理战利品之前，两名玩家可以互相交换战利品区和</w:t>
-      </w:r>
-      <w:proofErr w:type="gramStart"/>
-      <w:r>
-        <w:rPr>
-          <w:rFonts w:hint="eastAsia"/>
-        </w:rPr>
-        <w:t>手牌区的</w:t>
-      </w:r>
-      <w:proofErr w:type="gramEnd"/>
-      <w:r>
-        <w:rPr>
-          <w:rFonts w:hint="eastAsia"/>
-        </w:rPr>
-        <w:t>战利品牌，但</w:t>
-      </w:r>
-      <w:r>
-        <w:rPr>
-          <w:rFonts w:hint="eastAsia"/>
-        </w:rPr>
-        <w:t>必须是一名玩家用一张牌和另一名玩家的一张牌交换，即保持两名玩家各自持有的战利品</w:t>
-      </w:r>
-      <w:proofErr w:type="gramStart"/>
-      <w:r>
-        <w:rPr>
-          <w:rFonts w:hint="eastAsia"/>
-        </w:rPr>
-        <w:t>牌数量</w:t>
-      </w:r>
-      <w:proofErr w:type="gramEnd"/>
-      <w:r>
-        <w:rPr>
-          <w:rFonts w:hint="eastAsia"/>
-        </w:rPr>
-        <w:t>不变。这之后，由当回合负责行动的</w:t>
-      </w:r>
-      <w:proofErr w:type="gramStart"/>
-      <w:r>
-        <w:rPr>
-          <w:rFonts w:hint="eastAsia"/>
-        </w:rPr>
-        <w:t>玩家先</w:t>
-      </w:r>
-      <w:proofErr w:type="gramEnd"/>
-      <w:r>
-        <w:rPr>
-          <w:rFonts w:hint="eastAsia"/>
-        </w:rPr>
-        <w:t>整理战利品，流程与单人规则一致，然后另一名</w:t>
-      </w:r>
-      <w:proofErr w:type="gramStart"/>
-      <w:r>
-        <w:rPr>
-          <w:rFonts w:hint="eastAsia"/>
-        </w:rPr>
-        <w:t>玩家再</w:t>
-      </w:r>
-      <w:proofErr w:type="gramEnd"/>
-      <w:r>
-        <w:rPr>
-          <w:rFonts w:hint="eastAsia"/>
-        </w:rPr>
-        <w:t>整理战利品。</w:t>
+        <w:t>整理战利品之前，两名玩家可以互相交换战利品区和手牌区的战利品牌，但</w:t>
+      </w:r>
+      <w:r>
+        <w:rPr>
+          <w:rFonts w:hint="eastAsia"/>
+        </w:rPr>
+        <w:t>必须是一名玩家用一张牌和另一名玩家的一张牌交换，即保持两名玩家各自持有的战利品牌数量不变。这之后，由当回合负责行动的玩家先整理战利品，流程与单人规则一致，然后另一名玩家再整理战利品。</w:t>
       </w:r>
     </w:p>
     <w:sectPr>

--- a/规则书.docx
+++ b/规则书.docx
@@ -175,19 +175,47 @@
         <w:rPr>
           <w:rFonts w:hint="eastAsia"/>
         </w:rPr>
-        <w:t>从主牌堆发牌到场地中，玩家需要用手牌与场地中的牌</w:t>
-      </w:r>
-      <w:r>
-        <w:rPr>
-          <w:rFonts w:hint="eastAsia"/>
-        </w:rPr>
-        <w:t>拼点，失败的拼点将扣除玩家的生命值，成功的拼点将避免这一损失，而荣誉拼点将额外给予玩家隐性的奖励。</w:t>
-      </w:r>
-      <w:r>
-        <w:rPr>
-          <w:rFonts w:hint="eastAsia"/>
-        </w:rPr>
-        <w:t>每当主牌堆耗尽时，主牌堆将洗回，玩家进入地下城更深处，强化自身，并面临更加困难的挑战。玩家的最终目标是达到地下城最深处</w:t>
+        <w:t>从主牌堆发牌到场地中，玩家需要用手牌与场地中的</w:t>
+      </w:r>
+      <w:proofErr w:type="gramStart"/>
+      <w:r>
+        <w:rPr>
+          <w:rFonts w:hint="eastAsia"/>
+        </w:rPr>
+        <w:t>牌</w:t>
+      </w:r>
+      <w:r>
+        <w:rPr>
+          <w:rFonts w:hint="eastAsia"/>
+        </w:rPr>
+        <w:t>拼点</w:t>
+      </w:r>
+      <w:proofErr w:type="gramEnd"/>
+      <w:r>
+        <w:rPr>
+          <w:rFonts w:hint="eastAsia"/>
+        </w:rPr>
+        <w:t>，失败的拼点将扣除玩家的生命值，成功的拼点将避免这一损失，而荣誉拼点将额外给予玩家隐性的奖励。</w:t>
+      </w:r>
+      <w:r>
+        <w:rPr>
+          <w:rFonts w:hint="eastAsia"/>
+        </w:rPr>
+        <w:t>每当主牌堆耗尽时，</w:t>
+      </w:r>
+      <w:proofErr w:type="gramStart"/>
+      <w:r>
+        <w:rPr>
+          <w:rFonts w:hint="eastAsia"/>
+        </w:rPr>
+        <w:t>主牌堆将洗</w:t>
+      </w:r>
+      <w:proofErr w:type="gramEnd"/>
+      <w:r>
+        <w:rPr>
+          <w:rFonts w:hint="eastAsia"/>
+        </w:rPr>
+        <w:t>回，玩家进入地下城更深处，强化自身，并面临更加困难的挑战。玩家的最终目标是达到地下城最深处</w:t>
       </w:r>
       <w:r>
         <w:rPr>
@@ -199,7 +227,21 @@
         <w:rPr>
           <w:rFonts w:hint="eastAsia"/>
         </w:rPr>
-        <w:t>同时获得更高的分数，而分数与玩家游戏过程中达成荣誉拼点的次数直接相关。玩家的生命值低于0时，游戏会</w:t>
+        <w:t>同时获得更高的分数，而分数与玩家游戏过程中达成</w:t>
+      </w:r>
+      <w:proofErr w:type="gramStart"/>
+      <w:r>
+        <w:rPr>
+          <w:rFonts w:hint="eastAsia"/>
+        </w:rPr>
+        <w:t>荣誉拼点的</w:t>
+      </w:r>
+      <w:proofErr w:type="gramEnd"/>
+      <w:r>
+        <w:rPr>
+          <w:rFonts w:hint="eastAsia"/>
+        </w:rPr>
+        <w:t>次数直接相关。玩家的生命值低于0时，游戏会</w:t>
       </w:r>
       <w:r>
         <w:rPr>
@@ -292,6 +334,7 @@
         </w:rPr>
         <w:t>属性牌组1副；技能牌组1副；</w:t>
       </w:r>
+      <w:proofErr w:type="gramStart"/>
       <w:r>
         <w:rPr>
           <w:rFonts w:hint="eastAsia"/>
@@ -302,7 +345,14 @@
         <w:rPr>
           <w:rFonts w:hint="eastAsia"/>
         </w:rPr>
-        <w:t>牌组1副，额外牌组1副；</w:t>
+        <w:t>牌组</w:t>
+      </w:r>
+      <w:proofErr w:type="gramEnd"/>
+      <w:r>
+        <w:rPr>
+          <w:rFonts w:hint="eastAsia"/>
+        </w:rPr>
+        <w:t>1副，额外牌组1副；</w:t>
       </w:r>
       <w:r>
         <w:rPr>
@@ -689,6 +739,7 @@
         </w:rPr>
         <w:t>从</w:t>
       </w:r>
+      <w:proofErr w:type="gramStart"/>
       <w:r>
         <w:rPr>
           <w:rFonts w:hint="eastAsia"/>
@@ -705,7 +756,14 @@
         <w:rPr>
           <w:rFonts w:hint="eastAsia"/>
         </w:rPr>
-        <w:t>翻开1张</w:t>
+        <w:t>翻开</w:t>
+      </w:r>
+      <w:proofErr w:type="gramEnd"/>
+      <w:r>
+        <w:rPr>
+          <w:rFonts w:hint="eastAsia"/>
+        </w:rPr>
+        <w:t>1张</w:t>
       </w:r>
       <w:r>
         <w:rPr>
@@ -763,7 +821,21 @@
         <w:rPr>
           <w:rFonts w:hint="eastAsia"/>
         </w:rPr>
-        <w:t>购买升级区放置待购买的</w:t>
+        <w:t>购买升级区放置</w:t>
+      </w:r>
+      <w:proofErr w:type="gramStart"/>
+      <w:r>
+        <w:rPr>
+          <w:rFonts w:hint="eastAsia"/>
+        </w:rPr>
+        <w:t>待购买</w:t>
+      </w:r>
+      <w:proofErr w:type="gramEnd"/>
+      <w:r>
+        <w:rPr>
+          <w:rFonts w:hint="eastAsia"/>
+        </w:rPr>
+        <w:t>的</w:t>
       </w:r>
       <w:r>
         <w:rPr>
@@ -836,12 +908,14 @@
           <w:rFonts w:hint="eastAsia"/>
         </w:rPr>
       </w:pPr>
+      <w:proofErr w:type="gramStart"/>
       <w:r>
         <w:rPr>
           <w:rFonts w:hint="eastAsia"/>
         </w:rPr>
         <w:t>弃牌堆</w:t>
       </w:r>
+      <w:proofErr w:type="gramEnd"/>
     </w:p>
     <w:p>
       <w:pPr>
@@ -856,13 +930,35 @@
         <w:rPr>
           <w:rFonts w:hint="eastAsia"/>
         </w:rPr>
-        <w:t>来源是主牌堆的牌，被弃置之后进入玩家面板的弃牌堆</w:t>
-      </w:r>
-      <w:r>
-        <w:rPr>
-          <w:rFonts w:hint="eastAsia"/>
-        </w:rPr>
-        <w:t>。玩家进入新楼层时，需要根据弃牌堆的牌的数量进行计分。</w:t>
+        <w:t>来源是主牌堆的牌，被弃置之后进入玩家面板的</w:t>
+      </w:r>
+      <w:proofErr w:type="gramStart"/>
+      <w:r>
+        <w:rPr>
+          <w:rFonts w:hint="eastAsia"/>
+        </w:rPr>
+        <w:t>弃牌堆</w:t>
+      </w:r>
+      <w:proofErr w:type="gramEnd"/>
+      <w:r>
+        <w:rPr>
+          <w:rFonts w:hint="eastAsia"/>
+        </w:rPr>
+        <w:t>。玩家进入新楼层时，需要根据</w:t>
+      </w:r>
+      <w:proofErr w:type="gramStart"/>
+      <w:r>
+        <w:rPr>
+          <w:rFonts w:hint="eastAsia"/>
+        </w:rPr>
+        <w:t>弃牌堆</w:t>
+      </w:r>
+      <w:proofErr w:type="gramEnd"/>
+      <w:r>
+        <w:rPr>
+          <w:rFonts w:hint="eastAsia"/>
+        </w:rPr>
+        <w:t>的牌的数量进行计分。</w:t>
       </w:r>
       <w:r>
         <w:rPr>
@@ -876,11 +972,19 @@
         </w:rPr>
         <w:t>需要在进入新楼层时</w:t>
       </w:r>
-      <w:r>
-        <w:rPr>
-          <w:rFonts w:hint="eastAsia"/>
-        </w:rPr>
-        <w:t>让弃牌堆有尽可能少的牌。</w:t>
+      <w:proofErr w:type="gramStart"/>
+      <w:r>
+        <w:rPr>
+          <w:rFonts w:hint="eastAsia"/>
+        </w:rPr>
+        <w:t>让弃牌</w:t>
+      </w:r>
+      <w:proofErr w:type="gramEnd"/>
+      <w:r>
+        <w:rPr>
+          <w:rFonts w:hint="eastAsia"/>
+        </w:rPr>
+        <w:t>堆有尽可能少的牌。</w:t>
       </w:r>
     </w:p>
     <w:p>
@@ -918,6 +1022,7 @@
       <w:r>
         <w:tab/>
       </w:r>
+      <w:proofErr w:type="gramStart"/>
       <w:r>
         <w:rPr>
           <w:rFonts w:hint="eastAsia"/>
@@ -940,7 +1045,14 @@
         <w:rPr>
           <w:rFonts w:hint="eastAsia"/>
         </w:rPr>
-        <w:t>放置玩家购买的升级牌，该区域的牌的数量</w:t>
+        <w:t>放置</w:t>
+      </w:r>
+      <w:proofErr w:type="gramEnd"/>
+      <w:r>
+        <w:rPr>
+          <w:rFonts w:hint="eastAsia"/>
+        </w:rPr>
+        <w:t>玩家购买的升级牌，该区域的牌的数量</w:t>
       </w:r>
       <w:r>
         <w:rPr>
@@ -1044,6 +1156,7 @@
         </w:rPr>
         <w:t>先放置在背包区的</w:t>
       </w:r>
+      <w:proofErr w:type="gramStart"/>
       <w:r>
         <w:rPr>
           <w:rFonts w:hint="eastAsia"/>
@@ -1054,7 +1167,14 @@
         <w:rPr>
           <w:rFonts w:hint="eastAsia"/>
         </w:rPr>
-        <w:t>才能放入新的道具牌</w:t>
+        <w:t>才能</w:t>
+      </w:r>
+      <w:proofErr w:type="gramEnd"/>
+      <w:r>
+        <w:rPr>
+          <w:rFonts w:hint="eastAsia"/>
+        </w:rPr>
+        <w:t>放入新的道具牌</w:t>
       </w:r>
       <w:r>
         <w:rPr>
@@ -1090,7 +1210,21 @@
         <w:rPr>
           <w:rFonts w:hint="eastAsia"/>
         </w:rPr>
-        <w:t>计数区记录玩家的各项数据，包括</w:t>
+        <w:t>计数</w:t>
+      </w:r>
+      <w:proofErr w:type="gramStart"/>
+      <w:r>
+        <w:rPr>
+          <w:rFonts w:hint="eastAsia"/>
+        </w:rPr>
+        <w:t>区记录</w:t>
+      </w:r>
+      <w:proofErr w:type="gramEnd"/>
+      <w:r>
+        <w:rPr>
+          <w:rFonts w:hint="eastAsia"/>
+        </w:rPr>
+        <w:t>玩家的各项数据，包括</w:t>
       </w:r>
       <w:r>
         <w:rPr>
@@ -1156,7 +1290,21 @@
         <w:rPr>
           <w:rFonts w:hint="eastAsia"/>
         </w:rPr>
-        <w:t>。用两个十面骰分别记录个位和十位的数据。</w:t>
+        <w:t>。用两个十面</w:t>
+      </w:r>
+      <w:proofErr w:type="gramStart"/>
+      <w:r>
+        <w:rPr>
+          <w:rFonts w:hint="eastAsia"/>
+        </w:rPr>
+        <w:t>骰</w:t>
+      </w:r>
+      <w:proofErr w:type="gramEnd"/>
+      <w:r>
+        <w:rPr>
+          <w:rFonts w:hint="eastAsia"/>
+        </w:rPr>
+        <w:t>分别记录个位和十位的数据。</w:t>
       </w:r>
     </w:p>
     <w:p>
@@ -1249,6 +1397,7 @@
         </w:rPr>
         <w:t>定</w:t>
       </w:r>
+      <w:proofErr w:type="gramStart"/>
       <w:r>
         <w:rPr>
           <w:rFonts w:hint="eastAsia"/>
@@ -1259,7 +1408,14 @@
         <w:rPr>
           <w:rFonts w:hint="eastAsia"/>
         </w:rPr>
-        <w:t>类型的检索</w:t>
+        <w:t>类型</w:t>
+      </w:r>
+      <w:proofErr w:type="gramEnd"/>
+      <w:r>
+        <w:rPr>
+          <w:rFonts w:hint="eastAsia"/>
+        </w:rPr>
+        <w:t>的检索</w:t>
       </w:r>
       <w:r>
         <w:rPr>
@@ -1444,7 +1600,21 @@
         <w:rPr>
           <w:rFonts w:hint="eastAsia"/>
         </w:rPr>
-        <w:t>该句效果文本中</w:t>
+        <w:t>该</w:t>
+      </w:r>
+      <w:proofErr w:type="gramStart"/>
+      <w:r>
+        <w:rPr>
+          <w:rFonts w:hint="eastAsia"/>
+        </w:rPr>
+        <w:t>句效果</w:t>
+      </w:r>
+      <w:proofErr w:type="gramEnd"/>
+      <w:r>
+        <w:rPr>
+          <w:rFonts w:hint="eastAsia"/>
+        </w:rPr>
+        <w:t>文本中</w:t>
       </w:r>
       <w:r>
         <w:rPr>
@@ -1510,7 +1680,21 @@
         <w:rPr>
           <w:rFonts w:hint="eastAsia"/>
         </w:rPr>
-        <w:t>怪物牌和陷阱牌右上角的点数用于在战斗中拼点。怪物牌在牌名下方有</w:t>
+        <w:t>怪物牌和</w:t>
+      </w:r>
+      <w:proofErr w:type="gramStart"/>
+      <w:r>
+        <w:rPr>
+          <w:rFonts w:hint="eastAsia"/>
+        </w:rPr>
+        <w:t>陷阱牌右上角</w:t>
+      </w:r>
+      <w:proofErr w:type="gramEnd"/>
+      <w:r>
+        <w:rPr>
+          <w:rFonts w:hint="eastAsia"/>
+        </w:rPr>
+        <w:t>的点数用于在战斗中拼点。怪物牌在牌名下方有</w:t>
       </w:r>
       <w:r>
         <w:rPr>
@@ -1554,13 +1738,55 @@
         <w:rPr>
           <w:rFonts w:hint="eastAsia"/>
         </w:rPr>
-        <w:t>主牌堆的牌被弃置时送去玩家面板的弃牌堆，被送墓时送去墓地堆。</w:t>
-      </w:r>
-      <w:r>
-        <w:rPr>
-          <w:rFonts w:hint="eastAsia"/>
-        </w:rPr>
-        <w:t>主牌堆的牌从场上加入玩家手牌时，如果其上放置有指示物，需将指示物全部去除。</w:t>
+        <w:t>主牌堆的牌被弃置时送去玩家面板的</w:t>
+      </w:r>
+      <w:proofErr w:type="gramStart"/>
+      <w:r>
+        <w:rPr>
+          <w:rFonts w:hint="eastAsia"/>
+        </w:rPr>
+        <w:t>弃牌堆</w:t>
+      </w:r>
+      <w:proofErr w:type="gramEnd"/>
+      <w:r>
+        <w:rPr>
+          <w:rFonts w:hint="eastAsia"/>
+        </w:rPr>
+        <w:t>，</w:t>
+      </w:r>
+      <w:proofErr w:type="gramStart"/>
+      <w:r>
+        <w:rPr>
+          <w:rFonts w:hint="eastAsia"/>
+        </w:rPr>
+        <w:t>被送墓时</w:t>
+      </w:r>
+      <w:proofErr w:type="gramEnd"/>
+      <w:r>
+        <w:rPr>
+          <w:rFonts w:hint="eastAsia"/>
+        </w:rPr>
+        <w:t>送去墓地堆。</w:t>
+      </w:r>
+      <w:r>
+        <w:rPr>
+          <w:rFonts w:hint="eastAsia"/>
+        </w:rPr>
+        <w:t>主牌堆的牌从场上加入</w:t>
+      </w:r>
+      <w:proofErr w:type="gramStart"/>
+      <w:r>
+        <w:rPr>
+          <w:rFonts w:hint="eastAsia"/>
+        </w:rPr>
+        <w:t>玩家手</w:t>
+      </w:r>
+      <w:proofErr w:type="gramEnd"/>
+      <w:r>
+        <w:rPr>
+          <w:rFonts w:hint="eastAsia"/>
+        </w:rPr>
+        <w:t>牌时，如果其上放置有指示物，需将指示物全部去除。</w:t>
       </w:r>
     </w:p>
     <w:p>
@@ -1570,11 +1796,19 @@
           <w:rFonts w:hint="eastAsia"/>
         </w:rPr>
       </w:pPr>
-      <w:r>
-        <w:rPr>
-          <w:rFonts w:hint="eastAsia"/>
-        </w:rPr>
-        <w:t>升级牌堆的牌</w:t>
+      <w:proofErr w:type="gramStart"/>
+      <w:r>
+        <w:rPr>
+          <w:rFonts w:hint="eastAsia"/>
+        </w:rPr>
+        <w:t>升级牌堆的</w:t>
+      </w:r>
+      <w:proofErr w:type="gramEnd"/>
+      <w:r>
+        <w:rPr>
+          <w:rFonts w:hint="eastAsia"/>
+        </w:rPr>
+        <w:t>牌</w:t>
       </w:r>
     </w:p>
     <w:p>
@@ -1586,12 +1820,14 @@
       <w:r>
         <w:tab/>
       </w:r>
+      <w:proofErr w:type="gramStart"/>
       <w:r>
         <w:rPr>
           <w:rFonts w:hint="eastAsia"/>
         </w:rPr>
         <w:t>升级牌堆包含</w:t>
       </w:r>
+      <w:proofErr w:type="gramEnd"/>
       <w:r>
         <w:rPr>
           <w:rFonts w:hint="eastAsia"/>
@@ -1612,7 +1848,21 @@
         <w:rPr>
           <w:rFonts w:hint="eastAsia"/>
         </w:rPr>
-        <w:t>法术牌通过支付MP使用。法术需要消耗的MP标注在牌面右上角。</w:t>
+        <w:t>法术</w:t>
+      </w:r>
+      <w:proofErr w:type="gramStart"/>
+      <w:r>
+        <w:rPr>
+          <w:rFonts w:hint="eastAsia"/>
+        </w:rPr>
+        <w:t>牌通过</w:t>
+      </w:r>
+      <w:proofErr w:type="gramEnd"/>
+      <w:r>
+        <w:rPr>
+          <w:rFonts w:hint="eastAsia"/>
+        </w:rPr>
+        <w:t>支付MP使用。法术需要消耗的MP标注在牌面右上角。</w:t>
       </w:r>
     </w:p>
     <w:p>
@@ -1686,7 +1936,21 @@
         <w:rPr>
           <w:rFonts w:hint="eastAsia"/>
         </w:rPr>
-        <w:t>挑战牌决定玩家每次进入新的楼层时，需要执行哪些步骤，例如加入新内容或适用新规则。挑战</w:t>
+        <w:t>挑战</w:t>
+      </w:r>
+      <w:proofErr w:type="gramStart"/>
+      <w:r>
+        <w:rPr>
+          <w:rFonts w:hint="eastAsia"/>
+        </w:rPr>
+        <w:t>牌决定</w:t>
+      </w:r>
+      <w:proofErr w:type="gramEnd"/>
+      <w:r>
+        <w:rPr>
+          <w:rFonts w:hint="eastAsia"/>
+        </w:rPr>
+        <w:t>玩家每次进入新的楼层时，需要执行哪些步骤，例如加入新内容或适用新规则。挑战</w:t>
       </w:r>
       <w:r>
         <w:rPr>
@@ -1741,7 +2005,21 @@
         <w:rPr>
           <w:rFonts w:hint="eastAsia"/>
         </w:rPr>
-        <w:t>牌组洗混，组成遭遇牌堆；将</w:t>
+        <w:t>牌</w:t>
+      </w:r>
+      <w:proofErr w:type="gramStart"/>
+      <w:r>
+        <w:rPr>
+          <w:rFonts w:hint="eastAsia"/>
+        </w:rPr>
+        <w:t>组洗混</w:t>
+      </w:r>
+      <w:proofErr w:type="gramEnd"/>
+      <w:r>
+        <w:rPr>
+          <w:rFonts w:hint="eastAsia"/>
+        </w:rPr>
+        <w:t>，组成遭遇牌堆；将</w:t>
       </w:r>
       <w:r>
         <w:rPr>
@@ -1771,13 +2049,27 @@
         <w:rPr>
           <w:rFonts w:hint="eastAsia"/>
         </w:rPr>
-        <w:t>和被动牌组</w:t>
-      </w:r>
-      <w:r>
-        <w:rPr>
-          <w:rFonts w:hint="eastAsia"/>
-        </w:rPr>
-        <w:t>洗混，组成</w:t>
+        <w:t>和被动牌</w:t>
+      </w:r>
+      <w:proofErr w:type="gramStart"/>
+      <w:r>
+        <w:rPr>
+          <w:rFonts w:hint="eastAsia"/>
+        </w:rPr>
+        <w:t>组</w:t>
+      </w:r>
+      <w:r>
+        <w:rPr>
+          <w:rFonts w:hint="eastAsia"/>
+        </w:rPr>
+        <w:t>洗混</w:t>
+      </w:r>
+      <w:proofErr w:type="gramEnd"/>
+      <w:r>
+        <w:rPr>
+          <w:rFonts w:hint="eastAsia"/>
+        </w:rPr>
+        <w:t>，组成</w:t>
       </w:r>
       <w:r>
         <w:rPr>
@@ -1976,7 +2268,21 @@
         <w:rPr>
           <w:rFonts w:hint="eastAsia"/>
         </w:rPr>
-        <w:t>从升级牌堆发5张牌到</w:t>
+        <w:t>从升级</w:t>
+      </w:r>
+      <w:proofErr w:type="gramStart"/>
+      <w:r>
+        <w:rPr>
+          <w:rFonts w:hint="eastAsia"/>
+        </w:rPr>
+        <w:t>牌堆发</w:t>
+      </w:r>
+      <w:proofErr w:type="gramEnd"/>
+      <w:r>
+        <w:rPr>
+          <w:rFonts w:hint="eastAsia"/>
+        </w:rPr>
+        <w:t>5张牌到</w:t>
       </w:r>
       <w:r>
         <w:rPr>
@@ -2129,7 +2435,21 @@
         <w:rPr>
           <w:rFonts w:hint="eastAsia"/>
         </w:rPr>
-        <w:t>区和玩家手牌</w:t>
+        <w:t>区和</w:t>
+      </w:r>
+      <w:proofErr w:type="gramStart"/>
+      <w:r>
+        <w:rPr>
+          <w:rFonts w:hint="eastAsia"/>
+        </w:rPr>
+        <w:t>玩家手</w:t>
+      </w:r>
+      <w:proofErr w:type="gramEnd"/>
+      <w:r>
+        <w:rPr>
+          <w:rFonts w:hint="eastAsia"/>
+        </w:rPr>
+        <w:t>牌</w:t>
       </w:r>
       <w:r>
         <w:rPr>
@@ -2340,11 +2660,6 @@
       </w:r>
     </w:p>
     <w:p>
-      <w:pPr>
-        <w:rPr>
-          <w:rFonts w:hint="eastAsia"/>
-        </w:rPr>
-      </w:pPr>
       <w:r>
         <w:tab/>
       </w:r>
@@ -2352,7 +2667,108 @@
         <w:rPr>
           <w:rFonts w:hint="eastAsia"/>
         </w:rPr>
-        <w:t xml:space="preserve">玩家进入自由阶段前，即为开始阶段。开始阶段默认没有需要执行的步骤，但一部分牌的效果可能在这个阶段发动。 </w:t>
+        <w:t>玩家进入自由阶段前，即为开始阶段</w:t>
+      </w:r>
+      <w:r>
+        <w:rPr>
+          <w:rFonts w:hint="eastAsia"/>
+        </w:rPr>
+        <w:t>，执行以下步骤：</w:t>
+      </w:r>
+    </w:p>
+    <w:p>
+      <w:pPr>
+        <w:pStyle w:val="a9"/>
+        <w:numPr>
+          <w:ilvl w:val="0"/>
+          <w:numId w:val="14"/>
+        </w:numPr>
+      </w:pPr>
+      <w:r>
+        <w:rPr>
+          <w:rFonts w:hint="eastAsia"/>
+        </w:rPr>
+        <w:t>按玩家指定的房间顺序，依次结算场上所有房间的回合</w:t>
+      </w:r>
+      <w:r>
+        <w:rPr>
+          <w:rFonts w:hint="eastAsia"/>
+        </w:rPr>
+        <w:t>开始</w:t>
+      </w:r>
+      <w:r>
+        <w:rPr>
+          <w:rFonts w:hint="eastAsia"/>
+        </w:rPr>
+        <w:t>时效果。房间内的</w:t>
+      </w:r>
+      <w:proofErr w:type="gramStart"/>
+      <w:r>
+        <w:rPr>
+          <w:rFonts w:hint="eastAsia"/>
+        </w:rPr>
+        <w:t>牌按照</w:t>
+      </w:r>
+      <w:proofErr w:type="gramEnd"/>
+      <w:r>
+        <w:rPr>
+          <w:rFonts w:hint="eastAsia"/>
+        </w:rPr>
+        <w:t>从玩家侧到敌人侧、从前到后的顺序结算。横置的牌不结算效果。效果</w:t>
+      </w:r>
+      <w:r>
+        <w:rPr>
+          <w:rFonts w:hint="eastAsia"/>
+        </w:rPr>
+        <w:t>结算</w:t>
+      </w:r>
+      <w:r>
+        <w:rPr>
+          <w:rFonts w:hint="eastAsia"/>
+        </w:rPr>
+        <w:t>完成后，</w:t>
+      </w:r>
+      <w:r>
+        <w:rPr>
+          <w:rFonts w:hint="eastAsia"/>
+        </w:rPr>
+        <w:t>将</w:t>
+      </w:r>
+      <w:r>
+        <w:rPr>
+          <w:rFonts w:hint="eastAsia"/>
+        </w:rPr>
+        <w:t>牌</w:t>
+      </w:r>
+      <w:r>
+        <w:rPr>
+          <w:rFonts w:hint="eastAsia"/>
+        </w:rPr>
+        <w:t>翻面</w:t>
+      </w:r>
+      <w:r>
+        <w:rPr>
+          <w:rFonts w:hint="eastAsia"/>
+        </w:rPr>
+        <w:t xml:space="preserve">。 </w:t>
+      </w:r>
+    </w:p>
+    <w:p>
+      <w:pPr>
+        <w:pStyle w:val="a9"/>
+        <w:numPr>
+          <w:ilvl w:val="0"/>
+          <w:numId w:val="14"/>
+        </w:numPr>
+        <w:rPr>
+          <w:rFonts w:hint="eastAsia"/>
+        </w:rPr>
+      </w:pPr>
+      <w:r>
+        <w:rPr>
+          <w:rFonts w:hint="eastAsia"/>
+        </w:rPr>
+        <w:t>将场上所有被翻面的牌翻正。</w:t>
       </w:r>
     </w:p>
     <w:p>
@@ -2556,7 +2972,35 @@
         <w:rPr>
           <w:rFonts w:hint="eastAsia"/>
         </w:rPr>
-        <w:t>本游戏中，执行一部分行动、以及使用部分牌的效果，需要将相应数量的牌从主牌堆顶端送去弃牌堆，在游戏中统称为消耗时间。当主牌堆已经没有牌时，如果没有特殊说明，则无法执行需要消耗时间的行动或使用需要消耗时间才能使用的牌。</w:t>
+        <w:t>本游戏中，执行一部分行动、以及使用部分牌的效果，需要将相应数量的牌从主牌堆顶端送去</w:t>
+      </w:r>
+      <w:proofErr w:type="gramStart"/>
+      <w:r>
+        <w:rPr>
+          <w:rFonts w:hint="eastAsia"/>
+        </w:rPr>
+        <w:t>弃牌堆</w:t>
+      </w:r>
+      <w:proofErr w:type="gramEnd"/>
+      <w:r>
+        <w:rPr>
+          <w:rFonts w:hint="eastAsia"/>
+        </w:rPr>
+        <w:t>，在游戏中统称为消耗时间。当主牌</w:t>
+      </w:r>
+      <w:proofErr w:type="gramStart"/>
+      <w:r>
+        <w:rPr>
+          <w:rFonts w:hint="eastAsia"/>
+        </w:rPr>
+        <w:t>堆已经</w:t>
+      </w:r>
+      <w:proofErr w:type="gramEnd"/>
+      <w:r>
+        <w:rPr>
+          <w:rFonts w:hint="eastAsia"/>
+        </w:rPr>
+        <w:t>没有牌时，如果没有特殊说明，则无法执行需要消耗时间的行动或使用需要消耗时间才能使用的牌。</w:t>
       </w:r>
     </w:p>
     <w:p>
@@ -2634,6 +3078,7 @@
         <w:rPr>
           <w:rFonts w:hint="eastAsia"/>
         </w:rPr>
+        <w:lastRenderedPageBreak/>
         <w:t>重整</w:t>
       </w:r>
     </w:p>
@@ -2668,8 +3113,21 @@
         <w:rPr>
           <w:rFonts w:hint="eastAsia"/>
         </w:rPr>
-        <w:lastRenderedPageBreak/>
-        <w:t>将场上所有牌洗回相应的牌堆堆。</w:t>
+        <w:t>将场上所有牌洗</w:t>
+      </w:r>
+      <w:proofErr w:type="gramStart"/>
+      <w:r>
+        <w:rPr>
+          <w:rFonts w:hint="eastAsia"/>
+        </w:rPr>
+        <w:t>回相应</w:t>
+      </w:r>
+      <w:proofErr w:type="gramEnd"/>
+      <w:r>
+        <w:rPr>
+          <w:rFonts w:hint="eastAsia"/>
+        </w:rPr>
+        <w:t>的牌堆堆。</w:t>
       </w:r>
     </w:p>
     <w:p>
@@ -2687,7 +3145,21 @@
         <w:rPr>
           <w:rFonts w:hint="eastAsia"/>
         </w:rPr>
-        <w:t>从主牌堆向地城区的每个没有敌人的房间发1张牌，放在敌人侧。</w:t>
+        <w:t>从</w:t>
+      </w:r>
+      <w:proofErr w:type="gramStart"/>
+      <w:r>
+        <w:rPr>
+          <w:rFonts w:hint="eastAsia"/>
+        </w:rPr>
+        <w:t>主牌堆向地</w:t>
+      </w:r>
+      <w:proofErr w:type="gramEnd"/>
+      <w:r>
+        <w:rPr>
+          <w:rFonts w:hint="eastAsia"/>
+        </w:rPr>
+        <w:t>城区的每个没有敌人的房间发1张牌，放在敌人侧。</w:t>
       </w:r>
     </w:p>
     <w:p>
@@ -2705,7 +3177,35 @@
         <w:rPr>
           <w:rFonts w:hint="eastAsia"/>
         </w:rPr>
-        <w:t>从遭遇牌堆向地城区每行每列的奖励位发1张牌。</w:t>
+        <w:t>从遭遇</w:t>
+      </w:r>
+      <w:proofErr w:type="gramStart"/>
+      <w:r>
+        <w:rPr>
+          <w:rFonts w:hint="eastAsia"/>
+        </w:rPr>
+        <w:t>牌堆向</w:t>
+      </w:r>
+      <w:proofErr w:type="gramEnd"/>
+      <w:r>
+        <w:rPr>
+          <w:rFonts w:hint="eastAsia"/>
+        </w:rPr>
+        <w:t>地城区每行每列的</w:t>
+      </w:r>
+      <w:proofErr w:type="gramStart"/>
+      <w:r>
+        <w:rPr>
+          <w:rFonts w:hint="eastAsia"/>
+        </w:rPr>
+        <w:t>奖励位发1张</w:t>
+      </w:r>
+      <w:proofErr w:type="gramEnd"/>
+      <w:r>
+        <w:rPr>
+          <w:rFonts w:hint="eastAsia"/>
+        </w:rPr>
+        <w:t>牌。</w:t>
       </w:r>
     </w:p>
     <w:p>
@@ -2723,7 +3223,21 @@
         <w:rPr>
           <w:rFonts w:hint="eastAsia"/>
         </w:rPr>
-        <w:t>玩家将任意张手牌放回主牌堆，然后将手牌补满。</w:t>
+        <w:t>玩家将任意张手牌放回主牌堆，然后将</w:t>
+      </w:r>
+      <w:proofErr w:type="gramStart"/>
+      <w:r>
+        <w:rPr>
+          <w:rFonts w:hint="eastAsia"/>
+        </w:rPr>
+        <w:t>手牌补满</w:t>
+      </w:r>
+      <w:proofErr w:type="gramEnd"/>
+      <w:r>
+        <w:rPr>
+          <w:rFonts w:hint="eastAsia"/>
+        </w:rPr>
+        <w:t>。</w:t>
       </w:r>
     </w:p>
     <w:p>
@@ -2985,7 +3499,21 @@
         <w:rPr>
           <w:rFonts w:hint="eastAsia"/>
         </w:rPr>
-        <w:t>，房间内先结算玩家侧再结算敌人侧，同侧的牌先结算左侧的再结算右侧的。</w:t>
+        <w:t>，房间内先结算</w:t>
+      </w:r>
+      <w:proofErr w:type="gramStart"/>
+      <w:r>
+        <w:rPr>
+          <w:rFonts w:hint="eastAsia"/>
+        </w:rPr>
+        <w:t>玩家侧再结算</w:t>
+      </w:r>
+      <w:proofErr w:type="gramEnd"/>
+      <w:r>
+        <w:rPr>
+          <w:rFonts w:hint="eastAsia"/>
+        </w:rPr>
+        <w:t>敌人侧，同侧的牌先结算左侧的再结算右侧的。</w:t>
       </w:r>
     </w:p>
     <w:p>
@@ -3155,25 +3683,53 @@
         <w:rPr>
           <w:rFonts w:hint="eastAsia"/>
         </w:rPr>
-        <w:t>敌人侧</w:t>
-      </w:r>
-      <w:r>
-        <w:rPr>
-          <w:rFonts w:hint="eastAsia"/>
-        </w:rPr>
-        <w:t>所有牌依次弃置，再按从左向右的顺序将</w:t>
-      </w:r>
-      <w:r>
-        <w:rPr>
-          <w:rFonts w:hint="eastAsia"/>
-        </w:rPr>
-        <w:t>玩家侧</w:t>
-      </w:r>
-      <w:r>
-        <w:rPr>
-          <w:rFonts w:hint="eastAsia"/>
-        </w:rPr>
-        <w:t>所有牌依次送墓。</w:t>
+        <w:t>敌人</w:t>
+      </w:r>
+      <w:proofErr w:type="gramStart"/>
+      <w:r>
+        <w:rPr>
+          <w:rFonts w:hint="eastAsia"/>
+        </w:rPr>
+        <w:t>侧</w:t>
+      </w:r>
+      <w:r>
+        <w:rPr>
+          <w:rFonts w:hint="eastAsia"/>
+        </w:rPr>
+        <w:t>所有牌</w:t>
+      </w:r>
+      <w:proofErr w:type="gramEnd"/>
+      <w:r>
+        <w:rPr>
+          <w:rFonts w:hint="eastAsia"/>
+        </w:rPr>
+        <w:t>依次弃置，再按从左向右的顺序将</w:t>
+      </w:r>
+      <w:r>
+        <w:rPr>
+          <w:rFonts w:hint="eastAsia"/>
+        </w:rPr>
+        <w:t>玩家</w:t>
+      </w:r>
+      <w:proofErr w:type="gramStart"/>
+      <w:r>
+        <w:rPr>
+          <w:rFonts w:hint="eastAsia"/>
+        </w:rPr>
+        <w:t>侧</w:t>
+      </w:r>
+      <w:r>
+        <w:rPr>
+          <w:rFonts w:hint="eastAsia"/>
+        </w:rPr>
+        <w:t>所有牌</w:t>
+      </w:r>
+      <w:proofErr w:type="gramEnd"/>
+      <w:r>
+        <w:rPr>
+          <w:rFonts w:hint="eastAsia"/>
+        </w:rPr>
+        <w:t>依次送墓。</w:t>
       </w:r>
     </w:p>
     <w:p>
@@ -3203,7 +3759,35 @@
         <w:rPr>
           <w:rFonts w:hint="eastAsia"/>
         </w:rPr>
-        <w:t>的顺序将敌人侧所有牌依次送墓，再按从左向右的顺序将玩家侧所有牌依次弃置。</w:t>
+        <w:t>的顺序将敌人</w:t>
+      </w:r>
+      <w:proofErr w:type="gramStart"/>
+      <w:r>
+        <w:rPr>
+          <w:rFonts w:hint="eastAsia"/>
+        </w:rPr>
+        <w:t>侧所有牌</w:t>
+      </w:r>
+      <w:proofErr w:type="gramEnd"/>
+      <w:r>
+        <w:rPr>
+          <w:rFonts w:hint="eastAsia"/>
+        </w:rPr>
+        <w:t>依次送墓，再按从左向右的顺序将玩家</w:t>
+      </w:r>
+      <w:proofErr w:type="gramStart"/>
+      <w:r>
+        <w:rPr>
+          <w:rFonts w:hint="eastAsia"/>
+        </w:rPr>
+        <w:t>侧所有牌</w:t>
+      </w:r>
+      <w:proofErr w:type="gramEnd"/>
+      <w:r>
+        <w:rPr>
+          <w:rFonts w:hint="eastAsia"/>
+        </w:rPr>
+        <w:t>依次弃置。</w:t>
       </w:r>
     </w:p>
     <w:p>
@@ -3221,7 +3805,35 @@
         <w:rPr>
           <w:rFonts w:hint="eastAsia"/>
         </w:rPr>
-        <w:t>如果备战区的槽位合计点数等于房间区对位，则玩家荣誉战胜</w:t>
+        <w:t>如果</w:t>
+      </w:r>
+      <w:proofErr w:type="gramStart"/>
+      <w:r>
+        <w:rPr>
+          <w:rFonts w:hint="eastAsia"/>
+        </w:rPr>
+        <w:t>备战区</w:t>
+      </w:r>
+      <w:proofErr w:type="gramEnd"/>
+      <w:r>
+        <w:rPr>
+          <w:rFonts w:hint="eastAsia"/>
+        </w:rPr>
+        <w:t>的槽位合计点数等于房间区对位，则</w:t>
+      </w:r>
+      <w:proofErr w:type="gramStart"/>
+      <w:r>
+        <w:rPr>
+          <w:rFonts w:hint="eastAsia"/>
+        </w:rPr>
+        <w:t>玩家荣誉</w:t>
+      </w:r>
+      <w:proofErr w:type="gramEnd"/>
+      <w:r>
+        <w:rPr>
+          <w:rFonts w:hint="eastAsia"/>
+        </w:rPr>
+        <w:t>战胜</w:t>
       </w:r>
       <w:r>
         <w:rPr>
@@ -3245,7 +3857,21 @@
         <w:rPr>
           <w:rFonts w:hint="eastAsia"/>
         </w:rPr>
-        <w:t>的顺序将房间区槽位中所有牌依次送墓，再按从左向右的顺序将备战区槽位中所有牌依次送墓。</w:t>
+        <w:t>的顺序将房间区槽位中所有牌依次送墓，再按从左向右的顺序将</w:t>
+      </w:r>
+      <w:proofErr w:type="gramStart"/>
+      <w:r>
+        <w:rPr>
+          <w:rFonts w:hint="eastAsia"/>
+        </w:rPr>
+        <w:t>备战区槽</w:t>
+      </w:r>
+      <w:proofErr w:type="gramEnd"/>
+      <w:r>
+        <w:rPr>
+          <w:rFonts w:hint="eastAsia"/>
+        </w:rPr>
+        <w:t>位中所有牌依次送墓。</w:t>
       </w:r>
       <w:r>
         <w:rPr>
@@ -3269,7 +3895,21 @@
         <w:rPr>
           <w:rFonts w:hint="eastAsia"/>
         </w:rPr>
-        <w:t>如果玩家侧合计点数等于敌人侧，则玩家荣誉战胜，按从玩家侧到敌人侧，</w:t>
+        <w:t>如果玩家侧合计点数等于敌人侧，则</w:t>
+      </w:r>
+      <w:proofErr w:type="gramStart"/>
+      <w:r>
+        <w:rPr>
+          <w:rFonts w:hint="eastAsia"/>
+        </w:rPr>
+        <w:t>玩家荣誉</w:t>
+      </w:r>
+      <w:proofErr w:type="gramEnd"/>
+      <w:r>
+        <w:rPr>
+          <w:rFonts w:hint="eastAsia"/>
+        </w:rPr>
+        <w:t>战胜，按从玩家侧到敌人侧，</w:t>
       </w:r>
       <w:r>
         <w:rPr>
@@ -3281,7 +3921,14 @@
         <w:rPr>
           <w:rFonts w:hint="eastAsia"/>
         </w:rPr>
-        <w:t>的顺序将房间内所有牌依次送墓。“荣誉战胜”是特殊的“战胜”，可以触发玩家战胜时才能发动的效果。</w:t>
+        <w:t>的顺序将房间内所有牌依次送墓。“荣誉战胜”是特殊的“战胜”，可以触</w:t>
+      </w:r>
+      <w:r>
+        <w:rPr>
+          <w:rFonts w:hint="eastAsia"/>
+        </w:rPr>
+        <w:lastRenderedPageBreak/>
+        <w:t>发玩家战胜时才能发动的效果。</w:t>
       </w:r>
     </w:p>
     <w:p>
@@ -3301,7 +3948,21 @@
         <w:rPr>
           <w:rFonts w:hint="eastAsia"/>
         </w:rPr>
-        <w:t>，主牌堆已没有牌的情况下，则不需要消耗时间</w:t>
+        <w:t>，</w:t>
+      </w:r>
+      <w:proofErr w:type="gramStart"/>
+      <w:r>
+        <w:rPr>
+          <w:rFonts w:hint="eastAsia"/>
+        </w:rPr>
+        <w:t>主牌堆已没有</w:t>
+      </w:r>
+      <w:proofErr w:type="gramEnd"/>
+      <w:r>
+        <w:rPr>
+          <w:rFonts w:hint="eastAsia"/>
+        </w:rPr>
+        <w:t>牌的情况下，则不需要消耗时间</w:t>
       </w:r>
       <w:r>
         <w:rPr>
@@ -3321,7 +3982,6 @@
         <w:rPr>
           <w:rFonts w:hint="eastAsia"/>
         </w:rPr>
-        <w:lastRenderedPageBreak/>
         <w:t>使用遭遇牌</w:t>
       </w:r>
     </w:p>
@@ -3410,7 +4070,21 @@
         <w:rPr>
           <w:rFonts w:hint="eastAsia"/>
         </w:rPr>
-        <w:t>区；如果那张牌是事件牌，则玩家执行其效果后，将其放入遭遇牌弃牌堆。</w:t>
+        <w:t>区；如果那张牌是事件牌，则玩家执行其效果后，将其放入遭遇</w:t>
+      </w:r>
+      <w:proofErr w:type="gramStart"/>
+      <w:r>
+        <w:rPr>
+          <w:rFonts w:hint="eastAsia"/>
+        </w:rPr>
+        <w:t>牌弃牌堆</w:t>
+      </w:r>
+      <w:proofErr w:type="gramEnd"/>
+      <w:r>
+        <w:rPr>
+          <w:rFonts w:hint="eastAsia"/>
+        </w:rPr>
+        <w:t>。</w:t>
       </w:r>
     </w:p>
     <w:p>
@@ -3440,7 +4114,21 @@
         <w:rPr>
           <w:rFonts w:hint="eastAsia"/>
         </w:rPr>
-        <w:t>如果主牌堆已经没有牌，且房间区也没有除遭遇牌以外的牌，则玩家可以进入下一层</w:t>
+        <w:t>如果主牌</w:t>
+      </w:r>
+      <w:proofErr w:type="gramStart"/>
+      <w:r>
+        <w:rPr>
+          <w:rFonts w:hint="eastAsia"/>
+        </w:rPr>
+        <w:t>堆已经</w:t>
+      </w:r>
+      <w:proofErr w:type="gramEnd"/>
+      <w:r>
+        <w:rPr>
+          <w:rFonts w:hint="eastAsia"/>
+        </w:rPr>
+        <w:t>没有牌，且房间区也没有除遭遇牌以外的牌，则玩家可以进入下一层</w:t>
       </w:r>
       <w:r>
         <w:rPr>
@@ -3544,23 +4232,53 @@
         </w:rPr>
         <w:t>购买</w:t>
       </w:r>
-      <w:r>
-        <w:rPr>
-          <w:rFonts w:hint="eastAsia"/>
-        </w:rPr>
-        <w:t>升级牌区的任意张牌洗回升级牌堆，然后从升级牌堆向</w:t>
-      </w:r>
-      <w:r>
-        <w:rPr>
-          <w:rFonts w:hint="eastAsia"/>
-        </w:rPr>
-        <w:t>购买升级牌区</w:t>
-      </w:r>
-      <w:r>
-        <w:rPr>
-          <w:rFonts w:hint="eastAsia"/>
-        </w:rPr>
-        <w:t>的每个空位发1张牌。</w:t>
+      <w:proofErr w:type="gramStart"/>
+      <w:r>
+        <w:rPr>
+          <w:rFonts w:hint="eastAsia"/>
+        </w:rPr>
+        <w:t>升级牌区的</w:t>
+      </w:r>
+      <w:proofErr w:type="gramEnd"/>
+      <w:r>
+        <w:rPr>
+          <w:rFonts w:hint="eastAsia"/>
+        </w:rPr>
+        <w:t>任意张牌洗回升级牌堆，然后从升级</w:t>
+      </w:r>
+      <w:proofErr w:type="gramStart"/>
+      <w:r>
+        <w:rPr>
+          <w:rFonts w:hint="eastAsia"/>
+        </w:rPr>
+        <w:t>牌堆向</w:t>
+      </w:r>
+      <w:proofErr w:type="gramEnd"/>
+      <w:r>
+        <w:rPr>
+          <w:rFonts w:hint="eastAsia"/>
+        </w:rPr>
+        <w:t>购买</w:t>
+      </w:r>
+      <w:proofErr w:type="gramStart"/>
+      <w:r>
+        <w:rPr>
+          <w:rFonts w:hint="eastAsia"/>
+        </w:rPr>
+        <w:t>升级牌区</w:t>
+      </w:r>
+      <w:r>
+        <w:rPr>
+          <w:rFonts w:hint="eastAsia"/>
+        </w:rPr>
+        <w:t>的</w:t>
+      </w:r>
+      <w:proofErr w:type="gramEnd"/>
+      <w:r>
+        <w:rPr>
+          <w:rFonts w:hint="eastAsia"/>
+        </w:rPr>
+        <w:t>每个空位发1张牌。</w:t>
       </w:r>
     </w:p>
     <w:p>
@@ -3620,13 +4338,41 @@
         <w:rPr>
           <w:rFonts w:hint="eastAsia"/>
         </w:rPr>
-        <w:t>将当前弃牌堆牌的数量计入玩家的失分数，然后</w:t>
-      </w:r>
-      <w:r>
-        <w:rPr>
-          <w:rFonts w:hint="eastAsia"/>
-        </w:rPr>
-        <w:t>将弃牌堆和墓地所有牌洗回主牌堆。</w:t>
+        <w:t>将当前</w:t>
+      </w:r>
+      <w:proofErr w:type="gramStart"/>
+      <w:r>
+        <w:rPr>
+          <w:rFonts w:hint="eastAsia"/>
+        </w:rPr>
+        <w:t>弃牌堆牌</w:t>
+      </w:r>
+      <w:proofErr w:type="gramEnd"/>
+      <w:r>
+        <w:rPr>
+          <w:rFonts w:hint="eastAsia"/>
+        </w:rPr>
+        <w:t>的数量计入玩家的失分数，然后</w:t>
+      </w:r>
+      <w:r>
+        <w:rPr>
+          <w:rFonts w:hint="eastAsia"/>
+        </w:rPr>
+        <w:t>将</w:t>
+      </w:r>
+      <w:proofErr w:type="gramStart"/>
+      <w:r>
+        <w:rPr>
+          <w:rFonts w:hint="eastAsia"/>
+        </w:rPr>
+        <w:t>弃牌堆</w:t>
+      </w:r>
+      <w:proofErr w:type="gramEnd"/>
+      <w:r>
+        <w:rPr>
+          <w:rFonts w:hint="eastAsia"/>
+        </w:rPr>
+        <w:t>和墓地所有牌洗回主牌堆。</w:t>
       </w:r>
     </w:p>
     <w:p>
@@ -3664,6 +4410,7 @@
         </w:rPr>
         <w:t>当前</w:t>
       </w:r>
+      <w:proofErr w:type="gramStart"/>
       <w:r>
         <w:rPr>
           <w:rFonts w:hint="eastAsia"/>
@@ -3676,6 +4423,7 @@
         </w:rPr>
         <w:t>在</w:t>
       </w:r>
+      <w:proofErr w:type="gramEnd"/>
       <w:r>
         <w:rPr>
           <w:rFonts w:hint="eastAsia"/>
@@ -3718,15 +4466,18 @@
     <w:p>
       <w:pPr>
         <w:ind w:firstLine="420"/>
-        <w:rPr>
-          <w:rFonts w:hint="eastAsia"/>
-        </w:rPr>
       </w:pPr>
       <w:r>
         <w:rPr>
           <w:rFonts w:hint="eastAsia"/>
         </w:rPr>
         <w:t>在自由阶段消耗时间后，即进入结束阶段</w:t>
+      </w:r>
+      <w:r>
+        <w:rPr>
+          <w:rFonts w:hint="eastAsia"/>
+        </w:rPr>
+        <w:t>，</w:t>
       </w:r>
       <w:r>
         <w:rPr>
@@ -3742,9 +4493,6 @@
           <w:ilvl w:val="0"/>
           <w:numId w:val="11"/>
         </w:numPr>
-        <w:rPr>
-          <w:rFonts w:hint="eastAsia"/>
-        </w:rPr>
       </w:pPr>
       <w:r>
         <w:rPr>
@@ -3792,7 +4540,21 @@
         <w:rPr>
           <w:rFonts w:hint="eastAsia"/>
         </w:rPr>
-        <w:t>。房间内的牌按照从玩家侧到敌人侧、</w:t>
+        <w:t>。房间内的</w:t>
+      </w:r>
+      <w:proofErr w:type="gramStart"/>
+      <w:r>
+        <w:rPr>
+          <w:rFonts w:hint="eastAsia"/>
+        </w:rPr>
+        <w:t>牌按照</w:t>
+      </w:r>
+      <w:proofErr w:type="gramEnd"/>
+      <w:r>
+        <w:rPr>
+          <w:rFonts w:hint="eastAsia"/>
+        </w:rPr>
+        <w:t>从玩家侧到敌人侧、</w:t>
       </w:r>
       <w:r>
         <w:rPr>
@@ -3834,7 +4596,31 @@
         <w:rPr>
           <w:rFonts w:hint="eastAsia"/>
         </w:rPr>
-        <w:t>回合结束时效果完成后，将对应的牌横置。</w:t>
+        <w:t>效果</w:t>
+      </w:r>
+      <w:r>
+        <w:rPr>
+          <w:rFonts w:hint="eastAsia"/>
+        </w:rPr>
+        <w:t>结算</w:t>
+      </w:r>
+      <w:r>
+        <w:rPr>
+          <w:rFonts w:hint="eastAsia"/>
+        </w:rPr>
+        <w:t>完成后，将牌</w:t>
+      </w:r>
+      <w:r>
+        <w:rPr>
+          <w:rFonts w:hint="eastAsia"/>
+        </w:rPr>
+        <w:t>翻面</w:t>
+      </w:r>
+      <w:r>
+        <w:rPr>
+          <w:rFonts w:hint="eastAsia"/>
+        </w:rPr>
+        <w:t>。</w:t>
       </w:r>
     </w:p>
     <w:p>
@@ -3852,19 +4638,43 @@
         <w:rPr>
           <w:rFonts w:hint="eastAsia"/>
         </w:rPr>
-        <w:t>依次将场上横置的牌复位，顺序与</w:t>
-      </w:r>
-      <w:r>
-        <w:rPr>
-          <w:rFonts w:hint="eastAsia"/>
-        </w:rPr>
-        <w:t>步骤①中的</w:t>
-      </w:r>
-      <w:r>
-        <w:rPr>
-          <w:rFonts w:hint="eastAsia"/>
-        </w:rPr>
-        <w:t>顺序一致。</w:t>
+        <w:t>将场上</w:t>
+      </w:r>
+      <w:r>
+        <w:rPr>
+          <w:rFonts w:hint="eastAsia"/>
+        </w:rPr>
+        <w:t>所有被</w:t>
+      </w:r>
+      <w:r>
+        <w:rPr>
+          <w:rFonts w:hint="eastAsia"/>
+        </w:rPr>
+        <w:t>翻</w:t>
+      </w:r>
+      <w:r>
+        <w:rPr>
+          <w:rFonts w:hint="eastAsia"/>
+        </w:rPr>
+        <w:t>面</w:t>
+      </w:r>
+      <w:r>
+        <w:rPr>
+          <w:rFonts w:hint="eastAsia"/>
+        </w:rPr>
+        <w:t>的牌</w:t>
+      </w:r>
+      <w:r>
+        <w:rPr>
+          <w:rFonts w:hint="eastAsia"/>
+        </w:rPr>
+        <w:t>翻正</w:t>
+      </w:r>
+      <w:r>
+        <w:rPr>
+          <w:rFonts w:hint="eastAsia"/>
+        </w:rPr>
+        <w:t>。</w:t>
       </w:r>
     </w:p>
     <w:p>
@@ -4001,6 +4811,7 @@
         <w:rPr>
           <w:rFonts w:hint="eastAsia"/>
         </w:rPr>
+        <w:lastRenderedPageBreak/>
         <w:t>用语</w:t>
       </w:r>
     </w:p>
@@ -4043,7 +4854,35 @@
         <w:rPr>
           <w:rFonts w:hint="eastAsia"/>
         </w:rPr>
-        <w:t>从来源牌堆抽另1张牌替代那张牌。来源牌堆没有牌的情况下，不能重抽。</w:t>
+        <w:t>从来源</w:t>
+      </w:r>
+      <w:proofErr w:type="gramStart"/>
+      <w:r>
+        <w:rPr>
+          <w:rFonts w:hint="eastAsia"/>
+        </w:rPr>
+        <w:t>牌堆抽另</w:t>
+      </w:r>
+      <w:proofErr w:type="gramEnd"/>
+      <w:r>
+        <w:rPr>
+          <w:rFonts w:hint="eastAsia"/>
+        </w:rPr>
+        <w:t>1张牌替代那张牌。</w:t>
+      </w:r>
+      <w:proofErr w:type="gramStart"/>
+      <w:r>
+        <w:rPr>
+          <w:rFonts w:hint="eastAsia"/>
+        </w:rPr>
+        <w:t>来源牌堆没有</w:t>
+      </w:r>
+      <w:proofErr w:type="gramEnd"/>
+      <w:r>
+        <w:rPr>
+          <w:rFonts w:hint="eastAsia"/>
+        </w:rPr>
+        <w:t>牌的情况下，不能重抽。</w:t>
       </w:r>
     </w:p>
     <w:p>
@@ -4057,8 +4896,736 @@
         <w:rPr>
           <w:rFonts w:hint="eastAsia"/>
         </w:rPr>
+        <w:t>横置</w:t>
+      </w:r>
+    </w:p>
+    <w:p>
+      <w:pPr>
+        <w:rPr>
+          <w:rFonts w:hint="eastAsia"/>
+        </w:rPr>
+      </w:pPr>
+      <w:r>
+        <w:tab/>
+      </w:r>
+      <w:r>
+        <w:rPr>
+          <w:rFonts w:hint="eastAsia"/>
+        </w:rPr>
+        <w:t>横置代表牌失效时的状态。地城区的牌横置时，视为1张点数为1的无效果牌，其牌名和种族仍保持不变，在回合结束时将其复位。</w:t>
+      </w:r>
+    </w:p>
+    <w:p>
+      <w:pPr>
+        <w:pStyle w:val="3"/>
+        <w:rPr>
+          <w:rFonts w:hint="eastAsia"/>
+        </w:rPr>
+      </w:pPr>
+      <w:r>
+        <w:rPr>
+          <w:rFonts w:hint="eastAsia"/>
+        </w:rPr>
+        <w:t>移动</w:t>
+      </w:r>
+    </w:p>
+    <w:p>
+      <w:pPr>
+        <w:rPr>
+          <w:rFonts w:hint="eastAsia"/>
+        </w:rPr>
+      </w:pPr>
+      <w:r>
+        <w:tab/>
+      </w:r>
+      <w:r>
+        <w:rPr>
+          <w:rFonts w:hint="eastAsia"/>
+        </w:rPr>
+        <w:t>地城区的房间之间</w:t>
+      </w:r>
+      <w:r>
+        <w:rPr>
+          <w:rFonts w:hint="eastAsia"/>
+        </w:rPr>
+        <w:t>存在距离</w:t>
+      </w:r>
+      <w:r>
+        <w:rPr>
+          <w:rFonts w:hint="eastAsia"/>
+        </w:rPr>
+        <w:t>概念</w:t>
+      </w:r>
+      <w:r>
+        <w:rPr>
+          <w:rFonts w:hint="eastAsia"/>
+        </w:rPr>
+        <w:t>，</w:t>
+      </w:r>
+      <w:r>
+        <w:rPr>
+          <w:rFonts w:hint="eastAsia"/>
+        </w:rPr>
+        <w:t>距离的</w:t>
+      </w:r>
+      <w:r>
+        <w:rPr>
+          <w:rFonts w:hint="eastAsia"/>
+        </w:rPr>
+        <w:t>单位为格</w:t>
+      </w:r>
+      <w:r>
+        <w:rPr>
+          <w:rFonts w:hint="eastAsia"/>
+        </w:rPr>
+        <w:t>。</w:t>
+      </w:r>
+      <w:r>
+        <w:rPr>
+          <w:rFonts w:hint="eastAsia"/>
+        </w:rPr>
+        <w:t>相邻</w:t>
+      </w:r>
+      <w:r>
+        <w:rPr>
+          <w:rFonts w:hint="eastAsia"/>
+        </w:rPr>
+        <w:t>房间的</w:t>
+      </w:r>
+      <w:r>
+        <w:rPr>
+          <w:rFonts w:hint="eastAsia"/>
+        </w:rPr>
+        <w:t>距离为1格，</w:t>
+      </w:r>
+      <w:r>
+        <w:rPr>
+          <w:rFonts w:hint="eastAsia"/>
+        </w:rPr>
+        <w:t>因此“移动1格”即将牌移动相邻房间。</w:t>
+      </w:r>
+      <w:r>
+        <w:rPr>
+          <w:rFonts w:hint="eastAsia"/>
+        </w:rPr>
+        <w:t>不相邻的</w:t>
+      </w:r>
+      <w:r>
+        <w:rPr>
+          <w:rFonts w:hint="eastAsia"/>
+        </w:rPr>
+        <w:t>房间</w:t>
+      </w:r>
+      <w:r>
+        <w:rPr>
+          <w:rFonts w:hint="eastAsia"/>
+        </w:rPr>
+        <w:t>距离为从</w:t>
+      </w:r>
+      <w:r>
+        <w:rPr>
+          <w:rFonts w:hint="eastAsia"/>
+        </w:rPr>
+        <w:t>起始房间</w:t>
+      </w:r>
+      <w:r>
+        <w:rPr>
+          <w:rFonts w:hint="eastAsia"/>
+        </w:rPr>
+        <w:t>出发</w:t>
+      </w:r>
+      <w:r>
+        <w:rPr>
+          <w:rFonts w:hint="eastAsia"/>
+        </w:rPr>
+        <w:t>连续移动1格后达到目标房间的次数。</w:t>
+      </w:r>
+    </w:p>
+    <w:p>
+      <w:pPr>
+        <w:rPr>
+          <w:rFonts w:hint="eastAsia"/>
+        </w:rPr>
+      </w:pPr>
+      <w:r>
+        <w:tab/>
+      </w:r>
+      <w:proofErr w:type="gramStart"/>
+      <w:r>
+        <w:rPr>
+          <w:rFonts w:hint="eastAsia"/>
+        </w:rPr>
+        <w:t>牌通过</w:t>
+      </w:r>
+      <w:proofErr w:type="gramEnd"/>
+      <w:r>
+        <w:rPr>
+          <w:rFonts w:hint="eastAsia"/>
+        </w:rPr>
+        <w:t>移动的方式进入另一个房间时，将其放置在房间</w:t>
+      </w:r>
+      <w:r>
+        <w:rPr>
+          <w:rFonts w:hint="eastAsia"/>
+        </w:rPr>
+        <w:t>的最</w:t>
+      </w:r>
+      <w:r>
+        <w:rPr>
+          <w:rFonts w:hint="eastAsia"/>
+        </w:rPr>
+        <w:t>靠</w:t>
+      </w:r>
+      <w:r>
+        <w:rPr>
+          <w:rFonts w:hint="eastAsia"/>
+        </w:rPr>
+        <w:t>后</w:t>
+      </w:r>
+      <w:r>
+        <w:rPr>
+          <w:rFonts w:hint="eastAsia"/>
+        </w:rPr>
+        <w:t>方的位置</w:t>
+      </w:r>
+      <w:r>
+        <w:rPr>
+          <w:rFonts w:hint="eastAsia"/>
+        </w:rPr>
+        <w:t>。</w:t>
+      </w:r>
+    </w:p>
+    <w:p>
+      <w:pPr>
+        <w:pStyle w:val="3"/>
+        <w:rPr>
+          <w:rFonts w:hint="eastAsia"/>
+        </w:rPr>
+      </w:pPr>
+      <w:r>
+        <w:rPr>
+          <w:rFonts w:hint="eastAsia"/>
+        </w:rPr>
+        <w:t>翻</w:t>
+      </w:r>
+      <w:r>
+        <w:rPr>
+          <w:rFonts w:hint="eastAsia"/>
+        </w:rPr>
+        <w:t>选</w:t>
+      </w:r>
+    </w:p>
+    <w:p>
+      <w:pPr>
+        <w:rPr>
+          <w:rFonts w:hint="eastAsia"/>
+        </w:rPr>
+      </w:pPr>
+      <w:r>
+        <w:tab/>
+      </w:r>
+      <w:r>
+        <w:rPr>
+          <w:rFonts w:hint="eastAsia"/>
+        </w:rPr>
+        <w:t>指从牌堆中翻开</w:t>
+      </w:r>
+      <w:r>
+        <w:rPr>
+          <w:rFonts w:hint="eastAsia"/>
+        </w:rPr>
+        <w:t>数</w:t>
+      </w:r>
+      <w:r>
+        <w:rPr>
+          <w:rFonts w:hint="eastAsia"/>
+        </w:rPr>
+        <w:t>张牌</w:t>
+      </w:r>
+      <w:r>
+        <w:rPr>
+          <w:rFonts w:hint="eastAsia"/>
+        </w:rPr>
+        <w:t>后</w:t>
+      </w:r>
+      <w:r>
+        <w:rPr>
+          <w:rFonts w:hint="eastAsia"/>
+        </w:rPr>
+        <w:t>，</w:t>
+      </w:r>
+      <w:r>
+        <w:rPr>
+          <w:rFonts w:hint="eastAsia"/>
+        </w:rPr>
+        <w:t>再</w:t>
+      </w:r>
+      <w:r>
+        <w:rPr>
+          <w:rFonts w:hint="eastAsia"/>
+        </w:rPr>
+        <w:t>选</w:t>
+      </w:r>
+      <w:r>
+        <w:rPr>
+          <w:rFonts w:hint="eastAsia"/>
+        </w:rPr>
+        <w:t>其中的某几张</w:t>
+      </w:r>
+      <w:r>
+        <w:rPr>
+          <w:rFonts w:hint="eastAsia"/>
+        </w:rPr>
+        <w:t>。</w:t>
+      </w:r>
+      <w:r>
+        <w:rPr>
+          <w:rFonts w:hint="eastAsia"/>
+        </w:rPr>
+        <w:t>当</w:t>
+      </w:r>
+      <w:r>
+        <w:rPr>
+          <w:rFonts w:hint="eastAsia"/>
+        </w:rPr>
+        <w:t>规则或效果文本要求玩家从某个</w:t>
+      </w:r>
+      <w:proofErr w:type="gramStart"/>
+      <w:r>
+        <w:rPr>
+          <w:rFonts w:hint="eastAsia"/>
+        </w:rPr>
+        <w:t>牌堆</w:t>
+      </w:r>
+      <w:r>
+        <w:rPr>
+          <w:rFonts w:hint="eastAsia"/>
+        </w:rPr>
+        <w:t>翻</w:t>
+      </w:r>
+      <w:proofErr w:type="gramEnd"/>
+      <w:r>
+        <w:rPr>
+          <w:rFonts w:hint="eastAsia"/>
+        </w:rPr>
+        <w:t>选</w:t>
+      </w:r>
+      <w:r>
+        <w:rPr>
+          <w:rFonts w:hint="eastAsia"/>
+        </w:rPr>
+        <w:t>时，如果没有额外的</w:t>
+      </w:r>
+      <w:r>
+        <w:rPr>
+          <w:rFonts w:hint="eastAsia"/>
+        </w:rPr>
+        <w:t>说明，则</w:t>
+      </w:r>
+      <w:r>
+        <w:rPr>
+          <w:rFonts w:hint="eastAsia"/>
+        </w:rPr>
+        <w:t>没有被选中的</w:t>
+      </w:r>
+      <w:proofErr w:type="gramStart"/>
+      <w:r>
+        <w:rPr>
+          <w:rFonts w:hint="eastAsia"/>
+        </w:rPr>
+        <w:t>牌根据</w:t>
+      </w:r>
+      <w:proofErr w:type="gramEnd"/>
+      <w:r>
+        <w:rPr>
+          <w:rFonts w:hint="eastAsia"/>
+        </w:rPr>
+        <w:t>其来源</w:t>
+      </w:r>
+      <w:proofErr w:type="gramStart"/>
+      <w:r>
+        <w:rPr>
+          <w:rFonts w:hint="eastAsia"/>
+        </w:rPr>
+        <w:t>牌堆作</w:t>
+      </w:r>
+      <w:proofErr w:type="gramEnd"/>
+      <w:r>
+        <w:rPr>
+          <w:rFonts w:hint="eastAsia"/>
+        </w:rPr>
+        <w:t>以下处理：如果是从主牌堆</w:t>
+      </w:r>
+      <w:r>
+        <w:rPr>
+          <w:rFonts w:hint="eastAsia"/>
+        </w:rPr>
+        <w:t>或升级</w:t>
+      </w:r>
+      <w:proofErr w:type="gramStart"/>
+      <w:r>
+        <w:rPr>
+          <w:rFonts w:hint="eastAsia"/>
+        </w:rPr>
+        <w:t>牌堆</w:t>
+      </w:r>
+      <w:r>
+        <w:rPr>
+          <w:rFonts w:hint="eastAsia"/>
+        </w:rPr>
+        <w:t>翻</w:t>
+      </w:r>
+      <w:r>
+        <w:rPr>
+          <w:rFonts w:hint="eastAsia"/>
+        </w:rPr>
+        <w:t>选</w:t>
+      </w:r>
+      <w:proofErr w:type="gramEnd"/>
+      <w:r>
+        <w:rPr>
+          <w:rFonts w:hint="eastAsia"/>
+        </w:rPr>
+        <w:t>，没有选中的牌</w:t>
+      </w:r>
+      <w:r>
+        <w:rPr>
+          <w:rFonts w:hint="eastAsia"/>
+        </w:rPr>
+        <w:t>洗回原牌堆</w:t>
+      </w:r>
+      <w:r>
+        <w:rPr>
+          <w:rFonts w:hint="eastAsia"/>
+        </w:rPr>
+        <w:t>；如果是从</w:t>
+      </w:r>
+      <w:proofErr w:type="gramStart"/>
+      <w:r>
+        <w:rPr>
+          <w:rFonts w:hint="eastAsia"/>
+        </w:rPr>
+        <w:t>遭遇牌堆翻牌</w:t>
+      </w:r>
+      <w:proofErr w:type="gramEnd"/>
+      <w:r>
+        <w:rPr>
+          <w:rFonts w:hint="eastAsia"/>
+        </w:rPr>
+        <w:t>，没有选中的牌</w:t>
+      </w:r>
+      <w:r>
+        <w:rPr>
+          <w:rFonts w:hint="eastAsia"/>
+        </w:rPr>
+        <w:t>依次</w:t>
+      </w:r>
+      <w:r>
+        <w:rPr>
+          <w:rFonts w:hint="eastAsia"/>
+        </w:rPr>
+        <w:t>送去遭遇</w:t>
+      </w:r>
+      <w:proofErr w:type="gramStart"/>
+      <w:r>
+        <w:rPr>
+          <w:rFonts w:hint="eastAsia"/>
+        </w:rPr>
+        <w:t>牌弃牌堆</w:t>
+      </w:r>
+      <w:proofErr w:type="gramEnd"/>
+      <w:r>
+        <w:rPr>
+          <w:rFonts w:hint="eastAsia"/>
+        </w:rPr>
+        <w:t>。</w:t>
+      </w:r>
+    </w:p>
+    <w:p>
+      <w:pPr>
+        <w:pStyle w:val="3"/>
+        <w:rPr>
+          <w:rFonts w:hint="eastAsia"/>
+        </w:rPr>
+      </w:pPr>
+      <w:r>
+        <w:rPr>
+          <w:rFonts w:hint="eastAsia"/>
+        </w:rPr>
+        <w:t>场上</w:t>
+      </w:r>
+    </w:p>
+    <w:p>
+      <w:pPr>
+        <w:rPr>
+          <w:rFonts w:hint="eastAsia"/>
+        </w:rPr>
+      </w:pPr>
+      <w:r>
+        <w:tab/>
+      </w:r>
+      <w:r>
+        <w:rPr>
+          <w:rFonts w:hint="eastAsia"/>
+        </w:rPr>
+        <w:t>场上指</w:t>
+      </w:r>
+      <w:r>
+        <w:rPr>
+          <w:rFonts w:hint="eastAsia"/>
+        </w:rPr>
+        <w:t>地城区</w:t>
+      </w:r>
+      <w:r>
+        <w:rPr>
+          <w:rFonts w:hint="eastAsia"/>
+        </w:rPr>
+        <w:t>。</w:t>
+      </w:r>
+    </w:p>
+    <w:p>
+      <w:pPr>
+        <w:pStyle w:val="3"/>
+        <w:rPr>
+          <w:rFonts w:hint="eastAsia"/>
+        </w:rPr>
+      </w:pPr>
+      <w:r>
+        <w:rPr>
+          <w:rFonts w:hint="eastAsia"/>
+        </w:rPr>
+        <w:t>检索</w:t>
+      </w:r>
+    </w:p>
+    <w:p>
+      <w:pPr>
+        <w:rPr>
+          <w:rFonts w:hint="eastAsia"/>
+        </w:rPr>
+      </w:pPr>
+      <w:r>
+        <w:tab/>
+      </w:r>
+      <w:r>
+        <w:rPr>
+          <w:rFonts w:hint="eastAsia"/>
+        </w:rPr>
+        <w:t>规则或效果文本要求玩家</w:t>
+      </w:r>
+      <w:r>
+        <w:rPr>
+          <w:rFonts w:hint="eastAsia"/>
+        </w:rPr>
+        <w:t>从某处</w:t>
+      </w:r>
+      <w:r>
+        <w:rPr>
+          <w:rFonts w:hint="eastAsia"/>
+        </w:rPr>
+        <w:t>检索</w:t>
+      </w:r>
+      <w:r>
+        <w:rPr>
+          <w:rFonts w:hint="eastAsia"/>
+        </w:rPr>
+        <w:t>牌时，从</w:t>
+      </w:r>
+      <w:proofErr w:type="gramStart"/>
+      <w:r>
+        <w:rPr>
+          <w:rFonts w:hint="eastAsia"/>
+        </w:rPr>
+        <w:t>对应牌堆查找</w:t>
+      </w:r>
+      <w:proofErr w:type="gramEnd"/>
+      <w:r>
+        <w:rPr>
+          <w:rFonts w:hint="eastAsia"/>
+        </w:rPr>
+        <w:t>第1张符合要求的牌，然后洗牌。</w:t>
+      </w:r>
+    </w:p>
+    <w:p>
+      <w:pPr>
+        <w:rPr>
+          <w:rFonts w:hint="eastAsia"/>
+        </w:rPr>
+      </w:pPr>
+      <w:r>
+        <w:tab/>
+      </w:r>
+      <w:r>
+        <w:rPr>
+          <w:rFonts w:hint="eastAsia"/>
+        </w:rPr>
+        <w:t>要求玩家</w:t>
+      </w:r>
+      <w:r>
+        <w:rPr>
+          <w:rFonts w:hint="eastAsia"/>
+        </w:rPr>
+        <w:t>从某处</w:t>
+      </w:r>
+      <w:r>
+        <w:rPr>
+          <w:rFonts w:hint="eastAsia"/>
+        </w:rPr>
+        <w:t>选前/第</w:t>
+      </w:r>
+      <w:r>
+        <w:rPr>
+          <w:rFonts w:hint="eastAsia"/>
+        </w:rPr>
+        <w:t>n</w:t>
+      </w:r>
+      <w:r>
+        <w:rPr>
+          <w:rFonts w:hint="eastAsia"/>
+        </w:rPr>
+        <w:t>张符合条件的牌时，从</w:t>
+      </w:r>
+      <w:proofErr w:type="gramStart"/>
+      <w:r>
+        <w:rPr>
+          <w:rFonts w:hint="eastAsia"/>
+        </w:rPr>
+        <w:t>对应</w:t>
+      </w:r>
+      <w:r>
+        <w:rPr>
+          <w:rFonts w:hint="eastAsia"/>
+        </w:rPr>
+        <w:t>牌堆</w:t>
+      </w:r>
+      <w:r>
+        <w:rPr>
+          <w:rFonts w:hint="eastAsia"/>
+        </w:rPr>
+        <w:t>查找</w:t>
+      </w:r>
+      <w:proofErr w:type="gramEnd"/>
+      <w:r>
+        <w:rPr>
+          <w:rFonts w:hint="eastAsia"/>
+        </w:rPr>
+        <w:t>前</w:t>
+      </w:r>
+      <w:r>
+        <w:rPr>
+          <w:rFonts w:hint="eastAsia"/>
+        </w:rPr>
+        <w:t>/第</w:t>
+      </w:r>
+      <w:r>
+        <w:rPr>
+          <w:rFonts w:hint="eastAsia"/>
+        </w:rPr>
+        <w:t>n</w:t>
+      </w:r>
+      <w:r>
+        <w:rPr>
+          <w:rFonts w:hint="eastAsia"/>
+        </w:rPr>
+        <w:t>张符合要求的牌，然后洗牌。</w:t>
+      </w:r>
+    </w:p>
+    <w:p>
+      <w:pPr>
+        <w:rPr>
+          <w:rFonts w:hint="eastAsia"/>
+        </w:rPr>
+      </w:pPr>
+      <w:r>
+        <w:tab/>
+      </w:r>
+      <w:r>
+        <w:rPr>
+          <w:rFonts w:hint="eastAsia"/>
+        </w:rPr>
+        <w:t>如果没能查找到需要检索的牌，</w:t>
+      </w:r>
+      <w:r>
+        <w:rPr>
+          <w:rFonts w:hint="eastAsia"/>
+        </w:rPr>
+        <w:t>则</w:t>
+      </w:r>
+      <w:r>
+        <w:rPr>
+          <w:rFonts w:hint="eastAsia"/>
+        </w:rPr>
+        <w:t>直接</w:t>
+      </w:r>
+      <w:r>
+        <w:rPr>
+          <w:rFonts w:hint="eastAsia"/>
+        </w:rPr>
+        <w:t>洗牌，</w:t>
+      </w:r>
+      <w:r>
+        <w:rPr>
+          <w:rFonts w:hint="eastAsia"/>
+        </w:rPr>
+        <w:t>并</w:t>
+      </w:r>
+      <w:r>
+        <w:rPr>
+          <w:rFonts w:hint="eastAsia"/>
+        </w:rPr>
+        <w:t>使</w:t>
+      </w:r>
+      <w:r>
+        <w:rPr>
+          <w:rFonts w:hint="eastAsia"/>
+        </w:rPr>
+        <w:t>检索</w:t>
+      </w:r>
+      <w:r>
+        <w:rPr>
+          <w:rFonts w:hint="eastAsia"/>
+        </w:rPr>
+        <w:t>效果</w:t>
+      </w:r>
+      <w:r>
+        <w:rPr>
+          <w:rFonts w:hint="eastAsia"/>
+        </w:rPr>
+        <w:t>中止</w:t>
+      </w:r>
+      <w:r>
+        <w:rPr>
+          <w:rFonts w:hint="eastAsia"/>
+        </w:rPr>
+        <w:t>。</w:t>
+      </w:r>
+    </w:p>
+    <w:p>
+      <w:pPr>
+        <w:pStyle w:val="3"/>
+        <w:rPr>
+          <w:rFonts w:hint="eastAsia"/>
+        </w:rPr>
+      </w:pPr>
+      <w:proofErr w:type="gramStart"/>
+      <w:r>
+        <w:rPr>
+          <w:rFonts w:hint="eastAsia"/>
+        </w:rPr>
         <w:lastRenderedPageBreak/>
-        <w:t>横置</w:t>
+        <w:t>送墓</w:t>
+      </w:r>
+      <w:proofErr w:type="gramEnd"/>
+      <w:r>
+        <w:rPr>
+          <w:rFonts w:hint="eastAsia"/>
+        </w:rPr>
+        <w:t>/</w:t>
+      </w:r>
+      <w:r>
+        <w:rPr>
+          <w:rFonts w:hint="eastAsia"/>
+        </w:rPr>
+        <w:t>消灭/死亡</w:t>
       </w:r>
     </w:p>
     <w:p>
@@ -4074,7 +5641,103 @@
         <w:rPr>
           <w:rFonts w:hint="eastAsia"/>
         </w:rPr>
-        <w:t>横置代表牌失效时的状态。地城区的牌横置时，视为1张点数为1的无效果牌，其牌名和种族仍保持不变，在回合结束时将其复位。</w:t>
+        <w:t>主牌堆的牌从场上</w:t>
+      </w:r>
+      <w:r>
+        <w:rPr>
+          <w:rFonts w:hint="eastAsia"/>
+        </w:rPr>
+        <w:t>送去墓地，则称那张牌死亡</w:t>
+      </w:r>
+      <w:r>
+        <w:rPr>
+          <w:rFonts w:hint="eastAsia"/>
+        </w:rPr>
+        <w:t>，一张牌A的效果导致另一张牌B死亡时，称为A消灭了B</w:t>
+      </w:r>
+      <w:r>
+        <w:rPr>
+          <w:rFonts w:hint="eastAsia"/>
+        </w:rPr>
+        <w:t>。部分牌的效果也能将牌从其他地方送去墓地，</w:t>
+      </w:r>
+      <w:r>
+        <w:rPr>
+          <w:rFonts w:hint="eastAsia"/>
+        </w:rPr>
+        <w:t>称为送墓</w:t>
+      </w:r>
+      <w:r>
+        <w:rPr>
+          <w:rFonts w:hint="eastAsia"/>
+        </w:rPr>
+        <w:t>，</w:t>
+      </w:r>
+      <w:r>
+        <w:rPr>
+          <w:rFonts w:hint="eastAsia"/>
+        </w:rPr>
+        <w:t>如无</w:t>
+      </w:r>
+      <w:r>
+        <w:rPr>
+          <w:rFonts w:hint="eastAsia"/>
+        </w:rPr>
+        <w:t>特别说明，</w:t>
+      </w:r>
+      <w:proofErr w:type="gramStart"/>
+      <w:r>
+        <w:rPr>
+          <w:rFonts w:hint="eastAsia"/>
+        </w:rPr>
+        <w:t>不</w:t>
+      </w:r>
+      <w:proofErr w:type="gramEnd"/>
+      <w:r>
+        <w:rPr>
+          <w:rFonts w:hint="eastAsia"/>
+        </w:rPr>
+        <w:t>视为</w:t>
+      </w:r>
+      <w:r>
+        <w:rPr>
+          <w:rFonts w:hint="eastAsia"/>
+        </w:rPr>
+        <w:t>消灭和</w:t>
+      </w:r>
+      <w:r>
+        <w:rPr>
+          <w:rFonts w:hint="eastAsia"/>
+        </w:rPr>
+        <w:t>死亡。</w:t>
+      </w:r>
+    </w:p>
+    <w:p>
+      <w:pPr>
+        <w:rPr>
+          <w:rFonts w:hint="eastAsia"/>
+        </w:rPr>
+      </w:pPr>
+      <w:r>
+        <w:tab/>
+      </w:r>
+      <w:r>
+        <w:rPr>
+          <w:rFonts w:hint="eastAsia"/>
+        </w:rPr>
+        <w:t>场上的牌点数变为0时，在当前结算结束后</w:t>
+      </w:r>
+      <w:r>
+        <w:rPr>
+          <w:rFonts w:hint="eastAsia"/>
+        </w:rPr>
+        <w:t>立即</w:t>
+      </w:r>
+      <w:r>
+        <w:rPr>
+          <w:rFonts w:hint="eastAsia"/>
+        </w:rPr>
+        <w:t>死亡。</w:t>
       </w:r>
     </w:p>
     <w:p>
@@ -4088,7 +5751,21 @@
         <w:rPr>
           <w:rFonts w:hint="eastAsia"/>
         </w:rPr>
-        <w:t>移动</w:t>
+        <w:t>点数修改</w:t>
+      </w:r>
+      <w:proofErr w:type="gramStart"/>
+      <w:r>
+        <w:rPr>
+          <w:rFonts w:hint="eastAsia"/>
+        </w:rPr>
+        <w:t>类效果</w:t>
+      </w:r>
+      <w:proofErr w:type="gramEnd"/>
+      <w:r>
+        <w:rPr>
+          <w:rFonts w:hint="eastAsia"/>
+        </w:rPr>
+        <w:t>的优先级</w:t>
       </w:r>
     </w:p>
     <w:p>
@@ -4104,19 +5781,241 @@
         <w:rPr>
           <w:rFonts w:hint="eastAsia"/>
         </w:rPr>
-        <w:t>地城区的房间之间</w:t>
-      </w:r>
-      <w:r>
-        <w:rPr>
-          <w:rFonts w:hint="eastAsia"/>
-        </w:rPr>
-        <w:t>存在距离</w:t>
-      </w:r>
-      <w:r>
-        <w:rPr>
-          <w:rFonts w:hint="eastAsia"/>
-        </w:rPr>
-        <w:t>概念</w:t>
+        <w:t>多个点数修改</w:t>
+      </w:r>
+      <w:proofErr w:type="gramStart"/>
+      <w:r>
+        <w:rPr>
+          <w:rFonts w:hint="eastAsia"/>
+        </w:rPr>
+        <w:t>类效果</w:t>
+      </w:r>
+      <w:proofErr w:type="gramEnd"/>
+      <w:r>
+        <w:rPr>
+          <w:rFonts w:hint="eastAsia"/>
+        </w:rPr>
+        <w:t>同时作用于同一张牌时，持续效果先生效，发动效果后生效。例如，某张牌的原始点数为1，被持续效果将点数修改为2，而另一发动效果使其点数加1，则这张牌的最终点数为3而不是2；另1张牌的原始点数为1，持续效果使其点数加1，另一发动效果将其点数修改为2，则这张牌的最终点数为2而不是3。</w:t>
+      </w:r>
+    </w:p>
+    <w:p>
+      <w:pPr>
+        <w:pStyle w:val="3"/>
+        <w:rPr>
+          <w:rFonts w:hint="eastAsia"/>
+        </w:rPr>
+      </w:pPr>
+      <w:r>
+        <w:rPr>
+          <w:rFonts w:hint="eastAsia"/>
+        </w:rPr>
+        <w:t>抽牌/加入手牌。</w:t>
+      </w:r>
+    </w:p>
+    <w:p>
+      <w:pPr>
+        <w:rPr>
+          <w:rFonts w:hint="eastAsia"/>
+        </w:rPr>
+      </w:pPr>
+      <w:r>
+        <w:tab/>
+      </w:r>
+      <w:r>
+        <w:rPr>
+          <w:rFonts w:hint="eastAsia"/>
+        </w:rPr>
+        <w:t>没有限定来源的情况下，抽牌指从</w:t>
+      </w:r>
+      <w:proofErr w:type="gramStart"/>
+      <w:r>
+        <w:rPr>
+          <w:rFonts w:hint="eastAsia"/>
+        </w:rPr>
+        <w:t>主牌堆将牌</w:t>
+      </w:r>
+      <w:proofErr w:type="gramEnd"/>
+      <w:r>
+        <w:rPr>
+          <w:rFonts w:hint="eastAsia"/>
+        </w:rPr>
+        <w:t>加入手牌。</w:t>
+      </w:r>
+    </w:p>
+    <w:p>
+      <w:pPr>
+        <w:pStyle w:val="3"/>
+        <w:rPr>
+          <w:rFonts w:hint="eastAsia"/>
+        </w:rPr>
+      </w:pPr>
+      <w:r>
+        <w:rPr>
+          <w:rFonts w:hint="eastAsia"/>
+        </w:rPr>
+        <w:t>受玩家控制/与玩家敌对</w:t>
+      </w:r>
+    </w:p>
+    <w:p>
+      <w:pPr>
+        <w:rPr>
+          <w:rFonts w:hint="eastAsia"/>
+        </w:rPr>
+      </w:pPr>
+      <w:r>
+        <w:tab/>
+      </w:r>
+      <w:proofErr w:type="gramStart"/>
+      <w:r>
+        <w:rPr>
+          <w:rFonts w:hint="eastAsia"/>
+        </w:rPr>
+        <w:t>玩家手牌区</w:t>
+      </w:r>
+      <w:proofErr w:type="gramEnd"/>
+      <w:r>
+        <w:rPr>
+          <w:rFonts w:hint="eastAsia"/>
+        </w:rPr>
+        <w:t>和场上玩家侧的牌</w:t>
+      </w:r>
+      <w:r>
+        <w:rPr>
+          <w:rFonts w:hint="eastAsia"/>
+        </w:rPr>
+        <w:t>视作受玩家</w:t>
+      </w:r>
+      <w:r>
+        <w:rPr>
+          <w:rFonts w:hint="eastAsia"/>
+        </w:rPr>
+        <w:t>控制</w:t>
+      </w:r>
+      <w:r>
+        <w:rPr>
+          <w:rFonts w:hint="eastAsia"/>
+        </w:rPr>
+        <w:t>。</w:t>
+      </w:r>
+    </w:p>
+    <w:p>
+      <w:pPr>
+        <w:pStyle w:val="3"/>
+        <w:rPr>
+          <w:rFonts w:hint="eastAsia"/>
+        </w:rPr>
+      </w:pPr>
+      <w:r>
+        <w:rPr>
+          <w:rFonts w:hint="eastAsia"/>
+        </w:rPr>
+        <w:t>效果中止</w:t>
+      </w:r>
+    </w:p>
+    <w:p>
+      <w:pPr>
+        <w:rPr>
+          <w:rFonts w:hint="eastAsia"/>
+        </w:rPr>
+      </w:pPr>
+      <w:r>
+        <w:tab/>
+      </w:r>
+      <w:r>
+        <w:rPr>
+          <w:rFonts w:hint="eastAsia"/>
+        </w:rPr>
+        <w:t>效果处理途中</w:t>
+      </w:r>
+      <w:r>
+        <w:rPr>
+          <w:rFonts w:hint="eastAsia"/>
+        </w:rPr>
+        <w:t>遇到</w:t>
+      </w:r>
+      <w:r>
+        <w:rPr>
+          <w:rFonts w:hint="eastAsia"/>
+        </w:rPr>
+        <w:t>无法继续处理</w:t>
+      </w:r>
+      <w:r>
+        <w:rPr>
+          <w:rFonts w:hint="eastAsia"/>
+        </w:rPr>
+        <w:t>的情况</w:t>
+      </w:r>
+      <w:r>
+        <w:rPr>
+          <w:rFonts w:hint="eastAsia"/>
+        </w:rPr>
+        <w:t>时，</w:t>
+      </w:r>
+      <w:r>
+        <w:rPr>
+          <w:rFonts w:hint="eastAsia"/>
+        </w:rPr>
+        <w:t>将同一句话中</w:t>
+      </w:r>
+      <w:r>
+        <w:rPr>
+          <w:rFonts w:hint="eastAsia"/>
+        </w:rPr>
+        <w:t>的后续</w:t>
+      </w:r>
+      <w:r>
+        <w:rPr>
+          <w:rFonts w:hint="eastAsia"/>
+        </w:rPr>
+        <w:t>处理</w:t>
+      </w:r>
+      <w:r>
+        <w:rPr>
+          <w:rFonts w:hint="eastAsia"/>
+        </w:rPr>
+        <w:t>全部跳过</w:t>
+      </w:r>
+      <w:r>
+        <w:rPr>
+          <w:rFonts w:hint="eastAsia"/>
+        </w:rPr>
+        <w:t>，从下一句开始继续处理</w:t>
+      </w:r>
+      <w:r>
+        <w:rPr>
+          <w:rFonts w:hint="eastAsia"/>
+        </w:rPr>
+        <w:t>。例如，</w:t>
+      </w:r>
+      <w:r>
+        <w:rPr>
+          <w:rFonts w:hint="eastAsia"/>
+        </w:rPr>
+        <w:t>一个效果</w:t>
+      </w:r>
+      <w:r>
+        <w:rPr>
+          <w:rFonts w:hint="eastAsia"/>
+        </w:rPr>
+        <w:t>要求玩家</w:t>
+      </w:r>
+      <w:r>
+        <w:rPr>
+          <w:rFonts w:hint="eastAsia"/>
+        </w:rPr>
+        <w:t>“</w:t>
+      </w:r>
+      <w:r>
+        <w:rPr>
+          <w:rFonts w:hint="eastAsia"/>
+        </w:rPr>
+        <w:t>从主牌堆抽1张牌，再将1张手牌放回主牌堆</w:t>
+      </w:r>
+      <w:r>
+        <w:rPr>
+          <w:rFonts w:hint="eastAsia"/>
+        </w:rPr>
+        <w:t>。然后受到1伤害”</w:t>
       </w:r>
       <w:r>
         <w:rPr>
@@ -4128,13 +6027,61 @@
         <w:rPr>
           <w:rFonts w:hint="eastAsia"/>
         </w:rPr>
-        <w:t>距离的</w:t>
-      </w:r>
-      <w:r>
-        <w:rPr>
-          <w:rFonts w:hint="eastAsia"/>
-        </w:rPr>
-        <w:t>单位为格</w:t>
+        <w:t>如果</w:t>
+      </w:r>
+      <w:proofErr w:type="gramStart"/>
+      <w:r>
+        <w:rPr>
+          <w:rFonts w:hint="eastAsia"/>
+        </w:rPr>
+        <w:t>该效果</w:t>
+      </w:r>
+      <w:proofErr w:type="gramEnd"/>
+      <w:r>
+        <w:rPr>
+          <w:rFonts w:hint="eastAsia"/>
+        </w:rPr>
+        <w:t>发动时，</w:t>
+      </w:r>
+      <w:r>
+        <w:rPr>
+          <w:rFonts w:hint="eastAsia"/>
+        </w:rPr>
+        <w:t>主牌</w:t>
+      </w:r>
+      <w:proofErr w:type="gramStart"/>
+      <w:r>
+        <w:rPr>
+          <w:rFonts w:hint="eastAsia"/>
+        </w:rPr>
+        <w:t>堆已经</w:t>
+      </w:r>
+      <w:proofErr w:type="gramEnd"/>
+      <w:r>
+        <w:rPr>
+          <w:rFonts w:hint="eastAsia"/>
+        </w:rPr>
+        <w:t>没有牌了，则</w:t>
+      </w:r>
+      <w:proofErr w:type="gramStart"/>
+      <w:r>
+        <w:rPr>
+          <w:rFonts w:hint="eastAsia"/>
+        </w:rPr>
+        <w:t>玩家既</w:t>
+      </w:r>
+      <w:proofErr w:type="gramEnd"/>
+      <w:r>
+        <w:rPr>
+          <w:rFonts w:hint="eastAsia"/>
+        </w:rPr>
+        <w:t>不能从主牌堆抽牌，也不需要将手牌放回主牌堆</w:t>
+      </w:r>
+      <w:r>
+        <w:rPr>
+          <w:rFonts w:hint="eastAsia"/>
+        </w:rPr>
+        <w:t>，但是仍会受到1伤害</w:t>
       </w:r>
       <w:r>
         <w:rPr>
@@ -4142,65 +6089,31 @@
         </w:rPr>
         <w:t>。</w:t>
       </w:r>
-      <w:r>
-        <w:rPr>
-          <w:rFonts w:hint="eastAsia"/>
-        </w:rPr>
-        <w:t>相邻</w:t>
-      </w:r>
-      <w:r>
-        <w:rPr>
-          <w:rFonts w:hint="eastAsia"/>
-        </w:rPr>
-        <w:t>房间的</w:t>
-      </w:r>
-      <w:r>
-        <w:rPr>
-          <w:rFonts w:hint="eastAsia"/>
-        </w:rPr>
-        <w:t>距离为1格，</w:t>
-      </w:r>
-      <w:r>
-        <w:rPr>
-          <w:rFonts w:hint="eastAsia"/>
-        </w:rPr>
-        <w:t>因此“移动1格”即将牌移动相邻房间。</w:t>
-      </w:r>
-      <w:r>
-        <w:rPr>
-          <w:rFonts w:hint="eastAsia"/>
-        </w:rPr>
-        <w:t>不相邻的</w:t>
-      </w:r>
-      <w:r>
-        <w:rPr>
-          <w:rFonts w:hint="eastAsia"/>
-        </w:rPr>
-        <w:t>房间</w:t>
-      </w:r>
-      <w:r>
-        <w:rPr>
-          <w:rFonts w:hint="eastAsia"/>
-        </w:rPr>
-        <w:t>距离为从</w:t>
-      </w:r>
-      <w:r>
-        <w:rPr>
-          <w:rFonts w:hint="eastAsia"/>
-        </w:rPr>
-        <w:t>起始房间</w:t>
-      </w:r>
-      <w:r>
-        <w:rPr>
-          <w:rFonts w:hint="eastAsia"/>
-        </w:rPr>
-        <w:t>出发</w:t>
-      </w:r>
-      <w:r>
-        <w:rPr>
-          <w:rFonts w:hint="eastAsia"/>
-        </w:rPr>
-        <w:t>连续移动1格后达到目标房间的次数。</w:t>
+    </w:p>
+    <w:p>
+      <w:pPr>
+        <w:pStyle w:val="3"/>
+        <w:rPr>
+          <w:rFonts w:hint="eastAsia"/>
+        </w:rPr>
+      </w:pPr>
+      <w:r>
+        <w:rPr>
+          <w:rFonts w:hint="eastAsia"/>
+        </w:rPr>
+        <w:t>效果的</w:t>
+      </w:r>
+      <w:r>
+        <w:rPr>
+          <w:rFonts w:hint="eastAsia"/>
+        </w:rPr>
+        <w:t>插入</w:t>
+      </w:r>
+      <w:r>
+        <w:rPr>
+          <w:rFonts w:hint="eastAsia"/>
+        </w:rPr>
+        <w:t>结算</w:t>
       </w:r>
     </w:p>
     <w:p>
@@ -4216,902 +6129,27 @@
         <w:rPr>
           <w:rFonts w:hint="eastAsia"/>
         </w:rPr>
-        <w:t>牌通过移动的方式进入另一个房间时，将其放置在房间</w:t>
-      </w:r>
-      <w:r>
-        <w:rPr>
-          <w:rFonts w:hint="eastAsia"/>
-        </w:rPr>
-        <w:t>的最</w:t>
-      </w:r>
-      <w:r>
-        <w:rPr>
-          <w:rFonts w:hint="eastAsia"/>
-        </w:rPr>
-        <w:t>靠</w:t>
-      </w:r>
-      <w:r>
-        <w:rPr>
-          <w:rFonts w:hint="eastAsia"/>
-        </w:rPr>
-        <w:t>后</w:t>
-      </w:r>
-      <w:r>
-        <w:rPr>
-          <w:rFonts w:hint="eastAsia"/>
-        </w:rPr>
-        <w:t>方的位置</w:t>
-      </w:r>
-      <w:r>
-        <w:rPr>
-          <w:rFonts w:hint="eastAsia"/>
-        </w:rPr>
-        <w:t>。</w:t>
-      </w:r>
-    </w:p>
-    <w:p>
-      <w:pPr>
-        <w:pStyle w:val="3"/>
-        <w:rPr>
-          <w:rFonts w:hint="eastAsia"/>
-        </w:rPr>
-      </w:pPr>
-      <w:r>
-        <w:rPr>
-          <w:rFonts w:hint="eastAsia"/>
-        </w:rPr>
-        <w:t>翻</w:t>
-      </w:r>
-      <w:r>
-        <w:rPr>
-          <w:rFonts w:hint="eastAsia"/>
-        </w:rPr>
-        <w:t>选</w:t>
-      </w:r>
-    </w:p>
-    <w:p>
-      <w:pPr>
-        <w:rPr>
-          <w:rFonts w:hint="eastAsia"/>
-        </w:rPr>
-      </w:pPr>
-      <w:r>
-        <w:tab/>
-      </w:r>
-      <w:r>
-        <w:rPr>
-          <w:rFonts w:hint="eastAsia"/>
-        </w:rPr>
-        <w:t>指从牌堆中翻开</w:t>
-      </w:r>
-      <w:r>
-        <w:rPr>
-          <w:rFonts w:hint="eastAsia"/>
-        </w:rPr>
-        <w:t>数</w:t>
-      </w:r>
-      <w:r>
-        <w:rPr>
-          <w:rFonts w:hint="eastAsia"/>
-        </w:rPr>
-        <w:t>张牌</w:t>
-      </w:r>
-      <w:r>
-        <w:rPr>
-          <w:rFonts w:hint="eastAsia"/>
-        </w:rPr>
-        <w:t>后</w:t>
-      </w:r>
-      <w:r>
-        <w:rPr>
-          <w:rFonts w:hint="eastAsia"/>
-        </w:rPr>
-        <w:t>，</w:t>
-      </w:r>
-      <w:r>
-        <w:rPr>
-          <w:rFonts w:hint="eastAsia"/>
-        </w:rPr>
-        <w:t>再</w:t>
-      </w:r>
-      <w:r>
-        <w:rPr>
-          <w:rFonts w:hint="eastAsia"/>
-        </w:rPr>
-        <w:t>选</w:t>
-      </w:r>
-      <w:r>
-        <w:rPr>
-          <w:rFonts w:hint="eastAsia"/>
-        </w:rPr>
-        <w:t>其中的某几张</w:t>
-      </w:r>
-      <w:r>
-        <w:rPr>
-          <w:rFonts w:hint="eastAsia"/>
-        </w:rPr>
-        <w:t>。</w:t>
-      </w:r>
-      <w:r>
-        <w:rPr>
-          <w:rFonts w:hint="eastAsia"/>
-        </w:rPr>
-        <w:t>当</w:t>
-      </w:r>
-      <w:r>
-        <w:rPr>
-          <w:rFonts w:hint="eastAsia"/>
-        </w:rPr>
-        <w:t>规则或效果文本要求玩家从某个牌堆</w:t>
-      </w:r>
-      <w:r>
-        <w:rPr>
-          <w:rFonts w:hint="eastAsia"/>
-        </w:rPr>
-        <w:t>翻</w:t>
-      </w:r>
-      <w:r>
-        <w:rPr>
-          <w:rFonts w:hint="eastAsia"/>
-        </w:rPr>
-        <w:t>选</w:t>
-      </w:r>
-      <w:r>
-        <w:rPr>
-          <w:rFonts w:hint="eastAsia"/>
-        </w:rPr>
-        <w:t>时，如果没有额外的</w:t>
-      </w:r>
-      <w:r>
-        <w:rPr>
-          <w:rFonts w:hint="eastAsia"/>
-        </w:rPr>
-        <w:t>说明，则</w:t>
-      </w:r>
-      <w:r>
-        <w:rPr>
-          <w:rFonts w:hint="eastAsia"/>
-        </w:rPr>
-        <w:t>没有被选中的牌根据</w:t>
-      </w:r>
-      <w:r>
-        <w:rPr>
-          <w:rFonts w:hint="eastAsia"/>
-        </w:rPr>
-        <w:t>其来源</w:t>
-      </w:r>
-      <w:r>
-        <w:rPr>
-          <w:rFonts w:hint="eastAsia"/>
-        </w:rPr>
-        <w:t>牌堆作以下处理：如果是从主牌堆</w:t>
-      </w:r>
-      <w:r>
-        <w:rPr>
-          <w:rFonts w:hint="eastAsia"/>
-        </w:rPr>
-        <w:t>或升级牌堆</w:t>
-      </w:r>
-      <w:r>
-        <w:rPr>
-          <w:rFonts w:hint="eastAsia"/>
-        </w:rPr>
-        <w:t>翻</w:t>
-      </w:r>
-      <w:r>
-        <w:rPr>
-          <w:rFonts w:hint="eastAsia"/>
-        </w:rPr>
-        <w:t>选</w:t>
-      </w:r>
-      <w:r>
-        <w:rPr>
-          <w:rFonts w:hint="eastAsia"/>
-        </w:rPr>
-        <w:t>，没有选中的牌</w:t>
-      </w:r>
-      <w:r>
-        <w:rPr>
-          <w:rFonts w:hint="eastAsia"/>
-        </w:rPr>
-        <w:t>洗回原牌堆</w:t>
-      </w:r>
-      <w:r>
-        <w:rPr>
-          <w:rFonts w:hint="eastAsia"/>
-        </w:rPr>
-        <w:t>；如果是从遭遇牌堆翻牌，没有选中的牌</w:t>
-      </w:r>
-      <w:r>
-        <w:rPr>
-          <w:rFonts w:hint="eastAsia"/>
-        </w:rPr>
-        <w:t>依次</w:t>
-      </w:r>
-      <w:r>
-        <w:rPr>
-          <w:rFonts w:hint="eastAsia"/>
-        </w:rPr>
-        <w:t>送去遭遇牌弃牌堆</w:t>
-      </w:r>
-      <w:r>
-        <w:rPr>
-          <w:rFonts w:hint="eastAsia"/>
-        </w:rPr>
-        <w:t>。</w:t>
-      </w:r>
-    </w:p>
-    <w:p>
-      <w:pPr>
-        <w:pStyle w:val="3"/>
-        <w:rPr>
-          <w:rFonts w:hint="eastAsia"/>
-        </w:rPr>
-      </w:pPr>
-      <w:r>
-        <w:rPr>
-          <w:rFonts w:hint="eastAsia"/>
-        </w:rPr>
-        <w:t>场上</w:t>
-      </w:r>
-    </w:p>
-    <w:p>
-      <w:pPr>
-        <w:rPr>
-          <w:rFonts w:hint="eastAsia"/>
-        </w:rPr>
-      </w:pPr>
-      <w:r>
-        <w:tab/>
-      </w:r>
-      <w:r>
-        <w:rPr>
-          <w:rFonts w:hint="eastAsia"/>
-        </w:rPr>
-        <w:t>场上指</w:t>
-      </w:r>
-      <w:r>
-        <w:rPr>
-          <w:rFonts w:hint="eastAsia"/>
-        </w:rPr>
-        <w:t>地城区</w:t>
-      </w:r>
-      <w:r>
-        <w:rPr>
-          <w:rFonts w:hint="eastAsia"/>
-        </w:rPr>
-        <w:t>。</w:t>
-      </w:r>
-    </w:p>
-    <w:p>
-      <w:pPr>
-        <w:pStyle w:val="3"/>
-        <w:rPr>
-          <w:rFonts w:hint="eastAsia"/>
-        </w:rPr>
-      </w:pPr>
-      <w:r>
-        <w:rPr>
-          <w:rFonts w:hint="eastAsia"/>
-        </w:rPr>
-        <w:t>检索</w:t>
-      </w:r>
-    </w:p>
-    <w:p>
-      <w:pPr>
-        <w:rPr>
-          <w:rFonts w:hint="eastAsia"/>
-        </w:rPr>
-      </w:pPr>
-      <w:r>
-        <w:tab/>
-      </w:r>
-      <w:r>
-        <w:rPr>
-          <w:rFonts w:hint="eastAsia"/>
-        </w:rPr>
-        <w:t>规则或效果文本要求玩家</w:t>
-      </w:r>
-      <w:r>
-        <w:rPr>
-          <w:rFonts w:hint="eastAsia"/>
-        </w:rPr>
-        <w:t>从某处</w:t>
-      </w:r>
-      <w:r>
-        <w:rPr>
-          <w:rFonts w:hint="eastAsia"/>
-        </w:rPr>
-        <w:t>检索</w:t>
-      </w:r>
-      <w:r>
-        <w:rPr>
-          <w:rFonts w:hint="eastAsia"/>
-        </w:rPr>
-        <w:t>牌时，从对应牌堆查找第1张符合要求的牌，然后洗牌。</w:t>
-      </w:r>
-    </w:p>
-    <w:p>
-      <w:pPr>
-        <w:rPr>
-          <w:rFonts w:hint="eastAsia"/>
-        </w:rPr>
-      </w:pPr>
-      <w:r>
-        <w:tab/>
-      </w:r>
-      <w:r>
-        <w:rPr>
-          <w:rFonts w:hint="eastAsia"/>
-        </w:rPr>
-        <w:t>要求玩家</w:t>
-      </w:r>
-      <w:r>
-        <w:rPr>
-          <w:rFonts w:hint="eastAsia"/>
-        </w:rPr>
-        <w:t>从某处</w:t>
-      </w:r>
-      <w:r>
-        <w:rPr>
-          <w:rFonts w:hint="eastAsia"/>
-        </w:rPr>
-        <w:t>选前/第</w:t>
-      </w:r>
-      <w:r>
-        <w:rPr>
-          <w:rFonts w:hint="eastAsia"/>
-        </w:rPr>
-        <w:t>n</w:t>
-      </w:r>
-      <w:r>
-        <w:rPr>
-          <w:rFonts w:hint="eastAsia"/>
-        </w:rPr>
-        <w:t>张符合条件的牌时，从</w:t>
-      </w:r>
-      <w:r>
-        <w:rPr>
-          <w:rFonts w:hint="eastAsia"/>
-        </w:rPr>
-        <w:t>对应</w:t>
-      </w:r>
-      <w:r>
-        <w:rPr>
-          <w:rFonts w:hint="eastAsia"/>
-        </w:rPr>
-        <w:t>牌堆</w:t>
-      </w:r>
-      <w:r>
-        <w:rPr>
-          <w:rFonts w:hint="eastAsia"/>
-        </w:rPr>
-        <w:t>查找</w:t>
-      </w:r>
-      <w:r>
-        <w:rPr>
-          <w:rFonts w:hint="eastAsia"/>
-        </w:rPr>
-        <w:t>前</w:t>
-      </w:r>
-      <w:r>
-        <w:rPr>
-          <w:rFonts w:hint="eastAsia"/>
-        </w:rPr>
-        <w:t>/第</w:t>
-      </w:r>
-      <w:r>
-        <w:rPr>
-          <w:rFonts w:hint="eastAsia"/>
-        </w:rPr>
-        <w:t>n</w:t>
-      </w:r>
-      <w:r>
-        <w:rPr>
-          <w:rFonts w:hint="eastAsia"/>
-        </w:rPr>
-        <w:t>张符合要求的牌，然后洗牌。</w:t>
-      </w:r>
-    </w:p>
-    <w:p>
-      <w:pPr>
-        <w:rPr>
-          <w:rFonts w:hint="eastAsia"/>
-        </w:rPr>
-      </w:pPr>
-      <w:r>
-        <w:tab/>
-      </w:r>
-      <w:r>
-        <w:rPr>
-          <w:rFonts w:hint="eastAsia"/>
-        </w:rPr>
-        <w:t>如果没能查找到需要检索的牌，</w:t>
-      </w:r>
-      <w:r>
-        <w:rPr>
-          <w:rFonts w:hint="eastAsia"/>
-        </w:rPr>
-        <w:t>则</w:t>
-      </w:r>
-      <w:r>
-        <w:rPr>
-          <w:rFonts w:hint="eastAsia"/>
-        </w:rPr>
-        <w:t>直接</w:t>
-      </w:r>
-      <w:r>
-        <w:rPr>
-          <w:rFonts w:hint="eastAsia"/>
-        </w:rPr>
-        <w:t>洗牌，</w:t>
-      </w:r>
-      <w:r>
-        <w:rPr>
-          <w:rFonts w:hint="eastAsia"/>
-        </w:rPr>
-        <w:t>并</w:t>
-      </w:r>
-      <w:r>
-        <w:rPr>
-          <w:rFonts w:hint="eastAsia"/>
-        </w:rPr>
-        <w:t>使</w:t>
-      </w:r>
-      <w:r>
-        <w:rPr>
-          <w:rFonts w:hint="eastAsia"/>
-        </w:rPr>
-        <w:t>检索</w:t>
-      </w:r>
-      <w:r>
-        <w:rPr>
-          <w:rFonts w:hint="eastAsia"/>
-        </w:rPr>
-        <w:t>效果</w:t>
-      </w:r>
-      <w:r>
-        <w:rPr>
-          <w:rFonts w:hint="eastAsia"/>
-        </w:rPr>
-        <w:t>中止</w:t>
-      </w:r>
-      <w:r>
-        <w:rPr>
-          <w:rFonts w:hint="eastAsia"/>
-        </w:rPr>
-        <w:t>。</w:t>
-      </w:r>
-    </w:p>
-    <w:p>
-      <w:pPr>
-        <w:pStyle w:val="3"/>
-        <w:rPr>
-          <w:rFonts w:hint="eastAsia"/>
-        </w:rPr>
-      </w:pPr>
-      <w:r>
-        <w:rPr>
-          <w:rFonts w:hint="eastAsia"/>
-        </w:rPr>
-        <w:t>送墓/</w:t>
-      </w:r>
-      <w:r>
-        <w:rPr>
-          <w:rFonts w:hint="eastAsia"/>
-        </w:rPr>
-        <w:t>消灭/死亡</w:t>
-      </w:r>
-    </w:p>
-    <w:p>
-      <w:pPr>
-        <w:rPr>
-          <w:rFonts w:hint="eastAsia"/>
-        </w:rPr>
-      </w:pPr>
-      <w:r>
-        <w:tab/>
-      </w:r>
-      <w:r>
-        <w:rPr>
-          <w:rFonts w:hint="eastAsia"/>
-        </w:rPr>
-        <w:t>主牌堆的牌从场上</w:t>
-      </w:r>
-      <w:r>
-        <w:rPr>
-          <w:rFonts w:hint="eastAsia"/>
-        </w:rPr>
-        <w:t>送去墓地，则称那张牌死亡</w:t>
-      </w:r>
-      <w:r>
-        <w:rPr>
-          <w:rFonts w:hint="eastAsia"/>
-        </w:rPr>
-        <w:t>，一张牌A的效果导致另一张牌B死亡时，称为A消灭了B</w:t>
-      </w:r>
-      <w:r>
-        <w:rPr>
-          <w:rFonts w:hint="eastAsia"/>
-        </w:rPr>
-        <w:t>。部分牌的效果也能将牌从其他地方送去墓地，</w:t>
-      </w:r>
-      <w:r>
-        <w:rPr>
-          <w:rFonts w:hint="eastAsia"/>
-        </w:rPr>
-        <w:t>称为送墓</w:t>
-      </w:r>
-      <w:r>
-        <w:rPr>
-          <w:rFonts w:hint="eastAsia"/>
-        </w:rPr>
-        <w:t>，</w:t>
-      </w:r>
-      <w:r>
-        <w:rPr>
-          <w:rFonts w:hint="eastAsia"/>
-        </w:rPr>
-        <w:t>如无</w:t>
-      </w:r>
-      <w:r>
-        <w:rPr>
-          <w:rFonts w:hint="eastAsia"/>
-        </w:rPr>
-        <w:t>特别说明，</w:t>
-      </w:r>
-      <w:r>
-        <w:rPr>
-          <w:rFonts w:hint="eastAsia"/>
-        </w:rPr>
-        <w:t>不视为</w:t>
-      </w:r>
-      <w:r>
-        <w:rPr>
-          <w:rFonts w:hint="eastAsia"/>
-        </w:rPr>
-        <w:t>消灭和</w:t>
-      </w:r>
-      <w:r>
-        <w:rPr>
-          <w:rFonts w:hint="eastAsia"/>
-        </w:rPr>
-        <w:t>死亡。</w:t>
-      </w:r>
-    </w:p>
-    <w:p>
-      <w:pPr>
-        <w:rPr>
-          <w:rFonts w:hint="eastAsia"/>
-        </w:rPr>
-      </w:pPr>
-      <w:r>
-        <w:tab/>
-      </w:r>
-      <w:r>
-        <w:rPr>
-          <w:rFonts w:hint="eastAsia"/>
-        </w:rPr>
-        <w:t>场上的牌点数变为0时，在当前结算结束后</w:t>
-      </w:r>
-      <w:r>
-        <w:rPr>
-          <w:rFonts w:hint="eastAsia"/>
-        </w:rPr>
-        <w:t>立即</w:t>
-      </w:r>
-      <w:r>
-        <w:rPr>
-          <w:rFonts w:hint="eastAsia"/>
-        </w:rPr>
-        <w:t>死亡。</w:t>
-      </w:r>
-    </w:p>
-    <w:p>
-      <w:pPr>
-        <w:pStyle w:val="3"/>
-        <w:rPr>
-          <w:rFonts w:hint="eastAsia"/>
-        </w:rPr>
-      </w:pPr>
-      <w:r>
-        <w:rPr>
-          <w:rFonts w:hint="eastAsia"/>
-        </w:rPr>
-        <w:lastRenderedPageBreak/>
-        <w:t>点数修改类效果的优先级</w:t>
-      </w:r>
-    </w:p>
-    <w:p>
-      <w:pPr>
-        <w:rPr>
-          <w:rFonts w:hint="eastAsia"/>
-        </w:rPr>
-      </w:pPr>
-      <w:r>
-        <w:tab/>
-      </w:r>
-      <w:r>
-        <w:rPr>
-          <w:rFonts w:hint="eastAsia"/>
-        </w:rPr>
-        <w:t>多个点数修改类效果同时作用于同一张牌时，持续效果先生效，发动效果后生效。例如，某张牌的原始点数为1，被持续效果将点数修改为2，而另一发动效果使其点数加1，则这张牌的最终点数为3而不是2；另1张牌的原始点数为1，持续效果使其点数加1，另一发动效果将其点数修改为2，则这张牌的最终点数为2而不是3。</w:t>
-      </w:r>
-    </w:p>
-    <w:p>
-      <w:pPr>
-        <w:pStyle w:val="3"/>
-        <w:rPr>
-          <w:rFonts w:hint="eastAsia"/>
-        </w:rPr>
-      </w:pPr>
-      <w:r>
-        <w:rPr>
-          <w:rFonts w:hint="eastAsia"/>
-        </w:rPr>
-        <w:t>抽牌/加入手牌。</w:t>
-      </w:r>
-    </w:p>
-    <w:p>
-      <w:pPr>
-        <w:rPr>
-          <w:rFonts w:hint="eastAsia"/>
-        </w:rPr>
-      </w:pPr>
-      <w:r>
-        <w:tab/>
-      </w:r>
-      <w:r>
-        <w:rPr>
-          <w:rFonts w:hint="eastAsia"/>
-        </w:rPr>
-        <w:t>没有限定来源的情况下，抽牌指从主牌堆将牌加入手牌。</w:t>
-      </w:r>
-    </w:p>
-    <w:p>
-      <w:pPr>
-        <w:pStyle w:val="3"/>
-        <w:rPr>
-          <w:rFonts w:hint="eastAsia"/>
-        </w:rPr>
-      </w:pPr>
-      <w:r>
-        <w:rPr>
-          <w:rFonts w:hint="eastAsia"/>
-        </w:rPr>
-        <w:t>受玩家控制/与玩家敌对</w:t>
-      </w:r>
-    </w:p>
-    <w:p>
-      <w:pPr>
-        <w:rPr>
-          <w:rFonts w:hint="eastAsia"/>
-        </w:rPr>
-      </w:pPr>
-      <w:r>
-        <w:tab/>
-      </w:r>
-      <w:r>
-        <w:rPr>
-          <w:rFonts w:hint="eastAsia"/>
-        </w:rPr>
-        <w:t>玩家手牌区和场上玩家侧的牌</w:t>
-      </w:r>
-      <w:r>
-        <w:rPr>
-          <w:rFonts w:hint="eastAsia"/>
-        </w:rPr>
-        <w:t>视作受玩家</w:t>
-      </w:r>
-      <w:r>
-        <w:rPr>
-          <w:rFonts w:hint="eastAsia"/>
-        </w:rPr>
-        <w:t>控制</w:t>
-      </w:r>
-      <w:r>
-        <w:rPr>
-          <w:rFonts w:hint="eastAsia"/>
-        </w:rPr>
-        <w:t>。</w:t>
-      </w:r>
-    </w:p>
-    <w:p>
-      <w:pPr>
-        <w:pStyle w:val="3"/>
-        <w:rPr>
-          <w:rFonts w:hint="eastAsia"/>
-        </w:rPr>
-      </w:pPr>
-      <w:r>
-        <w:rPr>
-          <w:rFonts w:hint="eastAsia"/>
-        </w:rPr>
-        <w:t>效果中止</w:t>
-      </w:r>
-    </w:p>
-    <w:p>
-      <w:pPr>
-        <w:rPr>
-          <w:rFonts w:hint="eastAsia"/>
-        </w:rPr>
-      </w:pPr>
-      <w:r>
-        <w:tab/>
-      </w:r>
-      <w:r>
-        <w:rPr>
-          <w:rFonts w:hint="eastAsia"/>
-        </w:rPr>
-        <w:t>效果处理途中</w:t>
-      </w:r>
-      <w:r>
-        <w:rPr>
-          <w:rFonts w:hint="eastAsia"/>
-        </w:rPr>
-        <w:t>遇到</w:t>
-      </w:r>
-      <w:r>
-        <w:rPr>
-          <w:rFonts w:hint="eastAsia"/>
-        </w:rPr>
-        <w:t>无法继续处理</w:t>
-      </w:r>
-      <w:r>
-        <w:rPr>
-          <w:rFonts w:hint="eastAsia"/>
-        </w:rPr>
-        <w:t>的情况</w:t>
-      </w:r>
-      <w:r>
-        <w:rPr>
-          <w:rFonts w:hint="eastAsia"/>
-        </w:rPr>
-        <w:t>时，</w:t>
-      </w:r>
-      <w:r>
-        <w:rPr>
-          <w:rFonts w:hint="eastAsia"/>
-        </w:rPr>
-        <w:t>将同一句话中</w:t>
-      </w:r>
-      <w:r>
-        <w:rPr>
-          <w:rFonts w:hint="eastAsia"/>
-        </w:rPr>
-        <w:t>的后续</w:t>
-      </w:r>
-      <w:r>
-        <w:rPr>
-          <w:rFonts w:hint="eastAsia"/>
-        </w:rPr>
-        <w:t>处理</w:t>
-      </w:r>
-      <w:r>
-        <w:rPr>
-          <w:rFonts w:hint="eastAsia"/>
-        </w:rPr>
-        <w:t>全部跳过</w:t>
-      </w:r>
-      <w:r>
-        <w:rPr>
-          <w:rFonts w:hint="eastAsia"/>
-        </w:rPr>
-        <w:t>，从下一句开始继续处理</w:t>
-      </w:r>
-      <w:r>
-        <w:rPr>
-          <w:rFonts w:hint="eastAsia"/>
-        </w:rPr>
-        <w:t>。例如，</w:t>
-      </w:r>
-      <w:r>
-        <w:rPr>
-          <w:rFonts w:hint="eastAsia"/>
-        </w:rPr>
-        <w:t>一个效果</w:t>
-      </w:r>
-      <w:r>
-        <w:rPr>
-          <w:rFonts w:hint="eastAsia"/>
-        </w:rPr>
-        <w:t>要求玩家</w:t>
-      </w:r>
-      <w:r>
-        <w:rPr>
-          <w:rFonts w:hint="eastAsia"/>
-        </w:rPr>
-        <w:t>“</w:t>
-      </w:r>
-      <w:r>
-        <w:rPr>
-          <w:rFonts w:hint="eastAsia"/>
-        </w:rPr>
-        <w:t>从主牌堆抽1张牌，再将1张手牌放回主牌堆</w:t>
-      </w:r>
-      <w:r>
-        <w:rPr>
-          <w:rFonts w:hint="eastAsia"/>
-        </w:rPr>
-        <w:t>。然后受到1伤害”</w:t>
-      </w:r>
-      <w:r>
-        <w:rPr>
-          <w:rFonts w:hint="eastAsia"/>
-        </w:rPr>
-        <w:t>，</w:t>
-      </w:r>
-      <w:r>
-        <w:rPr>
-          <w:rFonts w:hint="eastAsia"/>
-        </w:rPr>
-        <w:t>如果该效果发动时，</w:t>
-      </w:r>
-      <w:r>
-        <w:rPr>
-          <w:rFonts w:hint="eastAsia"/>
-        </w:rPr>
-        <w:t>主牌堆已经没有牌了，则玩家既不能从主牌堆抽牌，也不需要将手牌放回主牌堆</w:t>
-      </w:r>
-      <w:r>
-        <w:rPr>
-          <w:rFonts w:hint="eastAsia"/>
-        </w:rPr>
-        <w:t>，但是仍会受到1伤害</w:t>
-      </w:r>
-      <w:r>
-        <w:rPr>
-          <w:rFonts w:hint="eastAsia"/>
-        </w:rPr>
-        <w:t>。</w:t>
-      </w:r>
-    </w:p>
-    <w:p>
-      <w:pPr>
-        <w:pStyle w:val="3"/>
-        <w:rPr>
-          <w:rFonts w:hint="eastAsia"/>
-        </w:rPr>
-      </w:pPr>
-      <w:r>
-        <w:rPr>
-          <w:rFonts w:hint="eastAsia"/>
-        </w:rPr>
-        <w:t>效果的</w:t>
-      </w:r>
-      <w:r>
-        <w:rPr>
-          <w:rFonts w:hint="eastAsia"/>
-        </w:rPr>
-        <w:t>插入</w:t>
-      </w:r>
-      <w:r>
-        <w:rPr>
-          <w:rFonts w:hint="eastAsia"/>
-        </w:rPr>
-        <w:t>结算</w:t>
-      </w:r>
-    </w:p>
-    <w:p>
-      <w:pPr>
-        <w:rPr>
-          <w:rFonts w:hint="eastAsia"/>
-        </w:rPr>
-      </w:pPr>
-      <w:r>
-        <w:tab/>
-      </w:r>
-      <w:r>
-        <w:rPr>
-          <w:rFonts w:hint="eastAsia"/>
-        </w:rPr>
         <w:t>一个效果执行中时，如果满足了其他效果的触发条件，</w:t>
       </w:r>
       <w:r>
         <w:rPr>
           <w:rFonts w:hint="eastAsia"/>
         </w:rPr>
-        <w:t>也不立即触发，而是将其记录下来，等到</w:t>
+        <w:t>也</w:t>
+      </w:r>
+      <w:proofErr w:type="gramStart"/>
+      <w:r>
+        <w:rPr>
+          <w:rFonts w:hint="eastAsia"/>
+        </w:rPr>
+        <w:t>不</w:t>
+      </w:r>
+      <w:proofErr w:type="gramEnd"/>
+      <w:r>
+        <w:rPr>
+          <w:rFonts w:hint="eastAsia"/>
+        </w:rPr>
+        <w:t>立即触发，而是将其记录下来，等到</w:t>
       </w:r>
       <w:r>
         <w:rPr>
@@ -5168,11 +6206,6 @@
       </w:r>
     </w:p>
     <w:p>
-      <w:pPr>
-        <w:rPr>
-          <w:rFonts w:hint="eastAsia"/>
-        </w:rPr>
-      </w:pPr>
       <w:r>
         <w:tab/>
       </w:r>
@@ -5192,7 +6225,13 @@
         <w:rPr>
           <w:rFonts w:hint="eastAsia"/>
         </w:rPr>
-        <w:t>某个区域</w:t>
+        <w:t>指定</w:t>
+      </w:r>
+      <w:r>
+        <w:rPr>
+          <w:rFonts w:hint="eastAsia"/>
+        </w:rPr>
+        <w:t>区域</w:t>
       </w:r>
       <w:r>
         <w:rPr>
@@ -5240,7 +6279,7 @@
         <w:rPr>
           <w:rFonts w:hint="eastAsia"/>
         </w:rPr>
-        <w:t>其发动时机为</w:t>
+        <w:t>发动时机为</w:t>
       </w:r>
       <w:r>
         <w:rPr>
@@ -5258,206 +6297,254 @@
         <w:rPr>
           <w:rFonts w:hint="eastAsia"/>
         </w:rPr>
+        <w:t>，发动时</w:t>
+      </w:r>
+      <w:r>
+        <w:rPr>
+          <w:rFonts w:hint="eastAsia"/>
+        </w:rPr>
+        <w:t>从指定的区域中将相应的牌</w:t>
+      </w:r>
+      <w:r>
+        <w:rPr>
+          <w:rFonts w:hint="eastAsia"/>
+        </w:rPr>
+        <w:t>取出。未指定被呼唤的牌放置的位置时，将其</w:t>
+      </w:r>
+      <w:r>
+        <w:rPr>
+          <w:rFonts w:hint="eastAsia"/>
+        </w:rPr>
+        <w:t>移入</w:t>
+      </w:r>
+      <w:r>
+        <w:rPr>
+          <w:rFonts w:hint="eastAsia"/>
+        </w:rPr>
+        <w:t>发动</w:t>
+      </w:r>
+      <w:r>
+        <w:rPr>
+          <w:rFonts w:hint="eastAsia"/>
+        </w:rPr>
+        <w:lastRenderedPageBreak/>
+        <w:t>呼唤效果的</w:t>
+      </w:r>
+      <w:proofErr w:type="gramStart"/>
+      <w:r>
+        <w:rPr>
+          <w:rFonts w:hint="eastAsia"/>
+        </w:rPr>
+        <w:t>牌所在</w:t>
+      </w:r>
+      <w:proofErr w:type="gramEnd"/>
+      <w:r>
+        <w:rPr>
+          <w:rFonts w:hint="eastAsia"/>
+        </w:rPr>
+        <w:t>房间</w:t>
+      </w:r>
+      <w:r>
+        <w:rPr>
+          <w:rFonts w:hint="eastAsia"/>
+        </w:rPr>
+        <w:t>。</w:t>
+      </w:r>
+      <w:r>
+        <w:rPr>
+          <w:rFonts w:hint="eastAsia"/>
+        </w:rPr>
+        <w:t>未指定被呼唤的牌的势力时，</w:t>
+      </w:r>
+      <w:r>
+        <w:rPr>
+          <w:rFonts w:hint="eastAsia"/>
+        </w:rPr>
+        <w:t>与发动呼唤效果的牌</w:t>
+      </w:r>
+      <w:r>
+        <w:rPr>
+          <w:rFonts w:hint="eastAsia"/>
+        </w:rPr>
+        <w:t>势力</w:t>
+      </w:r>
+      <w:r>
+        <w:rPr>
+          <w:rFonts w:hint="eastAsia"/>
+        </w:rPr>
+        <w:t>保持一致</w:t>
+      </w:r>
+      <w:r>
+        <w:rPr>
+          <w:rFonts w:hint="eastAsia"/>
+        </w:rPr>
+        <w:t>。被呼唤的牌</w:t>
+      </w:r>
+      <w:r>
+        <w:rPr>
+          <w:rFonts w:hint="eastAsia"/>
+        </w:rPr>
+        <w:t>默认放置在最前方，以免被呼唤的牌连锁发动呼唤效果</w:t>
+      </w:r>
+      <w:r>
+        <w:rPr>
+          <w:rFonts w:hint="eastAsia"/>
+        </w:rPr>
+        <w:t>。</w:t>
+      </w:r>
+    </w:p>
+    <w:p>
+      <w:pPr>
+        <w:pStyle w:val="3"/>
+        <w:rPr>
+          <w:rFonts w:hint="eastAsia"/>
+        </w:rPr>
+      </w:pPr>
+      <w:r>
+        <w:rPr>
+          <w:rFonts w:hint="eastAsia"/>
+        </w:rPr>
+        <w:t>用语：</w:t>
+      </w:r>
+      <w:r>
+        <w:rPr>
+          <w:rFonts w:hint="eastAsia"/>
+        </w:rPr>
+        <w:t>持续</w:t>
+      </w:r>
+    </w:p>
+    <w:p>
+      <w:pPr>
+        <w:rPr>
+          <w:rFonts w:hint="eastAsia"/>
+        </w:rPr>
+      </w:pPr>
+      <w:r>
+        <w:tab/>
+      </w:r>
+      <w:r>
+        <w:rPr>
+          <w:rFonts w:hint="eastAsia"/>
+        </w:rPr>
+        <w:t>只要在场上存在</w:t>
+      </w:r>
+      <w:r>
+        <w:rPr>
+          <w:rFonts w:hint="eastAsia"/>
+        </w:rPr>
+        <w:t>且没有被横置，</w:t>
+      </w:r>
+      <w:r>
+        <w:rPr>
+          <w:rFonts w:hint="eastAsia"/>
+        </w:rPr>
+        <w:t>就始终</w:t>
+      </w:r>
+      <w:r>
+        <w:rPr>
+          <w:rFonts w:hint="eastAsia"/>
+        </w:rPr>
+        <w:t>生</w:t>
+      </w:r>
+      <w:r>
+        <w:rPr>
+          <w:rFonts w:hint="eastAsia"/>
+        </w:rPr>
+        <w:t>效的效果。</w:t>
+      </w:r>
+    </w:p>
+    <w:p>
+      <w:pPr>
+        <w:pStyle w:val="3"/>
+        <w:rPr>
+          <w:rFonts w:hint="eastAsia"/>
+        </w:rPr>
+      </w:pPr>
+      <w:r>
+        <w:rPr>
+          <w:rFonts w:hint="eastAsia"/>
+        </w:rPr>
+        <w:t>用语：</w:t>
+      </w:r>
+      <w:r>
+        <w:rPr>
+          <w:rFonts w:hint="eastAsia"/>
+        </w:rPr>
+        <w:t>被弃置时</w:t>
+      </w:r>
+    </w:p>
+    <w:p>
+      <w:pPr>
+        <w:rPr>
+          <w:rFonts w:hint="eastAsia"/>
+        </w:rPr>
+      </w:pPr>
+      <w:r>
+        <w:tab/>
+      </w:r>
+      <w:r>
+        <w:rPr>
+          <w:rFonts w:hint="eastAsia"/>
+        </w:rPr>
+        <w:t>如无</w:t>
+      </w:r>
+      <w:r>
+        <w:rPr>
+          <w:rFonts w:hint="eastAsia"/>
+        </w:rPr>
+        <w:t>定语</w:t>
+      </w:r>
+      <w:r>
+        <w:rPr>
+          <w:rFonts w:hint="eastAsia"/>
+        </w:rPr>
         <w:t>，</w:t>
       </w:r>
       <w:r>
         <w:rPr>
           <w:rFonts w:hint="eastAsia"/>
         </w:rPr>
-        <w:t>从</w:t>
-      </w:r>
-      <w:r>
-        <w:rPr>
-          <w:rFonts w:hint="eastAsia"/>
-        </w:rPr>
-        <w:t>指定的区域中</w:t>
-      </w:r>
-      <w:r>
-        <w:rPr>
-          <w:rFonts w:hint="eastAsia"/>
-        </w:rPr>
-        <w:t>将</w:t>
-      </w:r>
-      <w:r>
-        <w:rPr>
-          <w:rFonts w:hint="eastAsia"/>
-        </w:rPr>
-        <w:t>符合</w:t>
-      </w:r>
-      <w:r>
-        <w:rPr>
-          <w:rFonts w:hint="eastAsia"/>
-        </w:rPr>
-        <w:t>条件</w:t>
-      </w:r>
-      <w:r>
-        <w:rPr>
-          <w:rFonts w:hint="eastAsia"/>
-        </w:rPr>
-        <w:t>的牌</w:t>
-      </w:r>
-      <w:r>
-        <w:rPr>
-          <w:rFonts w:hint="eastAsia"/>
-        </w:rPr>
-        <w:t>移入</w:t>
-      </w:r>
-      <w:r>
-        <w:rPr>
-          <w:rFonts w:hint="eastAsia"/>
-        </w:rPr>
-        <w:t>发动效果的</w:t>
-      </w:r>
-      <w:r>
-        <w:rPr>
-          <w:rFonts w:hint="eastAsia"/>
-        </w:rPr>
-        <w:t>牌</w:t>
-      </w:r>
-      <w:r>
-        <w:rPr>
-          <w:rFonts w:hint="eastAsia"/>
-        </w:rPr>
-        <w:t>所在房间的同侧</w:t>
-      </w:r>
-      <w:r>
-        <w:rPr>
-          <w:rFonts w:hint="eastAsia"/>
-        </w:rPr>
-        <w:t>，默认放置在房间最前方，以免连续被呼唤的牌连锁发动呼唤效果</w:t>
-      </w:r>
-      <w:r>
-        <w:rPr>
-          <w:rFonts w:hint="eastAsia"/>
-        </w:rPr>
-        <w:t>。</w:t>
-      </w:r>
-    </w:p>
-    <w:p>
-      <w:pPr>
-        <w:pStyle w:val="3"/>
-        <w:rPr>
-          <w:rFonts w:hint="eastAsia"/>
-        </w:rPr>
-      </w:pPr>
-      <w:r>
-        <w:rPr>
-          <w:rFonts w:hint="eastAsia"/>
-        </w:rPr>
-        <w:t>用语：</w:t>
-      </w:r>
-      <w:r>
-        <w:rPr>
-          <w:rFonts w:hint="eastAsia"/>
-        </w:rPr>
-        <w:t>持续</w:t>
-      </w:r>
-    </w:p>
-    <w:p>
-      <w:pPr>
-        <w:rPr>
-          <w:rFonts w:hint="eastAsia"/>
-        </w:rPr>
-      </w:pPr>
-      <w:r>
-        <w:tab/>
-      </w:r>
-      <w:r>
-        <w:rPr>
-          <w:rFonts w:hint="eastAsia"/>
-        </w:rPr>
-        <w:t>只要在场上存在</w:t>
-      </w:r>
-      <w:r>
-        <w:rPr>
-          <w:rFonts w:hint="eastAsia"/>
-        </w:rPr>
-        <w:t>且没有被横置，</w:t>
-      </w:r>
-      <w:r>
-        <w:rPr>
-          <w:rFonts w:hint="eastAsia"/>
-        </w:rPr>
-        <w:t>就始终</w:t>
-      </w:r>
-      <w:r>
-        <w:rPr>
-          <w:rFonts w:hint="eastAsia"/>
-        </w:rPr>
-        <w:t>生</w:t>
-      </w:r>
-      <w:r>
-        <w:rPr>
-          <w:rFonts w:hint="eastAsia"/>
-        </w:rPr>
-        <w:t>效的效果。</w:t>
-      </w:r>
-    </w:p>
-    <w:p>
-      <w:pPr>
-        <w:pStyle w:val="3"/>
-        <w:rPr>
-          <w:rFonts w:hint="eastAsia"/>
-        </w:rPr>
-      </w:pPr>
-      <w:r>
-        <w:rPr>
-          <w:rFonts w:hint="eastAsia"/>
-        </w:rPr>
-        <w:lastRenderedPageBreak/>
-        <w:t>用语：</w:t>
-      </w:r>
-      <w:r>
-        <w:rPr>
-          <w:rFonts w:hint="eastAsia"/>
-        </w:rPr>
-        <w:t>被弃置时</w:t>
-      </w:r>
-    </w:p>
-    <w:p>
-      <w:pPr>
-        <w:rPr>
-          <w:rFonts w:hint="eastAsia"/>
-        </w:rPr>
-      </w:pPr>
-      <w:r>
-        <w:tab/>
-      </w:r>
-      <w:r>
-        <w:rPr>
-          <w:rFonts w:hint="eastAsia"/>
-        </w:rPr>
-        <w:t>如无</w:t>
-      </w:r>
-      <w:r>
-        <w:rPr>
-          <w:rFonts w:hint="eastAsia"/>
-        </w:rPr>
-        <w:t>定语</w:t>
-      </w:r>
-      <w:r>
-        <w:rPr>
-          <w:rFonts w:hint="eastAsia"/>
-        </w:rPr>
-        <w:t>，</w:t>
-      </w:r>
-      <w:r>
-        <w:rPr>
-          <w:rFonts w:hint="eastAsia"/>
-        </w:rPr>
         <w:t>则</w:t>
       </w:r>
       <w:r>
         <w:rPr>
           <w:rFonts w:hint="eastAsia"/>
         </w:rPr>
-        <w:t>包含从任意地点被弃置到弃牌堆的情况</w:t>
-      </w:r>
-      <w:r>
-        <w:rPr>
-          <w:rFonts w:hint="eastAsia"/>
-        </w:rPr>
-        <w:t>，包括且不限于从战场、手牌、地城区、主牌堆、弃牌堆等</w:t>
+        <w:t>包含从任意地点被弃置</w:t>
+      </w:r>
+      <w:proofErr w:type="gramStart"/>
+      <w:r>
+        <w:rPr>
+          <w:rFonts w:hint="eastAsia"/>
+        </w:rPr>
+        <w:t>到弃牌堆</w:t>
+      </w:r>
+      <w:proofErr w:type="gramEnd"/>
+      <w:r>
+        <w:rPr>
+          <w:rFonts w:hint="eastAsia"/>
+        </w:rPr>
+        <w:t>的情况</w:t>
+      </w:r>
+      <w:r>
+        <w:rPr>
+          <w:rFonts w:hint="eastAsia"/>
+        </w:rPr>
+        <w:t>，包括且不限于从战场、手牌、地城区、主牌堆、</w:t>
+      </w:r>
+      <w:proofErr w:type="gramStart"/>
+      <w:r>
+        <w:rPr>
+          <w:rFonts w:hint="eastAsia"/>
+        </w:rPr>
+        <w:t>弃牌堆</w:t>
+      </w:r>
+      <w:proofErr w:type="gramEnd"/>
+      <w:r>
+        <w:rPr>
+          <w:rFonts w:hint="eastAsia"/>
+        </w:rPr>
+        <w:t>等</w:t>
       </w:r>
       <w:r>
         <w:rPr>
@@ -5538,7 +6625,21 @@
         <w:rPr>
           <w:rFonts w:hint="eastAsia"/>
         </w:rPr>
-        <w:t>双人模式下，需要额外用到玩家指示物，每名玩家从玩家指示物堆中取一种颜色的指示物若干，之后需要使用更多玩家指示物时，再从该堆中取同样颜色的指示物。</w:t>
+        <w:t>双人模式下，需要额外用到玩家指示物，每名玩家从玩家指示物堆中取一种颜色的指示物若干，之后需要使用更多玩家指示物时，再从该堆中</w:t>
+      </w:r>
+      <w:proofErr w:type="gramStart"/>
+      <w:r>
+        <w:rPr>
+          <w:rFonts w:hint="eastAsia"/>
+        </w:rPr>
+        <w:t>取同样</w:t>
+      </w:r>
+      <w:proofErr w:type="gramEnd"/>
+      <w:r>
+        <w:rPr>
+          <w:rFonts w:hint="eastAsia"/>
+        </w:rPr>
+        <w:t>颜色的指示物。</w:t>
       </w:r>
     </w:p>
     <w:p>
@@ -5618,7 +6719,35 @@
         <w:rPr>
           <w:rFonts w:hint="eastAsia"/>
         </w:rPr>
-        <w:t>两名玩家选好初始遗物牌后，按照先P1再P2的顺序，各自将未选中的遗物牌按照任意顺序放到遗物牌堆底。</w:t>
+        <w:t>两名玩家选好初始遗物牌后，按照先P1再P2的顺序，各自将未选中的遗物</w:t>
+      </w:r>
+      <w:proofErr w:type="gramStart"/>
+      <w:r>
+        <w:rPr>
+          <w:rFonts w:hint="eastAsia"/>
+        </w:rPr>
+        <w:t>牌按照</w:t>
+      </w:r>
+      <w:proofErr w:type="gramEnd"/>
+      <w:r>
+        <w:rPr>
+          <w:rFonts w:hint="eastAsia"/>
+        </w:rPr>
+        <w:t>任意顺序放到</w:t>
+      </w:r>
+      <w:proofErr w:type="gramStart"/>
+      <w:r>
+        <w:rPr>
+          <w:rFonts w:hint="eastAsia"/>
+        </w:rPr>
+        <w:t>遗物牌堆底</w:t>
+      </w:r>
+      <w:proofErr w:type="gramEnd"/>
+      <w:r>
+        <w:rPr>
+          <w:rFonts w:hint="eastAsia"/>
+        </w:rPr>
+        <w:t>。</w:t>
       </w:r>
     </w:p>
     <w:p>
@@ -5676,13 +6805,41 @@
         <w:rPr>
           <w:rFonts w:hint="eastAsia"/>
         </w:rPr>
-        <w:t>如果探索区没有牌，则两名玩家各自整理战利品</w:t>
-      </w:r>
-      <w:r>
-        <w:rPr>
-          <w:rFonts w:hint="eastAsia"/>
-        </w:rPr>
-        <w:t>，负责行动的玩家先执行</w:t>
+        <w:t>如果</w:t>
+      </w:r>
+      <w:proofErr w:type="gramStart"/>
+      <w:r>
+        <w:rPr>
+          <w:rFonts w:hint="eastAsia"/>
+        </w:rPr>
+        <w:t>探索区</w:t>
+      </w:r>
+      <w:proofErr w:type="gramEnd"/>
+      <w:r>
+        <w:rPr>
+          <w:rFonts w:hint="eastAsia"/>
+        </w:rPr>
+        <w:t>没有牌，则两名玩家各自整理战利品</w:t>
+      </w:r>
+      <w:r>
+        <w:rPr>
+          <w:rFonts w:hint="eastAsia"/>
+        </w:rPr>
+        <w:t>，负责行动的</w:t>
+      </w:r>
+      <w:proofErr w:type="gramStart"/>
+      <w:r>
+        <w:rPr>
+          <w:rFonts w:hint="eastAsia"/>
+        </w:rPr>
+        <w:t>玩家先</w:t>
+      </w:r>
+      <w:proofErr w:type="gramEnd"/>
+      <w:r>
+        <w:rPr>
+          <w:rFonts w:hint="eastAsia"/>
+        </w:rPr>
+        <w:t>执行</w:t>
       </w:r>
       <w:r>
         <w:rPr>
@@ -5724,7 +6881,21 @@
         <w:rPr>
           <w:rFonts w:hint="eastAsia"/>
         </w:rPr>
-        <w:t>，仍旧是负责行动的玩家先执行</w:t>
+        <w:t>，仍旧是负责行动的</w:t>
+      </w:r>
+      <w:proofErr w:type="gramStart"/>
+      <w:r>
+        <w:rPr>
+          <w:rFonts w:hint="eastAsia"/>
+        </w:rPr>
+        <w:t>玩家先</w:t>
+      </w:r>
+      <w:proofErr w:type="gramEnd"/>
+      <w:r>
+        <w:rPr>
+          <w:rFonts w:hint="eastAsia"/>
+        </w:rPr>
+        <w:t>执行</w:t>
       </w:r>
       <w:r>
         <w:rPr>
@@ -5742,7 +6913,28 @@
         <w:rPr>
           <w:rFonts w:hint="eastAsia"/>
         </w:rPr>
-        <w:t>如果探索区有牌发动效果，且那个效果指向玩家，则由负责行动的玩家承受。</w:t>
+        <w:t>如果</w:t>
+      </w:r>
+      <w:proofErr w:type="gramStart"/>
+      <w:r>
+        <w:rPr>
+          <w:rFonts w:hint="eastAsia"/>
+        </w:rPr>
+        <w:t>探索区</w:t>
+      </w:r>
+      <w:proofErr w:type="gramEnd"/>
+      <w:r>
+        <w:rPr>
+          <w:rFonts w:hint="eastAsia"/>
+        </w:rPr>
+        <w:t>有牌发动效果，且那个效果指向玩家，则由负责行动的玩家承</w:t>
+      </w:r>
+      <w:r>
+        <w:rPr>
+          <w:rFonts w:hint="eastAsia"/>
+        </w:rPr>
+        <w:lastRenderedPageBreak/>
+        <w:t>受。</w:t>
       </w:r>
     </w:p>
     <w:p>
@@ -5766,11 +6958,19 @@
         </w:rPr>
         <w:t>玩家</w:t>
       </w:r>
-      <w:r>
-        <w:rPr>
-          <w:rFonts w:hint="eastAsia"/>
-        </w:rPr>
-        <w:t>选择短休或长休时，仅那名玩家使用自己的玩家面板执行相应流程，</w:t>
+      <w:proofErr w:type="gramStart"/>
+      <w:r>
+        <w:rPr>
+          <w:rFonts w:hint="eastAsia"/>
+        </w:rPr>
+        <w:t>选择短休或</w:t>
+      </w:r>
+      <w:proofErr w:type="gramEnd"/>
+      <w:r>
+        <w:rPr>
+          <w:rFonts w:hint="eastAsia"/>
+        </w:rPr>
+        <w:t>长休时，仅那名玩家使用自己的玩家面板执行相应流程，</w:t>
       </w:r>
       <w:r>
         <w:rPr>
@@ -5824,20 +7024,41 @@
         <w:rPr>
           <w:rFonts w:hint="eastAsia"/>
         </w:rPr>
-        <w:t>张牌从主牌堆移动到P1玩家面板下的弃牌堆，</w:t>
-      </w:r>
-      <w:r>
-        <w:rPr>
-          <w:rFonts w:hint="eastAsia"/>
-        </w:rPr>
-        <w:t>然而，弃置的那一张牌是[掉宝地精]，触</w:t>
-      </w:r>
-      <w:r>
-        <w:rPr>
-          <w:rFonts w:hint="eastAsia"/>
-        </w:rPr>
-        <w:lastRenderedPageBreak/>
-        <w:t>发了其“被弃置时，玩家将手牌补满”的效果，此时，效果文本中的“玩家”仅指当前行动的玩家，即P1，所以P1将自己的手牌补满，</w:t>
+        <w:t>张牌从主牌堆移动到P1玩家面板下的</w:t>
+      </w:r>
+      <w:proofErr w:type="gramStart"/>
+      <w:r>
+        <w:rPr>
+          <w:rFonts w:hint="eastAsia"/>
+        </w:rPr>
+        <w:t>弃牌堆</w:t>
+      </w:r>
+      <w:proofErr w:type="gramEnd"/>
+      <w:r>
+        <w:rPr>
+          <w:rFonts w:hint="eastAsia"/>
+        </w:rPr>
+        <w:t>，</w:t>
+      </w:r>
+      <w:r>
+        <w:rPr>
+          <w:rFonts w:hint="eastAsia"/>
+        </w:rPr>
+        <w:t>然而，弃置的那一张牌是[掉宝地精]，触发了其“被弃置时，玩家将手牌补满”的效果，此时，效果文本中的“玩家”仅指当前行动的玩家，即P1，所以P1将自己的</w:t>
+      </w:r>
+      <w:proofErr w:type="gramStart"/>
+      <w:r>
+        <w:rPr>
+          <w:rFonts w:hint="eastAsia"/>
+        </w:rPr>
+        <w:t>手牌补满</w:t>
+      </w:r>
+      <w:proofErr w:type="gramEnd"/>
+      <w:r>
+        <w:rPr>
+          <w:rFonts w:hint="eastAsia"/>
+        </w:rPr>
+        <w:t>，</w:t>
       </w:r>
       <w:r>
         <w:rPr>
@@ -5845,11 +7066,19 @@
         </w:rPr>
         <w:t>然后</w:t>
       </w:r>
-      <w:r>
-        <w:rPr>
-          <w:rFonts w:hint="eastAsia"/>
-        </w:rPr>
-        <w:t>执行短休的流程重抽任意张手牌，整个流程中，P2的玩家面板不发生任何变化</w:t>
+      <w:proofErr w:type="gramStart"/>
+      <w:r>
+        <w:rPr>
+          <w:rFonts w:hint="eastAsia"/>
+        </w:rPr>
+        <w:t>执行短休的流程重抽任意</w:t>
+      </w:r>
+      <w:proofErr w:type="gramEnd"/>
+      <w:r>
+        <w:rPr>
+          <w:rFonts w:hint="eastAsia"/>
+        </w:rPr>
+        <w:t>张手牌，整个流程中，P2的玩家面板不发生任何变化</w:t>
       </w:r>
       <w:r>
         <w:rPr>
@@ -5893,7 +7122,21 @@
         <w:rPr>
           <w:rFonts w:hint="eastAsia"/>
         </w:rPr>
-        <w:t>结束阶段发动的牌效果如有指向玩家的，处理方式和回合开始阶段的处理方式一致，都由当回合负责行动的玩家承受。</w:t>
+        <w:t>结束阶段发动的</w:t>
+      </w:r>
+      <w:proofErr w:type="gramStart"/>
+      <w:r>
+        <w:rPr>
+          <w:rFonts w:hint="eastAsia"/>
+        </w:rPr>
+        <w:t>牌效果</w:t>
+      </w:r>
+      <w:proofErr w:type="gramEnd"/>
+      <w:r>
+        <w:rPr>
+          <w:rFonts w:hint="eastAsia"/>
+        </w:rPr>
+        <w:t>如有指向玩家的，处理方式和回合开始阶段的处理方式一致，都由当回合负责行动的玩家承受。</w:t>
       </w:r>
     </w:p>
     <w:p>
@@ -5921,7 +7164,21 @@
         <w:rPr>
           <w:rFonts w:hint="eastAsia"/>
         </w:rPr>
-        <w:t>一名玩家出的牌为战场玩家侧某一行的第一张牌时，出牌的玩家在那一行放上自己的玩家指示物，以标记自己为这一行需要进行的战斗轮的主战者。</w:t>
+        <w:t>一名玩家出的牌为战场</w:t>
+      </w:r>
+      <w:proofErr w:type="gramStart"/>
+      <w:r>
+        <w:rPr>
+          <w:rFonts w:hint="eastAsia"/>
+        </w:rPr>
+        <w:t>玩家侧某一行</w:t>
+      </w:r>
+      <w:proofErr w:type="gramEnd"/>
+      <w:r>
+        <w:rPr>
+          <w:rFonts w:hint="eastAsia"/>
+        </w:rPr>
+        <w:t>的第一张牌时，出牌的玩家在那一行放上自己的玩家指示物，以标记自己为这一行需要进行的战斗轮的主战者。</w:t>
       </w:r>
     </w:p>
     <w:p>
@@ -5935,7 +7192,21 @@
         <w:rPr>
           <w:rFonts w:hint="eastAsia"/>
         </w:rPr>
-        <w:t>负责执行行动的玩家在行动阶段选择进入战斗后，由那名玩家选探索区一列牌移入战场敌对侧，这里假设那名玩家是P1。之后，P1从手牌出牌到战场玩家侧自己那一列的某一行。P1可以一次出多张牌，但只能在一行里出牌。P1出完牌后，轮到P2出牌，</w:t>
+        <w:t>负责执行行动的玩家在行动阶段选择进入战斗后，由那名玩家</w:t>
+      </w:r>
+      <w:proofErr w:type="gramStart"/>
+      <w:r>
+        <w:rPr>
+          <w:rFonts w:hint="eastAsia"/>
+        </w:rPr>
+        <w:t>选探索区</w:t>
+      </w:r>
+      <w:proofErr w:type="gramEnd"/>
+      <w:r>
+        <w:rPr>
+          <w:rFonts w:hint="eastAsia"/>
+        </w:rPr>
+        <w:t>一列牌移入战场敌对侧，这里假设那名玩家是P1。之后，P1从手牌出牌到战场玩家侧自己那一列的某一行。P1可以一次出多张牌，但只能在一行里出牌。P1出完牌后，轮到P2出牌，</w:t>
       </w:r>
       <w:r>
         <w:rPr>
@@ -6021,7 +7292,35 @@
         <w:rPr>
           <w:rFonts w:hint="eastAsia"/>
         </w:rPr>
-        <w:t>如果战场中的牌效果指向玩家，那么其指向的是发动效果的牌所在的行的主战者。</w:t>
+        <w:t>如果战场中的</w:t>
+      </w:r>
+      <w:proofErr w:type="gramStart"/>
+      <w:r>
+        <w:rPr>
+          <w:rFonts w:hint="eastAsia"/>
+        </w:rPr>
+        <w:t>牌效果</w:t>
+      </w:r>
+      <w:proofErr w:type="gramEnd"/>
+      <w:r>
+        <w:rPr>
+          <w:rFonts w:hint="eastAsia"/>
+        </w:rPr>
+        <w:t>指向玩家，那么其指向的是发动效果的</w:t>
+      </w:r>
+      <w:proofErr w:type="gramStart"/>
+      <w:r>
+        <w:rPr>
+          <w:rFonts w:hint="eastAsia"/>
+        </w:rPr>
+        <w:t>牌所在</w:t>
+      </w:r>
+      <w:proofErr w:type="gramEnd"/>
+      <w:r>
+        <w:rPr>
+          <w:rFonts w:hint="eastAsia"/>
+        </w:rPr>
+        <w:t>的行的主战者。</w:t>
       </w:r>
       <w:r>
         <w:rPr>
@@ -6057,7 +7356,21 @@
         <w:rPr>
           <w:rFonts w:hint="eastAsia"/>
         </w:rPr>
-        <w:t>弃置时，弃置到那张牌所在行的主战者的弃牌堆。</w:t>
+        <w:t>弃置时，弃置到那张牌所在行的主战者的</w:t>
+      </w:r>
+      <w:proofErr w:type="gramStart"/>
+      <w:r>
+        <w:rPr>
+          <w:rFonts w:hint="eastAsia"/>
+        </w:rPr>
+        <w:t>弃牌堆</w:t>
+      </w:r>
+      <w:proofErr w:type="gramEnd"/>
+      <w:r>
+        <w:rPr>
+          <w:rFonts w:hint="eastAsia"/>
+        </w:rPr>
+        <w:t>。</w:t>
       </w:r>
       <w:r>
         <w:rPr>
@@ -6077,7 +7390,35 @@
         <w:rPr>
           <w:rFonts w:hint="eastAsia"/>
         </w:rPr>
-        <w:t>战后，翻开事件牌后，由本回合负责行动的玩家先选一张事件牌结算，结算完成后，另一名玩家再从余下的事件牌中选一张结算。</w:t>
+        <w:t>战后，翻开事件牌后，由本回合负责行动的</w:t>
+      </w:r>
+      <w:proofErr w:type="gramStart"/>
+      <w:r>
+        <w:rPr>
+          <w:rFonts w:hint="eastAsia"/>
+        </w:rPr>
+        <w:t>玩家先</w:t>
+      </w:r>
+      <w:proofErr w:type="gramEnd"/>
+      <w:r>
+        <w:rPr>
+          <w:rFonts w:hint="eastAsia"/>
+        </w:rPr>
+        <w:t>选一张事件牌结算，结算完成后，另一名</w:t>
+      </w:r>
+      <w:proofErr w:type="gramStart"/>
+      <w:r>
+        <w:rPr>
+          <w:rFonts w:hint="eastAsia"/>
+        </w:rPr>
+        <w:t>玩家再</w:t>
+      </w:r>
+      <w:proofErr w:type="gramEnd"/>
+      <w:r>
+        <w:rPr>
+          <w:rFonts w:hint="eastAsia"/>
+        </w:rPr>
+        <w:t>从余下的事件牌中选一张结算。</w:t>
       </w:r>
     </w:p>
     <w:p>
@@ -6113,13 +7454,69 @@
         <w:rPr>
           <w:rFonts w:hint="eastAsia"/>
         </w:rPr>
-        <w:t>整理战利品之前，两名玩家可以互相交换战利品区和手牌区的战利品牌，但</w:t>
-      </w:r>
-      <w:r>
-        <w:rPr>
-          <w:rFonts w:hint="eastAsia"/>
-        </w:rPr>
-        <w:t>必须是一名玩家用一张牌和另一名玩家的一张牌交换，即保持两名玩家各自持有的战利品牌数量不变。这之后，由当回合负责行动的玩家先整理战利品，流程与单人规则一致，然后另一名玩家再整理战利品。</w:t>
+        <w:t>整理战利品之前，两名玩家可以互相交换战利品区和</w:t>
+      </w:r>
+      <w:proofErr w:type="gramStart"/>
+      <w:r>
+        <w:rPr>
+          <w:rFonts w:hint="eastAsia"/>
+        </w:rPr>
+        <w:t>手牌区的</w:t>
+      </w:r>
+      <w:proofErr w:type="gramEnd"/>
+      <w:r>
+        <w:rPr>
+          <w:rFonts w:hint="eastAsia"/>
+        </w:rPr>
+        <w:t>战利品牌，但</w:t>
+      </w:r>
+      <w:r>
+        <w:rPr>
+          <w:rFonts w:hint="eastAsia"/>
+        </w:rPr>
+        <w:t>必须是一名玩家用一张牌和另一名玩家的一张牌交换，即保持两名玩家各自持有的战利品</w:t>
+      </w:r>
+      <w:proofErr w:type="gramStart"/>
+      <w:r>
+        <w:rPr>
+          <w:rFonts w:hint="eastAsia"/>
+        </w:rPr>
+        <w:t>牌数量</w:t>
+      </w:r>
+      <w:proofErr w:type="gramEnd"/>
+      <w:r>
+        <w:rPr>
+          <w:rFonts w:hint="eastAsia"/>
+        </w:rPr>
+        <w:t>不变。这之后，由当回合负责行动的</w:t>
+      </w:r>
+      <w:proofErr w:type="gramStart"/>
+      <w:r>
+        <w:rPr>
+          <w:rFonts w:hint="eastAsia"/>
+        </w:rPr>
+        <w:t>玩家先</w:t>
+      </w:r>
+      <w:proofErr w:type="gramEnd"/>
+      <w:r>
+        <w:rPr>
+          <w:rFonts w:hint="eastAsia"/>
+        </w:rPr>
+        <w:t>整理战利品，流程与单人规则一致，然后另一名</w:t>
+      </w:r>
+      <w:proofErr w:type="gramStart"/>
+      <w:r>
+        <w:rPr>
+          <w:rFonts w:hint="eastAsia"/>
+        </w:rPr>
+        <w:t>玩家再</w:t>
+      </w:r>
+      <w:proofErr w:type="gramEnd"/>
+      <w:r>
+        <w:rPr>
+          <w:rFonts w:hint="eastAsia"/>
+        </w:rPr>
+        <w:t>整理战利品。</w:t>
       </w:r>
     </w:p>
     <w:sectPr>
@@ -6317,6 +7714,95 @@
     </w:lvl>
   </w:abstractNum>
   <w:abstractNum w:abstractNumId="2" w15:restartNumberingAfterBreak="0">
+    <w:nsid w:val="218B0360"/>
+    <w:multiLevelType w:val="hybridMultilevel"/>
+    <w:tmpl w:val="A42E0090"/>
+    <w:lvl w:ilvl="0" w:tplc="D9D2DE9C">
+      <w:start w:val="1"/>
+      <w:numFmt w:val="decimalEnclosedCircle"/>
+      <w:lvlText w:val="%1"/>
+      <w:lvlJc w:val="left"/>
+      <w:pPr>
+        <w:ind w:left="780" w:hanging="360"/>
+      </w:pPr>
+      <w:rPr>
+        <w:rFonts w:hint="default"/>
+      </w:rPr>
+    </w:lvl>
+    <w:lvl w:ilvl="1" w:tplc="04090019" w:tentative="1">
+      <w:start w:val="1"/>
+      <w:numFmt w:val="lowerLetter"/>
+      <w:lvlText w:val="%2)"/>
+      <w:lvlJc w:val="left"/>
+      <w:pPr>
+        <w:ind w:left="1300" w:hanging="440"/>
+      </w:pPr>
+    </w:lvl>
+    <w:lvl w:ilvl="2" w:tplc="0409001B" w:tentative="1">
+      <w:start w:val="1"/>
+      <w:numFmt w:val="lowerRoman"/>
+      <w:lvlText w:val="%3."/>
+      <w:lvlJc w:val="right"/>
+      <w:pPr>
+        <w:ind w:left="1740" w:hanging="440"/>
+      </w:pPr>
+    </w:lvl>
+    <w:lvl w:ilvl="3" w:tplc="0409000F" w:tentative="1">
+      <w:start w:val="1"/>
+      <w:numFmt w:val="decimal"/>
+      <w:lvlText w:val="%4."/>
+      <w:lvlJc w:val="left"/>
+      <w:pPr>
+        <w:ind w:left="2180" w:hanging="440"/>
+      </w:pPr>
+    </w:lvl>
+    <w:lvl w:ilvl="4" w:tplc="04090019" w:tentative="1">
+      <w:start w:val="1"/>
+      <w:numFmt w:val="lowerLetter"/>
+      <w:lvlText w:val="%5)"/>
+      <w:lvlJc w:val="left"/>
+      <w:pPr>
+        <w:ind w:left="2620" w:hanging="440"/>
+      </w:pPr>
+    </w:lvl>
+    <w:lvl w:ilvl="5" w:tplc="0409001B" w:tentative="1">
+      <w:start w:val="1"/>
+      <w:numFmt w:val="lowerRoman"/>
+      <w:lvlText w:val="%6."/>
+      <w:lvlJc w:val="right"/>
+      <w:pPr>
+        <w:ind w:left="3060" w:hanging="440"/>
+      </w:pPr>
+    </w:lvl>
+    <w:lvl w:ilvl="6" w:tplc="0409000F" w:tentative="1">
+      <w:start w:val="1"/>
+      <w:numFmt w:val="decimal"/>
+      <w:lvlText w:val="%7."/>
+      <w:lvlJc w:val="left"/>
+      <w:pPr>
+        <w:ind w:left="3500" w:hanging="440"/>
+      </w:pPr>
+    </w:lvl>
+    <w:lvl w:ilvl="7" w:tplc="04090019" w:tentative="1">
+      <w:start w:val="1"/>
+      <w:numFmt w:val="lowerLetter"/>
+      <w:lvlText w:val="%8)"/>
+      <w:lvlJc w:val="left"/>
+      <w:pPr>
+        <w:ind w:left="3940" w:hanging="440"/>
+      </w:pPr>
+    </w:lvl>
+    <w:lvl w:ilvl="8" w:tplc="0409001B" w:tentative="1">
+      <w:start w:val="1"/>
+      <w:numFmt w:val="lowerRoman"/>
+      <w:lvlText w:val="%9."/>
+      <w:lvlJc w:val="right"/>
+      <w:pPr>
+        <w:ind w:left="4380" w:hanging="440"/>
+      </w:pPr>
+    </w:lvl>
+  </w:abstractNum>
+  <w:abstractNum w:abstractNumId="3" w15:restartNumberingAfterBreak="0">
     <w:nsid w:val="26D8615D"/>
     <w:multiLevelType w:val="hybridMultilevel"/>
     <w:tmpl w:val="FD0A07C6"/>
@@ -6405,10 +7891,10 @@
       </w:pPr>
     </w:lvl>
   </w:abstractNum>
-  <w:abstractNum w:abstractNumId="3" w15:restartNumberingAfterBreak="0">
+  <w:abstractNum w:abstractNumId="4" w15:restartNumberingAfterBreak="0">
     <w:nsid w:val="29ED1C8F"/>
     <w:multiLevelType w:val="hybridMultilevel"/>
-    <w:tmpl w:val="39365A0E"/>
+    <w:tmpl w:val="274CFCD4"/>
     <w:lvl w:ilvl="0" w:tplc="73120A2A">
       <w:start w:val="1"/>
       <w:numFmt w:val="decimalEnclosedCircle"/>
@@ -6421,6 +7907,98 @@
         <w:rFonts w:hint="default"/>
       </w:rPr>
     </w:lvl>
+    <w:lvl w:ilvl="1" w:tplc="ED46221A">
+      <w:start w:val="1"/>
+      <w:numFmt w:val="decimalEnclosedCircle"/>
+      <w:lvlText w:val="%2"/>
+      <w:lvlJc w:val="left"/>
+      <w:pPr>
+        <w:ind w:left="1220" w:hanging="360"/>
+      </w:pPr>
+      <w:rPr>
+        <w:rFonts w:hint="default"/>
+      </w:rPr>
+    </w:lvl>
+    <w:lvl w:ilvl="2" w:tplc="0409001B" w:tentative="1">
+      <w:start w:val="1"/>
+      <w:numFmt w:val="lowerRoman"/>
+      <w:lvlText w:val="%3."/>
+      <w:lvlJc w:val="right"/>
+      <w:pPr>
+        <w:ind w:left="1740" w:hanging="440"/>
+      </w:pPr>
+    </w:lvl>
+    <w:lvl w:ilvl="3" w:tplc="0409000F" w:tentative="1">
+      <w:start w:val="1"/>
+      <w:numFmt w:val="decimal"/>
+      <w:lvlText w:val="%4."/>
+      <w:lvlJc w:val="left"/>
+      <w:pPr>
+        <w:ind w:left="2180" w:hanging="440"/>
+      </w:pPr>
+    </w:lvl>
+    <w:lvl w:ilvl="4" w:tplc="04090019" w:tentative="1">
+      <w:start w:val="1"/>
+      <w:numFmt w:val="lowerLetter"/>
+      <w:lvlText w:val="%5)"/>
+      <w:lvlJc w:val="left"/>
+      <w:pPr>
+        <w:ind w:left="2620" w:hanging="440"/>
+      </w:pPr>
+    </w:lvl>
+    <w:lvl w:ilvl="5" w:tplc="0409001B" w:tentative="1">
+      <w:start w:val="1"/>
+      <w:numFmt w:val="lowerRoman"/>
+      <w:lvlText w:val="%6."/>
+      <w:lvlJc w:val="right"/>
+      <w:pPr>
+        <w:ind w:left="3060" w:hanging="440"/>
+      </w:pPr>
+    </w:lvl>
+    <w:lvl w:ilvl="6" w:tplc="0409000F" w:tentative="1">
+      <w:start w:val="1"/>
+      <w:numFmt w:val="decimal"/>
+      <w:lvlText w:val="%7."/>
+      <w:lvlJc w:val="left"/>
+      <w:pPr>
+        <w:ind w:left="3500" w:hanging="440"/>
+      </w:pPr>
+    </w:lvl>
+    <w:lvl w:ilvl="7" w:tplc="04090019" w:tentative="1">
+      <w:start w:val="1"/>
+      <w:numFmt w:val="lowerLetter"/>
+      <w:lvlText w:val="%8)"/>
+      <w:lvlJc w:val="left"/>
+      <w:pPr>
+        <w:ind w:left="3940" w:hanging="440"/>
+      </w:pPr>
+    </w:lvl>
+    <w:lvl w:ilvl="8" w:tplc="0409001B" w:tentative="1">
+      <w:start w:val="1"/>
+      <w:numFmt w:val="lowerRoman"/>
+      <w:lvlText w:val="%9."/>
+      <w:lvlJc w:val="right"/>
+      <w:pPr>
+        <w:ind w:left="4380" w:hanging="440"/>
+      </w:pPr>
+    </w:lvl>
+  </w:abstractNum>
+  <w:abstractNum w:abstractNumId="5" w15:restartNumberingAfterBreak="0">
+    <w:nsid w:val="3BD75635"/>
+    <w:multiLevelType w:val="hybridMultilevel"/>
+    <w:tmpl w:val="B5E80088"/>
+    <w:lvl w:ilvl="0" w:tplc="767E1ACE">
+      <w:start w:val="1"/>
+      <w:numFmt w:val="decimalEnclosedCircle"/>
+      <w:lvlText w:val="%1"/>
+      <w:lvlJc w:val="left"/>
+      <w:pPr>
+        <w:ind w:left="780" w:hanging="360"/>
+      </w:pPr>
+      <w:rPr>
+        <w:rFonts w:hint="default"/>
+      </w:rPr>
+    </w:lvl>
     <w:lvl w:ilvl="1" w:tplc="04090019" w:tentative="1">
       <w:start w:val="1"/>
       <w:numFmt w:val="lowerLetter"/>
@@ -6494,7 +8072,7 @@
       </w:pPr>
     </w:lvl>
   </w:abstractNum>
-  <w:abstractNum w:abstractNumId="4" w15:restartNumberingAfterBreak="0">
+  <w:abstractNum w:abstractNumId="6" w15:restartNumberingAfterBreak="0">
     <w:nsid w:val="44B044F0"/>
     <w:multiLevelType w:val="hybridMultilevel"/>
     <w:tmpl w:val="602E27D2"/>
@@ -6583,7 +8161,7 @@
       </w:pPr>
     </w:lvl>
   </w:abstractNum>
-  <w:abstractNum w:abstractNumId="5" w15:restartNumberingAfterBreak="0">
+  <w:abstractNum w:abstractNumId="7" w15:restartNumberingAfterBreak="0">
     <w:nsid w:val="4AAE40B7"/>
     <w:multiLevelType w:val="hybridMultilevel"/>
     <w:tmpl w:val="6136C5C8"/>
@@ -6672,7 +8250,7 @@
       </w:pPr>
     </w:lvl>
   </w:abstractNum>
-  <w:abstractNum w:abstractNumId="6" w15:restartNumberingAfterBreak="0">
+  <w:abstractNum w:abstractNumId="8" w15:restartNumberingAfterBreak="0">
     <w:nsid w:val="4C145C83"/>
     <w:multiLevelType w:val="hybridMultilevel"/>
     <w:tmpl w:val="4F4471F0"/>
@@ -6761,7 +8339,7 @@
       </w:pPr>
     </w:lvl>
   </w:abstractNum>
-  <w:abstractNum w:abstractNumId="7" w15:restartNumberingAfterBreak="0">
+  <w:abstractNum w:abstractNumId="9" w15:restartNumberingAfterBreak="0">
     <w:nsid w:val="52012651"/>
     <w:multiLevelType w:val="hybridMultilevel"/>
     <w:tmpl w:val="584E0666"/>
@@ -6850,7 +8428,7 @@
       </w:pPr>
     </w:lvl>
   </w:abstractNum>
-  <w:abstractNum w:abstractNumId="8" w15:restartNumberingAfterBreak="0">
+  <w:abstractNum w:abstractNumId="10" w15:restartNumberingAfterBreak="0">
     <w:nsid w:val="636D2867"/>
     <w:multiLevelType w:val="hybridMultilevel"/>
     <w:tmpl w:val="A1C23418"/>
@@ -6939,7 +8517,7 @@
       </w:pPr>
     </w:lvl>
   </w:abstractNum>
-  <w:abstractNum w:abstractNumId="9" w15:restartNumberingAfterBreak="0">
+  <w:abstractNum w:abstractNumId="11" w15:restartNumberingAfterBreak="0">
     <w:nsid w:val="68FD71C0"/>
     <w:multiLevelType w:val="hybridMultilevel"/>
     <w:tmpl w:val="A1C23418"/>
@@ -7028,7 +8606,7 @@
       </w:pPr>
     </w:lvl>
   </w:abstractNum>
-  <w:abstractNum w:abstractNumId="10" w15:restartNumberingAfterBreak="0">
+  <w:abstractNum w:abstractNumId="12" w15:restartNumberingAfterBreak="0">
     <w:nsid w:val="6D120D33"/>
     <w:multiLevelType w:val="hybridMultilevel"/>
     <w:tmpl w:val="A3D6F9D4"/>
@@ -7117,7 +8695,7 @@
       </w:pPr>
     </w:lvl>
   </w:abstractNum>
-  <w:abstractNum w:abstractNumId="11" w15:restartNumberingAfterBreak="0">
+  <w:abstractNum w:abstractNumId="13" w15:restartNumberingAfterBreak="0">
     <w:nsid w:val="6D465989"/>
     <w:multiLevelType w:val="hybridMultilevel"/>
     <w:tmpl w:val="33A6D4C0"/>
@@ -7207,40 +8785,46 @@
     </w:lvl>
   </w:abstractNum>
   <w:num w:numId="1" w16cid:durableId="720397921">
-    <w:abstractNumId w:val="5"/>
+    <w:abstractNumId w:val="7"/>
   </w:num>
   <w:num w:numId="2" w16cid:durableId="1282419509">
     <w:abstractNumId w:val="0"/>
   </w:num>
   <w:num w:numId="3" w16cid:durableId="159661229">
-    <w:abstractNumId w:val="9"/>
+    <w:abstractNumId w:val="11"/>
   </w:num>
   <w:num w:numId="4" w16cid:durableId="15885471">
-    <w:abstractNumId w:val="6"/>
+    <w:abstractNumId w:val="8"/>
   </w:num>
   <w:num w:numId="5" w16cid:durableId="916864600">
     <w:abstractNumId w:val="1"/>
   </w:num>
   <w:num w:numId="6" w16cid:durableId="621378430">
-    <w:abstractNumId w:val="8"/>
+    <w:abstractNumId w:val="10"/>
   </w:num>
   <w:num w:numId="7" w16cid:durableId="358044669">
-    <w:abstractNumId w:val="10"/>
+    <w:abstractNumId w:val="12"/>
   </w:num>
   <w:num w:numId="8" w16cid:durableId="1453134302">
-    <w:abstractNumId w:val="7"/>
+    <w:abstractNumId w:val="9"/>
   </w:num>
   <w:num w:numId="9" w16cid:durableId="1636989954">
+    <w:abstractNumId w:val="6"/>
+  </w:num>
+  <w:num w:numId="10" w16cid:durableId="1210920393">
+    <w:abstractNumId w:val="3"/>
+  </w:num>
+  <w:num w:numId="11" w16cid:durableId="1815756024">
     <w:abstractNumId w:val="4"/>
   </w:num>
-  <w:num w:numId="10" w16cid:durableId="1210920393">
+  <w:num w:numId="12" w16cid:durableId="1020661196">
+    <w:abstractNumId w:val="13"/>
+  </w:num>
+  <w:num w:numId="13" w16cid:durableId="1504005020">
     <w:abstractNumId w:val="2"/>
   </w:num>
-  <w:num w:numId="11" w16cid:durableId="1815756024">
-    <w:abstractNumId w:val="3"/>
-  </w:num>
-  <w:num w:numId="12" w16cid:durableId="1020661196">
-    <w:abstractNumId w:val="11"/>
+  <w:num w:numId="14" w16cid:durableId="463281341">
+    <w:abstractNumId w:val="5"/>
   </w:num>
 </w:numbering>
 </file>

--- a/规则书.docx
+++ b/规则书.docx
@@ -175,47 +175,19 @@
         <w:rPr>
           <w:rFonts w:hint="eastAsia"/>
         </w:rPr>
-        <w:t>从主牌堆发牌到场地中，玩家需要用手牌与场地中的</w:t>
-      </w:r>
-      <w:proofErr w:type="gramStart"/>
-      <w:r>
-        <w:rPr>
-          <w:rFonts w:hint="eastAsia"/>
-        </w:rPr>
-        <w:t>牌</w:t>
-      </w:r>
-      <w:r>
-        <w:rPr>
-          <w:rFonts w:hint="eastAsia"/>
-        </w:rPr>
-        <w:t>拼点</w:t>
-      </w:r>
-      <w:proofErr w:type="gramEnd"/>
-      <w:r>
-        <w:rPr>
-          <w:rFonts w:hint="eastAsia"/>
-        </w:rPr>
-        <w:t>，失败的拼点将扣除玩家的生命值，成功的拼点将避免这一损失，而荣誉拼点将额外给予玩家隐性的奖励。</w:t>
-      </w:r>
-      <w:r>
-        <w:rPr>
-          <w:rFonts w:hint="eastAsia"/>
-        </w:rPr>
-        <w:t>每当主牌堆耗尽时，</w:t>
-      </w:r>
-      <w:proofErr w:type="gramStart"/>
-      <w:r>
-        <w:rPr>
-          <w:rFonts w:hint="eastAsia"/>
-        </w:rPr>
-        <w:t>主牌堆将洗</w:t>
-      </w:r>
-      <w:proofErr w:type="gramEnd"/>
-      <w:r>
-        <w:rPr>
-          <w:rFonts w:hint="eastAsia"/>
-        </w:rPr>
-        <w:t>回，玩家进入地下城更深处，强化自身，并面临更加困难的挑战。玩家的最终目标是达到地下城最深处</w:t>
+        <w:t>从主牌堆发牌到场地中，玩家需要用手牌与场地中的牌</w:t>
+      </w:r>
+      <w:r>
+        <w:rPr>
+          <w:rFonts w:hint="eastAsia"/>
+        </w:rPr>
+        <w:t>拼点，失败的拼点将扣除玩家的生命值，成功的拼点将避免这一损失，而荣誉拼点将额外给予玩家隐性的奖励。</w:t>
+      </w:r>
+      <w:r>
+        <w:rPr>
+          <w:rFonts w:hint="eastAsia"/>
+        </w:rPr>
+        <w:t>每当主牌堆耗尽时，主牌堆将洗回，玩家进入地下城更深处，强化自身，并面临更加困难的挑战。玩家的最终目标是达到地下城最深处</w:t>
       </w:r>
       <w:r>
         <w:rPr>
@@ -227,21 +199,7 @@
         <w:rPr>
           <w:rFonts w:hint="eastAsia"/>
         </w:rPr>
-        <w:t>同时获得更高的分数，而分数与玩家游戏过程中达成</w:t>
-      </w:r>
-      <w:proofErr w:type="gramStart"/>
-      <w:r>
-        <w:rPr>
-          <w:rFonts w:hint="eastAsia"/>
-        </w:rPr>
-        <w:t>荣誉拼点的</w:t>
-      </w:r>
-      <w:proofErr w:type="gramEnd"/>
-      <w:r>
-        <w:rPr>
-          <w:rFonts w:hint="eastAsia"/>
-        </w:rPr>
-        <w:t>次数直接相关。玩家的生命值低于0时，游戏会</w:t>
+        <w:t>同时获得更高的分数，而分数与玩家游戏过程中达成荣誉拼点的次数直接相关。玩家的生命值低于0时，游戏会</w:t>
       </w:r>
       <w:r>
         <w:rPr>
@@ -334,7 +292,6 @@
         </w:rPr>
         <w:t>属性牌组1副；技能牌组1副；</w:t>
       </w:r>
-      <w:proofErr w:type="gramStart"/>
       <w:r>
         <w:rPr>
           <w:rFonts w:hint="eastAsia"/>
@@ -345,14 +302,7 @@
         <w:rPr>
           <w:rFonts w:hint="eastAsia"/>
         </w:rPr>
-        <w:t>牌组</w:t>
-      </w:r>
-      <w:proofErr w:type="gramEnd"/>
-      <w:r>
-        <w:rPr>
-          <w:rFonts w:hint="eastAsia"/>
-        </w:rPr>
-        <w:t>1副，额外牌组1副；</w:t>
+        <w:t>牌组1副，额外牌组1副；</w:t>
       </w:r>
       <w:r>
         <w:rPr>
@@ -496,19 +446,55 @@
         <w:rPr>
           <w:rFonts w:hint="eastAsia"/>
         </w:rPr>
-        <w:t>每个房间分两侧，分别放置玩的牌和敌对的牌</w:t>
-      </w:r>
-      <w:r>
-        <w:rPr>
-          <w:rFonts w:hint="eastAsia"/>
-        </w:rPr>
-        <w:t>，称为玩家侧和敌对侧</w:t>
-      </w:r>
-      <w:r>
-        <w:rPr>
-          <w:rFonts w:hint="eastAsia"/>
-        </w:rPr>
-        <w:t>。房间的每一侧可以放置多张牌</w:t>
+        <w:t>每个房间分两侧，</w:t>
+      </w:r>
+      <w:r>
+        <w:rPr>
+          <w:rFonts w:hint="eastAsia"/>
+        </w:rPr>
+        <w:t>其中一侧放置玩家打出的牌，</w:t>
+      </w:r>
+      <w:r>
+        <w:rPr>
+          <w:rFonts w:hint="eastAsia"/>
+        </w:rPr>
+        <w:t>称为玩家侧，</w:t>
+      </w:r>
+      <w:r>
+        <w:rPr>
+          <w:rFonts w:hint="eastAsia"/>
+        </w:rPr>
+        <w:t>在这一侧的牌视为在玩家阵营</w:t>
+      </w:r>
+      <w:r>
+        <w:rPr>
+          <w:rFonts w:hint="eastAsia"/>
+        </w:rPr>
+        <w:t>，</w:t>
+      </w:r>
+      <w:r>
+        <w:rPr>
+          <w:rFonts w:hint="eastAsia"/>
+        </w:rPr>
+        <w:t>另一侧放置与玩家敌对的牌，</w:t>
+      </w:r>
+      <w:r>
+        <w:rPr>
+          <w:rFonts w:hint="eastAsia"/>
+        </w:rPr>
+        <w:t>称为地城侧，</w:t>
+      </w:r>
+      <w:r>
+        <w:rPr>
+          <w:rFonts w:hint="eastAsia"/>
+        </w:rPr>
+        <w:t>在这一侧的牌视为在地城阵营</w:t>
+      </w:r>
+      <w:r>
+        <w:rPr>
+          <w:rFonts w:hint="eastAsia"/>
+        </w:rPr>
+        <w:t>。一侧可以放置多张牌</w:t>
       </w:r>
       <w:r>
         <w:rPr>
@@ -520,7 +506,31 @@
         <w:rPr>
           <w:rFonts w:hint="eastAsia"/>
         </w:rPr>
-        <w:t>顺序，最前方的位置称为前置位，最后方的位置称为后置位。</w:t>
+        <w:t>顺序，</w:t>
+      </w:r>
+      <w:r>
+        <w:rPr>
+          <w:rFonts w:hint="eastAsia"/>
+        </w:rPr>
+        <w:t>放置的顺序影响效果结算时的顺序，先结算</w:t>
+      </w:r>
+      <w:r>
+        <w:rPr>
+          <w:rFonts w:hint="eastAsia"/>
+        </w:rPr>
+        <w:t>的位置称为前置位，后</w:t>
+      </w:r>
+      <w:r>
+        <w:rPr>
+          <w:rFonts w:hint="eastAsia"/>
+        </w:rPr>
+        <w:t>结算的</w:t>
+      </w:r>
+      <w:r>
+        <w:rPr>
+          <w:rFonts w:hint="eastAsia"/>
+        </w:rPr>
+        <w:t>位置称为后置位。</w:t>
       </w:r>
     </w:p>
     <w:p>
@@ -536,7 +546,13 @@
         <w:rPr>
           <w:rFonts w:hint="eastAsia"/>
         </w:rPr>
-        <w:t>地牢</w:t>
+        <w:t>地</w:t>
+      </w:r>
+      <w:r>
+        <w:rPr>
+          <w:rFonts w:hint="eastAsia"/>
+        </w:rPr>
+        <w:t>城</w:t>
       </w:r>
       <w:r>
         <w:rPr>
@@ -548,7 +564,19 @@
         <w:rPr>
           <w:rFonts w:hint="eastAsia"/>
         </w:rPr>
-        <w:t>有一个槽位，用于放置遭遇牌</w:t>
+        <w:t>有一个</w:t>
+      </w:r>
+      <w:r>
+        <w:rPr>
+          <w:rFonts w:hint="eastAsia"/>
+        </w:rPr>
+        <w:t>位置</w:t>
+      </w:r>
+      <w:r>
+        <w:rPr>
+          <w:rFonts w:hint="eastAsia"/>
+        </w:rPr>
+        <w:t>，用于放置遭遇牌</w:t>
       </w:r>
       <w:r>
         <w:rPr>
@@ -572,71 +600,31 @@
         <w:rPr>
           <w:rFonts w:hint="eastAsia"/>
         </w:rPr>
-        <w:t>区的一列或一行中没有牌时，玩家才可以使用</w:t>
-      </w:r>
-      <w:r>
-        <w:rPr>
-          <w:rFonts w:hint="eastAsia"/>
-        </w:rPr>
-        <w:t>相</w:t>
-      </w:r>
-      <w:r>
-        <w:rPr>
-          <w:rFonts w:hint="eastAsia"/>
-        </w:rPr>
-        <w:t>应</w:t>
-      </w:r>
-      <w:r>
-        <w:rPr>
-          <w:rFonts w:hint="eastAsia"/>
-        </w:rPr>
-        <w:t>奖励位</w:t>
+        <w:t>区的一列或一行中</w:t>
+      </w:r>
+      <w:r>
+        <w:rPr>
+          <w:rFonts w:hint="eastAsia"/>
+        </w:rPr>
+        <w:t>只有奖励位有</w:t>
+      </w:r>
+      <w:r>
+        <w:rPr>
+          <w:rFonts w:hint="eastAsia"/>
+        </w:rPr>
+        <w:t>牌时，玩家才可以使用</w:t>
+      </w:r>
+      <w:r>
+        <w:rPr>
+          <w:rFonts w:hint="eastAsia"/>
+        </w:rPr>
+        <w:t>其中</w:t>
       </w:r>
       <w:r>
         <w:rPr>
           <w:rFonts w:hint="eastAsia"/>
         </w:rPr>
         <w:t>的遭遇牌。</w:t>
-      </w:r>
-    </w:p>
-    <w:p>
-      <w:pPr>
-        <w:rPr>
-          <w:rFonts w:hint="eastAsia"/>
-        </w:rPr>
-      </w:pPr>
-      <w:r>
-        <w:tab/>
-      </w:r>
-      <w:r>
-        <w:rPr>
-          <w:rFonts w:hint="eastAsia"/>
-        </w:rPr>
-        <w:t>游戏中的</w:t>
-      </w:r>
-      <w:r>
-        <w:rPr>
-          <w:rFonts w:hint="eastAsia"/>
-        </w:rPr>
-        <w:t>“</w:t>
-      </w:r>
-      <w:r>
-        <w:rPr>
-          <w:rFonts w:hint="eastAsia"/>
-        </w:rPr>
-        <w:t>场上</w:t>
-      </w:r>
-      <w:r>
-        <w:rPr>
-          <w:rFonts w:hint="eastAsia"/>
-        </w:rPr>
-        <w:t>”</w:t>
-      </w:r>
-      <w:r>
-        <w:rPr>
-          <w:rFonts w:hint="eastAsia"/>
-        </w:rPr>
-        <w:t>指的即是地城区。</w:t>
       </w:r>
     </w:p>
     <w:p>
@@ -665,37 +653,37 @@
         <w:rPr>
           <w:rFonts w:hint="eastAsia"/>
         </w:rPr>
-        <w:t>本游戏中，一次战斗涉及多个房间，发生战斗的房间统称为战场。</w:t>
-      </w:r>
-      <w:r>
-        <w:rPr>
-          <w:rFonts w:hint="eastAsia"/>
-        </w:rPr>
-        <w:t>玩</w:t>
-      </w:r>
-      <w:r>
-        <w:rPr>
-          <w:rFonts w:hint="eastAsia"/>
-        </w:rPr>
-        <w:t>家</w:t>
-      </w:r>
-      <w:r>
-        <w:rPr>
-          <w:rFonts w:hint="eastAsia"/>
-        </w:rPr>
-        <w:t>选定地城</w:t>
-      </w:r>
-      <w:r>
-        <w:rPr>
-          <w:rFonts w:hint="eastAsia"/>
-        </w:rPr>
-        <w:t>区的一行或一列作为战</w:t>
-      </w:r>
-      <w:r>
-        <w:rPr>
-          <w:rFonts w:hint="eastAsia"/>
-        </w:rPr>
-        <w:t>场，然后按规则选定战场各房间结算的顺序，即可开始战斗，关于战斗的细节详见《战斗》。</w:t>
+        <w:t>玩家需要选择位于地城区同一行或同一列的所有</w:t>
+      </w:r>
+      <w:r>
+        <w:rPr>
+          <w:rFonts w:hint="eastAsia"/>
+        </w:rPr>
+        <w:t>房间</w:t>
+      </w:r>
+      <w:r>
+        <w:rPr>
+          <w:rFonts w:hint="eastAsia"/>
+        </w:rPr>
+        <w:t>以开始一次战斗</w:t>
+      </w:r>
+      <w:r>
+        <w:rPr>
+          <w:rFonts w:hint="eastAsia"/>
+        </w:rPr>
+        <w:t>，</w:t>
+      </w:r>
+      <w:r>
+        <w:rPr>
+          <w:rFonts w:hint="eastAsia"/>
+        </w:rPr>
+        <w:t>此时这些发生战斗的房间成</w:t>
+      </w:r>
+      <w:r>
+        <w:rPr>
+          <w:rFonts w:hint="eastAsia"/>
+        </w:rPr>
+        <w:t>为战场。关于战斗的细节详见《战斗》。</w:t>
       </w:r>
     </w:p>
     <w:p>
@@ -739,7 +727,6 @@
         </w:rPr>
         <w:t>从</w:t>
       </w:r>
-      <w:proofErr w:type="gramStart"/>
       <w:r>
         <w:rPr>
           <w:rFonts w:hint="eastAsia"/>
@@ -756,14 +743,7 @@
         <w:rPr>
           <w:rFonts w:hint="eastAsia"/>
         </w:rPr>
-        <w:t>翻开</w:t>
-      </w:r>
-      <w:proofErr w:type="gramEnd"/>
-      <w:r>
-        <w:rPr>
-          <w:rFonts w:hint="eastAsia"/>
-        </w:rPr>
-        <w:t>1张</w:t>
+        <w:t>翻开1张</w:t>
       </w:r>
       <w:r>
         <w:rPr>
@@ -821,21 +801,7 @@
         <w:rPr>
           <w:rFonts w:hint="eastAsia"/>
         </w:rPr>
-        <w:t>购买升级区放置</w:t>
-      </w:r>
-      <w:proofErr w:type="gramStart"/>
-      <w:r>
-        <w:rPr>
-          <w:rFonts w:hint="eastAsia"/>
-        </w:rPr>
-        <w:t>待购买</w:t>
-      </w:r>
-      <w:proofErr w:type="gramEnd"/>
-      <w:r>
-        <w:rPr>
-          <w:rFonts w:hint="eastAsia"/>
-        </w:rPr>
-        <w:t>的</w:t>
+        <w:t>购买升级区放置待购买的</w:t>
       </w:r>
       <w:r>
         <w:rPr>
@@ -908,14 +874,12 @@
           <w:rFonts w:hint="eastAsia"/>
         </w:rPr>
       </w:pPr>
-      <w:proofErr w:type="gramStart"/>
       <w:r>
         <w:rPr>
           <w:rFonts w:hint="eastAsia"/>
         </w:rPr>
         <w:t>弃牌堆</w:t>
       </w:r>
-      <w:proofErr w:type="gramEnd"/>
     </w:p>
     <w:p>
       <w:pPr>
@@ -930,35 +894,13 @@
         <w:rPr>
           <w:rFonts w:hint="eastAsia"/>
         </w:rPr>
-        <w:t>来源是主牌堆的牌，被弃置之后进入玩家面板的</w:t>
-      </w:r>
-      <w:proofErr w:type="gramStart"/>
-      <w:r>
-        <w:rPr>
-          <w:rFonts w:hint="eastAsia"/>
-        </w:rPr>
-        <w:t>弃牌堆</w:t>
-      </w:r>
-      <w:proofErr w:type="gramEnd"/>
-      <w:r>
-        <w:rPr>
-          <w:rFonts w:hint="eastAsia"/>
-        </w:rPr>
-        <w:t>。玩家进入新楼层时，需要根据</w:t>
-      </w:r>
-      <w:proofErr w:type="gramStart"/>
-      <w:r>
-        <w:rPr>
-          <w:rFonts w:hint="eastAsia"/>
-        </w:rPr>
-        <w:t>弃牌堆</w:t>
-      </w:r>
-      <w:proofErr w:type="gramEnd"/>
-      <w:r>
-        <w:rPr>
-          <w:rFonts w:hint="eastAsia"/>
-        </w:rPr>
-        <w:t>的牌的数量进行计分。</w:t>
+        <w:t>来源是主牌堆的牌，被弃置之后进入玩家面板的弃牌堆</w:t>
+      </w:r>
+      <w:r>
+        <w:rPr>
+          <w:rFonts w:hint="eastAsia"/>
+        </w:rPr>
+        <w:t>。玩家进入新楼层时，需要根据弃牌堆的牌的数量进行计分。</w:t>
       </w:r>
       <w:r>
         <w:rPr>
@@ -972,19 +914,11 @@
         </w:rPr>
         <w:t>需要在进入新楼层时</w:t>
       </w:r>
-      <w:proofErr w:type="gramStart"/>
-      <w:r>
-        <w:rPr>
-          <w:rFonts w:hint="eastAsia"/>
-        </w:rPr>
-        <w:t>让弃牌</w:t>
-      </w:r>
-      <w:proofErr w:type="gramEnd"/>
-      <w:r>
-        <w:rPr>
-          <w:rFonts w:hint="eastAsia"/>
-        </w:rPr>
-        <w:t>堆有尽可能少的牌。</w:t>
+      <w:r>
+        <w:rPr>
+          <w:rFonts w:hint="eastAsia"/>
+        </w:rPr>
+        <w:t>让弃牌堆有尽可能少的牌。</w:t>
       </w:r>
     </w:p>
     <w:p>
@@ -1022,7 +956,6 @@
       <w:r>
         <w:tab/>
       </w:r>
-      <w:proofErr w:type="gramStart"/>
       <w:r>
         <w:rPr>
           <w:rFonts w:hint="eastAsia"/>
@@ -1045,20 +978,127 @@
         <w:rPr>
           <w:rFonts w:hint="eastAsia"/>
         </w:rPr>
+        <w:t>放置玩家购买的升级牌，该区域的牌的数量</w:t>
+      </w:r>
+      <w:r>
+        <w:rPr>
+          <w:rFonts w:hint="eastAsia"/>
+        </w:rPr>
+        <w:t>没有限制。</w:t>
+      </w:r>
+    </w:p>
+    <w:p>
+      <w:pPr>
+        <w:pStyle w:val="4"/>
+        <w:rPr>
+          <w:rFonts w:hint="eastAsia"/>
+        </w:rPr>
+      </w:pPr>
+      <w:r>
+        <w:rPr>
+          <w:rFonts w:hint="eastAsia"/>
+        </w:rPr>
+        <w:t>背包</w:t>
+      </w:r>
+      <w:r>
+        <w:rPr>
+          <w:rFonts w:hint="eastAsia"/>
+        </w:rPr>
+        <w:t>区</w:t>
+      </w:r>
+    </w:p>
+    <w:p>
+      <w:pPr>
+        <w:rPr>
+          <w:rFonts w:hint="eastAsia"/>
+        </w:rPr>
+      </w:pPr>
+      <w:r>
+        <w:tab/>
+      </w:r>
+      <w:r>
+        <w:rPr>
+          <w:rFonts w:hint="eastAsia"/>
+        </w:rPr>
+        <w:t>背包</w:t>
+      </w:r>
+      <w:r>
+        <w:rPr>
+          <w:rFonts w:hint="eastAsia"/>
+        </w:rPr>
+        <w:t>区</w:t>
+      </w:r>
+      <w:r>
+        <w:rPr>
+          <w:rFonts w:hint="eastAsia"/>
+        </w:rPr>
         <w:t>放置</w:t>
       </w:r>
-      <w:proofErr w:type="gramEnd"/>
-      <w:r>
-        <w:rPr>
-          <w:rFonts w:hint="eastAsia"/>
-        </w:rPr>
-        <w:t>玩家购买的升级牌，该区域的牌的数量</w:t>
-      </w:r>
-      <w:r>
-        <w:rPr>
-          <w:rFonts w:hint="eastAsia"/>
-        </w:rPr>
-        <w:t>没有限制。</w:t>
+      <w:r>
+        <w:rPr>
+          <w:rFonts w:hint="eastAsia"/>
+        </w:rPr>
+        <w:t>道具</w:t>
+      </w:r>
+      <w:r>
+        <w:rPr>
+          <w:rFonts w:hint="eastAsia"/>
+        </w:rPr>
+        <w:t>牌。</w:t>
+      </w:r>
+      <w:r>
+        <w:rPr>
+          <w:rFonts w:hint="eastAsia"/>
+        </w:rPr>
+        <w:t>背包</w:t>
+      </w:r>
+      <w:r>
+        <w:rPr>
+          <w:rFonts w:hint="eastAsia"/>
+        </w:rPr>
+        <w:t>区</w:t>
+      </w:r>
+      <w:r>
+        <w:rPr>
+          <w:rFonts w:hint="eastAsia"/>
+        </w:rPr>
+        <w:t>的容量有限制</w:t>
+      </w:r>
+      <w:r>
+        <w:rPr>
+          <w:rFonts w:hint="eastAsia"/>
+        </w:rPr>
+        <w:t>，超出限制时，需要弃置</w:t>
+      </w:r>
+      <w:r>
+        <w:rPr>
+          <w:rFonts w:hint="eastAsia"/>
+        </w:rPr>
+        <w:t>原</w:t>
+      </w:r>
+      <w:r>
+        <w:rPr>
+          <w:rFonts w:hint="eastAsia"/>
+        </w:rPr>
+        <w:t>先放置在背包区的</w:t>
+      </w:r>
+      <w:r>
+        <w:rPr>
+          <w:rFonts w:hint="eastAsia"/>
+        </w:rPr>
+        <w:t>牌</w:t>
+      </w:r>
+      <w:r>
+        <w:rPr>
+          <w:rFonts w:hint="eastAsia"/>
+        </w:rPr>
+        <w:t>才能放入新的道具牌</w:t>
+      </w:r>
+      <w:r>
+        <w:rPr>
+          <w:rFonts w:hint="eastAsia"/>
+        </w:rPr>
+        <w:t>。</w:t>
       </w:r>
     </w:p>
     <w:p>
@@ -1072,13 +1112,7 @@
         <w:rPr>
           <w:rFonts w:hint="eastAsia"/>
         </w:rPr>
-        <w:t>背包</w:t>
-      </w:r>
-      <w:r>
-        <w:rPr>
-          <w:rFonts w:hint="eastAsia"/>
-        </w:rPr>
-        <w:t>区</w:t>
+        <w:t>计数区</w:t>
       </w:r>
     </w:p>
     <w:p>
@@ -1094,137 +1128,7 @@
         <w:rPr>
           <w:rFonts w:hint="eastAsia"/>
         </w:rPr>
-        <w:t>背包</w:t>
-      </w:r>
-      <w:r>
-        <w:rPr>
-          <w:rFonts w:hint="eastAsia"/>
-        </w:rPr>
-        <w:t>区</w:t>
-      </w:r>
-      <w:r>
-        <w:rPr>
-          <w:rFonts w:hint="eastAsia"/>
-        </w:rPr>
-        <w:t>放置</w:t>
-      </w:r>
-      <w:r>
-        <w:rPr>
-          <w:rFonts w:hint="eastAsia"/>
-        </w:rPr>
-        <w:t>道具</w:t>
-      </w:r>
-      <w:r>
-        <w:rPr>
-          <w:rFonts w:hint="eastAsia"/>
-        </w:rPr>
-        <w:t>牌。</w:t>
-      </w:r>
-      <w:r>
-        <w:rPr>
-          <w:rFonts w:hint="eastAsia"/>
-        </w:rPr>
-        <w:t>背包</w:t>
-      </w:r>
-      <w:r>
-        <w:rPr>
-          <w:rFonts w:hint="eastAsia"/>
-        </w:rPr>
-        <w:t>区</w:t>
-      </w:r>
-      <w:r>
-        <w:rPr>
-          <w:rFonts w:hint="eastAsia"/>
-        </w:rPr>
-        <w:t>的容量有限制</w:t>
-      </w:r>
-      <w:r>
-        <w:rPr>
-          <w:rFonts w:hint="eastAsia"/>
-        </w:rPr>
-        <w:t>，超出限制时，需要弃置</w:t>
-      </w:r>
-      <w:r>
-        <w:rPr>
-          <w:rFonts w:hint="eastAsia"/>
-        </w:rPr>
-        <w:t>原</w:t>
-      </w:r>
-      <w:r>
-        <w:rPr>
-          <w:rFonts w:hint="eastAsia"/>
-        </w:rPr>
-        <w:t>先放置在背包区的</w:t>
-      </w:r>
-      <w:proofErr w:type="gramStart"/>
-      <w:r>
-        <w:rPr>
-          <w:rFonts w:hint="eastAsia"/>
-        </w:rPr>
-        <w:t>牌</w:t>
-      </w:r>
-      <w:r>
-        <w:rPr>
-          <w:rFonts w:hint="eastAsia"/>
-        </w:rPr>
-        <w:t>才能</w:t>
-      </w:r>
-      <w:proofErr w:type="gramEnd"/>
-      <w:r>
-        <w:rPr>
-          <w:rFonts w:hint="eastAsia"/>
-        </w:rPr>
-        <w:t>放入新的道具牌</w:t>
-      </w:r>
-      <w:r>
-        <w:rPr>
-          <w:rFonts w:hint="eastAsia"/>
-        </w:rPr>
-        <w:t>。</w:t>
-      </w:r>
-    </w:p>
-    <w:p>
-      <w:pPr>
-        <w:pStyle w:val="4"/>
-        <w:rPr>
-          <w:rFonts w:hint="eastAsia"/>
-        </w:rPr>
-      </w:pPr>
-      <w:r>
-        <w:rPr>
-          <w:rFonts w:hint="eastAsia"/>
-        </w:rPr>
-        <w:t>计数区</w:t>
-      </w:r>
-    </w:p>
-    <w:p>
-      <w:pPr>
-        <w:rPr>
-          <w:rFonts w:hint="eastAsia"/>
-        </w:rPr>
-      </w:pPr>
-      <w:r>
-        <w:tab/>
-      </w:r>
-      <w:r>
-        <w:rPr>
-          <w:rFonts w:hint="eastAsia"/>
-        </w:rPr>
-        <w:t>计数</w:t>
-      </w:r>
-      <w:proofErr w:type="gramStart"/>
-      <w:r>
-        <w:rPr>
-          <w:rFonts w:hint="eastAsia"/>
-        </w:rPr>
-        <w:t>区记录</w:t>
-      </w:r>
-      <w:proofErr w:type="gramEnd"/>
-      <w:r>
-        <w:rPr>
-          <w:rFonts w:hint="eastAsia"/>
-        </w:rPr>
-        <w:t>玩家的各项数据，包括</w:t>
+        <w:t>计数区记录玩家的各项数据，包括</w:t>
       </w:r>
       <w:r>
         <w:rPr>
@@ -1290,21 +1194,7 @@
         <w:rPr>
           <w:rFonts w:hint="eastAsia"/>
         </w:rPr>
-        <w:t>。用两个十面</w:t>
-      </w:r>
-      <w:proofErr w:type="gramStart"/>
-      <w:r>
-        <w:rPr>
-          <w:rFonts w:hint="eastAsia"/>
-        </w:rPr>
-        <w:t>骰</w:t>
-      </w:r>
-      <w:proofErr w:type="gramEnd"/>
-      <w:r>
-        <w:rPr>
-          <w:rFonts w:hint="eastAsia"/>
-        </w:rPr>
-        <w:t>分别记录个位和十位的数据。</w:t>
+        <w:t>。用两个十面骰分别记录个位和十位的数据。</w:t>
       </w:r>
     </w:p>
     <w:p>
@@ -1397,7 +1287,6 @@
         </w:rPr>
         <w:t>定</w:t>
       </w:r>
-      <w:proofErr w:type="gramStart"/>
       <w:r>
         <w:rPr>
           <w:rFonts w:hint="eastAsia"/>
@@ -1408,14 +1297,7 @@
         <w:rPr>
           <w:rFonts w:hint="eastAsia"/>
         </w:rPr>
-        <w:t>类型</w:t>
-      </w:r>
-      <w:proofErr w:type="gramEnd"/>
-      <w:r>
-        <w:rPr>
-          <w:rFonts w:hint="eastAsia"/>
-        </w:rPr>
-        <w:t>的检索</w:t>
+        <w:t>类型的检索</w:t>
       </w:r>
       <w:r>
         <w:rPr>
@@ -1427,14 +1309,64 @@
         <w:rPr>
           <w:rFonts w:hint="eastAsia"/>
         </w:rPr>
-        <w:t>该元</w:t>
-      </w:r>
+        <w:t>该元素</w:t>
+      </w:r>
+      <w:r>
+        <w:rPr>
+          <w:rFonts w:hint="eastAsia"/>
+        </w:rPr>
+        <w:t>。</w:t>
+      </w:r>
+      <w:r>
+        <w:rPr>
+          <w:rFonts w:hint="eastAsia"/>
+        </w:rPr>
+        <w:t>牌的类型包括：怪物、陷阱、事件、战利品、</w:t>
+      </w:r>
+      <w:r>
+        <w:rPr>
+          <w:rFonts w:hint="eastAsia"/>
+        </w:rPr>
+        <w:t>装备</w:t>
+      </w:r>
+      <w:r>
+        <w:rPr>
+          <w:rFonts w:hint="eastAsia"/>
+        </w:rPr>
+        <w:t>、道具、属性以及技能。</w:t>
+      </w:r>
+    </w:p>
+    <w:p>
+      <w:pPr>
+        <w:ind w:firstLine="420"/>
+        <w:rPr>
+          <w:rFonts w:hint="eastAsia"/>
+        </w:rPr>
+      </w:pPr>
       <w:r>
         <w:rPr>
           <w:rFonts w:hint="eastAsia"/>
         </w:rPr>
         <w:lastRenderedPageBreak/>
-        <w:t>素</w:t>
+        <w:t>牌的</w:t>
+      </w:r>
+      <w:r>
+        <w:rPr>
+          <w:rFonts w:hint="eastAsia"/>
+        </w:rPr>
+        <w:t>标签</w:t>
+      </w:r>
+      <w:r>
+        <w:rPr>
+          <w:rFonts w:hint="eastAsia"/>
+        </w:rPr>
+        <w:t>出现在效果文本中时，出现在</w:t>
+      </w:r>
+      <w:r>
+        <w:rPr>
+          <w:rFonts w:hint="eastAsia"/>
+        </w:rPr>
+        <w:t>双引号之间</w:t>
       </w:r>
       <w:r>
         <w:rPr>
@@ -1446,19 +1378,31 @@
         <w:rPr>
           <w:rFonts w:hint="eastAsia"/>
         </w:rPr>
-        <w:t>牌的类型包括：怪物、陷阱、事件、战利品、</w:t>
-      </w:r>
-      <w:r>
-        <w:rPr>
-          <w:rFonts w:hint="eastAsia"/>
-        </w:rPr>
-        <w:t>装备</w:t>
-      </w:r>
-      <w:r>
-        <w:rPr>
-          <w:rFonts w:hint="eastAsia"/>
-        </w:rPr>
-        <w:t>、道具、属性以及技能。</w:t>
+        <w:t>指定牌标签的检索会参考该元素</w:t>
+      </w:r>
+      <w:r>
+        <w:rPr>
+          <w:rFonts w:hint="eastAsia"/>
+        </w:rPr>
+        <w:t>。</w:t>
+      </w:r>
+      <w:r>
+        <w:rPr>
+          <w:rFonts w:hint="eastAsia"/>
+        </w:rPr>
+        <w:t>不同类型的牌</w:t>
+      </w:r>
+      <w:r>
+        <w:rPr>
+          <w:rFonts w:hint="eastAsia"/>
+        </w:rPr>
+        <w:t>各自</w:t>
+      </w:r>
+      <w:r>
+        <w:rPr>
+          <w:rFonts w:hint="eastAsia"/>
+        </w:rPr>
+        <w:t>有不同的标签。</w:t>
       </w:r>
     </w:p>
     <w:p>
@@ -1472,25 +1416,79 @@
         <w:rPr>
           <w:rFonts w:hint="eastAsia"/>
         </w:rPr>
-        <w:t>牌的</w:t>
-      </w:r>
-      <w:r>
-        <w:rPr>
-          <w:rFonts w:hint="eastAsia"/>
-        </w:rPr>
-        <w:t>标签</w:t>
-      </w:r>
-      <w:r>
-        <w:rPr>
-          <w:rFonts w:hint="eastAsia"/>
-        </w:rPr>
-        <w:t>出现在效果文本中时，出现在</w:t>
-      </w:r>
-      <w:r>
-        <w:rPr>
-          <w:rFonts w:hint="eastAsia"/>
-        </w:rPr>
-        <w:t>双引号之间</w:t>
+        <w:t>每行</w:t>
+      </w:r>
+      <w:r>
+        <w:rPr>
+          <w:rFonts w:hint="eastAsia"/>
+        </w:rPr>
+        <w:t>效果</w:t>
+      </w:r>
+      <w:r>
+        <w:rPr>
+          <w:rFonts w:hint="eastAsia"/>
+        </w:rPr>
+        <w:t>文本对应一个效果，</w:t>
+      </w:r>
+      <w:r>
+        <w:rPr>
+          <w:rFonts w:hint="eastAsia"/>
+        </w:rPr>
+        <w:t>卡牌有多个效果时，如无额外说明，则只能选其中一个发动。</w:t>
+      </w:r>
+      <w:r>
+        <w:rPr>
+          <w:rFonts w:hint="eastAsia"/>
+        </w:rPr>
+        <w:t>如果效果有发动条件，则通过冒号将发动条件与效果分隔，冒号前的文本是发动条件，冒号后的文本是发动后的处理。</w:t>
+      </w:r>
+      <w:r>
+        <w:rPr>
+          <w:rFonts w:hint="eastAsia"/>
+        </w:rPr>
+        <w:t>效果文本按</w:t>
+      </w:r>
+      <w:r>
+        <w:rPr>
+          <w:rFonts w:hint="eastAsia"/>
+        </w:rPr>
+        <w:t>句号</w:t>
+      </w:r>
+      <w:r>
+        <w:rPr>
+          <w:rFonts w:hint="eastAsia"/>
+        </w:rPr>
+        <w:t>分</w:t>
+      </w:r>
+      <w:r>
+        <w:rPr>
+          <w:rFonts w:hint="eastAsia"/>
+        </w:rPr>
+        <w:t>割，</w:t>
+      </w:r>
+      <w:r>
+        <w:rPr>
+          <w:rFonts w:hint="eastAsia"/>
+        </w:rPr>
+        <w:t>逐句处理，如果一句效果文本无法被正确处理，则</w:t>
+      </w:r>
+      <w:r>
+        <w:rPr>
+          <w:rFonts w:hint="eastAsia"/>
+        </w:rPr>
+        <w:t>该句效果文本中</w:t>
+      </w:r>
+      <w:r>
+        <w:rPr>
+          <w:rFonts w:hint="eastAsia"/>
+        </w:rPr>
+        <w:t>后续的效果文本全部不处理</w:t>
+      </w:r>
+      <w:r>
+        <w:rPr>
+          <w:rFonts w:hint="eastAsia"/>
+        </w:rPr>
+        <w:t>，从下一句效果开始处理</w:t>
       </w:r>
       <w:r>
         <w:rPr>
@@ -1498,11 +1496,41 @@
         </w:rPr>
         <w:t>。</w:t>
       </w:r>
-      <w:r>
-        <w:rPr>
-          <w:rFonts w:hint="eastAsia"/>
-        </w:rPr>
-        <w:t>指定牌标签的检索会参考该元素</w:t>
+    </w:p>
+    <w:p>
+      <w:pPr>
+        <w:pStyle w:val="4"/>
+        <w:rPr>
+          <w:rFonts w:hint="eastAsia"/>
+        </w:rPr>
+      </w:pPr>
+      <w:r>
+        <w:rPr>
+          <w:rFonts w:hint="eastAsia"/>
+        </w:rPr>
+        <w:t>主牌堆的牌</w:t>
+      </w:r>
+    </w:p>
+    <w:p>
+      <w:pPr>
+        <w:rPr>
+          <w:rFonts w:hint="eastAsia"/>
+        </w:rPr>
+      </w:pPr>
+      <w:r>
+        <w:tab/>
+      </w:r>
+      <w:r>
+        <w:rPr>
+          <w:rFonts w:hint="eastAsia"/>
+        </w:rPr>
+        <w:t>主牌堆包含</w:t>
+      </w:r>
+      <w:r>
+        <w:rPr>
+          <w:rFonts w:hint="eastAsia"/>
+        </w:rPr>
+        <w:t>怪物牌和陷阱牌</w:t>
       </w:r>
       <w:r>
         <w:rPr>
@@ -1514,19 +1542,37 @@
         <w:rPr>
           <w:rFonts w:hint="eastAsia"/>
         </w:rPr>
-        <w:t>不同类型的牌</w:t>
-      </w:r>
-      <w:r>
-        <w:rPr>
-          <w:rFonts w:hint="eastAsia"/>
-        </w:rPr>
-        <w:t>各自</w:t>
-      </w:r>
-      <w:r>
-        <w:rPr>
-          <w:rFonts w:hint="eastAsia"/>
-        </w:rPr>
-        <w:t>有不同的标签。</w:t>
+        <w:t>怪物牌和陷阱牌右上角的点数用于在战斗中拼点。怪物牌在牌名下方有</w:t>
+      </w:r>
+      <w:r>
+        <w:rPr>
+          <w:rFonts w:hint="eastAsia"/>
+        </w:rPr>
+        <w:t>标签标注该牌所属的种族</w:t>
+      </w:r>
+      <w:r>
+        <w:rPr>
+          <w:rFonts w:hint="eastAsia"/>
+        </w:rPr>
+        <w:t>，用于响应部分限定</w:t>
+      </w:r>
+      <w:r>
+        <w:rPr>
+          <w:rFonts w:hint="eastAsia"/>
+        </w:rPr>
+        <w:t>怪物牌</w:t>
+      </w:r>
+      <w:r>
+        <w:rPr>
+          <w:rFonts w:hint="eastAsia"/>
+        </w:rPr>
+        <w:t>种族的效果</w:t>
+      </w:r>
+      <w:r>
+        <w:rPr>
+          <w:rFonts w:hint="eastAsia"/>
+        </w:rPr>
+        <w:t>。</w:t>
       </w:r>
     </w:p>
     <w:p>
@@ -1540,99 +1586,13 @@
         <w:rPr>
           <w:rFonts w:hint="eastAsia"/>
         </w:rPr>
-        <w:t>每行</w:t>
-      </w:r>
-      <w:r>
-        <w:rPr>
-          <w:rFonts w:hint="eastAsia"/>
-        </w:rPr>
-        <w:t>效果</w:t>
-      </w:r>
-      <w:r>
-        <w:rPr>
-          <w:rFonts w:hint="eastAsia"/>
-        </w:rPr>
-        <w:t>文本对应一个效果，</w:t>
-      </w:r>
-      <w:r>
-        <w:rPr>
-          <w:rFonts w:hint="eastAsia"/>
-        </w:rPr>
-        <w:t>卡牌有多个效果时，如无额外说明，则只能选其中一个发动。</w:t>
-      </w:r>
-      <w:r>
-        <w:rPr>
-          <w:rFonts w:hint="eastAsia"/>
-        </w:rPr>
-        <w:t>如果效果有发动条件，则通过冒号将发动条件与效果分隔，冒号前的文本是发动条件，冒号后的文本是发动后的处理。</w:t>
-      </w:r>
-      <w:r>
-        <w:rPr>
-          <w:rFonts w:hint="eastAsia"/>
-        </w:rPr>
-        <w:t>效果文本按</w:t>
-      </w:r>
-      <w:r>
-        <w:rPr>
-          <w:rFonts w:hint="eastAsia"/>
-        </w:rPr>
-        <w:t>句号</w:t>
-      </w:r>
-      <w:r>
-        <w:rPr>
-          <w:rFonts w:hint="eastAsia"/>
-        </w:rPr>
-        <w:t>分</w:t>
-      </w:r>
-      <w:r>
-        <w:rPr>
-          <w:rFonts w:hint="eastAsia"/>
-        </w:rPr>
-        <w:t>割，</w:t>
-      </w:r>
-      <w:r>
-        <w:rPr>
-          <w:rFonts w:hint="eastAsia"/>
-        </w:rPr>
-        <w:t>逐句处理，如果一句效果文本无法被正确处理，则</w:t>
-      </w:r>
-      <w:r>
-        <w:rPr>
-          <w:rFonts w:hint="eastAsia"/>
-        </w:rPr>
-        <w:t>该</w:t>
-      </w:r>
-      <w:proofErr w:type="gramStart"/>
-      <w:r>
-        <w:rPr>
-          <w:rFonts w:hint="eastAsia"/>
-        </w:rPr>
-        <w:t>句效果</w:t>
-      </w:r>
-      <w:proofErr w:type="gramEnd"/>
-      <w:r>
-        <w:rPr>
-          <w:rFonts w:hint="eastAsia"/>
-        </w:rPr>
-        <w:t>文本中</w:t>
-      </w:r>
-      <w:r>
-        <w:rPr>
-          <w:rFonts w:hint="eastAsia"/>
-        </w:rPr>
-        <w:t>后续的效果文本全部不处理</w:t>
-      </w:r>
-      <w:r>
-        <w:rPr>
-          <w:rFonts w:hint="eastAsia"/>
-        </w:rPr>
-        <w:t>，从下一句效果开始处理</w:t>
-      </w:r>
-      <w:r>
-        <w:rPr>
-          <w:rFonts w:hint="eastAsia"/>
-        </w:rPr>
-        <w:t>。</w:t>
+        <w:t>主牌堆的牌被弃置时送去玩家面板的弃牌堆，被送墓时送去墓地堆。</w:t>
+      </w:r>
+      <w:r>
+        <w:rPr>
+          <w:rFonts w:hint="eastAsia"/>
+        </w:rPr>
+        <w:t>主牌堆的牌从场上加入玩家手牌时，如果其上放置有指示物，需将指示物全部去除。</w:t>
       </w:r>
     </w:p>
     <w:p>
@@ -1646,7 +1606,7 @@
         <w:rPr>
           <w:rFonts w:hint="eastAsia"/>
         </w:rPr>
-        <w:t>主牌堆的牌</w:t>
+        <w:t>升级牌堆的牌</w:t>
       </w:r>
     </w:p>
     <w:p>
@@ -1662,148 +1622,190 @@
         <w:rPr>
           <w:rFonts w:hint="eastAsia"/>
         </w:rPr>
-        <w:t>主牌堆包含</w:t>
-      </w:r>
-      <w:r>
-        <w:rPr>
-          <w:rFonts w:hint="eastAsia"/>
-        </w:rPr>
-        <w:t>怪物牌和陷阱牌</w:t>
-      </w:r>
-      <w:r>
-        <w:rPr>
-          <w:rFonts w:hint="eastAsia"/>
-        </w:rPr>
-        <w:t>。</w:t>
-      </w:r>
-      <w:r>
-        <w:rPr>
-          <w:rFonts w:hint="eastAsia"/>
-        </w:rPr>
-        <w:t>怪物牌和</w:t>
-      </w:r>
-      <w:proofErr w:type="gramStart"/>
-      <w:r>
-        <w:rPr>
-          <w:rFonts w:hint="eastAsia"/>
-        </w:rPr>
-        <w:t>陷阱牌右上角</w:t>
-      </w:r>
-      <w:proofErr w:type="gramEnd"/>
-      <w:r>
-        <w:rPr>
-          <w:rFonts w:hint="eastAsia"/>
-        </w:rPr>
-        <w:t>的点数用于在战斗中拼点。怪物牌在牌名下方有</w:t>
-      </w:r>
-      <w:r>
-        <w:rPr>
-          <w:rFonts w:hint="eastAsia"/>
-        </w:rPr>
-        <w:t>标签标注该牌所属的种族</w:t>
-      </w:r>
-      <w:r>
-        <w:rPr>
-          <w:rFonts w:hint="eastAsia"/>
-        </w:rPr>
-        <w:t>，用于响应部分限定</w:t>
-      </w:r>
-      <w:r>
-        <w:rPr>
-          <w:rFonts w:hint="eastAsia"/>
-        </w:rPr>
-        <w:t>怪物牌</w:t>
-      </w:r>
-      <w:r>
-        <w:rPr>
-          <w:rFonts w:hint="eastAsia"/>
-        </w:rPr>
-        <w:t>种族的效果</w:t>
-      </w:r>
-      <w:r>
-        <w:rPr>
-          <w:rFonts w:hint="eastAsia"/>
-        </w:rPr>
-        <w:t>。</w:t>
-      </w:r>
-    </w:p>
-    <w:p>
-      <w:pPr>
-        <w:ind w:firstLine="420"/>
-        <w:rPr>
-          <w:rFonts w:hint="eastAsia"/>
-        </w:rPr>
-      </w:pPr>
-      <w:r>
-        <w:rPr>
-          <w:rFonts w:hint="eastAsia"/>
-        </w:rPr>
-        <w:t>主牌堆的牌被弃置时送去玩家面板的</w:t>
-      </w:r>
-      <w:proofErr w:type="gramStart"/>
-      <w:r>
-        <w:rPr>
-          <w:rFonts w:hint="eastAsia"/>
-        </w:rPr>
-        <w:t>弃牌堆</w:t>
-      </w:r>
-      <w:proofErr w:type="gramEnd"/>
-      <w:r>
-        <w:rPr>
-          <w:rFonts w:hint="eastAsia"/>
-        </w:rPr>
-        <w:t>，</w:t>
-      </w:r>
-      <w:proofErr w:type="gramStart"/>
-      <w:r>
-        <w:rPr>
-          <w:rFonts w:hint="eastAsia"/>
-        </w:rPr>
-        <w:t>被送墓时</w:t>
-      </w:r>
-      <w:proofErr w:type="gramEnd"/>
-      <w:r>
-        <w:rPr>
-          <w:rFonts w:hint="eastAsia"/>
-        </w:rPr>
-        <w:t>送去墓地堆。</w:t>
-      </w:r>
-      <w:r>
-        <w:rPr>
-          <w:rFonts w:hint="eastAsia"/>
-        </w:rPr>
-        <w:t>主牌堆的牌从场上加入</w:t>
-      </w:r>
-      <w:proofErr w:type="gramStart"/>
-      <w:r>
-        <w:rPr>
-          <w:rFonts w:hint="eastAsia"/>
-        </w:rPr>
-        <w:t>玩家手</w:t>
-      </w:r>
-      <w:proofErr w:type="gramEnd"/>
-      <w:r>
-        <w:rPr>
-          <w:rFonts w:hint="eastAsia"/>
-        </w:rPr>
-        <w:t>牌时，如果其上放置有指示物，需将指示物全部去除。</w:t>
+        <w:t>升级牌堆包含</w:t>
+      </w:r>
+      <w:r>
+        <w:rPr>
+          <w:rFonts w:hint="eastAsia"/>
+        </w:rPr>
+        <w:t>法术牌，技能牌和被动牌。</w:t>
+      </w:r>
+    </w:p>
+    <w:p>
+      <w:pPr>
+        <w:rPr>
+          <w:rFonts w:hint="eastAsia"/>
+        </w:rPr>
+      </w:pPr>
+      <w:r>
+        <w:tab/>
+      </w:r>
+      <w:r>
+        <w:rPr>
+          <w:rFonts w:hint="eastAsia"/>
+        </w:rPr>
+        <w:t>法术牌通过支付MP使用。法术需要消耗的MP标注在牌面右上角。</w:t>
+      </w:r>
+    </w:p>
+    <w:p>
+      <w:pPr>
+        <w:rPr>
+          <w:rFonts w:hint="eastAsia"/>
+        </w:rPr>
+      </w:pPr>
+      <w:r>
+        <w:tab/>
+      </w:r>
+      <w:r>
+        <w:rPr>
+          <w:rFonts w:hint="eastAsia"/>
+        </w:rPr>
+        <w:t>技能牌需要场上有点数符合要求的化身牌时才能使用。使用时，用技能牌替换对应的化身牌，</w:t>
+      </w:r>
+      <w:r>
+        <w:rPr>
+          <w:rFonts w:hint="eastAsia"/>
+        </w:rPr>
+        <w:t>待到其离场时再放回玩家的升级牌区。</w:t>
+      </w:r>
+      <w:r>
+        <w:rPr>
+          <w:rFonts w:hint="eastAsia"/>
+        </w:rPr>
+        <w:t>技能牌要求的化身牌的最小点数标注在牌面右上角。</w:t>
+      </w:r>
+    </w:p>
+    <w:p>
+      <w:r>
+        <w:tab/>
+      </w:r>
+      <w:r>
+        <w:rPr>
+          <w:rFonts w:hint="eastAsia"/>
+        </w:rPr>
+        <w:t>被动牌一经获得，其效果持续生效。</w:t>
+      </w:r>
+    </w:p>
+    <w:p>
+      <w:pPr>
+        <w:rPr>
+          <w:rFonts w:hint="eastAsia"/>
+        </w:rPr>
+      </w:pPr>
+      <w:r>
+        <w:tab/>
+      </w:r>
+      <w:r>
+        <w:rPr>
+          <w:rFonts w:hint="eastAsia"/>
+        </w:rPr>
+        <w:t>升级牌被弃置时放到升级牌堆底部。</w:t>
       </w:r>
     </w:p>
     <w:p>
       <w:pPr>
         <w:pStyle w:val="4"/>
-        <w:rPr>
-          <w:rFonts w:hint="eastAsia"/>
-        </w:rPr>
-      </w:pPr>
-      <w:proofErr w:type="gramStart"/>
-      <w:r>
-        <w:rPr>
-          <w:rFonts w:hint="eastAsia"/>
-        </w:rPr>
-        <w:t>升级牌堆的</w:t>
-      </w:r>
-      <w:proofErr w:type="gramEnd"/>
+      </w:pPr>
+      <w:r>
+        <w:rPr>
+          <w:rFonts w:hint="eastAsia"/>
+        </w:rPr>
+        <w:t>遭遇牌堆的牌</w:t>
+      </w:r>
+    </w:p>
+    <w:p>
+      <w:r>
+        <w:tab/>
+      </w:r>
+      <w:r>
+        <w:rPr>
+          <w:rFonts w:hint="eastAsia"/>
+        </w:rPr>
+        <w:t>遭遇牌堆包含事件牌和战利品牌。</w:t>
+      </w:r>
+      <w:r>
+        <w:rPr>
+          <w:rFonts w:hint="eastAsia"/>
+        </w:rPr>
+        <w:t>事件牌被使用时立即结算其效果；战利品牌除了直接使用外，还可以先放入玩家背包区，再选择使用的时机。</w:t>
+      </w:r>
+    </w:p>
+    <w:p>
+      <w:r>
+        <w:tab/>
+      </w:r>
+      <w:r>
+        <w:rPr>
+          <w:rFonts w:hint="eastAsia"/>
+        </w:rPr>
+        <w:t>战利品牌中有一类带有</w:t>
+      </w:r>
+      <w:r>
+        <w:rPr>
+          <w:rFonts w:hint="eastAsia"/>
+        </w:rPr>
+        <w:t>“</w:t>
+      </w:r>
+      <w:r>
+        <w:rPr>
+          <w:rFonts w:hint="eastAsia"/>
+        </w:rPr>
+        <w:t>弹药</w:t>
+      </w:r>
+      <w:r>
+        <w:rPr>
+          <w:rFonts w:hint="eastAsia"/>
+        </w:rPr>
+        <w:t>”</w:t>
+      </w:r>
+      <w:r>
+        <w:rPr>
+          <w:rFonts w:hint="eastAsia"/>
+        </w:rPr>
+        <w:t>标签的牌，这类牌需要场上有化身牌时才能使用，使用时选择场上1张由玩家控制的化身牌，然后视作这张牌发动了弹药牌的效果。</w:t>
+      </w:r>
+    </w:p>
+    <w:p>
+      <w:pPr>
+        <w:rPr>
+          <w:rFonts w:hint="eastAsia"/>
+        </w:rPr>
+      </w:pPr>
+      <w:r>
+        <w:tab/>
+      </w:r>
+      <w:r>
+        <w:rPr>
+          <w:rFonts w:hint="eastAsia"/>
+        </w:rPr>
+        <w:t>遭遇牌使用后</w:t>
+      </w:r>
+      <w:r>
+        <w:rPr>
+          <w:rFonts w:hint="eastAsia"/>
+        </w:rPr>
+        <w:t>弃置，被弃置时</w:t>
+      </w:r>
+      <w:r>
+        <w:rPr>
+          <w:rFonts w:hint="eastAsia"/>
+        </w:rPr>
+        <w:t>进入遭遇牌弃牌堆。</w:t>
+      </w:r>
+    </w:p>
+    <w:p>
+      <w:pPr>
+        <w:pStyle w:val="4"/>
+        <w:rPr>
+          <w:rFonts w:hint="eastAsia"/>
+        </w:rPr>
+      </w:pPr>
+      <w:r>
+        <w:rPr>
+          <w:rFonts w:hint="eastAsia"/>
+        </w:rPr>
+        <w:t>挑战</w:t>
+      </w:r>
       <w:r>
         <w:rPr>
           <w:rFonts w:hint="eastAsia"/>
@@ -1820,137 +1822,11 @@
       <w:r>
         <w:tab/>
       </w:r>
-      <w:proofErr w:type="gramStart"/>
-      <w:r>
-        <w:rPr>
-          <w:rFonts w:hint="eastAsia"/>
-        </w:rPr>
-        <w:t>升级牌堆包含</w:t>
-      </w:r>
-      <w:proofErr w:type="gramEnd"/>
-      <w:r>
-        <w:rPr>
-          <w:rFonts w:hint="eastAsia"/>
-        </w:rPr>
-        <w:t>法术牌，技能牌和被动牌。</w:t>
-      </w:r>
-    </w:p>
-    <w:p>
-      <w:pPr>
-        <w:rPr>
-          <w:rFonts w:hint="eastAsia"/>
-        </w:rPr>
-      </w:pPr>
-      <w:r>
-        <w:tab/>
-      </w:r>
-      <w:r>
-        <w:rPr>
-          <w:rFonts w:hint="eastAsia"/>
-        </w:rPr>
-        <w:t>法术</w:t>
-      </w:r>
-      <w:proofErr w:type="gramStart"/>
-      <w:r>
-        <w:rPr>
-          <w:rFonts w:hint="eastAsia"/>
-        </w:rPr>
-        <w:t>牌通过</w:t>
-      </w:r>
-      <w:proofErr w:type="gramEnd"/>
-      <w:r>
-        <w:rPr>
-          <w:rFonts w:hint="eastAsia"/>
-        </w:rPr>
-        <w:t>支付MP使用。法术需要消耗的MP标注在牌面右上角。</w:t>
-      </w:r>
-    </w:p>
-    <w:p>
-      <w:pPr>
-        <w:rPr>
-          <w:rFonts w:hint="eastAsia"/>
-        </w:rPr>
-      </w:pPr>
-      <w:r>
-        <w:tab/>
-      </w:r>
-      <w:r>
-        <w:rPr>
-          <w:rFonts w:hint="eastAsia"/>
-        </w:rPr>
-        <w:t>技能牌需要场上有点数符合要求的化身牌时才能使用。使用时，用技能牌替换对应的化身牌，</w:t>
-      </w:r>
-      <w:r>
-        <w:rPr>
-          <w:rFonts w:hint="eastAsia"/>
-        </w:rPr>
-        <w:t>待到其离场时再放回玩家的升级牌区。</w:t>
-      </w:r>
-    </w:p>
-    <w:p>
-      <w:pPr>
-        <w:rPr>
-          <w:rFonts w:hint="eastAsia"/>
-        </w:rPr>
-      </w:pPr>
-      <w:r>
-        <w:tab/>
-      </w:r>
-      <w:r>
-        <w:rPr>
-          <w:rFonts w:hint="eastAsia"/>
-        </w:rPr>
-        <w:t>被动牌一经获得，其效果持续生效。</w:t>
-      </w:r>
-    </w:p>
-    <w:p>
-      <w:pPr>
-        <w:pStyle w:val="4"/>
-        <w:rPr>
-          <w:rFonts w:hint="eastAsia"/>
-        </w:rPr>
-      </w:pPr>
-      <w:r>
-        <w:rPr>
-          <w:rFonts w:hint="eastAsia"/>
-        </w:rPr>
-        <w:t>挑战</w:t>
-      </w:r>
-      <w:r>
-        <w:rPr>
-          <w:rFonts w:hint="eastAsia"/>
-        </w:rPr>
-        <w:t>牌</w:t>
-      </w:r>
-    </w:p>
-    <w:p>
-      <w:pPr>
-        <w:rPr>
-          <w:rFonts w:hint="eastAsia"/>
-        </w:rPr>
-      </w:pPr>
-      <w:r>
-        <w:tab/>
-      </w:r>
-      <w:r>
-        <w:rPr>
-          <w:rFonts w:hint="eastAsia"/>
-        </w:rPr>
-        <w:t>挑战</w:t>
-      </w:r>
-      <w:proofErr w:type="gramStart"/>
-      <w:r>
-        <w:rPr>
-          <w:rFonts w:hint="eastAsia"/>
-        </w:rPr>
-        <w:t>牌决定</w:t>
-      </w:r>
-      <w:proofErr w:type="gramEnd"/>
-      <w:r>
-        <w:rPr>
-          <w:rFonts w:hint="eastAsia"/>
-        </w:rPr>
-        <w:t>玩家每次进入新的楼层时，需要执行哪些步骤，例如加入新内容或适用新规则。挑战</w:t>
+      <w:r>
+        <w:rPr>
+          <w:rFonts w:hint="eastAsia"/>
+        </w:rPr>
+        <w:t>挑战牌决定玩家每次进入新的楼层时，需要执行哪些步骤，例如加入新内容或适用新规则。挑战</w:t>
       </w:r>
       <w:r>
         <w:rPr>
@@ -1971,6 +1847,7 @@
         <w:rPr>
           <w:rFonts w:hint="eastAsia"/>
         </w:rPr>
+        <w:lastRenderedPageBreak/>
         <w:t>初始</w:t>
       </w:r>
       <w:r>
@@ -2005,21 +1882,7 @@
         <w:rPr>
           <w:rFonts w:hint="eastAsia"/>
         </w:rPr>
-        <w:t>牌</w:t>
-      </w:r>
-      <w:proofErr w:type="gramStart"/>
-      <w:r>
-        <w:rPr>
-          <w:rFonts w:hint="eastAsia"/>
-        </w:rPr>
-        <w:t>组洗混</w:t>
-      </w:r>
-      <w:proofErr w:type="gramEnd"/>
-      <w:r>
-        <w:rPr>
-          <w:rFonts w:hint="eastAsia"/>
-        </w:rPr>
-        <w:t>，组成遭遇牌堆；将</w:t>
+        <w:t>牌组洗混，组成遭遇牌堆；将</w:t>
       </w:r>
       <w:r>
         <w:rPr>
@@ -2049,27 +1912,13 @@
         <w:rPr>
           <w:rFonts w:hint="eastAsia"/>
         </w:rPr>
-        <w:t>和被动牌</w:t>
-      </w:r>
-      <w:proofErr w:type="gramStart"/>
-      <w:r>
-        <w:rPr>
-          <w:rFonts w:hint="eastAsia"/>
-        </w:rPr>
-        <w:t>组</w:t>
-      </w:r>
-      <w:r>
-        <w:rPr>
-          <w:rFonts w:hint="eastAsia"/>
-        </w:rPr>
-        <w:t>洗混</w:t>
-      </w:r>
-      <w:proofErr w:type="gramEnd"/>
-      <w:r>
-        <w:rPr>
-          <w:rFonts w:hint="eastAsia"/>
-        </w:rPr>
-        <w:t>，组成</w:t>
+        <w:t>和被动牌组</w:t>
+      </w:r>
+      <w:r>
+        <w:rPr>
+          <w:rFonts w:hint="eastAsia"/>
+        </w:rPr>
+        <w:t>洗混，组成</w:t>
       </w:r>
       <w:r>
         <w:rPr>
@@ -2155,14 +2004,7 @@
         <w:rPr>
           <w:rFonts w:hint="eastAsia"/>
         </w:rPr>
-        <w:t>没有其他手牌</w:t>
-      </w:r>
-      <w:r>
-        <w:rPr>
-          <w:rFonts w:hint="eastAsia"/>
-        </w:rPr>
-        <w:lastRenderedPageBreak/>
-        <w:t>基数来源时，</w:t>
+        <w:t>没有其他手牌基数来源时，</w:t>
       </w:r>
       <w:r>
         <w:rPr>
@@ -2268,21 +2110,7 @@
         <w:rPr>
           <w:rFonts w:hint="eastAsia"/>
         </w:rPr>
-        <w:t>从升级</w:t>
-      </w:r>
-      <w:proofErr w:type="gramStart"/>
-      <w:r>
-        <w:rPr>
-          <w:rFonts w:hint="eastAsia"/>
-        </w:rPr>
-        <w:t>牌堆发</w:t>
-      </w:r>
-      <w:proofErr w:type="gramEnd"/>
-      <w:r>
-        <w:rPr>
-          <w:rFonts w:hint="eastAsia"/>
-        </w:rPr>
-        <w:t>5张牌到</w:t>
+        <w:t>从升级牌堆发5张牌到</w:t>
       </w:r>
       <w:r>
         <w:rPr>
@@ -2419,6 +2247,18 @@
         </w:rPr>
         <w:t>大致如下：</w:t>
       </w:r>
+    </w:p>
+    <w:p>
+      <w:pPr>
+        <w:pStyle w:val="a9"/>
+        <w:numPr>
+          <w:ilvl w:val="0"/>
+          <w:numId w:val="15"/>
+        </w:numPr>
+        <w:rPr>
+          <w:rFonts w:hint="eastAsia"/>
+        </w:rPr>
+      </w:pPr>
       <w:r>
         <w:rPr>
           <w:rFonts w:hint="eastAsia"/>
@@ -2435,28 +2275,26 @@
         <w:rPr>
           <w:rFonts w:hint="eastAsia"/>
         </w:rPr>
-        <w:t>区和</w:t>
-      </w:r>
-      <w:proofErr w:type="gramStart"/>
-      <w:r>
-        <w:rPr>
-          <w:rFonts w:hint="eastAsia"/>
-        </w:rPr>
-        <w:t>玩家手</w:t>
-      </w:r>
-      <w:proofErr w:type="gramEnd"/>
-      <w:r>
-        <w:rPr>
-          <w:rFonts w:hint="eastAsia"/>
-        </w:rPr>
-        <w:t>牌</w:t>
-      </w:r>
-      <w:r>
-        <w:rPr>
-          <w:rFonts w:hint="eastAsia"/>
-        </w:rPr>
-        <w:t>；</w:t>
-      </w:r>
+        <w:t>区</w:t>
+      </w:r>
+      <w:r>
+        <w:rPr>
+          <w:rFonts w:hint="eastAsia"/>
+        </w:rPr>
+        <w:t>的敌人侧，然后玩家抽满手牌。</w:t>
+      </w:r>
+    </w:p>
+    <w:p>
+      <w:pPr>
+        <w:pStyle w:val="a9"/>
+        <w:numPr>
+          <w:ilvl w:val="0"/>
+          <w:numId w:val="15"/>
+        </w:numPr>
+        <w:rPr>
+          <w:rFonts w:hint="eastAsia"/>
+        </w:rPr>
+      </w:pPr>
       <w:r>
         <w:rPr>
           <w:rFonts w:hint="eastAsia"/>
@@ -2485,7 +2323,49 @@
         <w:rPr>
           <w:rFonts w:hint="eastAsia"/>
         </w:rPr>
-        <w:t>中的房间的玩家侧</w:t>
+        <w:t>的玩家</w:t>
+      </w:r>
+      <w:r>
+        <w:rPr>
+          <w:rFonts w:hint="eastAsia"/>
+        </w:rPr>
+        <w:t>侧。</w:t>
+      </w:r>
+    </w:p>
+    <w:p>
+      <w:pPr>
+        <w:pStyle w:val="a9"/>
+        <w:numPr>
+          <w:ilvl w:val="0"/>
+          <w:numId w:val="15"/>
+        </w:numPr>
+        <w:rPr>
+          <w:rFonts w:hint="eastAsia"/>
+        </w:rPr>
+      </w:pPr>
+      <w:r>
+        <w:rPr>
+          <w:rFonts w:hint="eastAsia"/>
+        </w:rPr>
+        <w:t>玩家</w:t>
+      </w:r>
+      <w:r>
+        <w:rPr>
+          <w:rFonts w:hint="eastAsia"/>
+        </w:rPr>
+        <w:t>选定战场进行战斗</w:t>
+      </w:r>
+      <w:r>
+        <w:rPr>
+          <w:rFonts w:hint="eastAsia"/>
+        </w:rPr>
+        <w:t>。</w:t>
+      </w:r>
+      <w:r>
+        <w:rPr>
+          <w:rFonts w:hint="eastAsia"/>
+        </w:rPr>
+        <w:t>战斗结束后</w:t>
       </w:r>
       <w:r>
         <w:rPr>
@@ -2497,13 +2377,55 @@
         <w:rPr>
           <w:rFonts w:hint="eastAsia"/>
         </w:rPr>
-        <w:t>然后选定战场进行战斗；</w:t>
-      </w:r>
-      <w:r>
-        <w:rPr>
-          <w:rFonts w:hint="eastAsia"/>
-        </w:rPr>
-        <w:t>战斗结束后</w:t>
+        <w:t>参与战斗的牌</w:t>
+      </w:r>
+      <w:r>
+        <w:rPr>
+          <w:rFonts w:hint="eastAsia"/>
+        </w:rPr>
+        <w:t>从</w:t>
+      </w:r>
+      <w:r>
+        <w:rPr>
+          <w:rFonts w:hint="eastAsia"/>
+        </w:rPr>
+        <w:t>场</w:t>
+      </w:r>
+      <w:r>
+        <w:rPr>
+          <w:rFonts w:hint="eastAsia"/>
+        </w:rPr>
+        <w:t>上移除。</w:t>
+      </w:r>
+    </w:p>
+    <w:p>
+      <w:pPr>
+        <w:pStyle w:val="a9"/>
+        <w:numPr>
+          <w:ilvl w:val="0"/>
+          <w:numId w:val="15"/>
+        </w:numPr>
+        <w:rPr>
+          <w:rFonts w:hint="eastAsia"/>
+        </w:rPr>
+      </w:pPr>
+      <w:r>
+        <w:rPr>
+          <w:rFonts w:hint="eastAsia"/>
+        </w:rPr>
+        <w:t>重复</w:t>
+      </w:r>
+      <w:r>
+        <w:rPr>
+          <w:rFonts w:hint="eastAsia"/>
+        </w:rPr>
+        <w:t>②和</w:t>
+      </w:r>
+      <w:r>
+        <w:rPr>
+          <w:rFonts w:hint="eastAsia"/>
+        </w:rPr>
+        <w:t>③</w:t>
       </w:r>
       <w:r>
         <w:rPr>
@@ -2515,30 +2437,6 @@
         <w:rPr>
           <w:rFonts w:hint="eastAsia"/>
         </w:rPr>
-        <w:t>参与战斗的牌离场</w:t>
-      </w:r>
-      <w:r>
-        <w:rPr>
-          <w:rFonts w:hint="eastAsia"/>
-        </w:rPr>
-        <w:t>；</w:t>
-      </w:r>
-      <w:r>
-        <w:rPr>
-          <w:rFonts w:hint="eastAsia"/>
-        </w:rPr>
-        <w:t>如此反复</w:t>
-      </w:r>
-      <w:r>
-        <w:rPr>
-          <w:rFonts w:hint="eastAsia"/>
-        </w:rPr>
-        <w:t>，</w:t>
-      </w:r>
-      <w:r>
-        <w:rPr>
-          <w:rFonts w:hint="eastAsia"/>
-        </w:rPr>
         <w:t>直至房间区清空</w:t>
       </w:r>
       <w:r>
@@ -2547,17 +2445,41 @@
         </w:rPr>
         <w:t>。</w:t>
       </w:r>
-      <w:r>
-        <w:rPr>
-          <w:rFonts w:hint="eastAsia"/>
-        </w:rPr>
-        <w:t>玩家重复数次上述过程，直至主牌堆的牌发完</w:t>
-      </w:r>
-      <w:r>
-        <w:rPr>
-          <w:rFonts w:hint="eastAsia"/>
-        </w:rPr>
-        <w:t>，玩家进入新的楼层，</w:t>
+    </w:p>
+    <w:p>
+      <w:pPr>
+        <w:pStyle w:val="a9"/>
+        <w:numPr>
+          <w:ilvl w:val="0"/>
+          <w:numId w:val="15"/>
+        </w:numPr>
+        <w:rPr>
+          <w:rFonts w:hint="eastAsia"/>
+        </w:rPr>
+      </w:pPr>
+      <w:r>
+        <w:rPr>
+          <w:rFonts w:hint="eastAsia"/>
+        </w:rPr>
+        <w:t>重复①到④</w:t>
+      </w:r>
+      <w:r>
+        <w:rPr>
+          <w:rFonts w:hint="eastAsia"/>
+        </w:rPr>
+        <w:t>，直至主牌堆的牌发完</w:t>
+      </w:r>
+      <w:r>
+        <w:rPr>
+          <w:rFonts w:hint="eastAsia"/>
+        </w:rPr>
+        <w:t>。此时</w:t>
+      </w:r>
+      <w:r>
+        <w:rPr>
+          <w:rFonts w:hint="eastAsia"/>
+        </w:rPr>
+        <w:t>玩家进入新的楼层，</w:t>
       </w:r>
       <w:r>
         <w:rPr>
@@ -2569,7 +2491,7 @@
         <w:rPr>
           <w:rFonts w:hint="eastAsia"/>
         </w:rPr>
-        <w:t>阶段性</w:t>
+        <w:t>阶段</w:t>
       </w:r>
       <w:r>
         <w:rPr>
@@ -2581,7 +2503,31 @@
         <w:rPr>
           <w:rFonts w:hint="eastAsia"/>
         </w:rPr>
-        <w:t>随着楼层深入，玩家达成挑战牌的条件后，游戏结束，玩家将各楼层的计分合计，得到最终得分。</w:t>
+        <w:t>然后洗牌</w:t>
+      </w:r>
+      <w:r>
+        <w:rPr>
+          <w:rFonts w:hint="eastAsia"/>
+        </w:rPr>
+        <w:t>。</w:t>
+      </w:r>
+    </w:p>
+    <w:p>
+      <w:pPr>
+        <w:pStyle w:val="a9"/>
+        <w:numPr>
+          <w:ilvl w:val="0"/>
+          <w:numId w:val="15"/>
+        </w:numPr>
+        <w:rPr>
+          <w:rFonts w:hint="eastAsia"/>
+        </w:rPr>
+      </w:pPr>
+      <w:r>
+        <w:rPr>
+          <w:rFonts w:hint="eastAsia"/>
+        </w:rPr>
+        <w:t>重复①到⑤，直至玩家胜利或失败。</w:t>
       </w:r>
     </w:p>
     <w:p>
@@ -2660,6 +2606,11 @@
       </w:r>
     </w:p>
     <w:p>
+      <w:pPr>
+        <w:rPr>
+          <w:rFonts w:hint="eastAsia"/>
+        </w:rPr>
+      </w:pPr>
       <w:r>
         <w:tab/>
       </w:r>
@@ -2683,74 +2634,21 @@
           <w:ilvl w:val="0"/>
           <w:numId w:val="14"/>
         </w:numPr>
-      </w:pPr>
-      <w:r>
-        <w:rPr>
-          <w:rFonts w:hint="eastAsia"/>
-        </w:rPr>
-        <w:t>按玩家指定的房间顺序，依次结算场上所有房间的回合</w:t>
-      </w:r>
-      <w:r>
-        <w:rPr>
-          <w:rFonts w:hint="eastAsia"/>
-        </w:rPr>
-        <w:t>开始</w:t>
-      </w:r>
-      <w:r>
-        <w:rPr>
-          <w:rFonts w:hint="eastAsia"/>
-        </w:rPr>
-        <w:t>时效果。房间内的</w:t>
-      </w:r>
-      <w:proofErr w:type="gramStart"/>
-      <w:r>
-        <w:rPr>
-          <w:rFonts w:hint="eastAsia"/>
-        </w:rPr>
-        <w:t>牌按照</w:t>
-      </w:r>
-      <w:proofErr w:type="gramEnd"/>
-      <w:r>
-        <w:rPr>
-          <w:rFonts w:hint="eastAsia"/>
-        </w:rPr>
-        <w:t>从玩家侧到敌人侧、从前到后的顺序结算。横置的牌不结算效果。效果</w:t>
-      </w:r>
-      <w:r>
-        <w:rPr>
-          <w:rFonts w:hint="eastAsia"/>
-        </w:rPr>
-        <w:t>结算</w:t>
-      </w:r>
-      <w:r>
-        <w:rPr>
-          <w:rFonts w:hint="eastAsia"/>
-        </w:rPr>
-        <w:t>完成后，</w:t>
-      </w:r>
-      <w:r>
-        <w:rPr>
-          <w:rFonts w:hint="eastAsia"/>
-        </w:rPr>
-        <w:t>将</w:t>
-      </w:r>
-      <w:r>
-        <w:rPr>
-          <w:rFonts w:hint="eastAsia"/>
-        </w:rPr>
-        <w:t>牌</w:t>
-      </w:r>
-      <w:r>
-        <w:rPr>
-          <w:rFonts w:hint="eastAsia"/>
-        </w:rPr>
-        <w:t>翻面</w:t>
-      </w:r>
-      <w:r>
-        <w:rPr>
-          <w:rFonts w:hint="eastAsia"/>
-        </w:rPr>
-        <w:t xml:space="preserve">。 </w:t>
+        <w:rPr>
+          <w:rFonts w:hint="eastAsia"/>
+        </w:rPr>
+      </w:pPr>
+      <w:r>
+        <w:rPr>
+          <w:rFonts w:hint="eastAsia"/>
+        </w:rPr>
+        <w:t>按玩家指定的房间顺序，依次结算场上所有房间的回合开始时效果。房间内的牌按照从玩家侧到敌人侧、从前到后的顺序结算。</w:t>
+      </w:r>
+      <w:r>
+        <w:rPr>
+          <w:rFonts w:hint="eastAsia"/>
+        </w:rPr>
+        <w:t>效果结算完成后，将牌翻面。横置的牌以及翻面的牌不结算效果。</w:t>
       </w:r>
     </w:p>
     <w:p>
@@ -2870,6 +2768,7 @@
         <w:rPr>
           <w:rFonts w:hint="eastAsia"/>
         </w:rPr>
+        <w:lastRenderedPageBreak/>
         <w:t>牌、使用</w:t>
       </w:r>
       <w:r>
@@ -2972,35 +2871,7 @@
         <w:rPr>
           <w:rFonts w:hint="eastAsia"/>
         </w:rPr>
-        <w:t>本游戏中，执行一部分行动、以及使用部分牌的效果，需要将相应数量的牌从主牌堆顶端送去</w:t>
-      </w:r>
-      <w:proofErr w:type="gramStart"/>
-      <w:r>
-        <w:rPr>
-          <w:rFonts w:hint="eastAsia"/>
-        </w:rPr>
-        <w:t>弃牌堆</w:t>
-      </w:r>
-      <w:proofErr w:type="gramEnd"/>
-      <w:r>
-        <w:rPr>
-          <w:rFonts w:hint="eastAsia"/>
-        </w:rPr>
-        <w:t>，在游戏中统称为消耗时间。当主牌</w:t>
-      </w:r>
-      <w:proofErr w:type="gramStart"/>
-      <w:r>
-        <w:rPr>
-          <w:rFonts w:hint="eastAsia"/>
-        </w:rPr>
-        <w:t>堆已经</w:t>
-      </w:r>
-      <w:proofErr w:type="gramEnd"/>
-      <w:r>
-        <w:rPr>
-          <w:rFonts w:hint="eastAsia"/>
-        </w:rPr>
-        <w:t>没有牌时，如果没有特殊说明，则无法执行需要消耗时间的行动或使用需要消耗时间才能使用的牌。</w:t>
+        <w:t>本游戏中，执行一部分行动、以及使用部分牌的效果，需要将相应数量的牌从主牌堆顶端送去弃牌堆，在游戏中统称为消耗时间。当主牌堆已经没有牌时，如果没有特殊说明，则无法执行需要消耗时间的行动或使用需要消耗时间才能使用的牌。</w:t>
       </w:r>
     </w:p>
     <w:p>
@@ -3040,11 +2911,6 @@
       </w:r>
     </w:p>
     <w:p>
-      <w:pPr>
-        <w:rPr>
-          <w:rFonts w:hint="eastAsia"/>
-        </w:rPr>
-      </w:pPr>
       <w:r>
         <w:tab/>
       </w:r>
@@ -3078,7 +2944,6 @@
         <w:rPr>
           <w:rFonts w:hint="eastAsia"/>
         </w:rPr>
-        <w:lastRenderedPageBreak/>
         <w:t>重整</w:t>
       </w:r>
     </w:p>
@@ -3113,21 +2978,31 @@
         <w:rPr>
           <w:rFonts w:hint="eastAsia"/>
         </w:rPr>
-        <w:t>将场上所有牌洗</w:t>
-      </w:r>
-      <w:proofErr w:type="gramStart"/>
-      <w:r>
-        <w:rPr>
-          <w:rFonts w:hint="eastAsia"/>
-        </w:rPr>
-        <w:t>回相应</w:t>
-      </w:r>
-      <w:proofErr w:type="gramEnd"/>
-      <w:r>
-        <w:rPr>
-          <w:rFonts w:hint="eastAsia"/>
-        </w:rPr>
-        <w:t>的牌堆堆。</w:t>
+        <w:t>从主牌堆向地城区的每个敌人</w:t>
+      </w:r>
+      <w:r>
+        <w:rPr>
+          <w:rFonts w:hint="eastAsia"/>
+        </w:rPr>
+        <w:t>侧没有牌</w:t>
+      </w:r>
+      <w:r>
+        <w:rPr>
+          <w:rFonts w:hint="eastAsia"/>
+        </w:rPr>
+        <w:t>的房间发1张牌</w:t>
+      </w:r>
+      <w:r>
+        <w:rPr>
+          <w:rFonts w:hint="eastAsia"/>
+        </w:rPr>
+        <w:t>到</w:t>
+      </w:r>
+      <w:r>
+        <w:rPr>
+          <w:rFonts w:hint="eastAsia"/>
+        </w:rPr>
+        <w:t>敌人侧。</w:t>
       </w:r>
     </w:p>
     <w:p>
@@ -3145,21 +3020,19 @@
         <w:rPr>
           <w:rFonts w:hint="eastAsia"/>
         </w:rPr>
-        <w:t>从</w:t>
-      </w:r>
-      <w:proofErr w:type="gramStart"/>
-      <w:r>
-        <w:rPr>
-          <w:rFonts w:hint="eastAsia"/>
-        </w:rPr>
-        <w:t>主牌堆向地</w:t>
-      </w:r>
-      <w:proofErr w:type="gramEnd"/>
-      <w:r>
-        <w:rPr>
-          <w:rFonts w:hint="eastAsia"/>
-        </w:rPr>
-        <w:t>城区的每个没有敌人的房间发1张牌，放在敌人侧。</w:t>
+        <w:t>从遭遇牌堆向地城区</w:t>
+      </w:r>
+      <w:r>
+        <w:rPr>
+          <w:rFonts w:hint="eastAsia"/>
+        </w:rPr>
+        <w:t>的每个空</w:t>
+      </w:r>
+      <w:r>
+        <w:rPr>
+          <w:rFonts w:hint="eastAsia"/>
+        </w:rPr>
+        <w:t>奖励位发1张牌。</w:t>
       </w:r>
     </w:p>
     <w:p>
@@ -3177,62 +3050,14 @@
         <w:rPr>
           <w:rFonts w:hint="eastAsia"/>
         </w:rPr>
-        <w:t>从遭遇</w:t>
-      </w:r>
-      <w:proofErr w:type="gramStart"/>
-      <w:r>
-        <w:rPr>
-          <w:rFonts w:hint="eastAsia"/>
-        </w:rPr>
-        <w:t>牌堆向</w:t>
-      </w:r>
-      <w:proofErr w:type="gramEnd"/>
-      <w:r>
-        <w:rPr>
-          <w:rFonts w:hint="eastAsia"/>
-        </w:rPr>
-        <w:t>地城区每行每列的</w:t>
-      </w:r>
-      <w:proofErr w:type="gramStart"/>
-      <w:r>
-        <w:rPr>
-          <w:rFonts w:hint="eastAsia"/>
-        </w:rPr>
-        <w:t>奖励位发1张</w:t>
-      </w:r>
-      <w:proofErr w:type="gramEnd"/>
-      <w:r>
-        <w:rPr>
-          <w:rFonts w:hint="eastAsia"/>
-        </w:rPr>
-        <w:t>牌。</w:t>
-      </w:r>
-    </w:p>
-    <w:p>
-      <w:pPr>
-        <w:pStyle w:val="a9"/>
-        <w:numPr>
-          <w:ilvl w:val="0"/>
-          <w:numId w:val="12"/>
-        </w:numPr>
-        <w:rPr>
-          <w:rFonts w:hint="eastAsia"/>
-        </w:rPr>
-      </w:pPr>
-      <w:r>
-        <w:rPr>
-          <w:rFonts w:hint="eastAsia"/>
-        </w:rPr>
-        <w:t>玩家将任意张手牌放回主牌堆，然后将</w:t>
-      </w:r>
-      <w:proofErr w:type="gramStart"/>
-      <w:r>
-        <w:rPr>
-          <w:rFonts w:hint="eastAsia"/>
-        </w:rPr>
-        <w:t>手牌补满</w:t>
-      </w:r>
-      <w:proofErr w:type="gramEnd"/>
+        <w:t>将手牌补满</w:t>
+      </w:r>
+      <w:r>
+        <w:rPr>
+          <w:rFonts w:hint="eastAsia"/>
+        </w:rPr>
+        <w:t>，然后重抽任意张手牌</w:t>
+      </w:r>
       <w:r>
         <w:rPr>
           <w:rFonts w:hint="eastAsia"/>
@@ -3499,21 +3324,7 @@
         <w:rPr>
           <w:rFonts w:hint="eastAsia"/>
         </w:rPr>
-        <w:t>，房间内先结算</w:t>
-      </w:r>
-      <w:proofErr w:type="gramStart"/>
-      <w:r>
-        <w:rPr>
-          <w:rFonts w:hint="eastAsia"/>
-        </w:rPr>
-        <w:t>玩家侧再结算</w:t>
-      </w:r>
-      <w:proofErr w:type="gramEnd"/>
-      <w:r>
-        <w:rPr>
-          <w:rFonts w:hint="eastAsia"/>
-        </w:rPr>
-        <w:t>敌人侧，同侧的牌先结算左侧的再结算右侧的。</w:t>
+        <w:t>，房间内先结算玩家侧再结算敌人侧，同侧的牌先结算左侧的再结算右侧的。</w:t>
       </w:r>
     </w:p>
     <w:p>
@@ -3623,6 +3434,7 @@
         <w:rPr>
           <w:rFonts w:hint="eastAsia"/>
         </w:rPr>
+        <w:lastRenderedPageBreak/>
         <w:t>如果</w:t>
       </w:r>
       <w:r>
@@ -3683,53 +3495,25 @@
         <w:rPr>
           <w:rFonts w:hint="eastAsia"/>
         </w:rPr>
-        <w:t>敌人</w:t>
-      </w:r>
-      <w:proofErr w:type="gramStart"/>
-      <w:r>
-        <w:rPr>
-          <w:rFonts w:hint="eastAsia"/>
-        </w:rPr>
-        <w:t>侧</w:t>
-      </w:r>
-      <w:r>
-        <w:rPr>
-          <w:rFonts w:hint="eastAsia"/>
-        </w:rPr>
-        <w:t>所有牌</w:t>
-      </w:r>
-      <w:proofErr w:type="gramEnd"/>
-      <w:r>
-        <w:rPr>
-          <w:rFonts w:hint="eastAsia"/>
-        </w:rPr>
-        <w:t>依次弃置，再按从左向右的顺序将</w:t>
-      </w:r>
-      <w:r>
-        <w:rPr>
-          <w:rFonts w:hint="eastAsia"/>
-        </w:rPr>
-        <w:t>玩家</w:t>
-      </w:r>
-      <w:proofErr w:type="gramStart"/>
-      <w:r>
-        <w:rPr>
-          <w:rFonts w:hint="eastAsia"/>
-        </w:rPr>
-        <w:t>侧</w:t>
-      </w:r>
-      <w:r>
-        <w:rPr>
-          <w:rFonts w:hint="eastAsia"/>
-        </w:rPr>
-        <w:t>所有牌</w:t>
-      </w:r>
-      <w:proofErr w:type="gramEnd"/>
-      <w:r>
-        <w:rPr>
-          <w:rFonts w:hint="eastAsia"/>
-        </w:rPr>
-        <w:t>依次送墓。</w:t>
+        <w:t>敌人侧</w:t>
+      </w:r>
+      <w:r>
+        <w:rPr>
+          <w:rFonts w:hint="eastAsia"/>
+        </w:rPr>
+        <w:t>所有牌依次弃置，再按从左向右的顺序将</w:t>
+      </w:r>
+      <w:r>
+        <w:rPr>
+          <w:rFonts w:hint="eastAsia"/>
+        </w:rPr>
+        <w:t>玩家侧</w:t>
+      </w:r>
+      <w:r>
+        <w:rPr>
+          <w:rFonts w:hint="eastAsia"/>
+        </w:rPr>
+        <w:t>所有牌依次送墓。</w:t>
       </w:r>
     </w:p>
     <w:p>
@@ -3759,35 +3543,7 @@
         <w:rPr>
           <w:rFonts w:hint="eastAsia"/>
         </w:rPr>
-        <w:t>的顺序将敌人</w:t>
-      </w:r>
-      <w:proofErr w:type="gramStart"/>
-      <w:r>
-        <w:rPr>
-          <w:rFonts w:hint="eastAsia"/>
-        </w:rPr>
-        <w:t>侧所有牌</w:t>
-      </w:r>
-      <w:proofErr w:type="gramEnd"/>
-      <w:r>
-        <w:rPr>
-          <w:rFonts w:hint="eastAsia"/>
-        </w:rPr>
-        <w:t>依次送墓，再按从左向右的顺序将玩家</w:t>
-      </w:r>
-      <w:proofErr w:type="gramStart"/>
-      <w:r>
-        <w:rPr>
-          <w:rFonts w:hint="eastAsia"/>
-        </w:rPr>
-        <w:t>侧所有牌</w:t>
-      </w:r>
-      <w:proofErr w:type="gramEnd"/>
-      <w:r>
-        <w:rPr>
-          <w:rFonts w:hint="eastAsia"/>
-        </w:rPr>
-        <w:t>依次弃置。</w:t>
+        <w:t>的顺序将敌人侧所有牌依次送墓，再按从左向右的顺序将玩家侧所有牌依次弃置。</w:t>
       </w:r>
     </w:p>
     <w:p>
@@ -3805,35 +3561,7 @@
         <w:rPr>
           <w:rFonts w:hint="eastAsia"/>
         </w:rPr>
-        <w:t>如果</w:t>
-      </w:r>
-      <w:proofErr w:type="gramStart"/>
-      <w:r>
-        <w:rPr>
-          <w:rFonts w:hint="eastAsia"/>
-        </w:rPr>
-        <w:t>备战区</w:t>
-      </w:r>
-      <w:proofErr w:type="gramEnd"/>
-      <w:r>
-        <w:rPr>
-          <w:rFonts w:hint="eastAsia"/>
-        </w:rPr>
-        <w:t>的槽位合计点数等于房间区对位，则</w:t>
-      </w:r>
-      <w:proofErr w:type="gramStart"/>
-      <w:r>
-        <w:rPr>
-          <w:rFonts w:hint="eastAsia"/>
-        </w:rPr>
-        <w:t>玩家荣誉</w:t>
-      </w:r>
-      <w:proofErr w:type="gramEnd"/>
-      <w:r>
-        <w:rPr>
-          <w:rFonts w:hint="eastAsia"/>
-        </w:rPr>
-        <w:t>战胜</w:t>
+        <w:t>如果备战区的槽位合计点数等于房间区对位，则玩家荣誉战胜</w:t>
       </w:r>
       <w:r>
         <w:rPr>
@@ -3857,21 +3585,7 @@
         <w:rPr>
           <w:rFonts w:hint="eastAsia"/>
         </w:rPr>
-        <w:t>的顺序将房间区槽位中所有牌依次送墓，再按从左向右的顺序将</w:t>
-      </w:r>
-      <w:proofErr w:type="gramStart"/>
-      <w:r>
-        <w:rPr>
-          <w:rFonts w:hint="eastAsia"/>
-        </w:rPr>
-        <w:t>备战区槽</w:t>
-      </w:r>
-      <w:proofErr w:type="gramEnd"/>
-      <w:r>
-        <w:rPr>
-          <w:rFonts w:hint="eastAsia"/>
-        </w:rPr>
-        <w:t>位中所有牌依次送墓。</w:t>
+        <w:t>的顺序将房间区槽位中所有牌依次送墓，再按从左向右的顺序将备战区槽位中所有牌依次送墓。</w:t>
       </w:r>
       <w:r>
         <w:rPr>
@@ -3895,21 +3609,7 @@
         <w:rPr>
           <w:rFonts w:hint="eastAsia"/>
         </w:rPr>
-        <w:t>如果玩家侧合计点数等于敌人侧，则</w:t>
-      </w:r>
-      <w:proofErr w:type="gramStart"/>
-      <w:r>
-        <w:rPr>
-          <w:rFonts w:hint="eastAsia"/>
-        </w:rPr>
-        <w:t>玩家荣誉</w:t>
-      </w:r>
-      <w:proofErr w:type="gramEnd"/>
-      <w:r>
-        <w:rPr>
-          <w:rFonts w:hint="eastAsia"/>
-        </w:rPr>
-        <w:t>战胜，按从玩家侧到敌人侧，</w:t>
+        <w:t>如果玩家侧合计点数等于敌人侧，则玩家荣誉战胜，按从玩家侧到敌人侧，</w:t>
       </w:r>
       <w:r>
         <w:rPr>
@@ -3921,54 +3621,27 @@
         <w:rPr>
           <w:rFonts w:hint="eastAsia"/>
         </w:rPr>
-        <w:t>的顺序将房间内所有牌依次送墓。“荣誉战胜”是特殊的“战胜”，可以触</w:t>
-      </w:r>
-      <w:r>
-        <w:rPr>
-          <w:rFonts w:hint="eastAsia"/>
-        </w:rPr>
-        <w:lastRenderedPageBreak/>
-        <w:t>发玩家战胜时才能发动的效果。</w:t>
-      </w:r>
-    </w:p>
-    <w:p>
-      <w:pPr>
-        <w:ind w:left="420"/>
-        <w:rPr>
-          <w:rFonts w:hint="eastAsia"/>
-        </w:rPr>
-      </w:pPr>
-      <w:r>
-        <w:rPr>
-          <w:rFonts w:hint="eastAsia"/>
-        </w:rPr>
-        <w:t>战斗结束后，默认消耗1时间</w:t>
-      </w:r>
-      <w:r>
-        <w:rPr>
-          <w:rFonts w:hint="eastAsia"/>
-        </w:rPr>
-        <w:t>，</w:t>
-      </w:r>
-      <w:proofErr w:type="gramStart"/>
-      <w:r>
-        <w:rPr>
-          <w:rFonts w:hint="eastAsia"/>
-        </w:rPr>
-        <w:t>主牌堆已没有</w:t>
-      </w:r>
-      <w:proofErr w:type="gramEnd"/>
-      <w:r>
-        <w:rPr>
-          <w:rFonts w:hint="eastAsia"/>
-        </w:rPr>
-        <w:t>牌的情况下，则不需要消耗时间</w:t>
-      </w:r>
-      <w:r>
-        <w:rPr>
-          <w:rFonts w:hint="eastAsia"/>
-        </w:rPr>
-        <w:t>。</w:t>
+        <w:t>的顺序将房间内所有牌依次送墓。“荣誉战胜”是特殊的“战胜”，可以触发玩家战胜时才能发动的效果。</w:t>
+      </w:r>
+    </w:p>
+    <w:p>
+      <w:pPr>
+        <w:ind w:firstLine="420"/>
+        <w:rPr>
+          <w:rFonts w:hint="eastAsia"/>
+        </w:rPr>
+      </w:pPr>
+      <w:r>
+        <w:rPr>
+          <w:rFonts w:hint="eastAsia"/>
+        </w:rPr>
+        <w:t>战斗结束后，默认消耗1时间。</w:t>
+      </w:r>
+      <w:r>
+        <w:rPr>
+          <w:rFonts w:hint="eastAsia"/>
+        </w:rPr>
+        <w:t>即使主牌堆已经没有牌，玩家依然可以进行战斗。</w:t>
       </w:r>
     </w:p>
     <w:p>
@@ -4070,21 +3743,7 @@
         <w:rPr>
           <w:rFonts w:hint="eastAsia"/>
         </w:rPr>
-        <w:t>区；如果那张牌是事件牌，则玩家执行其效果后，将其放入遭遇</w:t>
-      </w:r>
-      <w:proofErr w:type="gramStart"/>
-      <w:r>
-        <w:rPr>
-          <w:rFonts w:hint="eastAsia"/>
-        </w:rPr>
-        <w:t>牌弃牌堆</w:t>
-      </w:r>
-      <w:proofErr w:type="gramEnd"/>
-      <w:r>
-        <w:rPr>
-          <w:rFonts w:hint="eastAsia"/>
-        </w:rPr>
-        <w:t>。</w:t>
+        <w:t>区；如果那张牌是事件牌，则玩家执行其效果后，将其放入遭遇牌弃牌堆。</w:t>
       </w:r>
     </w:p>
     <w:p>
@@ -4114,21 +3773,7 @@
         <w:rPr>
           <w:rFonts w:hint="eastAsia"/>
         </w:rPr>
-        <w:t>如果主牌</w:t>
-      </w:r>
-      <w:proofErr w:type="gramStart"/>
-      <w:r>
-        <w:rPr>
-          <w:rFonts w:hint="eastAsia"/>
-        </w:rPr>
-        <w:t>堆已经</w:t>
-      </w:r>
-      <w:proofErr w:type="gramEnd"/>
-      <w:r>
-        <w:rPr>
-          <w:rFonts w:hint="eastAsia"/>
-        </w:rPr>
-        <w:t>没有牌，且房间区也没有除遭遇牌以外的牌，则玩家可以进入下一层</w:t>
+        <w:t>如果主牌堆已经没有牌，且房间区也没有除遭遇牌以外的牌，则玩家可以进入下一层</w:t>
       </w:r>
       <w:r>
         <w:rPr>
@@ -4232,53 +3877,23 @@
         </w:rPr>
         <w:t>购买</w:t>
       </w:r>
-      <w:proofErr w:type="gramStart"/>
-      <w:r>
-        <w:rPr>
-          <w:rFonts w:hint="eastAsia"/>
-        </w:rPr>
-        <w:t>升级牌区的</w:t>
-      </w:r>
-      <w:proofErr w:type="gramEnd"/>
-      <w:r>
-        <w:rPr>
-          <w:rFonts w:hint="eastAsia"/>
-        </w:rPr>
-        <w:t>任意张牌洗回升级牌堆，然后从升级</w:t>
-      </w:r>
-      <w:proofErr w:type="gramStart"/>
-      <w:r>
-        <w:rPr>
-          <w:rFonts w:hint="eastAsia"/>
-        </w:rPr>
-        <w:t>牌堆向</w:t>
-      </w:r>
-      <w:proofErr w:type="gramEnd"/>
-      <w:r>
-        <w:rPr>
-          <w:rFonts w:hint="eastAsia"/>
-        </w:rPr>
-        <w:t>购买</w:t>
-      </w:r>
-      <w:proofErr w:type="gramStart"/>
-      <w:r>
-        <w:rPr>
-          <w:rFonts w:hint="eastAsia"/>
-        </w:rPr>
-        <w:t>升级牌区</w:t>
-      </w:r>
-      <w:r>
-        <w:rPr>
-          <w:rFonts w:hint="eastAsia"/>
-        </w:rPr>
-        <w:t>的</w:t>
-      </w:r>
-      <w:proofErr w:type="gramEnd"/>
-      <w:r>
-        <w:rPr>
-          <w:rFonts w:hint="eastAsia"/>
-        </w:rPr>
-        <w:t>每个空位发1张牌。</w:t>
+      <w:r>
+        <w:rPr>
+          <w:rFonts w:hint="eastAsia"/>
+        </w:rPr>
+        <w:t>升级牌区的任意张牌洗回升级牌堆，然后从升级牌堆向</w:t>
+      </w:r>
+      <w:r>
+        <w:rPr>
+          <w:rFonts w:hint="eastAsia"/>
+        </w:rPr>
+        <w:t>购买升级牌区</w:t>
+      </w:r>
+      <w:r>
+        <w:rPr>
+          <w:rFonts w:hint="eastAsia"/>
+        </w:rPr>
+        <w:t>的每个空位发1张牌。</w:t>
       </w:r>
     </w:p>
     <w:p>
@@ -4338,41 +3953,13 @@
         <w:rPr>
           <w:rFonts w:hint="eastAsia"/>
         </w:rPr>
-        <w:t>将当前</w:t>
-      </w:r>
-      <w:proofErr w:type="gramStart"/>
-      <w:r>
-        <w:rPr>
-          <w:rFonts w:hint="eastAsia"/>
-        </w:rPr>
-        <w:t>弃牌堆牌</w:t>
-      </w:r>
-      <w:proofErr w:type="gramEnd"/>
-      <w:r>
-        <w:rPr>
-          <w:rFonts w:hint="eastAsia"/>
-        </w:rPr>
-        <w:t>的数量计入玩家的失分数，然后</w:t>
-      </w:r>
-      <w:r>
-        <w:rPr>
-          <w:rFonts w:hint="eastAsia"/>
-        </w:rPr>
-        <w:t>将</w:t>
-      </w:r>
-      <w:proofErr w:type="gramStart"/>
-      <w:r>
-        <w:rPr>
-          <w:rFonts w:hint="eastAsia"/>
-        </w:rPr>
-        <w:t>弃牌堆</w:t>
-      </w:r>
-      <w:proofErr w:type="gramEnd"/>
-      <w:r>
-        <w:rPr>
-          <w:rFonts w:hint="eastAsia"/>
-        </w:rPr>
-        <w:t>和墓地所有牌洗回主牌堆。</w:t>
+        <w:t>将当前弃牌堆牌的数量计入玩家的失分数，然后</w:t>
+      </w:r>
+      <w:r>
+        <w:rPr>
+          <w:rFonts w:hint="eastAsia"/>
+        </w:rPr>
+        <w:t>将弃牌堆和墓地所有牌洗回主牌堆。</w:t>
       </w:r>
     </w:p>
     <w:p>
@@ -4410,7 +3997,6 @@
         </w:rPr>
         <w:t>当前</w:t>
       </w:r>
-      <w:proofErr w:type="gramStart"/>
       <w:r>
         <w:rPr>
           <w:rFonts w:hint="eastAsia"/>
@@ -4423,7 +4009,6 @@
         </w:rPr>
         <w:t>在</w:t>
       </w:r>
-      <w:proofErr w:type="gramEnd"/>
       <w:r>
         <w:rPr>
           <w:rFonts w:hint="eastAsia"/>
@@ -4466,6 +4051,9 @@
     <w:p>
       <w:pPr>
         <w:ind w:firstLine="420"/>
+        <w:rPr>
+          <w:rFonts w:hint="eastAsia"/>
+        </w:rPr>
       </w:pPr>
       <w:r>
         <w:rPr>
@@ -4493,6 +4081,9 @@
           <w:ilvl w:val="0"/>
           <w:numId w:val="11"/>
         </w:numPr>
+        <w:rPr>
+          <w:rFonts w:hint="eastAsia"/>
+        </w:rPr>
       </w:pPr>
       <w:r>
         <w:rPr>
@@ -4540,21 +4131,7 @@
         <w:rPr>
           <w:rFonts w:hint="eastAsia"/>
         </w:rPr>
-        <w:t>。房间内的</w:t>
-      </w:r>
-      <w:proofErr w:type="gramStart"/>
-      <w:r>
-        <w:rPr>
-          <w:rFonts w:hint="eastAsia"/>
-        </w:rPr>
-        <w:t>牌按照</w:t>
-      </w:r>
-      <w:proofErr w:type="gramEnd"/>
-      <w:r>
-        <w:rPr>
-          <w:rFonts w:hint="eastAsia"/>
-        </w:rPr>
-        <w:t>从玩家侧到敌人侧、</w:t>
+        <w:t>。房间内的牌按照从玩家侧到敌人侧、</w:t>
       </w:r>
       <w:r>
         <w:rPr>
@@ -4578,43 +4155,32 @@
         <w:rPr>
           <w:rFonts w:hint="eastAsia"/>
         </w:rPr>
+        <w:t>效果结算完成后，将牌翻</w:t>
+      </w:r>
+      <w:r>
+        <w:rPr>
+          <w:rFonts w:hint="eastAsia"/>
+        </w:rPr>
+        <w:lastRenderedPageBreak/>
+        <w:t>面。</w:t>
+      </w:r>
+      <w:r>
+        <w:rPr>
+          <w:rFonts w:hint="eastAsia"/>
+        </w:rPr>
         <w:t>横置的牌</w:t>
       </w:r>
       <w:r>
         <w:rPr>
           <w:rFonts w:hint="eastAsia"/>
         </w:rPr>
+        <w:t>以及翻面的牌</w:t>
+      </w:r>
+      <w:r>
+        <w:rPr>
+          <w:rFonts w:hint="eastAsia"/>
+        </w:rPr>
         <w:t>不结算效果</w:t>
-      </w:r>
-      <w:r>
-        <w:rPr>
-          <w:rFonts w:hint="eastAsia"/>
-        </w:rPr>
-        <w:t>。</w:t>
-      </w:r>
-      <w:r>
-        <w:rPr>
-          <w:rFonts w:hint="eastAsia"/>
-        </w:rPr>
-        <w:t>效果</w:t>
-      </w:r>
-      <w:r>
-        <w:rPr>
-          <w:rFonts w:hint="eastAsia"/>
-        </w:rPr>
-        <w:t>结算</w:t>
-      </w:r>
-      <w:r>
-        <w:rPr>
-          <w:rFonts w:hint="eastAsia"/>
-        </w:rPr>
-        <w:t>完成后，将牌</w:t>
-      </w:r>
-      <w:r>
-        <w:rPr>
-          <w:rFonts w:hint="eastAsia"/>
-        </w:rPr>
-        <w:t>翻面</w:t>
       </w:r>
       <w:r>
         <w:rPr>
@@ -4811,8 +4377,493 @@
         <w:rPr>
           <w:rFonts w:hint="eastAsia"/>
         </w:rPr>
+        <w:t>用语</w:t>
+      </w:r>
+    </w:p>
+    <w:p>
+      <w:pPr>
+        <w:pStyle w:val="3"/>
+        <w:rPr>
+          <w:rFonts w:hint="eastAsia"/>
+        </w:rPr>
+      </w:pPr>
+      <w:r>
+        <w:rPr>
+          <w:rFonts w:hint="eastAsia"/>
+        </w:rPr>
+        <w:t>重抽</w:t>
+      </w:r>
+    </w:p>
+    <w:p>
+      <w:pPr>
+        <w:rPr>
+          <w:rFonts w:hint="eastAsia"/>
+        </w:rPr>
+      </w:pPr>
+      <w:r>
+        <w:tab/>
+      </w:r>
+      <w:r>
+        <w:rPr>
+          <w:rFonts w:hint="eastAsia"/>
+        </w:rPr>
+        <w:t>指将1张牌放回其来源牌堆，</w:t>
+      </w:r>
+      <w:r>
+        <w:rPr>
+          <w:rFonts w:hint="eastAsia"/>
+        </w:rPr>
+        <w:t>洗牌后再</w:t>
+      </w:r>
+      <w:r>
+        <w:rPr>
+          <w:rFonts w:hint="eastAsia"/>
+        </w:rPr>
+        <w:t>从来源牌堆抽另1张牌替代那张牌。来源牌堆没有牌的情况下，不能重抽。</w:t>
+      </w:r>
+    </w:p>
+    <w:p>
+      <w:pPr>
+        <w:pStyle w:val="3"/>
+        <w:rPr>
+          <w:rFonts w:hint="eastAsia"/>
+        </w:rPr>
+      </w:pPr>
+      <w:r>
+        <w:rPr>
+          <w:rFonts w:hint="eastAsia"/>
+        </w:rPr>
+        <w:t>横置</w:t>
+      </w:r>
+    </w:p>
+    <w:p>
+      <w:pPr>
+        <w:rPr>
+          <w:rFonts w:hint="eastAsia"/>
+        </w:rPr>
+      </w:pPr>
+      <w:r>
+        <w:tab/>
+      </w:r>
+      <w:r>
+        <w:rPr>
+          <w:rFonts w:hint="eastAsia"/>
+        </w:rPr>
+        <w:t>横置代表牌失效时的状态。地城区的牌横置时，视为1张点数为1的无效果牌，其牌名和种族仍保持不变，在回合结束时将其复位。</w:t>
+      </w:r>
+    </w:p>
+    <w:p>
+      <w:pPr>
+        <w:pStyle w:val="3"/>
+        <w:rPr>
+          <w:rFonts w:hint="eastAsia"/>
+        </w:rPr>
+      </w:pPr>
+      <w:r>
+        <w:rPr>
+          <w:rFonts w:hint="eastAsia"/>
+        </w:rPr>
+        <w:t>移动</w:t>
+      </w:r>
+    </w:p>
+    <w:p>
+      <w:r>
+        <w:tab/>
+      </w:r>
+      <w:r>
+        <w:rPr>
+          <w:rFonts w:hint="eastAsia"/>
+        </w:rPr>
+        <w:t>地城区的房间之间</w:t>
+      </w:r>
+      <w:r>
+        <w:rPr>
+          <w:rFonts w:hint="eastAsia"/>
+        </w:rPr>
+        <w:t>存在距离</w:t>
+      </w:r>
+      <w:r>
+        <w:rPr>
+          <w:rFonts w:hint="eastAsia"/>
+        </w:rPr>
+        <w:t>概念</w:t>
+      </w:r>
+      <w:r>
+        <w:rPr>
+          <w:rFonts w:hint="eastAsia"/>
+        </w:rPr>
+        <w:t>，</w:t>
+      </w:r>
+      <w:r>
+        <w:rPr>
+          <w:rFonts w:hint="eastAsia"/>
+        </w:rPr>
+        <w:t>距离的</w:t>
+      </w:r>
+      <w:r>
+        <w:rPr>
+          <w:rFonts w:hint="eastAsia"/>
+        </w:rPr>
+        <w:t>单位为格</w:t>
+      </w:r>
+      <w:r>
+        <w:rPr>
+          <w:rFonts w:hint="eastAsia"/>
+        </w:rPr>
+        <w:t>。</w:t>
+      </w:r>
+      <w:r>
+        <w:rPr>
+          <w:rFonts w:hint="eastAsia"/>
+        </w:rPr>
+        <w:t>相邻</w:t>
+      </w:r>
+      <w:r>
+        <w:rPr>
+          <w:rFonts w:hint="eastAsia"/>
+        </w:rPr>
+        <w:t>房间的</w:t>
+      </w:r>
+      <w:r>
+        <w:rPr>
+          <w:rFonts w:hint="eastAsia"/>
+        </w:rPr>
+        <w:t>距离为1格，</w:t>
+      </w:r>
+      <w:r>
+        <w:rPr>
+          <w:rFonts w:hint="eastAsia"/>
+        </w:rPr>
+        <w:t>因此“移动1格”即将牌移动相邻房间。</w:t>
+      </w:r>
+      <w:r>
+        <w:rPr>
+          <w:rFonts w:hint="eastAsia"/>
+        </w:rPr>
+        <w:t>不相邻的</w:t>
+      </w:r>
+      <w:r>
+        <w:rPr>
+          <w:rFonts w:hint="eastAsia"/>
+        </w:rPr>
+        <w:t>房间</w:t>
+      </w:r>
+      <w:r>
+        <w:rPr>
+          <w:rFonts w:hint="eastAsia"/>
+        </w:rPr>
+        <w:t>距离为从</w:t>
+      </w:r>
+      <w:r>
+        <w:rPr>
+          <w:rFonts w:hint="eastAsia"/>
+        </w:rPr>
+        <w:t>起始房间</w:t>
+      </w:r>
+      <w:r>
+        <w:rPr>
+          <w:rFonts w:hint="eastAsia"/>
+        </w:rPr>
+        <w:t>出发</w:t>
+      </w:r>
+      <w:r>
+        <w:rPr>
+          <w:rFonts w:hint="eastAsia"/>
+        </w:rPr>
+        <w:t>连续移动1格后达到目标房间的次数。</w:t>
+      </w:r>
+    </w:p>
+    <w:p>
+      <w:pPr>
+        <w:rPr>
+          <w:rFonts w:hint="eastAsia"/>
+        </w:rPr>
+      </w:pPr>
+      <w:r>
+        <w:tab/>
+      </w:r>
+      <w:r>
+        <w:rPr>
+          <w:rFonts w:hint="eastAsia"/>
+        </w:rPr>
+        <w:t>如无特殊说明，牌移动后保持阵营不变。</w:t>
+      </w:r>
+    </w:p>
+    <w:p>
+      <w:pPr>
+        <w:pStyle w:val="3"/>
+        <w:rPr>
+          <w:rFonts w:hint="eastAsia"/>
+        </w:rPr>
+      </w:pPr>
+      <w:r>
+        <w:rPr>
+          <w:rFonts w:hint="eastAsia"/>
+        </w:rPr>
+        <w:t>翻</w:t>
+      </w:r>
+      <w:r>
+        <w:rPr>
+          <w:rFonts w:hint="eastAsia"/>
+        </w:rPr>
+        <w:t>选</w:t>
+      </w:r>
+    </w:p>
+    <w:p>
+      <w:pPr>
+        <w:rPr>
+          <w:rFonts w:hint="eastAsia"/>
+        </w:rPr>
+      </w:pPr>
+      <w:r>
+        <w:tab/>
+      </w:r>
+      <w:r>
+        <w:rPr>
+          <w:rFonts w:hint="eastAsia"/>
+        </w:rPr>
+        <w:t>指从牌堆中翻开</w:t>
+      </w:r>
+      <w:r>
+        <w:rPr>
+          <w:rFonts w:hint="eastAsia"/>
+        </w:rPr>
+        <w:t>数</w:t>
+      </w:r>
+      <w:r>
+        <w:rPr>
+          <w:rFonts w:hint="eastAsia"/>
+        </w:rPr>
+        <w:t>张牌</w:t>
+      </w:r>
+      <w:r>
+        <w:rPr>
+          <w:rFonts w:hint="eastAsia"/>
+        </w:rPr>
+        <w:t>后</w:t>
+      </w:r>
+      <w:r>
+        <w:rPr>
+          <w:rFonts w:hint="eastAsia"/>
+        </w:rPr>
+        <w:t>，</w:t>
+      </w:r>
+      <w:r>
+        <w:rPr>
+          <w:rFonts w:hint="eastAsia"/>
+        </w:rPr>
+        <w:t>再</w:t>
+      </w:r>
+      <w:r>
+        <w:rPr>
+          <w:rFonts w:hint="eastAsia"/>
+        </w:rPr>
+        <w:t>选</w:t>
+      </w:r>
+      <w:r>
+        <w:rPr>
+          <w:rFonts w:hint="eastAsia"/>
+        </w:rPr>
+        <w:t>其中的某几张</w:t>
+      </w:r>
+      <w:r>
+        <w:rPr>
+          <w:rFonts w:hint="eastAsia"/>
+        </w:rPr>
+        <w:t>。</w:t>
+      </w:r>
+      <w:r>
+        <w:rPr>
+          <w:rFonts w:hint="eastAsia"/>
+        </w:rPr>
+        <w:t>当</w:t>
+      </w:r>
+      <w:r>
+        <w:rPr>
+          <w:rFonts w:hint="eastAsia"/>
+        </w:rPr>
+        <w:t>规则或效果文本要求玩家从某个牌堆</w:t>
+      </w:r>
+      <w:r>
+        <w:rPr>
+          <w:rFonts w:hint="eastAsia"/>
+        </w:rPr>
+        <w:t>翻</w:t>
+      </w:r>
+      <w:r>
+        <w:rPr>
+          <w:rFonts w:hint="eastAsia"/>
+        </w:rPr>
+        <w:t>选</w:t>
+      </w:r>
+      <w:r>
+        <w:rPr>
+          <w:rFonts w:hint="eastAsia"/>
+        </w:rPr>
+        <w:t>时，如果没有额外的</w:t>
+      </w:r>
+      <w:r>
+        <w:rPr>
+          <w:rFonts w:hint="eastAsia"/>
+        </w:rPr>
+        <w:t>说明，则</w:t>
+      </w:r>
+      <w:r>
+        <w:rPr>
+          <w:rFonts w:hint="eastAsia"/>
+        </w:rPr>
+        <w:t>没有被选中的牌根据</w:t>
+      </w:r>
+      <w:r>
+        <w:rPr>
+          <w:rFonts w:hint="eastAsia"/>
+        </w:rPr>
+        <w:t>其来源</w:t>
+      </w:r>
+      <w:r>
+        <w:rPr>
+          <w:rFonts w:hint="eastAsia"/>
+        </w:rPr>
+        <w:t>牌堆作以下处理：如果是从主牌堆</w:t>
+      </w:r>
+      <w:r>
+        <w:rPr>
+          <w:rFonts w:hint="eastAsia"/>
+        </w:rPr>
+        <w:t>或升级牌堆</w:t>
+      </w:r>
+      <w:r>
+        <w:rPr>
+          <w:rFonts w:hint="eastAsia"/>
+        </w:rPr>
+        <w:t>翻</w:t>
+      </w:r>
+      <w:r>
+        <w:rPr>
+          <w:rFonts w:hint="eastAsia"/>
+        </w:rPr>
+        <w:t>选</w:t>
+      </w:r>
+      <w:r>
+        <w:rPr>
+          <w:rFonts w:hint="eastAsia"/>
+        </w:rPr>
+        <w:t>，没有选中的牌</w:t>
+      </w:r>
+      <w:r>
+        <w:rPr>
+          <w:rFonts w:hint="eastAsia"/>
+        </w:rPr>
+        <w:t>洗回原牌堆</w:t>
+      </w:r>
+      <w:r>
+        <w:rPr>
+          <w:rFonts w:hint="eastAsia"/>
+        </w:rPr>
+        <w:t>；如果是从遭遇牌堆翻牌，没有选中的牌</w:t>
+      </w:r>
+      <w:r>
+        <w:rPr>
+          <w:rFonts w:hint="eastAsia"/>
+        </w:rPr>
+        <w:t>依次</w:t>
+      </w:r>
+      <w:r>
+        <w:rPr>
+          <w:rFonts w:hint="eastAsia"/>
+        </w:rPr>
+        <w:t>送去遭遇牌弃牌堆</w:t>
+      </w:r>
+      <w:r>
+        <w:rPr>
+          <w:rFonts w:hint="eastAsia"/>
+        </w:rPr>
+        <w:t>。</w:t>
+      </w:r>
+    </w:p>
+    <w:p>
+      <w:pPr>
+        <w:pStyle w:val="3"/>
+        <w:rPr>
+          <w:rFonts w:hint="eastAsia"/>
+        </w:rPr>
+      </w:pPr>
+      <w:r>
+        <w:rPr>
+          <w:rFonts w:hint="eastAsia"/>
+        </w:rPr>
+        <w:t>场上</w:t>
+      </w:r>
+    </w:p>
+    <w:p>
+      <w:pPr>
+        <w:rPr>
+          <w:rFonts w:hint="eastAsia"/>
+        </w:rPr>
+      </w:pPr>
+      <w:r>
+        <w:tab/>
+      </w:r>
+      <w:r>
+        <w:rPr>
+          <w:rFonts w:hint="eastAsia"/>
+        </w:rPr>
+        <w:t>场上指</w:t>
+      </w:r>
+      <w:r>
+        <w:rPr>
+          <w:rFonts w:hint="eastAsia"/>
+        </w:rPr>
+        <w:t>地城区</w:t>
+      </w:r>
+      <w:r>
+        <w:rPr>
+          <w:rFonts w:hint="eastAsia"/>
+        </w:rPr>
+        <w:t>。</w:t>
+      </w:r>
+    </w:p>
+    <w:p>
+      <w:pPr>
+        <w:pStyle w:val="3"/>
+        <w:rPr>
+          <w:rFonts w:hint="eastAsia"/>
+        </w:rPr>
+      </w:pPr>
+      <w:r>
+        <w:rPr>
+          <w:rFonts w:hint="eastAsia"/>
+        </w:rPr>
+        <w:t>阵营</w:t>
+      </w:r>
+      <w:r>
+        <w:rPr>
+          <w:rFonts w:hint="eastAsia"/>
+        </w:rPr>
+        <w:t>/敌友方</w:t>
+      </w:r>
+    </w:p>
+    <w:p>
+      <w:pPr>
+        <w:rPr>
+          <w:rFonts w:hint="eastAsia"/>
+        </w:rPr>
+      </w:pPr>
+      <w:r>
+        <w:tab/>
+      </w:r>
+      <w:r>
+        <w:rPr>
+          <w:rFonts w:hint="eastAsia"/>
+        </w:rPr>
+        <w:t>场上位于玩家侧的牌称为在玩家阵营，位于地城侧的牌称为在地城阵营。阵营不</w:t>
+      </w:r>
+      <w:r>
+        <w:rPr>
+          <w:rFonts w:hint="eastAsia"/>
+        </w:rPr>
         <w:lastRenderedPageBreak/>
-        <w:t>用语</w:t>
+        <w:t>同的牌彼此是敌方；阵营相同的牌彼此是友方。</w:t>
       </w:r>
     </w:p>
     <w:p>
@@ -4826,7 +4877,13 @@
         <w:rPr>
           <w:rFonts w:hint="eastAsia"/>
         </w:rPr>
-        <w:t>重抽</w:t>
+        <w:t>送墓/</w:t>
+      </w:r>
+      <w:r>
+        <w:rPr>
+          <w:rFonts w:hint="eastAsia"/>
+        </w:rPr>
+        <w:t>消灭/死亡</w:t>
       </w:r>
     </w:p>
     <w:p>
@@ -4842,47 +4899,95 @@
         <w:rPr>
           <w:rFonts w:hint="eastAsia"/>
         </w:rPr>
-        <w:t>指将1张牌放回其来源牌堆，</w:t>
-      </w:r>
-      <w:r>
-        <w:rPr>
-          <w:rFonts w:hint="eastAsia"/>
-        </w:rPr>
-        <w:t>洗牌后再</w:t>
-      </w:r>
-      <w:r>
-        <w:rPr>
-          <w:rFonts w:hint="eastAsia"/>
-        </w:rPr>
-        <w:t>从来源</w:t>
-      </w:r>
-      <w:proofErr w:type="gramStart"/>
-      <w:r>
-        <w:rPr>
-          <w:rFonts w:hint="eastAsia"/>
-        </w:rPr>
-        <w:t>牌堆抽另</w:t>
-      </w:r>
-      <w:proofErr w:type="gramEnd"/>
-      <w:r>
-        <w:rPr>
-          <w:rFonts w:hint="eastAsia"/>
-        </w:rPr>
-        <w:t>1张牌替代那张牌。</w:t>
-      </w:r>
-      <w:proofErr w:type="gramStart"/>
-      <w:r>
-        <w:rPr>
-          <w:rFonts w:hint="eastAsia"/>
-        </w:rPr>
-        <w:t>来源牌堆没有</w:t>
-      </w:r>
-      <w:proofErr w:type="gramEnd"/>
-      <w:r>
-        <w:rPr>
-          <w:rFonts w:hint="eastAsia"/>
-        </w:rPr>
-        <w:t>牌的情况下，不能重抽。</w:t>
+        <w:t>主牌堆的牌从场上</w:t>
+      </w:r>
+      <w:r>
+        <w:rPr>
+          <w:rFonts w:hint="eastAsia"/>
+        </w:rPr>
+        <w:t>送去墓地，则称那张牌死亡</w:t>
+      </w:r>
+      <w:r>
+        <w:rPr>
+          <w:rFonts w:hint="eastAsia"/>
+        </w:rPr>
+        <w:t>，一张牌A的效果导致另一张牌B死亡时，称为A消灭了B</w:t>
+      </w:r>
+      <w:r>
+        <w:rPr>
+          <w:rFonts w:hint="eastAsia"/>
+        </w:rPr>
+        <w:t>。部分牌的效果也能将牌从其他地方送去墓地，</w:t>
+      </w:r>
+      <w:r>
+        <w:rPr>
+          <w:rFonts w:hint="eastAsia"/>
+        </w:rPr>
+        <w:t>称为送墓</w:t>
+      </w:r>
+      <w:r>
+        <w:rPr>
+          <w:rFonts w:hint="eastAsia"/>
+        </w:rPr>
+        <w:t>，</w:t>
+      </w:r>
+      <w:r>
+        <w:rPr>
+          <w:rFonts w:hint="eastAsia"/>
+        </w:rPr>
+        <w:t>如无</w:t>
+      </w:r>
+      <w:r>
+        <w:rPr>
+          <w:rFonts w:hint="eastAsia"/>
+        </w:rPr>
+        <w:t>特别说明，</w:t>
+      </w:r>
+      <w:r>
+        <w:rPr>
+          <w:rFonts w:hint="eastAsia"/>
+        </w:rPr>
+        <w:t>不视为</w:t>
+      </w:r>
+      <w:r>
+        <w:rPr>
+          <w:rFonts w:hint="eastAsia"/>
+        </w:rPr>
+        <w:t>消灭和</w:t>
+      </w:r>
+      <w:r>
+        <w:rPr>
+          <w:rFonts w:hint="eastAsia"/>
+        </w:rPr>
+        <w:t>死亡。</w:t>
+      </w:r>
+    </w:p>
+    <w:p>
+      <w:pPr>
+        <w:rPr>
+          <w:rFonts w:hint="eastAsia"/>
+        </w:rPr>
+      </w:pPr>
+      <w:r>
+        <w:tab/>
+      </w:r>
+      <w:r>
+        <w:rPr>
+          <w:rFonts w:hint="eastAsia"/>
+        </w:rPr>
+        <w:t>场上的牌点数变为0时，在当前结算结束后</w:t>
+      </w:r>
+      <w:r>
+        <w:rPr>
+          <w:rFonts w:hint="eastAsia"/>
+        </w:rPr>
+        <w:t>立即</w:t>
+      </w:r>
+      <w:r>
+        <w:rPr>
+          <w:rFonts w:hint="eastAsia"/>
+        </w:rPr>
+        <w:t>死亡。</w:t>
       </w:r>
     </w:p>
     <w:p>
@@ -4896,7 +5001,7 @@
         <w:rPr>
           <w:rFonts w:hint="eastAsia"/>
         </w:rPr>
-        <w:t>横置</w:t>
+        <w:t>点数修改类效果的优先级</w:t>
       </w:r>
     </w:p>
     <w:p>
@@ -4912,7 +5017,7 @@
         <w:rPr>
           <w:rFonts w:hint="eastAsia"/>
         </w:rPr>
-        <w:t>横置代表牌失效时的状态。地城区的牌横置时，视为1张点数为1的无效果牌，其牌名和种族仍保持不变，在回合结束时将其复位。</w:t>
+        <w:t>多个点数修改类效果同时作用于同一张牌时，持续效果先生效，发动效果后生效。例如，某张牌的原始点数为1，被持续效果将点数修改为2，而另一发动效果使其点数加1，则这张牌的最终点数为3而不是2；另1张牌的原始点数为1，持续效果使其点数加1，另一发动效果将其点数修改为2，则这张牌的最终点数为2而不是3。</w:t>
       </w:r>
     </w:p>
     <w:p>
@@ -4926,7 +5031,7 @@
         <w:rPr>
           <w:rFonts w:hint="eastAsia"/>
         </w:rPr>
-        <w:t>移动</w:t>
+        <w:t>抽牌</w:t>
       </w:r>
     </w:p>
     <w:p>
@@ -4942,19 +5047,187 @@
         <w:rPr>
           <w:rFonts w:hint="eastAsia"/>
         </w:rPr>
-        <w:t>地城区的房间之间</w:t>
-      </w:r>
-      <w:r>
-        <w:rPr>
-          <w:rFonts w:hint="eastAsia"/>
-        </w:rPr>
-        <w:t>存在距离</w:t>
-      </w:r>
-      <w:r>
-        <w:rPr>
-          <w:rFonts w:hint="eastAsia"/>
-        </w:rPr>
-        <w:t>概念</w:t>
+        <w:t>没有限定来源的情况下，抽牌指从主牌堆将牌加入手牌。</w:t>
+      </w:r>
+    </w:p>
+    <w:p>
+      <w:pPr>
+        <w:pStyle w:val="3"/>
+        <w:rPr>
+          <w:rFonts w:hint="eastAsia"/>
+        </w:rPr>
+      </w:pPr>
+      <w:r>
+        <w:rPr>
+          <w:rFonts w:hint="eastAsia"/>
+        </w:rPr>
+        <w:t>受玩家控制/与玩家敌对</w:t>
+      </w:r>
+    </w:p>
+    <w:p>
+      <w:pPr>
+        <w:rPr>
+          <w:rFonts w:hint="eastAsia"/>
+        </w:rPr>
+      </w:pPr>
+      <w:r>
+        <w:tab/>
+      </w:r>
+      <w:r>
+        <w:rPr>
+          <w:rFonts w:hint="eastAsia"/>
+        </w:rPr>
+        <w:t>玩家手牌区和场上玩家</w:t>
+      </w:r>
+      <w:r>
+        <w:rPr>
+          <w:rFonts w:hint="eastAsia"/>
+        </w:rPr>
+        <w:t>阵营</w:t>
+      </w:r>
+      <w:r>
+        <w:rPr>
+          <w:rFonts w:hint="eastAsia"/>
+        </w:rPr>
+        <w:t>的牌</w:t>
+      </w:r>
+      <w:r>
+        <w:rPr>
+          <w:rFonts w:hint="eastAsia"/>
+        </w:rPr>
+        <w:t>视作受玩家</w:t>
+      </w:r>
+      <w:r>
+        <w:rPr>
+          <w:rFonts w:hint="eastAsia"/>
+        </w:rPr>
+        <w:t>控制</w:t>
+      </w:r>
+      <w:r>
+        <w:rPr>
+          <w:rFonts w:hint="eastAsia"/>
+        </w:rPr>
+        <w:t>。</w:t>
+      </w:r>
+    </w:p>
+    <w:p>
+      <w:pPr>
+        <w:pStyle w:val="3"/>
+        <w:rPr>
+          <w:rFonts w:hint="eastAsia"/>
+        </w:rPr>
+      </w:pPr>
+      <w:r>
+        <w:rPr>
+          <w:rFonts w:hint="eastAsia"/>
+        </w:rPr>
+        <w:t>效果中止</w:t>
+      </w:r>
+    </w:p>
+    <w:p>
+      <w:pPr>
+        <w:rPr>
+          <w:rFonts w:hint="eastAsia"/>
+        </w:rPr>
+      </w:pPr>
+      <w:r>
+        <w:tab/>
+      </w:r>
+      <w:r>
+        <w:rPr>
+          <w:rFonts w:hint="eastAsia"/>
+        </w:rPr>
+        <w:t>效果处理途中</w:t>
+      </w:r>
+      <w:r>
+        <w:rPr>
+          <w:rFonts w:hint="eastAsia"/>
+        </w:rPr>
+        <w:t>遇到</w:t>
+      </w:r>
+      <w:r>
+        <w:rPr>
+          <w:rFonts w:hint="eastAsia"/>
+        </w:rPr>
+        <w:t>无法继续处理</w:t>
+      </w:r>
+      <w:r>
+        <w:rPr>
+          <w:rFonts w:hint="eastAsia"/>
+        </w:rPr>
+        <w:t>的情况</w:t>
+      </w:r>
+      <w:r>
+        <w:rPr>
+          <w:rFonts w:hint="eastAsia"/>
+        </w:rPr>
+        <w:t>时，</w:t>
+      </w:r>
+      <w:r>
+        <w:rPr>
+          <w:rFonts w:hint="eastAsia"/>
+        </w:rPr>
+        <w:t>将同一句话中</w:t>
+      </w:r>
+      <w:r>
+        <w:rPr>
+          <w:rFonts w:hint="eastAsia"/>
+        </w:rPr>
+        <w:t>的后续</w:t>
+      </w:r>
+      <w:r>
+        <w:rPr>
+          <w:rFonts w:hint="eastAsia"/>
+        </w:rPr>
+        <w:t>处理</w:t>
+      </w:r>
+      <w:r>
+        <w:rPr>
+          <w:rFonts w:hint="eastAsia"/>
+        </w:rPr>
+        <w:t>全部跳过</w:t>
+      </w:r>
+      <w:r>
+        <w:rPr>
+          <w:rFonts w:hint="eastAsia"/>
+        </w:rPr>
+        <w:t>，从下一句开始继续处理</w:t>
+      </w:r>
+      <w:r>
+        <w:rPr>
+          <w:rFonts w:hint="eastAsia"/>
+        </w:rPr>
+        <w:t>。例如，</w:t>
+      </w:r>
+      <w:r>
+        <w:rPr>
+          <w:rFonts w:hint="eastAsia"/>
+        </w:rPr>
+        <w:t>一个效果</w:t>
+      </w:r>
+      <w:r>
+        <w:rPr>
+          <w:rFonts w:hint="eastAsia"/>
+        </w:rPr>
+        <w:t>要求玩家</w:t>
+      </w:r>
+      <w:r>
+        <w:rPr>
+          <w:rFonts w:hint="eastAsia"/>
+        </w:rPr>
+        <w:t>“</w:t>
+      </w:r>
+      <w:r>
+        <w:rPr>
+          <w:rFonts w:hint="eastAsia"/>
+        </w:rPr>
+        <w:t>从主牌堆抽1张牌，再将1张手牌放回主牌堆</w:t>
+      </w:r>
+      <w:r>
+        <w:rPr>
+          <w:rFonts w:hint="eastAsia"/>
+        </w:rPr>
+        <w:t>。然后受到1伤害”</w:t>
       </w:r>
       <w:r>
         <w:rPr>
@@ -4966,13 +5239,19 @@
         <w:rPr>
           <w:rFonts w:hint="eastAsia"/>
         </w:rPr>
-        <w:t>距离的</w:t>
-      </w:r>
-      <w:r>
-        <w:rPr>
-          <w:rFonts w:hint="eastAsia"/>
-        </w:rPr>
-        <w:t>单位为格</w:t>
+        <w:t>如果该效果发动时，</w:t>
+      </w:r>
+      <w:r>
+        <w:rPr>
+          <w:rFonts w:hint="eastAsia"/>
+        </w:rPr>
+        <w:t>主牌堆已经没有牌了，则玩家既不能从主牌堆抽牌，也不需要将手牌放回主牌堆</w:t>
+      </w:r>
+      <w:r>
+        <w:rPr>
+          <w:rFonts w:hint="eastAsia"/>
+        </w:rPr>
+        <w:t>，但是仍会受到1伤害</w:t>
       </w:r>
       <w:r>
         <w:rPr>
@@ -4980,113 +5259,60 @@
         </w:rPr>
         <w:t>。</w:t>
       </w:r>
-      <w:r>
-        <w:rPr>
-          <w:rFonts w:hint="eastAsia"/>
-        </w:rPr>
-        <w:t>相邻</w:t>
-      </w:r>
-      <w:r>
-        <w:rPr>
-          <w:rFonts w:hint="eastAsia"/>
-        </w:rPr>
-        <w:t>房间的</w:t>
-      </w:r>
-      <w:r>
-        <w:rPr>
-          <w:rFonts w:hint="eastAsia"/>
-        </w:rPr>
-        <w:t>距离为1格，</w:t>
-      </w:r>
-      <w:r>
-        <w:rPr>
-          <w:rFonts w:hint="eastAsia"/>
-        </w:rPr>
-        <w:t>因此“移动1格”即将牌移动相邻房间。</w:t>
-      </w:r>
-      <w:r>
-        <w:rPr>
-          <w:rFonts w:hint="eastAsia"/>
-        </w:rPr>
-        <w:t>不相邻的</w:t>
-      </w:r>
-      <w:r>
-        <w:rPr>
-          <w:rFonts w:hint="eastAsia"/>
-        </w:rPr>
-        <w:t>房间</w:t>
-      </w:r>
-      <w:r>
-        <w:rPr>
-          <w:rFonts w:hint="eastAsia"/>
-        </w:rPr>
-        <w:t>距离为从</w:t>
-      </w:r>
-      <w:r>
-        <w:rPr>
-          <w:rFonts w:hint="eastAsia"/>
-        </w:rPr>
-        <w:t>起始房间</w:t>
-      </w:r>
-      <w:r>
-        <w:rPr>
-          <w:rFonts w:hint="eastAsia"/>
-        </w:rPr>
-        <w:t>出发</w:t>
-      </w:r>
-      <w:r>
-        <w:rPr>
-          <w:rFonts w:hint="eastAsia"/>
-        </w:rPr>
-        <w:t>连续移动1格后达到目标房间的次数。</w:t>
-      </w:r>
-    </w:p>
-    <w:p>
-      <w:pPr>
-        <w:rPr>
-          <w:rFonts w:hint="eastAsia"/>
-        </w:rPr>
-      </w:pPr>
+    </w:p>
+    <w:p>
+      <w:pPr>
+        <w:pStyle w:val="3"/>
+        <w:rPr>
+          <w:rFonts w:hint="eastAsia"/>
+        </w:rPr>
+      </w:pPr>
+      <w:r>
+        <w:rPr>
+          <w:rFonts w:hint="eastAsia"/>
+        </w:rPr>
+        <w:t>效果的</w:t>
+      </w:r>
+      <w:r>
+        <w:rPr>
+          <w:rFonts w:hint="eastAsia"/>
+        </w:rPr>
+        <w:t>插入</w:t>
+      </w:r>
+      <w:r>
+        <w:rPr>
+          <w:rFonts w:hint="eastAsia"/>
+        </w:rPr>
+        <w:t>结算</w:t>
+      </w:r>
+    </w:p>
+    <w:p>
       <w:r>
         <w:tab/>
       </w:r>
-      <w:proofErr w:type="gramStart"/>
-      <w:r>
-        <w:rPr>
-          <w:rFonts w:hint="eastAsia"/>
-        </w:rPr>
-        <w:t>牌通过</w:t>
-      </w:r>
-      <w:proofErr w:type="gramEnd"/>
-      <w:r>
-        <w:rPr>
-          <w:rFonts w:hint="eastAsia"/>
-        </w:rPr>
-        <w:t>移动的方式进入另一个房间时，将其放置在房间</w:t>
-      </w:r>
-      <w:r>
-        <w:rPr>
-          <w:rFonts w:hint="eastAsia"/>
-        </w:rPr>
-        <w:t>的最</w:t>
-      </w:r>
-      <w:r>
-        <w:rPr>
-          <w:rFonts w:hint="eastAsia"/>
-        </w:rPr>
-        <w:t>靠</w:t>
-      </w:r>
-      <w:r>
-        <w:rPr>
-          <w:rFonts w:hint="eastAsia"/>
-        </w:rPr>
-        <w:t>后</w:t>
-      </w:r>
-      <w:r>
-        <w:rPr>
-          <w:rFonts w:hint="eastAsia"/>
-        </w:rPr>
-        <w:t>方的位置</w:t>
+      <w:r>
+        <w:rPr>
+          <w:rFonts w:hint="eastAsia"/>
+        </w:rPr>
+        <w:t>一个效果执行中时，如果满足了其他效果的触发条件，</w:t>
+      </w:r>
+      <w:r>
+        <w:rPr>
+          <w:rFonts w:hint="eastAsia"/>
+        </w:rPr>
+        <w:t>也不立即触发，而是将其记录下来，等到</w:t>
+      </w:r>
+      <w:r>
+        <w:rPr>
+          <w:rFonts w:hint="eastAsia"/>
+        </w:rPr>
+        <w:t>先前的效果结算完毕后</w:t>
+      </w:r>
+      <w:r>
+        <w:rPr>
+          <w:rFonts w:hint="eastAsia"/>
+        </w:rPr>
+        <w:t>，根据被触发效果被记录的顺序依次结算被触发效果</w:t>
       </w:r>
       <w:r>
         <w:rPr>
@@ -5098,21 +5324,12 @@
     <w:p>
       <w:pPr>
         <w:pStyle w:val="3"/>
-        <w:rPr>
-          <w:rFonts w:hint="eastAsia"/>
-        </w:rPr>
-      </w:pPr>
-      <w:r>
-        <w:rPr>
-          <w:rFonts w:hint="eastAsia"/>
-        </w:rPr>
-        <w:t>翻</w:t>
-      </w:r>
-      <w:r>
-        <w:rPr>
-          <w:rFonts w:hint="eastAsia"/>
-        </w:rPr>
-        <w:t>选</w:t>
+      </w:pPr>
+      <w:r>
+        <w:rPr>
+          <w:rFonts w:hint="eastAsia"/>
+        </w:rPr>
+        <w:t>出售</w:t>
       </w:r>
     </w:p>
     <w:p>
@@ -5128,25 +5345,104 @@
         <w:rPr>
           <w:rFonts w:hint="eastAsia"/>
         </w:rPr>
-        <w:t>指从牌堆中翻开</w:t>
-      </w:r>
-      <w:r>
-        <w:rPr>
-          <w:rFonts w:hint="eastAsia"/>
-        </w:rPr>
-        <w:t>数</w:t>
-      </w:r>
-      <w:r>
-        <w:rPr>
-          <w:rFonts w:hint="eastAsia"/>
-        </w:rPr>
-        <w:t>张牌</w:t>
-      </w:r>
-      <w:r>
-        <w:rPr>
-          <w:rFonts w:hint="eastAsia"/>
-        </w:rPr>
-        <w:t>后</w:t>
+        <w:t>《商店》牌的效果允许玩家出售道具牌，出售是特殊的弃置，除了会触发出售时发动的效果外，也会触发弃置时发动的效果。</w:t>
+      </w:r>
+    </w:p>
+    <w:p>
+      <w:pPr>
+        <w:pStyle w:val="3"/>
+        <w:rPr>
+          <w:rFonts w:hint="eastAsia"/>
+        </w:rPr>
+      </w:pPr>
+      <w:r>
+        <w:rPr>
+          <w:rFonts w:hint="eastAsia"/>
+        </w:rPr>
+        <w:lastRenderedPageBreak/>
+        <w:t>效果文本</w:t>
+      </w:r>
+      <w:r>
+        <w:rPr>
+          <w:rFonts w:hint="eastAsia"/>
+        </w:rPr>
+        <w:t>：</w:t>
+      </w:r>
+      <w:r>
+        <w:rPr>
+          <w:rFonts w:hint="eastAsia"/>
+        </w:rPr>
+        <w:t>呼唤</w:t>
+      </w:r>
+    </w:p>
+    <w:p>
+      <w:pPr>
+        <w:rPr>
+          <w:rFonts w:hint="eastAsia"/>
+        </w:rPr>
+      </w:pPr>
+      <w:r>
+        <w:tab/>
+      </w:r>
+      <w:r>
+        <w:rPr>
+          <w:rFonts w:hint="eastAsia"/>
+        </w:rPr>
+        <w:t>效果文本中“呼唤</w:t>
+      </w:r>
+      <w:r>
+        <w:rPr>
+          <w:rFonts w:hint="eastAsia"/>
+        </w:rPr>
+        <w:t>&lt;</w:t>
+      </w:r>
+      <w:r>
+        <w:rPr>
+          <w:rFonts w:hint="eastAsia"/>
+        </w:rPr>
+        <w:t>指定</w:t>
+      </w:r>
+      <w:r>
+        <w:rPr>
+          <w:rFonts w:hint="eastAsia"/>
+        </w:rPr>
+        <w:t>区域</w:t>
+      </w:r>
+      <w:r>
+        <w:rPr>
+          <w:rFonts w:hint="eastAsia"/>
+        </w:rPr>
+        <w:t>&gt;</w:t>
+      </w:r>
+      <w:r>
+        <w:rPr>
+          <w:rFonts w:hint="eastAsia"/>
+        </w:rPr>
+        <w:t>的</w:t>
+      </w:r>
+      <w:r>
+        <w:rPr>
+          <w:rFonts w:hint="eastAsia"/>
+        </w:rPr>
+        <w:t>&lt;</w:t>
+      </w:r>
+      <w:r>
+        <w:rPr>
+          <w:rFonts w:hint="eastAsia"/>
+        </w:rPr>
+        <w:t>满足特定条件的牌</w:t>
+      </w:r>
+      <w:r>
+        <w:rPr>
+          <w:rFonts w:hint="eastAsia"/>
+        </w:rPr>
+        <w:t>&gt;</w:t>
+      </w:r>
+      <w:r>
+        <w:rPr>
+          <w:rFonts w:hint="eastAsia"/>
+        </w:rPr>
+        <w:t>”</w:t>
       </w:r>
       <w:r>
         <w:rPr>
@@ -5158,19 +5454,37 @@
         <w:rPr>
           <w:rFonts w:hint="eastAsia"/>
         </w:rPr>
-        <w:t>再</w:t>
-      </w:r>
-      <w:r>
-        <w:rPr>
-          <w:rFonts w:hint="eastAsia"/>
-        </w:rPr>
-        <w:t>选</w:t>
-      </w:r>
-      <w:r>
-        <w:rPr>
-          <w:rFonts w:hint="eastAsia"/>
-        </w:rPr>
-        <w:t>其中的某几张</w:t>
+        <w:t>发动时机为</w:t>
+      </w:r>
+      <w:r>
+        <w:rPr>
+          <w:rFonts w:hint="eastAsia"/>
+        </w:rPr>
+        <w:t>开战</w:t>
+      </w:r>
+      <w:r>
+        <w:rPr>
+          <w:rFonts w:hint="eastAsia"/>
+        </w:rPr>
+        <w:t>时</w:t>
+      </w:r>
+      <w:r>
+        <w:rPr>
+          <w:rFonts w:hint="eastAsia"/>
+        </w:rPr>
+        <w:t>，发动时从指定的区域中将相应的牌取出。未指定被呼唤的牌放置的位置时，将其</w:t>
+      </w:r>
+      <w:r>
+        <w:rPr>
+          <w:rFonts w:hint="eastAsia"/>
+        </w:rPr>
+        <w:t>移入</w:t>
+      </w:r>
+      <w:r>
+        <w:rPr>
+          <w:rFonts w:hint="eastAsia"/>
+        </w:rPr>
+        <w:t>发动呼唤效果的牌所在房间</w:t>
       </w:r>
       <w:r>
         <w:rPr>
@@ -5182,158 +5496,38 @@
         <w:rPr>
           <w:rFonts w:hint="eastAsia"/>
         </w:rPr>
-        <w:t>当</w:t>
-      </w:r>
-      <w:r>
-        <w:rPr>
-          <w:rFonts w:hint="eastAsia"/>
-        </w:rPr>
-        <w:t>规则或效果文本要求玩家从某个</w:t>
-      </w:r>
-      <w:proofErr w:type="gramStart"/>
-      <w:r>
-        <w:rPr>
-          <w:rFonts w:hint="eastAsia"/>
-        </w:rPr>
-        <w:t>牌堆</w:t>
-      </w:r>
-      <w:r>
-        <w:rPr>
-          <w:rFonts w:hint="eastAsia"/>
-        </w:rPr>
-        <w:t>翻</w:t>
-      </w:r>
-      <w:proofErr w:type="gramEnd"/>
-      <w:r>
-        <w:rPr>
-          <w:rFonts w:hint="eastAsia"/>
-        </w:rPr>
-        <w:t>选</w:t>
-      </w:r>
-      <w:r>
-        <w:rPr>
-          <w:rFonts w:hint="eastAsia"/>
-        </w:rPr>
-        <w:t>时，如果没有额外的</w:t>
-      </w:r>
-      <w:r>
-        <w:rPr>
-          <w:rFonts w:hint="eastAsia"/>
-        </w:rPr>
-        <w:t>说明，则</w:t>
-      </w:r>
-      <w:r>
-        <w:rPr>
-          <w:rFonts w:hint="eastAsia"/>
-        </w:rPr>
-        <w:t>没有被选中的</w:t>
-      </w:r>
-      <w:proofErr w:type="gramStart"/>
-      <w:r>
-        <w:rPr>
-          <w:rFonts w:hint="eastAsia"/>
-        </w:rPr>
-        <w:t>牌根据</w:t>
-      </w:r>
-      <w:proofErr w:type="gramEnd"/>
-      <w:r>
-        <w:rPr>
-          <w:rFonts w:hint="eastAsia"/>
-        </w:rPr>
-        <w:t>其来源</w:t>
-      </w:r>
-      <w:proofErr w:type="gramStart"/>
-      <w:r>
-        <w:rPr>
-          <w:rFonts w:hint="eastAsia"/>
-        </w:rPr>
-        <w:t>牌堆作</w:t>
-      </w:r>
-      <w:proofErr w:type="gramEnd"/>
-      <w:r>
-        <w:rPr>
-          <w:rFonts w:hint="eastAsia"/>
-        </w:rPr>
-        <w:t>以下处理：如果是从主牌堆</w:t>
-      </w:r>
-      <w:r>
-        <w:rPr>
-          <w:rFonts w:hint="eastAsia"/>
-        </w:rPr>
-        <w:t>或升级</w:t>
-      </w:r>
-      <w:proofErr w:type="gramStart"/>
-      <w:r>
-        <w:rPr>
-          <w:rFonts w:hint="eastAsia"/>
-        </w:rPr>
-        <w:t>牌堆</w:t>
-      </w:r>
-      <w:r>
-        <w:rPr>
-          <w:rFonts w:hint="eastAsia"/>
-        </w:rPr>
-        <w:t>翻</w:t>
-      </w:r>
-      <w:r>
-        <w:rPr>
-          <w:rFonts w:hint="eastAsia"/>
-        </w:rPr>
-        <w:t>选</w:t>
-      </w:r>
-      <w:proofErr w:type="gramEnd"/>
-      <w:r>
-        <w:rPr>
-          <w:rFonts w:hint="eastAsia"/>
-        </w:rPr>
-        <w:t>，没有选中的牌</w:t>
-      </w:r>
-      <w:r>
-        <w:rPr>
-          <w:rFonts w:hint="eastAsia"/>
-        </w:rPr>
-        <w:t>洗回原牌堆</w:t>
-      </w:r>
-      <w:r>
-        <w:rPr>
-          <w:rFonts w:hint="eastAsia"/>
-        </w:rPr>
-        <w:t>；如果是从</w:t>
-      </w:r>
-      <w:proofErr w:type="gramStart"/>
-      <w:r>
-        <w:rPr>
-          <w:rFonts w:hint="eastAsia"/>
-        </w:rPr>
-        <w:t>遭遇牌堆翻牌</w:t>
-      </w:r>
-      <w:proofErr w:type="gramEnd"/>
-      <w:r>
-        <w:rPr>
-          <w:rFonts w:hint="eastAsia"/>
-        </w:rPr>
-        <w:t>，没有选中的牌</w:t>
-      </w:r>
-      <w:r>
-        <w:rPr>
-          <w:rFonts w:hint="eastAsia"/>
-        </w:rPr>
-        <w:t>依次</w:t>
-      </w:r>
-      <w:r>
-        <w:rPr>
-          <w:rFonts w:hint="eastAsia"/>
-        </w:rPr>
-        <w:t>送去遭遇</w:t>
-      </w:r>
-      <w:proofErr w:type="gramStart"/>
-      <w:r>
-        <w:rPr>
-          <w:rFonts w:hint="eastAsia"/>
-        </w:rPr>
-        <w:t>牌弃牌堆</w:t>
-      </w:r>
-      <w:proofErr w:type="gramEnd"/>
+        <w:t>未指定被呼唤的牌的势力时，</w:t>
+      </w:r>
+      <w:r>
+        <w:rPr>
+          <w:rFonts w:hint="eastAsia"/>
+        </w:rPr>
+        <w:t>与发动呼唤效果的牌</w:t>
+      </w:r>
+      <w:r>
+        <w:rPr>
+          <w:rFonts w:hint="eastAsia"/>
+        </w:rPr>
+        <w:t>势力</w:t>
+      </w:r>
+      <w:r>
+        <w:rPr>
+          <w:rFonts w:hint="eastAsia"/>
+        </w:rPr>
+        <w:t>保持一致</w:t>
+      </w:r>
+      <w:r>
+        <w:rPr>
+          <w:rFonts w:hint="eastAsia"/>
+        </w:rPr>
+        <w:t>。被呼唤的牌</w:t>
+      </w:r>
+      <w:r>
+        <w:rPr>
+          <w:rFonts w:hint="eastAsia"/>
+        </w:rPr>
+        <w:t>默认放置在最前方，以免被呼唤的牌连锁发动呼唤效果</w:t>
+      </w:r>
       <w:r>
         <w:rPr>
           <w:rFonts w:hint="eastAsia"/>
@@ -5352,7 +5546,19 @@
         <w:rPr>
           <w:rFonts w:hint="eastAsia"/>
         </w:rPr>
-        <w:t>场上</w:t>
+        <w:t>效果文本</w:t>
+      </w:r>
+      <w:r>
+        <w:rPr>
+          <w:rFonts w:hint="eastAsia"/>
+        </w:rPr>
+        <w:t>：</w:t>
+      </w:r>
+      <w:r>
+        <w:rPr>
+          <w:rFonts w:hint="eastAsia"/>
+        </w:rPr>
+        <w:t>持续</w:t>
       </w:r>
     </w:p>
     <w:p>
@@ -5368,19 +5574,31 @@
         <w:rPr>
           <w:rFonts w:hint="eastAsia"/>
         </w:rPr>
-        <w:t>场上指</w:t>
-      </w:r>
-      <w:r>
-        <w:rPr>
-          <w:rFonts w:hint="eastAsia"/>
-        </w:rPr>
-        <w:t>地城区</w:t>
-      </w:r>
-      <w:r>
-        <w:rPr>
-          <w:rFonts w:hint="eastAsia"/>
-        </w:rPr>
-        <w:t>。</w:t>
+        <w:t>只要在场上存在</w:t>
+      </w:r>
+      <w:r>
+        <w:rPr>
+          <w:rFonts w:hint="eastAsia"/>
+        </w:rPr>
+        <w:t>且没有被横置，</w:t>
+      </w:r>
+      <w:r>
+        <w:rPr>
+          <w:rFonts w:hint="eastAsia"/>
+        </w:rPr>
+        <w:t>就始终</w:t>
+      </w:r>
+      <w:r>
+        <w:rPr>
+          <w:rFonts w:hint="eastAsia"/>
+        </w:rPr>
+        <w:t>生</w:t>
+      </w:r>
+      <w:r>
+        <w:rPr>
+          <w:rFonts w:hint="eastAsia"/>
+        </w:rPr>
+        <w:t>效的效果。</w:t>
       </w:r>
     </w:p>
     <w:p>
@@ -5394,7 +5612,19 @@
         <w:rPr>
           <w:rFonts w:hint="eastAsia"/>
         </w:rPr>
-        <w:t>检索</w:t>
+        <w:t>效果文本</w:t>
+      </w:r>
+      <w:r>
+        <w:rPr>
+          <w:rFonts w:hint="eastAsia"/>
+        </w:rPr>
+        <w:t>：</w:t>
+      </w:r>
+      <w:r>
+        <w:rPr>
+          <w:rFonts w:hint="eastAsia"/>
+        </w:rPr>
+        <w:t>被弃置时</w:t>
       </w:r>
     </w:p>
     <w:p>
@@ -5410,139 +5640,19 @@
         <w:rPr>
           <w:rFonts w:hint="eastAsia"/>
         </w:rPr>
-        <w:t>规则或效果文本要求玩家</w:t>
-      </w:r>
-      <w:r>
-        <w:rPr>
-          <w:rFonts w:hint="eastAsia"/>
-        </w:rPr>
-        <w:t>从某处</w:t>
-      </w:r>
-      <w:r>
-        <w:rPr>
-          <w:rFonts w:hint="eastAsia"/>
-        </w:rPr>
-        <w:t>检索</w:t>
-      </w:r>
-      <w:r>
-        <w:rPr>
-          <w:rFonts w:hint="eastAsia"/>
-        </w:rPr>
-        <w:t>牌时，从</w:t>
-      </w:r>
-      <w:proofErr w:type="gramStart"/>
-      <w:r>
-        <w:rPr>
-          <w:rFonts w:hint="eastAsia"/>
-        </w:rPr>
-        <w:t>对应牌堆查找</w:t>
-      </w:r>
-      <w:proofErr w:type="gramEnd"/>
-      <w:r>
-        <w:rPr>
-          <w:rFonts w:hint="eastAsia"/>
-        </w:rPr>
-        <w:t>第1张符合要求的牌，然后洗牌。</w:t>
-      </w:r>
-    </w:p>
-    <w:p>
-      <w:pPr>
-        <w:rPr>
-          <w:rFonts w:hint="eastAsia"/>
-        </w:rPr>
-      </w:pPr>
-      <w:r>
-        <w:tab/>
-      </w:r>
-      <w:r>
-        <w:rPr>
-          <w:rFonts w:hint="eastAsia"/>
-        </w:rPr>
-        <w:t>要求玩家</w:t>
-      </w:r>
-      <w:r>
-        <w:rPr>
-          <w:rFonts w:hint="eastAsia"/>
-        </w:rPr>
-        <w:t>从某处</w:t>
-      </w:r>
-      <w:r>
-        <w:rPr>
-          <w:rFonts w:hint="eastAsia"/>
-        </w:rPr>
-        <w:t>选前/第</w:t>
-      </w:r>
-      <w:r>
-        <w:rPr>
-          <w:rFonts w:hint="eastAsia"/>
-        </w:rPr>
-        <w:t>n</w:t>
-      </w:r>
-      <w:r>
-        <w:rPr>
-          <w:rFonts w:hint="eastAsia"/>
-        </w:rPr>
-        <w:t>张符合条件的牌时，从</w:t>
-      </w:r>
-      <w:proofErr w:type="gramStart"/>
-      <w:r>
-        <w:rPr>
-          <w:rFonts w:hint="eastAsia"/>
-        </w:rPr>
-        <w:t>对应</w:t>
-      </w:r>
-      <w:r>
-        <w:rPr>
-          <w:rFonts w:hint="eastAsia"/>
-        </w:rPr>
-        <w:t>牌堆</w:t>
-      </w:r>
-      <w:r>
-        <w:rPr>
-          <w:rFonts w:hint="eastAsia"/>
-        </w:rPr>
-        <w:t>查找</w:t>
-      </w:r>
-      <w:proofErr w:type="gramEnd"/>
-      <w:r>
-        <w:rPr>
-          <w:rFonts w:hint="eastAsia"/>
-        </w:rPr>
-        <w:t>前</w:t>
-      </w:r>
-      <w:r>
-        <w:rPr>
-          <w:rFonts w:hint="eastAsia"/>
-        </w:rPr>
-        <w:t>/第</w:t>
-      </w:r>
-      <w:r>
-        <w:rPr>
-          <w:rFonts w:hint="eastAsia"/>
-        </w:rPr>
-        <w:t>n</w:t>
-      </w:r>
-      <w:r>
-        <w:rPr>
-          <w:rFonts w:hint="eastAsia"/>
-        </w:rPr>
-        <w:t>张符合要求的牌，然后洗牌。</w:t>
-      </w:r>
-    </w:p>
-    <w:p>
-      <w:pPr>
-        <w:rPr>
-          <w:rFonts w:hint="eastAsia"/>
-        </w:rPr>
-      </w:pPr>
-      <w:r>
-        <w:tab/>
-      </w:r>
-      <w:r>
-        <w:rPr>
-          <w:rFonts w:hint="eastAsia"/>
-        </w:rPr>
-        <w:t>如果没能查找到需要检索的牌，</w:t>
+        <w:t>如无</w:t>
+      </w:r>
+      <w:r>
+        <w:rPr>
+          <w:rFonts w:hint="eastAsia"/>
+        </w:rPr>
+        <w:t>定语</w:t>
+      </w:r>
+      <w:r>
+        <w:rPr>
+          <w:rFonts w:hint="eastAsia"/>
+        </w:rPr>
+        <w:t>，</w:t>
       </w:r>
       <w:r>
         <w:rPr>
@@ -5554,614 +5664,13 @@
         <w:rPr>
           <w:rFonts w:hint="eastAsia"/>
         </w:rPr>
-        <w:t>直接</w:t>
-      </w:r>
-      <w:r>
-        <w:rPr>
-          <w:rFonts w:hint="eastAsia"/>
-        </w:rPr>
-        <w:t>洗牌，</w:t>
-      </w:r>
-      <w:r>
-        <w:rPr>
-          <w:rFonts w:hint="eastAsia"/>
-        </w:rPr>
-        <w:t>并</w:t>
-      </w:r>
-      <w:r>
-        <w:rPr>
-          <w:rFonts w:hint="eastAsia"/>
-        </w:rPr>
-        <w:t>使</w:t>
-      </w:r>
-      <w:r>
-        <w:rPr>
-          <w:rFonts w:hint="eastAsia"/>
-        </w:rPr>
-        <w:t>检索</w:t>
-      </w:r>
-      <w:r>
-        <w:rPr>
-          <w:rFonts w:hint="eastAsia"/>
-        </w:rPr>
-        <w:t>效果</w:t>
-      </w:r>
-      <w:r>
-        <w:rPr>
-          <w:rFonts w:hint="eastAsia"/>
-        </w:rPr>
-        <w:t>中止</w:t>
-      </w:r>
-      <w:r>
-        <w:rPr>
-          <w:rFonts w:hint="eastAsia"/>
-        </w:rPr>
-        <w:t>。</w:t>
-      </w:r>
-    </w:p>
-    <w:p>
-      <w:pPr>
-        <w:pStyle w:val="3"/>
-        <w:rPr>
-          <w:rFonts w:hint="eastAsia"/>
-        </w:rPr>
-      </w:pPr>
-      <w:proofErr w:type="gramStart"/>
-      <w:r>
-        <w:rPr>
-          <w:rFonts w:hint="eastAsia"/>
-        </w:rPr>
-        <w:lastRenderedPageBreak/>
-        <w:t>送墓</w:t>
-      </w:r>
-      <w:proofErr w:type="gramEnd"/>
-      <w:r>
-        <w:rPr>
-          <w:rFonts w:hint="eastAsia"/>
-        </w:rPr>
-        <w:t>/</w:t>
-      </w:r>
-      <w:r>
-        <w:rPr>
-          <w:rFonts w:hint="eastAsia"/>
-        </w:rPr>
-        <w:t>消灭/死亡</w:t>
-      </w:r>
-    </w:p>
-    <w:p>
-      <w:pPr>
-        <w:rPr>
-          <w:rFonts w:hint="eastAsia"/>
-        </w:rPr>
-      </w:pPr>
-      <w:r>
-        <w:tab/>
-      </w:r>
-      <w:r>
-        <w:rPr>
-          <w:rFonts w:hint="eastAsia"/>
-        </w:rPr>
-        <w:t>主牌堆的牌从场上</w:t>
-      </w:r>
-      <w:r>
-        <w:rPr>
-          <w:rFonts w:hint="eastAsia"/>
-        </w:rPr>
-        <w:t>送去墓地，则称那张牌死亡</w:t>
-      </w:r>
-      <w:r>
-        <w:rPr>
-          <w:rFonts w:hint="eastAsia"/>
-        </w:rPr>
-        <w:t>，一张牌A的效果导致另一张牌B死亡时，称为A消灭了B</w:t>
-      </w:r>
-      <w:r>
-        <w:rPr>
-          <w:rFonts w:hint="eastAsia"/>
-        </w:rPr>
-        <w:t>。部分牌的效果也能将牌从其他地方送去墓地，</w:t>
-      </w:r>
-      <w:r>
-        <w:rPr>
-          <w:rFonts w:hint="eastAsia"/>
-        </w:rPr>
-        <w:t>称为送墓</w:t>
-      </w:r>
-      <w:r>
-        <w:rPr>
-          <w:rFonts w:hint="eastAsia"/>
-        </w:rPr>
-        <w:t>，</w:t>
-      </w:r>
-      <w:r>
-        <w:rPr>
-          <w:rFonts w:hint="eastAsia"/>
-        </w:rPr>
-        <w:t>如无</w:t>
-      </w:r>
-      <w:r>
-        <w:rPr>
-          <w:rFonts w:hint="eastAsia"/>
-        </w:rPr>
-        <w:t>特别说明，</w:t>
-      </w:r>
-      <w:proofErr w:type="gramStart"/>
-      <w:r>
-        <w:rPr>
-          <w:rFonts w:hint="eastAsia"/>
-        </w:rPr>
-        <w:t>不</w:t>
-      </w:r>
-      <w:proofErr w:type="gramEnd"/>
-      <w:r>
-        <w:rPr>
-          <w:rFonts w:hint="eastAsia"/>
-        </w:rPr>
-        <w:t>视为</w:t>
-      </w:r>
-      <w:r>
-        <w:rPr>
-          <w:rFonts w:hint="eastAsia"/>
-        </w:rPr>
-        <w:t>消灭和</w:t>
-      </w:r>
-      <w:r>
-        <w:rPr>
-          <w:rFonts w:hint="eastAsia"/>
-        </w:rPr>
-        <w:t>死亡。</w:t>
-      </w:r>
-    </w:p>
-    <w:p>
-      <w:pPr>
-        <w:rPr>
-          <w:rFonts w:hint="eastAsia"/>
-        </w:rPr>
-      </w:pPr>
-      <w:r>
-        <w:tab/>
-      </w:r>
-      <w:r>
-        <w:rPr>
-          <w:rFonts w:hint="eastAsia"/>
-        </w:rPr>
-        <w:t>场上的牌点数变为0时，在当前结算结束后</w:t>
-      </w:r>
-      <w:r>
-        <w:rPr>
-          <w:rFonts w:hint="eastAsia"/>
-        </w:rPr>
-        <w:t>立即</w:t>
-      </w:r>
-      <w:r>
-        <w:rPr>
-          <w:rFonts w:hint="eastAsia"/>
-        </w:rPr>
-        <w:t>死亡。</w:t>
-      </w:r>
-    </w:p>
-    <w:p>
-      <w:pPr>
-        <w:pStyle w:val="3"/>
-        <w:rPr>
-          <w:rFonts w:hint="eastAsia"/>
-        </w:rPr>
-      </w:pPr>
-      <w:r>
-        <w:rPr>
-          <w:rFonts w:hint="eastAsia"/>
-        </w:rPr>
-        <w:t>点数修改</w:t>
-      </w:r>
-      <w:proofErr w:type="gramStart"/>
-      <w:r>
-        <w:rPr>
-          <w:rFonts w:hint="eastAsia"/>
-        </w:rPr>
-        <w:t>类效果</w:t>
-      </w:r>
-      <w:proofErr w:type="gramEnd"/>
-      <w:r>
-        <w:rPr>
-          <w:rFonts w:hint="eastAsia"/>
-        </w:rPr>
-        <w:t>的优先级</w:t>
-      </w:r>
-    </w:p>
-    <w:p>
-      <w:pPr>
-        <w:rPr>
-          <w:rFonts w:hint="eastAsia"/>
-        </w:rPr>
-      </w:pPr>
-      <w:r>
-        <w:tab/>
-      </w:r>
-      <w:r>
-        <w:rPr>
-          <w:rFonts w:hint="eastAsia"/>
-        </w:rPr>
-        <w:t>多个点数修改</w:t>
-      </w:r>
-      <w:proofErr w:type="gramStart"/>
-      <w:r>
-        <w:rPr>
-          <w:rFonts w:hint="eastAsia"/>
-        </w:rPr>
-        <w:t>类效果</w:t>
-      </w:r>
-      <w:proofErr w:type="gramEnd"/>
-      <w:r>
-        <w:rPr>
-          <w:rFonts w:hint="eastAsia"/>
-        </w:rPr>
-        <w:t>同时作用于同一张牌时，持续效果先生效，发动效果后生效。例如，某张牌的原始点数为1，被持续效果将点数修改为2，而另一发动效果使其点数加1，则这张牌的最终点数为3而不是2；另1张牌的原始点数为1，持续效果使其点数加1，另一发动效果将其点数修改为2，则这张牌的最终点数为2而不是3。</w:t>
-      </w:r>
-    </w:p>
-    <w:p>
-      <w:pPr>
-        <w:pStyle w:val="3"/>
-        <w:rPr>
-          <w:rFonts w:hint="eastAsia"/>
-        </w:rPr>
-      </w:pPr>
-      <w:r>
-        <w:rPr>
-          <w:rFonts w:hint="eastAsia"/>
-        </w:rPr>
-        <w:t>抽牌/加入手牌。</w:t>
-      </w:r>
-    </w:p>
-    <w:p>
-      <w:pPr>
-        <w:rPr>
-          <w:rFonts w:hint="eastAsia"/>
-        </w:rPr>
-      </w:pPr>
-      <w:r>
-        <w:tab/>
-      </w:r>
-      <w:r>
-        <w:rPr>
-          <w:rFonts w:hint="eastAsia"/>
-        </w:rPr>
-        <w:t>没有限定来源的情况下，抽牌指从</w:t>
-      </w:r>
-      <w:proofErr w:type="gramStart"/>
-      <w:r>
-        <w:rPr>
-          <w:rFonts w:hint="eastAsia"/>
-        </w:rPr>
-        <w:t>主牌堆将牌</w:t>
-      </w:r>
-      <w:proofErr w:type="gramEnd"/>
-      <w:r>
-        <w:rPr>
-          <w:rFonts w:hint="eastAsia"/>
-        </w:rPr>
-        <w:t>加入手牌。</w:t>
-      </w:r>
-    </w:p>
-    <w:p>
-      <w:pPr>
-        <w:pStyle w:val="3"/>
-        <w:rPr>
-          <w:rFonts w:hint="eastAsia"/>
-        </w:rPr>
-      </w:pPr>
-      <w:r>
-        <w:rPr>
-          <w:rFonts w:hint="eastAsia"/>
-        </w:rPr>
-        <w:t>受玩家控制/与玩家敌对</w:t>
-      </w:r>
-    </w:p>
-    <w:p>
-      <w:pPr>
-        <w:rPr>
-          <w:rFonts w:hint="eastAsia"/>
-        </w:rPr>
-      </w:pPr>
-      <w:r>
-        <w:tab/>
-      </w:r>
-      <w:proofErr w:type="gramStart"/>
-      <w:r>
-        <w:rPr>
-          <w:rFonts w:hint="eastAsia"/>
-        </w:rPr>
-        <w:t>玩家手牌区</w:t>
-      </w:r>
-      <w:proofErr w:type="gramEnd"/>
-      <w:r>
-        <w:rPr>
-          <w:rFonts w:hint="eastAsia"/>
-        </w:rPr>
-        <w:t>和场上玩家侧的牌</w:t>
-      </w:r>
-      <w:r>
-        <w:rPr>
-          <w:rFonts w:hint="eastAsia"/>
-        </w:rPr>
-        <w:t>视作受玩家</w:t>
-      </w:r>
-      <w:r>
-        <w:rPr>
-          <w:rFonts w:hint="eastAsia"/>
-        </w:rPr>
-        <w:t>控制</w:t>
-      </w:r>
-      <w:r>
-        <w:rPr>
-          <w:rFonts w:hint="eastAsia"/>
-        </w:rPr>
-        <w:t>。</w:t>
-      </w:r>
-    </w:p>
-    <w:p>
-      <w:pPr>
-        <w:pStyle w:val="3"/>
-        <w:rPr>
-          <w:rFonts w:hint="eastAsia"/>
-        </w:rPr>
-      </w:pPr>
-      <w:r>
-        <w:rPr>
-          <w:rFonts w:hint="eastAsia"/>
-        </w:rPr>
-        <w:t>效果中止</w:t>
-      </w:r>
-    </w:p>
-    <w:p>
-      <w:pPr>
-        <w:rPr>
-          <w:rFonts w:hint="eastAsia"/>
-        </w:rPr>
-      </w:pPr>
-      <w:r>
-        <w:tab/>
-      </w:r>
-      <w:r>
-        <w:rPr>
-          <w:rFonts w:hint="eastAsia"/>
-        </w:rPr>
-        <w:t>效果处理途中</w:t>
-      </w:r>
-      <w:r>
-        <w:rPr>
-          <w:rFonts w:hint="eastAsia"/>
-        </w:rPr>
-        <w:t>遇到</w:t>
-      </w:r>
-      <w:r>
-        <w:rPr>
-          <w:rFonts w:hint="eastAsia"/>
-        </w:rPr>
-        <w:t>无法继续处理</w:t>
-      </w:r>
-      <w:r>
-        <w:rPr>
-          <w:rFonts w:hint="eastAsia"/>
-        </w:rPr>
-        <w:t>的情况</w:t>
-      </w:r>
-      <w:r>
-        <w:rPr>
-          <w:rFonts w:hint="eastAsia"/>
-        </w:rPr>
-        <w:t>时，</w:t>
-      </w:r>
-      <w:r>
-        <w:rPr>
-          <w:rFonts w:hint="eastAsia"/>
-        </w:rPr>
-        <w:t>将同一句话中</w:t>
-      </w:r>
-      <w:r>
-        <w:rPr>
-          <w:rFonts w:hint="eastAsia"/>
-        </w:rPr>
-        <w:t>的后续</w:t>
-      </w:r>
-      <w:r>
-        <w:rPr>
-          <w:rFonts w:hint="eastAsia"/>
-        </w:rPr>
-        <w:t>处理</w:t>
-      </w:r>
-      <w:r>
-        <w:rPr>
-          <w:rFonts w:hint="eastAsia"/>
-        </w:rPr>
-        <w:t>全部跳过</w:t>
-      </w:r>
-      <w:r>
-        <w:rPr>
-          <w:rFonts w:hint="eastAsia"/>
-        </w:rPr>
-        <w:t>，从下一句开始继续处理</w:t>
-      </w:r>
-      <w:r>
-        <w:rPr>
-          <w:rFonts w:hint="eastAsia"/>
-        </w:rPr>
-        <w:t>。例如，</w:t>
-      </w:r>
-      <w:r>
-        <w:rPr>
-          <w:rFonts w:hint="eastAsia"/>
-        </w:rPr>
-        <w:t>一个效果</w:t>
-      </w:r>
-      <w:r>
-        <w:rPr>
-          <w:rFonts w:hint="eastAsia"/>
-        </w:rPr>
-        <w:t>要求玩家</w:t>
-      </w:r>
-      <w:r>
-        <w:rPr>
-          <w:rFonts w:hint="eastAsia"/>
-        </w:rPr>
-        <w:t>“</w:t>
-      </w:r>
-      <w:r>
-        <w:rPr>
-          <w:rFonts w:hint="eastAsia"/>
-        </w:rPr>
-        <w:t>从主牌堆抽1张牌，再将1张手牌放回主牌堆</w:t>
-      </w:r>
-      <w:r>
-        <w:rPr>
-          <w:rFonts w:hint="eastAsia"/>
-        </w:rPr>
-        <w:t>。然后受到1伤害”</w:t>
-      </w:r>
-      <w:r>
-        <w:rPr>
-          <w:rFonts w:hint="eastAsia"/>
-        </w:rPr>
-        <w:t>，</w:t>
-      </w:r>
-      <w:r>
-        <w:rPr>
-          <w:rFonts w:hint="eastAsia"/>
-        </w:rPr>
-        <w:t>如果</w:t>
-      </w:r>
-      <w:proofErr w:type="gramStart"/>
-      <w:r>
-        <w:rPr>
-          <w:rFonts w:hint="eastAsia"/>
-        </w:rPr>
-        <w:t>该效果</w:t>
-      </w:r>
-      <w:proofErr w:type="gramEnd"/>
-      <w:r>
-        <w:rPr>
-          <w:rFonts w:hint="eastAsia"/>
-        </w:rPr>
-        <w:t>发动时，</w:t>
-      </w:r>
-      <w:r>
-        <w:rPr>
-          <w:rFonts w:hint="eastAsia"/>
-        </w:rPr>
-        <w:t>主牌</w:t>
-      </w:r>
-      <w:proofErr w:type="gramStart"/>
-      <w:r>
-        <w:rPr>
-          <w:rFonts w:hint="eastAsia"/>
-        </w:rPr>
-        <w:t>堆已经</w:t>
-      </w:r>
-      <w:proofErr w:type="gramEnd"/>
-      <w:r>
-        <w:rPr>
-          <w:rFonts w:hint="eastAsia"/>
-        </w:rPr>
-        <w:t>没有牌了，则</w:t>
-      </w:r>
-      <w:proofErr w:type="gramStart"/>
-      <w:r>
-        <w:rPr>
-          <w:rFonts w:hint="eastAsia"/>
-        </w:rPr>
-        <w:t>玩家既</w:t>
-      </w:r>
-      <w:proofErr w:type="gramEnd"/>
-      <w:r>
-        <w:rPr>
-          <w:rFonts w:hint="eastAsia"/>
-        </w:rPr>
-        <w:t>不能从主牌堆抽牌，也不需要将手牌放回主牌堆</w:t>
-      </w:r>
-      <w:r>
-        <w:rPr>
-          <w:rFonts w:hint="eastAsia"/>
-        </w:rPr>
-        <w:t>，但是仍会受到1伤害</w:t>
-      </w:r>
-      <w:r>
-        <w:rPr>
-          <w:rFonts w:hint="eastAsia"/>
-        </w:rPr>
-        <w:t>。</w:t>
-      </w:r>
-    </w:p>
-    <w:p>
-      <w:pPr>
-        <w:pStyle w:val="3"/>
-        <w:rPr>
-          <w:rFonts w:hint="eastAsia"/>
-        </w:rPr>
-      </w:pPr>
-      <w:r>
-        <w:rPr>
-          <w:rFonts w:hint="eastAsia"/>
-        </w:rPr>
-        <w:t>效果的</w:t>
-      </w:r>
-      <w:r>
-        <w:rPr>
-          <w:rFonts w:hint="eastAsia"/>
-        </w:rPr>
-        <w:t>插入</w:t>
-      </w:r>
-      <w:r>
-        <w:rPr>
-          <w:rFonts w:hint="eastAsia"/>
-        </w:rPr>
-        <w:t>结算</w:t>
-      </w:r>
-    </w:p>
-    <w:p>
-      <w:pPr>
-        <w:rPr>
-          <w:rFonts w:hint="eastAsia"/>
-        </w:rPr>
-      </w:pPr>
-      <w:r>
-        <w:tab/>
-      </w:r>
-      <w:r>
-        <w:rPr>
-          <w:rFonts w:hint="eastAsia"/>
-        </w:rPr>
-        <w:t>一个效果执行中时，如果满足了其他效果的触发条件，</w:t>
-      </w:r>
-      <w:r>
-        <w:rPr>
-          <w:rFonts w:hint="eastAsia"/>
-        </w:rPr>
-        <w:t>也</w:t>
-      </w:r>
-      <w:proofErr w:type="gramStart"/>
-      <w:r>
-        <w:rPr>
-          <w:rFonts w:hint="eastAsia"/>
-        </w:rPr>
-        <w:t>不</w:t>
-      </w:r>
-      <w:proofErr w:type="gramEnd"/>
-      <w:r>
-        <w:rPr>
-          <w:rFonts w:hint="eastAsia"/>
-        </w:rPr>
-        <w:t>立即触发，而是将其记录下来，等到</w:t>
-      </w:r>
-      <w:r>
-        <w:rPr>
-          <w:rFonts w:hint="eastAsia"/>
-        </w:rPr>
-        <w:t>先前的效果结算完毕后</w:t>
-      </w:r>
-      <w:r>
-        <w:rPr>
-          <w:rFonts w:hint="eastAsia"/>
-        </w:rPr>
-        <w:t>，根据被触发效果被记录的顺序依次结算被触发效果</w:t>
+        <w:t>包含从任意地点被弃置到弃牌堆的情况</w:t>
+      </w:r>
+      <w:r>
+        <w:rPr>
+          <w:rFonts w:hint="eastAsia"/>
+        </w:rPr>
+        <w:t>，包括且不限于从战场、手牌、地城区、主牌堆、弃牌堆等</w:t>
       </w:r>
       <w:r>
         <w:rPr>
@@ -6182,7 +5691,23 @@
         <w:rPr>
           <w:rFonts w:hint="eastAsia"/>
         </w:rPr>
-        <w:t>牌效果</w:t>
+        <w:t>双人规则</w:t>
+      </w:r>
+    </w:p>
+    <w:p>
+      <w:pPr>
+        <w:rPr>
+          <w:rFonts w:hint="eastAsia"/>
+        </w:rPr>
+      </w:pPr>
+      <w:r>
+        <w:tab/>
+      </w:r>
+      <w:r>
+        <w:rPr>
+          <w:rFonts w:hint="eastAsia"/>
+        </w:rPr>
+        <w:t>本游戏也可以双人游玩。双人游玩时，第一名玩家称为P1，第二名玩家称为P2，在此基础上，以下游戏规则有调整：</w:t>
       </w:r>
     </w:p>
     <w:p>
@@ -6196,16 +5721,15 @@
         <w:rPr>
           <w:rFonts w:hint="eastAsia"/>
         </w:rPr>
-        <w:t>用语：</w:t>
-      </w:r>
-      <w:r>
-        <w:rPr>
-          <w:rFonts w:hint="eastAsia"/>
-        </w:rPr>
-        <w:t>呼唤</w:t>
-      </w:r>
-    </w:p>
-    <w:p>
+        <w:t>组件</w:t>
+      </w:r>
+    </w:p>
+    <w:p>
+      <w:pPr>
+        <w:rPr>
+          <w:rFonts w:hint="eastAsia"/>
+        </w:rPr>
+      </w:pPr>
       <w:r>
         <w:tab/>
       </w:r>
@@ -6213,31 +5737,516 @@
         <w:rPr>
           <w:rFonts w:hint="eastAsia"/>
         </w:rPr>
-        <w:t>效果文本中“呼唤</w:t>
-      </w:r>
-      <w:r>
-        <w:rPr>
-          <w:rFonts w:hint="eastAsia"/>
-        </w:rPr>
-        <w:t>&lt;</w:t>
-      </w:r>
-      <w:r>
-        <w:rPr>
-          <w:rFonts w:hint="eastAsia"/>
-        </w:rPr>
-        <w:t>指定</w:t>
-      </w:r>
-      <w:r>
-        <w:rPr>
-          <w:rFonts w:hint="eastAsia"/>
-        </w:rPr>
-        <w:t>区域</w:t>
-      </w:r>
-      <w:r>
-        <w:rPr>
-          <w:rFonts w:hint="eastAsia"/>
-        </w:rPr>
-        <w:t>&gt;</w:t>
+        <w:t>双人模式下，需要使用一个额外的玩家面板，并准备双倍的属性指示物。</w:t>
+      </w:r>
+    </w:p>
+    <w:p>
+      <w:pPr>
+        <w:ind w:firstLine="420"/>
+        <w:rPr>
+          <w:rFonts w:hint="eastAsia"/>
+        </w:rPr>
+      </w:pPr>
+      <w:r>
+        <w:rPr>
+          <w:rFonts w:hint="eastAsia"/>
+        </w:rPr>
+        <w:t>双人模式下，需要额外用到玩家指示物，每名玩家从玩家指示物堆中取一种颜色的指示物若干，之后需要使用更多玩家指示物时，再从该堆中取同样颜色的指示物。</w:t>
+      </w:r>
+    </w:p>
+    <w:p>
+      <w:pPr>
+        <w:pStyle w:val="3"/>
+        <w:rPr>
+          <w:rFonts w:hint="eastAsia"/>
+        </w:rPr>
+      </w:pPr>
+      <w:r>
+        <w:rPr>
+          <w:rFonts w:hint="eastAsia"/>
+        </w:rPr>
+        <w:t>设置</w:t>
+      </w:r>
+    </w:p>
+    <w:p>
+      <w:pPr>
+        <w:rPr>
+          <w:rFonts w:hint="eastAsia"/>
+        </w:rPr>
+      </w:pPr>
+      <w:r>
+        <w:tab/>
+      </w:r>
+      <w:r>
+        <w:rPr>
+          <w:rFonts w:hint="eastAsia"/>
+        </w:rPr>
+        <w:t>P1</w:t>
+      </w:r>
+      <w:r>
+        <w:rPr>
+          <w:rFonts w:hint="eastAsia"/>
+        </w:rPr>
+        <w:t>和P2均</w:t>
+      </w:r>
+      <w:r>
+        <w:rPr>
+          <w:rFonts w:hint="eastAsia"/>
+        </w:rPr>
+        <w:t>按单人规则设置</w:t>
+      </w:r>
+      <w:r>
+        <w:rPr>
+          <w:rFonts w:hint="eastAsia"/>
+        </w:rPr>
+        <w:t>玩家面板</w:t>
+      </w:r>
+      <w:r>
+        <w:rPr>
+          <w:rFonts w:hint="eastAsia"/>
+        </w:rPr>
+        <w:t>，</w:t>
+      </w:r>
+      <w:r>
+        <w:rPr>
+          <w:rFonts w:hint="eastAsia"/>
+        </w:rPr>
+        <w:t>之后，各自</w:t>
+      </w:r>
+      <w:r>
+        <w:rPr>
+          <w:rFonts w:hint="eastAsia"/>
+        </w:rPr>
+        <w:t>从玩家指示物堆中选取一种颜色的指示物。</w:t>
+      </w:r>
+    </w:p>
+    <w:p>
+      <w:pPr>
+        <w:ind w:firstLine="420"/>
+        <w:rPr>
+          <w:rFonts w:hint="eastAsia"/>
+        </w:rPr>
+      </w:pPr>
+      <w:r>
+        <w:rPr>
+          <w:rFonts w:hint="eastAsia"/>
+        </w:rPr>
+        <w:t>两名玩家选好初始遗物牌后，按照先P1再P2的顺序，各自将未选中的遗物牌按照任意顺序放到遗物牌堆底。</w:t>
+      </w:r>
+    </w:p>
+    <w:p>
+      <w:pPr>
+        <w:pStyle w:val="3"/>
+        <w:rPr>
+          <w:rFonts w:hint="eastAsia"/>
+        </w:rPr>
+      </w:pPr>
+      <w:r>
+        <w:rPr>
+          <w:rFonts w:hint="eastAsia"/>
+        </w:rPr>
+        <w:t>回合流程的变动</w:t>
+      </w:r>
+    </w:p>
+    <w:p>
+      <w:pPr>
+        <w:rPr>
+          <w:rFonts w:hint="eastAsia"/>
+        </w:rPr>
+      </w:pPr>
+      <w:r>
+        <w:tab/>
+      </w:r>
+      <w:r>
+        <w:rPr>
+          <w:rFonts w:hint="eastAsia"/>
+        </w:rPr>
+        <w:t>回合流程中，一部分操作需要两名玩家各自执行，一部分动作需要两名玩家选出一人执行。各自执行时，先后顺序均由两名玩家讨论决定，需要选出一名玩家执行时，执行者也由两名玩家讨论决定。意见不合的情况下，两人猜拳，由猜拳的胜者决定。</w:t>
+      </w:r>
+    </w:p>
+    <w:p>
+      <w:pPr>
+        <w:rPr>
+          <w:rFonts w:hint="eastAsia"/>
+        </w:rPr>
+      </w:pPr>
+      <w:r>
+        <w:tab/>
+      </w:r>
+      <w:r>
+        <w:rPr>
+          <w:rFonts w:hint="eastAsia"/>
+        </w:rPr>
+        <w:t>回合开始阶段，</w:t>
+      </w:r>
+      <w:r>
+        <w:rPr>
+          <w:rFonts w:hint="eastAsia"/>
+        </w:rPr>
+        <w:t>先选出一名玩家，由其负责主导本回合的行动。</w:t>
+      </w:r>
+      <w:r>
+        <w:rPr>
+          <w:rFonts w:hint="eastAsia"/>
+        </w:rPr>
+        <w:t>如果探索区没有</w:t>
+      </w:r>
+      <w:r>
+        <w:rPr>
+          <w:rFonts w:hint="eastAsia"/>
+        </w:rPr>
+        <w:lastRenderedPageBreak/>
+        <w:t>牌，则两名玩家各自整理战利品</w:t>
+      </w:r>
+      <w:r>
+        <w:rPr>
+          <w:rFonts w:hint="eastAsia"/>
+        </w:rPr>
+        <w:t>，负责行动的玩家先执行</w:t>
+      </w:r>
+      <w:r>
+        <w:rPr>
+          <w:rFonts w:hint="eastAsia"/>
+        </w:rPr>
+        <w:t>，</w:t>
+      </w:r>
+      <w:r>
+        <w:rPr>
+          <w:rFonts w:hint="eastAsia"/>
+        </w:rPr>
+        <w:t>整理战利品时的规则相比单人规则有所变动，另作说明</w:t>
+      </w:r>
+      <w:r>
+        <w:rPr>
+          <w:rFonts w:hint="eastAsia"/>
+        </w:rPr>
+        <w:t>，之后，</w:t>
+      </w:r>
+      <w:r>
+        <w:rPr>
+          <w:rFonts w:hint="eastAsia"/>
+        </w:rPr>
+        <w:t>由</w:t>
+      </w:r>
+      <w:r>
+        <w:rPr>
+          <w:rFonts w:hint="eastAsia"/>
+        </w:rPr>
+        <w:t>负责行动的玩家</w:t>
+      </w:r>
+      <w:r>
+        <w:rPr>
+          <w:rFonts w:hint="eastAsia"/>
+        </w:rPr>
+        <w:t>决定先长休还是先重置探索区，长休时，两名玩家各自执行长休流程</w:t>
+      </w:r>
+      <w:r>
+        <w:rPr>
+          <w:rFonts w:hint="eastAsia"/>
+        </w:rPr>
+        <w:t>，仍旧是负责行动的玩家先执行</w:t>
+      </w:r>
+      <w:r>
+        <w:rPr>
+          <w:rFonts w:hint="eastAsia"/>
+        </w:rPr>
+        <w:t>。</w:t>
+      </w:r>
+      <w:r>
+        <w:rPr>
+          <w:rFonts w:hint="eastAsia"/>
+        </w:rPr>
+        <w:t>回合开始阶段中，</w:t>
+      </w:r>
+      <w:r>
+        <w:rPr>
+          <w:rFonts w:hint="eastAsia"/>
+        </w:rPr>
+        <w:t>如果探索区有牌发动效果，且那个效果指向玩家，则由负责行动的玩家承受。</w:t>
+      </w:r>
+    </w:p>
+    <w:p>
+      <w:pPr>
+        <w:rPr>
+          <w:rFonts w:hint="eastAsia"/>
+        </w:rPr>
+      </w:pPr>
+      <w:r>
+        <w:tab/>
+      </w:r>
+      <w:r>
+        <w:rPr>
+          <w:rFonts w:hint="eastAsia"/>
+        </w:rPr>
+        <w:t>负责行动的</w:t>
+      </w:r>
+      <w:r>
+        <w:rPr>
+          <w:rFonts w:hint="eastAsia"/>
+        </w:rPr>
+        <w:t>玩家</w:t>
+      </w:r>
+      <w:r>
+        <w:rPr>
+          <w:rFonts w:hint="eastAsia"/>
+        </w:rPr>
+        <w:t>选择短休或长休时，仅那名玩家使用自己的玩家面板执行相应流程，</w:t>
+      </w:r>
+      <w:r>
+        <w:rPr>
+          <w:rFonts w:hint="eastAsia"/>
+        </w:rPr>
+        <w:t>一切效果仅对那名玩家自己生效，如同另一名玩家不存在</w:t>
+      </w:r>
+      <w:r>
+        <w:rPr>
+          <w:rFonts w:hint="eastAsia"/>
+        </w:rPr>
+        <w:t>。</w:t>
+      </w:r>
+      <w:r>
+        <w:rPr>
+          <w:rFonts w:hint="eastAsia"/>
+        </w:rPr>
+        <w:t>例如，某个回合的行动阶段，两名玩家讨论决定由P1来行动，P1选择</w:t>
+      </w:r>
+      <w:r>
+        <w:rPr>
+          <w:rFonts w:hint="eastAsia"/>
+        </w:rPr>
+        <w:t>短</w:t>
+      </w:r>
+      <w:r>
+        <w:rPr>
+          <w:rFonts w:hint="eastAsia"/>
+        </w:rPr>
+        <w:t>休，此时消耗</w:t>
+      </w:r>
+      <w:r>
+        <w:rPr>
+          <w:rFonts w:hint="eastAsia"/>
+        </w:rPr>
+        <w:t>1</w:t>
+      </w:r>
+      <w:r>
+        <w:rPr>
+          <w:rFonts w:hint="eastAsia"/>
+        </w:rPr>
+        <w:t>时间，即将</w:t>
+      </w:r>
+      <w:r>
+        <w:rPr>
+          <w:rFonts w:hint="eastAsia"/>
+        </w:rPr>
+        <w:t>1</w:t>
+      </w:r>
+      <w:r>
+        <w:rPr>
+          <w:rFonts w:hint="eastAsia"/>
+        </w:rPr>
+        <w:t>张牌从主牌堆移动到P1玩家面板下的弃牌堆，</w:t>
+      </w:r>
+      <w:r>
+        <w:rPr>
+          <w:rFonts w:hint="eastAsia"/>
+        </w:rPr>
+        <w:t>然而，弃置的那一张牌是[掉宝地精]，触发了其“被弃置时，玩家将手牌补满”的效果，此时，效果文本中的“玩家”仅指当前行动的玩家，即P1，所以P1将自己的手牌补满，</w:t>
+      </w:r>
+      <w:r>
+        <w:rPr>
+          <w:rFonts w:hint="eastAsia"/>
+        </w:rPr>
+        <w:t>然后</w:t>
+      </w:r>
+      <w:r>
+        <w:rPr>
+          <w:rFonts w:hint="eastAsia"/>
+        </w:rPr>
+        <w:t>执行短休的流程重抽任意张手牌，整个流程中，P2的玩家面板不发生任何变化</w:t>
+      </w:r>
+      <w:r>
+        <w:rPr>
+          <w:rFonts w:hint="eastAsia"/>
+        </w:rPr>
+        <w:t>。</w:t>
+      </w:r>
+    </w:p>
+    <w:p>
+      <w:pPr>
+        <w:rPr>
+          <w:rFonts w:hint="eastAsia"/>
+        </w:rPr>
+      </w:pPr>
+      <w:r>
+        <w:tab/>
+      </w:r>
+      <w:r>
+        <w:rPr>
+          <w:rFonts w:hint="eastAsia"/>
+        </w:rPr>
+        <w:t>行动阶段的战斗流程变动较多，另作说明。</w:t>
+      </w:r>
+    </w:p>
+    <w:p>
+      <w:pPr>
+        <w:rPr>
+          <w:rFonts w:hint="eastAsia"/>
+        </w:rPr>
+      </w:pPr>
+      <w:r>
+        <w:tab/>
+      </w:r>
+      <w:r>
+        <w:rPr>
+          <w:rFonts w:hint="eastAsia"/>
+        </w:rPr>
+        <w:t>结束阶段检查下楼条件时，单人规则中的“玩家手中没有战利品外的牌”需调整为“所有玩家手中均没有战利品外的牌”。</w:t>
+      </w:r>
+      <w:r>
+        <w:rPr>
+          <w:rFonts w:hint="eastAsia"/>
+        </w:rPr>
+        <w:t>结束阶段发动的牌效果如有指向玩家的，处理方式和回合开始阶段的处理方式一致，都由当回合负责行动的玩家承受。</w:t>
+      </w:r>
+    </w:p>
+    <w:p>
+      <w:pPr>
+        <w:pStyle w:val="3"/>
+        <w:rPr>
+          <w:rFonts w:hint="eastAsia"/>
+        </w:rPr>
+      </w:pPr>
+      <w:r>
+        <w:rPr>
+          <w:rFonts w:hint="eastAsia"/>
+        </w:rPr>
+        <w:t>战斗的变动</w:t>
+      </w:r>
+    </w:p>
+    <w:p>
+      <w:pPr>
+        <w:ind w:firstLine="420"/>
+        <w:rPr>
+          <w:rFonts w:hint="eastAsia"/>
+        </w:rPr>
+      </w:pPr>
+      <w:r>
+        <w:rPr>
+          <w:rFonts w:hint="eastAsia"/>
+        </w:rPr>
+        <w:t>一名玩家出的牌为战场玩家侧某一行的第一张牌时，出牌的玩家在那一行放上自己的玩家指示物，以标记自己为这一行需要进行的战斗轮的主战者。</w:t>
+      </w:r>
+    </w:p>
+    <w:p>
+      <w:pPr>
+        <w:ind w:firstLine="420"/>
+        <w:rPr>
+          <w:rFonts w:hint="eastAsia"/>
+        </w:rPr>
+      </w:pPr>
+      <w:r>
+        <w:rPr>
+          <w:rFonts w:hint="eastAsia"/>
+        </w:rPr>
+        <w:t>负责执行行动的玩家在行动阶段选择进入战斗后，由那名玩家选探索区一列牌移入战场敌对侧，这里假设那名玩家是P1。之后，P1从手牌出牌到战场玩家侧自己那一列的某一行。P1可以一次出多张牌，但只能在一行里出牌。P1出完牌后，轮到P2出牌，</w:t>
+      </w:r>
+      <w:r>
+        <w:rPr>
+          <w:rFonts w:hint="eastAsia"/>
+        </w:rPr>
+        <w:t>但</w:t>
+      </w:r>
+      <w:r>
+        <w:rPr>
+          <w:rFonts w:hint="eastAsia"/>
+        </w:rPr>
+        <w:t>只能将牌出在P1刚才出牌的那一行的同一行或更靠近顶端的行</w:t>
+      </w:r>
+      <w:r>
+        <w:rPr>
+          <w:rFonts w:hint="eastAsia"/>
+        </w:rPr>
+        <w:t>，其他出牌规则同P1，如果</w:t>
+      </w:r>
+      <w:r>
+        <w:rPr>
+          <w:rFonts w:hint="eastAsia"/>
+        </w:rPr>
+        <w:t>P2选择将牌出在P1出牌的</w:t>
+      </w:r>
+      <w:r>
+        <w:rPr>
+          <w:rFonts w:hint="eastAsia"/>
+        </w:rPr>
+        <w:t>新的</w:t>
+      </w:r>
+      <w:r>
+        <w:rPr>
+          <w:rFonts w:hint="eastAsia"/>
+        </w:rPr>
+        <w:t>一行，则P2</w:t>
+      </w:r>
+      <w:r>
+        <w:rPr>
+          <w:rFonts w:hint="eastAsia"/>
+        </w:rPr>
+        <w:t>同样地</w:t>
+      </w:r>
+      <w:r>
+        <w:rPr>
+          <w:rFonts w:hint="eastAsia"/>
+        </w:rPr>
+        <w:t>成为</w:t>
+      </w:r>
+      <w:r>
+        <w:rPr>
+          <w:rFonts w:hint="eastAsia"/>
+        </w:rPr>
+        <w:t>新的那</w:t>
+      </w:r>
+      <w:r>
+        <w:rPr>
+          <w:rFonts w:hint="eastAsia"/>
+        </w:rPr>
+        <w:t>一行的</w:t>
+      </w:r>
+      <w:r>
+        <w:rPr>
+          <w:rFonts w:hint="eastAsia"/>
+        </w:rPr>
+        <w:t>主战者，之后又轮到P1出牌，以此往复直到某一名玩家决定停止出牌。一名玩家停止出牌后，另一名玩家也不能继续出牌了。</w:t>
+      </w:r>
+    </w:p>
+    <w:p>
+      <w:pPr>
+        <w:ind w:firstLine="420"/>
+        <w:rPr>
+          <w:rFonts w:hint="eastAsia"/>
+        </w:rPr>
+      </w:pPr>
+      <w:r>
+        <w:rPr>
+          <w:rFonts w:hint="eastAsia"/>
+        </w:rPr>
+        <w:t>两名玩家出完牌后，战场两侧的合计点数仍按单人规则计算。</w:t>
+      </w:r>
+      <w:r>
+        <w:rPr>
+          <w:rFonts w:hint="eastAsia"/>
+        </w:rPr>
+        <w:t>如果战场中的牌效果指向玩家，那么其指向的是发动效果的牌所在的行的主战者。</w:t>
+      </w:r>
+      <w:r>
+        <w:rPr>
+          <w:rFonts w:hint="eastAsia"/>
+        </w:rPr>
+        <w:t>类似地，</w:t>
+      </w:r>
+      <w:r>
+        <w:rPr>
+          <w:rFonts w:hint="eastAsia"/>
+        </w:rPr>
+        <w:t>战场中</w:t>
       </w:r>
       <w:r>
         <w:rPr>
@@ -6249,168 +6258,60 @@
         <w:rPr>
           <w:rFonts w:hint="eastAsia"/>
         </w:rPr>
-        <w:t>&lt;</w:t>
-      </w:r>
-      <w:r>
-        <w:rPr>
-          <w:rFonts w:hint="eastAsia"/>
-        </w:rPr>
-        <w:t>满足特定条件的牌</w:t>
-      </w:r>
-      <w:r>
-        <w:rPr>
-          <w:rFonts w:hint="eastAsia"/>
-        </w:rPr>
-        <w:t>&gt;</w:t>
-      </w:r>
-      <w:r>
-        <w:rPr>
-          <w:rFonts w:hint="eastAsia"/>
-        </w:rPr>
-        <w:t>”</w:t>
-      </w:r>
-      <w:r>
-        <w:rPr>
-          <w:rFonts w:hint="eastAsia"/>
-        </w:rPr>
-        <w:t>，</w:t>
-      </w:r>
-      <w:r>
-        <w:rPr>
-          <w:rFonts w:hint="eastAsia"/>
-        </w:rPr>
-        <w:t>发动时机为</w:t>
-      </w:r>
-      <w:r>
-        <w:rPr>
-          <w:rFonts w:hint="eastAsia"/>
-        </w:rPr>
-        <w:t>开战</w:t>
-      </w:r>
-      <w:r>
-        <w:rPr>
-          <w:rFonts w:hint="eastAsia"/>
-        </w:rPr>
-        <w:t>时</w:t>
-      </w:r>
-      <w:r>
-        <w:rPr>
-          <w:rFonts w:hint="eastAsia"/>
-        </w:rPr>
-        <w:t>，发动时</w:t>
-      </w:r>
-      <w:r>
-        <w:rPr>
-          <w:rFonts w:hint="eastAsia"/>
-        </w:rPr>
-        <w:t>从指定的区域中将相应的牌</w:t>
-      </w:r>
-      <w:r>
-        <w:rPr>
-          <w:rFonts w:hint="eastAsia"/>
-        </w:rPr>
-        <w:t>取出。未指定被呼唤的牌放置的位置时，将其</w:t>
-      </w:r>
-      <w:r>
-        <w:rPr>
-          <w:rFonts w:hint="eastAsia"/>
-        </w:rPr>
-        <w:t>移入</w:t>
-      </w:r>
-      <w:r>
-        <w:rPr>
-          <w:rFonts w:hint="eastAsia"/>
-        </w:rPr>
-        <w:t>发动</w:t>
-      </w:r>
+        <w:t>牌需要</w:t>
+      </w:r>
+      <w:r>
+        <w:rPr>
+          <w:rFonts w:hint="eastAsia"/>
+        </w:rPr>
+        <w:t>被</w:t>
+      </w:r>
+      <w:r>
+        <w:rPr>
+          <w:rFonts w:hint="eastAsia"/>
+        </w:rPr>
+        <w:t>弃置时，弃置到那张牌所在行的主战者的弃牌堆。</w:t>
+      </w:r>
+      <w:r>
+        <w:rPr>
+          <w:rFonts w:hint="eastAsia"/>
+        </w:rPr>
+        <w:t>某一个战斗轮中玩家战败时，也由主战者承受伤害。</w:t>
+      </w:r>
+    </w:p>
+    <w:p>
+      <w:pPr>
+        <w:ind w:firstLine="420"/>
+        <w:rPr>
+          <w:rFonts w:hint="eastAsia"/>
+        </w:rPr>
+      </w:pPr>
+      <w:r>
+        <w:rPr>
+          <w:rFonts w:hint="eastAsia"/>
+        </w:rPr>
+        <w:t>战后，翻开事件牌后，由本回合负责行动的玩家先选一张事件牌结算，结算完成后，另一名玩家再从余下的事件牌中选一张结算。</w:t>
+      </w:r>
+    </w:p>
+    <w:p>
+      <w:pPr>
+        <w:pStyle w:val="3"/>
+        <w:rPr>
+          <w:rFonts w:hint="eastAsia"/>
+        </w:rPr>
+      </w:pPr>
       <w:r>
         <w:rPr>
           <w:rFonts w:hint="eastAsia"/>
         </w:rPr>
         <w:lastRenderedPageBreak/>
-        <w:t>呼唤效果的</w:t>
-      </w:r>
-      <w:proofErr w:type="gramStart"/>
-      <w:r>
-        <w:rPr>
-          <w:rFonts w:hint="eastAsia"/>
-        </w:rPr>
-        <w:t>牌所在</w:t>
-      </w:r>
-      <w:proofErr w:type="gramEnd"/>
-      <w:r>
-        <w:rPr>
-          <w:rFonts w:hint="eastAsia"/>
-        </w:rPr>
-        <w:t>房间</w:t>
-      </w:r>
-      <w:r>
-        <w:rPr>
-          <w:rFonts w:hint="eastAsia"/>
-        </w:rPr>
-        <w:t>。</w:t>
-      </w:r>
-      <w:r>
-        <w:rPr>
-          <w:rFonts w:hint="eastAsia"/>
-        </w:rPr>
-        <w:t>未指定被呼唤的牌的势力时，</w:t>
-      </w:r>
-      <w:r>
-        <w:rPr>
-          <w:rFonts w:hint="eastAsia"/>
-        </w:rPr>
-        <w:t>与发动呼唤效果的牌</w:t>
-      </w:r>
-      <w:r>
-        <w:rPr>
-          <w:rFonts w:hint="eastAsia"/>
-        </w:rPr>
-        <w:t>势力</w:t>
-      </w:r>
-      <w:r>
-        <w:rPr>
-          <w:rFonts w:hint="eastAsia"/>
-        </w:rPr>
-        <w:t>保持一致</w:t>
-      </w:r>
-      <w:r>
-        <w:rPr>
-          <w:rFonts w:hint="eastAsia"/>
-        </w:rPr>
-        <w:t>。被呼唤的牌</w:t>
-      </w:r>
-      <w:r>
-        <w:rPr>
-          <w:rFonts w:hint="eastAsia"/>
-        </w:rPr>
-        <w:t>默认放置在最前方，以免被呼唤的牌连锁发动呼唤效果</w:t>
-      </w:r>
-      <w:r>
-        <w:rPr>
-          <w:rFonts w:hint="eastAsia"/>
-        </w:rPr>
-        <w:t>。</w:t>
-      </w:r>
-    </w:p>
-    <w:p>
-      <w:pPr>
-        <w:pStyle w:val="3"/>
-        <w:rPr>
-          <w:rFonts w:hint="eastAsia"/>
-        </w:rPr>
-      </w:pPr>
-      <w:r>
-        <w:rPr>
-          <w:rFonts w:hint="eastAsia"/>
-        </w:rPr>
-        <w:t>用语：</w:t>
-      </w:r>
-      <w:r>
-        <w:rPr>
-          <w:rFonts w:hint="eastAsia"/>
-        </w:rPr>
-        <w:t>持续</w:t>
+        <w:t>整理</w:t>
+      </w:r>
+      <w:r>
+        <w:rPr>
+          <w:rFonts w:hint="eastAsia"/>
+        </w:rPr>
+        <w:t>战利品</w:t>
       </w:r>
     </w:p>
     <w:p>
@@ -6426,1097 +6327,13 @@
         <w:rPr>
           <w:rFonts w:hint="eastAsia"/>
         </w:rPr>
-        <w:t>只要在场上存在</w:t>
-      </w:r>
-      <w:r>
-        <w:rPr>
-          <w:rFonts w:hint="eastAsia"/>
-        </w:rPr>
-        <w:t>且没有被横置，</w:t>
-      </w:r>
-      <w:r>
-        <w:rPr>
-          <w:rFonts w:hint="eastAsia"/>
-        </w:rPr>
-        <w:t>就始终</w:t>
-      </w:r>
-      <w:r>
-        <w:rPr>
-          <w:rFonts w:hint="eastAsia"/>
-        </w:rPr>
-        <w:t>生</w:t>
-      </w:r>
-      <w:r>
-        <w:rPr>
-          <w:rFonts w:hint="eastAsia"/>
-        </w:rPr>
-        <w:t>效的效果。</w:t>
-      </w:r>
-    </w:p>
-    <w:p>
-      <w:pPr>
-        <w:pStyle w:val="3"/>
-        <w:rPr>
-          <w:rFonts w:hint="eastAsia"/>
-        </w:rPr>
-      </w:pPr>
-      <w:r>
-        <w:rPr>
-          <w:rFonts w:hint="eastAsia"/>
-        </w:rPr>
-        <w:t>用语：</w:t>
-      </w:r>
-      <w:r>
-        <w:rPr>
-          <w:rFonts w:hint="eastAsia"/>
-        </w:rPr>
-        <w:t>被弃置时</w:t>
-      </w:r>
-    </w:p>
-    <w:p>
-      <w:pPr>
-        <w:rPr>
-          <w:rFonts w:hint="eastAsia"/>
-        </w:rPr>
-      </w:pPr>
-      <w:r>
-        <w:tab/>
-      </w:r>
-      <w:r>
-        <w:rPr>
-          <w:rFonts w:hint="eastAsia"/>
-        </w:rPr>
-        <w:t>如无</w:t>
-      </w:r>
-      <w:r>
-        <w:rPr>
-          <w:rFonts w:hint="eastAsia"/>
-        </w:rPr>
-        <w:t>定语</w:t>
-      </w:r>
-      <w:r>
-        <w:rPr>
-          <w:rFonts w:hint="eastAsia"/>
-        </w:rPr>
-        <w:t>，</w:t>
-      </w:r>
-      <w:r>
-        <w:rPr>
-          <w:rFonts w:hint="eastAsia"/>
-        </w:rPr>
-        <w:t>则</w:t>
-      </w:r>
-      <w:r>
-        <w:rPr>
-          <w:rFonts w:hint="eastAsia"/>
-        </w:rPr>
-        <w:t>包含从任意地点被弃置</w:t>
-      </w:r>
-      <w:proofErr w:type="gramStart"/>
-      <w:r>
-        <w:rPr>
-          <w:rFonts w:hint="eastAsia"/>
-        </w:rPr>
-        <w:t>到弃牌堆</w:t>
-      </w:r>
-      <w:proofErr w:type="gramEnd"/>
-      <w:r>
-        <w:rPr>
-          <w:rFonts w:hint="eastAsia"/>
-        </w:rPr>
-        <w:t>的情况</w:t>
-      </w:r>
-      <w:r>
-        <w:rPr>
-          <w:rFonts w:hint="eastAsia"/>
-        </w:rPr>
-        <w:t>，包括且不限于从战场、手牌、地城区、主牌堆、</w:t>
-      </w:r>
-      <w:proofErr w:type="gramStart"/>
-      <w:r>
-        <w:rPr>
-          <w:rFonts w:hint="eastAsia"/>
-        </w:rPr>
-        <w:t>弃牌堆</w:t>
-      </w:r>
-      <w:proofErr w:type="gramEnd"/>
-      <w:r>
-        <w:rPr>
-          <w:rFonts w:hint="eastAsia"/>
-        </w:rPr>
-        <w:t>等</w:t>
-      </w:r>
-      <w:r>
-        <w:rPr>
-          <w:rFonts w:hint="eastAsia"/>
-        </w:rPr>
-        <w:t>。</w:t>
-      </w:r>
-    </w:p>
-    <w:p>
-      <w:pPr>
-        <w:pStyle w:val="2"/>
-        <w:jc w:val="center"/>
-        <w:rPr>
-          <w:rFonts w:hint="eastAsia"/>
-        </w:rPr>
-      </w:pPr>
-      <w:r>
-        <w:rPr>
-          <w:rFonts w:hint="eastAsia"/>
-        </w:rPr>
-        <w:t>双人规则</w:t>
-      </w:r>
-    </w:p>
-    <w:p>
-      <w:pPr>
-        <w:rPr>
-          <w:rFonts w:hint="eastAsia"/>
-        </w:rPr>
-      </w:pPr>
-      <w:r>
-        <w:tab/>
-      </w:r>
-      <w:r>
-        <w:rPr>
-          <w:rFonts w:hint="eastAsia"/>
-        </w:rPr>
-        <w:t>本游戏也可以双人游玩。双人游玩时，第一名玩家称为P1，第二名玩家称为P2，在此基础上，以下游戏规则有调整：</w:t>
-      </w:r>
-    </w:p>
-    <w:p>
-      <w:pPr>
-        <w:pStyle w:val="3"/>
-        <w:rPr>
-          <w:rFonts w:hint="eastAsia"/>
-        </w:rPr>
-      </w:pPr>
-      <w:r>
-        <w:rPr>
-          <w:rFonts w:hint="eastAsia"/>
-        </w:rPr>
-        <w:t>组件</w:t>
-      </w:r>
-    </w:p>
-    <w:p>
-      <w:pPr>
-        <w:rPr>
-          <w:rFonts w:hint="eastAsia"/>
-        </w:rPr>
-      </w:pPr>
-      <w:r>
-        <w:tab/>
-      </w:r>
-      <w:r>
-        <w:rPr>
-          <w:rFonts w:hint="eastAsia"/>
-        </w:rPr>
-        <w:t>双人模式下，需要使用一个额外的玩家面板，并准备双倍的属性指示物。</w:t>
-      </w:r>
-    </w:p>
-    <w:p>
-      <w:pPr>
-        <w:ind w:firstLine="420"/>
-        <w:rPr>
-          <w:rFonts w:hint="eastAsia"/>
-        </w:rPr>
-      </w:pPr>
-      <w:r>
-        <w:rPr>
-          <w:rFonts w:hint="eastAsia"/>
-        </w:rPr>
-        <w:t>双人模式下，需要额外用到玩家指示物，每名玩家从玩家指示物堆中取一种颜色的指示物若干，之后需要使用更多玩家指示物时，再从该堆中</w:t>
-      </w:r>
-      <w:proofErr w:type="gramStart"/>
-      <w:r>
-        <w:rPr>
-          <w:rFonts w:hint="eastAsia"/>
-        </w:rPr>
-        <w:t>取同样</w:t>
-      </w:r>
-      <w:proofErr w:type="gramEnd"/>
-      <w:r>
-        <w:rPr>
-          <w:rFonts w:hint="eastAsia"/>
-        </w:rPr>
-        <w:t>颜色的指示物。</w:t>
-      </w:r>
-    </w:p>
-    <w:p>
-      <w:pPr>
-        <w:pStyle w:val="3"/>
-        <w:rPr>
-          <w:rFonts w:hint="eastAsia"/>
-        </w:rPr>
-      </w:pPr>
-      <w:r>
-        <w:rPr>
-          <w:rFonts w:hint="eastAsia"/>
-        </w:rPr>
-        <w:t>设置</w:t>
-      </w:r>
-    </w:p>
-    <w:p>
-      <w:pPr>
-        <w:rPr>
-          <w:rFonts w:hint="eastAsia"/>
-        </w:rPr>
-      </w:pPr>
-      <w:r>
-        <w:tab/>
-      </w:r>
-      <w:r>
-        <w:rPr>
-          <w:rFonts w:hint="eastAsia"/>
-        </w:rPr>
-        <w:t>P1</w:t>
-      </w:r>
-      <w:r>
-        <w:rPr>
-          <w:rFonts w:hint="eastAsia"/>
-        </w:rPr>
-        <w:t>和P2均</w:t>
-      </w:r>
-      <w:r>
-        <w:rPr>
-          <w:rFonts w:hint="eastAsia"/>
-        </w:rPr>
-        <w:t>按单人规则设置</w:t>
-      </w:r>
-      <w:r>
-        <w:rPr>
-          <w:rFonts w:hint="eastAsia"/>
-        </w:rPr>
-        <w:t>玩家面板</w:t>
-      </w:r>
-      <w:r>
-        <w:rPr>
-          <w:rFonts w:hint="eastAsia"/>
-        </w:rPr>
-        <w:t>，</w:t>
-      </w:r>
-      <w:r>
-        <w:rPr>
-          <w:rFonts w:hint="eastAsia"/>
-        </w:rPr>
-        <w:t>之后，各自</w:t>
-      </w:r>
-      <w:r>
-        <w:rPr>
-          <w:rFonts w:hint="eastAsia"/>
-        </w:rPr>
-        <w:t>从玩家指示物堆中选取一种颜色的指示物。</w:t>
-      </w:r>
-    </w:p>
-    <w:p>
-      <w:pPr>
-        <w:ind w:firstLine="420"/>
-        <w:rPr>
-          <w:rFonts w:hint="eastAsia"/>
-        </w:rPr>
-      </w:pPr>
-      <w:r>
-        <w:rPr>
-          <w:rFonts w:hint="eastAsia"/>
-        </w:rPr>
-        <w:t>两名玩家选好初始遗物牌后，按照先P1再P2的顺序，各自将未选中的遗物</w:t>
-      </w:r>
-      <w:proofErr w:type="gramStart"/>
-      <w:r>
-        <w:rPr>
-          <w:rFonts w:hint="eastAsia"/>
-        </w:rPr>
-        <w:t>牌按照</w:t>
-      </w:r>
-      <w:proofErr w:type="gramEnd"/>
-      <w:r>
-        <w:rPr>
-          <w:rFonts w:hint="eastAsia"/>
-        </w:rPr>
-        <w:t>任意顺序放到</w:t>
-      </w:r>
-      <w:proofErr w:type="gramStart"/>
-      <w:r>
-        <w:rPr>
-          <w:rFonts w:hint="eastAsia"/>
-        </w:rPr>
-        <w:t>遗物牌堆底</w:t>
-      </w:r>
-      <w:proofErr w:type="gramEnd"/>
-      <w:r>
-        <w:rPr>
-          <w:rFonts w:hint="eastAsia"/>
-        </w:rPr>
-        <w:t>。</w:t>
-      </w:r>
-    </w:p>
-    <w:p>
-      <w:pPr>
-        <w:pStyle w:val="3"/>
-        <w:rPr>
-          <w:rFonts w:hint="eastAsia"/>
-        </w:rPr>
-      </w:pPr>
-      <w:r>
-        <w:rPr>
-          <w:rFonts w:hint="eastAsia"/>
-        </w:rPr>
-        <w:t>回合流程的变动</w:t>
-      </w:r>
-    </w:p>
-    <w:p>
-      <w:pPr>
-        <w:rPr>
-          <w:rFonts w:hint="eastAsia"/>
-        </w:rPr>
-      </w:pPr>
-      <w:r>
-        <w:tab/>
-      </w:r>
-      <w:r>
-        <w:rPr>
-          <w:rFonts w:hint="eastAsia"/>
-        </w:rPr>
-        <w:t>回合流程中，一部分操作需要两名玩家各自执行，一部分动作需要两名玩家选出一人执行。各自执行时，先后顺序均由两名玩家讨论决定，需要选出一名玩家执行时，执行者也由两名玩家讨论决定。意见不合的情况下，两人猜拳，由猜拳的胜者决定。</w:t>
-      </w:r>
-    </w:p>
-    <w:p>
-      <w:pPr>
-        <w:rPr>
-          <w:rFonts w:hint="eastAsia"/>
-        </w:rPr>
-      </w:pPr>
-      <w:r>
-        <w:tab/>
-      </w:r>
-      <w:r>
-        <w:rPr>
-          <w:rFonts w:hint="eastAsia"/>
-        </w:rPr>
-        <w:t>回合开始阶段，</w:t>
-      </w:r>
-      <w:r>
-        <w:rPr>
-          <w:rFonts w:hint="eastAsia"/>
-        </w:rPr>
-        <w:t>先选出一名玩家，由其负责主导本回合的行动。</w:t>
-      </w:r>
-      <w:r>
-        <w:rPr>
-          <w:rFonts w:hint="eastAsia"/>
-        </w:rPr>
-        <w:t>如果</w:t>
-      </w:r>
-      <w:proofErr w:type="gramStart"/>
-      <w:r>
-        <w:rPr>
-          <w:rFonts w:hint="eastAsia"/>
-        </w:rPr>
-        <w:t>探索区</w:t>
-      </w:r>
-      <w:proofErr w:type="gramEnd"/>
-      <w:r>
-        <w:rPr>
-          <w:rFonts w:hint="eastAsia"/>
-        </w:rPr>
-        <w:t>没有牌，则两名玩家各自整理战利品</w:t>
-      </w:r>
-      <w:r>
-        <w:rPr>
-          <w:rFonts w:hint="eastAsia"/>
-        </w:rPr>
-        <w:t>，负责行动的</w:t>
-      </w:r>
-      <w:proofErr w:type="gramStart"/>
-      <w:r>
-        <w:rPr>
-          <w:rFonts w:hint="eastAsia"/>
-        </w:rPr>
-        <w:t>玩家先</w:t>
-      </w:r>
-      <w:proofErr w:type="gramEnd"/>
-      <w:r>
-        <w:rPr>
-          <w:rFonts w:hint="eastAsia"/>
-        </w:rPr>
-        <w:t>执行</w:t>
-      </w:r>
-      <w:r>
-        <w:rPr>
-          <w:rFonts w:hint="eastAsia"/>
-        </w:rPr>
-        <w:t>，</w:t>
-      </w:r>
-      <w:r>
-        <w:rPr>
-          <w:rFonts w:hint="eastAsia"/>
-        </w:rPr>
-        <w:t>整理战利品时的规则相比单人规则有所变动，另作说明</w:t>
-      </w:r>
-      <w:r>
-        <w:rPr>
-          <w:rFonts w:hint="eastAsia"/>
-        </w:rPr>
-        <w:t>，之后，</w:t>
-      </w:r>
-      <w:r>
-        <w:rPr>
-          <w:rFonts w:hint="eastAsia"/>
-        </w:rPr>
-        <w:t>由</w:t>
-      </w:r>
-      <w:r>
-        <w:rPr>
-          <w:rFonts w:hint="eastAsia"/>
-        </w:rPr>
-        <w:t>负责行动的玩家</w:t>
-      </w:r>
-      <w:r>
-        <w:rPr>
-          <w:rFonts w:hint="eastAsia"/>
-        </w:rPr>
-        <w:t>决定先长休还是先重置探索区，长休时，两名玩家各自执行长休流程</w:t>
-      </w:r>
-      <w:r>
-        <w:rPr>
-          <w:rFonts w:hint="eastAsia"/>
-        </w:rPr>
-        <w:t>，仍旧是负责行动的</w:t>
-      </w:r>
-      <w:proofErr w:type="gramStart"/>
-      <w:r>
-        <w:rPr>
-          <w:rFonts w:hint="eastAsia"/>
-        </w:rPr>
-        <w:t>玩家先</w:t>
-      </w:r>
-      <w:proofErr w:type="gramEnd"/>
-      <w:r>
-        <w:rPr>
-          <w:rFonts w:hint="eastAsia"/>
-        </w:rPr>
-        <w:t>执行</w:t>
-      </w:r>
-      <w:r>
-        <w:rPr>
-          <w:rFonts w:hint="eastAsia"/>
-        </w:rPr>
-        <w:t>。</w:t>
-      </w:r>
-      <w:r>
-        <w:rPr>
-          <w:rFonts w:hint="eastAsia"/>
-        </w:rPr>
-        <w:t>回合开始阶段中，</w:t>
-      </w:r>
-      <w:r>
-        <w:rPr>
-          <w:rFonts w:hint="eastAsia"/>
-        </w:rPr>
-        <w:t>如果</w:t>
-      </w:r>
-      <w:proofErr w:type="gramStart"/>
-      <w:r>
-        <w:rPr>
-          <w:rFonts w:hint="eastAsia"/>
-        </w:rPr>
-        <w:t>探索区</w:t>
-      </w:r>
-      <w:proofErr w:type="gramEnd"/>
-      <w:r>
-        <w:rPr>
-          <w:rFonts w:hint="eastAsia"/>
-        </w:rPr>
-        <w:t>有牌发动效果，且那个效果指向玩家，则由负责行动的玩家承</w:t>
-      </w:r>
-      <w:r>
-        <w:rPr>
-          <w:rFonts w:hint="eastAsia"/>
-        </w:rPr>
-        <w:lastRenderedPageBreak/>
-        <w:t>受。</w:t>
-      </w:r>
-    </w:p>
-    <w:p>
-      <w:pPr>
-        <w:rPr>
-          <w:rFonts w:hint="eastAsia"/>
-        </w:rPr>
-      </w:pPr>
-      <w:r>
-        <w:tab/>
-      </w:r>
-      <w:r>
-        <w:rPr>
-          <w:rFonts w:hint="eastAsia"/>
-        </w:rPr>
-        <w:t>负责行动的</w:t>
-      </w:r>
-      <w:r>
-        <w:rPr>
-          <w:rFonts w:hint="eastAsia"/>
-        </w:rPr>
-        <w:t>玩家</w:t>
-      </w:r>
-      <w:proofErr w:type="gramStart"/>
-      <w:r>
-        <w:rPr>
-          <w:rFonts w:hint="eastAsia"/>
-        </w:rPr>
-        <w:t>选择短休或</w:t>
-      </w:r>
-      <w:proofErr w:type="gramEnd"/>
-      <w:r>
-        <w:rPr>
-          <w:rFonts w:hint="eastAsia"/>
-        </w:rPr>
-        <w:t>长休时，仅那名玩家使用自己的玩家面板执行相应流程，</w:t>
-      </w:r>
-      <w:r>
-        <w:rPr>
-          <w:rFonts w:hint="eastAsia"/>
-        </w:rPr>
-        <w:t>一切效果仅对那名玩家自己生效，如同另一名玩家不存在</w:t>
-      </w:r>
-      <w:r>
-        <w:rPr>
-          <w:rFonts w:hint="eastAsia"/>
-        </w:rPr>
-        <w:t>。</w:t>
-      </w:r>
-      <w:r>
-        <w:rPr>
-          <w:rFonts w:hint="eastAsia"/>
-        </w:rPr>
-        <w:t>例如，某个回合的行动阶段，两名玩家讨论决定由P1来行动，P1选择</w:t>
-      </w:r>
-      <w:r>
-        <w:rPr>
-          <w:rFonts w:hint="eastAsia"/>
-        </w:rPr>
-        <w:t>短</w:t>
-      </w:r>
-      <w:r>
-        <w:rPr>
-          <w:rFonts w:hint="eastAsia"/>
-        </w:rPr>
-        <w:t>休，此时消耗</w:t>
-      </w:r>
-      <w:r>
-        <w:rPr>
-          <w:rFonts w:hint="eastAsia"/>
-        </w:rPr>
-        <w:t>1</w:t>
-      </w:r>
-      <w:r>
-        <w:rPr>
-          <w:rFonts w:hint="eastAsia"/>
-        </w:rPr>
-        <w:t>时间，即将</w:t>
-      </w:r>
-      <w:r>
-        <w:rPr>
-          <w:rFonts w:hint="eastAsia"/>
-        </w:rPr>
-        <w:t>1</w:t>
-      </w:r>
-      <w:r>
-        <w:rPr>
-          <w:rFonts w:hint="eastAsia"/>
-        </w:rPr>
-        <w:t>张牌从主牌堆移动到P1玩家面板下的</w:t>
-      </w:r>
-      <w:proofErr w:type="gramStart"/>
-      <w:r>
-        <w:rPr>
-          <w:rFonts w:hint="eastAsia"/>
-        </w:rPr>
-        <w:t>弃牌堆</w:t>
-      </w:r>
-      <w:proofErr w:type="gramEnd"/>
-      <w:r>
-        <w:rPr>
-          <w:rFonts w:hint="eastAsia"/>
-        </w:rPr>
-        <w:t>，</w:t>
-      </w:r>
-      <w:r>
-        <w:rPr>
-          <w:rFonts w:hint="eastAsia"/>
-        </w:rPr>
-        <w:t>然而，弃置的那一张牌是[掉宝地精]，触发了其“被弃置时，玩家将手牌补满”的效果，此时，效果文本中的“玩家”仅指当前行动的玩家，即P1，所以P1将自己的</w:t>
-      </w:r>
-      <w:proofErr w:type="gramStart"/>
-      <w:r>
-        <w:rPr>
-          <w:rFonts w:hint="eastAsia"/>
-        </w:rPr>
-        <w:t>手牌补满</w:t>
-      </w:r>
-      <w:proofErr w:type="gramEnd"/>
-      <w:r>
-        <w:rPr>
-          <w:rFonts w:hint="eastAsia"/>
-        </w:rPr>
-        <w:t>，</w:t>
-      </w:r>
-      <w:r>
-        <w:rPr>
-          <w:rFonts w:hint="eastAsia"/>
-        </w:rPr>
-        <w:t>然后</w:t>
-      </w:r>
-      <w:proofErr w:type="gramStart"/>
-      <w:r>
-        <w:rPr>
-          <w:rFonts w:hint="eastAsia"/>
-        </w:rPr>
-        <w:t>执行短休的流程重抽任意</w:t>
-      </w:r>
-      <w:proofErr w:type="gramEnd"/>
-      <w:r>
-        <w:rPr>
-          <w:rFonts w:hint="eastAsia"/>
-        </w:rPr>
-        <w:t>张手牌，整个流程中，P2的玩家面板不发生任何变化</w:t>
-      </w:r>
-      <w:r>
-        <w:rPr>
-          <w:rFonts w:hint="eastAsia"/>
-        </w:rPr>
-        <w:t>。</w:t>
-      </w:r>
-    </w:p>
-    <w:p>
-      <w:pPr>
-        <w:rPr>
-          <w:rFonts w:hint="eastAsia"/>
-        </w:rPr>
-      </w:pPr>
-      <w:r>
-        <w:tab/>
-      </w:r>
-      <w:r>
-        <w:rPr>
-          <w:rFonts w:hint="eastAsia"/>
-        </w:rPr>
-        <w:t>行动阶段的战斗流程变动较多，另作说明。</w:t>
-      </w:r>
-    </w:p>
-    <w:p>
-      <w:pPr>
-        <w:rPr>
-          <w:rFonts w:hint="eastAsia"/>
-        </w:rPr>
-      </w:pPr>
-      <w:r>
-        <w:tab/>
-      </w:r>
-      <w:r>
-        <w:rPr>
-          <w:rFonts w:hint="eastAsia"/>
-        </w:rPr>
-        <w:t>结束阶段检查下楼条件时，单人规则中的“玩家手中没有战利品外的牌”需调整为“所有玩家手中均没有战利品外的牌”。</w:t>
-      </w:r>
-      <w:r>
-        <w:rPr>
-          <w:rFonts w:hint="eastAsia"/>
-        </w:rPr>
-        <w:t>结束阶段发动的</w:t>
-      </w:r>
-      <w:proofErr w:type="gramStart"/>
-      <w:r>
-        <w:rPr>
-          <w:rFonts w:hint="eastAsia"/>
-        </w:rPr>
-        <w:t>牌效果</w:t>
-      </w:r>
-      <w:proofErr w:type="gramEnd"/>
-      <w:r>
-        <w:rPr>
-          <w:rFonts w:hint="eastAsia"/>
-        </w:rPr>
-        <w:t>如有指向玩家的，处理方式和回合开始阶段的处理方式一致，都由当回合负责行动的玩家承受。</w:t>
-      </w:r>
-    </w:p>
-    <w:p>
-      <w:pPr>
-        <w:pStyle w:val="3"/>
-        <w:rPr>
-          <w:rFonts w:hint="eastAsia"/>
-        </w:rPr>
-      </w:pPr>
-      <w:r>
-        <w:rPr>
-          <w:rFonts w:hint="eastAsia"/>
-        </w:rPr>
-        <w:t>战斗的变动</w:t>
-      </w:r>
-    </w:p>
-    <w:p>
-      <w:pPr>
-        <w:ind w:firstLine="420"/>
-        <w:rPr>
-          <w:rFonts w:hint="eastAsia"/>
-        </w:rPr>
-      </w:pPr>
-      <w:r>
-        <w:rPr>
-          <w:rFonts w:hint="eastAsia"/>
-        </w:rPr>
-        <w:t>一名玩家出的牌为战场</w:t>
-      </w:r>
-      <w:proofErr w:type="gramStart"/>
-      <w:r>
-        <w:rPr>
-          <w:rFonts w:hint="eastAsia"/>
-        </w:rPr>
-        <w:t>玩家侧某一行</w:t>
-      </w:r>
-      <w:proofErr w:type="gramEnd"/>
-      <w:r>
-        <w:rPr>
-          <w:rFonts w:hint="eastAsia"/>
-        </w:rPr>
-        <w:t>的第一张牌时，出牌的玩家在那一行放上自己的玩家指示物，以标记自己为这一行需要进行的战斗轮的主战者。</w:t>
-      </w:r>
-    </w:p>
-    <w:p>
-      <w:pPr>
-        <w:ind w:firstLine="420"/>
-        <w:rPr>
-          <w:rFonts w:hint="eastAsia"/>
-        </w:rPr>
-      </w:pPr>
-      <w:r>
-        <w:rPr>
-          <w:rFonts w:hint="eastAsia"/>
-        </w:rPr>
-        <w:t>负责执行行动的玩家在行动阶段选择进入战斗后，由那名玩家</w:t>
-      </w:r>
-      <w:proofErr w:type="gramStart"/>
-      <w:r>
-        <w:rPr>
-          <w:rFonts w:hint="eastAsia"/>
-        </w:rPr>
-        <w:t>选探索区</w:t>
-      </w:r>
-      <w:proofErr w:type="gramEnd"/>
-      <w:r>
-        <w:rPr>
-          <w:rFonts w:hint="eastAsia"/>
-        </w:rPr>
-        <w:t>一列牌移入战场敌对侧，这里假设那名玩家是P1。之后，P1从手牌出牌到战场玩家侧自己那一列的某一行。P1可以一次出多张牌，但只能在一行里出牌。P1出完牌后，轮到P2出牌，</w:t>
-      </w:r>
-      <w:r>
-        <w:rPr>
-          <w:rFonts w:hint="eastAsia"/>
-        </w:rPr>
-        <w:t>但</w:t>
-      </w:r>
-      <w:r>
-        <w:rPr>
-          <w:rFonts w:hint="eastAsia"/>
-        </w:rPr>
-        <w:t>只能将牌出在P1刚才出牌的那一行的同一行或更靠近顶端的行</w:t>
-      </w:r>
-      <w:r>
-        <w:rPr>
-          <w:rFonts w:hint="eastAsia"/>
-        </w:rPr>
-        <w:t>，其他出牌规则同P1，如果</w:t>
-      </w:r>
-      <w:r>
-        <w:rPr>
-          <w:rFonts w:hint="eastAsia"/>
-        </w:rPr>
-        <w:t>P2选择将牌出在P1出牌的</w:t>
-      </w:r>
-      <w:r>
-        <w:rPr>
-          <w:rFonts w:hint="eastAsia"/>
-        </w:rPr>
-        <w:t>新的</w:t>
-      </w:r>
-      <w:r>
-        <w:rPr>
-          <w:rFonts w:hint="eastAsia"/>
-        </w:rPr>
-        <w:t>一行，则P2</w:t>
-      </w:r>
-      <w:r>
-        <w:rPr>
-          <w:rFonts w:hint="eastAsia"/>
-        </w:rPr>
-        <w:t>同样地</w:t>
-      </w:r>
-      <w:r>
-        <w:rPr>
-          <w:rFonts w:hint="eastAsia"/>
-        </w:rPr>
-        <w:t>成为</w:t>
-      </w:r>
-      <w:r>
-        <w:rPr>
-          <w:rFonts w:hint="eastAsia"/>
-        </w:rPr>
-        <w:t>新的那</w:t>
-      </w:r>
-      <w:r>
-        <w:rPr>
-          <w:rFonts w:hint="eastAsia"/>
-        </w:rPr>
-        <w:t>一行的</w:t>
-      </w:r>
-      <w:r>
-        <w:rPr>
-          <w:rFonts w:hint="eastAsia"/>
-        </w:rPr>
-        <w:t>主战者，之后又轮到P1出牌，以此往复直到某一名玩家决定停止出牌。一名玩家停止出牌后，另一名玩家也不能继续出牌了。</w:t>
-      </w:r>
-    </w:p>
-    <w:p>
-      <w:pPr>
-        <w:ind w:firstLine="420"/>
-        <w:rPr>
-          <w:rFonts w:hint="eastAsia"/>
-        </w:rPr>
-      </w:pPr>
-      <w:r>
-        <w:rPr>
-          <w:rFonts w:hint="eastAsia"/>
-        </w:rPr>
-        <w:t>两名玩家出完牌后，战场两侧的合计点数仍按单人规则计算。</w:t>
-      </w:r>
-      <w:r>
-        <w:rPr>
-          <w:rFonts w:hint="eastAsia"/>
-        </w:rPr>
-        <w:t>如果战场中的</w:t>
-      </w:r>
-      <w:proofErr w:type="gramStart"/>
-      <w:r>
-        <w:rPr>
-          <w:rFonts w:hint="eastAsia"/>
-        </w:rPr>
-        <w:t>牌效果</w:t>
-      </w:r>
-      <w:proofErr w:type="gramEnd"/>
-      <w:r>
-        <w:rPr>
-          <w:rFonts w:hint="eastAsia"/>
-        </w:rPr>
-        <w:t>指向玩家，那么其指向的是发动效果的</w:t>
-      </w:r>
-      <w:proofErr w:type="gramStart"/>
-      <w:r>
-        <w:rPr>
-          <w:rFonts w:hint="eastAsia"/>
-        </w:rPr>
-        <w:t>牌所在</w:t>
-      </w:r>
-      <w:proofErr w:type="gramEnd"/>
-      <w:r>
-        <w:rPr>
-          <w:rFonts w:hint="eastAsia"/>
-        </w:rPr>
-        <w:t>的行的主战者。</w:t>
-      </w:r>
-      <w:r>
-        <w:rPr>
-          <w:rFonts w:hint="eastAsia"/>
-        </w:rPr>
-        <w:t>类似地，</w:t>
-      </w:r>
-      <w:r>
-        <w:rPr>
-          <w:rFonts w:hint="eastAsia"/>
-        </w:rPr>
-        <w:t>战场中</w:t>
-      </w:r>
-      <w:r>
-        <w:rPr>
-          <w:rFonts w:hint="eastAsia"/>
-        </w:rPr>
-        <w:t>的</w:t>
-      </w:r>
-      <w:r>
-        <w:rPr>
-          <w:rFonts w:hint="eastAsia"/>
-        </w:rPr>
-        <w:t>牌需要</w:t>
-      </w:r>
-      <w:r>
-        <w:rPr>
-          <w:rFonts w:hint="eastAsia"/>
-        </w:rPr>
-        <w:t>被</w:t>
-      </w:r>
-      <w:r>
-        <w:rPr>
-          <w:rFonts w:hint="eastAsia"/>
-        </w:rPr>
-        <w:t>弃置时，弃置到那张牌所在行的主战者的</w:t>
-      </w:r>
-      <w:proofErr w:type="gramStart"/>
-      <w:r>
-        <w:rPr>
-          <w:rFonts w:hint="eastAsia"/>
-        </w:rPr>
-        <w:t>弃牌堆</w:t>
-      </w:r>
-      <w:proofErr w:type="gramEnd"/>
-      <w:r>
-        <w:rPr>
-          <w:rFonts w:hint="eastAsia"/>
-        </w:rPr>
-        <w:t>。</w:t>
-      </w:r>
-      <w:r>
-        <w:rPr>
-          <w:rFonts w:hint="eastAsia"/>
-        </w:rPr>
-        <w:t>某一个战斗轮中玩家战败时，也由主战者承受伤害。</w:t>
-      </w:r>
-    </w:p>
-    <w:p>
-      <w:pPr>
-        <w:ind w:firstLine="420"/>
-        <w:rPr>
-          <w:rFonts w:hint="eastAsia"/>
-        </w:rPr>
-      </w:pPr>
-      <w:r>
-        <w:rPr>
-          <w:rFonts w:hint="eastAsia"/>
-        </w:rPr>
-        <w:t>战后，翻开事件牌后，由本回合负责行动的</w:t>
-      </w:r>
-      <w:proofErr w:type="gramStart"/>
-      <w:r>
-        <w:rPr>
-          <w:rFonts w:hint="eastAsia"/>
-        </w:rPr>
-        <w:t>玩家先</w:t>
-      </w:r>
-      <w:proofErr w:type="gramEnd"/>
-      <w:r>
-        <w:rPr>
-          <w:rFonts w:hint="eastAsia"/>
-        </w:rPr>
-        <w:t>选一张事件牌结算，结算完成后，另一名</w:t>
-      </w:r>
-      <w:proofErr w:type="gramStart"/>
-      <w:r>
-        <w:rPr>
-          <w:rFonts w:hint="eastAsia"/>
-        </w:rPr>
-        <w:t>玩家再</w:t>
-      </w:r>
-      <w:proofErr w:type="gramEnd"/>
-      <w:r>
-        <w:rPr>
-          <w:rFonts w:hint="eastAsia"/>
-        </w:rPr>
-        <w:t>从余下的事件牌中选一张结算。</w:t>
-      </w:r>
-    </w:p>
-    <w:p>
-      <w:pPr>
-        <w:pStyle w:val="3"/>
-        <w:rPr>
-          <w:rFonts w:hint="eastAsia"/>
-        </w:rPr>
-      </w:pPr>
-      <w:r>
-        <w:rPr>
-          <w:rFonts w:hint="eastAsia"/>
-        </w:rPr>
-        <w:t>整理</w:t>
-      </w:r>
-      <w:r>
-        <w:rPr>
-          <w:rFonts w:hint="eastAsia"/>
-        </w:rPr>
-        <w:t>战利品</w:t>
-      </w:r>
-    </w:p>
-    <w:p>
-      <w:pPr>
-        <w:rPr>
-          <w:rFonts w:hint="eastAsia"/>
-        </w:rPr>
-      </w:pPr>
-      <w:r>
-        <w:tab/>
-      </w:r>
-      <w:r>
-        <w:rPr>
-          <w:rFonts w:hint="eastAsia"/>
-        </w:rPr>
-        <w:t>整理战利品之前，两名玩家可以互相交换战利品区和</w:t>
-      </w:r>
-      <w:proofErr w:type="gramStart"/>
-      <w:r>
-        <w:rPr>
-          <w:rFonts w:hint="eastAsia"/>
-        </w:rPr>
-        <w:t>手牌区的</w:t>
-      </w:r>
-      <w:proofErr w:type="gramEnd"/>
-      <w:r>
-        <w:rPr>
-          <w:rFonts w:hint="eastAsia"/>
-        </w:rPr>
-        <w:t>战利品牌，但</w:t>
-      </w:r>
-      <w:r>
-        <w:rPr>
-          <w:rFonts w:hint="eastAsia"/>
-        </w:rPr>
-        <w:t>必须是一名玩家用一张牌和另一名玩家的一张牌交换，即保持两名玩家各自持有的战利品</w:t>
-      </w:r>
-      <w:proofErr w:type="gramStart"/>
-      <w:r>
-        <w:rPr>
-          <w:rFonts w:hint="eastAsia"/>
-        </w:rPr>
-        <w:t>牌数量</w:t>
-      </w:r>
-      <w:proofErr w:type="gramEnd"/>
-      <w:r>
-        <w:rPr>
-          <w:rFonts w:hint="eastAsia"/>
-        </w:rPr>
-        <w:t>不变。这之后，由当回合负责行动的</w:t>
-      </w:r>
-      <w:proofErr w:type="gramStart"/>
-      <w:r>
-        <w:rPr>
-          <w:rFonts w:hint="eastAsia"/>
-        </w:rPr>
-        <w:t>玩家先</w:t>
-      </w:r>
-      <w:proofErr w:type="gramEnd"/>
-      <w:r>
-        <w:rPr>
-          <w:rFonts w:hint="eastAsia"/>
-        </w:rPr>
-        <w:t>整理战利品，流程与单人规则一致，然后另一名</w:t>
-      </w:r>
-      <w:proofErr w:type="gramStart"/>
-      <w:r>
-        <w:rPr>
-          <w:rFonts w:hint="eastAsia"/>
-        </w:rPr>
-        <w:t>玩家再</w:t>
-      </w:r>
-      <w:proofErr w:type="gramEnd"/>
-      <w:r>
-        <w:rPr>
-          <w:rFonts w:hint="eastAsia"/>
-        </w:rPr>
-        <w:t>整理战利品。</w:t>
+        <w:t>整理战利品之前，两名玩家可以互相交换战利品区和手牌区的战利品牌，但</w:t>
+      </w:r>
+      <w:r>
+        <w:rPr>
+          <w:rFonts w:hint="eastAsia"/>
+        </w:rPr>
+        <w:t>必须是一名玩家用一张牌和另一名玩家的一张牌交换，即保持两名玩家各自持有的战利品牌数量不变。这之后，由当回合负责行动的玩家先整理战利品，流程与单人规则一致，然后另一名玩家再整理战利品。</w:t>
       </w:r>
     </w:p>
     <w:sectPr>
@@ -7714,6 +6531,95 @@
     </w:lvl>
   </w:abstractNum>
   <w:abstractNum w:abstractNumId="2" w15:restartNumberingAfterBreak="0">
+    <w:nsid w:val="1E5E2E12"/>
+    <w:multiLevelType w:val="hybridMultilevel"/>
+    <w:tmpl w:val="5F4EB8E6"/>
+    <w:lvl w:ilvl="0" w:tplc="96269660">
+      <w:start w:val="1"/>
+      <w:numFmt w:val="decimalEnclosedCircle"/>
+      <w:lvlText w:val="%1"/>
+      <w:lvlJc w:val="left"/>
+      <w:pPr>
+        <w:ind w:left="780" w:hanging="360"/>
+      </w:pPr>
+      <w:rPr>
+        <w:rFonts w:hint="default"/>
+      </w:rPr>
+    </w:lvl>
+    <w:lvl w:ilvl="1" w:tplc="04090019" w:tentative="1">
+      <w:start w:val="1"/>
+      <w:numFmt w:val="lowerLetter"/>
+      <w:lvlText w:val="%2)"/>
+      <w:lvlJc w:val="left"/>
+      <w:pPr>
+        <w:ind w:left="1300" w:hanging="440"/>
+      </w:pPr>
+    </w:lvl>
+    <w:lvl w:ilvl="2" w:tplc="0409001B" w:tentative="1">
+      <w:start w:val="1"/>
+      <w:numFmt w:val="lowerRoman"/>
+      <w:lvlText w:val="%3."/>
+      <w:lvlJc w:val="right"/>
+      <w:pPr>
+        <w:ind w:left="1740" w:hanging="440"/>
+      </w:pPr>
+    </w:lvl>
+    <w:lvl w:ilvl="3" w:tplc="0409000F" w:tentative="1">
+      <w:start w:val="1"/>
+      <w:numFmt w:val="decimal"/>
+      <w:lvlText w:val="%4."/>
+      <w:lvlJc w:val="left"/>
+      <w:pPr>
+        <w:ind w:left="2180" w:hanging="440"/>
+      </w:pPr>
+    </w:lvl>
+    <w:lvl w:ilvl="4" w:tplc="04090019" w:tentative="1">
+      <w:start w:val="1"/>
+      <w:numFmt w:val="lowerLetter"/>
+      <w:lvlText w:val="%5)"/>
+      <w:lvlJc w:val="left"/>
+      <w:pPr>
+        <w:ind w:left="2620" w:hanging="440"/>
+      </w:pPr>
+    </w:lvl>
+    <w:lvl w:ilvl="5" w:tplc="0409001B" w:tentative="1">
+      <w:start w:val="1"/>
+      <w:numFmt w:val="lowerRoman"/>
+      <w:lvlText w:val="%6."/>
+      <w:lvlJc w:val="right"/>
+      <w:pPr>
+        <w:ind w:left="3060" w:hanging="440"/>
+      </w:pPr>
+    </w:lvl>
+    <w:lvl w:ilvl="6" w:tplc="0409000F" w:tentative="1">
+      <w:start w:val="1"/>
+      <w:numFmt w:val="decimal"/>
+      <w:lvlText w:val="%7."/>
+      <w:lvlJc w:val="left"/>
+      <w:pPr>
+        <w:ind w:left="3500" w:hanging="440"/>
+      </w:pPr>
+    </w:lvl>
+    <w:lvl w:ilvl="7" w:tplc="04090019" w:tentative="1">
+      <w:start w:val="1"/>
+      <w:numFmt w:val="lowerLetter"/>
+      <w:lvlText w:val="%8)"/>
+      <w:lvlJc w:val="left"/>
+      <w:pPr>
+        <w:ind w:left="3940" w:hanging="440"/>
+      </w:pPr>
+    </w:lvl>
+    <w:lvl w:ilvl="8" w:tplc="0409001B" w:tentative="1">
+      <w:start w:val="1"/>
+      <w:numFmt w:val="lowerRoman"/>
+      <w:lvlText w:val="%9."/>
+      <w:lvlJc w:val="right"/>
+      <w:pPr>
+        <w:ind w:left="4380" w:hanging="440"/>
+      </w:pPr>
+    </w:lvl>
+  </w:abstractNum>
+  <w:abstractNum w:abstractNumId="3" w15:restartNumberingAfterBreak="0">
     <w:nsid w:val="218B0360"/>
     <w:multiLevelType w:val="hybridMultilevel"/>
     <w:tmpl w:val="A42E0090"/>
@@ -7802,7 +6708,7 @@
       </w:pPr>
     </w:lvl>
   </w:abstractNum>
-  <w:abstractNum w:abstractNumId="3" w15:restartNumberingAfterBreak="0">
+  <w:abstractNum w:abstractNumId="4" w15:restartNumberingAfterBreak="0">
     <w:nsid w:val="26D8615D"/>
     <w:multiLevelType w:val="hybridMultilevel"/>
     <w:tmpl w:val="FD0A07C6"/>
@@ -7891,7 +6797,7 @@
       </w:pPr>
     </w:lvl>
   </w:abstractNum>
-  <w:abstractNum w:abstractNumId="4" w15:restartNumberingAfterBreak="0">
+  <w:abstractNum w:abstractNumId="5" w15:restartNumberingAfterBreak="0">
     <w:nsid w:val="29ED1C8F"/>
     <w:multiLevelType w:val="hybridMultilevel"/>
     <w:tmpl w:val="274CFCD4"/>
@@ -7983,7 +6889,7 @@
       </w:pPr>
     </w:lvl>
   </w:abstractNum>
-  <w:abstractNum w:abstractNumId="5" w15:restartNumberingAfterBreak="0">
+  <w:abstractNum w:abstractNumId="6" w15:restartNumberingAfterBreak="0">
     <w:nsid w:val="3BD75635"/>
     <w:multiLevelType w:val="hybridMultilevel"/>
     <w:tmpl w:val="B5E80088"/>
@@ -8072,7 +6978,7 @@
       </w:pPr>
     </w:lvl>
   </w:abstractNum>
-  <w:abstractNum w:abstractNumId="6" w15:restartNumberingAfterBreak="0">
+  <w:abstractNum w:abstractNumId="7" w15:restartNumberingAfterBreak="0">
     <w:nsid w:val="44B044F0"/>
     <w:multiLevelType w:val="hybridMultilevel"/>
     <w:tmpl w:val="602E27D2"/>
@@ -8161,7 +7067,7 @@
       </w:pPr>
     </w:lvl>
   </w:abstractNum>
-  <w:abstractNum w:abstractNumId="7" w15:restartNumberingAfterBreak="0">
+  <w:abstractNum w:abstractNumId="8" w15:restartNumberingAfterBreak="0">
     <w:nsid w:val="4AAE40B7"/>
     <w:multiLevelType w:val="hybridMultilevel"/>
     <w:tmpl w:val="6136C5C8"/>
@@ -8250,7 +7156,7 @@
       </w:pPr>
     </w:lvl>
   </w:abstractNum>
-  <w:abstractNum w:abstractNumId="8" w15:restartNumberingAfterBreak="0">
+  <w:abstractNum w:abstractNumId="9" w15:restartNumberingAfterBreak="0">
     <w:nsid w:val="4C145C83"/>
     <w:multiLevelType w:val="hybridMultilevel"/>
     <w:tmpl w:val="4F4471F0"/>
@@ -8339,7 +7245,7 @@
       </w:pPr>
     </w:lvl>
   </w:abstractNum>
-  <w:abstractNum w:abstractNumId="9" w15:restartNumberingAfterBreak="0">
+  <w:abstractNum w:abstractNumId="10" w15:restartNumberingAfterBreak="0">
     <w:nsid w:val="52012651"/>
     <w:multiLevelType w:val="hybridMultilevel"/>
     <w:tmpl w:val="584E0666"/>
@@ -8428,7 +7334,7 @@
       </w:pPr>
     </w:lvl>
   </w:abstractNum>
-  <w:abstractNum w:abstractNumId="10" w15:restartNumberingAfterBreak="0">
+  <w:abstractNum w:abstractNumId="11" w15:restartNumberingAfterBreak="0">
     <w:nsid w:val="636D2867"/>
     <w:multiLevelType w:val="hybridMultilevel"/>
     <w:tmpl w:val="A1C23418"/>
@@ -8517,7 +7423,7 @@
       </w:pPr>
     </w:lvl>
   </w:abstractNum>
-  <w:abstractNum w:abstractNumId="11" w15:restartNumberingAfterBreak="0">
+  <w:abstractNum w:abstractNumId="12" w15:restartNumberingAfterBreak="0">
     <w:nsid w:val="68FD71C0"/>
     <w:multiLevelType w:val="hybridMultilevel"/>
     <w:tmpl w:val="A1C23418"/>
@@ -8606,7 +7512,7 @@
       </w:pPr>
     </w:lvl>
   </w:abstractNum>
-  <w:abstractNum w:abstractNumId="12" w15:restartNumberingAfterBreak="0">
+  <w:abstractNum w:abstractNumId="13" w15:restartNumberingAfterBreak="0">
     <w:nsid w:val="6D120D33"/>
     <w:multiLevelType w:val="hybridMultilevel"/>
     <w:tmpl w:val="A3D6F9D4"/>
@@ -8695,7 +7601,7 @@
       </w:pPr>
     </w:lvl>
   </w:abstractNum>
-  <w:abstractNum w:abstractNumId="13" w15:restartNumberingAfterBreak="0">
+  <w:abstractNum w:abstractNumId="14" w15:restartNumberingAfterBreak="0">
     <w:nsid w:val="6D465989"/>
     <w:multiLevelType w:val="hybridMultilevel"/>
     <w:tmpl w:val="33A6D4C0"/>
@@ -8785,46 +7691,49 @@
     </w:lvl>
   </w:abstractNum>
   <w:num w:numId="1" w16cid:durableId="720397921">
-    <w:abstractNumId w:val="7"/>
+    <w:abstractNumId w:val="8"/>
   </w:num>
   <w:num w:numId="2" w16cid:durableId="1282419509">
     <w:abstractNumId w:val="0"/>
   </w:num>
   <w:num w:numId="3" w16cid:durableId="159661229">
-    <w:abstractNumId w:val="11"/>
+    <w:abstractNumId w:val="12"/>
   </w:num>
   <w:num w:numId="4" w16cid:durableId="15885471">
-    <w:abstractNumId w:val="8"/>
+    <w:abstractNumId w:val="9"/>
   </w:num>
   <w:num w:numId="5" w16cid:durableId="916864600">
     <w:abstractNumId w:val="1"/>
   </w:num>
   <w:num w:numId="6" w16cid:durableId="621378430">
+    <w:abstractNumId w:val="11"/>
+  </w:num>
+  <w:num w:numId="7" w16cid:durableId="358044669">
+    <w:abstractNumId w:val="13"/>
+  </w:num>
+  <w:num w:numId="8" w16cid:durableId="1453134302">
     <w:abstractNumId w:val="10"/>
   </w:num>
-  <w:num w:numId="7" w16cid:durableId="358044669">
-    <w:abstractNumId w:val="12"/>
+  <w:num w:numId="9" w16cid:durableId="1636989954">
+    <w:abstractNumId w:val="7"/>
   </w:num>
-  <w:num w:numId="8" w16cid:durableId="1453134302">
-    <w:abstractNumId w:val="9"/>
+  <w:num w:numId="10" w16cid:durableId="1210920393">
+    <w:abstractNumId w:val="4"/>
   </w:num>
-  <w:num w:numId="9" w16cid:durableId="1636989954">
+  <w:num w:numId="11" w16cid:durableId="1815756024">
+    <w:abstractNumId w:val="5"/>
+  </w:num>
+  <w:num w:numId="12" w16cid:durableId="1020661196">
+    <w:abstractNumId w:val="14"/>
+  </w:num>
+  <w:num w:numId="13" w16cid:durableId="1504005020">
+    <w:abstractNumId w:val="3"/>
+  </w:num>
+  <w:num w:numId="14" w16cid:durableId="463281341">
     <w:abstractNumId w:val="6"/>
   </w:num>
-  <w:num w:numId="10" w16cid:durableId="1210920393">
-    <w:abstractNumId w:val="3"/>
-  </w:num>
-  <w:num w:numId="11" w16cid:durableId="1815756024">
-    <w:abstractNumId w:val="4"/>
-  </w:num>
-  <w:num w:numId="12" w16cid:durableId="1020661196">
-    <w:abstractNumId w:val="13"/>
-  </w:num>
-  <w:num w:numId="13" w16cid:durableId="1504005020">
+  <w:num w:numId="15" w16cid:durableId="2039039789">
     <w:abstractNumId w:val="2"/>
-  </w:num>
-  <w:num w:numId="14" w16cid:durableId="463281341">
-    <w:abstractNumId w:val="5"/>
   </w:num>
 </w:numbering>
 </file>

--- a/规则书.docx
+++ b/规则书.docx
@@ -175,19 +175,47 @@
         <w:rPr>
           <w:rFonts w:hint="eastAsia"/>
         </w:rPr>
-        <w:t>从主牌堆发牌到场地中，玩家需要用手牌与场地中的牌</w:t>
-      </w:r>
-      <w:r>
-        <w:rPr>
-          <w:rFonts w:hint="eastAsia"/>
-        </w:rPr>
-        <w:t>拼点，失败的拼点将扣除玩家的生命值，成功的拼点将避免这一损失，而荣誉拼点将额外给予玩家隐性的奖励。</w:t>
-      </w:r>
-      <w:r>
-        <w:rPr>
-          <w:rFonts w:hint="eastAsia"/>
-        </w:rPr>
-        <w:t>每当主牌堆耗尽时，主牌堆将洗回，玩家进入地下城更深处，强化自身，并面临更加困难的挑战。玩家的最终目标是达到地下城最深处</w:t>
+        <w:t>从主牌堆发牌到场地中，玩家需要用手牌与场地中的</w:t>
+      </w:r>
+      <w:proofErr w:type="gramStart"/>
+      <w:r>
+        <w:rPr>
+          <w:rFonts w:hint="eastAsia"/>
+        </w:rPr>
+        <w:t>牌</w:t>
+      </w:r>
+      <w:r>
+        <w:rPr>
+          <w:rFonts w:hint="eastAsia"/>
+        </w:rPr>
+        <w:t>拼点</w:t>
+      </w:r>
+      <w:proofErr w:type="gramEnd"/>
+      <w:r>
+        <w:rPr>
+          <w:rFonts w:hint="eastAsia"/>
+        </w:rPr>
+        <w:t>，失败的拼点将扣除玩家的生命值，成功的拼点将避免这一损失，而荣誉拼点将额外给予玩家隐性的奖励。</w:t>
+      </w:r>
+      <w:r>
+        <w:rPr>
+          <w:rFonts w:hint="eastAsia"/>
+        </w:rPr>
+        <w:t>每当主牌堆耗尽时，</w:t>
+      </w:r>
+      <w:proofErr w:type="gramStart"/>
+      <w:r>
+        <w:rPr>
+          <w:rFonts w:hint="eastAsia"/>
+        </w:rPr>
+        <w:t>主牌堆将洗</w:t>
+      </w:r>
+      <w:proofErr w:type="gramEnd"/>
+      <w:r>
+        <w:rPr>
+          <w:rFonts w:hint="eastAsia"/>
+        </w:rPr>
+        <w:t>回，玩家进入地下城更深处，强化自身，并面临更加困难的挑战。玩家的最终目标是达到地下城最深处</w:t>
       </w:r>
       <w:r>
         <w:rPr>
@@ -199,7 +227,21 @@
         <w:rPr>
           <w:rFonts w:hint="eastAsia"/>
         </w:rPr>
-        <w:t>同时获得更高的分数，而分数与玩家游戏过程中达成荣誉拼点的次数直接相关。玩家的生命值低于0时，游戏会</w:t>
+        <w:t>同时获得更高的分数，而分数与玩家游戏过程中达成</w:t>
+      </w:r>
+      <w:proofErr w:type="gramStart"/>
+      <w:r>
+        <w:rPr>
+          <w:rFonts w:hint="eastAsia"/>
+        </w:rPr>
+        <w:t>荣誉拼点的</w:t>
+      </w:r>
+      <w:proofErr w:type="gramEnd"/>
+      <w:r>
+        <w:rPr>
+          <w:rFonts w:hint="eastAsia"/>
+        </w:rPr>
+        <w:t>次数直接相关。玩家的生命值低于0时，游戏会</w:t>
       </w:r>
       <w:r>
         <w:rPr>
@@ -292,6 +334,7 @@
         </w:rPr>
         <w:t>属性牌组1副；技能牌组1副；</w:t>
       </w:r>
+      <w:proofErr w:type="gramStart"/>
       <w:r>
         <w:rPr>
           <w:rFonts w:hint="eastAsia"/>
@@ -302,7 +345,14 @@
         <w:rPr>
           <w:rFonts w:hint="eastAsia"/>
         </w:rPr>
-        <w:t>牌组1副，额外牌组1副；</w:t>
+        <w:t>牌组</w:t>
+      </w:r>
+      <w:proofErr w:type="gramEnd"/>
+      <w:r>
+        <w:rPr>
+          <w:rFonts w:hint="eastAsia"/>
+        </w:rPr>
+        <w:t>1副，额外牌组1副；</w:t>
       </w:r>
       <w:r>
         <w:rPr>
@@ -606,7 +656,7 @@
         <w:rPr>
           <w:rFonts w:hint="eastAsia"/>
         </w:rPr>
-        <w:t>只有奖励位有</w:t>
+        <w:t>没有地城势力的</w:t>
       </w:r>
       <w:r>
         <w:rPr>
@@ -727,6 +777,7 @@
         </w:rPr>
         <w:t>从</w:t>
       </w:r>
+      <w:proofErr w:type="gramStart"/>
       <w:r>
         <w:rPr>
           <w:rFonts w:hint="eastAsia"/>
@@ -743,7 +794,14 @@
         <w:rPr>
           <w:rFonts w:hint="eastAsia"/>
         </w:rPr>
-        <w:t>翻开1张</w:t>
+        <w:t>翻开</w:t>
+      </w:r>
+      <w:proofErr w:type="gramEnd"/>
+      <w:r>
+        <w:rPr>
+          <w:rFonts w:hint="eastAsia"/>
+        </w:rPr>
+        <w:t>1张</w:t>
       </w:r>
       <w:r>
         <w:rPr>
@@ -801,7 +859,21 @@
         <w:rPr>
           <w:rFonts w:hint="eastAsia"/>
         </w:rPr>
-        <w:t>购买升级区放置待购买的</w:t>
+        <w:t>购买升级区放置</w:t>
+      </w:r>
+      <w:proofErr w:type="gramStart"/>
+      <w:r>
+        <w:rPr>
+          <w:rFonts w:hint="eastAsia"/>
+        </w:rPr>
+        <w:t>待购买</w:t>
+      </w:r>
+      <w:proofErr w:type="gramEnd"/>
+      <w:r>
+        <w:rPr>
+          <w:rFonts w:hint="eastAsia"/>
+        </w:rPr>
+        <w:t>的</w:t>
       </w:r>
       <w:r>
         <w:rPr>
@@ -874,12 +946,14 @@
           <w:rFonts w:hint="eastAsia"/>
         </w:rPr>
       </w:pPr>
+      <w:proofErr w:type="gramStart"/>
       <w:r>
         <w:rPr>
           <w:rFonts w:hint="eastAsia"/>
         </w:rPr>
         <w:t>弃牌堆</w:t>
       </w:r>
+      <w:proofErr w:type="gramEnd"/>
     </w:p>
     <w:p>
       <w:pPr>
@@ -894,13 +968,35 @@
         <w:rPr>
           <w:rFonts w:hint="eastAsia"/>
         </w:rPr>
-        <w:t>来源是主牌堆的牌，被弃置之后进入玩家面板的弃牌堆</w:t>
-      </w:r>
-      <w:r>
-        <w:rPr>
-          <w:rFonts w:hint="eastAsia"/>
-        </w:rPr>
-        <w:t>。玩家进入新楼层时，需要根据弃牌堆的牌的数量进行计分。</w:t>
+        <w:t>来源是主牌堆的牌，被弃置之后进入玩家面板的</w:t>
+      </w:r>
+      <w:proofErr w:type="gramStart"/>
+      <w:r>
+        <w:rPr>
+          <w:rFonts w:hint="eastAsia"/>
+        </w:rPr>
+        <w:t>弃牌堆</w:t>
+      </w:r>
+      <w:proofErr w:type="gramEnd"/>
+      <w:r>
+        <w:rPr>
+          <w:rFonts w:hint="eastAsia"/>
+        </w:rPr>
+        <w:t>。玩家进入新楼层时，需要根据</w:t>
+      </w:r>
+      <w:proofErr w:type="gramStart"/>
+      <w:r>
+        <w:rPr>
+          <w:rFonts w:hint="eastAsia"/>
+        </w:rPr>
+        <w:t>弃牌堆</w:t>
+      </w:r>
+      <w:proofErr w:type="gramEnd"/>
+      <w:r>
+        <w:rPr>
+          <w:rFonts w:hint="eastAsia"/>
+        </w:rPr>
+        <w:t>的牌的数量进行计分。</w:t>
       </w:r>
       <w:r>
         <w:rPr>
@@ -914,11 +1010,19 @@
         </w:rPr>
         <w:t>需要在进入新楼层时</w:t>
       </w:r>
-      <w:r>
-        <w:rPr>
-          <w:rFonts w:hint="eastAsia"/>
-        </w:rPr>
-        <w:t>让弃牌堆有尽可能少的牌。</w:t>
+      <w:proofErr w:type="gramStart"/>
+      <w:r>
+        <w:rPr>
+          <w:rFonts w:hint="eastAsia"/>
+        </w:rPr>
+        <w:t>让弃牌</w:t>
+      </w:r>
+      <w:proofErr w:type="gramEnd"/>
+      <w:r>
+        <w:rPr>
+          <w:rFonts w:hint="eastAsia"/>
+        </w:rPr>
+        <w:t>堆有尽可能少的牌。</w:t>
       </w:r>
     </w:p>
     <w:p>
@@ -956,6 +1060,7 @@
       <w:r>
         <w:tab/>
       </w:r>
+      <w:proofErr w:type="gramStart"/>
       <w:r>
         <w:rPr>
           <w:rFonts w:hint="eastAsia"/>
@@ -978,7 +1083,14 @@
         <w:rPr>
           <w:rFonts w:hint="eastAsia"/>
         </w:rPr>
-        <w:t>放置玩家购买的升级牌，该区域的牌的数量</w:t>
+        <w:t>放置</w:t>
+      </w:r>
+      <w:proofErr w:type="gramEnd"/>
+      <w:r>
+        <w:rPr>
+          <w:rFonts w:hint="eastAsia"/>
+        </w:rPr>
+        <w:t>玩家购买的升级牌，该区域的牌的数量</w:t>
       </w:r>
       <w:r>
         <w:rPr>
@@ -1082,6 +1194,7 @@
         </w:rPr>
         <w:t>先放置在背包区的</w:t>
       </w:r>
+      <w:proofErr w:type="gramStart"/>
       <w:r>
         <w:rPr>
           <w:rFonts w:hint="eastAsia"/>
@@ -1092,7 +1205,14 @@
         <w:rPr>
           <w:rFonts w:hint="eastAsia"/>
         </w:rPr>
-        <w:t>才能放入新的道具牌</w:t>
+        <w:t>才能</w:t>
+      </w:r>
+      <w:proofErr w:type="gramEnd"/>
+      <w:r>
+        <w:rPr>
+          <w:rFonts w:hint="eastAsia"/>
+        </w:rPr>
+        <w:t>放入新的道具牌</w:t>
       </w:r>
       <w:r>
         <w:rPr>
@@ -1128,7 +1248,21 @@
         <w:rPr>
           <w:rFonts w:hint="eastAsia"/>
         </w:rPr>
-        <w:t>计数区记录玩家的各项数据，包括</w:t>
+        <w:t>计数</w:t>
+      </w:r>
+      <w:proofErr w:type="gramStart"/>
+      <w:r>
+        <w:rPr>
+          <w:rFonts w:hint="eastAsia"/>
+        </w:rPr>
+        <w:t>区记录</w:t>
+      </w:r>
+      <w:proofErr w:type="gramEnd"/>
+      <w:r>
+        <w:rPr>
+          <w:rFonts w:hint="eastAsia"/>
+        </w:rPr>
+        <w:t>玩家的各项数据，包括</w:t>
       </w:r>
       <w:r>
         <w:rPr>
@@ -1158,7 +1292,13 @@
         <w:rPr>
           <w:rFonts w:hint="eastAsia"/>
         </w:rPr>
-        <w:t>魔力值（MP）、</w:t>
+        <w:t>法</w:t>
+      </w:r>
+      <w:r>
+        <w:rPr>
+          <w:rFonts w:hint="eastAsia"/>
+        </w:rPr>
+        <w:t>力值（MP）、</w:t>
       </w:r>
       <w:r>
         <w:rPr>
@@ -1194,7 +1334,21 @@
         <w:rPr>
           <w:rFonts w:hint="eastAsia"/>
         </w:rPr>
-        <w:t>。用两个十面骰分别记录个位和十位的数据。</w:t>
+        <w:t>。用两个十面</w:t>
+      </w:r>
+      <w:proofErr w:type="gramStart"/>
+      <w:r>
+        <w:rPr>
+          <w:rFonts w:hint="eastAsia"/>
+        </w:rPr>
+        <w:t>骰</w:t>
+      </w:r>
+      <w:proofErr w:type="gramEnd"/>
+      <w:r>
+        <w:rPr>
+          <w:rFonts w:hint="eastAsia"/>
+        </w:rPr>
+        <w:t>分别记录个位和十位的数据。</w:t>
       </w:r>
     </w:p>
     <w:p>
@@ -1287,6 +1441,7 @@
         </w:rPr>
         <w:t>定</w:t>
       </w:r>
+      <w:proofErr w:type="gramStart"/>
       <w:r>
         <w:rPr>
           <w:rFonts w:hint="eastAsia"/>
@@ -1297,7 +1452,14 @@
         <w:rPr>
           <w:rFonts w:hint="eastAsia"/>
         </w:rPr>
-        <w:t>类型的检索</w:t>
+        <w:t>类型</w:t>
+      </w:r>
+      <w:proofErr w:type="gramEnd"/>
+      <w:r>
+        <w:rPr>
+          <w:rFonts w:hint="eastAsia"/>
+        </w:rPr>
+        <w:t>的检索</w:t>
       </w:r>
       <w:r>
         <w:rPr>
@@ -1476,7 +1638,21 @@
         <w:rPr>
           <w:rFonts w:hint="eastAsia"/>
         </w:rPr>
-        <w:t>该句效果文本中</w:t>
+        <w:t>该</w:t>
+      </w:r>
+      <w:proofErr w:type="gramStart"/>
+      <w:r>
+        <w:rPr>
+          <w:rFonts w:hint="eastAsia"/>
+        </w:rPr>
+        <w:t>句效果</w:t>
+      </w:r>
+      <w:proofErr w:type="gramEnd"/>
+      <w:r>
+        <w:rPr>
+          <w:rFonts w:hint="eastAsia"/>
+        </w:rPr>
+        <w:t>文本中</w:t>
       </w:r>
       <w:r>
         <w:rPr>
@@ -1542,7 +1718,21 @@
         <w:rPr>
           <w:rFonts w:hint="eastAsia"/>
         </w:rPr>
-        <w:t>怪物牌和陷阱牌右上角的点数用于在战斗中拼点。怪物牌在牌名下方有</w:t>
+        <w:t>怪物牌和</w:t>
+      </w:r>
+      <w:proofErr w:type="gramStart"/>
+      <w:r>
+        <w:rPr>
+          <w:rFonts w:hint="eastAsia"/>
+        </w:rPr>
+        <w:t>陷阱牌右上角</w:t>
+      </w:r>
+      <w:proofErr w:type="gramEnd"/>
+      <w:r>
+        <w:rPr>
+          <w:rFonts w:hint="eastAsia"/>
+        </w:rPr>
+        <w:t>的点数用于在战斗中拼点。怪物牌在牌名下方有</w:t>
       </w:r>
       <w:r>
         <w:rPr>
@@ -1586,13 +1776,55 @@
         <w:rPr>
           <w:rFonts w:hint="eastAsia"/>
         </w:rPr>
-        <w:t>主牌堆的牌被弃置时送去玩家面板的弃牌堆，被送墓时送去墓地堆。</w:t>
-      </w:r>
-      <w:r>
-        <w:rPr>
-          <w:rFonts w:hint="eastAsia"/>
-        </w:rPr>
-        <w:t>主牌堆的牌从场上加入玩家手牌时，如果其上放置有指示物，需将指示物全部去除。</w:t>
+        <w:t>主牌堆的牌被弃置时送去玩家面板的</w:t>
+      </w:r>
+      <w:proofErr w:type="gramStart"/>
+      <w:r>
+        <w:rPr>
+          <w:rFonts w:hint="eastAsia"/>
+        </w:rPr>
+        <w:t>弃牌堆</w:t>
+      </w:r>
+      <w:proofErr w:type="gramEnd"/>
+      <w:r>
+        <w:rPr>
+          <w:rFonts w:hint="eastAsia"/>
+        </w:rPr>
+        <w:t>，</w:t>
+      </w:r>
+      <w:proofErr w:type="gramStart"/>
+      <w:r>
+        <w:rPr>
+          <w:rFonts w:hint="eastAsia"/>
+        </w:rPr>
+        <w:t>被送墓时</w:t>
+      </w:r>
+      <w:proofErr w:type="gramEnd"/>
+      <w:r>
+        <w:rPr>
+          <w:rFonts w:hint="eastAsia"/>
+        </w:rPr>
+        <w:t>送去墓地堆。</w:t>
+      </w:r>
+      <w:r>
+        <w:rPr>
+          <w:rFonts w:hint="eastAsia"/>
+        </w:rPr>
+        <w:t>主牌堆的牌从场上加入</w:t>
+      </w:r>
+      <w:proofErr w:type="gramStart"/>
+      <w:r>
+        <w:rPr>
+          <w:rFonts w:hint="eastAsia"/>
+        </w:rPr>
+        <w:t>玩家手</w:t>
+      </w:r>
+      <w:proofErr w:type="gramEnd"/>
+      <w:r>
+        <w:rPr>
+          <w:rFonts w:hint="eastAsia"/>
+        </w:rPr>
+        <w:t>牌时，如果其上放置有指示物，需将指示物全部去除。</w:t>
       </w:r>
     </w:p>
     <w:p>
@@ -1602,11 +1834,19 @@
           <w:rFonts w:hint="eastAsia"/>
         </w:rPr>
       </w:pPr>
-      <w:r>
-        <w:rPr>
-          <w:rFonts w:hint="eastAsia"/>
-        </w:rPr>
-        <w:t>升级牌堆的牌</w:t>
+      <w:proofErr w:type="gramStart"/>
+      <w:r>
+        <w:rPr>
+          <w:rFonts w:hint="eastAsia"/>
+        </w:rPr>
+        <w:t>升级牌堆的</w:t>
+      </w:r>
+      <w:proofErr w:type="gramEnd"/>
+      <w:r>
+        <w:rPr>
+          <w:rFonts w:hint="eastAsia"/>
+        </w:rPr>
+        <w:t>牌</w:t>
       </w:r>
     </w:p>
     <w:p>
@@ -1618,12 +1858,14 @@
       <w:r>
         <w:tab/>
       </w:r>
+      <w:proofErr w:type="gramStart"/>
       <w:r>
         <w:rPr>
           <w:rFonts w:hint="eastAsia"/>
         </w:rPr>
         <w:t>升级牌堆包含</w:t>
       </w:r>
+      <w:proofErr w:type="gramEnd"/>
       <w:r>
         <w:rPr>
           <w:rFonts w:hint="eastAsia"/>
@@ -1644,7 +1886,21 @@
         <w:rPr>
           <w:rFonts w:hint="eastAsia"/>
         </w:rPr>
-        <w:t>法术牌通过支付MP使用。法术需要消耗的MP标注在牌面右上角。</w:t>
+        <w:t>法术</w:t>
+      </w:r>
+      <w:proofErr w:type="gramStart"/>
+      <w:r>
+        <w:rPr>
+          <w:rFonts w:hint="eastAsia"/>
+        </w:rPr>
+        <w:t>牌通过</w:t>
+      </w:r>
+      <w:proofErr w:type="gramEnd"/>
+      <w:r>
+        <w:rPr>
+          <w:rFonts w:hint="eastAsia"/>
+        </w:rPr>
+        <w:t>支付MP使用。法术需要消耗的MP标注在牌面右上角。</w:t>
       </w:r>
     </w:p>
     <w:p>
@@ -1672,10 +1928,29 @@
         <w:rPr>
           <w:rFonts w:hint="eastAsia"/>
         </w:rPr>
-        <w:t>技能牌要求的化身牌的最小点数标注在牌面右上角。</w:t>
-      </w:r>
-    </w:p>
-    <w:p>
+        <w:t>技能</w:t>
+      </w:r>
+      <w:proofErr w:type="gramStart"/>
+      <w:r>
+        <w:rPr>
+          <w:rFonts w:hint="eastAsia"/>
+        </w:rPr>
+        <w:t>牌要求</w:t>
+      </w:r>
+      <w:proofErr w:type="gramEnd"/>
+      <w:r>
+        <w:rPr>
+          <w:rFonts w:hint="eastAsia"/>
+        </w:rPr>
+        <w:t>的化身牌的最小点数标注在牌面右上角。</w:t>
+      </w:r>
+    </w:p>
+    <w:p>
+      <w:pPr>
+        <w:rPr>
+          <w:rFonts w:hint="eastAsia"/>
+        </w:rPr>
+      </w:pPr>
       <w:r>
         <w:tab/>
       </w:r>
@@ -1699,29 +1974,67 @@
         <w:rPr>
           <w:rFonts w:hint="eastAsia"/>
         </w:rPr>
-        <w:t>升级牌被弃置时放到升级牌堆底部。</w:t>
+        <w:t>升级牌被弃置时放到</w:t>
+      </w:r>
+      <w:proofErr w:type="gramStart"/>
+      <w:r>
+        <w:rPr>
+          <w:rFonts w:hint="eastAsia"/>
+        </w:rPr>
+        <w:t>升级牌堆底部</w:t>
+      </w:r>
+      <w:proofErr w:type="gramEnd"/>
+      <w:r>
+        <w:rPr>
+          <w:rFonts w:hint="eastAsia"/>
+        </w:rPr>
+        <w:t>。</w:t>
       </w:r>
     </w:p>
     <w:p>
       <w:pPr>
         <w:pStyle w:val="4"/>
-      </w:pPr>
-      <w:r>
-        <w:rPr>
-          <w:rFonts w:hint="eastAsia"/>
-        </w:rPr>
-        <w:t>遭遇牌堆的牌</w:t>
-      </w:r>
-    </w:p>
-    <w:p>
+        <w:rPr>
+          <w:rFonts w:hint="eastAsia"/>
+        </w:rPr>
+      </w:pPr>
+      <w:proofErr w:type="gramStart"/>
+      <w:r>
+        <w:rPr>
+          <w:rFonts w:hint="eastAsia"/>
+        </w:rPr>
+        <w:t>遭遇牌堆的</w:t>
+      </w:r>
+      <w:proofErr w:type="gramEnd"/>
+      <w:r>
+        <w:rPr>
+          <w:rFonts w:hint="eastAsia"/>
+        </w:rPr>
+        <w:t>牌</w:t>
+      </w:r>
+    </w:p>
+    <w:p>
+      <w:pPr>
+        <w:rPr>
+          <w:rFonts w:hint="eastAsia"/>
+        </w:rPr>
+      </w:pPr>
       <w:r>
         <w:tab/>
       </w:r>
-      <w:r>
-        <w:rPr>
-          <w:rFonts w:hint="eastAsia"/>
-        </w:rPr>
-        <w:t>遭遇牌堆包含事件牌和战利品牌。</w:t>
+      <w:proofErr w:type="gramStart"/>
+      <w:r>
+        <w:rPr>
+          <w:rFonts w:hint="eastAsia"/>
+        </w:rPr>
+        <w:t>遭遇牌堆包含</w:t>
+      </w:r>
+      <w:proofErr w:type="gramEnd"/>
+      <w:r>
+        <w:rPr>
+          <w:rFonts w:hint="eastAsia"/>
+        </w:rPr>
+        <w:t>事件牌和战利品牌。</w:t>
       </w:r>
       <w:r>
         <w:rPr>
@@ -1731,6 +2044,11 @@
       </w:r>
     </w:p>
     <w:p>
+      <w:pPr>
+        <w:rPr>
+          <w:rFonts w:hint="eastAsia"/>
+        </w:rPr>
+      </w:pPr>
       <w:r>
         <w:tab/>
       </w:r>
@@ -1790,7 +2108,21 @@
         <w:rPr>
           <w:rFonts w:hint="eastAsia"/>
         </w:rPr>
-        <w:t>进入遭遇牌弃牌堆。</w:t>
+        <w:t>进入遭遇</w:t>
+      </w:r>
+      <w:proofErr w:type="gramStart"/>
+      <w:r>
+        <w:rPr>
+          <w:rFonts w:hint="eastAsia"/>
+        </w:rPr>
+        <w:t>牌弃牌堆</w:t>
+      </w:r>
+      <w:proofErr w:type="gramEnd"/>
+      <w:r>
+        <w:rPr>
+          <w:rFonts w:hint="eastAsia"/>
+        </w:rPr>
+        <w:t>。</w:t>
       </w:r>
     </w:p>
     <w:p>
@@ -1826,7 +2158,21 @@
         <w:rPr>
           <w:rFonts w:hint="eastAsia"/>
         </w:rPr>
-        <w:t>挑战牌决定玩家每次进入新的楼层时，需要执行哪些步骤，例如加入新内容或适用新规则。挑战</w:t>
+        <w:t>挑战</w:t>
+      </w:r>
+      <w:proofErr w:type="gramStart"/>
+      <w:r>
+        <w:rPr>
+          <w:rFonts w:hint="eastAsia"/>
+        </w:rPr>
+        <w:t>牌决定</w:t>
+      </w:r>
+      <w:proofErr w:type="gramEnd"/>
+      <w:r>
+        <w:rPr>
+          <w:rFonts w:hint="eastAsia"/>
+        </w:rPr>
+        <w:t>玩家每次进入新的楼层时，需要执行哪些步骤，例如加入新内容或适用新规则。挑战</w:t>
       </w:r>
       <w:r>
         <w:rPr>
@@ -1882,7 +2228,21 @@
         <w:rPr>
           <w:rFonts w:hint="eastAsia"/>
         </w:rPr>
-        <w:t>牌组洗混，组成遭遇牌堆；将</w:t>
+        <w:t>牌</w:t>
+      </w:r>
+      <w:proofErr w:type="gramStart"/>
+      <w:r>
+        <w:rPr>
+          <w:rFonts w:hint="eastAsia"/>
+        </w:rPr>
+        <w:t>组洗混</w:t>
+      </w:r>
+      <w:proofErr w:type="gramEnd"/>
+      <w:r>
+        <w:rPr>
+          <w:rFonts w:hint="eastAsia"/>
+        </w:rPr>
+        <w:t>，组成遭遇牌堆；将</w:t>
       </w:r>
       <w:r>
         <w:rPr>
@@ -1912,13 +2272,27 @@
         <w:rPr>
           <w:rFonts w:hint="eastAsia"/>
         </w:rPr>
-        <w:t>和被动牌组</w:t>
-      </w:r>
-      <w:r>
-        <w:rPr>
-          <w:rFonts w:hint="eastAsia"/>
-        </w:rPr>
-        <w:t>洗混，组成</w:t>
+        <w:t>和被动牌</w:t>
+      </w:r>
+      <w:proofErr w:type="gramStart"/>
+      <w:r>
+        <w:rPr>
+          <w:rFonts w:hint="eastAsia"/>
+        </w:rPr>
+        <w:t>组</w:t>
+      </w:r>
+      <w:r>
+        <w:rPr>
+          <w:rFonts w:hint="eastAsia"/>
+        </w:rPr>
+        <w:t>洗混</w:t>
+      </w:r>
+      <w:proofErr w:type="gramEnd"/>
+      <w:r>
+        <w:rPr>
+          <w:rFonts w:hint="eastAsia"/>
+        </w:rPr>
+        <w:t>，组成</w:t>
       </w:r>
       <w:r>
         <w:rPr>
@@ -1974,13 +2348,43 @@
         <w:rPr>
           <w:rFonts w:hint="eastAsia"/>
         </w:rPr>
-        <w:t>在玩家面板中，将玩家的初始生命值设为5</w:t>
-      </w:r>
-      <w:r>
-        <w:rPr>
-          <w:rFonts w:hint="eastAsia"/>
-        </w:rPr>
-        <w:t>，初始生命值上限</w:t>
+        <w:t>在玩家面板中，将玩家的初始</w:t>
+      </w:r>
+      <w:r>
+        <w:rPr>
+          <w:rFonts w:hint="eastAsia"/>
+        </w:rPr>
+        <w:t>HP</w:t>
+      </w:r>
+      <w:r>
+        <w:rPr>
+          <w:rFonts w:hint="eastAsia"/>
+        </w:rPr>
+        <w:t>设为</w:t>
+      </w:r>
+      <w:r>
+        <w:rPr>
+          <w:rFonts w:hint="eastAsia"/>
+        </w:rPr>
+        <w:t>4</w:t>
+      </w:r>
+      <w:r>
+        <w:rPr>
+          <w:rFonts w:hint="eastAsia"/>
+        </w:rPr>
+        <w:t>，初始</w:t>
+      </w:r>
+      <w:r>
+        <w:rPr>
+          <w:rFonts w:hint="eastAsia"/>
+        </w:rPr>
+        <w:t>HP</w:t>
+      </w:r>
+      <w:r>
+        <w:rPr>
+          <w:rFonts w:hint="eastAsia"/>
+        </w:rPr>
+        <w:t>上限</w:t>
       </w:r>
       <w:r>
         <w:rPr>
@@ -1992,110 +2396,110 @@
         <w:rPr>
           <w:rFonts w:hint="eastAsia"/>
         </w:rPr>
+        <w:t>4，初始MP设为4，初始MP上限是4</w:t>
+      </w:r>
+      <w:r>
+        <w:rPr>
+          <w:rFonts w:hint="eastAsia"/>
+        </w:rPr>
+        <w:t>。</w:t>
+      </w:r>
+      <w:r>
+        <w:rPr>
+          <w:rFonts w:hint="eastAsia"/>
+        </w:rPr>
+        <w:t>没有其他手牌基数来源时，</w:t>
+      </w:r>
+      <w:r>
+        <w:rPr>
+          <w:rFonts w:hint="eastAsia"/>
+        </w:rPr>
+        <w:t>玩家</w:t>
+      </w:r>
+      <w:r>
+        <w:rPr>
+          <w:rFonts w:hint="eastAsia"/>
+        </w:rPr>
+        <w:t>的</w:t>
+      </w:r>
+      <w:r>
+        <w:rPr>
+          <w:rFonts w:hint="eastAsia"/>
+        </w:rPr>
+        <w:t>手牌基数与房间宽度与高度的和相等</w:t>
+      </w:r>
+      <w:r>
+        <w:rPr>
+          <w:rFonts w:hint="eastAsia"/>
+        </w:rPr>
+        <w:t>，</w:t>
+      </w:r>
+      <w:r>
+        <w:rPr>
+          <w:rFonts w:hint="eastAsia"/>
+        </w:rPr>
+        <w:t>即</w:t>
+      </w:r>
+      <w:r>
+        <w:rPr>
+          <w:rFonts w:hint="eastAsia"/>
+        </w:rPr>
+        <w:t>初始为5</w:t>
+      </w:r>
+      <w:r>
+        <w:rPr>
+          <w:rFonts w:hint="eastAsia"/>
+        </w:rPr>
+        <w:t>。</w:t>
+      </w:r>
+      <w:r>
+        <w:rPr>
+          <w:rFonts w:hint="eastAsia"/>
+        </w:rPr>
+        <w:t>默认</w:t>
+      </w:r>
+      <w:r>
+        <w:rPr>
+          <w:rFonts w:hint="eastAsia"/>
+        </w:rPr>
+        <w:t>背包</w:t>
+      </w:r>
+      <w:r>
+        <w:rPr>
+          <w:rFonts w:hint="eastAsia"/>
+        </w:rPr>
+        <w:t>区容量是</w:t>
+      </w:r>
+      <w:r>
+        <w:rPr>
+          <w:rFonts w:hint="eastAsia"/>
+        </w:rPr>
         <w:t>5</w:t>
       </w:r>
       <w:r>
         <w:rPr>
           <w:rFonts w:hint="eastAsia"/>
         </w:rPr>
+        <w:t>。玩家</w:t>
+      </w:r>
+      <w:r>
+        <w:rPr>
+          <w:rFonts w:hint="eastAsia"/>
+        </w:rPr>
+        <w:t>初始拥有</w:t>
+      </w:r>
+      <w:r>
+        <w:rPr>
+          <w:rFonts w:hint="eastAsia"/>
+        </w:rPr>
+        <w:t>1个技能点token</w:t>
+      </w:r>
+      <w:r>
+        <w:rPr>
+          <w:rFonts w:hint="eastAsia"/>
+        </w:rPr>
         <w:t>。</w:t>
       </w:r>
-      <w:r>
-        <w:rPr>
-          <w:rFonts w:hint="eastAsia"/>
-        </w:rPr>
-        <w:t>没有其他手牌基数来源时，</w:t>
-      </w:r>
-      <w:r>
-        <w:rPr>
-          <w:rFonts w:hint="eastAsia"/>
-        </w:rPr>
-        <w:t>玩家</w:t>
-      </w:r>
-      <w:r>
-        <w:rPr>
-          <w:rFonts w:hint="eastAsia"/>
-        </w:rPr>
-        <w:t>的</w:t>
-      </w:r>
-      <w:r>
-        <w:rPr>
-          <w:rFonts w:hint="eastAsia"/>
-        </w:rPr>
-        <w:t>手牌基数与房间宽度与高度的和相等</w:t>
-      </w:r>
-      <w:r>
-        <w:rPr>
-          <w:rFonts w:hint="eastAsia"/>
-        </w:rPr>
-        <w:t>，</w:t>
-      </w:r>
-      <w:r>
-        <w:rPr>
-          <w:rFonts w:hint="eastAsia"/>
-        </w:rPr>
-        <w:t>即</w:t>
-      </w:r>
-      <w:r>
-        <w:rPr>
-          <w:rFonts w:hint="eastAsia"/>
-        </w:rPr>
-        <w:t>初始为5</w:t>
-      </w:r>
-      <w:r>
-        <w:rPr>
-          <w:rFonts w:hint="eastAsia"/>
-        </w:rPr>
-        <w:t>。</w:t>
-      </w:r>
-      <w:r>
-        <w:rPr>
-          <w:rFonts w:hint="eastAsia"/>
-        </w:rPr>
-        <w:t>默认的</w:t>
-      </w:r>
-      <w:r>
-        <w:rPr>
-          <w:rFonts w:hint="eastAsia"/>
-        </w:rPr>
-        <w:t>背包</w:t>
-      </w:r>
-      <w:r>
-        <w:rPr>
-          <w:rFonts w:hint="eastAsia"/>
-        </w:rPr>
-        <w:t>区容量是</w:t>
-      </w:r>
-      <w:r>
-        <w:rPr>
-          <w:rFonts w:hint="eastAsia"/>
-        </w:rPr>
-        <w:t>5</w:t>
-      </w:r>
-      <w:r>
-        <w:rPr>
-          <w:rFonts w:hint="eastAsia"/>
-        </w:rPr>
-        <w:t>。玩家</w:t>
-      </w:r>
-      <w:r>
-        <w:rPr>
-          <w:rFonts w:hint="eastAsia"/>
-        </w:rPr>
-        <w:t>初始拥有</w:t>
-      </w:r>
-      <w:r>
-        <w:rPr>
-          <w:rFonts w:hint="eastAsia"/>
-        </w:rPr>
-        <w:t>1个技能点token</w:t>
-      </w:r>
-      <w:r>
-        <w:rPr>
-          <w:rFonts w:hint="eastAsia"/>
-        </w:rPr>
-        <w:t>。</w:t>
-      </w:r>
     </w:p>
     <w:p>
       <w:pPr>
@@ -2110,7 +2514,21 @@
         <w:rPr>
           <w:rFonts w:hint="eastAsia"/>
         </w:rPr>
-        <w:t>从升级牌堆发5张牌到</w:t>
+        <w:t>从升级</w:t>
+      </w:r>
+      <w:proofErr w:type="gramStart"/>
+      <w:r>
+        <w:rPr>
+          <w:rFonts w:hint="eastAsia"/>
+        </w:rPr>
+        <w:t>牌堆发</w:t>
+      </w:r>
+      <w:proofErr w:type="gramEnd"/>
+      <w:r>
+        <w:rPr>
+          <w:rFonts w:hint="eastAsia"/>
+        </w:rPr>
+        <w:t>5张牌到</w:t>
       </w:r>
       <w:r>
         <w:rPr>
@@ -2281,7 +2699,19 @@
         <w:rPr>
           <w:rFonts w:hint="eastAsia"/>
         </w:rPr>
-        <w:t>的敌人侧，然后玩家抽满手牌。</w:t>
+        <w:t>的</w:t>
+      </w:r>
+      <w:r>
+        <w:rPr>
+          <w:rFonts w:hint="eastAsia"/>
+        </w:rPr>
+        <w:t>地城</w:t>
+      </w:r>
+      <w:r>
+        <w:rPr>
+          <w:rFonts w:hint="eastAsia"/>
+        </w:rPr>
+        <w:t>侧，然后玩家抽满手牌。</w:t>
       </w:r>
     </w:p>
     <w:p>
@@ -2642,7 +3072,45 @@
         <w:rPr>
           <w:rFonts w:hint="eastAsia"/>
         </w:rPr>
-        <w:t>按玩家指定的房间顺序，依次结算场上所有房间的回合开始时效果。房间内的牌按照从玩家侧到敌人侧、从前到后的顺序结算。</w:t>
+        <w:t>按玩家指定的房间顺序，依次结算场上所有房间的回合开始时效果。房间内的</w:t>
+      </w:r>
+      <w:proofErr w:type="gramStart"/>
+      <w:r>
+        <w:rPr>
+          <w:rFonts w:hint="eastAsia"/>
+        </w:rPr>
+        <w:t>牌按照</w:t>
+      </w:r>
+      <w:proofErr w:type="gramEnd"/>
+      <w:r>
+        <w:rPr>
+          <w:rFonts w:hint="eastAsia"/>
+        </w:rPr>
+        <w:t>从</w:t>
+      </w:r>
+      <w:r>
+        <w:rPr>
+          <w:rFonts w:hint="eastAsia"/>
+        </w:rPr>
+        <w:t>地城</w:t>
+      </w:r>
+      <w:r>
+        <w:rPr>
+          <w:rFonts w:hint="eastAsia"/>
+        </w:rPr>
+        <w:t>侧</w:t>
+      </w:r>
+      <w:r>
+        <w:rPr>
+          <w:rFonts w:hint="eastAsia"/>
+        </w:rPr>
+        <w:t>到玩家侧</w:t>
+      </w:r>
+      <w:r>
+        <w:rPr>
+          <w:rFonts w:hint="eastAsia"/>
+        </w:rPr>
+        <w:t>、从前到后的顺序结算。</w:t>
       </w:r>
       <w:r>
         <w:rPr>
@@ -2871,7 +3339,35 @@
         <w:rPr>
           <w:rFonts w:hint="eastAsia"/>
         </w:rPr>
-        <w:t>本游戏中，执行一部分行动、以及使用部分牌的效果，需要将相应数量的牌从主牌堆顶端送去弃牌堆，在游戏中统称为消耗时间。当主牌堆已经没有牌时，如果没有特殊说明，则无法执行需要消耗时间的行动或使用需要消耗时间才能使用的牌。</w:t>
+        <w:t>本游戏中，执行一部分行动、以及使用部分牌的效果，需要将相应数量的牌从主牌堆顶端送去</w:t>
+      </w:r>
+      <w:proofErr w:type="gramStart"/>
+      <w:r>
+        <w:rPr>
+          <w:rFonts w:hint="eastAsia"/>
+        </w:rPr>
+        <w:t>弃牌堆</w:t>
+      </w:r>
+      <w:proofErr w:type="gramEnd"/>
+      <w:r>
+        <w:rPr>
+          <w:rFonts w:hint="eastAsia"/>
+        </w:rPr>
+        <w:t>，在游戏中统称为消耗时间。当主牌</w:t>
+      </w:r>
+      <w:proofErr w:type="gramStart"/>
+      <w:r>
+        <w:rPr>
+          <w:rFonts w:hint="eastAsia"/>
+        </w:rPr>
+        <w:t>堆已经</w:t>
+      </w:r>
+      <w:proofErr w:type="gramEnd"/>
+      <w:r>
+        <w:rPr>
+          <w:rFonts w:hint="eastAsia"/>
+        </w:rPr>
+        <w:t>没有牌时，如果没有特殊说明，则无法执行需要消耗时间的行动或使用需要消耗时间才能使用的牌。</w:t>
       </w:r>
     </w:p>
     <w:p>
@@ -2911,6 +3407,11 @@
       </w:r>
     </w:p>
     <w:p>
+      <w:pPr>
+        <w:rPr>
+          <w:rFonts w:hint="eastAsia"/>
+        </w:rPr>
+      </w:pPr>
       <w:r>
         <w:tab/>
       </w:r>
@@ -2978,7 +3479,27 @@
         <w:rPr>
           <w:rFonts w:hint="eastAsia"/>
         </w:rPr>
-        <w:t>从主牌堆向地城区的每个敌人</w:t>
+        <w:t>从</w:t>
+      </w:r>
+      <w:proofErr w:type="gramStart"/>
+      <w:r>
+        <w:rPr>
+          <w:rFonts w:hint="eastAsia"/>
+        </w:rPr>
+        <w:t>主牌堆向地</w:t>
+      </w:r>
+      <w:proofErr w:type="gramEnd"/>
+      <w:r>
+        <w:rPr>
+          <w:rFonts w:hint="eastAsia"/>
+        </w:rPr>
+        <w:t>城区的每个</w:t>
+      </w:r>
+      <w:r>
+        <w:rPr>
+          <w:rFonts w:hint="eastAsia"/>
+        </w:rPr>
+        <w:t>地城</w:t>
       </w:r>
       <w:r>
         <w:rPr>
@@ -3002,7 +3523,13 @@
         <w:rPr>
           <w:rFonts w:hint="eastAsia"/>
         </w:rPr>
-        <w:t>敌人侧。</w:t>
+        <w:t>地城</w:t>
+      </w:r>
+      <w:r>
+        <w:rPr>
+          <w:rFonts w:hint="eastAsia"/>
+        </w:rPr>
+        <w:t>侧。</w:t>
       </w:r>
     </w:p>
     <w:p>
@@ -3020,7 +3547,21 @@
         <w:rPr>
           <w:rFonts w:hint="eastAsia"/>
         </w:rPr>
-        <w:t>从遭遇牌堆向地城区</w:t>
+        <w:t>从遭遇</w:t>
+      </w:r>
+      <w:proofErr w:type="gramStart"/>
+      <w:r>
+        <w:rPr>
+          <w:rFonts w:hint="eastAsia"/>
+        </w:rPr>
+        <w:t>牌堆向</w:t>
+      </w:r>
+      <w:proofErr w:type="gramEnd"/>
+      <w:r>
+        <w:rPr>
+          <w:rFonts w:hint="eastAsia"/>
+        </w:rPr>
+        <w:t>地城区</w:t>
       </w:r>
       <w:r>
         <w:rPr>
@@ -3028,11 +3569,19 @@
         </w:rPr>
         <w:t>的每个空</w:t>
       </w:r>
-      <w:r>
-        <w:rPr>
-          <w:rFonts w:hint="eastAsia"/>
-        </w:rPr>
-        <w:t>奖励位发1张牌。</w:t>
+      <w:proofErr w:type="gramStart"/>
+      <w:r>
+        <w:rPr>
+          <w:rFonts w:hint="eastAsia"/>
+        </w:rPr>
+        <w:t>奖励位发1张</w:t>
+      </w:r>
+      <w:proofErr w:type="gramEnd"/>
+      <w:r>
+        <w:rPr>
+          <w:rFonts w:hint="eastAsia"/>
+        </w:rPr>
+        <w:t>牌。</w:t>
       </w:r>
     </w:p>
     <w:p>
@@ -3050,13 +3599,35 @@
         <w:rPr>
           <w:rFonts w:hint="eastAsia"/>
         </w:rPr>
-        <w:t>将手牌补满</w:t>
-      </w:r>
-      <w:r>
-        <w:rPr>
-          <w:rFonts w:hint="eastAsia"/>
-        </w:rPr>
-        <w:t>，然后重抽任意张手牌</w:t>
+        <w:t>将</w:t>
+      </w:r>
+      <w:proofErr w:type="gramStart"/>
+      <w:r>
+        <w:rPr>
+          <w:rFonts w:hint="eastAsia"/>
+        </w:rPr>
+        <w:t>手牌补满</w:t>
+      </w:r>
+      <w:proofErr w:type="gramEnd"/>
+      <w:r>
+        <w:rPr>
+          <w:rFonts w:hint="eastAsia"/>
+        </w:rPr>
+        <w:t>，</w:t>
+      </w:r>
+      <w:proofErr w:type="gramStart"/>
+      <w:r>
+        <w:rPr>
+          <w:rFonts w:hint="eastAsia"/>
+        </w:rPr>
+        <w:t>然后重抽任意</w:t>
+      </w:r>
+      <w:proofErr w:type="gramEnd"/>
+      <w:r>
+        <w:rPr>
+          <w:rFonts w:hint="eastAsia"/>
+        </w:rPr>
+        <w:t>张手牌</w:t>
       </w:r>
       <w:r>
         <w:rPr>
@@ -3324,7 +3895,63 @@
         <w:rPr>
           <w:rFonts w:hint="eastAsia"/>
         </w:rPr>
-        <w:t>，房间内先结算玩家侧再结算敌人侧，同侧的牌先结算左侧的再结算右侧的。</w:t>
+        <w:t>，房间内先结算</w:t>
+      </w:r>
+      <w:r>
+        <w:rPr>
+          <w:rFonts w:hint="eastAsia"/>
+        </w:rPr>
+        <w:t>地</w:t>
+      </w:r>
+      <w:proofErr w:type="gramStart"/>
+      <w:r>
+        <w:rPr>
+          <w:rFonts w:hint="eastAsia"/>
+        </w:rPr>
+        <w:t>城侧</w:t>
+      </w:r>
+      <w:r>
+        <w:rPr>
+          <w:rFonts w:hint="eastAsia"/>
+        </w:rPr>
+        <w:t>再结算</w:t>
+      </w:r>
+      <w:proofErr w:type="gramEnd"/>
+      <w:r>
+        <w:rPr>
+          <w:rFonts w:hint="eastAsia"/>
+        </w:rPr>
+        <w:t>玩家</w:t>
+      </w:r>
+      <w:r>
+        <w:rPr>
+          <w:rFonts w:hint="eastAsia"/>
+        </w:rPr>
+        <w:t>侧，同侧的牌先结算</w:t>
+      </w:r>
+      <w:r>
+        <w:rPr>
+          <w:rFonts w:hint="eastAsia"/>
+        </w:rPr>
+        <w:t>前置位</w:t>
+      </w:r>
+      <w:r>
+        <w:rPr>
+          <w:rFonts w:hint="eastAsia"/>
+        </w:rPr>
+        <w:t>的再结算</w:t>
+      </w:r>
+      <w:r>
+        <w:rPr>
+          <w:rFonts w:hint="eastAsia"/>
+        </w:rPr>
+        <w:t>后置位</w:t>
+      </w:r>
+      <w:r>
+        <w:rPr>
+          <w:rFonts w:hint="eastAsia"/>
+        </w:rPr>
+        <w:t>的。</w:t>
       </w:r>
     </w:p>
     <w:p>
@@ -3350,7 +3977,25 @@
         <w:rPr>
           <w:rFonts w:hint="eastAsia"/>
         </w:rPr>
-        <w:t>首先，按从玩家侧到敌人侧、从</w:t>
+        <w:t>首先，按从</w:t>
+      </w:r>
+      <w:r>
+        <w:rPr>
+          <w:rFonts w:hint="eastAsia"/>
+        </w:rPr>
+        <w:t>地城侧</w:t>
+      </w:r>
+      <w:r>
+        <w:rPr>
+          <w:rFonts w:hint="eastAsia"/>
+        </w:rPr>
+        <w:t>到</w:t>
+      </w:r>
+      <w:r>
+        <w:rPr>
+          <w:rFonts w:hint="eastAsia"/>
+        </w:rPr>
+        <w:t>玩家侧、从</w:t>
       </w:r>
       <w:r>
         <w:rPr>
@@ -3453,7 +4098,7 @@
         <w:rPr>
           <w:rFonts w:hint="eastAsia"/>
         </w:rPr>
-        <w:t>敌人侧</w:t>
+        <w:t>地城侧</w:t>
       </w:r>
       <w:r>
         <w:rPr>
@@ -3495,25 +4140,53 @@
         <w:rPr>
           <w:rFonts w:hint="eastAsia"/>
         </w:rPr>
-        <w:t>敌人侧</w:t>
-      </w:r>
-      <w:r>
-        <w:rPr>
-          <w:rFonts w:hint="eastAsia"/>
-        </w:rPr>
-        <w:t>所有牌依次弃置，再按从左向右的顺序将</w:t>
-      </w:r>
-      <w:r>
-        <w:rPr>
-          <w:rFonts w:hint="eastAsia"/>
-        </w:rPr>
-        <w:t>玩家侧</w:t>
-      </w:r>
-      <w:r>
-        <w:rPr>
-          <w:rFonts w:hint="eastAsia"/>
-        </w:rPr>
-        <w:t>所有牌依次送墓。</w:t>
+        <w:t>地城</w:t>
+      </w:r>
+      <w:proofErr w:type="gramStart"/>
+      <w:r>
+        <w:rPr>
+          <w:rFonts w:hint="eastAsia"/>
+        </w:rPr>
+        <w:t>侧</w:t>
+      </w:r>
+      <w:r>
+        <w:rPr>
+          <w:rFonts w:hint="eastAsia"/>
+        </w:rPr>
+        <w:t>所有牌</w:t>
+      </w:r>
+      <w:proofErr w:type="gramEnd"/>
+      <w:r>
+        <w:rPr>
+          <w:rFonts w:hint="eastAsia"/>
+        </w:rPr>
+        <w:t>依次弃置，再按从左向右的顺序将</w:t>
+      </w:r>
+      <w:r>
+        <w:rPr>
+          <w:rFonts w:hint="eastAsia"/>
+        </w:rPr>
+        <w:t>玩家</w:t>
+      </w:r>
+      <w:proofErr w:type="gramStart"/>
+      <w:r>
+        <w:rPr>
+          <w:rFonts w:hint="eastAsia"/>
+        </w:rPr>
+        <w:t>侧</w:t>
+      </w:r>
+      <w:r>
+        <w:rPr>
+          <w:rFonts w:hint="eastAsia"/>
+        </w:rPr>
+        <w:t>所有牌</w:t>
+      </w:r>
+      <w:proofErr w:type="gramEnd"/>
+      <w:r>
+        <w:rPr>
+          <w:rFonts w:hint="eastAsia"/>
+        </w:rPr>
+        <w:t>依次送墓。</w:t>
       </w:r>
     </w:p>
     <w:p>
@@ -3531,7 +4204,19 @@
         <w:rPr>
           <w:rFonts w:hint="eastAsia"/>
         </w:rPr>
-        <w:t>如果玩家侧合计点数大于敌人侧，则玩家战胜，按</w:t>
+        <w:t>如果玩家侧合计点数大于</w:t>
+      </w:r>
+      <w:r>
+        <w:rPr>
+          <w:rFonts w:hint="eastAsia"/>
+        </w:rPr>
+        <w:t>地城侧</w:t>
+      </w:r>
+      <w:r>
+        <w:rPr>
+          <w:rFonts w:hint="eastAsia"/>
+        </w:rPr>
+        <w:t>，则玩家战胜，按</w:t>
       </w:r>
       <w:r>
         <w:rPr>
@@ -3543,7 +4228,47 @@
         <w:rPr>
           <w:rFonts w:hint="eastAsia"/>
         </w:rPr>
-        <w:t>的顺序将敌人侧所有牌依次送墓，再按从左向右的顺序将玩家侧所有牌依次弃置。</w:t>
+        <w:t>的顺序将</w:t>
+      </w:r>
+      <w:r>
+        <w:rPr>
+          <w:rFonts w:hint="eastAsia"/>
+        </w:rPr>
+        <w:t>地城</w:t>
+      </w:r>
+      <w:proofErr w:type="gramStart"/>
+      <w:r>
+        <w:rPr>
+          <w:rFonts w:hint="eastAsia"/>
+        </w:rPr>
+        <w:t>侧</w:t>
+      </w:r>
+      <w:r>
+        <w:rPr>
+          <w:rFonts w:hint="eastAsia"/>
+        </w:rPr>
+        <w:t>所有牌</w:t>
+      </w:r>
+      <w:proofErr w:type="gramEnd"/>
+      <w:r>
+        <w:rPr>
+          <w:rFonts w:hint="eastAsia"/>
+        </w:rPr>
+        <w:t>依次送墓，再按从左向右的顺序将玩家</w:t>
+      </w:r>
+      <w:proofErr w:type="gramStart"/>
+      <w:r>
+        <w:rPr>
+          <w:rFonts w:hint="eastAsia"/>
+        </w:rPr>
+        <w:t>侧所有牌</w:t>
+      </w:r>
+      <w:proofErr w:type="gramEnd"/>
+      <w:r>
+        <w:rPr>
+          <w:rFonts w:hint="eastAsia"/>
+        </w:rPr>
+        <w:t>依次弃置。</w:t>
       </w:r>
     </w:p>
     <w:p>
@@ -3561,7 +4286,35 @@
         <w:rPr>
           <w:rFonts w:hint="eastAsia"/>
         </w:rPr>
-        <w:t>如果备战区的槽位合计点数等于房间区对位，则玩家荣誉战胜</w:t>
+        <w:t>如果</w:t>
+      </w:r>
+      <w:proofErr w:type="gramStart"/>
+      <w:r>
+        <w:rPr>
+          <w:rFonts w:hint="eastAsia"/>
+        </w:rPr>
+        <w:t>备战区</w:t>
+      </w:r>
+      <w:proofErr w:type="gramEnd"/>
+      <w:r>
+        <w:rPr>
+          <w:rFonts w:hint="eastAsia"/>
+        </w:rPr>
+        <w:t>的槽位合计点数等于房间区对位，则</w:t>
+      </w:r>
+      <w:proofErr w:type="gramStart"/>
+      <w:r>
+        <w:rPr>
+          <w:rFonts w:hint="eastAsia"/>
+        </w:rPr>
+        <w:t>玩家荣誉</w:t>
+      </w:r>
+      <w:proofErr w:type="gramEnd"/>
+      <w:r>
+        <w:rPr>
+          <w:rFonts w:hint="eastAsia"/>
+        </w:rPr>
+        <w:t>战胜</w:t>
       </w:r>
       <w:r>
         <w:rPr>
@@ -3585,7 +4338,21 @@
         <w:rPr>
           <w:rFonts w:hint="eastAsia"/>
         </w:rPr>
-        <w:t>的顺序将房间区槽位中所有牌依次送墓，再按从左向右的顺序将备战区槽位中所有牌依次送墓。</w:t>
+        <w:t>的顺序将房间区槽位中所有牌依次送墓，再按从左向右的顺序将</w:t>
+      </w:r>
+      <w:proofErr w:type="gramStart"/>
+      <w:r>
+        <w:rPr>
+          <w:rFonts w:hint="eastAsia"/>
+        </w:rPr>
+        <w:t>备战区槽</w:t>
+      </w:r>
+      <w:proofErr w:type="gramEnd"/>
+      <w:r>
+        <w:rPr>
+          <w:rFonts w:hint="eastAsia"/>
+        </w:rPr>
+        <w:t>位中所有牌依次送墓。</w:t>
       </w:r>
       <w:r>
         <w:rPr>
@@ -3609,7 +4376,45 @@
         <w:rPr>
           <w:rFonts w:hint="eastAsia"/>
         </w:rPr>
-        <w:t>如果玩家侧合计点数等于敌人侧，则玩家荣誉战胜，按从玩家侧到敌人侧，</w:t>
+        <w:t>如果玩家侧合计点数等于</w:t>
+      </w:r>
+      <w:r>
+        <w:rPr>
+          <w:rFonts w:hint="eastAsia"/>
+        </w:rPr>
+        <w:t>地城侧</w:t>
+      </w:r>
+      <w:r>
+        <w:rPr>
+          <w:rFonts w:hint="eastAsia"/>
+        </w:rPr>
+        <w:t>，则</w:t>
+      </w:r>
+      <w:proofErr w:type="gramStart"/>
+      <w:r>
+        <w:rPr>
+          <w:rFonts w:hint="eastAsia"/>
+        </w:rPr>
+        <w:t>玩家荣誉</w:t>
+      </w:r>
+      <w:proofErr w:type="gramEnd"/>
+      <w:r>
+        <w:rPr>
+          <w:rFonts w:hint="eastAsia"/>
+        </w:rPr>
+        <w:t>战胜，按从玩家侧到</w:t>
+      </w:r>
+      <w:r>
+        <w:rPr>
+          <w:rFonts w:hint="eastAsia"/>
+        </w:rPr>
+        <w:t>地城侧</w:t>
+      </w:r>
+      <w:r>
+        <w:rPr>
+          <w:rFonts w:hint="eastAsia"/>
+        </w:rPr>
+        <w:t>，</w:t>
       </w:r>
       <w:r>
         <w:rPr>
@@ -3641,7 +4446,21 @@
         <w:rPr>
           <w:rFonts w:hint="eastAsia"/>
         </w:rPr>
-        <w:t>即使主牌堆已经没有牌，玩家依然可以进行战斗。</w:t>
+        <w:t>即使主牌</w:t>
+      </w:r>
+      <w:proofErr w:type="gramStart"/>
+      <w:r>
+        <w:rPr>
+          <w:rFonts w:hint="eastAsia"/>
+        </w:rPr>
+        <w:t>堆已经</w:t>
+      </w:r>
+      <w:proofErr w:type="gramEnd"/>
+      <w:r>
+        <w:rPr>
+          <w:rFonts w:hint="eastAsia"/>
+        </w:rPr>
+        <w:t>没有牌，玩家依然可以进行战斗。</w:t>
       </w:r>
     </w:p>
     <w:p>
@@ -3743,7 +4562,21 @@
         <w:rPr>
           <w:rFonts w:hint="eastAsia"/>
         </w:rPr>
-        <w:t>区；如果那张牌是事件牌，则玩家执行其效果后，将其放入遭遇牌弃牌堆。</w:t>
+        <w:t>区；如果那张牌是事件牌，则玩家执行其效果后，将其放入遭遇</w:t>
+      </w:r>
+      <w:proofErr w:type="gramStart"/>
+      <w:r>
+        <w:rPr>
+          <w:rFonts w:hint="eastAsia"/>
+        </w:rPr>
+        <w:t>牌弃牌堆</w:t>
+      </w:r>
+      <w:proofErr w:type="gramEnd"/>
+      <w:r>
+        <w:rPr>
+          <w:rFonts w:hint="eastAsia"/>
+        </w:rPr>
+        <w:t>。</w:t>
       </w:r>
     </w:p>
     <w:p>
@@ -3773,7 +4606,21 @@
         <w:rPr>
           <w:rFonts w:hint="eastAsia"/>
         </w:rPr>
-        <w:t>如果主牌堆已经没有牌，且房间区也没有除遭遇牌以外的牌，则玩家可以进入下一层</w:t>
+        <w:t>如果主牌</w:t>
+      </w:r>
+      <w:proofErr w:type="gramStart"/>
+      <w:r>
+        <w:rPr>
+          <w:rFonts w:hint="eastAsia"/>
+        </w:rPr>
+        <w:t>堆已经</w:t>
+      </w:r>
+      <w:proofErr w:type="gramEnd"/>
+      <w:r>
+        <w:rPr>
+          <w:rFonts w:hint="eastAsia"/>
+        </w:rPr>
+        <w:t>没有牌，且房间区也没有除遭遇牌以外的牌，则玩家可以进入下一层</w:t>
       </w:r>
       <w:r>
         <w:rPr>
@@ -3877,23 +4724,53 @@
         </w:rPr>
         <w:t>购买</w:t>
       </w:r>
-      <w:r>
-        <w:rPr>
-          <w:rFonts w:hint="eastAsia"/>
-        </w:rPr>
-        <w:t>升级牌区的任意张牌洗回升级牌堆，然后从升级牌堆向</w:t>
-      </w:r>
-      <w:r>
-        <w:rPr>
-          <w:rFonts w:hint="eastAsia"/>
-        </w:rPr>
-        <w:t>购买升级牌区</w:t>
-      </w:r>
-      <w:r>
-        <w:rPr>
-          <w:rFonts w:hint="eastAsia"/>
-        </w:rPr>
-        <w:t>的每个空位发1张牌。</w:t>
+      <w:proofErr w:type="gramStart"/>
+      <w:r>
+        <w:rPr>
+          <w:rFonts w:hint="eastAsia"/>
+        </w:rPr>
+        <w:t>升级牌区的</w:t>
+      </w:r>
+      <w:proofErr w:type="gramEnd"/>
+      <w:r>
+        <w:rPr>
+          <w:rFonts w:hint="eastAsia"/>
+        </w:rPr>
+        <w:t>任意张牌洗回升级牌堆，然后从升级</w:t>
+      </w:r>
+      <w:proofErr w:type="gramStart"/>
+      <w:r>
+        <w:rPr>
+          <w:rFonts w:hint="eastAsia"/>
+        </w:rPr>
+        <w:t>牌堆向</w:t>
+      </w:r>
+      <w:proofErr w:type="gramEnd"/>
+      <w:r>
+        <w:rPr>
+          <w:rFonts w:hint="eastAsia"/>
+        </w:rPr>
+        <w:t>购买</w:t>
+      </w:r>
+      <w:proofErr w:type="gramStart"/>
+      <w:r>
+        <w:rPr>
+          <w:rFonts w:hint="eastAsia"/>
+        </w:rPr>
+        <w:t>升级牌区</w:t>
+      </w:r>
+      <w:r>
+        <w:rPr>
+          <w:rFonts w:hint="eastAsia"/>
+        </w:rPr>
+        <w:t>的</w:t>
+      </w:r>
+      <w:proofErr w:type="gramEnd"/>
+      <w:r>
+        <w:rPr>
+          <w:rFonts w:hint="eastAsia"/>
+        </w:rPr>
+        <w:t>每个空位发1张牌。</w:t>
       </w:r>
     </w:p>
     <w:p>
@@ -3953,13 +4830,41 @@
         <w:rPr>
           <w:rFonts w:hint="eastAsia"/>
         </w:rPr>
-        <w:t>将当前弃牌堆牌的数量计入玩家的失分数，然后</w:t>
-      </w:r>
-      <w:r>
-        <w:rPr>
-          <w:rFonts w:hint="eastAsia"/>
-        </w:rPr>
-        <w:t>将弃牌堆和墓地所有牌洗回主牌堆。</w:t>
+        <w:t>将当前</w:t>
+      </w:r>
+      <w:proofErr w:type="gramStart"/>
+      <w:r>
+        <w:rPr>
+          <w:rFonts w:hint="eastAsia"/>
+        </w:rPr>
+        <w:t>弃牌堆牌</w:t>
+      </w:r>
+      <w:proofErr w:type="gramEnd"/>
+      <w:r>
+        <w:rPr>
+          <w:rFonts w:hint="eastAsia"/>
+        </w:rPr>
+        <w:t>的数量计入玩家的失分数，然后</w:t>
+      </w:r>
+      <w:r>
+        <w:rPr>
+          <w:rFonts w:hint="eastAsia"/>
+        </w:rPr>
+        <w:t>将</w:t>
+      </w:r>
+      <w:proofErr w:type="gramStart"/>
+      <w:r>
+        <w:rPr>
+          <w:rFonts w:hint="eastAsia"/>
+        </w:rPr>
+        <w:t>弃牌堆</w:t>
+      </w:r>
+      <w:proofErr w:type="gramEnd"/>
+      <w:r>
+        <w:rPr>
+          <w:rFonts w:hint="eastAsia"/>
+        </w:rPr>
+        <w:t>和墓地所有牌洗回主牌堆。</w:t>
       </w:r>
     </w:p>
     <w:p>
@@ -3997,6 +4902,7 @@
         </w:rPr>
         <w:t>当前</w:t>
       </w:r>
+      <w:proofErr w:type="gramStart"/>
       <w:r>
         <w:rPr>
           <w:rFonts w:hint="eastAsia"/>
@@ -4009,6 +4915,7 @@
         </w:rPr>
         <w:t>在</w:t>
       </w:r>
+      <w:proofErr w:type="gramEnd"/>
       <w:r>
         <w:rPr>
           <w:rFonts w:hint="eastAsia"/>
@@ -4131,7 +5038,39 @@
         <w:rPr>
           <w:rFonts w:hint="eastAsia"/>
         </w:rPr>
-        <w:t>。房间内的牌按照从玩家侧到敌人侧、</w:t>
+        <w:t>。房间内的</w:t>
+      </w:r>
+      <w:proofErr w:type="gramStart"/>
+      <w:r>
+        <w:rPr>
+          <w:rFonts w:hint="eastAsia"/>
+        </w:rPr>
+        <w:t>牌按照</w:t>
+      </w:r>
+      <w:proofErr w:type="gramEnd"/>
+      <w:r>
+        <w:rPr>
+          <w:rFonts w:hint="eastAsia"/>
+        </w:rPr>
+        <w:t>从</w:t>
+      </w:r>
+      <w:r>
+        <w:rPr>
+          <w:rFonts w:hint="eastAsia"/>
+        </w:rPr>
+        <w:t>地城侧</w:t>
+      </w:r>
+      <w:r>
+        <w:rPr>
+          <w:rFonts w:hint="eastAsia"/>
+        </w:rPr>
+        <w:t>到</w:t>
+      </w:r>
+      <w:r>
+        <w:rPr>
+          <w:rFonts w:hint="eastAsia"/>
+        </w:rPr>
+        <w:t>玩家侧、</w:t>
       </w:r>
       <w:r>
         <w:rPr>
@@ -4377,8 +5316,1608 @@
         <w:rPr>
           <w:rFonts w:hint="eastAsia"/>
         </w:rPr>
+        <w:t>附录</w:t>
+      </w:r>
+    </w:p>
+    <w:p>
+      <w:pPr>
+        <w:pStyle w:val="3"/>
+        <w:rPr>
+          <w:rFonts w:hint="eastAsia"/>
+        </w:rPr>
+      </w:pPr>
+      <w:r>
+        <w:rPr>
+          <w:rFonts w:hint="eastAsia"/>
+        </w:rPr>
+        <w:t>用语：</w:t>
+      </w:r>
+      <w:r>
+        <w:rPr>
+          <w:rFonts w:hint="eastAsia"/>
+        </w:rPr>
+        <w:t>重抽</w:t>
+      </w:r>
+    </w:p>
+    <w:p>
+      <w:pPr>
+        <w:rPr>
+          <w:rFonts w:hint="eastAsia"/>
+        </w:rPr>
+      </w:pPr>
+      <w:r>
+        <w:tab/>
+      </w:r>
+      <w:r>
+        <w:rPr>
+          <w:rFonts w:hint="eastAsia"/>
+        </w:rPr>
+        <w:t>指将1张牌放回其来源牌堆，</w:t>
+      </w:r>
+      <w:r>
+        <w:rPr>
+          <w:rFonts w:hint="eastAsia"/>
+        </w:rPr>
+        <w:t>洗牌后再</w:t>
+      </w:r>
+      <w:r>
+        <w:rPr>
+          <w:rFonts w:hint="eastAsia"/>
+        </w:rPr>
+        <w:t>从来源</w:t>
+      </w:r>
+      <w:proofErr w:type="gramStart"/>
+      <w:r>
+        <w:rPr>
+          <w:rFonts w:hint="eastAsia"/>
+        </w:rPr>
+        <w:t>牌堆抽另</w:t>
+      </w:r>
+      <w:proofErr w:type="gramEnd"/>
+      <w:r>
+        <w:rPr>
+          <w:rFonts w:hint="eastAsia"/>
+        </w:rPr>
+        <w:t>1张牌替代那张牌。</w:t>
+      </w:r>
+      <w:proofErr w:type="gramStart"/>
+      <w:r>
+        <w:rPr>
+          <w:rFonts w:hint="eastAsia"/>
+        </w:rPr>
+        <w:t>来源牌堆没有</w:t>
+      </w:r>
+      <w:proofErr w:type="gramEnd"/>
+      <w:r>
+        <w:rPr>
+          <w:rFonts w:hint="eastAsia"/>
+        </w:rPr>
+        <w:t>牌的情况下，不能重抽。</w:t>
+      </w:r>
+    </w:p>
+    <w:p>
+      <w:pPr>
+        <w:pStyle w:val="3"/>
+        <w:rPr>
+          <w:rFonts w:hint="eastAsia"/>
+        </w:rPr>
+      </w:pPr>
+      <w:r>
+        <w:rPr>
+          <w:rFonts w:hint="eastAsia"/>
+        </w:rPr>
+        <w:t>用语：</w:t>
+      </w:r>
+      <w:r>
+        <w:rPr>
+          <w:rFonts w:hint="eastAsia"/>
+        </w:rPr>
+        <w:t>移动</w:t>
+      </w:r>
+    </w:p>
+    <w:p>
+      <w:pPr>
+        <w:rPr>
+          <w:rFonts w:hint="eastAsia"/>
+        </w:rPr>
+      </w:pPr>
+      <w:r>
+        <w:tab/>
+      </w:r>
+      <w:r>
+        <w:rPr>
+          <w:rFonts w:hint="eastAsia"/>
+        </w:rPr>
+        <w:t>地城区的房间之间</w:t>
+      </w:r>
+      <w:r>
+        <w:rPr>
+          <w:rFonts w:hint="eastAsia"/>
+        </w:rPr>
+        <w:t>存在距离</w:t>
+      </w:r>
+      <w:r>
+        <w:rPr>
+          <w:rFonts w:hint="eastAsia"/>
+        </w:rPr>
+        <w:t>概念</w:t>
+      </w:r>
+      <w:r>
+        <w:rPr>
+          <w:rFonts w:hint="eastAsia"/>
+        </w:rPr>
+        <w:t>，</w:t>
+      </w:r>
+      <w:r>
+        <w:rPr>
+          <w:rFonts w:hint="eastAsia"/>
+        </w:rPr>
+        <w:t>距离的</w:t>
+      </w:r>
+      <w:r>
+        <w:rPr>
+          <w:rFonts w:hint="eastAsia"/>
+        </w:rPr>
+        <w:t>单位为格</w:t>
+      </w:r>
+      <w:r>
+        <w:rPr>
+          <w:rFonts w:hint="eastAsia"/>
+        </w:rPr>
+        <w:t>。</w:t>
+      </w:r>
+      <w:r>
+        <w:rPr>
+          <w:rFonts w:hint="eastAsia"/>
+        </w:rPr>
+        <w:t>相邻</w:t>
+      </w:r>
+      <w:r>
+        <w:rPr>
+          <w:rFonts w:hint="eastAsia"/>
+        </w:rPr>
+        <w:t>房间的</w:t>
+      </w:r>
+      <w:r>
+        <w:rPr>
+          <w:rFonts w:hint="eastAsia"/>
+        </w:rPr>
+        <w:t>距离为1格，</w:t>
+      </w:r>
+      <w:r>
+        <w:rPr>
+          <w:rFonts w:hint="eastAsia"/>
+        </w:rPr>
+        <w:t>因此“移动1格”即将牌移动相邻房间。</w:t>
+      </w:r>
+      <w:r>
+        <w:rPr>
+          <w:rFonts w:hint="eastAsia"/>
+        </w:rPr>
+        <w:t>不相邻的</w:t>
+      </w:r>
+      <w:r>
+        <w:rPr>
+          <w:rFonts w:hint="eastAsia"/>
+        </w:rPr>
+        <w:t>房间</w:t>
+      </w:r>
+      <w:r>
+        <w:rPr>
+          <w:rFonts w:hint="eastAsia"/>
+        </w:rPr>
+        <w:t>距离为从</w:t>
+      </w:r>
+      <w:r>
+        <w:rPr>
+          <w:rFonts w:hint="eastAsia"/>
+        </w:rPr>
+        <w:t>起始房间</w:t>
+      </w:r>
+      <w:r>
+        <w:rPr>
+          <w:rFonts w:hint="eastAsia"/>
+        </w:rPr>
+        <w:t>出发</w:t>
+      </w:r>
+      <w:r>
+        <w:rPr>
+          <w:rFonts w:hint="eastAsia"/>
+        </w:rPr>
+        <w:t>连续移动1格后达到目标房间的次数。</w:t>
+      </w:r>
+    </w:p>
+    <w:p>
+      <w:r>
+        <w:tab/>
+      </w:r>
+      <w:r>
+        <w:rPr>
+          <w:rFonts w:hint="eastAsia"/>
+        </w:rPr>
+        <w:t>如无特殊说明，牌移动后保持阵营不变。</w:t>
+      </w:r>
+    </w:p>
+    <w:p>
+      <w:r>
+        <w:tab/>
+      </w:r>
+      <w:proofErr w:type="gramStart"/>
+      <w:r>
+        <w:rPr>
+          <w:rFonts w:hint="eastAsia"/>
+        </w:rPr>
+        <w:t>牌通过</w:t>
+      </w:r>
+      <w:proofErr w:type="gramEnd"/>
+      <w:r>
+        <w:rPr>
+          <w:rFonts w:hint="eastAsia"/>
+        </w:rPr>
+        <w:t>移动进入一个房间，称为移入，反之称为移出。玩家出牌、</w:t>
+      </w:r>
+      <w:proofErr w:type="gramStart"/>
+      <w:r>
+        <w:rPr>
+          <w:rFonts w:hint="eastAsia"/>
+        </w:rPr>
+        <w:t>牌堆发牌不</w:t>
+      </w:r>
+      <w:proofErr w:type="gramEnd"/>
+      <w:r>
+        <w:rPr>
+          <w:rFonts w:hint="eastAsia"/>
+        </w:rPr>
+        <w:t>视为</w:t>
+      </w:r>
+      <w:r>
+        <w:rPr>
+          <w:rFonts w:hint="eastAsia"/>
+        </w:rPr>
+        <w:t>移入移出。</w:t>
+      </w:r>
+    </w:p>
+    <w:p>
+      <w:pPr>
+        <w:pStyle w:val="3"/>
+      </w:pPr>
+      <w:r>
+        <w:rPr>
+          <w:rFonts w:hint="eastAsia"/>
+        </w:rPr>
+        <w:t>用语：一半</w:t>
+      </w:r>
+    </w:p>
+    <w:p>
+      <w:pPr>
+        <w:rPr>
+          <w:rFonts w:hint="eastAsia"/>
+        </w:rPr>
+      </w:pPr>
+      <w:r>
+        <w:tab/>
+      </w:r>
+      <w:r>
+        <w:rPr>
+          <w:rFonts w:hint="eastAsia"/>
+        </w:rPr>
+        <w:t>本游戏中，</w:t>
+      </w:r>
+      <w:r>
+        <w:rPr>
+          <w:rFonts w:hint="eastAsia"/>
+        </w:rPr>
+        <w:t>奇数的一半默认情况下向上取整。</w:t>
+      </w:r>
+    </w:p>
+    <w:p>
+      <w:pPr>
+        <w:pStyle w:val="3"/>
+        <w:rPr>
+          <w:rFonts w:hint="eastAsia"/>
+        </w:rPr>
+      </w:pPr>
+      <w:r>
+        <w:rPr>
+          <w:rFonts w:hint="eastAsia"/>
+        </w:rPr>
+        <w:t>用语：</w:t>
+      </w:r>
+      <w:r>
+        <w:rPr>
+          <w:rFonts w:hint="eastAsia"/>
+        </w:rPr>
+        <w:t>翻</w:t>
+      </w:r>
+      <w:r>
+        <w:rPr>
+          <w:rFonts w:hint="eastAsia"/>
+        </w:rPr>
+        <w:t>选</w:t>
+      </w:r>
+    </w:p>
+    <w:p>
+      <w:pPr>
+        <w:rPr>
+          <w:rFonts w:hint="eastAsia"/>
+        </w:rPr>
+      </w:pPr>
+      <w:r>
+        <w:tab/>
+      </w:r>
+      <w:r>
+        <w:rPr>
+          <w:rFonts w:hint="eastAsia"/>
+        </w:rPr>
+        <w:t>指从牌堆中翻开</w:t>
+      </w:r>
+      <w:r>
+        <w:rPr>
+          <w:rFonts w:hint="eastAsia"/>
+        </w:rPr>
+        <w:t>数</w:t>
+      </w:r>
+      <w:r>
+        <w:rPr>
+          <w:rFonts w:hint="eastAsia"/>
+        </w:rPr>
+        <w:t>张牌</w:t>
+      </w:r>
+      <w:r>
+        <w:rPr>
+          <w:rFonts w:hint="eastAsia"/>
+        </w:rPr>
+        <w:t>后</w:t>
+      </w:r>
+      <w:r>
+        <w:rPr>
+          <w:rFonts w:hint="eastAsia"/>
+        </w:rPr>
+        <w:t>，</w:t>
+      </w:r>
+      <w:r>
+        <w:rPr>
+          <w:rFonts w:hint="eastAsia"/>
+        </w:rPr>
+        <w:t>再</w:t>
+      </w:r>
+      <w:r>
+        <w:rPr>
+          <w:rFonts w:hint="eastAsia"/>
+        </w:rPr>
+        <w:t>选</w:t>
+      </w:r>
+      <w:r>
+        <w:rPr>
+          <w:rFonts w:hint="eastAsia"/>
+        </w:rPr>
+        <w:t>其中的某几张</w:t>
+      </w:r>
+      <w:r>
+        <w:rPr>
+          <w:rFonts w:hint="eastAsia"/>
+        </w:rPr>
+        <w:t>。</w:t>
+      </w:r>
+      <w:r>
+        <w:rPr>
+          <w:rFonts w:hint="eastAsia"/>
+        </w:rPr>
+        <w:t>当</w:t>
+      </w:r>
+      <w:r>
+        <w:rPr>
+          <w:rFonts w:hint="eastAsia"/>
+        </w:rPr>
+        <w:t>规则或效果文本要求玩家从某个</w:t>
+      </w:r>
+      <w:proofErr w:type="gramStart"/>
+      <w:r>
+        <w:rPr>
+          <w:rFonts w:hint="eastAsia"/>
+        </w:rPr>
+        <w:t>牌堆</w:t>
+      </w:r>
+      <w:r>
+        <w:rPr>
+          <w:rFonts w:hint="eastAsia"/>
+        </w:rPr>
+        <w:t>翻</w:t>
+      </w:r>
+      <w:proofErr w:type="gramEnd"/>
+      <w:r>
+        <w:rPr>
+          <w:rFonts w:hint="eastAsia"/>
+        </w:rPr>
+        <w:t>选</w:t>
+      </w:r>
+      <w:r>
+        <w:rPr>
+          <w:rFonts w:hint="eastAsia"/>
+        </w:rPr>
+        <w:t>时，如果没有额外的</w:t>
+      </w:r>
+      <w:r>
+        <w:rPr>
+          <w:rFonts w:hint="eastAsia"/>
+        </w:rPr>
+        <w:t>说明，则</w:t>
+      </w:r>
+      <w:r>
+        <w:rPr>
+          <w:rFonts w:hint="eastAsia"/>
+        </w:rPr>
+        <w:t>没有被选中的</w:t>
+      </w:r>
+      <w:proofErr w:type="gramStart"/>
+      <w:r>
+        <w:rPr>
+          <w:rFonts w:hint="eastAsia"/>
+        </w:rPr>
+        <w:t>牌根据</w:t>
+      </w:r>
+      <w:proofErr w:type="gramEnd"/>
+      <w:r>
+        <w:rPr>
+          <w:rFonts w:hint="eastAsia"/>
+        </w:rPr>
+        <w:t>其来源</w:t>
+      </w:r>
+      <w:proofErr w:type="gramStart"/>
+      <w:r>
+        <w:rPr>
+          <w:rFonts w:hint="eastAsia"/>
+        </w:rPr>
+        <w:t>牌堆作</w:t>
+      </w:r>
+      <w:proofErr w:type="gramEnd"/>
+      <w:r>
+        <w:rPr>
+          <w:rFonts w:hint="eastAsia"/>
+        </w:rPr>
+        <w:t>以下处理：如果是从主牌堆</w:t>
+      </w:r>
+      <w:r>
+        <w:rPr>
+          <w:rFonts w:hint="eastAsia"/>
+        </w:rPr>
+        <w:t>或升级</w:t>
+      </w:r>
+      <w:proofErr w:type="gramStart"/>
+      <w:r>
+        <w:rPr>
+          <w:rFonts w:hint="eastAsia"/>
+        </w:rPr>
+        <w:t>牌堆</w:t>
+      </w:r>
+      <w:r>
+        <w:rPr>
+          <w:rFonts w:hint="eastAsia"/>
+        </w:rPr>
+        <w:t>翻</w:t>
+      </w:r>
+      <w:r>
+        <w:rPr>
+          <w:rFonts w:hint="eastAsia"/>
+        </w:rPr>
+        <w:t>选</w:t>
+      </w:r>
+      <w:proofErr w:type="gramEnd"/>
+      <w:r>
+        <w:rPr>
+          <w:rFonts w:hint="eastAsia"/>
+        </w:rPr>
+        <w:t>，没有选中的牌</w:t>
+      </w:r>
+      <w:r>
+        <w:rPr>
+          <w:rFonts w:hint="eastAsia"/>
+        </w:rPr>
+        <w:t>洗回原牌堆</w:t>
+      </w:r>
+      <w:r>
+        <w:rPr>
+          <w:rFonts w:hint="eastAsia"/>
+        </w:rPr>
+        <w:t>；如果是从</w:t>
+      </w:r>
+      <w:proofErr w:type="gramStart"/>
+      <w:r>
+        <w:rPr>
+          <w:rFonts w:hint="eastAsia"/>
+        </w:rPr>
+        <w:t>遭遇牌堆翻牌</w:t>
+      </w:r>
+      <w:proofErr w:type="gramEnd"/>
+      <w:r>
+        <w:rPr>
+          <w:rFonts w:hint="eastAsia"/>
+        </w:rPr>
+        <w:t>，没有选中的牌</w:t>
+      </w:r>
+      <w:r>
+        <w:rPr>
+          <w:rFonts w:hint="eastAsia"/>
+        </w:rPr>
+        <w:t>依次</w:t>
+      </w:r>
+      <w:r>
+        <w:rPr>
+          <w:rFonts w:hint="eastAsia"/>
+        </w:rPr>
+        <w:t>送去遭遇</w:t>
+      </w:r>
+      <w:proofErr w:type="gramStart"/>
+      <w:r>
+        <w:rPr>
+          <w:rFonts w:hint="eastAsia"/>
+        </w:rPr>
+        <w:t>牌弃牌堆</w:t>
+      </w:r>
+      <w:proofErr w:type="gramEnd"/>
+      <w:r>
+        <w:rPr>
+          <w:rFonts w:hint="eastAsia"/>
+        </w:rPr>
+        <w:t>。</w:t>
+      </w:r>
+    </w:p>
+    <w:p>
+      <w:pPr>
+        <w:pStyle w:val="3"/>
+        <w:rPr>
+          <w:rFonts w:hint="eastAsia"/>
+        </w:rPr>
+      </w:pPr>
+      <w:r>
+        <w:rPr>
+          <w:rFonts w:hint="eastAsia"/>
+        </w:rPr>
+        <w:t>用语：</w:t>
+      </w:r>
+      <w:r>
+        <w:rPr>
+          <w:rFonts w:hint="eastAsia"/>
+        </w:rPr>
+        <w:t>场上</w:t>
+      </w:r>
+    </w:p>
+    <w:p>
+      <w:r>
+        <w:tab/>
+      </w:r>
+      <w:r>
+        <w:rPr>
+          <w:rFonts w:hint="eastAsia"/>
+        </w:rPr>
+        <w:t>场上指</w:t>
+      </w:r>
+      <w:r>
+        <w:rPr>
+          <w:rFonts w:hint="eastAsia"/>
+        </w:rPr>
+        <w:t>地城区</w:t>
+      </w:r>
+      <w:r>
+        <w:rPr>
+          <w:rFonts w:hint="eastAsia"/>
+        </w:rPr>
+        <w:t>。</w:t>
+      </w:r>
+    </w:p>
+    <w:p>
+      <w:pPr>
+        <w:pStyle w:val="3"/>
+        <w:rPr>
+          <w:rFonts w:hint="eastAsia"/>
+        </w:rPr>
+      </w:pPr>
+      <w:r>
+        <w:rPr>
+          <w:rFonts w:hint="eastAsia"/>
+        </w:rPr>
+        <w:lastRenderedPageBreak/>
+        <w:t>用语：横置</w:t>
+      </w:r>
+    </w:p>
+    <w:p>
+      <w:pPr>
+        <w:rPr>
+          <w:rFonts w:hint="eastAsia"/>
+        </w:rPr>
+      </w:pPr>
+      <w:r>
+        <w:tab/>
+      </w:r>
+      <w:r>
+        <w:rPr>
+          <w:rFonts w:hint="eastAsia"/>
+        </w:rPr>
+        <w:t>横置代表牌失效时的状态。地城区的牌横置时，视为1张点数为1的无效果牌，其牌名和种族仍保持不变，在回合结束时将其复位。</w:t>
+      </w:r>
+    </w:p>
+    <w:p>
+      <w:pPr>
+        <w:pStyle w:val="3"/>
+        <w:rPr>
+          <w:rFonts w:hint="eastAsia"/>
+        </w:rPr>
+      </w:pPr>
+      <w:r>
+        <w:rPr>
+          <w:rFonts w:hint="eastAsia"/>
+        </w:rPr>
+        <w:t>用语：</w:t>
+      </w:r>
+      <w:r>
+        <w:rPr>
+          <w:rFonts w:hint="eastAsia"/>
+        </w:rPr>
+        <w:t>阵营</w:t>
+      </w:r>
+      <w:r>
+        <w:rPr>
+          <w:rFonts w:hint="eastAsia"/>
+        </w:rPr>
+        <w:t>/敌友方</w:t>
+      </w:r>
+    </w:p>
+    <w:p>
+      <w:pPr>
+        <w:rPr>
+          <w:rFonts w:hint="eastAsia"/>
+        </w:rPr>
+      </w:pPr>
+      <w:r>
+        <w:tab/>
+      </w:r>
+      <w:r>
+        <w:rPr>
+          <w:rFonts w:hint="eastAsia"/>
+        </w:rPr>
+        <w:t>场上位于玩家侧的牌称为在玩家阵营，位于地城侧的牌称为在地城阵营。阵营不同的牌彼此是敌方；阵营相同的牌彼此是友方。</w:t>
+      </w:r>
+    </w:p>
+    <w:p>
+      <w:pPr>
+        <w:pStyle w:val="3"/>
+        <w:rPr>
+          <w:rFonts w:hint="eastAsia"/>
+        </w:rPr>
+      </w:pPr>
+      <w:r>
+        <w:rPr>
+          <w:rFonts w:hint="eastAsia"/>
+        </w:rPr>
+        <w:t>用语：</w:t>
+      </w:r>
+      <w:proofErr w:type="gramStart"/>
+      <w:r>
+        <w:rPr>
+          <w:rFonts w:hint="eastAsia"/>
+        </w:rPr>
+        <w:t>送墓</w:t>
+      </w:r>
+      <w:proofErr w:type="gramEnd"/>
+      <w:r>
+        <w:rPr>
+          <w:rFonts w:hint="eastAsia"/>
+        </w:rPr>
+        <w:t>/</w:t>
+      </w:r>
+      <w:r>
+        <w:rPr>
+          <w:rFonts w:hint="eastAsia"/>
+        </w:rPr>
+        <w:t>消灭/死亡</w:t>
+      </w:r>
+    </w:p>
+    <w:p>
+      <w:pPr>
+        <w:rPr>
+          <w:rFonts w:hint="eastAsia"/>
+        </w:rPr>
+      </w:pPr>
+      <w:r>
+        <w:tab/>
+      </w:r>
+      <w:r>
+        <w:rPr>
+          <w:rFonts w:hint="eastAsia"/>
+        </w:rPr>
+        <w:t>主牌堆的牌从场上</w:t>
+      </w:r>
+      <w:r>
+        <w:rPr>
+          <w:rFonts w:hint="eastAsia"/>
+        </w:rPr>
+        <w:t>送去墓地，则称那张牌死亡</w:t>
+      </w:r>
+      <w:r>
+        <w:rPr>
+          <w:rFonts w:hint="eastAsia"/>
+        </w:rPr>
+        <w:t>，一张牌A的效果导致另一张牌B死亡时，称为A消灭了B</w:t>
+      </w:r>
+      <w:r>
+        <w:rPr>
+          <w:rFonts w:hint="eastAsia"/>
+        </w:rPr>
+        <w:t>。部分牌的效果也能将牌从其他地方送去墓地，</w:t>
+      </w:r>
+      <w:r>
+        <w:rPr>
+          <w:rFonts w:hint="eastAsia"/>
+        </w:rPr>
+        <w:t>称为送墓</w:t>
+      </w:r>
+      <w:r>
+        <w:rPr>
+          <w:rFonts w:hint="eastAsia"/>
+        </w:rPr>
+        <w:t>，</w:t>
+      </w:r>
+      <w:r>
+        <w:rPr>
+          <w:rFonts w:hint="eastAsia"/>
+        </w:rPr>
+        <w:t>如无</w:t>
+      </w:r>
+      <w:r>
+        <w:rPr>
+          <w:rFonts w:hint="eastAsia"/>
+        </w:rPr>
+        <w:t>特别说明，</w:t>
+      </w:r>
+      <w:proofErr w:type="gramStart"/>
+      <w:r>
+        <w:rPr>
+          <w:rFonts w:hint="eastAsia"/>
+        </w:rPr>
+        <w:t>不</w:t>
+      </w:r>
+      <w:proofErr w:type="gramEnd"/>
+      <w:r>
+        <w:rPr>
+          <w:rFonts w:hint="eastAsia"/>
+        </w:rPr>
+        <w:t>视为</w:t>
+      </w:r>
+      <w:r>
+        <w:rPr>
+          <w:rFonts w:hint="eastAsia"/>
+        </w:rPr>
+        <w:t>消灭和</w:t>
+      </w:r>
+      <w:r>
+        <w:rPr>
+          <w:rFonts w:hint="eastAsia"/>
+        </w:rPr>
+        <w:t>死亡。</w:t>
+      </w:r>
+    </w:p>
+    <w:p>
+      <w:pPr>
+        <w:rPr>
+          <w:rFonts w:hint="eastAsia"/>
+        </w:rPr>
+      </w:pPr>
+      <w:r>
+        <w:tab/>
+      </w:r>
+      <w:r>
+        <w:rPr>
+          <w:rFonts w:hint="eastAsia"/>
+        </w:rPr>
+        <w:t>场上的牌点数变为0时，在当前结算结束后</w:t>
+      </w:r>
+      <w:r>
+        <w:rPr>
+          <w:rFonts w:hint="eastAsia"/>
+        </w:rPr>
+        <w:t>立即</w:t>
+      </w:r>
+      <w:r>
+        <w:rPr>
+          <w:rFonts w:hint="eastAsia"/>
+        </w:rPr>
+        <w:t>死亡。</w:t>
+      </w:r>
+    </w:p>
+    <w:p>
+      <w:pPr>
+        <w:pStyle w:val="3"/>
+        <w:rPr>
+          <w:rFonts w:hint="eastAsia"/>
+        </w:rPr>
+      </w:pPr>
+      <w:r>
+        <w:rPr>
+          <w:rFonts w:hint="eastAsia"/>
+        </w:rPr>
+        <w:t>用语：</w:t>
+      </w:r>
+      <w:r>
+        <w:rPr>
+          <w:rFonts w:hint="eastAsia"/>
+        </w:rPr>
+        <w:t>抽牌</w:t>
+      </w:r>
+    </w:p>
+    <w:p>
+      <w:pPr>
+        <w:rPr>
+          <w:rFonts w:hint="eastAsia"/>
+        </w:rPr>
+      </w:pPr>
+      <w:r>
+        <w:tab/>
+      </w:r>
+      <w:r>
+        <w:rPr>
+          <w:rFonts w:hint="eastAsia"/>
+        </w:rPr>
+        <w:t>没有限定来源的情况下，抽牌指从</w:t>
+      </w:r>
+      <w:proofErr w:type="gramStart"/>
+      <w:r>
+        <w:rPr>
+          <w:rFonts w:hint="eastAsia"/>
+        </w:rPr>
+        <w:t>主牌堆将牌</w:t>
+      </w:r>
+      <w:proofErr w:type="gramEnd"/>
+      <w:r>
+        <w:rPr>
+          <w:rFonts w:hint="eastAsia"/>
+        </w:rPr>
+        <w:t>加入手牌。</w:t>
+      </w:r>
+    </w:p>
+    <w:p>
+      <w:pPr>
+        <w:pStyle w:val="3"/>
+        <w:rPr>
+          <w:rFonts w:hint="eastAsia"/>
+        </w:rPr>
+      </w:pPr>
+      <w:r>
+        <w:rPr>
+          <w:rFonts w:hint="eastAsia"/>
+        </w:rPr>
+        <w:t>用语：</w:t>
+      </w:r>
+      <w:r>
+        <w:rPr>
+          <w:rFonts w:hint="eastAsia"/>
+        </w:rPr>
+        <w:t>受玩家控制/与玩家敌对</w:t>
+      </w:r>
+    </w:p>
+    <w:p>
+      <w:r>
+        <w:tab/>
+      </w:r>
+      <w:proofErr w:type="gramStart"/>
+      <w:r>
+        <w:rPr>
+          <w:rFonts w:hint="eastAsia"/>
+        </w:rPr>
+        <w:t>玩家手牌区</w:t>
+      </w:r>
+      <w:proofErr w:type="gramEnd"/>
+      <w:r>
+        <w:rPr>
+          <w:rFonts w:hint="eastAsia"/>
+        </w:rPr>
+        <w:t>和场上玩家</w:t>
+      </w:r>
+      <w:r>
+        <w:rPr>
+          <w:rFonts w:hint="eastAsia"/>
+        </w:rPr>
+        <w:t>阵营</w:t>
+      </w:r>
+      <w:r>
+        <w:rPr>
+          <w:rFonts w:hint="eastAsia"/>
+        </w:rPr>
+        <w:t>的牌</w:t>
+      </w:r>
+      <w:r>
+        <w:rPr>
+          <w:rFonts w:hint="eastAsia"/>
+        </w:rPr>
+        <w:t>视作受玩家</w:t>
+      </w:r>
+      <w:r>
+        <w:rPr>
+          <w:rFonts w:hint="eastAsia"/>
+        </w:rPr>
+        <w:t>控制</w:t>
+      </w:r>
+      <w:r>
+        <w:rPr>
+          <w:rFonts w:hint="eastAsia"/>
+        </w:rPr>
+        <w:t>。</w:t>
+      </w:r>
+    </w:p>
+    <w:p>
+      <w:pPr>
+        <w:pStyle w:val="3"/>
+        <w:rPr>
+          <w:rFonts w:hint="eastAsia"/>
+        </w:rPr>
+      </w:pPr>
+      <w:r>
+        <w:rPr>
+          <w:rFonts w:hint="eastAsia"/>
+        </w:rPr>
+        <w:t>用语：出售</w:t>
+      </w:r>
+    </w:p>
+    <w:p>
+      <w:r>
+        <w:tab/>
+      </w:r>
+      <w:r>
+        <w:rPr>
+          <w:rFonts w:hint="eastAsia"/>
+        </w:rPr>
+        <w:t>《商店》牌的效果允许玩家出售道具牌，出售是特殊的弃置，除了会触发出售时发动的效果外，也会触发弃置时发动的效果。</w:t>
+      </w:r>
+    </w:p>
+    <w:p>
+      <w:pPr>
+        <w:pStyle w:val="3"/>
+        <w:rPr>
+          <w:rFonts w:hint="eastAsia"/>
+        </w:rPr>
+      </w:pPr>
+      <w:r>
+        <w:rPr>
+          <w:rFonts w:hint="eastAsia"/>
+        </w:rPr>
+        <w:t>用语：被弃置时</w:t>
+      </w:r>
+    </w:p>
+    <w:p>
+      <w:pPr>
+        <w:rPr>
+          <w:rFonts w:hint="eastAsia"/>
+        </w:rPr>
+      </w:pPr>
+      <w:r>
+        <w:tab/>
+      </w:r>
+      <w:r>
+        <w:rPr>
+          <w:rFonts w:hint="eastAsia"/>
+        </w:rPr>
+        <w:t>如无定语，则包含从任意地点被弃置</w:t>
+      </w:r>
+      <w:proofErr w:type="gramStart"/>
+      <w:r>
+        <w:rPr>
+          <w:rFonts w:hint="eastAsia"/>
+        </w:rPr>
+        <w:t>到弃牌堆</w:t>
+      </w:r>
+      <w:proofErr w:type="gramEnd"/>
+      <w:r>
+        <w:rPr>
+          <w:rFonts w:hint="eastAsia"/>
+        </w:rPr>
+        <w:t>的情况，包括且不限于从战场、手牌、地城区、主牌堆、</w:t>
+      </w:r>
+      <w:proofErr w:type="gramStart"/>
+      <w:r>
+        <w:rPr>
+          <w:rFonts w:hint="eastAsia"/>
+        </w:rPr>
+        <w:t>弃牌堆</w:t>
+      </w:r>
+      <w:proofErr w:type="gramEnd"/>
+      <w:r>
+        <w:rPr>
+          <w:rFonts w:hint="eastAsia"/>
+        </w:rPr>
+        <w:t>等。</w:t>
+      </w:r>
+    </w:p>
+    <w:p>
+      <w:pPr>
+        <w:pStyle w:val="3"/>
+        <w:rPr>
+          <w:rFonts w:hint="eastAsia"/>
+        </w:rPr>
+      </w:pPr>
+      <w:r>
+        <w:rPr>
+          <w:rFonts w:hint="eastAsia"/>
+        </w:rPr>
+        <w:t>效果中止</w:t>
+      </w:r>
+    </w:p>
+    <w:p>
+      <w:pPr>
+        <w:rPr>
+          <w:rFonts w:hint="eastAsia"/>
+        </w:rPr>
+      </w:pPr>
+      <w:r>
+        <w:tab/>
+      </w:r>
+      <w:r>
+        <w:rPr>
+          <w:rFonts w:hint="eastAsia"/>
+        </w:rPr>
+        <w:t>效果处理途中</w:t>
+      </w:r>
+      <w:r>
+        <w:rPr>
+          <w:rFonts w:hint="eastAsia"/>
+        </w:rPr>
+        <w:t>遇到</w:t>
+      </w:r>
+      <w:r>
+        <w:rPr>
+          <w:rFonts w:hint="eastAsia"/>
+        </w:rPr>
+        <w:t>无法继续处理</w:t>
+      </w:r>
+      <w:r>
+        <w:rPr>
+          <w:rFonts w:hint="eastAsia"/>
+        </w:rPr>
+        <w:t>的情况</w:t>
+      </w:r>
+      <w:r>
+        <w:rPr>
+          <w:rFonts w:hint="eastAsia"/>
+        </w:rPr>
+        <w:t>时，</w:t>
+      </w:r>
+      <w:r>
+        <w:rPr>
+          <w:rFonts w:hint="eastAsia"/>
+        </w:rPr>
+        <w:t>将同一句话中</w:t>
+      </w:r>
+      <w:r>
+        <w:rPr>
+          <w:rFonts w:hint="eastAsia"/>
+        </w:rPr>
+        <w:t>的后续</w:t>
+      </w:r>
+      <w:r>
+        <w:rPr>
+          <w:rFonts w:hint="eastAsia"/>
+        </w:rPr>
+        <w:t>处理</w:t>
+      </w:r>
+      <w:r>
+        <w:rPr>
+          <w:rFonts w:hint="eastAsia"/>
+        </w:rPr>
+        <w:t>全部跳过</w:t>
+      </w:r>
+      <w:r>
+        <w:rPr>
+          <w:rFonts w:hint="eastAsia"/>
+        </w:rPr>
+        <w:t>，从下一句开始继续处理</w:t>
+      </w:r>
+      <w:r>
+        <w:rPr>
+          <w:rFonts w:hint="eastAsia"/>
+        </w:rPr>
+        <w:t>。例如，</w:t>
+      </w:r>
+      <w:r>
+        <w:rPr>
+          <w:rFonts w:hint="eastAsia"/>
+        </w:rPr>
+        <w:t>一个效果</w:t>
+      </w:r>
+      <w:r>
+        <w:rPr>
+          <w:rFonts w:hint="eastAsia"/>
+        </w:rPr>
+        <w:t>要求玩家</w:t>
+      </w:r>
+      <w:r>
+        <w:rPr>
+          <w:rFonts w:hint="eastAsia"/>
+        </w:rPr>
+        <w:t>“</w:t>
+      </w:r>
+      <w:r>
+        <w:rPr>
+          <w:rFonts w:hint="eastAsia"/>
+        </w:rPr>
+        <w:t>从主牌堆抽1张牌，再将1张手牌放回主牌堆</w:t>
+      </w:r>
+      <w:r>
+        <w:rPr>
+          <w:rFonts w:hint="eastAsia"/>
+        </w:rPr>
+        <w:t>。然后受到1伤害”</w:t>
+      </w:r>
+      <w:r>
+        <w:rPr>
+          <w:rFonts w:hint="eastAsia"/>
+        </w:rPr>
+        <w:t>，</w:t>
+      </w:r>
+      <w:r>
+        <w:rPr>
+          <w:rFonts w:hint="eastAsia"/>
+        </w:rPr>
+        <w:t>如果</w:t>
+      </w:r>
+      <w:proofErr w:type="gramStart"/>
+      <w:r>
+        <w:rPr>
+          <w:rFonts w:hint="eastAsia"/>
+        </w:rPr>
+        <w:t>该效果</w:t>
+      </w:r>
+      <w:proofErr w:type="gramEnd"/>
+      <w:r>
+        <w:rPr>
+          <w:rFonts w:hint="eastAsia"/>
+        </w:rPr>
+        <w:t>发动时，</w:t>
+      </w:r>
+      <w:r>
+        <w:rPr>
+          <w:rFonts w:hint="eastAsia"/>
+        </w:rPr>
+        <w:t>主牌</w:t>
+      </w:r>
+      <w:proofErr w:type="gramStart"/>
+      <w:r>
+        <w:rPr>
+          <w:rFonts w:hint="eastAsia"/>
+        </w:rPr>
+        <w:t>堆已经</w:t>
+      </w:r>
+      <w:proofErr w:type="gramEnd"/>
+      <w:r>
+        <w:rPr>
+          <w:rFonts w:hint="eastAsia"/>
+        </w:rPr>
+        <w:t>没有牌了，则</w:t>
+      </w:r>
+      <w:proofErr w:type="gramStart"/>
+      <w:r>
+        <w:rPr>
+          <w:rFonts w:hint="eastAsia"/>
+        </w:rPr>
+        <w:t>玩家既</w:t>
+      </w:r>
+      <w:proofErr w:type="gramEnd"/>
+      <w:r>
+        <w:rPr>
+          <w:rFonts w:hint="eastAsia"/>
+        </w:rPr>
+        <w:t>不能从主牌堆抽牌，也不需要将手牌放回主牌堆</w:t>
+      </w:r>
+      <w:r>
+        <w:rPr>
+          <w:rFonts w:hint="eastAsia"/>
+        </w:rPr>
+        <w:t>，但是仍会受到1伤害</w:t>
+      </w:r>
+      <w:r>
+        <w:rPr>
+          <w:rFonts w:hint="eastAsia"/>
+        </w:rPr>
+        <w:t>。</w:t>
+      </w:r>
+    </w:p>
+    <w:p>
+      <w:pPr>
+        <w:pStyle w:val="3"/>
+        <w:rPr>
+          <w:rFonts w:hint="eastAsia"/>
+        </w:rPr>
+      </w:pPr>
+      <w:r>
+        <w:rPr>
+          <w:rFonts w:hint="eastAsia"/>
+        </w:rPr>
+        <w:lastRenderedPageBreak/>
+        <w:t>效果</w:t>
+      </w:r>
+      <w:r>
+        <w:rPr>
+          <w:rFonts w:hint="eastAsia"/>
+        </w:rPr>
+        <w:t>结算队列</w:t>
+      </w:r>
+    </w:p>
+    <w:p>
+      <w:pPr>
+        <w:rPr>
+          <w:rFonts w:hint="eastAsia"/>
+        </w:rPr>
+      </w:pPr>
+      <w:r>
+        <w:tab/>
+      </w:r>
+      <w:r>
+        <w:rPr>
+          <w:rFonts w:hint="eastAsia"/>
+        </w:rPr>
+        <w:t>一个效果执行中时，如果满足了其他</w:t>
+      </w:r>
+      <w:r>
+        <w:rPr>
+          <w:rFonts w:hint="eastAsia"/>
+        </w:rPr>
+        <w:t>牌的</w:t>
+      </w:r>
+      <w:r>
+        <w:rPr>
+          <w:rFonts w:hint="eastAsia"/>
+        </w:rPr>
+        <w:t>效果的触发条件，</w:t>
+      </w:r>
+      <w:r>
+        <w:rPr>
+          <w:rFonts w:hint="eastAsia"/>
+        </w:rPr>
+        <w:t>则</w:t>
+      </w:r>
+      <w:r>
+        <w:rPr>
+          <w:rFonts w:hint="eastAsia"/>
+        </w:rPr>
+        <w:t>将其记录</w:t>
+      </w:r>
+      <w:r>
+        <w:rPr>
+          <w:rFonts w:hint="eastAsia"/>
+        </w:rPr>
+        <w:t>到队列中</w:t>
+      </w:r>
+      <w:r>
+        <w:rPr>
+          <w:rFonts w:hint="eastAsia"/>
+        </w:rPr>
+        <w:t>，</w:t>
+      </w:r>
+      <w:r>
+        <w:rPr>
+          <w:rFonts w:hint="eastAsia"/>
+        </w:rPr>
+        <w:t>多张牌的效果的触发条件同时被满足时，</w:t>
+      </w:r>
+      <w:proofErr w:type="gramStart"/>
+      <w:r>
+        <w:rPr>
+          <w:rFonts w:hint="eastAsia"/>
+        </w:rPr>
+        <w:t>按照牌所在</w:t>
+      </w:r>
+      <w:proofErr w:type="gramEnd"/>
+      <w:r>
+        <w:rPr>
+          <w:rFonts w:hint="eastAsia"/>
+        </w:rPr>
+        <w:t>位置从左往右，从前往后的顺序依次记录到队列中。</w:t>
+      </w:r>
+      <w:r>
+        <w:rPr>
+          <w:rFonts w:hint="eastAsia"/>
+        </w:rPr>
+        <w:t>先前的效果结算完毕后</w:t>
+      </w:r>
+      <w:r>
+        <w:rPr>
+          <w:rFonts w:hint="eastAsia"/>
+        </w:rPr>
+        <w:t>，</w:t>
+      </w:r>
+      <w:r>
+        <w:rPr>
+          <w:rFonts w:hint="eastAsia"/>
+        </w:rPr>
+        <w:t>将队列中的牌的效果依次结算，如果</w:t>
+      </w:r>
+      <w:proofErr w:type="gramStart"/>
+      <w:r>
+        <w:rPr>
+          <w:rFonts w:hint="eastAsia"/>
+        </w:rPr>
+        <w:t>牌此时</w:t>
+      </w:r>
+      <w:proofErr w:type="gramEnd"/>
+      <w:r>
+        <w:rPr>
+          <w:rFonts w:hint="eastAsia"/>
+        </w:rPr>
+        <w:t>已经不在场上，则跳过效果</w:t>
+      </w:r>
+      <w:r>
+        <w:rPr>
+          <w:rFonts w:hint="eastAsia"/>
+        </w:rPr>
+        <w:t>。</w:t>
+      </w:r>
+    </w:p>
+    <w:p>
+      <w:pPr>
+        <w:pStyle w:val="3"/>
+        <w:rPr>
+          <w:rFonts w:hint="eastAsia"/>
+        </w:rPr>
+      </w:pPr>
+      <w:r>
+        <w:rPr>
+          <w:rFonts w:hint="eastAsia"/>
+        </w:rPr>
+        <w:t>点数修改</w:t>
+      </w:r>
+      <w:proofErr w:type="gramStart"/>
+      <w:r>
+        <w:rPr>
+          <w:rFonts w:hint="eastAsia"/>
+        </w:rPr>
+        <w:t>类效果</w:t>
+      </w:r>
+      <w:proofErr w:type="gramEnd"/>
+      <w:r>
+        <w:rPr>
+          <w:rFonts w:hint="eastAsia"/>
+        </w:rPr>
+        <w:t>的优先级</w:t>
+      </w:r>
+    </w:p>
+    <w:p>
+      <w:pPr>
+        <w:rPr>
+          <w:rFonts w:hint="eastAsia"/>
+        </w:rPr>
+      </w:pPr>
+      <w:r>
+        <w:tab/>
+      </w:r>
+      <w:r>
+        <w:rPr>
+          <w:rFonts w:hint="eastAsia"/>
+        </w:rPr>
+        <w:t>多个点数修改</w:t>
+      </w:r>
+      <w:proofErr w:type="gramStart"/>
+      <w:r>
+        <w:rPr>
+          <w:rFonts w:hint="eastAsia"/>
+        </w:rPr>
+        <w:t>类效果</w:t>
+      </w:r>
+      <w:proofErr w:type="gramEnd"/>
+      <w:r>
+        <w:rPr>
+          <w:rFonts w:hint="eastAsia"/>
+        </w:rPr>
+        <w:t>同时作用于同一张牌时，持续效果先生效，发动效果后生效。例如，某张牌的原始点数为1，被持续效果将点数修改为2，而另一发动效果使其点数加1，则这张牌的最终点数为3而不是2；另1张牌的原始点数为1，持续效果使其点数加1，另一发动效果将其点数修改为2，则这张牌的最终点数为2而不是3。</w:t>
+      </w:r>
+    </w:p>
+    <w:p>
+      <w:pPr>
+        <w:pStyle w:val="3"/>
+        <w:rPr>
+          <w:rFonts w:hint="eastAsia"/>
+        </w:rPr>
+      </w:pPr>
+      <w:r>
+        <w:rPr>
+          <w:rFonts w:hint="eastAsia"/>
+        </w:rPr>
+        <w:t>效果</w:t>
+      </w:r>
+      <w:r>
+        <w:rPr>
+          <w:rFonts w:hint="eastAsia"/>
+        </w:rPr>
         <w:t>用语</w:t>
       </w:r>
+      <w:r>
+        <w:rPr>
+          <w:rFonts w:hint="eastAsia"/>
+        </w:rPr>
+        <w:t>：</w:t>
+      </w:r>
+      <w:r>
+        <w:rPr>
+          <w:rFonts w:hint="eastAsia"/>
+        </w:rPr>
+        <w:t>呼唤</w:t>
+      </w:r>
+    </w:p>
+    <w:p>
+      <w:pPr>
+        <w:rPr>
+          <w:rFonts w:hint="eastAsia"/>
+        </w:rPr>
+      </w:pPr>
+      <w:r>
+        <w:tab/>
+      </w:r>
+      <w:r>
+        <w:rPr>
+          <w:rFonts w:hint="eastAsia"/>
+        </w:rPr>
+        <w:t>效果文本中</w:t>
+      </w:r>
+      <w:r>
+        <w:rPr>
+          <w:rFonts w:hint="eastAsia"/>
+        </w:rPr>
+        <w:t>“呼唤</w:t>
+      </w:r>
+      <w:r>
+        <w:rPr>
+          <w:rFonts w:hint="eastAsia"/>
+        </w:rPr>
+        <w:t>&lt;</w:t>
+      </w:r>
+      <w:r>
+        <w:rPr>
+          <w:rFonts w:hint="eastAsia"/>
+        </w:rPr>
+        <w:t>指定</w:t>
+      </w:r>
+      <w:r>
+        <w:rPr>
+          <w:rFonts w:hint="eastAsia"/>
+        </w:rPr>
+        <w:t>区域</w:t>
+      </w:r>
+      <w:r>
+        <w:rPr>
+          <w:rFonts w:hint="eastAsia"/>
+        </w:rPr>
+        <w:t>&gt;</w:t>
+      </w:r>
+      <w:r>
+        <w:rPr>
+          <w:rFonts w:hint="eastAsia"/>
+        </w:rPr>
+        <w:t>的</w:t>
+      </w:r>
+      <w:r>
+        <w:rPr>
+          <w:rFonts w:hint="eastAsia"/>
+        </w:rPr>
+        <w:t>&lt;</w:t>
+      </w:r>
+      <w:r>
+        <w:rPr>
+          <w:rFonts w:hint="eastAsia"/>
+        </w:rPr>
+        <w:t>满足特定条件的牌</w:t>
+      </w:r>
+      <w:r>
+        <w:rPr>
+          <w:rFonts w:hint="eastAsia"/>
+        </w:rPr>
+        <w:t>&gt;</w:t>
+      </w:r>
+      <w:r>
+        <w:rPr>
+          <w:rFonts w:hint="eastAsia"/>
+        </w:rPr>
+        <w:t>”</w:t>
+      </w:r>
+      <w:r>
+        <w:rPr>
+          <w:rFonts w:hint="eastAsia"/>
+        </w:rPr>
+        <w:t>，</w:t>
+      </w:r>
+      <w:r>
+        <w:rPr>
+          <w:rFonts w:hint="eastAsia"/>
+        </w:rPr>
+        <w:t>发动时机为</w:t>
+      </w:r>
+      <w:r>
+        <w:rPr>
+          <w:rFonts w:hint="eastAsia"/>
+        </w:rPr>
+        <w:t>开战</w:t>
+      </w:r>
+      <w:r>
+        <w:rPr>
+          <w:rFonts w:hint="eastAsia"/>
+        </w:rPr>
+        <w:t>时</w:t>
+      </w:r>
+      <w:r>
+        <w:rPr>
+          <w:rFonts w:hint="eastAsia"/>
+        </w:rPr>
+        <w:t>，发动时从指定的区域中将相应的牌取出。未指定被呼唤的牌放置的位置时，将其</w:t>
+      </w:r>
+      <w:r>
+        <w:rPr>
+          <w:rFonts w:hint="eastAsia"/>
+        </w:rPr>
+        <w:t>移入</w:t>
+      </w:r>
+      <w:r>
+        <w:rPr>
+          <w:rFonts w:hint="eastAsia"/>
+        </w:rPr>
+        <w:t>发动呼唤效果的</w:t>
+      </w:r>
+      <w:proofErr w:type="gramStart"/>
+      <w:r>
+        <w:rPr>
+          <w:rFonts w:hint="eastAsia"/>
+        </w:rPr>
+        <w:t>牌所在</w:t>
+      </w:r>
+      <w:proofErr w:type="gramEnd"/>
+      <w:r>
+        <w:rPr>
+          <w:rFonts w:hint="eastAsia"/>
+        </w:rPr>
+        <w:t>房间</w:t>
+      </w:r>
+      <w:r>
+        <w:rPr>
+          <w:rFonts w:hint="eastAsia"/>
+        </w:rPr>
+        <w:t>。</w:t>
+      </w:r>
+      <w:r>
+        <w:rPr>
+          <w:rFonts w:hint="eastAsia"/>
+        </w:rPr>
+        <w:t>未指定被呼唤的牌的势力时，</w:t>
+      </w:r>
+      <w:r>
+        <w:rPr>
+          <w:rFonts w:hint="eastAsia"/>
+        </w:rPr>
+        <w:t>与发动呼唤效果的牌</w:t>
+      </w:r>
+      <w:r>
+        <w:rPr>
+          <w:rFonts w:hint="eastAsia"/>
+        </w:rPr>
+        <w:t>势力</w:t>
+      </w:r>
+      <w:r>
+        <w:rPr>
+          <w:rFonts w:hint="eastAsia"/>
+        </w:rPr>
+        <w:t>保持一致</w:t>
+      </w:r>
+      <w:r>
+        <w:rPr>
+          <w:rFonts w:hint="eastAsia"/>
+        </w:rPr>
+        <w:t>。被呼唤的牌</w:t>
+      </w:r>
+      <w:r>
+        <w:rPr>
+          <w:rFonts w:hint="eastAsia"/>
+        </w:rPr>
+        <w:t>默认放置在最前方，以免被呼唤的牌连锁发动呼唤效果</w:t>
+      </w:r>
+      <w:r>
+        <w:rPr>
+          <w:rFonts w:hint="eastAsia"/>
+        </w:rPr>
+        <w:t>。</w:t>
+      </w:r>
     </w:p>
     <w:p>
       <w:pPr>
@@ -4391,7 +6930,19 @@
         <w:rPr>
           <w:rFonts w:hint="eastAsia"/>
         </w:rPr>
-        <w:t>重抽</w:t>
+        <w:t>效果用语</w:t>
+      </w:r>
+      <w:r>
+        <w:rPr>
+          <w:rFonts w:hint="eastAsia"/>
+        </w:rPr>
+        <w:t>：</w:t>
+      </w:r>
+      <w:r>
+        <w:rPr>
+          <w:rFonts w:hint="eastAsia"/>
+        </w:rPr>
+        <w:t>持续</w:t>
       </w:r>
     </w:p>
     <w:p>
@@ -4407,86 +6958,25 @@
         <w:rPr>
           <w:rFonts w:hint="eastAsia"/>
         </w:rPr>
-        <w:t>指将1张牌放回其来源牌堆，</w:t>
-      </w:r>
-      <w:r>
-        <w:rPr>
-          <w:rFonts w:hint="eastAsia"/>
-        </w:rPr>
-        <w:t>洗牌后再</w:t>
-      </w:r>
-      <w:r>
-        <w:rPr>
-          <w:rFonts w:hint="eastAsia"/>
-        </w:rPr>
-        <w:t>从来源牌堆抽另1张牌替代那张牌。来源牌堆没有牌的情况下，不能重抽。</w:t>
-      </w:r>
-    </w:p>
-    <w:p>
-      <w:pPr>
-        <w:pStyle w:val="3"/>
-        <w:rPr>
-          <w:rFonts w:hint="eastAsia"/>
-        </w:rPr>
-      </w:pPr>
-      <w:r>
-        <w:rPr>
-          <w:rFonts w:hint="eastAsia"/>
-        </w:rPr>
-        <w:t>横置</w:t>
-      </w:r>
-    </w:p>
-    <w:p>
-      <w:pPr>
-        <w:rPr>
-          <w:rFonts w:hint="eastAsia"/>
-        </w:rPr>
-      </w:pPr>
-      <w:r>
-        <w:tab/>
-      </w:r>
-      <w:r>
-        <w:rPr>
-          <w:rFonts w:hint="eastAsia"/>
-        </w:rPr>
-        <w:t>横置代表牌失效时的状态。地城区的牌横置时，视为1张点数为1的无效果牌，其牌名和种族仍保持不变，在回合结束时将其复位。</w:t>
-      </w:r>
-    </w:p>
-    <w:p>
-      <w:pPr>
-        <w:pStyle w:val="3"/>
-        <w:rPr>
-          <w:rFonts w:hint="eastAsia"/>
-        </w:rPr>
-      </w:pPr>
-      <w:r>
-        <w:rPr>
-          <w:rFonts w:hint="eastAsia"/>
-        </w:rPr>
-        <w:t>移动</w:t>
-      </w:r>
-    </w:p>
-    <w:p>
-      <w:r>
-        <w:tab/>
-      </w:r>
-      <w:r>
-        <w:rPr>
-          <w:rFonts w:hint="eastAsia"/>
-        </w:rPr>
-        <w:t>地城区的房间之间</w:t>
-      </w:r>
-      <w:r>
-        <w:rPr>
-          <w:rFonts w:hint="eastAsia"/>
-        </w:rPr>
-        <w:t>存在距离</w:t>
-      </w:r>
-      <w:r>
-        <w:rPr>
-          <w:rFonts w:hint="eastAsia"/>
-        </w:rPr>
-        <w:t>概念</w:t>
+        <w:t>发动条件为“持续”的效果，</w:t>
+      </w:r>
+      <w:r>
+        <w:rPr>
+          <w:rFonts w:hint="eastAsia"/>
+        </w:rPr>
+        <w:t>只要</w:t>
+      </w:r>
+      <w:r>
+        <w:rPr>
+          <w:rFonts w:hint="eastAsia"/>
+        </w:rPr>
+        <w:t>牌在</w:t>
+      </w:r>
+      <w:r>
+        <w:rPr>
+          <w:rFonts w:hint="eastAsia"/>
+        </w:rPr>
+        <w:t>场上</w:t>
       </w:r>
       <w:r>
         <w:rPr>
@@ -4498,1088 +6988,6 @@
         <w:rPr>
           <w:rFonts w:hint="eastAsia"/>
         </w:rPr>
-        <w:t>距离的</w:t>
-      </w:r>
-      <w:r>
-        <w:rPr>
-          <w:rFonts w:hint="eastAsia"/>
-        </w:rPr>
-        <w:t>单位为格</w:t>
-      </w:r>
-      <w:r>
-        <w:rPr>
-          <w:rFonts w:hint="eastAsia"/>
-        </w:rPr>
-        <w:t>。</w:t>
-      </w:r>
-      <w:r>
-        <w:rPr>
-          <w:rFonts w:hint="eastAsia"/>
-        </w:rPr>
-        <w:t>相邻</w:t>
-      </w:r>
-      <w:r>
-        <w:rPr>
-          <w:rFonts w:hint="eastAsia"/>
-        </w:rPr>
-        <w:t>房间的</w:t>
-      </w:r>
-      <w:r>
-        <w:rPr>
-          <w:rFonts w:hint="eastAsia"/>
-        </w:rPr>
-        <w:t>距离为1格，</w:t>
-      </w:r>
-      <w:r>
-        <w:rPr>
-          <w:rFonts w:hint="eastAsia"/>
-        </w:rPr>
-        <w:t>因此“移动1格”即将牌移动相邻房间。</w:t>
-      </w:r>
-      <w:r>
-        <w:rPr>
-          <w:rFonts w:hint="eastAsia"/>
-        </w:rPr>
-        <w:t>不相邻的</w:t>
-      </w:r>
-      <w:r>
-        <w:rPr>
-          <w:rFonts w:hint="eastAsia"/>
-        </w:rPr>
-        <w:t>房间</w:t>
-      </w:r>
-      <w:r>
-        <w:rPr>
-          <w:rFonts w:hint="eastAsia"/>
-        </w:rPr>
-        <w:t>距离为从</w:t>
-      </w:r>
-      <w:r>
-        <w:rPr>
-          <w:rFonts w:hint="eastAsia"/>
-        </w:rPr>
-        <w:t>起始房间</w:t>
-      </w:r>
-      <w:r>
-        <w:rPr>
-          <w:rFonts w:hint="eastAsia"/>
-        </w:rPr>
-        <w:t>出发</w:t>
-      </w:r>
-      <w:r>
-        <w:rPr>
-          <w:rFonts w:hint="eastAsia"/>
-        </w:rPr>
-        <w:t>连续移动1格后达到目标房间的次数。</w:t>
-      </w:r>
-    </w:p>
-    <w:p>
-      <w:pPr>
-        <w:rPr>
-          <w:rFonts w:hint="eastAsia"/>
-        </w:rPr>
-      </w:pPr>
-      <w:r>
-        <w:tab/>
-      </w:r>
-      <w:r>
-        <w:rPr>
-          <w:rFonts w:hint="eastAsia"/>
-        </w:rPr>
-        <w:t>如无特殊说明，牌移动后保持阵营不变。</w:t>
-      </w:r>
-    </w:p>
-    <w:p>
-      <w:pPr>
-        <w:pStyle w:val="3"/>
-        <w:rPr>
-          <w:rFonts w:hint="eastAsia"/>
-        </w:rPr>
-      </w:pPr>
-      <w:r>
-        <w:rPr>
-          <w:rFonts w:hint="eastAsia"/>
-        </w:rPr>
-        <w:t>翻</w:t>
-      </w:r>
-      <w:r>
-        <w:rPr>
-          <w:rFonts w:hint="eastAsia"/>
-        </w:rPr>
-        <w:t>选</w:t>
-      </w:r>
-    </w:p>
-    <w:p>
-      <w:pPr>
-        <w:rPr>
-          <w:rFonts w:hint="eastAsia"/>
-        </w:rPr>
-      </w:pPr>
-      <w:r>
-        <w:tab/>
-      </w:r>
-      <w:r>
-        <w:rPr>
-          <w:rFonts w:hint="eastAsia"/>
-        </w:rPr>
-        <w:t>指从牌堆中翻开</w:t>
-      </w:r>
-      <w:r>
-        <w:rPr>
-          <w:rFonts w:hint="eastAsia"/>
-        </w:rPr>
-        <w:t>数</w:t>
-      </w:r>
-      <w:r>
-        <w:rPr>
-          <w:rFonts w:hint="eastAsia"/>
-        </w:rPr>
-        <w:t>张牌</w:t>
-      </w:r>
-      <w:r>
-        <w:rPr>
-          <w:rFonts w:hint="eastAsia"/>
-        </w:rPr>
-        <w:t>后</w:t>
-      </w:r>
-      <w:r>
-        <w:rPr>
-          <w:rFonts w:hint="eastAsia"/>
-        </w:rPr>
-        <w:t>，</w:t>
-      </w:r>
-      <w:r>
-        <w:rPr>
-          <w:rFonts w:hint="eastAsia"/>
-        </w:rPr>
-        <w:t>再</w:t>
-      </w:r>
-      <w:r>
-        <w:rPr>
-          <w:rFonts w:hint="eastAsia"/>
-        </w:rPr>
-        <w:t>选</w:t>
-      </w:r>
-      <w:r>
-        <w:rPr>
-          <w:rFonts w:hint="eastAsia"/>
-        </w:rPr>
-        <w:t>其中的某几张</w:t>
-      </w:r>
-      <w:r>
-        <w:rPr>
-          <w:rFonts w:hint="eastAsia"/>
-        </w:rPr>
-        <w:t>。</w:t>
-      </w:r>
-      <w:r>
-        <w:rPr>
-          <w:rFonts w:hint="eastAsia"/>
-        </w:rPr>
-        <w:t>当</w:t>
-      </w:r>
-      <w:r>
-        <w:rPr>
-          <w:rFonts w:hint="eastAsia"/>
-        </w:rPr>
-        <w:t>规则或效果文本要求玩家从某个牌堆</w:t>
-      </w:r>
-      <w:r>
-        <w:rPr>
-          <w:rFonts w:hint="eastAsia"/>
-        </w:rPr>
-        <w:t>翻</w:t>
-      </w:r>
-      <w:r>
-        <w:rPr>
-          <w:rFonts w:hint="eastAsia"/>
-        </w:rPr>
-        <w:t>选</w:t>
-      </w:r>
-      <w:r>
-        <w:rPr>
-          <w:rFonts w:hint="eastAsia"/>
-        </w:rPr>
-        <w:t>时，如果没有额外的</w:t>
-      </w:r>
-      <w:r>
-        <w:rPr>
-          <w:rFonts w:hint="eastAsia"/>
-        </w:rPr>
-        <w:t>说明，则</w:t>
-      </w:r>
-      <w:r>
-        <w:rPr>
-          <w:rFonts w:hint="eastAsia"/>
-        </w:rPr>
-        <w:t>没有被选中的牌根据</w:t>
-      </w:r>
-      <w:r>
-        <w:rPr>
-          <w:rFonts w:hint="eastAsia"/>
-        </w:rPr>
-        <w:t>其来源</w:t>
-      </w:r>
-      <w:r>
-        <w:rPr>
-          <w:rFonts w:hint="eastAsia"/>
-        </w:rPr>
-        <w:t>牌堆作以下处理：如果是从主牌堆</w:t>
-      </w:r>
-      <w:r>
-        <w:rPr>
-          <w:rFonts w:hint="eastAsia"/>
-        </w:rPr>
-        <w:t>或升级牌堆</w:t>
-      </w:r>
-      <w:r>
-        <w:rPr>
-          <w:rFonts w:hint="eastAsia"/>
-        </w:rPr>
-        <w:t>翻</w:t>
-      </w:r>
-      <w:r>
-        <w:rPr>
-          <w:rFonts w:hint="eastAsia"/>
-        </w:rPr>
-        <w:t>选</w:t>
-      </w:r>
-      <w:r>
-        <w:rPr>
-          <w:rFonts w:hint="eastAsia"/>
-        </w:rPr>
-        <w:t>，没有选中的牌</w:t>
-      </w:r>
-      <w:r>
-        <w:rPr>
-          <w:rFonts w:hint="eastAsia"/>
-        </w:rPr>
-        <w:t>洗回原牌堆</w:t>
-      </w:r>
-      <w:r>
-        <w:rPr>
-          <w:rFonts w:hint="eastAsia"/>
-        </w:rPr>
-        <w:t>；如果是从遭遇牌堆翻牌，没有选中的牌</w:t>
-      </w:r>
-      <w:r>
-        <w:rPr>
-          <w:rFonts w:hint="eastAsia"/>
-        </w:rPr>
-        <w:t>依次</w:t>
-      </w:r>
-      <w:r>
-        <w:rPr>
-          <w:rFonts w:hint="eastAsia"/>
-        </w:rPr>
-        <w:t>送去遭遇牌弃牌堆</w:t>
-      </w:r>
-      <w:r>
-        <w:rPr>
-          <w:rFonts w:hint="eastAsia"/>
-        </w:rPr>
-        <w:t>。</w:t>
-      </w:r>
-    </w:p>
-    <w:p>
-      <w:pPr>
-        <w:pStyle w:val="3"/>
-        <w:rPr>
-          <w:rFonts w:hint="eastAsia"/>
-        </w:rPr>
-      </w:pPr>
-      <w:r>
-        <w:rPr>
-          <w:rFonts w:hint="eastAsia"/>
-        </w:rPr>
-        <w:t>场上</w:t>
-      </w:r>
-    </w:p>
-    <w:p>
-      <w:pPr>
-        <w:rPr>
-          <w:rFonts w:hint="eastAsia"/>
-        </w:rPr>
-      </w:pPr>
-      <w:r>
-        <w:tab/>
-      </w:r>
-      <w:r>
-        <w:rPr>
-          <w:rFonts w:hint="eastAsia"/>
-        </w:rPr>
-        <w:t>场上指</w:t>
-      </w:r>
-      <w:r>
-        <w:rPr>
-          <w:rFonts w:hint="eastAsia"/>
-        </w:rPr>
-        <w:t>地城区</w:t>
-      </w:r>
-      <w:r>
-        <w:rPr>
-          <w:rFonts w:hint="eastAsia"/>
-        </w:rPr>
-        <w:t>。</w:t>
-      </w:r>
-    </w:p>
-    <w:p>
-      <w:pPr>
-        <w:pStyle w:val="3"/>
-        <w:rPr>
-          <w:rFonts w:hint="eastAsia"/>
-        </w:rPr>
-      </w:pPr>
-      <w:r>
-        <w:rPr>
-          <w:rFonts w:hint="eastAsia"/>
-        </w:rPr>
-        <w:t>阵营</w:t>
-      </w:r>
-      <w:r>
-        <w:rPr>
-          <w:rFonts w:hint="eastAsia"/>
-        </w:rPr>
-        <w:t>/敌友方</w:t>
-      </w:r>
-    </w:p>
-    <w:p>
-      <w:pPr>
-        <w:rPr>
-          <w:rFonts w:hint="eastAsia"/>
-        </w:rPr>
-      </w:pPr>
-      <w:r>
-        <w:tab/>
-      </w:r>
-      <w:r>
-        <w:rPr>
-          <w:rFonts w:hint="eastAsia"/>
-        </w:rPr>
-        <w:t>场上位于玩家侧的牌称为在玩家阵营，位于地城侧的牌称为在地城阵营。阵营不</w:t>
-      </w:r>
-      <w:r>
-        <w:rPr>
-          <w:rFonts w:hint="eastAsia"/>
-        </w:rPr>
-        <w:lastRenderedPageBreak/>
-        <w:t>同的牌彼此是敌方；阵营相同的牌彼此是友方。</w:t>
-      </w:r>
-    </w:p>
-    <w:p>
-      <w:pPr>
-        <w:pStyle w:val="3"/>
-        <w:rPr>
-          <w:rFonts w:hint="eastAsia"/>
-        </w:rPr>
-      </w:pPr>
-      <w:r>
-        <w:rPr>
-          <w:rFonts w:hint="eastAsia"/>
-        </w:rPr>
-        <w:t>送墓/</w:t>
-      </w:r>
-      <w:r>
-        <w:rPr>
-          <w:rFonts w:hint="eastAsia"/>
-        </w:rPr>
-        <w:t>消灭/死亡</w:t>
-      </w:r>
-    </w:p>
-    <w:p>
-      <w:pPr>
-        <w:rPr>
-          <w:rFonts w:hint="eastAsia"/>
-        </w:rPr>
-      </w:pPr>
-      <w:r>
-        <w:tab/>
-      </w:r>
-      <w:r>
-        <w:rPr>
-          <w:rFonts w:hint="eastAsia"/>
-        </w:rPr>
-        <w:t>主牌堆的牌从场上</w:t>
-      </w:r>
-      <w:r>
-        <w:rPr>
-          <w:rFonts w:hint="eastAsia"/>
-        </w:rPr>
-        <w:t>送去墓地，则称那张牌死亡</w:t>
-      </w:r>
-      <w:r>
-        <w:rPr>
-          <w:rFonts w:hint="eastAsia"/>
-        </w:rPr>
-        <w:t>，一张牌A的效果导致另一张牌B死亡时，称为A消灭了B</w:t>
-      </w:r>
-      <w:r>
-        <w:rPr>
-          <w:rFonts w:hint="eastAsia"/>
-        </w:rPr>
-        <w:t>。部分牌的效果也能将牌从其他地方送去墓地，</w:t>
-      </w:r>
-      <w:r>
-        <w:rPr>
-          <w:rFonts w:hint="eastAsia"/>
-        </w:rPr>
-        <w:t>称为送墓</w:t>
-      </w:r>
-      <w:r>
-        <w:rPr>
-          <w:rFonts w:hint="eastAsia"/>
-        </w:rPr>
-        <w:t>，</w:t>
-      </w:r>
-      <w:r>
-        <w:rPr>
-          <w:rFonts w:hint="eastAsia"/>
-        </w:rPr>
-        <w:t>如无</w:t>
-      </w:r>
-      <w:r>
-        <w:rPr>
-          <w:rFonts w:hint="eastAsia"/>
-        </w:rPr>
-        <w:t>特别说明，</w:t>
-      </w:r>
-      <w:r>
-        <w:rPr>
-          <w:rFonts w:hint="eastAsia"/>
-        </w:rPr>
-        <w:t>不视为</w:t>
-      </w:r>
-      <w:r>
-        <w:rPr>
-          <w:rFonts w:hint="eastAsia"/>
-        </w:rPr>
-        <w:t>消灭和</w:t>
-      </w:r>
-      <w:r>
-        <w:rPr>
-          <w:rFonts w:hint="eastAsia"/>
-        </w:rPr>
-        <w:t>死亡。</w:t>
-      </w:r>
-    </w:p>
-    <w:p>
-      <w:pPr>
-        <w:rPr>
-          <w:rFonts w:hint="eastAsia"/>
-        </w:rPr>
-      </w:pPr>
-      <w:r>
-        <w:tab/>
-      </w:r>
-      <w:r>
-        <w:rPr>
-          <w:rFonts w:hint="eastAsia"/>
-        </w:rPr>
-        <w:t>场上的牌点数变为0时，在当前结算结束后</w:t>
-      </w:r>
-      <w:r>
-        <w:rPr>
-          <w:rFonts w:hint="eastAsia"/>
-        </w:rPr>
-        <w:t>立即</w:t>
-      </w:r>
-      <w:r>
-        <w:rPr>
-          <w:rFonts w:hint="eastAsia"/>
-        </w:rPr>
-        <w:t>死亡。</w:t>
-      </w:r>
-    </w:p>
-    <w:p>
-      <w:pPr>
-        <w:pStyle w:val="3"/>
-        <w:rPr>
-          <w:rFonts w:hint="eastAsia"/>
-        </w:rPr>
-      </w:pPr>
-      <w:r>
-        <w:rPr>
-          <w:rFonts w:hint="eastAsia"/>
-        </w:rPr>
-        <w:t>点数修改类效果的优先级</w:t>
-      </w:r>
-    </w:p>
-    <w:p>
-      <w:pPr>
-        <w:rPr>
-          <w:rFonts w:hint="eastAsia"/>
-        </w:rPr>
-      </w:pPr>
-      <w:r>
-        <w:tab/>
-      </w:r>
-      <w:r>
-        <w:rPr>
-          <w:rFonts w:hint="eastAsia"/>
-        </w:rPr>
-        <w:t>多个点数修改类效果同时作用于同一张牌时，持续效果先生效，发动效果后生效。例如，某张牌的原始点数为1，被持续效果将点数修改为2，而另一发动效果使其点数加1，则这张牌的最终点数为3而不是2；另1张牌的原始点数为1，持续效果使其点数加1，另一发动效果将其点数修改为2，则这张牌的最终点数为2而不是3。</w:t>
-      </w:r>
-    </w:p>
-    <w:p>
-      <w:pPr>
-        <w:pStyle w:val="3"/>
-        <w:rPr>
-          <w:rFonts w:hint="eastAsia"/>
-        </w:rPr>
-      </w:pPr>
-      <w:r>
-        <w:rPr>
-          <w:rFonts w:hint="eastAsia"/>
-        </w:rPr>
-        <w:t>抽牌</w:t>
-      </w:r>
-    </w:p>
-    <w:p>
-      <w:pPr>
-        <w:rPr>
-          <w:rFonts w:hint="eastAsia"/>
-        </w:rPr>
-      </w:pPr>
-      <w:r>
-        <w:tab/>
-      </w:r>
-      <w:r>
-        <w:rPr>
-          <w:rFonts w:hint="eastAsia"/>
-        </w:rPr>
-        <w:t>没有限定来源的情况下，抽牌指从主牌堆将牌加入手牌。</w:t>
-      </w:r>
-    </w:p>
-    <w:p>
-      <w:pPr>
-        <w:pStyle w:val="3"/>
-        <w:rPr>
-          <w:rFonts w:hint="eastAsia"/>
-        </w:rPr>
-      </w:pPr>
-      <w:r>
-        <w:rPr>
-          <w:rFonts w:hint="eastAsia"/>
-        </w:rPr>
-        <w:t>受玩家控制/与玩家敌对</w:t>
-      </w:r>
-    </w:p>
-    <w:p>
-      <w:pPr>
-        <w:rPr>
-          <w:rFonts w:hint="eastAsia"/>
-        </w:rPr>
-      </w:pPr>
-      <w:r>
-        <w:tab/>
-      </w:r>
-      <w:r>
-        <w:rPr>
-          <w:rFonts w:hint="eastAsia"/>
-        </w:rPr>
-        <w:t>玩家手牌区和场上玩家</w:t>
-      </w:r>
-      <w:r>
-        <w:rPr>
-          <w:rFonts w:hint="eastAsia"/>
-        </w:rPr>
-        <w:t>阵营</w:t>
-      </w:r>
-      <w:r>
-        <w:rPr>
-          <w:rFonts w:hint="eastAsia"/>
-        </w:rPr>
-        <w:t>的牌</w:t>
-      </w:r>
-      <w:r>
-        <w:rPr>
-          <w:rFonts w:hint="eastAsia"/>
-        </w:rPr>
-        <w:t>视作受玩家</w:t>
-      </w:r>
-      <w:r>
-        <w:rPr>
-          <w:rFonts w:hint="eastAsia"/>
-        </w:rPr>
-        <w:t>控制</w:t>
-      </w:r>
-      <w:r>
-        <w:rPr>
-          <w:rFonts w:hint="eastAsia"/>
-        </w:rPr>
-        <w:t>。</w:t>
-      </w:r>
-    </w:p>
-    <w:p>
-      <w:pPr>
-        <w:pStyle w:val="3"/>
-        <w:rPr>
-          <w:rFonts w:hint="eastAsia"/>
-        </w:rPr>
-      </w:pPr>
-      <w:r>
-        <w:rPr>
-          <w:rFonts w:hint="eastAsia"/>
-        </w:rPr>
-        <w:t>效果中止</w:t>
-      </w:r>
-    </w:p>
-    <w:p>
-      <w:pPr>
-        <w:rPr>
-          <w:rFonts w:hint="eastAsia"/>
-        </w:rPr>
-      </w:pPr>
-      <w:r>
-        <w:tab/>
-      </w:r>
-      <w:r>
-        <w:rPr>
-          <w:rFonts w:hint="eastAsia"/>
-        </w:rPr>
-        <w:t>效果处理途中</w:t>
-      </w:r>
-      <w:r>
-        <w:rPr>
-          <w:rFonts w:hint="eastAsia"/>
-        </w:rPr>
-        <w:t>遇到</w:t>
-      </w:r>
-      <w:r>
-        <w:rPr>
-          <w:rFonts w:hint="eastAsia"/>
-        </w:rPr>
-        <w:t>无法继续处理</w:t>
-      </w:r>
-      <w:r>
-        <w:rPr>
-          <w:rFonts w:hint="eastAsia"/>
-        </w:rPr>
-        <w:t>的情况</w:t>
-      </w:r>
-      <w:r>
-        <w:rPr>
-          <w:rFonts w:hint="eastAsia"/>
-        </w:rPr>
-        <w:t>时，</w:t>
-      </w:r>
-      <w:r>
-        <w:rPr>
-          <w:rFonts w:hint="eastAsia"/>
-        </w:rPr>
-        <w:t>将同一句话中</w:t>
-      </w:r>
-      <w:r>
-        <w:rPr>
-          <w:rFonts w:hint="eastAsia"/>
-        </w:rPr>
-        <w:t>的后续</w:t>
-      </w:r>
-      <w:r>
-        <w:rPr>
-          <w:rFonts w:hint="eastAsia"/>
-        </w:rPr>
-        <w:t>处理</w:t>
-      </w:r>
-      <w:r>
-        <w:rPr>
-          <w:rFonts w:hint="eastAsia"/>
-        </w:rPr>
-        <w:t>全部跳过</w:t>
-      </w:r>
-      <w:r>
-        <w:rPr>
-          <w:rFonts w:hint="eastAsia"/>
-        </w:rPr>
-        <w:t>，从下一句开始继续处理</w:t>
-      </w:r>
-      <w:r>
-        <w:rPr>
-          <w:rFonts w:hint="eastAsia"/>
-        </w:rPr>
-        <w:t>。例如，</w:t>
-      </w:r>
-      <w:r>
-        <w:rPr>
-          <w:rFonts w:hint="eastAsia"/>
-        </w:rPr>
-        <w:t>一个效果</w:t>
-      </w:r>
-      <w:r>
-        <w:rPr>
-          <w:rFonts w:hint="eastAsia"/>
-        </w:rPr>
-        <w:t>要求玩家</w:t>
-      </w:r>
-      <w:r>
-        <w:rPr>
-          <w:rFonts w:hint="eastAsia"/>
-        </w:rPr>
-        <w:t>“</w:t>
-      </w:r>
-      <w:r>
-        <w:rPr>
-          <w:rFonts w:hint="eastAsia"/>
-        </w:rPr>
-        <w:t>从主牌堆抽1张牌，再将1张手牌放回主牌堆</w:t>
-      </w:r>
-      <w:r>
-        <w:rPr>
-          <w:rFonts w:hint="eastAsia"/>
-        </w:rPr>
-        <w:t>。然后受到1伤害”</w:t>
-      </w:r>
-      <w:r>
-        <w:rPr>
-          <w:rFonts w:hint="eastAsia"/>
-        </w:rPr>
-        <w:t>，</w:t>
-      </w:r>
-      <w:r>
-        <w:rPr>
-          <w:rFonts w:hint="eastAsia"/>
-        </w:rPr>
-        <w:t>如果该效果发动时，</w:t>
-      </w:r>
-      <w:r>
-        <w:rPr>
-          <w:rFonts w:hint="eastAsia"/>
-        </w:rPr>
-        <w:t>主牌堆已经没有牌了，则玩家既不能从主牌堆抽牌，也不需要将手牌放回主牌堆</w:t>
-      </w:r>
-      <w:r>
-        <w:rPr>
-          <w:rFonts w:hint="eastAsia"/>
-        </w:rPr>
-        <w:t>，但是仍会受到1伤害</w:t>
-      </w:r>
-      <w:r>
-        <w:rPr>
-          <w:rFonts w:hint="eastAsia"/>
-        </w:rPr>
-        <w:t>。</w:t>
-      </w:r>
-    </w:p>
-    <w:p>
-      <w:pPr>
-        <w:pStyle w:val="3"/>
-        <w:rPr>
-          <w:rFonts w:hint="eastAsia"/>
-        </w:rPr>
-      </w:pPr>
-      <w:r>
-        <w:rPr>
-          <w:rFonts w:hint="eastAsia"/>
-        </w:rPr>
-        <w:t>效果的</w:t>
-      </w:r>
-      <w:r>
-        <w:rPr>
-          <w:rFonts w:hint="eastAsia"/>
-        </w:rPr>
-        <w:t>插入</w:t>
-      </w:r>
-      <w:r>
-        <w:rPr>
-          <w:rFonts w:hint="eastAsia"/>
-        </w:rPr>
-        <w:t>结算</w:t>
-      </w:r>
-    </w:p>
-    <w:p>
-      <w:r>
-        <w:tab/>
-      </w:r>
-      <w:r>
-        <w:rPr>
-          <w:rFonts w:hint="eastAsia"/>
-        </w:rPr>
-        <w:t>一个效果执行中时，如果满足了其他效果的触发条件，</w:t>
-      </w:r>
-      <w:r>
-        <w:rPr>
-          <w:rFonts w:hint="eastAsia"/>
-        </w:rPr>
-        <w:t>也不立即触发，而是将其记录下来，等到</w:t>
-      </w:r>
-      <w:r>
-        <w:rPr>
-          <w:rFonts w:hint="eastAsia"/>
-        </w:rPr>
-        <w:t>先前的效果结算完毕后</w:t>
-      </w:r>
-      <w:r>
-        <w:rPr>
-          <w:rFonts w:hint="eastAsia"/>
-        </w:rPr>
-        <w:t>，根据被触发效果被记录的顺序依次结算被触发效果</w:t>
-      </w:r>
-      <w:r>
-        <w:rPr>
-          <w:rFonts w:hint="eastAsia"/>
-        </w:rPr>
-        <w:t>。</w:t>
-      </w:r>
-    </w:p>
-    <w:p>
-      <w:pPr>
-        <w:pStyle w:val="3"/>
-      </w:pPr>
-      <w:r>
-        <w:rPr>
-          <w:rFonts w:hint="eastAsia"/>
-        </w:rPr>
-        <w:t>出售</w:t>
-      </w:r>
-    </w:p>
-    <w:p>
-      <w:pPr>
-        <w:rPr>
-          <w:rFonts w:hint="eastAsia"/>
-        </w:rPr>
-      </w:pPr>
-      <w:r>
-        <w:tab/>
-      </w:r>
-      <w:r>
-        <w:rPr>
-          <w:rFonts w:hint="eastAsia"/>
-        </w:rPr>
-        <w:t>《商店》牌的效果允许玩家出售道具牌，出售是特殊的弃置，除了会触发出售时发动的效果外，也会触发弃置时发动的效果。</w:t>
-      </w:r>
-    </w:p>
-    <w:p>
-      <w:pPr>
-        <w:pStyle w:val="3"/>
-        <w:rPr>
-          <w:rFonts w:hint="eastAsia"/>
-        </w:rPr>
-      </w:pPr>
-      <w:r>
-        <w:rPr>
-          <w:rFonts w:hint="eastAsia"/>
-        </w:rPr>
-        <w:lastRenderedPageBreak/>
-        <w:t>效果文本</w:t>
-      </w:r>
-      <w:r>
-        <w:rPr>
-          <w:rFonts w:hint="eastAsia"/>
-        </w:rPr>
-        <w:t>：</w:t>
-      </w:r>
-      <w:r>
-        <w:rPr>
-          <w:rFonts w:hint="eastAsia"/>
-        </w:rPr>
-        <w:t>呼唤</w:t>
-      </w:r>
-    </w:p>
-    <w:p>
-      <w:pPr>
-        <w:rPr>
-          <w:rFonts w:hint="eastAsia"/>
-        </w:rPr>
-      </w:pPr>
-      <w:r>
-        <w:tab/>
-      </w:r>
-      <w:r>
-        <w:rPr>
-          <w:rFonts w:hint="eastAsia"/>
-        </w:rPr>
-        <w:t>效果文本中“呼唤</w:t>
-      </w:r>
-      <w:r>
-        <w:rPr>
-          <w:rFonts w:hint="eastAsia"/>
-        </w:rPr>
-        <w:t>&lt;</w:t>
-      </w:r>
-      <w:r>
-        <w:rPr>
-          <w:rFonts w:hint="eastAsia"/>
-        </w:rPr>
-        <w:t>指定</w:t>
-      </w:r>
-      <w:r>
-        <w:rPr>
-          <w:rFonts w:hint="eastAsia"/>
-        </w:rPr>
-        <w:t>区域</w:t>
-      </w:r>
-      <w:r>
-        <w:rPr>
-          <w:rFonts w:hint="eastAsia"/>
-        </w:rPr>
-        <w:t>&gt;</w:t>
-      </w:r>
-      <w:r>
-        <w:rPr>
-          <w:rFonts w:hint="eastAsia"/>
-        </w:rPr>
-        <w:t>的</w:t>
-      </w:r>
-      <w:r>
-        <w:rPr>
-          <w:rFonts w:hint="eastAsia"/>
-        </w:rPr>
-        <w:t>&lt;</w:t>
-      </w:r>
-      <w:r>
-        <w:rPr>
-          <w:rFonts w:hint="eastAsia"/>
-        </w:rPr>
-        <w:t>满足特定条件的牌</w:t>
-      </w:r>
-      <w:r>
-        <w:rPr>
-          <w:rFonts w:hint="eastAsia"/>
-        </w:rPr>
-        <w:t>&gt;</w:t>
-      </w:r>
-      <w:r>
-        <w:rPr>
-          <w:rFonts w:hint="eastAsia"/>
-        </w:rPr>
-        <w:t>”</w:t>
-      </w:r>
-      <w:r>
-        <w:rPr>
-          <w:rFonts w:hint="eastAsia"/>
-        </w:rPr>
-        <w:t>，</w:t>
-      </w:r>
-      <w:r>
-        <w:rPr>
-          <w:rFonts w:hint="eastAsia"/>
-        </w:rPr>
-        <w:t>发动时机为</w:t>
-      </w:r>
-      <w:r>
-        <w:rPr>
-          <w:rFonts w:hint="eastAsia"/>
-        </w:rPr>
-        <w:t>开战</w:t>
-      </w:r>
-      <w:r>
-        <w:rPr>
-          <w:rFonts w:hint="eastAsia"/>
-        </w:rPr>
-        <w:t>时</w:t>
-      </w:r>
-      <w:r>
-        <w:rPr>
-          <w:rFonts w:hint="eastAsia"/>
-        </w:rPr>
-        <w:t>，发动时从指定的区域中将相应的牌取出。未指定被呼唤的牌放置的位置时，将其</w:t>
-      </w:r>
-      <w:r>
-        <w:rPr>
-          <w:rFonts w:hint="eastAsia"/>
-        </w:rPr>
-        <w:t>移入</w:t>
-      </w:r>
-      <w:r>
-        <w:rPr>
-          <w:rFonts w:hint="eastAsia"/>
-        </w:rPr>
-        <w:t>发动呼唤效果的牌所在房间</w:t>
-      </w:r>
-      <w:r>
-        <w:rPr>
-          <w:rFonts w:hint="eastAsia"/>
-        </w:rPr>
-        <w:t>。</w:t>
-      </w:r>
-      <w:r>
-        <w:rPr>
-          <w:rFonts w:hint="eastAsia"/>
-        </w:rPr>
-        <w:t>未指定被呼唤的牌的势力时，</w:t>
-      </w:r>
-      <w:r>
-        <w:rPr>
-          <w:rFonts w:hint="eastAsia"/>
-        </w:rPr>
-        <w:t>与发动呼唤效果的牌</w:t>
-      </w:r>
-      <w:r>
-        <w:rPr>
-          <w:rFonts w:hint="eastAsia"/>
-        </w:rPr>
-        <w:t>势力</w:t>
-      </w:r>
-      <w:r>
-        <w:rPr>
-          <w:rFonts w:hint="eastAsia"/>
-        </w:rPr>
-        <w:t>保持一致</w:t>
-      </w:r>
-      <w:r>
-        <w:rPr>
-          <w:rFonts w:hint="eastAsia"/>
-        </w:rPr>
-        <w:t>。被呼唤的牌</w:t>
-      </w:r>
-      <w:r>
-        <w:rPr>
-          <w:rFonts w:hint="eastAsia"/>
-        </w:rPr>
-        <w:t>默认放置在最前方，以免被呼唤的牌连锁发动呼唤效果</w:t>
-      </w:r>
-      <w:r>
-        <w:rPr>
-          <w:rFonts w:hint="eastAsia"/>
-        </w:rPr>
-        <w:t>。</w:t>
-      </w:r>
-    </w:p>
-    <w:p>
-      <w:pPr>
-        <w:pStyle w:val="3"/>
-        <w:rPr>
-          <w:rFonts w:hint="eastAsia"/>
-        </w:rPr>
-      </w:pPr>
-      <w:r>
-        <w:rPr>
-          <w:rFonts w:hint="eastAsia"/>
-        </w:rPr>
-        <w:t>效果文本</w:t>
-      </w:r>
-      <w:r>
-        <w:rPr>
-          <w:rFonts w:hint="eastAsia"/>
-        </w:rPr>
-        <w:t>：</w:t>
-      </w:r>
-      <w:r>
-        <w:rPr>
-          <w:rFonts w:hint="eastAsia"/>
-        </w:rPr>
-        <w:t>持续</w:t>
-      </w:r>
-    </w:p>
-    <w:p>
-      <w:pPr>
-        <w:rPr>
-          <w:rFonts w:hint="eastAsia"/>
-        </w:rPr>
-      </w:pPr>
-      <w:r>
-        <w:tab/>
-      </w:r>
-      <w:r>
-        <w:rPr>
-          <w:rFonts w:hint="eastAsia"/>
-        </w:rPr>
-        <w:t>只要在场上存在</w:t>
-      </w:r>
-      <w:r>
-        <w:rPr>
-          <w:rFonts w:hint="eastAsia"/>
-        </w:rPr>
         <w:t>且没有被横置，</w:t>
       </w:r>
       <w:r>
@@ -5598,85 +7006,7 @@
         <w:rPr>
           <w:rFonts w:hint="eastAsia"/>
         </w:rPr>
-        <w:t>效的效果。</w:t>
-      </w:r>
-    </w:p>
-    <w:p>
-      <w:pPr>
-        <w:pStyle w:val="3"/>
-        <w:rPr>
-          <w:rFonts w:hint="eastAsia"/>
-        </w:rPr>
-      </w:pPr>
-      <w:r>
-        <w:rPr>
-          <w:rFonts w:hint="eastAsia"/>
-        </w:rPr>
-        <w:t>效果文本</w:t>
-      </w:r>
-      <w:r>
-        <w:rPr>
-          <w:rFonts w:hint="eastAsia"/>
-        </w:rPr>
-        <w:t>：</w:t>
-      </w:r>
-      <w:r>
-        <w:rPr>
-          <w:rFonts w:hint="eastAsia"/>
-        </w:rPr>
-        <w:t>被弃置时</w:t>
-      </w:r>
-    </w:p>
-    <w:p>
-      <w:pPr>
-        <w:rPr>
-          <w:rFonts w:hint="eastAsia"/>
-        </w:rPr>
-      </w:pPr>
-      <w:r>
-        <w:tab/>
-      </w:r>
-      <w:r>
-        <w:rPr>
-          <w:rFonts w:hint="eastAsia"/>
-        </w:rPr>
-        <w:t>如无</w:t>
-      </w:r>
-      <w:r>
-        <w:rPr>
-          <w:rFonts w:hint="eastAsia"/>
-        </w:rPr>
-        <w:t>定语</w:t>
-      </w:r>
-      <w:r>
-        <w:rPr>
-          <w:rFonts w:hint="eastAsia"/>
-        </w:rPr>
-        <w:t>，</w:t>
-      </w:r>
-      <w:r>
-        <w:rPr>
-          <w:rFonts w:hint="eastAsia"/>
-        </w:rPr>
-        <w:t>则</w:t>
-      </w:r>
-      <w:r>
-        <w:rPr>
-          <w:rFonts w:hint="eastAsia"/>
-        </w:rPr>
-        <w:t>包含从任意地点被弃置到弃牌堆的情况</w:t>
-      </w:r>
-      <w:r>
-        <w:rPr>
-          <w:rFonts w:hint="eastAsia"/>
-        </w:rPr>
-        <w:t>，包括且不限于从战场、手牌、地城区、主牌堆、弃牌堆等</w:t>
-      </w:r>
-      <w:r>
-        <w:rPr>
-          <w:rFonts w:hint="eastAsia"/>
-        </w:rPr>
-        <w:t>。</w:t>
+        <w:t>效。</w:t>
       </w:r>
     </w:p>
     <w:p>
@@ -5751,7 +7081,21 @@
         <w:rPr>
           <w:rFonts w:hint="eastAsia"/>
         </w:rPr>
-        <w:t>双人模式下，需要额外用到玩家指示物，每名玩家从玩家指示物堆中取一种颜色的指示物若干，之后需要使用更多玩家指示物时，再从该堆中取同样颜色的指示物。</w:t>
+        <w:t>双人模式下，需要额外用到玩家指示物，每名玩家从玩家指示物堆中取一种颜色的指示物若干，之后需要使用更多玩家指示物时，再从该堆中</w:t>
+      </w:r>
+      <w:proofErr w:type="gramStart"/>
+      <w:r>
+        <w:rPr>
+          <w:rFonts w:hint="eastAsia"/>
+        </w:rPr>
+        <w:t>取同样</w:t>
+      </w:r>
+      <w:proofErr w:type="gramEnd"/>
+      <w:r>
+        <w:rPr>
+          <w:rFonts w:hint="eastAsia"/>
+        </w:rPr>
+        <w:t>颜色的指示物。</w:t>
       </w:r>
     </w:p>
     <w:p>
@@ -5831,7 +7175,42 @@
         <w:rPr>
           <w:rFonts w:hint="eastAsia"/>
         </w:rPr>
-        <w:t>两名玩家选好初始遗物牌后，按照先P1再P2的顺序，各自将未选中的遗物牌按照任意顺序放到遗物牌堆底。</w:t>
+        <w:t>两名玩家选好初始遗物牌后，按照先P1再P2的顺序，各自将未选中的遗物</w:t>
+      </w:r>
+      <w:proofErr w:type="gramStart"/>
+      <w:r>
+        <w:rPr>
+          <w:rFonts w:hint="eastAsia"/>
+        </w:rPr>
+        <w:t>牌按</w:t>
+      </w:r>
+      <w:r>
+        <w:rPr>
+          <w:rFonts w:hint="eastAsia"/>
+        </w:rPr>
+        <w:lastRenderedPageBreak/>
+        <w:t>照</w:t>
+      </w:r>
+      <w:proofErr w:type="gramEnd"/>
+      <w:r>
+        <w:rPr>
+          <w:rFonts w:hint="eastAsia"/>
+        </w:rPr>
+        <w:t>任意顺序放到</w:t>
+      </w:r>
+      <w:proofErr w:type="gramStart"/>
+      <w:r>
+        <w:rPr>
+          <w:rFonts w:hint="eastAsia"/>
+        </w:rPr>
+        <w:t>遗物牌堆底</w:t>
+      </w:r>
+      <w:proofErr w:type="gramEnd"/>
+      <w:r>
+        <w:rPr>
+          <w:rFonts w:hint="eastAsia"/>
+        </w:rPr>
+        <w:t>。</w:t>
       </w:r>
     </w:p>
     <w:p>
@@ -5889,63 +7268,561 @@
         <w:rPr>
           <w:rFonts w:hint="eastAsia"/>
         </w:rPr>
-        <w:t>如果探索区没有</w:t>
-      </w:r>
+        <w:t>如果</w:t>
+      </w:r>
+      <w:proofErr w:type="gramStart"/>
+      <w:r>
+        <w:rPr>
+          <w:rFonts w:hint="eastAsia"/>
+        </w:rPr>
+        <w:t>探索区</w:t>
+      </w:r>
+      <w:proofErr w:type="gramEnd"/>
+      <w:r>
+        <w:rPr>
+          <w:rFonts w:hint="eastAsia"/>
+        </w:rPr>
+        <w:t>没有牌，则两名玩家各自整理战利品</w:t>
+      </w:r>
+      <w:r>
+        <w:rPr>
+          <w:rFonts w:hint="eastAsia"/>
+        </w:rPr>
+        <w:t>，负责行动的</w:t>
+      </w:r>
+      <w:proofErr w:type="gramStart"/>
+      <w:r>
+        <w:rPr>
+          <w:rFonts w:hint="eastAsia"/>
+        </w:rPr>
+        <w:t>玩家先</w:t>
+      </w:r>
+      <w:proofErr w:type="gramEnd"/>
+      <w:r>
+        <w:rPr>
+          <w:rFonts w:hint="eastAsia"/>
+        </w:rPr>
+        <w:t>执行</w:t>
+      </w:r>
+      <w:r>
+        <w:rPr>
+          <w:rFonts w:hint="eastAsia"/>
+        </w:rPr>
+        <w:t>，</w:t>
+      </w:r>
+      <w:r>
+        <w:rPr>
+          <w:rFonts w:hint="eastAsia"/>
+        </w:rPr>
+        <w:t>整理战利品时的规则相比单人规则有所变动，另作说明</w:t>
+      </w:r>
+      <w:r>
+        <w:rPr>
+          <w:rFonts w:hint="eastAsia"/>
+        </w:rPr>
+        <w:t>，之后，</w:t>
+      </w:r>
+      <w:r>
+        <w:rPr>
+          <w:rFonts w:hint="eastAsia"/>
+        </w:rPr>
+        <w:t>由</w:t>
+      </w:r>
+      <w:r>
+        <w:rPr>
+          <w:rFonts w:hint="eastAsia"/>
+        </w:rPr>
+        <w:t>负责行动的玩家</w:t>
+      </w:r>
+      <w:r>
+        <w:rPr>
+          <w:rFonts w:hint="eastAsia"/>
+        </w:rPr>
+        <w:t>决定先长休还是先重置探索区，长休时，两名玩家各自执行长休流程</w:t>
+      </w:r>
+      <w:r>
+        <w:rPr>
+          <w:rFonts w:hint="eastAsia"/>
+        </w:rPr>
+        <w:t>，仍旧是负责行动的</w:t>
+      </w:r>
+      <w:proofErr w:type="gramStart"/>
+      <w:r>
+        <w:rPr>
+          <w:rFonts w:hint="eastAsia"/>
+        </w:rPr>
+        <w:t>玩家先</w:t>
+      </w:r>
+      <w:proofErr w:type="gramEnd"/>
+      <w:r>
+        <w:rPr>
+          <w:rFonts w:hint="eastAsia"/>
+        </w:rPr>
+        <w:t>执行</w:t>
+      </w:r>
+      <w:r>
+        <w:rPr>
+          <w:rFonts w:hint="eastAsia"/>
+        </w:rPr>
+        <w:t>。</w:t>
+      </w:r>
+      <w:r>
+        <w:rPr>
+          <w:rFonts w:hint="eastAsia"/>
+        </w:rPr>
+        <w:t>回合开始阶段中，</w:t>
+      </w:r>
+      <w:r>
+        <w:rPr>
+          <w:rFonts w:hint="eastAsia"/>
+        </w:rPr>
+        <w:t>如果</w:t>
+      </w:r>
+      <w:proofErr w:type="gramStart"/>
+      <w:r>
+        <w:rPr>
+          <w:rFonts w:hint="eastAsia"/>
+        </w:rPr>
+        <w:t>探索区</w:t>
+      </w:r>
+      <w:proofErr w:type="gramEnd"/>
+      <w:r>
+        <w:rPr>
+          <w:rFonts w:hint="eastAsia"/>
+        </w:rPr>
+        <w:t>有牌发动效果，且那个效果指向玩家，则由负责行动的玩家承受。</w:t>
+      </w:r>
+    </w:p>
+    <w:p>
+      <w:pPr>
+        <w:rPr>
+          <w:rFonts w:hint="eastAsia"/>
+        </w:rPr>
+      </w:pPr>
+      <w:r>
+        <w:tab/>
+      </w:r>
+      <w:r>
+        <w:rPr>
+          <w:rFonts w:hint="eastAsia"/>
+        </w:rPr>
+        <w:t>负责行动的</w:t>
+      </w:r>
+      <w:r>
+        <w:rPr>
+          <w:rFonts w:hint="eastAsia"/>
+        </w:rPr>
+        <w:t>玩家</w:t>
+      </w:r>
+      <w:proofErr w:type="gramStart"/>
+      <w:r>
+        <w:rPr>
+          <w:rFonts w:hint="eastAsia"/>
+        </w:rPr>
+        <w:t>选择短休或</w:t>
+      </w:r>
+      <w:proofErr w:type="gramEnd"/>
+      <w:r>
+        <w:rPr>
+          <w:rFonts w:hint="eastAsia"/>
+        </w:rPr>
+        <w:t>长休时，仅那名玩家使用自己的玩家面板执行相应流程，</w:t>
+      </w:r>
+      <w:r>
+        <w:rPr>
+          <w:rFonts w:hint="eastAsia"/>
+        </w:rPr>
+        <w:t>一切效果仅对那名玩家自己生效，如同另一名玩家不存在</w:t>
+      </w:r>
+      <w:r>
+        <w:rPr>
+          <w:rFonts w:hint="eastAsia"/>
+        </w:rPr>
+        <w:t>。</w:t>
+      </w:r>
+      <w:r>
+        <w:rPr>
+          <w:rFonts w:hint="eastAsia"/>
+        </w:rPr>
+        <w:t>例如，某个回合的行动阶段，两名玩家讨论决定由P1来行动，P1选择</w:t>
+      </w:r>
+      <w:r>
+        <w:rPr>
+          <w:rFonts w:hint="eastAsia"/>
+        </w:rPr>
+        <w:t>短</w:t>
+      </w:r>
+      <w:r>
+        <w:rPr>
+          <w:rFonts w:hint="eastAsia"/>
+        </w:rPr>
+        <w:t>休，此时消耗</w:t>
+      </w:r>
+      <w:r>
+        <w:rPr>
+          <w:rFonts w:hint="eastAsia"/>
+        </w:rPr>
+        <w:t>1</w:t>
+      </w:r>
+      <w:r>
+        <w:rPr>
+          <w:rFonts w:hint="eastAsia"/>
+        </w:rPr>
+        <w:t>时间，即将</w:t>
+      </w:r>
+      <w:r>
+        <w:rPr>
+          <w:rFonts w:hint="eastAsia"/>
+        </w:rPr>
+        <w:t>1</w:t>
+      </w:r>
+      <w:r>
+        <w:rPr>
+          <w:rFonts w:hint="eastAsia"/>
+        </w:rPr>
+        <w:t>张牌从主牌堆移动到P1玩家面板下的</w:t>
+      </w:r>
+      <w:proofErr w:type="gramStart"/>
+      <w:r>
+        <w:rPr>
+          <w:rFonts w:hint="eastAsia"/>
+        </w:rPr>
+        <w:t>弃牌堆</w:t>
+      </w:r>
+      <w:proofErr w:type="gramEnd"/>
+      <w:r>
+        <w:rPr>
+          <w:rFonts w:hint="eastAsia"/>
+        </w:rPr>
+        <w:t>，</w:t>
+      </w:r>
+      <w:r>
+        <w:rPr>
+          <w:rFonts w:hint="eastAsia"/>
+        </w:rPr>
+        <w:t>然而，弃置的那一张牌是[掉宝地精]，触发了其“被弃置时，玩家将手牌补满”的效果，此时，效果文本中的“玩家”仅指当前行动的玩家，即P1，所以P1将自己的</w:t>
+      </w:r>
+      <w:proofErr w:type="gramStart"/>
+      <w:r>
+        <w:rPr>
+          <w:rFonts w:hint="eastAsia"/>
+        </w:rPr>
+        <w:t>手牌补满</w:t>
+      </w:r>
+      <w:proofErr w:type="gramEnd"/>
+      <w:r>
+        <w:rPr>
+          <w:rFonts w:hint="eastAsia"/>
+        </w:rPr>
+        <w:t>，</w:t>
+      </w:r>
+      <w:r>
+        <w:rPr>
+          <w:rFonts w:hint="eastAsia"/>
+        </w:rPr>
+        <w:t>然后</w:t>
+      </w:r>
+      <w:proofErr w:type="gramStart"/>
+      <w:r>
+        <w:rPr>
+          <w:rFonts w:hint="eastAsia"/>
+        </w:rPr>
+        <w:t>执行短休的流程重抽任意</w:t>
+      </w:r>
+      <w:proofErr w:type="gramEnd"/>
+      <w:r>
+        <w:rPr>
+          <w:rFonts w:hint="eastAsia"/>
+        </w:rPr>
+        <w:t>张手牌，整个流程中，P2的玩家面板不发生任何变化</w:t>
+      </w:r>
+      <w:r>
+        <w:rPr>
+          <w:rFonts w:hint="eastAsia"/>
+        </w:rPr>
+        <w:t>。</w:t>
+      </w:r>
+    </w:p>
+    <w:p>
+      <w:pPr>
+        <w:rPr>
+          <w:rFonts w:hint="eastAsia"/>
+        </w:rPr>
+      </w:pPr>
+      <w:r>
+        <w:tab/>
+      </w:r>
+      <w:r>
+        <w:rPr>
+          <w:rFonts w:hint="eastAsia"/>
+        </w:rPr>
+        <w:t>行动阶段的战斗流程变动较多，另作说明。</w:t>
+      </w:r>
+    </w:p>
+    <w:p>
+      <w:pPr>
+        <w:rPr>
+          <w:rFonts w:hint="eastAsia"/>
+        </w:rPr>
+      </w:pPr>
+      <w:r>
+        <w:tab/>
+      </w:r>
+      <w:r>
+        <w:rPr>
+          <w:rFonts w:hint="eastAsia"/>
+        </w:rPr>
+        <w:t>结束阶段检查下楼条件时，单人规则中的“玩家手中没有战利品外的牌”需调整为“所有玩家手中均没有战利品外的牌”。</w:t>
+      </w:r>
+      <w:r>
+        <w:rPr>
+          <w:rFonts w:hint="eastAsia"/>
+        </w:rPr>
+        <w:t>结束阶段发动的</w:t>
+      </w:r>
+      <w:proofErr w:type="gramStart"/>
+      <w:r>
+        <w:rPr>
+          <w:rFonts w:hint="eastAsia"/>
+        </w:rPr>
+        <w:t>牌效果</w:t>
+      </w:r>
+      <w:proofErr w:type="gramEnd"/>
+      <w:r>
+        <w:rPr>
+          <w:rFonts w:hint="eastAsia"/>
+        </w:rPr>
+        <w:t>如有指向玩家的，处理方式和回合开始阶段的处理方式一致，都由当回合负责行动的玩家承受。</w:t>
+      </w:r>
+    </w:p>
+    <w:p>
+      <w:pPr>
+        <w:pStyle w:val="3"/>
+        <w:rPr>
+          <w:rFonts w:hint="eastAsia"/>
+        </w:rPr>
+      </w:pPr>
+      <w:r>
+        <w:rPr>
+          <w:rFonts w:hint="eastAsia"/>
+        </w:rPr>
+        <w:t>战斗的变动</w:t>
+      </w:r>
+    </w:p>
+    <w:p>
+      <w:pPr>
+        <w:ind w:firstLine="420"/>
+        <w:rPr>
+          <w:rFonts w:hint="eastAsia"/>
+        </w:rPr>
+      </w:pPr>
+      <w:r>
+        <w:rPr>
+          <w:rFonts w:hint="eastAsia"/>
+        </w:rPr>
+        <w:t>一名玩家出的牌为战场</w:t>
+      </w:r>
+      <w:proofErr w:type="gramStart"/>
+      <w:r>
+        <w:rPr>
+          <w:rFonts w:hint="eastAsia"/>
+        </w:rPr>
+        <w:t>玩家侧某一行</w:t>
+      </w:r>
+      <w:proofErr w:type="gramEnd"/>
+      <w:r>
+        <w:rPr>
+          <w:rFonts w:hint="eastAsia"/>
+        </w:rPr>
+        <w:t>的第一张牌时，出牌的玩家在那一行放上自己的玩家指示物，以标记自己为这一行需要进行的战斗轮的主战者。</w:t>
+      </w:r>
+    </w:p>
+    <w:p>
+      <w:pPr>
+        <w:ind w:firstLine="420"/>
+        <w:rPr>
+          <w:rFonts w:hint="eastAsia"/>
+        </w:rPr>
+      </w:pPr>
+      <w:r>
+        <w:rPr>
+          <w:rFonts w:hint="eastAsia"/>
+        </w:rPr>
+        <w:t>负责执行行动的玩家在行动阶段选择进入战斗后，由那名玩家</w:t>
+      </w:r>
+      <w:proofErr w:type="gramStart"/>
+      <w:r>
+        <w:rPr>
+          <w:rFonts w:hint="eastAsia"/>
+        </w:rPr>
+        <w:t>选探索区</w:t>
+      </w:r>
+      <w:proofErr w:type="gramEnd"/>
+      <w:r>
+        <w:rPr>
+          <w:rFonts w:hint="eastAsia"/>
+        </w:rPr>
+        <w:t>一列牌移入战场敌对侧，这里假设那名玩家是P1。之后，P1从手牌出牌到战场玩家侧自己那一列的某一行。P1可以一次出多张牌，但只能在一行里出牌。P1出完牌后，轮到P2出牌，</w:t>
+      </w:r>
+      <w:r>
+        <w:rPr>
+          <w:rFonts w:hint="eastAsia"/>
+        </w:rPr>
+        <w:t>但</w:t>
+      </w:r>
+      <w:r>
+        <w:rPr>
+          <w:rFonts w:hint="eastAsia"/>
+        </w:rPr>
+        <w:t>只能将牌出在P1刚才出牌的那一行的同一行或更靠近顶端的行</w:t>
+      </w:r>
+      <w:r>
+        <w:rPr>
+          <w:rFonts w:hint="eastAsia"/>
+        </w:rPr>
+        <w:t>，其他出牌规则同P1，如果</w:t>
+      </w:r>
+      <w:r>
+        <w:rPr>
+          <w:rFonts w:hint="eastAsia"/>
+        </w:rPr>
+        <w:t>P2选择将牌出在P1出牌的</w:t>
+      </w:r>
+      <w:r>
+        <w:rPr>
+          <w:rFonts w:hint="eastAsia"/>
+        </w:rPr>
+        <w:t>新的</w:t>
+      </w:r>
+      <w:r>
+        <w:rPr>
+          <w:rFonts w:hint="eastAsia"/>
+        </w:rPr>
+        <w:t>一行，则P2</w:t>
+      </w:r>
+      <w:r>
+        <w:rPr>
+          <w:rFonts w:hint="eastAsia"/>
+        </w:rPr>
+        <w:t>同样地</w:t>
+      </w:r>
+      <w:r>
+        <w:rPr>
+          <w:rFonts w:hint="eastAsia"/>
+        </w:rPr>
+        <w:t>成为</w:t>
+      </w:r>
+      <w:r>
+        <w:rPr>
+          <w:rFonts w:hint="eastAsia"/>
+        </w:rPr>
+        <w:t>新的那</w:t>
+      </w:r>
+      <w:r>
+        <w:rPr>
+          <w:rFonts w:hint="eastAsia"/>
+        </w:rPr>
+        <w:t>一行的</w:t>
+      </w:r>
+      <w:r>
+        <w:rPr>
+          <w:rFonts w:hint="eastAsia"/>
+        </w:rPr>
+        <w:t>主战者，之后又轮到P1出牌，以此往复直到某一名玩家决定停止出牌。一名玩家停止出牌后，另一名玩家也不能继续出牌了。</w:t>
+      </w:r>
+    </w:p>
+    <w:p>
+      <w:pPr>
+        <w:ind w:firstLine="420"/>
+        <w:rPr>
+          <w:rFonts w:hint="eastAsia"/>
+        </w:rPr>
+      </w:pPr>
       <w:r>
         <w:rPr>
           <w:rFonts w:hint="eastAsia"/>
         </w:rPr>
         <w:lastRenderedPageBreak/>
-        <w:t>牌，则两名玩家各自整理战利品</w:t>
-      </w:r>
-      <w:r>
-        <w:rPr>
-          <w:rFonts w:hint="eastAsia"/>
-        </w:rPr>
-        <w:t>，负责行动的玩家先执行</w:t>
-      </w:r>
-      <w:r>
-        <w:rPr>
-          <w:rFonts w:hint="eastAsia"/>
-        </w:rPr>
-        <w:t>，</w:t>
-      </w:r>
-      <w:r>
-        <w:rPr>
-          <w:rFonts w:hint="eastAsia"/>
-        </w:rPr>
-        <w:t>整理战利品时的规则相比单人规则有所变动，另作说明</w:t>
-      </w:r>
-      <w:r>
-        <w:rPr>
-          <w:rFonts w:hint="eastAsia"/>
-        </w:rPr>
-        <w:t>，之后，</w:t>
-      </w:r>
-      <w:r>
-        <w:rPr>
-          <w:rFonts w:hint="eastAsia"/>
-        </w:rPr>
-        <w:t>由</w:t>
-      </w:r>
-      <w:r>
-        <w:rPr>
-          <w:rFonts w:hint="eastAsia"/>
-        </w:rPr>
-        <w:t>负责行动的玩家</w:t>
-      </w:r>
-      <w:r>
-        <w:rPr>
-          <w:rFonts w:hint="eastAsia"/>
-        </w:rPr>
-        <w:t>决定先长休还是先重置探索区，长休时，两名玩家各自执行长休流程</w:t>
-      </w:r>
-      <w:r>
-        <w:rPr>
-          <w:rFonts w:hint="eastAsia"/>
-        </w:rPr>
-        <w:t>，仍旧是负责行动的玩家先执行</w:t>
-      </w:r>
+        <w:t>两名玩家出完牌后，战场两侧的合计点数仍按单人规则计算。</w:t>
+      </w:r>
+      <w:r>
+        <w:rPr>
+          <w:rFonts w:hint="eastAsia"/>
+        </w:rPr>
+        <w:t>如果战场中的</w:t>
+      </w:r>
+      <w:proofErr w:type="gramStart"/>
+      <w:r>
+        <w:rPr>
+          <w:rFonts w:hint="eastAsia"/>
+        </w:rPr>
+        <w:t>牌效果</w:t>
+      </w:r>
+      <w:proofErr w:type="gramEnd"/>
+      <w:r>
+        <w:rPr>
+          <w:rFonts w:hint="eastAsia"/>
+        </w:rPr>
+        <w:t>指向玩家，那么其指向的是发动效果的</w:t>
+      </w:r>
+      <w:proofErr w:type="gramStart"/>
+      <w:r>
+        <w:rPr>
+          <w:rFonts w:hint="eastAsia"/>
+        </w:rPr>
+        <w:t>牌所在</w:t>
+      </w:r>
+      <w:proofErr w:type="gramEnd"/>
+      <w:r>
+        <w:rPr>
+          <w:rFonts w:hint="eastAsia"/>
+        </w:rPr>
+        <w:t>的行的主战者。</w:t>
+      </w:r>
+      <w:r>
+        <w:rPr>
+          <w:rFonts w:hint="eastAsia"/>
+        </w:rPr>
+        <w:t>类似地，</w:t>
+      </w:r>
+      <w:r>
+        <w:rPr>
+          <w:rFonts w:hint="eastAsia"/>
+        </w:rPr>
+        <w:t>战场中</w:t>
+      </w:r>
+      <w:r>
+        <w:rPr>
+          <w:rFonts w:hint="eastAsia"/>
+        </w:rPr>
+        <w:t>的</w:t>
+      </w:r>
+      <w:r>
+        <w:rPr>
+          <w:rFonts w:hint="eastAsia"/>
+        </w:rPr>
+        <w:t>牌需要</w:t>
+      </w:r>
+      <w:r>
+        <w:rPr>
+          <w:rFonts w:hint="eastAsia"/>
+        </w:rPr>
+        <w:t>被</w:t>
+      </w:r>
+      <w:r>
+        <w:rPr>
+          <w:rFonts w:hint="eastAsia"/>
+        </w:rPr>
+        <w:t>弃置时，弃置到那张牌所在行的主战者的</w:t>
+      </w:r>
+      <w:proofErr w:type="gramStart"/>
+      <w:r>
+        <w:rPr>
+          <w:rFonts w:hint="eastAsia"/>
+        </w:rPr>
+        <w:t>弃牌堆</w:t>
+      </w:r>
+      <w:proofErr w:type="gramEnd"/>
       <w:r>
         <w:rPr>
           <w:rFonts w:hint="eastAsia"/>
@@ -5956,13 +7833,69 @@
         <w:rPr>
           <w:rFonts w:hint="eastAsia"/>
         </w:rPr>
-        <w:t>回合开始阶段中，</w:t>
-      </w:r>
-      <w:r>
-        <w:rPr>
-          <w:rFonts w:hint="eastAsia"/>
-        </w:rPr>
-        <w:t>如果探索区有牌发动效果，且那个效果指向玩家，则由负责行动的玩家承受。</w:t>
+        <w:t>某一个战斗轮中玩家战败时，也由主战者承受伤害。</w:t>
+      </w:r>
+    </w:p>
+    <w:p>
+      <w:pPr>
+        <w:ind w:firstLine="420"/>
+        <w:rPr>
+          <w:rFonts w:hint="eastAsia"/>
+        </w:rPr>
+      </w:pPr>
+      <w:r>
+        <w:rPr>
+          <w:rFonts w:hint="eastAsia"/>
+        </w:rPr>
+        <w:t>战后，翻开事件牌后，由本回合负责行动的</w:t>
+      </w:r>
+      <w:proofErr w:type="gramStart"/>
+      <w:r>
+        <w:rPr>
+          <w:rFonts w:hint="eastAsia"/>
+        </w:rPr>
+        <w:t>玩家先</w:t>
+      </w:r>
+      <w:proofErr w:type="gramEnd"/>
+      <w:r>
+        <w:rPr>
+          <w:rFonts w:hint="eastAsia"/>
+        </w:rPr>
+        <w:t>选一张事件牌结算，结算完成后，另一名</w:t>
+      </w:r>
+      <w:proofErr w:type="gramStart"/>
+      <w:r>
+        <w:rPr>
+          <w:rFonts w:hint="eastAsia"/>
+        </w:rPr>
+        <w:t>玩家再</w:t>
+      </w:r>
+      <w:proofErr w:type="gramEnd"/>
+      <w:r>
+        <w:rPr>
+          <w:rFonts w:hint="eastAsia"/>
+        </w:rPr>
+        <w:t>从余下的事件牌中选一张结算。</w:t>
+      </w:r>
+    </w:p>
+    <w:p>
+      <w:pPr>
+        <w:pStyle w:val="3"/>
+        <w:rPr>
+          <w:rFonts w:hint="eastAsia"/>
+        </w:rPr>
+      </w:pPr>
+      <w:r>
+        <w:rPr>
+          <w:rFonts w:hint="eastAsia"/>
+        </w:rPr>
+        <w:t>整理</w:t>
+      </w:r>
+      <w:r>
+        <w:rPr>
+          <w:rFonts w:hint="eastAsia"/>
+        </w:rPr>
+        <w:t>战利品</w:t>
       </w:r>
     </w:p>
     <w:p>
@@ -5978,362 +7911,69 @@
         <w:rPr>
           <w:rFonts w:hint="eastAsia"/>
         </w:rPr>
-        <w:t>负责行动的</w:t>
-      </w:r>
-      <w:r>
-        <w:rPr>
-          <w:rFonts w:hint="eastAsia"/>
-        </w:rPr>
-        <w:t>玩家</w:t>
-      </w:r>
-      <w:r>
-        <w:rPr>
-          <w:rFonts w:hint="eastAsia"/>
-        </w:rPr>
-        <w:t>选择短休或长休时，仅那名玩家使用自己的玩家面板执行相应流程，</w:t>
-      </w:r>
-      <w:r>
-        <w:rPr>
-          <w:rFonts w:hint="eastAsia"/>
-        </w:rPr>
-        <w:t>一切效果仅对那名玩家自己生效，如同另一名玩家不存在</w:t>
-      </w:r>
-      <w:r>
-        <w:rPr>
-          <w:rFonts w:hint="eastAsia"/>
-        </w:rPr>
-        <w:t>。</w:t>
-      </w:r>
-      <w:r>
-        <w:rPr>
-          <w:rFonts w:hint="eastAsia"/>
-        </w:rPr>
-        <w:t>例如，某个回合的行动阶段，两名玩家讨论决定由P1来行动，P1选择</w:t>
-      </w:r>
-      <w:r>
-        <w:rPr>
-          <w:rFonts w:hint="eastAsia"/>
-        </w:rPr>
-        <w:t>短</w:t>
-      </w:r>
-      <w:r>
-        <w:rPr>
-          <w:rFonts w:hint="eastAsia"/>
-        </w:rPr>
-        <w:t>休，此时消耗</w:t>
-      </w:r>
-      <w:r>
-        <w:rPr>
-          <w:rFonts w:hint="eastAsia"/>
-        </w:rPr>
-        <w:t>1</w:t>
-      </w:r>
-      <w:r>
-        <w:rPr>
-          <w:rFonts w:hint="eastAsia"/>
-        </w:rPr>
-        <w:t>时间，即将</w:t>
-      </w:r>
-      <w:r>
-        <w:rPr>
-          <w:rFonts w:hint="eastAsia"/>
-        </w:rPr>
-        <w:t>1</w:t>
-      </w:r>
-      <w:r>
-        <w:rPr>
-          <w:rFonts w:hint="eastAsia"/>
-        </w:rPr>
-        <w:t>张牌从主牌堆移动到P1玩家面板下的弃牌堆，</w:t>
-      </w:r>
-      <w:r>
-        <w:rPr>
-          <w:rFonts w:hint="eastAsia"/>
-        </w:rPr>
-        <w:t>然而，弃置的那一张牌是[掉宝地精]，触发了其“被弃置时，玩家将手牌补满”的效果，此时，效果文本中的“玩家”仅指当前行动的玩家，即P1，所以P1将自己的手牌补满，</w:t>
-      </w:r>
-      <w:r>
-        <w:rPr>
-          <w:rFonts w:hint="eastAsia"/>
-        </w:rPr>
-        <w:t>然后</w:t>
-      </w:r>
-      <w:r>
-        <w:rPr>
-          <w:rFonts w:hint="eastAsia"/>
-        </w:rPr>
-        <w:t>执行短休的流程重抽任意张手牌，整个流程中，P2的玩家面板不发生任何变化</w:t>
-      </w:r>
-      <w:r>
-        <w:rPr>
-          <w:rFonts w:hint="eastAsia"/>
-        </w:rPr>
-        <w:t>。</w:t>
-      </w:r>
-    </w:p>
-    <w:p>
-      <w:pPr>
-        <w:rPr>
-          <w:rFonts w:hint="eastAsia"/>
-        </w:rPr>
-      </w:pPr>
-      <w:r>
-        <w:tab/>
-      </w:r>
-      <w:r>
-        <w:rPr>
-          <w:rFonts w:hint="eastAsia"/>
-        </w:rPr>
-        <w:t>行动阶段的战斗流程变动较多，另作说明。</w:t>
-      </w:r>
-    </w:p>
-    <w:p>
-      <w:pPr>
-        <w:rPr>
-          <w:rFonts w:hint="eastAsia"/>
-        </w:rPr>
-      </w:pPr>
-      <w:r>
-        <w:tab/>
-      </w:r>
-      <w:r>
-        <w:rPr>
-          <w:rFonts w:hint="eastAsia"/>
-        </w:rPr>
-        <w:t>结束阶段检查下楼条件时，单人规则中的“玩家手中没有战利品外的牌”需调整为“所有玩家手中均没有战利品外的牌”。</w:t>
-      </w:r>
-      <w:r>
-        <w:rPr>
-          <w:rFonts w:hint="eastAsia"/>
-        </w:rPr>
-        <w:t>结束阶段发动的牌效果如有指向玩家的，处理方式和回合开始阶段的处理方式一致，都由当回合负责行动的玩家承受。</w:t>
-      </w:r>
-    </w:p>
-    <w:p>
-      <w:pPr>
-        <w:pStyle w:val="3"/>
-        <w:rPr>
-          <w:rFonts w:hint="eastAsia"/>
-        </w:rPr>
-      </w:pPr>
-      <w:r>
-        <w:rPr>
-          <w:rFonts w:hint="eastAsia"/>
-        </w:rPr>
-        <w:t>战斗的变动</w:t>
-      </w:r>
-    </w:p>
-    <w:p>
-      <w:pPr>
-        <w:ind w:firstLine="420"/>
-        <w:rPr>
-          <w:rFonts w:hint="eastAsia"/>
-        </w:rPr>
-      </w:pPr>
-      <w:r>
-        <w:rPr>
-          <w:rFonts w:hint="eastAsia"/>
-        </w:rPr>
-        <w:t>一名玩家出的牌为战场玩家侧某一行的第一张牌时，出牌的玩家在那一行放上自己的玩家指示物，以标记自己为这一行需要进行的战斗轮的主战者。</w:t>
-      </w:r>
-    </w:p>
-    <w:p>
-      <w:pPr>
-        <w:ind w:firstLine="420"/>
-        <w:rPr>
-          <w:rFonts w:hint="eastAsia"/>
-        </w:rPr>
-      </w:pPr>
-      <w:r>
-        <w:rPr>
-          <w:rFonts w:hint="eastAsia"/>
-        </w:rPr>
-        <w:t>负责执行行动的玩家在行动阶段选择进入战斗后，由那名玩家选探索区一列牌移入战场敌对侧，这里假设那名玩家是P1。之后，P1从手牌出牌到战场玩家侧自己那一列的某一行。P1可以一次出多张牌，但只能在一行里出牌。P1出完牌后，轮到P2出牌，</w:t>
-      </w:r>
-      <w:r>
-        <w:rPr>
-          <w:rFonts w:hint="eastAsia"/>
-        </w:rPr>
-        <w:t>但</w:t>
-      </w:r>
-      <w:r>
-        <w:rPr>
-          <w:rFonts w:hint="eastAsia"/>
-        </w:rPr>
-        <w:t>只能将牌出在P1刚才出牌的那一行的同一行或更靠近顶端的行</w:t>
-      </w:r>
-      <w:r>
-        <w:rPr>
-          <w:rFonts w:hint="eastAsia"/>
-        </w:rPr>
-        <w:t>，其他出牌规则同P1，如果</w:t>
-      </w:r>
-      <w:r>
-        <w:rPr>
-          <w:rFonts w:hint="eastAsia"/>
-        </w:rPr>
-        <w:t>P2选择将牌出在P1出牌的</w:t>
-      </w:r>
-      <w:r>
-        <w:rPr>
-          <w:rFonts w:hint="eastAsia"/>
-        </w:rPr>
-        <w:t>新的</w:t>
-      </w:r>
-      <w:r>
-        <w:rPr>
-          <w:rFonts w:hint="eastAsia"/>
-        </w:rPr>
-        <w:t>一行，则P2</w:t>
-      </w:r>
-      <w:r>
-        <w:rPr>
-          <w:rFonts w:hint="eastAsia"/>
-        </w:rPr>
-        <w:t>同样地</w:t>
-      </w:r>
-      <w:r>
-        <w:rPr>
-          <w:rFonts w:hint="eastAsia"/>
-        </w:rPr>
-        <w:t>成为</w:t>
-      </w:r>
-      <w:r>
-        <w:rPr>
-          <w:rFonts w:hint="eastAsia"/>
-        </w:rPr>
-        <w:t>新的那</w:t>
-      </w:r>
-      <w:r>
-        <w:rPr>
-          <w:rFonts w:hint="eastAsia"/>
-        </w:rPr>
-        <w:t>一行的</w:t>
-      </w:r>
-      <w:r>
-        <w:rPr>
-          <w:rFonts w:hint="eastAsia"/>
-        </w:rPr>
-        <w:t>主战者，之后又轮到P1出牌，以此往复直到某一名玩家决定停止出牌。一名玩家停止出牌后，另一名玩家也不能继续出牌了。</w:t>
-      </w:r>
-    </w:p>
-    <w:p>
-      <w:pPr>
-        <w:ind w:firstLine="420"/>
-        <w:rPr>
-          <w:rFonts w:hint="eastAsia"/>
-        </w:rPr>
-      </w:pPr>
-      <w:r>
-        <w:rPr>
-          <w:rFonts w:hint="eastAsia"/>
-        </w:rPr>
-        <w:t>两名玩家出完牌后，战场两侧的合计点数仍按单人规则计算。</w:t>
-      </w:r>
-      <w:r>
-        <w:rPr>
-          <w:rFonts w:hint="eastAsia"/>
-        </w:rPr>
-        <w:t>如果战场中的牌效果指向玩家，那么其指向的是发动效果的牌所在的行的主战者。</w:t>
-      </w:r>
-      <w:r>
-        <w:rPr>
-          <w:rFonts w:hint="eastAsia"/>
-        </w:rPr>
-        <w:t>类似地，</w:t>
-      </w:r>
-      <w:r>
-        <w:rPr>
-          <w:rFonts w:hint="eastAsia"/>
-        </w:rPr>
-        <w:t>战场中</w:t>
-      </w:r>
-      <w:r>
-        <w:rPr>
-          <w:rFonts w:hint="eastAsia"/>
-        </w:rPr>
-        <w:t>的</w:t>
-      </w:r>
-      <w:r>
-        <w:rPr>
-          <w:rFonts w:hint="eastAsia"/>
-        </w:rPr>
-        <w:t>牌需要</w:t>
-      </w:r>
-      <w:r>
-        <w:rPr>
-          <w:rFonts w:hint="eastAsia"/>
-        </w:rPr>
-        <w:t>被</w:t>
-      </w:r>
-      <w:r>
-        <w:rPr>
-          <w:rFonts w:hint="eastAsia"/>
-        </w:rPr>
-        <w:t>弃置时，弃置到那张牌所在行的主战者的弃牌堆。</w:t>
-      </w:r>
-      <w:r>
-        <w:rPr>
-          <w:rFonts w:hint="eastAsia"/>
-        </w:rPr>
-        <w:t>某一个战斗轮中玩家战败时，也由主战者承受伤害。</w:t>
-      </w:r>
-    </w:p>
-    <w:p>
-      <w:pPr>
-        <w:ind w:firstLine="420"/>
-        <w:rPr>
-          <w:rFonts w:hint="eastAsia"/>
-        </w:rPr>
-      </w:pPr>
-      <w:r>
-        <w:rPr>
-          <w:rFonts w:hint="eastAsia"/>
-        </w:rPr>
-        <w:t>战后，翻开事件牌后，由本回合负责行动的玩家先选一张事件牌结算，结算完成后，另一名玩家再从余下的事件牌中选一张结算。</w:t>
-      </w:r>
-    </w:p>
-    <w:p>
-      <w:pPr>
-        <w:pStyle w:val="3"/>
-        <w:rPr>
-          <w:rFonts w:hint="eastAsia"/>
-        </w:rPr>
-      </w:pPr>
-      <w:r>
-        <w:rPr>
-          <w:rFonts w:hint="eastAsia"/>
-        </w:rPr>
-        <w:lastRenderedPageBreak/>
-        <w:t>整理</w:t>
-      </w:r>
-      <w:r>
-        <w:rPr>
-          <w:rFonts w:hint="eastAsia"/>
-        </w:rPr>
-        <w:t>战利品</w:t>
-      </w:r>
-    </w:p>
-    <w:p>
-      <w:pPr>
-        <w:rPr>
-          <w:rFonts w:hint="eastAsia"/>
-        </w:rPr>
-      </w:pPr>
-      <w:r>
-        <w:tab/>
-      </w:r>
-      <w:r>
-        <w:rPr>
-          <w:rFonts w:hint="eastAsia"/>
-        </w:rPr>
-        <w:t>整理战利品之前，两名玩家可以互相交换战利品区和手牌区的战利品牌，但</w:t>
-      </w:r>
-      <w:r>
-        <w:rPr>
-          <w:rFonts w:hint="eastAsia"/>
-        </w:rPr>
-        <w:t>必须是一名玩家用一张牌和另一名玩家的一张牌交换，即保持两名玩家各自持有的战利品牌数量不变。这之后，由当回合负责行动的玩家先整理战利品，流程与单人规则一致，然后另一名玩家再整理战利品。</w:t>
+        <w:t>整理战利品之前，两名玩家可以互相交换战利品区和</w:t>
+      </w:r>
+      <w:proofErr w:type="gramStart"/>
+      <w:r>
+        <w:rPr>
+          <w:rFonts w:hint="eastAsia"/>
+        </w:rPr>
+        <w:t>手牌区的</w:t>
+      </w:r>
+      <w:proofErr w:type="gramEnd"/>
+      <w:r>
+        <w:rPr>
+          <w:rFonts w:hint="eastAsia"/>
+        </w:rPr>
+        <w:t>战利品牌，但</w:t>
+      </w:r>
+      <w:r>
+        <w:rPr>
+          <w:rFonts w:hint="eastAsia"/>
+        </w:rPr>
+        <w:t>必须是一名玩家用一张牌和另一名玩家的一张牌交换，即保持两名玩家各自持有的战利品</w:t>
+      </w:r>
+      <w:proofErr w:type="gramStart"/>
+      <w:r>
+        <w:rPr>
+          <w:rFonts w:hint="eastAsia"/>
+        </w:rPr>
+        <w:t>牌数量</w:t>
+      </w:r>
+      <w:proofErr w:type="gramEnd"/>
+      <w:r>
+        <w:rPr>
+          <w:rFonts w:hint="eastAsia"/>
+        </w:rPr>
+        <w:t>不变。这之后，由当回合负责行动的</w:t>
+      </w:r>
+      <w:proofErr w:type="gramStart"/>
+      <w:r>
+        <w:rPr>
+          <w:rFonts w:hint="eastAsia"/>
+        </w:rPr>
+        <w:t>玩家先</w:t>
+      </w:r>
+      <w:proofErr w:type="gramEnd"/>
+      <w:r>
+        <w:rPr>
+          <w:rFonts w:hint="eastAsia"/>
+        </w:rPr>
+        <w:t>整理战利品，流程与单人规则一致，然后另一名</w:t>
+      </w:r>
+      <w:proofErr w:type="gramStart"/>
+      <w:r>
+        <w:rPr>
+          <w:rFonts w:hint="eastAsia"/>
+        </w:rPr>
+        <w:t>玩家再</w:t>
+      </w:r>
+      <w:proofErr w:type="gramEnd"/>
+      <w:r>
+        <w:rPr>
+          <w:rFonts w:hint="eastAsia"/>
+        </w:rPr>
+        <w:t>整理战利品。</w:t>
       </w:r>
     </w:p>
     <w:sectPr>

--- a/规则书.docx
+++ b/规则书.docx
@@ -2736,6 +2736,12 @@
         </w:rPr>
         <w:t>。</w:t>
       </w:r>
+      <w:r>
+        <w:rPr>
+          <w:rFonts w:hint="eastAsia"/>
+        </w:rPr>
+        <w:t>同名道具牌在玩家的背包区可以堆叠，堆叠的道具牌仅占据1背包容量。</w:t>
+      </w:r>
     </w:p>
     <w:p>
       <w:pPr>
@@ -2886,6 +2892,12 @@
         </w:rPr>
         <w:t>。</w:t>
       </w:r>
+      <w:r>
+        <w:rPr>
+          <w:rFonts w:hint="eastAsia"/>
+        </w:rPr>
+        <w:t>同名弹药牌在玩家的背包区可以堆叠，堆叠的弹药牌仅占据1背包容量。</w:t>
+      </w:r>
     </w:p>
     <w:p>
       <w:pPr>
@@ -2988,7 +3000,14 @@
         <w:rPr>
           <w:rFonts w:hint="eastAsia"/>
         </w:rPr>
-        <w:t>适用的新规则和需要执行的步骤。挑战牌的目的是在玩家进入新楼层后增加游戏的难度，以适应获取了升级牌的玩家的强度</w:t>
+        <w:t>适用的新规则和需要执行</w:t>
+      </w:r>
+      <w:r>
+        <w:rPr>
+          <w:rFonts w:hint="eastAsia"/>
+        </w:rPr>
+        <w:lastRenderedPageBreak/>
+        <w:t>的步骤。挑战牌的目的是在玩家进入新楼层后增加游戏的难度，以适应获取了升级牌的玩家的强度</w:t>
       </w:r>
       <w:r>
         <w:rPr>
@@ -3008,7 +3027,6 @@
         <w:rPr>
           <w:rFonts w:hint="eastAsia"/>
         </w:rPr>
-        <w:lastRenderedPageBreak/>
         <w:t>挑战牌上</w:t>
       </w:r>
       <w:r>
@@ -4252,6 +4270,7 @@
         <w:rPr>
           <w:rFonts w:hint="eastAsia"/>
         </w:rPr>
+        <w:lastRenderedPageBreak/>
         <w:t>横置的牌以及翻面的牌不结算效果。</w:t>
       </w:r>
     </w:p>
@@ -4298,7 +4317,6 @@
         <w:rPr>
           <w:rFonts w:hint="eastAsia"/>
         </w:rPr>
-        <w:lastRenderedPageBreak/>
         <w:t>自由</w:t>
       </w:r>
       <w:r>
@@ -5048,6 +5066,7 @@
         <w:rPr>
           <w:rFonts w:hint="eastAsia"/>
         </w:rPr>
+        <w:lastRenderedPageBreak/>
         <w:t>战</w:t>
       </w:r>
       <w:r>
@@ -5096,14 +5115,7 @@
         <w:rPr>
           <w:rFonts w:hint="eastAsia"/>
         </w:rPr>
-        <w:t>中的数个</w:t>
-      </w:r>
-      <w:r>
-        <w:rPr>
-          <w:rFonts w:hint="eastAsia"/>
-        </w:rPr>
-        <w:lastRenderedPageBreak/>
-        <w:t>房间作为</w:t>
+        <w:t>中的数个房间作为</w:t>
       </w:r>
       <w:r>
         <w:rPr>
@@ -6224,6 +6236,7 @@
         <w:rPr>
           <w:rFonts w:hint="eastAsia"/>
         </w:rPr>
+        <w:lastRenderedPageBreak/>
         <w:t>将当前</w:t>
       </w:r>
       <w:proofErr w:type="gramStart"/>
@@ -6346,7 +6359,6 @@
         <w:rPr>
           <w:rFonts w:hint="eastAsia"/>
         </w:rPr>
-        <w:lastRenderedPageBreak/>
         <w:t>结束阶段</w:t>
       </w:r>
     </w:p>
@@ -6968,6 +6980,7 @@
         </w:rPr>
       </w:pPr>
       <w:r>
+        <w:lastRenderedPageBreak/>
         <w:tab/>
       </w:r>
       <w:proofErr w:type="gramStart"/>
@@ -6989,9 +7002,15 @@
         <w:rPr>
           <w:rFonts w:hint="eastAsia"/>
         </w:rPr>
-        <w:t>牌堆发牌不</w:t>
-      </w:r>
-      <w:proofErr w:type="gramEnd"/>
+        <w:t>牌堆发牌</w:t>
+      </w:r>
+      <w:proofErr w:type="gramEnd"/>
+      <w:r>
+        <w:rPr>
+          <w:rFonts w:hint="eastAsia"/>
+        </w:rPr>
+        <w:t>不</w:t>
+      </w:r>
       <w:r>
         <w:rPr>
           <w:rFonts w:hint="eastAsia"/>
@@ -7016,8 +7035,671 @@
         <w:rPr>
           <w:rFonts w:hint="eastAsia"/>
         </w:rPr>
+        <w:t>用语：交换</w:t>
+      </w:r>
+    </w:p>
+    <w:p>
+      <w:pPr>
+        <w:rPr>
+          <w:rFonts w:hint="eastAsia"/>
+        </w:rPr>
+      </w:pPr>
+      <w:r>
+        <w:tab/>
+      </w:r>
+      <w:r>
+        <w:rPr>
+          <w:rFonts w:hint="eastAsia"/>
+        </w:rPr>
+        <w:t>游戏中部分效果可以</w:t>
+      </w:r>
+      <w:r>
+        <w:rPr>
+          <w:rFonts w:hint="eastAsia"/>
+        </w:rPr>
+        <w:t>将两张牌</w:t>
+      </w:r>
+      <w:r>
+        <w:rPr>
+          <w:rFonts w:hint="eastAsia"/>
+        </w:rPr>
+        <w:t>的位置交换，牌的交换也视作移动，交换双方均有一次移入和一次移出，会触发相应的效果。</w:t>
+      </w:r>
+    </w:p>
+    <w:p>
+      <w:pPr>
+        <w:pStyle w:val="3"/>
+        <w:rPr>
+          <w:rFonts w:hint="eastAsia"/>
+        </w:rPr>
+      </w:pPr>
+      <w:r>
+        <w:rPr>
+          <w:rFonts w:hint="eastAsia"/>
+        </w:rPr>
+        <w:t>用语：一半</w:t>
+      </w:r>
+    </w:p>
+    <w:p>
+      <w:pPr>
+        <w:rPr>
+          <w:rFonts w:hint="eastAsia"/>
+        </w:rPr>
+      </w:pPr>
+      <w:r>
+        <w:tab/>
+      </w:r>
+      <w:r>
+        <w:rPr>
+          <w:rFonts w:hint="eastAsia"/>
+        </w:rPr>
+        <w:t>本游戏中，</w:t>
+      </w:r>
+      <w:r>
+        <w:rPr>
+          <w:rFonts w:hint="eastAsia"/>
+        </w:rPr>
+        <w:t>奇数的一半默认情况下向上取整。</w:t>
+      </w:r>
+    </w:p>
+    <w:p>
+      <w:pPr>
+        <w:pStyle w:val="3"/>
+        <w:rPr>
+          <w:rFonts w:hint="eastAsia"/>
+        </w:rPr>
+      </w:pPr>
+      <w:r>
+        <w:rPr>
+          <w:rFonts w:hint="eastAsia"/>
+        </w:rPr>
+        <w:t>用语：</w:t>
+      </w:r>
+      <w:r>
+        <w:rPr>
+          <w:rFonts w:hint="eastAsia"/>
+        </w:rPr>
+        <w:t>翻</w:t>
+      </w:r>
+      <w:r>
+        <w:rPr>
+          <w:rFonts w:hint="eastAsia"/>
+        </w:rPr>
+        <w:t>选</w:t>
+      </w:r>
+    </w:p>
+    <w:p>
+      <w:pPr>
+        <w:rPr>
+          <w:rFonts w:hint="eastAsia"/>
+        </w:rPr>
+      </w:pPr>
+      <w:r>
+        <w:tab/>
+      </w:r>
+      <w:r>
+        <w:rPr>
+          <w:rFonts w:hint="eastAsia"/>
+        </w:rPr>
+        <w:t>指从牌堆中翻开</w:t>
+      </w:r>
+      <w:r>
+        <w:rPr>
+          <w:rFonts w:hint="eastAsia"/>
+        </w:rPr>
+        <w:t>数</w:t>
+      </w:r>
+      <w:r>
+        <w:rPr>
+          <w:rFonts w:hint="eastAsia"/>
+        </w:rPr>
+        <w:t>张牌</w:t>
+      </w:r>
+      <w:r>
+        <w:rPr>
+          <w:rFonts w:hint="eastAsia"/>
+        </w:rPr>
+        <w:t>后</w:t>
+      </w:r>
+      <w:r>
+        <w:rPr>
+          <w:rFonts w:hint="eastAsia"/>
+        </w:rPr>
+        <w:t>，</w:t>
+      </w:r>
+      <w:r>
+        <w:rPr>
+          <w:rFonts w:hint="eastAsia"/>
+        </w:rPr>
+        <w:t>再</w:t>
+      </w:r>
+      <w:r>
+        <w:rPr>
+          <w:rFonts w:hint="eastAsia"/>
+        </w:rPr>
+        <w:t>选</w:t>
+      </w:r>
+      <w:r>
+        <w:rPr>
+          <w:rFonts w:hint="eastAsia"/>
+        </w:rPr>
+        <w:t>其中的某几张</w:t>
+      </w:r>
+      <w:r>
+        <w:rPr>
+          <w:rFonts w:hint="eastAsia"/>
+        </w:rPr>
+        <w:t>。</w:t>
+      </w:r>
+      <w:r>
+        <w:rPr>
+          <w:rFonts w:hint="eastAsia"/>
+        </w:rPr>
+        <w:t>当</w:t>
+      </w:r>
+      <w:r>
+        <w:rPr>
+          <w:rFonts w:hint="eastAsia"/>
+        </w:rPr>
+        <w:t>规则或效果文本要求玩家从某个</w:t>
+      </w:r>
+      <w:proofErr w:type="gramStart"/>
+      <w:r>
+        <w:rPr>
+          <w:rFonts w:hint="eastAsia"/>
+        </w:rPr>
+        <w:t>牌堆</w:t>
+      </w:r>
+      <w:r>
+        <w:rPr>
+          <w:rFonts w:hint="eastAsia"/>
+        </w:rPr>
+        <w:t>翻</w:t>
+      </w:r>
+      <w:proofErr w:type="gramEnd"/>
+      <w:r>
+        <w:rPr>
+          <w:rFonts w:hint="eastAsia"/>
+        </w:rPr>
+        <w:t>选</w:t>
+      </w:r>
+      <w:r>
+        <w:rPr>
+          <w:rFonts w:hint="eastAsia"/>
+        </w:rPr>
+        <w:t>时，如果没有额外的</w:t>
+      </w:r>
+      <w:r>
+        <w:rPr>
+          <w:rFonts w:hint="eastAsia"/>
+        </w:rPr>
+        <w:t>说明，</w:t>
+      </w:r>
+      <w:r>
+        <w:rPr>
+          <w:rFonts w:hint="eastAsia"/>
+        </w:rPr>
+        <w:t>没有被选中的牌</w:t>
+      </w:r>
+      <w:r>
+        <w:rPr>
+          <w:rFonts w:hint="eastAsia"/>
+        </w:rPr>
+        <w:t>洗回原牌堆</w:t>
+      </w:r>
+      <w:r>
+        <w:rPr>
+          <w:rFonts w:hint="eastAsia"/>
+        </w:rPr>
+        <w:t>。</w:t>
+      </w:r>
+    </w:p>
+    <w:p>
+      <w:pPr>
+        <w:rPr>
+          <w:rFonts w:hint="eastAsia"/>
+        </w:rPr>
+      </w:pPr>
+      <w:r>
+        <w:tab/>
+      </w:r>
+      <w:r>
+        <w:rPr>
+          <w:rFonts w:hint="eastAsia"/>
+        </w:rPr>
+        <w:t>没有特别说明的情况下，玩家翻开牌后，可以消耗金币，</w:t>
+      </w:r>
+      <w:proofErr w:type="gramStart"/>
+      <w:r>
+        <w:rPr>
+          <w:rFonts w:hint="eastAsia"/>
+        </w:rPr>
+        <w:t>重抽其中</w:t>
+      </w:r>
+      <w:proofErr w:type="gramEnd"/>
+      <w:r>
+        <w:rPr>
+          <w:rFonts w:hint="eastAsia"/>
+        </w:rPr>
+        <w:t>任意张牌，称为重翻。没有特别说明的情况下，</w:t>
+      </w:r>
+      <w:proofErr w:type="gramStart"/>
+      <w:r>
+        <w:rPr>
+          <w:rFonts w:hint="eastAsia"/>
+        </w:rPr>
+        <w:t>每次翻选的</w:t>
+      </w:r>
+      <w:proofErr w:type="gramEnd"/>
+      <w:r>
+        <w:rPr>
+          <w:rFonts w:hint="eastAsia"/>
+        </w:rPr>
+        <w:t>第一次重翻消耗</w:t>
+      </w:r>
+      <w:r>
+        <w:rPr>
+          <w:rFonts w:hint="eastAsia"/>
+        </w:rPr>
+        <w:t>2</w:t>
+      </w:r>
+      <w:r>
+        <w:rPr>
+          <w:rFonts w:hint="eastAsia"/>
+        </w:rPr>
+        <w:t>金币，之后每多进行</w:t>
+      </w:r>
+      <w:r>
+        <w:rPr>
+          <w:rFonts w:hint="eastAsia"/>
+        </w:rPr>
+        <w:t>一</w:t>
+      </w:r>
+      <w:r>
+        <w:rPr>
+          <w:rFonts w:hint="eastAsia"/>
+        </w:rPr>
+        <w:t>次重翻，消耗金币加1。</w:t>
+      </w:r>
+    </w:p>
+    <w:p>
+      <w:pPr>
+        <w:pStyle w:val="3"/>
+        <w:rPr>
+          <w:rFonts w:hint="eastAsia"/>
+        </w:rPr>
+      </w:pPr>
+      <w:r>
+        <w:rPr>
+          <w:rFonts w:hint="eastAsia"/>
+        </w:rPr>
+        <w:t>用语：横置</w:t>
+      </w:r>
+    </w:p>
+    <w:p>
+      <w:pPr>
+        <w:rPr>
+          <w:rFonts w:hint="eastAsia"/>
+        </w:rPr>
+      </w:pPr>
+      <w:r>
+        <w:tab/>
+      </w:r>
+      <w:r>
+        <w:rPr>
+          <w:rFonts w:hint="eastAsia"/>
+        </w:rPr>
+        <w:t>横置代表牌失效时的状态。</w:t>
+      </w:r>
+      <w:proofErr w:type="gramStart"/>
+      <w:r>
+        <w:rPr>
+          <w:rFonts w:hint="eastAsia"/>
+        </w:rPr>
+        <w:t>楼层区</w:t>
+      </w:r>
+      <w:proofErr w:type="gramEnd"/>
+      <w:r>
+        <w:rPr>
+          <w:rFonts w:hint="eastAsia"/>
+        </w:rPr>
+        <w:t>的牌横置时，视为1张点数为1的无效果牌，其牌名</w:t>
+      </w:r>
+      <w:r>
+        <w:rPr>
+          <w:rFonts w:hint="eastAsia"/>
+        </w:rPr>
+        <w:t>、类型和标签</w:t>
+      </w:r>
+      <w:r>
+        <w:rPr>
+          <w:rFonts w:hint="eastAsia"/>
+        </w:rPr>
+        <w:t>仍保持不变，在回合结束时将其复位。</w:t>
+      </w:r>
+    </w:p>
+    <w:p>
+      <w:pPr>
+        <w:pStyle w:val="3"/>
+        <w:rPr>
+          <w:rFonts w:hint="eastAsia"/>
+        </w:rPr>
+      </w:pPr>
+      <w:r>
+        <w:rPr>
+          <w:rFonts w:hint="eastAsia"/>
+        </w:rPr>
+        <w:t>用语：</w:t>
+      </w:r>
+      <w:r>
+        <w:rPr>
+          <w:rFonts w:hint="eastAsia"/>
+        </w:rPr>
+        <w:t>敌友方</w:t>
+      </w:r>
+    </w:p>
+    <w:p>
+      <w:pPr>
+        <w:rPr>
+          <w:rFonts w:hint="eastAsia"/>
+        </w:rPr>
+      </w:pPr>
+      <w:r>
+        <w:tab/>
+      </w:r>
+      <w:r>
+        <w:rPr>
+          <w:rFonts w:hint="eastAsia"/>
+        </w:rPr>
+        <w:t>阵营不同的牌彼此是敌方；阵营相同的牌彼此是友方。</w:t>
+      </w:r>
+    </w:p>
+    <w:p>
+      <w:pPr>
+        <w:pStyle w:val="3"/>
+        <w:rPr>
+          <w:rFonts w:hint="eastAsia"/>
+        </w:rPr>
+      </w:pPr>
+      <w:r>
+        <w:rPr>
+          <w:rFonts w:hint="eastAsia"/>
+        </w:rPr>
+        <w:t>用语：领域</w:t>
+      </w:r>
+    </w:p>
+    <w:p>
+      <w:pPr>
+        <w:rPr>
+          <w:rFonts w:hint="eastAsia"/>
+        </w:rPr>
+      </w:pPr>
+      <w:r>
+        <w:tab/>
+      </w:r>
+      <w:r>
+        <w:rPr>
+          <w:rFonts w:hint="eastAsia"/>
+        </w:rPr>
+        <w:t>仅用于场地牌的效果文本中。场地牌在奖励区时，其所在奖励位对应的行或列，称为其领域。</w:t>
+      </w:r>
+    </w:p>
+    <w:p>
+      <w:pPr>
+        <w:pStyle w:val="3"/>
+        <w:rPr>
+          <w:rFonts w:hint="eastAsia"/>
+        </w:rPr>
+      </w:pPr>
+      <w:r>
+        <w:rPr>
+          <w:rFonts w:hint="eastAsia"/>
+        </w:rPr>
+        <w:t>用语：</w:t>
+      </w:r>
+      <w:proofErr w:type="gramStart"/>
+      <w:r>
+        <w:rPr>
+          <w:rFonts w:hint="eastAsia"/>
+        </w:rPr>
+        <w:t>送墓</w:t>
+      </w:r>
+      <w:proofErr w:type="gramEnd"/>
+      <w:r>
+        <w:rPr>
+          <w:rFonts w:hint="eastAsia"/>
+        </w:rPr>
+        <w:t>/</w:t>
+      </w:r>
+      <w:r>
+        <w:rPr>
+          <w:rFonts w:hint="eastAsia"/>
+        </w:rPr>
+        <w:t>消灭/死亡</w:t>
+      </w:r>
+      <w:r>
+        <w:rPr>
+          <w:rFonts w:hint="eastAsia"/>
+        </w:rPr>
+        <w:t xml:space="preserve"> </w:t>
+      </w:r>
+    </w:p>
+    <w:p>
+      <w:pPr>
+        <w:rPr>
+          <w:rFonts w:hint="eastAsia"/>
+        </w:rPr>
+      </w:pPr>
+      <w:r>
+        <w:tab/>
+      </w:r>
+      <w:r>
+        <w:rPr>
+          <w:rFonts w:hint="eastAsia"/>
+        </w:rPr>
+        <w:t>主牌堆的牌从</w:t>
+      </w:r>
+      <w:proofErr w:type="gramStart"/>
+      <w:r>
+        <w:rPr>
+          <w:rFonts w:hint="eastAsia"/>
+        </w:rPr>
+        <w:t>楼层区</w:t>
+      </w:r>
+      <w:proofErr w:type="gramEnd"/>
+      <w:r>
+        <w:rPr>
+          <w:rFonts w:hint="eastAsia"/>
+        </w:rPr>
+        <w:t>送去墓地，称</w:t>
+      </w:r>
+      <w:r>
+        <w:rPr>
+          <w:rFonts w:hint="eastAsia"/>
+        </w:rPr>
+        <w:t>为</w:t>
+      </w:r>
+      <w:r>
+        <w:rPr>
+          <w:rFonts w:hint="eastAsia"/>
+        </w:rPr>
+        <w:t>那张牌死亡</w:t>
+      </w:r>
+      <w:r>
+        <w:rPr>
+          <w:rFonts w:hint="eastAsia"/>
+        </w:rPr>
+        <w:t>；使一张牌死亡，称为消灭一张牌；</w:t>
+      </w:r>
+      <w:r>
+        <w:rPr>
+          <w:rFonts w:hint="eastAsia"/>
+        </w:rPr>
+        <w:t>一张牌A的效果导致另一张牌B死亡时，称为A消灭了B</w:t>
+      </w:r>
+      <w:r>
+        <w:rPr>
+          <w:rFonts w:hint="eastAsia"/>
+        </w:rPr>
+        <w:t>。部分牌的效果也能将牌从其他地方送去墓地，</w:t>
+      </w:r>
+      <w:r>
+        <w:rPr>
+          <w:rFonts w:hint="eastAsia"/>
+        </w:rPr>
+        <w:t>称为送墓</w:t>
+      </w:r>
+      <w:r>
+        <w:rPr>
+          <w:rFonts w:hint="eastAsia"/>
+        </w:rPr>
+        <w:t>，</w:t>
+      </w:r>
+      <w:r>
+        <w:rPr>
+          <w:rFonts w:hint="eastAsia"/>
+        </w:rPr>
+        <w:t>如无</w:t>
+      </w:r>
+      <w:r>
+        <w:rPr>
+          <w:rFonts w:hint="eastAsia"/>
+        </w:rPr>
+        <w:t>特别说明，</w:t>
+      </w:r>
+      <w:r>
+        <w:rPr>
+          <w:rFonts w:hint="eastAsia"/>
+        </w:rPr>
+        <w:t>送墓</w:t>
+      </w:r>
+      <w:proofErr w:type="gramStart"/>
+      <w:r>
+        <w:rPr>
+          <w:rFonts w:hint="eastAsia"/>
+        </w:rPr>
+        <w:t>不</w:t>
+      </w:r>
+      <w:proofErr w:type="gramEnd"/>
+      <w:r>
+        <w:rPr>
+          <w:rFonts w:hint="eastAsia"/>
+        </w:rPr>
+        <w:t>视为</w:t>
+      </w:r>
+      <w:r>
+        <w:rPr>
+          <w:rFonts w:hint="eastAsia"/>
+        </w:rPr>
+        <w:t>消灭和</w:t>
+      </w:r>
+      <w:r>
+        <w:rPr>
+          <w:rFonts w:hint="eastAsia"/>
+        </w:rPr>
+        <w:t>死亡。</w:t>
+      </w:r>
+    </w:p>
+    <w:p>
+      <w:pPr>
+        <w:rPr>
+          <w:rFonts w:hint="eastAsia"/>
+        </w:rPr>
+      </w:pPr>
+      <w:r>
+        <w:tab/>
+      </w:r>
+      <w:proofErr w:type="gramStart"/>
+      <w:r>
+        <w:rPr>
+          <w:rFonts w:hint="eastAsia"/>
+        </w:rPr>
+        <w:t>楼层区</w:t>
+      </w:r>
+      <w:proofErr w:type="gramEnd"/>
+      <w:r>
+        <w:rPr>
+          <w:rFonts w:hint="eastAsia"/>
+        </w:rPr>
+        <w:t>的牌点数变为0时</w:t>
+      </w:r>
+      <w:r>
+        <w:rPr>
+          <w:rFonts w:hint="eastAsia"/>
+        </w:rPr>
+        <w:t>即死亡</w:t>
+      </w:r>
+      <w:r>
+        <w:rPr>
+          <w:rFonts w:hint="eastAsia"/>
+        </w:rPr>
+        <w:t>，</w:t>
+      </w:r>
+      <w:r>
+        <w:rPr>
+          <w:rFonts w:hint="eastAsia"/>
+        </w:rPr>
+        <w:t>如果此时其他效果正在结算，则将</w:t>
+      </w:r>
+      <w:proofErr w:type="gramStart"/>
+      <w:r>
+        <w:rPr>
+          <w:rFonts w:hint="eastAsia"/>
+        </w:rPr>
+        <w:t>牌死亡</w:t>
+      </w:r>
+      <w:proofErr w:type="gramEnd"/>
+      <w:r>
+        <w:rPr>
+          <w:rFonts w:hint="eastAsia"/>
+        </w:rPr>
+        <w:t>的结</w:t>
+      </w:r>
+      <w:r>
+        <w:rPr>
+          <w:rFonts w:hint="eastAsia"/>
+        </w:rPr>
         <w:lastRenderedPageBreak/>
-        <w:t>用语：交换</w:t>
+        <w:t>算</w:t>
+      </w:r>
+      <w:r>
+        <w:rPr>
+          <w:rFonts w:hint="eastAsia"/>
+        </w:rPr>
+        <w:t>插入结算队列</w:t>
+      </w:r>
+      <w:r>
+        <w:rPr>
+          <w:rStyle w:val="af0"/>
+          <w:rFonts w:hint="eastAsia"/>
+        </w:rPr>
+        <w:footnoteReference w:id="6"/>
+      </w:r>
+      <w:r>
+        <w:rPr>
+          <w:rFonts w:hint="eastAsia"/>
+        </w:rPr>
+        <w:t>中</w:t>
+      </w:r>
+      <w:r>
+        <w:rPr>
+          <w:rFonts w:hint="eastAsia"/>
+        </w:rPr>
+        <w:t>。</w:t>
+      </w:r>
+    </w:p>
+    <w:p>
+      <w:pPr>
+        <w:pStyle w:val="3"/>
+        <w:rPr>
+          <w:rFonts w:hint="eastAsia"/>
+        </w:rPr>
+      </w:pPr>
+      <w:r>
+        <w:rPr>
+          <w:rFonts w:hint="eastAsia"/>
+        </w:rPr>
+        <w:t>用语：免死</w:t>
       </w:r>
     </w:p>
     <w:p>
@@ -7033,19 +7715,45 @@
         <w:rPr>
           <w:rFonts w:hint="eastAsia"/>
         </w:rPr>
-        <w:t>游戏中部分效果可以</w:t>
-      </w:r>
-      <w:r>
-        <w:rPr>
-          <w:rFonts w:hint="eastAsia"/>
-        </w:rPr>
-        <w:t>将两张牌</w:t>
-      </w:r>
-      <w:r>
-        <w:rPr>
-          <w:rFonts w:hint="eastAsia"/>
-        </w:rPr>
-        <w:t>的位置交换，牌的交换也视作移动，交换双方均有一次移入和一次移出，会触发相应的效果。</w:t>
+        <w:t>一张牌本应死亡时，免死可以使其不送去墓地，有其他追加</w:t>
+      </w:r>
+      <w:proofErr w:type="gramStart"/>
+      <w:r>
+        <w:rPr>
+          <w:rFonts w:hint="eastAsia"/>
+        </w:rPr>
+        <w:t>表述</w:t>
+      </w:r>
+      <w:r>
+        <w:rPr>
+          <w:rFonts w:hint="eastAsia"/>
+        </w:rPr>
+        <w:t>时</w:t>
+      </w:r>
+      <w:r>
+        <w:rPr>
+          <w:rFonts w:hint="eastAsia"/>
+        </w:rPr>
+        <w:t>免死</w:t>
+      </w:r>
+      <w:proofErr w:type="gramEnd"/>
+      <w:r>
+        <w:rPr>
+          <w:rFonts w:hint="eastAsia"/>
+        </w:rPr>
+        <w:t>的牌留在其原</w:t>
+      </w:r>
+      <w:r>
+        <w:rPr>
+          <w:rFonts w:hint="eastAsia"/>
+        </w:rPr>
+        <w:t>本</w:t>
+      </w:r>
+      <w:r>
+        <w:rPr>
+          <w:rFonts w:hint="eastAsia"/>
+        </w:rPr>
+        <w:t>的位置。</w:t>
       </w:r>
     </w:p>
     <w:p>
@@ -7059,7 +7767,13 @@
         <w:rPr>
           <w:rFonts w:hint="eastAsia"/>
         </w:rPr>
-        <w:t>用语：一半</w:t>
+        <w:t>用语：</w:t>
+      </w:r>
+      <w:r>
+        <w:rPr>
+          <w:rFonts w:hint="eastAsia"/>
+        </w:rPr>
+        <w:t>抽牌</w:t>
       </w:r>
     </w:p>
     <w:p>
@@ -7075,13 +7789,21 @@
         <w:rPr>
           <w:rFonts w:hint="eastAsia"/>
         </w:rPr>
-        <w:t>本游戏中，</w:t>
-      </w:r>
-      <w:r>
-        <w:rPr>
-          <w:rFonts w:hint="eastAsia"/>
-        </w:rPr>
-        <w:t>奇数的一半默认情况下向上取整。</w:t>
+        <w:t>没有限定来源的情况下，抽牌指从</w:t>
+      </w:r>
+      <w:proofErr w:type="gramStart"/>
+      <w:r>
+        <w:rPr>
+          <w:rFonts w:hint="eastAsia"/>
+        </w:rPr>
+        <w:t>主牌堆将牌</w:t>
+      </w:r>
+      <w:proofErr w:type="gramEnd"/>
+      <w:r>
+        <w:rPr>
+          <w:rFonts w:hint="eastAsia"/>
+        </w:rPr>
+        <w:t>加入手牌。</w:t>
       </w:r>
     </w:p>
     <w:p>
@@ -7101,13 +7823,7 @@
         <w:rPr>
           <w:rFonts w:hint="eastAsia"/>
         </w:rPr>
-        <w:t>翻</w:t>
-      </w:r>
-      <w:r>
-        <w:rPr>
-          <w:rFonts w:hint="eastAsia"/>
-        </w:rPr>
-        <w:t>选</w:t>
+        <w:t>受玩家控制</w:t>
       </w:r>
     </w:p>
     <w:p>
@@ -7119,23 +7835,588 @@
       <w:r>
         <w:tab/>
       </w:r>
-      <w:r>
-        <w:rPr>
-          <w:rFonts w:hint="eastAsia"/>
-        </w:rPr>
-        <w:t>指从牌堆中翻开</w:t>
-      </w:r>
-      <w:r>
-        <w:rPr>
-          <w:rFonts w:hint="eastAsia"/>
-        </w:rPr>
-        <w:t>数</w:t>
-      </w:r>
-      <w:r>
-        <w:rPr>
-          <w:rFonts w:hint="eastAsia"/>
-        </w:rPr>
-        <w:t>张牌</w:t>
+      <w:proofErr w:type="gramStart"/>
+      <w:r>
+        <w:rPr>
+          <w:rFonts w:hint="eastAsia"/>
+        </w:rPr>
+        <w:t>玩家手牌区和</w:t>
+      </w:r>
+      <w:r>
+        <w:rPr>
+          <w:rFonts w:hint="eastAsia"/>
+        </w:rPr>
+        <w:t>楼层区</w:t>
+      </w:r>
+      <w:r>
+        <w:rPr>
+          <w:rFonts w:hint="eastAsia"/>
+        </w:rPr>
+        <w:t>玩家</w:t>
+      </w:r>
+      <w:proofErr w:type="gramEnd"/>
+      <w:r>
+        <w:rPr>
+          <w:rFonts w:hint="eastAsia"/>
+        </w:rPr>
+        <w:t>阵营</w:t>
+      </w:r>
+      <w:r>
+        <w:rPr>
+          <w:rFonts w:hint="eastAsia"/>
+        </w:rPr>
+        <w:t>的牌</w:t>
+      </w:r>
+      <w:r>
+        <w:rPr>
+          <w:rFonts w:hint="eastAsia"/>
+        </w:rPr>
+        <w:t>视作受玩家</w:t>
+      </w:r>
+      <w:r>
+        <w:rPr>
+          <w:rFonts w:hint="eastAsia"/>
+        </w:rPr>
+        <w:t>控制</w:t>
+      </w:r>
+      <w:r>
+        <w:rPr>
+          <w:rFonts w:hint="eastAsia"/>
+        </w:rPr>
+        <w:t>。</w:t>
+      </w:r>
+    </w:p>
+    <w:p>
+      <w:pPr>
+        <w:pStyle w:val="3"/>
+        <w:rPr>
+          <w:rFonts w:hint="eastAsia"/>
+        </w:rPr>
+      </w:pPr>
+      <w:r>
+        <w:rPr>
+          <w:rFonts w:hint="eastAsia"/>
+        </w:rPr>
+        <w:t>用语：出售</w:t>
+      </w:r>
+    </w:p>
+    <w:p>
+      <w:pPr>
+        <w:rPr>
+          <w:rFonts w:hint="eastAsia"/>
+        </w:rPr>
+      </w:pPr>
+      <w:r>
+        <w:tab/>
+      </w:r>
+      <w:r>
+        <w:rPr>
+          <w:rFonts w:hint="eastAsia"/>
+        </w:rPr>
+        <w:t>《商店》牌的效果允许玩家出售</w:t>
+      </w:r>
+      <w:r>
+        <w:rPr>
+          <w:rFonts w:hint="eastAsia"/>
+        </w:rPr>
+        <w:t>背包区的</w:t>
+      </w:r>
+      <w:r>
+        <w:rPr>
+          <w:rFonts w:hint="eastAsia"/>
+        </w:rPr>
+        <w:t>牌</w:t>
+      </w:r>
+      <w:r>
+        <w:rPr>
+          <w:rFonts w:hint="eastAsia"/>
+        </w:rPr>
+        <w:t>以换取金币。</w:t>
+      </w:r>
+      <w:r>
+        <w:rPr>
+          <w:rFonts w:hint="eastAsia"/>
+        </w:rPr>
+        <w:t>出售是特殊的弃置，除了触发出售时发动的效果外，也触发弃置时发动的效果。</w:t>
+      </w:r>
+    </w:p>
+    <w:p>
+      <w:pPr>
+        <w:pStyle w:val="3"/>
+        <w:rPr>
+          <w:rFonts w:hint="eastAsia"/>
+        </w:rPr>
+      </w:pPr>
+      <w:r>
+        <w:rPr>
+          <w:rFonts w:hint="eastAsia"/>
+        </w:rPr>
+        <w:t>用语：被弃置时</w:t>
+      </w:r>
+    </w:p>
+    <w:p>
+      <w:pPr>
+        <w:rPr>
+          <w:rFonts w:hint="eastAsia"/>
+        </w:rPr>
+      </w:pPr>
+      <w:r>
+        <w:tab/>
+      </w:r>
+      <w:r>
+        <w:rPr>
+          <w:rFonts w:hint="eastAsia"/>
+        </w:rPr>
+        <w:t>如无定语，则包含从任意地点被弃置</w:t>
+      </w:r>
+      <w:proofErr w:type="gramStart"/>
+      <w:r>
+        <w:rPr>
+          <w:rFonts w:hint="eastAsia"/>
+        </w:rPr>
+        <w:t>到弃牌堆</w:t>
+      </w:r>
+      <w:proofErr w:type="gramEnd"/>
+      <w:r>
+        <w:rPr>
+          <w:rFonts w:hint="eastAsia"/>
+        </w:rPr>
+        <w:t>的情况，包括且不限于从战场、手牌、</w:t>
+      </w:r>
+      <w:r>
+        <w:rPr>
+          <w:rFonts w:hint="eastAsia"/>
+        </w:rPr>
+        <w:t>楼层区</w:t>
+      </w:r>
+      <w:r>
+        <w:rPr>
+          <w:rFonts w:hint="eastAsia"/>
+        </w:rPr>
+        <w:t>、主牌堆、</w:t>
+      </w:r>
+      <w:proofErr w:type="gramStart"/>
+      <w:r>
+        <w:rPr>
+          <w:rFonts w:hint="eastAsia"/>
+        </w:rPr>
+        <w:t>弃牌堆</w:t>
+      </w:r>
+      <w:proofErr w:type="gramEnd"/>
+      <w:r>
+        <w:rPr>
+          <w:rFonts w:hint="eastAsia"/>
+        </w:rPr>
+        <w:t>等。</w:t>
+      </w:r>
+    </w:p>
+    <w:p>
+      <w:pPr>
+        <w:pStyle w:val="3"/>
+        <w:rPr>
+          <w:rFonts w:hint="eastAsia"/>
+        </w:rPr>
+      </w:pPr>
+      <w:r>
+        <w:rPr>
+          <w:rFonts w:hint="eastAsia"/>
+        </w:rPr>
+        <w:t>效果中止</w:t>
+      </w:r>
+    </w:p>
+    <w:p>
+      <w:pPr>
+        <w:rPr>
+          <w:rFonts w:hint="eastAsia"/>
+        </w:rPr>
+      </w:pPr>
+      <w:r>
+        <w:tab/>
+      </w:r>
+      <w:r>
+        <w:rPr>
+          <w:rFonts w:hint="eastAsia"/>
+        </w:rPr>
+        <w:t>效果处理途中</w:t>
+      </w:r>
+      <w:r>
+        <w:rPr>
+          <w:rFonts w:hint="eastAsia"/>
+        </w:rPr>
+        <w:t>遇到</w:t>
+      </w:r>
+      <w:r>
+        <w:rPr>
+          <w:rFonts w:hint="eastAsia"/>
+        </w:rPr>
+        <w:t>无法继续处理</w:t>
+      </w:r>
+      <w:r>
+        <w:rPr>
+          <w:rFonts w:hint="eastAsia"/>
+        </w:rPr>
+        <w:t>的情况</w:t>
+      </w:r>
+      <w:r>
+        <w:rPr>
+          <w:rFonts w:hint="eastAsia"/>
+        </w:rPr>
+        <w:t>时，</w:t>
+      </w:r>
+      <w:r>
+        <w:rPr>
+          <w:rFonts w:hint="eastAsia"/>
+        </w:rPr>
+        <w:t>将同一句话中</w:t>
+      </w:r>
+      <w:r>
+        <w:rPr>
+          <w:rFonts w:hint="eastAsia"/>
+        </w:rPr>
+        <w:t>的后续</w:t>
+      </w:r>
+      <w:r>
+        <w:rPr>
+          <w:rFonts w:hint="eastAsia"/>
+        </w:rPr>
+        <w:t>处理</w:t>
+      </w:r>
+      <w:r>
+        <w:rPr>
+          <w:rFonts w:hint="eastAsia"/>
+        </w:rPr>
+        <w:t>全部跳过</w:t>
+      </w:r>
+      <w:r>
+        <w:rPr>
+          <w:rFonts w:hint="eastAsia"/>
+        </w:rPr>
+        <w:t>，从下一句开始继续处理</w:t>
+      </w:r>
+      <w:r>
+        <w:rPr>
+          <w:rFonts w:hint="eastAsia"/>
+        </w:rPr>
+        <w:t>。例如，</w:t>
+      </w:r>
+      <w:r>
+        <w:rPr>
+          <w:rFonts w:hint="eastAsia"/>
+        </w:rPr>
+        <w:t>一个效果</w:t>
+      </w:r>
+      <w:r>
+        <w:rPr>
+          <w:rFonts w:hint="eastAsia"/>
+        </w:rPr>
+        <w:t>要求玩家</w:t>
+      </w:r>
+      <w:r>
+        <w:rPr>
+          <w:rFonts w:hint="eastAsia"/>
+        </w:rPr>
+        <w:t>“</w:t>
+      </w:r>
+      <w:r>
+        <w:rPr>
+          <w:rFonts w:hint="eastAsia"/>
+        </w:rPr>
+        <w:t>从主牌堆抽1张牌，再将1张手牌放回主牌堆</w:t>
+      </w:r>
+      <w:r>
+        <w:rPr>
+          <w:rFonts w:hint="eastAsia"/>
+        </w:rPr>
+        <w:t>。然后受到1伤害”</w:t>
+      </w:r>
+      <w:r>
+        <w:rPr>
+          <w:rFonts w:hint="eastAsia"/>
+        </w:rPr>
+        <w:t>，</w:t>
+      </w:r>
+      <w:r>
+        <w:rPr>
+          <w:rFonts w:hint="eastAsia"/>
+        </w:rPr>
+        <w:t>如果</w:t>
+      </w:r>
+      <w:proofErr w:type="gramStart"/>
+      <w:r>
+        <w:rPr>
+          <w:rFonts w:hint="eastAsia"/>
+        </w:rPr>
+        <w:t>该效果</w:t>
+      </w:r>
+      <w:proofErr w:type="gramEnd"/>
+      <w:r>
+        <w:rPr>
+          <w:rFonts w:hint="eastAsia"/>
+        </w:rPr>
+        <w:t>发动时，</w:t>
+      </w:r>
+      <w:r>
+        <w:rPr>
+          <w:rFonts w:hint="eastAsia"/>
+        </w:rPr>
+        <w:t>主牌</w:t>
+      </w:r>
+      <w:proofErr w:type="gramStart"/>
+      <w:r>
+        <w:rPr>
+          <w:rFonts w:hint="eastAsia"/>
+        </w:rPr>
+        <w:t>堆已经</w:t>
+      </w:r>
+      <w:proofErr w:type="gramEnd"/>
+      <w:r>
+        <w:rPr>
+          <w:rFonts w:hint="eastAsia"/>
+        </w:rPr>
+        <w:t>没有牌了，则</w:t>
+      </w:r>
+      <w:proofErr w:type="gramStart"/>
+      <w:r>
+        <w:rPr>
+          <w:rFonts w:hint="eastAsia"/>
+        </w:rPr>
+        <w:t>玩家既</w:t>
+      </w:r>
+      <w:proofErr w:type="gramEnd"/>
+      <w:r>
+        <w:rPr>
+          <w:rFonts w:hint="eastAsia"/>
+        </w:rPr>
+        <w:t>不能从主牌堆抽牌，也不需要将手牌放回主牌堆</w:t>
+      </w:r>
+      <w:r>
+        <w:rPr>
+          <w:rFonts w:hint="eastAsia"/>
+        </w:rPr>
+        <w:t>，但是仍会受到1伤害</w:t>
+      </w:r>
+      <w:r>
+        <w:rPr>
+          <w:rFonts w:hint="eastAsia"/>
+        </w:rPr>
+        <w:t>。</w:t>
+      </w:r>
+    </w:p>
+    <w:p>
+      <w:pPr>
+        <w:pStyle w:val="3"/>
+        <w:rPr>
+          <w:rFonts w:hint="eastAsia"/>
+        </w:rPr>
+      </w:pPr>
+      <w:r>
+        <w:rPr>
+          <w:rFonts w:hint="eastAsia"/>
+        </w:rPr>
+        <w:t>效果自指</w:t>
+      </w:r>
+    </w:p>
+    <w:p>
+      <w:pPr>
+        <w:rPr>
+          <w:rFonts w:hint="eastAsia"/>
+        </w:rPr>
+      </w:pPr>
+      <w:r>
+        <w:tab/>
+      </w:r>
+      <w:r>
+        <w:rPr>
+          <w:rFonts w:hint="eastAsia"/>
+        </w:rPr>
+        <w:t>没有特别说明的情况下，</w:t>
+      </w:r>
+      <w:proofErr w:type="gramStart"/>
+      <w:r>
+        <w:rPr>
+          <w:rFonts w:hint="eastAsia"/>
+        </w:rPr>
+        <w:t>牌效果</w:t>
+      </w:r>
+      <w:proofErr w:type="gramEnd"/>
+      <w:r>
+        <w:rPr>
+          <w:rFonts w:hint="eastAsia"/>
+        </w:rPr>
+        <w:t>的目标</w:t>
+      </w:r>
+      <w:r>
+        <w:rPr>
+          <w:rFonts w:hint="eastAsia"/>
+        </w:rPr>
+        <w:t>可以</w:t>
+      </w:r>
+      <w:r>
+        <w:rPr>
+          <w:rFonts w:hint="eastAsia"/>
+        </w:rPr>
+        <w:t>包含自身，例如目标为“本牌所在房间所有牌”的效果，</w:t>
+      </w:r>
+      <w:r>
+        <w:rPr>
+          <w:rFonts w:hint="eastAsia"/>
+        </w:rPr>
+        <w:t>目标中也包含发动</w:t>
+      </w:r>
+      <w:proofErr w:type="gramStart"/>
+      <w:r>
+        <w:rPr>
+          <w:rFonts w:hint="eastAsia"/>
+        </w:rPr>
+        <w:t>该效果</w:t>
+      </w:r>
+      <w:proofErr w:type="gramEnd"/>
+      <w:r>
+        <w:rPr>
+          <w:rFonts w:hint="eastAsia"/>
+        </w:rPr>
+        <w:t>的牌。</w:t>
+      </w:r>
+    </w:p>
+    <w:p>
+      <w:pPr>
+        <w:pStyle w:val="3"/>
+        <w:rPr>
+          <w:rFonts w:hint="eastAsia"/>
+        </w:rPr>
+      </w:pPr>
+      <w:r>
+        <w:rPr>
+          <w:rFonts w:hint="eastAsia"/>
+        </w:rPr>
+        <w:t>结算队列</w:t>
+      </w:r>
+    </w:p>
+    <w:p>
+      <w:pPr>
+        <w:rPr>
+          <w:rFonts w:hint="eastAsia"/>
+        </w:rPr>
+      </w:pPr>
+      <w:r>
+        <w:tab/>
+      </w:r>
+      <w:r>
+        <w:rPr>
+          <w:rFonts w:hint="eastAsia"/>
+        </w:rPr>
+        <w:t>一个效果执行中时，如果满足了其他</w:t>
+      </w:r>
+      <w:r>
+        <w:rPr>
+          <w:rFonts w:hint="eastAsia"/>
+        </w:rPr>
+        <w:t>牌的</w:t>
+      </w:r>
+      <w:r>
+        <w:rPr>
+          <w:rFonts w:hint="eastAsia"/>
+        </w:rPr>
+        <w:t>效果的触发条件，</w:t>
+      </w:r>
+      <w:r>
+        <w:rPr>
+          <w:rFonts w:hint="eastAsia"/>
+        </w:rPr>
+        <w:t>则</w:t>
+      </w:r>
+      <w:r>
+        <w:rPr>
+          <w:rFonts w:hint="eastAsia"/>
+        </w:rPr>
+        <w:t>将其记录</w:t>
+      </w:r>
+      <w:r>
+        <w:rPr>
+          <w:rFonts w:hint="eastAsia"/>
+        </w:rPr>
+        <w:t>到队列中</w:t>
+      </w:r>
+      <w:r>
+        <w:rPr>
+          <w:rFonts w:hint="eastAsia"/>
+        </w:rPr>
+        <w:t>，</w:t>
+      </w:r>
+      <w:r>
+        <w:rPr>
+          <w:rFonts w:hint="eastAsia"/>
+        </w:rPr>
+        <w:t>多张牌的效果的触发条件同时被满足时，</w:t>
+      </w:r>
+      <w:r>
+        <w:rPr>
+          <w:rFonts w:hint="eastAsia"/>
+        </w:rPr>
+        <w:t>不在同一房间中的牌，按照所在房间在</w:t>
+      </w:r>
+      <w:proofErr w:type="gramStart"/>
+      <w:r>
+        <w:rPr>
+          <w:rFonts w:hint="eastAsia"/>
+        </w:rPr>
+        <w:lastRenderedPageBreak/>
+        <w:t>楼层区</w:t>
+      </w:r>
+      <w:proofErr w:type="gramEnd"/>
+      <w:r>
+        <w:rPr>
+          <w:rFonts w:hint="eastAsia"/>
+        </w:rPr>
+        <w:t>的顺序，从上到下，从左到右，依次进入队列，在此基础上，在同一房间中的牌，按照标准顺序依次进入队列</w:t>
+      </w:r>
+      <w:r>
+        <w:rPr>
+          <w:rFonts w:hint="eastAsia"/>
+        </w:rPr>
+        <w:t>。</w:t>
+      </w:r>
+      <w:r>
+        <w:rPr>
+          <w:rFonts w:hint="eastAsia"/>
+        </w:rPr>
+        <w:t>当</w:t>
+      </w:r>
+      <w:r>
+        <w:rPr>
+          <w:rFonts w:hint="eastAsia"/>
+        </w:rPr>
+        <w:t>前</w:t>
+      </w:r>
+      <w:r>
+        <w:rPr>
+          <w:rFonts w:hint="eastAsia"/>
+        </w:rPr>
+        <w:t>正在结算</w:t>
+      </w:r>
+      <w:r>
+        <w:rPr>
+          <w:rFonts w:hint="eastAsia"/>
+        </w:rPr>
+        <w:t>的效果</w:t>
+      </w:r>
+      <w:r>
+        <w:rPr>
+          <w:rFonts w:hint="eastAsia"/>
+        </w:rPr>
+        <w:t>结算</w:t>
+      </w:r>
+      <w:r>
+        <w:rPr>
+          <w:rFonts w:hint="eastAsia"/>
+        </w:rPr>
+        <w:t>完</w:t>
+      </w:r>
+      <w:r>
+        <w:rPr>
+          <w:rFonts w:hint="eastAsia"/>
+        </w:rPr>
+        <w:t>成</w:t>
       </w:r>
       <w:r>
         <w:rPr>
@@ -7153,19 +8434,75 @@
         <w:rPr>
           <w:rFonts w:hint="eastAsia"/>
         </w:rPr>
-        <w:t>再</w:t>
-      </w:r>
-      <w:r>
-        <w:rPr>
-          <w:rFonts w:hint="eastAsia"/>
-        </w:rPr>
-        <w:t>选</w:t>
-      </w:r>
-      <w:r>
-        <w:rPr>
-          <w:rFonts w:hint="eastAsia"/>
-        </w:rPr>
-        <w:t>其中的某几张</w:t>
+        <w:t>将</w:t>
+      </w:r>
+      <w:r>
+        <w:rPr>
+          <w:rFonts w:hint="eastAsia"/>
+        </w:rPr>
+        <w:t>效果</w:t>
+      </w:r>
+      <w:r>
+        <w:rPr>
+          <w:rFonts w:hint="eastAsia"/>
+        </w:rPr>
+        <w:t>队列中的牌的效果依次结算，</w:t>
+      </w:r>
+      <w:r>
+        <w:rPr>
+          <w:rFonts w:hint="eastAsia"/>
+        </w:rPr>
+        <w:t>但</w:t>
+      </w:r>
+      <w:r>
+        <w:rPr>
+          <w:rFonts w:hint="eastAsia"/>
+        </w:rPr>
+        <w:t>如果</w:t>
+      </w:r>
+      <w:r>
+        <w:rPr>
+          <w:rFonts w:hint="eastAsia"/>
+        </w:rPr>
+        <w:t>被触发效果的</w:t>
+      </w:r>
+      <w:proofErr w:type="gramStart"/>
+      <w:r>
+        <w:rPr>
+          <w:rFonts w:hint="eastAsia"/>
+        </w:rPr>
+        <w:t>牌此时</w:t>
+      </w:r>
+      <w:proofErr w:type="gramEnd"/>
+      <w:r>
+        <w:rPr>
+          <w:rFonts w:hint="eastAsia"/>
+        </w:rPr>
+        <w:t>已经不在</w:t>
+      </w:r>
+      <w:r>
+        <w:rPr>
+          <w:rFonts w:hint="eastAsia"/>
+        </w:rPr>
+        <w:t>楼层区</w:t>
+      </w:r>
+      <w:r>
+        <w:rPr>
+          <w:rFonts w:hint="eastAsia"/>
+        </w:rPr>
+        <w:t>，则跳过</w:t>
+      </w:r>
+      <w:r>
+        <w:rPr>
+          <w:rFonts w:hint="eastAsia"/>
+        </w:rPr>
+        <w:t>其</w:t>
+      </w:r>
+      <w:r>
+        <w:rPr>
+          <w:rFonts w:hint="eastAsia"/>
+        </w:rPr>
+        <w:t>效果</w:t>
       </w:r>
       <w:r>
         <w:rPr>
@@ -7173,136 +8510,6 @@
         </w:rPr>
         <w:t>。</w:t>
       </w:r>
-      <w:r>
-        <w:rPr>
-          <w:rFonts w:hint="eastAsia"/>
-        </w:rPr>
-        <w:t>当</w:t>
-      </w:r>
-      <w:r>
-        <w:rPr>
-          <w:rFonts w:hint="eastAsia"/>
-        </w:rPr>
-        <w:t>规则或效果文本要求玩家从某个</w:t>
-      </w:r>
-      <w:proofErr w:type="gramStart"/>
-      <w:r>
-        <w:rPr>
-          <w:rFonts w:hint="eastAsia"/>
-        </w:rPr>
-        <w:t>牌堆</w:t>
-      </w:r>
-      <w:r>
-        <w:rPr>
-          <w:rFonts w:hint="eastAsia"/>
-        </w:rPr>
-        <w:t>翻</w:t>
-      </w:r>
-      <w:proofErr w:type="gramEnd"/>
-      <w:r>
-        <w:rPr>
-          <w:rFonts w:hint="eastAsia"/>
-        </w:rPr>
-        <w:t>选</w:t>
-      </w:r>
-      <w:r>
-        <w:rPr>
-          <w:rFonts w:hint="eastAsia"/>
-        </w:rPr>
-        <w:t>时，如果没有额外的</w:t>
-      </w:r>
-      <w:r>
-        <w:rPr>
-          <w:rFonts w:hint="eastAsia"/>
-        </w:rPr>
-        <w:t>说明，</w:t>
-      </w:r>
-      <w:r>
-        <w:rPr>
-          <w:rFonts w:hint="eastAsia"/>
-        </w:rPr>
-        <w:t>没有被选中的牌</w:t>
-      </w:r>
-      <w:r>
-        <w:rPr>
-          <w:rFonts w:hint="eastAsia"/>
-        </w:rPr>
-        <w:t>洗回原牌堆</w:t>
-      </w:r>
-      <w:r>
-        <w:rPr>
-          <w:rFonts w:hint="eastAsia"/>
-        </w:rPr>
-        <w:t>。</w:t>
-      </w:r>
-    </w:p>
-    <w:p>
-      <w:pPr>
-        <w:rPr>
-          <w:rFonts w:hint="eastAsia"/>
-        </w:rPr>
-      </w:pPr>
-      <w:r>
-        <w:tab/>
-      </w:r>
-      <w:r>
-        <w:rPr>
-          <w:rFonts w:hint="eastAsia"/>
-        </w:rPr>
-        <w:t>没有特别说明的情况下，玩家翻开牌后，可以消耗金币，</w:t>
-      </w:r>
-      <w:proofErr w:type="gramStart"/>
-      <w:r>
-        <w:rPr>
-          <w:rFonts w:hint="eastAsia"/>
-        </w:rPr>
-        <w:t>重抽其中</w:t>
-      </w:r>
-      <w:proofErr w:type="gramEnd"/>
-      <w:r>
-        <w:rPr>
-          <w:rFonts w:hint="eastAsia"/>
-        </w:rPr>
-        <w:t>任意张牌，称为重翻。没有特别说明的情况下，</w:t>
-      </w:r>
-      <w:proofErr w:type="gramStart"/>
-      <w:r>
-        <w:rPr>
-          <w:rFonts w:hint="eastAsia"/>
-        </w:rPr>
-        <w:t>每次翻选的</w:t>
-      </w:r>
-      <w:proofErr w:type="gramEnd"/>
-      <w:r>
-        <w:rPr>
-          <w:rFonts w:hint="eastAsia"/>
-        </w:rPr>
-        <w:t>第一次重翻消耗</w:t>
-      </w:r>
-      <w:r>
-        <w:rPr>
-          <w:rFonts w:hint="eastAsia"/>
-        </w:rPr>
-        <w:t>2</w:t>
-      </w:r>
-      <w:r>
-        <w:rPr>
-          <w:rFonts w:hint="eastAsia"/>
-        </w:rPr>
-        <w:t>金币，之后每多进行</w:t>
-      </w:r>
-      <w:r>
-        <w:rPr>
-          <w:rFonts w:hint="eastAsia"/>
-        </w:rPr>
-        <w:t>一</w:t>
-      </w:r>
-      <w:r>
-        <w:rPr>
-          <w:rFonts w:hint="eastAsia"/>
-        </w:rPr>
-        <w:t>次重翻，消耗金币加1。</w:t>
-      </w:r>
     </w:p>
     <w:p>
       <w:pPr>
@@ -7315,1181 +8522,6 @@
         <w:rPr>
           <w:rFonts w:hint="eastAsia"/>
         </w:rPr>
-        <w:t>用语：横置</w:t>
-      </w:r>
-    </w:p>
-    <w:p>
-      <w:pPr>
-        <w:rPr>
-          <w:rFonts w:hint="eastAsia"/>
-        </w:rPr>
-      </w:pPr>
-      <w:r>
-        <w:tab/>
-      </w:r>
-      <w:r>
-        <w:rPr>
-          <w:rFonts w:hint="eastAsia"/>
-        </w:rPr>
-        <w:t>横置代表牌失效时的状态。</w:t>
-      </w:r>
-      <w:proofErr w:type="gramStart"/>
-      <w:r>
-        <w:rPr>
-          <w:rFonts w:hint="eastAsia"/>
-        </w:rPr>
-        <w:t>楼层区</w:t>
-      </w:r>
-      <w:proofErr w:type="gramEnd"/>
-      <w:r>
-        <w:rPr>
-          <w:rFonts w:hint="eastAsia"/>
-        </w:rPr>
-        <w:t>的牌横置时，视为1张点数为1的无效果牌，其牌名</w:t>
-      </w:r>
-      <w:r>
-        <w:rPr>
-          <w:rFonts w:hint="eastAsia"/>
-        </w:rPr>
-        <w:t>、类型和标签</w:t>
-      </w:r>
-      <w:r>
-        <w:rPr>
-          <w:rFonts w:hint="eastAsia"/>
-        </w:rPr>
-        <w:t>仍保持不变，在回合结束时将其复位。</w:t>
-      </w:r>
-    </w:p>
-    <w:p>
-      <w:pPr>
-        <w:pStyle w:val="3"/>
-        <w:rPr>
-          <w:rFonts w:hint="eastAsia"/>
-        </w:rPr>
-      </w:pPr>
-      <w:r>
-        <w:rPr>
-          <w:rFonts w:hint="eastAsia"/>
-        </w:rPr>
-        <w:t>用语：</w:t>
-      </w:r>
-      <w:r>
-        <w:rPr>
-          <w:rFonts w:hint="eastAsia"/>
-        </w:rPr>
-        <w:t>敌友方</w:t>
-      </w:r>
-    </w:p>
-    <w:p>
-      <w:pPr>
-        <w:rPr>
-          <w:rFonts w:hint="eastAsia"/>
-        </w:rPr>
-      </w:pPr>
-      <w:r>
-        <w:tab/>
-      </w:r>
-      <w:r>
-        <w:rPr>
-          <w:rFonts w:hint="eastAsia"/>
-        </w:rPr>
-        <w:t>阵营不同的牌彼此是敌方；阵营相同的牌彼此是友方。</w:t>
-      </w:r>
-    </w:p>
-    <w:p>
-      <w:pPr>
-        <w:pStyle w:val="3"/>
-        <w:rPr>
-          <w:rFonts w:hint="eastAsia"/>
-        </w:rPr>
-      </w:pPr>
-      <w:r>
-        <w:rPr>
-          <w:rFonts w:hint="eastAsia"/>
-        </w:rPr>
-        <w:t>用语：领域</w:t>
-      </w:r>
-    </w:p>
-    <w:p>
-      <w:pPr>
-        <w:rPr>
-          <w:rFonts w:hint="eastAsia"/>
-        </w:rPr>
-      </w:pPr>
-      <w:r>
-        <w:tab/>
-      </w:r>
-      <w:r>
-        <w:rPr>
-          <w:rFonts w:hint="eastAsia"/>
-        </w:rPr>
-        <w:t>仅用于场地牌的效果文本中。场地牌在奖励区时，其所在奖励位对应的行或列，称为其领域。</w:t>
-      </w:r>
-    </w:p>
-    <w:p>
-      <w:pPr>
-        <w:pStyle w:val="3"/>
-        <w:rPr>
-          <w:rFonts w:hint="eastAsia"/>
-        </w:rPr>
-      </w:pPr>
-      <w:r>
-        <w:rPr>
-          <w:rFonts w:hint="eastAsia"/>
-        </w:rPr>
-        <w:t>用语：</w:t>
-      </w:r>
-      <w:proofErr w:type="gramStart"/>
-      <w:r>
-        <w:rPr>
-          <w:rFonts w:hint="eastAsia"/>
-        </w:rPr>
-        <w:t>送墓</w:t>
-      </w:r>
-      <w:proofErr w:type="gramEnd"/>
-      <w:r>
-        <w:rPr>
-          <w:rFonts w:hint="eastAsia"/>
-        </w:rPr>
-        <w:t>/</w:t>
-      </w:r>
-      <w:r>
-        <w:rPr>
-          <w:rFonts w:hint="eastAsia"/>
-        </w:rPr>
-        <w:t>消灭/死亡</w:t>
-      </w:r>
-      <w:r>
-        <w:rPr>
-          <w:rFonts w:hint="eastAsia"/>
-        </w:rPr>
-        <w:t xml:space="preserve"> </w:t>
-      </w:r>
-    </w:p>
-    <w:p>
-      <w:pPr>
-        <w:rPr>
-          <w:rFonts w:hint="eastAsia"/>
-        </w:rPr>
-      </w:pPr>
-      <w:r>
-        <w:tab/>
-      </w:r>
-      <w:r>
-        <w:rPr>
-          <w:rFonts w:hint="eastAsia"/>
-        </w:rPr>
-        <w:t>主牌堆的牌从</w:t>
-      </w:r>
-      <w:proofErr w:type="gramStart"/>
-      <w:r>
-        <w:rPr>
-          <w:rFonts w:hint="eastAsia"/>
-        </w:rPr>
-        <w:t>楼层区</w:t>
-      </w:r>
-      <w:proofErr w:type="gramEnd"/>
-      <w:r>
-        <w:rPr>
-          <w:rFonts w:hint="eastAsia"/>
-        </w:rPr>
-        <w:t>送去墓地，称</w:t>
-      </w:r>
-      <w:r>
-        <w:rPr>
-          <w:rFonts w:hint="eastAsia"/>
-        </w:rPr>
-        <w:t>为</w:t>
-      </w:r>
-      <w:r>
-        <w:rPr>
-          <w:rFonts w:hint="eastAsia"/>
-        </w:rPr>
-        <w:t>那张牌死亡</w:t>
-      </w:r>
-      <w:r>
-        <w:rPr>
-          <w:rFonts w:hint="eastAsia"/>
-        </w:rPr>
-        <w:t>；使一张牌死亡，称为消灭一张牌；</w:t>
-      </w:r>
-      <w:r>
-        <w:rPr>
-          <w:rFonts w:hint="eastAsia"/>
-        </w:rPr>
-        <w:t>一张牌A的效果导致另一张牌B死亡时，称为A消灭了B</w:t>
-      </w:r>
-      <w:r>
-        <w:rPr>
-          <w:rFonts w:hint="eastAsia"/>
-        </w:rPr>
-        <w:t>。部分牌的效果也能将牌从其他地方送去墓地，</w:t>
-      </w:r>
-      <w:r>
-        <w:rPr>
-          <w:rFonts w:hint="eastAsia"/>
-        </w:rPr>
-        <w:t>称为送墓</w:t>
-      </w:r>
-      <w:r>
-        <w:rPr>
-          <w:rFonts w:hint="eastAsia"/>
-        </w:rPr>
-        <w:t>，</w:t>
-      </w:r>
-      <w:r>
-        <w:rPr>
-          <w:rFonts w:hint="eastAsia"/>
-        </w:rPr>
-        <w:t>如无</w:t>
-      </w:r>
-      <w:r>
-        <w:rPr>
-          <w:rFonts w:hint="eastAsia"/>
-        </w:rPr>
-        <w:t>特别说明，</w:t>
-      </w:r>
-      <w:r>
-        <w:rPr>
-          <w:rFonts w:hint="eastAsia"/>
-        </w:rPr>
-        <w:t>送墓</w:t>
-      </w:r>
-      <w:proofErr w:type="gramStart"/>
-      <w:r>
-        <w:rPr>
-          <w:rFonts w:hint="eastAsia"/>
-        </w:rPr>
-        <w:t>不</w:t>
-      </w:r>
-      <w:proofErr w:type="gramEnd"/>
-      <w:r>
-        <w:rPr>
-          <w:rFonts w:hint="eastAsia"/>
-        </w:rPr>
-        <w:t>视为</w:t>
-      </w:r>
-      <w:r>
-        <w:rPr>
-          <w:rFonts w:hint="eastAsia"/>
-        </w:rPr>
-        <w:t>消灭和</w:t>
-      </w:r>
-      <w:r>
-        <w:rPr>
-          <w:rFonts w:hint="eastAsia"/>
-        </w:rPr>
-        <w:t>死亡。</w:t>
-      </w:r>
-    </w:p>
-    <w:p>
-      <w:r>
-        <w:tab/>
-      </w:r>
-      <w:proofErr w:type="gramStart"/>
-      <w:r>
-        <w:rPr>
-          <w:rFonts w:hint="eastAsia"/>
-        </w:rPr>
-        <w:t>楼层区</w:t>
-      </w:r>
-      <w:proofErr w:type="gramEnd"/>
-      <w:r>
-        <w:rPr>
-          <w:rFonts w:hint="eastAsia"/>
-        </w:rPr>
-        <w:t>的牌点数变为0时</w:t>
-      </w:r>
-      <w:r>
-        <w:rPr>
-          <w:rFonts w:hint="eastAsia"/>
-        </w:rPr>
-        <w:t>即死亡</w:t>
-      </w:r>
-      <w:r>
-        <w:rPr>
-          <w:rFonts w:hint="eastAsia"/>
-        </w:rPr>
-        <w:t>，</w:t>
-      </w:r>
-      <w:r>
-        <w:rPr>
-          <w:rFonts w:hint="eastAsia"/>
-        </w:rPr>
-        <w:t>如果此时其他效果正在结算，则将</w:t>
-      </w:r>
-      <w:proofErr w:type="gramStart"/>
-      <w:r>
-        <w:rPr>
-          <w:rFonts w:hint="eastAsia"/>
-        </w:rPr>
-        <w:t>牌死亡</w:t>
-      </w:r>
-      <w:proofErr w:type="gramEnd"/>
-      <w:r>
-        <w:rPr>
-          <w:rFonts w:hint="eastAsia"/>
-        </w:rPr>
-        <w:t>的结算</w:t>
-      </w:r>
-      <w:r>
-        <w:rPr>
-          <w:rFonts w:hint="eastAsia"/>
-        </w:rPr>
-        <w:t>插入结算队列</w:t>
-      </w:r>
-      <w:r>
-        <w:rPr>
-          <w:rStyle w:val="af0"/>
-          <w:rFonts w:hint="eastAsia"/>
-        </w:rPr>
-        <w:footnoteReference w:id="6"/>
-      </w:r>
-      <w:r>
-        <w:rPr>
-          <w:rFonts w:hint="eastAsia"/>
-        </w:rPr>
-        <w:t>中</w:t>
-      </w:r>
-      <w:r>
-        <w:rPr>
-          <w:rFonts w:hint="eastAsia"/>
-        </w:rPr>
-        <w:t>。</w:t>
-      </w:r>
-    </w:p>
-    <w:p>
-      <w:pPr>
-        <w:pStyle w:val="3"/>
-      </w:pPr>
-      <w:r>
-        <w:rPr>
-          <w:rFonts w:hint="eastAsia"/>
-        </w:rPr>
-        <w:lastRenderedPageBreak/>
-        <w:t>用语：免死</w:t>
-      </w:r>
-    </w:p>
-    <w:p>
-      <w:pPr>
-        <w:rPr>
-          <w:rFonts w:hint="eastAsia"/>
-        </w:rPr>
-      </w:pPr>
-      <w:r>
-        <w:tab/>
-      </w:r>
-      <w:r>
-        <w:rPr>
-          <w:rFonts w:hint="eastAsia"/>
-        </w:rPr>
-        <w:t>一张牌本应死亡时，免死可以使其不送去墓地，有其他追加</w:t>
-      </w:r>
-      <w:proofErr w:type="gramStart"/>
-      <w:r>
-        <w:rPr>
-          <w:rFonts w:hint="eastAsia"/>
-        </w:rPr>
-        <w:t>表述</w:t>
-      </w:r>
-      <w:r>
-        <w:rPr>
-          <w:rFonts w:hint="eastAsia"/>
-        </w:rPr>
-        <w:t>时</w:t>
-      </w:r>
-      <w:r>
-        <w:rPr>
-          <w:rFonts w:hint="eastAsia"/>
-        </w:rPr>
-        <w:t>免死</w:t>
-      </w:r>
-      <w:proofErr w:type="gramEnd"/>
-      <w:r>
-        <w:rPr>
-          <w:rFonts w:hint="eastAsia"/>
-        </w:rPr>
-        <w:t>的牌留在其原</w:t>
-      </w:r>
-      <w:r>
-        <w:rPr>
-          <w:rFonts w:hint="eastAsia"/>
-        </w:rPr>
-        <w:t>本</w:t>
-      </w:r>
-      <w:r>
-        <w:rPr>
-          <w:rFonts w:hint="eastAsia"/>
-        </w:rPr>
-        <w:t>的位置。</w:t>
-      </w:r>
-    </w:p>
-    <w:p>
-      <w:pPr>
-        <w:pStyle w:val="3"/>
-        <w:rPr>
-          <w:rFonts w:hint="eastAsia"/>
-        </w:rPr>
-      </w:pPr>
-      <w:r>
-        <w:rPr>
-          <w:rFonts w:hint="eastAsia"/>
-        </w:rPr>
-        <w:t>用语：</w:t>
-      </w:r>
-      <w:r>
-        <w:rPr>
-          <w:rFonts w:hint="eastAsia"/>
-        </w:rPr>
-        <w:t>抽牌</w:t>
-      </w:r>
-    </w:p>
-    <w:p>
-      <w:pPr>
-        <w:rPr>
-          <w:rFonts w:hint="eastAsia"/>
-        </w:rPr>
-      </w:pPr>
-      <w:r>
-        <w:tab/>
-      </w:r>
-      <w:r>
-        <w:rPr>
-          <w:rFonts w:hint="eastAsia"/>
-        </w:rPr>
-        <w:t>没有限定来源的情况下，抽牌指从</w:t>
-      </w:r>
-      <w:proofErr w:type="gramStart"/>
-      <w:r>
-        <w:rPr>
-          <w:rFonts w:hint="eastAsia"/>
-        </w:rPr>
-        <w:t>主牌堆将牌</w:t>
-      </w:r>
-      <w:proofErr w:type="gramEnd"/>
-      <w:r>
-        <w:rPr>
-          <w:rFonts w:hint="eastAsia"/>
-        </w:rPr>
-        <w:t>加入手牌。</w:t>
-      </w:r>
-    </w:p>
-    <w:p>
-      <w:pPr>
-        <w:pStyle w:val="3"/>
-        <w:rPr>
-          <w:rFonts w:hint="eastAsia"/>
-        </w:rPr>
-      </w:pPr>
-      <w:r>
-        <w:rPr>
-          <w:rFonts w:hint="eastAsia"/>
-        </w:rPr>
-        <w:t>用语：</w:t>
-      </w:r>
-      <w:r>
-        <w:rPr>
-          <w:rFonts w:hint="eastAsia"/>
-        </w:rPr>
-        <w:t>受玩家控制</w:t>
-      </w:r>
-    </w:p>
-    <w:p>
-      <w:pPr>
-        <w:rPr>
-          <w:rFonts w:hint="eastAsia"/>
-        </w:rPr>
-      </w:pPr>
-      <w:r>
-        <w:tab/>
-      </w:r>
-      <w:proofErr w:type="gramStart"/>
-      <w:r>
-        <w:rPr>
-          <w:rFonts w:hint="eastAsia"/>
-        </w:rPr>
-        <w:t>玩家手牌区和</w:t>
-      </w:r>
-      <w:r>
-        <w:rPr>
-          <w:rFonts w:hint="eastAsia"/>
-        </w:rPr>
-        <w:t>楼层区</w:t>
-      </w:r>
-      <w:r>
-        <w:rPr>
-          <w:rFonts w:hint="eastAsia"/>
-        </w:rPr>
-        <w:t>玩家</w:t>
-      </w:r>
-      <w:proofErr w:type="gramEnd"/>
-      <w:r>
-        <w:rPr>
-          <w:rFonts w:hint="eastAsia"/>
-        </w:rPr>
-        <w:t>阵营</w:t>
-      </w:r>
-      <w:r>
-        <w:rPr>
-          <w:rFonts w:hint="eastAsia"/>
-        </w:rPr>
-        <w:t>的牌</w:t>
-      </w:r>
-      <w:r>
-        <w:rPr>
-          <w:rFonts w:hint="eastAsia"/>
-        </w:rPr>
-        <w:t>视作受玩家</w:t>
-      </w:r>
-      <w:r>
-        <w:rPr>
-          <w:rFonts w:hint="eastAsia"/>
-        </w:rPr>
-        <w:t>控制</w:t>
-      </w:r>
-      <w:r>
-        <w:rPr>
-          <w:rFonts w:hint="eastAsia"/>
-        </w:rPr>
-        <w:t>。</w:t>
-      </w:r>
-    </w:p>
-    <w:p>
-      <w:pPr>
-        <w:pStyle w:val="3"/>
-        <w:rPr>
-          <w:rFonts w:hint="eastAsia"/>
-        </w:rPr>
-      </w:pPr>
-      <w:r>
-        <w:rPr>
-          <w:rFonts w:hint="eastAsia"/>
-        </w:rPr>
-        <w:t>用语：出售</w:t>
-      </w:r>
-    </w:p>
-    <w:p>
-      <w:pPr>
-        <w:rPr>
-          <w:rFonts w:hint="eastAsia"/>
-        </w:rPr>
-      </w:pPr>
-      <w:r>
-        <w:tab/>
-      </w:r>
-      <w:r>
-        <w:rPr>
-          <w:rFonts w:hint="eastAsia"/>
-        </w:rPr>
-        <w:t>《商店》牌的效果允许玩家出售</w:t>
-      </w:r>
-      <w:r>
-        <w:rPr>
-          <w:rFonts w:hint="eastAsia"/>
-        </w:rPr>
-        <w:t>背包区的</w:t>
-      </w:r>
-      <w:r>
-        <w:rPr>
-          <w:rFonts w:hint="eastAsia"/>
-        </w:rPr>
-        <w:t>牌</w:t>
-      </w:r>
-      <w:r>
-        <w:rPr>
-          <w:rFonts w:hint="eastAsia"/>
-        </w:rPr>
-        <w:t>以换取金币。</w:t>
-      </w:r>
-      <w:r>
-        <w:rPr>
-          <w:rFonts w:hint="eastAsia"/>
-        </w:rPr>
-        <w:t>出售是特殊的弃置，除了触发出售时发动的效果外，也触发弃置时发动的效果。</w:t>
-      </w:r>
-    </w:p>
-    <w:p>
-      <w:pPr>
-        <w:pStyle w:val="3"/>
-        <w:rPr>
-          <w:rFonts w:hint="eastAsia"/>
-        </w:rPr>
-      </w:pPr>
-      <w:r>
-        <w:rPr>
-          <w:rFonts w:hint="eastAsia"/>
-        </w:rPr>
-        <w:t>用语：被弃置时</w:t>
-      </w:r>
-    </w:p>
-    <w:p>
-      <w:pPr>
-        <w:rPr>
-          <w:rFonts w:hint="eastAsia"/>
-        </w:rPr>
-      </w:pPr>
-      <w:r>
-        <w:tab/>
-      </w:r>
-      <w:r>
-        <w:rPr>
-          <w:rFonts w:hint="eastAsia"/>
-        </w:rPr>
-        <w:t>如无定语，则包含从任意地点被弃置</w:t>
-      </w:r>
-      <w:proofErr w:type="gramStart"/>
-      <w:r>
-        <w:rPr>
-          <w:rFonts w:hint="eastAsia"/>
-        </w:rPr>
-        <w:t>到弃牌堆</w:t>
-      </w:r>
-      <w:proofErr w:type="gramEnd"/>
-      <w:r>
-        <w:rPr>
-          <w:rFonts w:hint="eastAsia"/>
-        </w:rPr>
-        <w:t>的情况，包括且不限于从战场、手牌、</w:t>
-      </w:r>
-      <w:r>
-        <w:rPr>
-          <w:rFonts w:hint="eastAsia"/>
-        </w:rPr>
-        <w:t>楼层区</w:t>
-      </w:r>
-      <w:r>
-        <w:rPr>
-          <w:rFonts w:hint="eastAsia"/>
-        </w:rPr>
-        <w:t>、主牌堆、</w:t>
-      </w:r>
-      <w:proofErr w:type="gramStart"/>
-      <w:r>
-        <w:rPr>
-          <w:rFonts w:hint="eastAsia"/>
-        </w:rPr>
-        <w:t>弃牌堆</w:t>
-      </w:r>
-      <w:proofErr w:type="gramEnd"/>
-      <w:r>
-        <w:rPr>
-          <w:rFonts w:hint="eastAsia"/>
-        </w:rPr>
-        <w:t>等。</w:t>
-      </w:r>
-    </w:p>
-    <w:p>
-      <w:pPr>
-        <w:pStyle w:val="3"/>
-        <w:rPr>
-          <w:rFonts w:hint="eastAsia"/>
-        </w:rPr>
-      </w:pPr>
-      <w:r>
-        <w:rPr>
-          <w:rFonts w:hint="eastAsia"/>
-        </w:rPr>
-        <w:t>效果中止</w:t>
-      </w:r>
-    </w:p>
-    <w:p>
-      <w:pPr>
-        <w:rPr>
-          <w:rFonts w:hint="eastAsia"/>
-        </w:rPr>
-      </w:pPr>
-      <w:r>
-        <w:tab/>
-      </w:r>
-      <w:r>
-        <w:rPr>
-          <w:rFonts w:hint="eastAsia"/>
-        </w:rPr>
-        <w:t>效果处理途中</w:t>
-      </w:r>
-      <w:r>
-        <w:rPr>
-          <w:rFonts w:hint="eastAsia"/>
-        </w:rPr>
-        <w:t>遇到</w:t>
-      </w:r>
-      <w:r>
-        <w:rPr>
-          <w:rFonts w:hint="eastAsia"/>
-        </w:rPr>
-        <w:t>无法继续处理</w:t>
-      </w:r>
-      <w:r>
-        <w:rPr>
-          <w:rFonts w:hint="eastAsia"/>
-        </w:rPr>
-        <w:t>的情况</w:t>
-      </w:r>
-      <w:r>
-        <w:rPr>
-          <w:rFonts w:hint="eastAsia"/>
-        </w:rPr>
-        <w:t>时，</w:t>
-      </w:r>
-      <w:r>
-        <w:rPr>
-          <w:rFonts w:hint="eastAsia"/>
-        </w:rPr>
-        <w:t>将同一句话中</w:t>
-      </w:r>
-      <w:r>
-        <w:rPr>
-          <w:rFonts w:hint="eastAsia"/>
-        </w:rPr>
-        <w:t>的后续</w:t>
-      </w:r>
-      <w:r>
-        <w:rPr>
-          <w:rFonts w:hint="eastAsia"/>
-        </w:rPr>
-        <w:t>处理</w:t>
-      </w:r>
-      <w:r>
-        <w:rPr>
-          <w:rFonts w:hint="eastAsia"/>
-        </w:rPr>
-        <w:t>全部跳过</w:t>
-      </w:r>
-      <w:r>
-        <w:rPr>
-          <w:rFonts w:hint="eastAsia"/>
-        </w:rPr>
-        <w:t>，从下一句开始继续处理</w:t>
-      </w:r>
-      <w:r>
-        <w:rPr>
-          <w:rFonts w:hint="eastAsia"/>
-        </w:rPr>
-        <w:t>。例如，</w:t>
-      </w:r>
-      <w:r>
-        <w:rPr>
-          <w:rFonts w:hint="eastAsia"/>
-        </w:rPr>
-        <w:t>一个效果</w:t>
-      </w:r>
-      <w:r>
-        <w:rPr>
-          <w:rFonts w:hint="eastAsia"/>
-        </w:rPr>
-        <w:t>要求玩家</w:t>
-      </w:r>
-      <w:r>
-        <w:rPr>
-          <w:rFonts w:hint="eastAsia"/>
-        </w:rPr>
-        <w:t>“</w:t>
-      </w:r>
-      <w:r>
-        <w:rPr>
-          <w:rFonts w:hint="eastAsia"/>
-        </w:rPr>
-        <w:t>从主牌堆抽1张牌，再将1张手牌放回主牌堆</w:t>
-      </w:r>
-      <w:r>
-        <w:rPr>
-          <w:rFonts w:hint="eastAsia"/>
-        </w:rPr>
-        <w:t>。然后受到1伤害”</w:t>
-      </w:r>
-      <w:r>
-        <w:rPr>
-          <w:rFonts w:hint="eastAsia"/>
-        </w:rPr>
-        <w:t>，</w:t>
-      </w:r>
-      <w:r>
-        <w:rPr>
-          <w:rFonts w:hint="eastAsia"/>
-        </w:rPr>
-        <w:t>如果</w:t>
-      </w:r>
-      <w:proofErr w:type="gramStart"/>
-      <w:r>
-        <w:rPr>
-          <w:rFonts w:hint="eastAsia"/>
-        </w:rPr>
-        <w:t>该效果</w:t>
-      </w:r>
-      <w:proofErr w:type="gramEnd"/>
-      <w:r>
-        <w:rPr>
-          <w:rFonts w:hint="eastAsia"/>
-        </w:rPr>
-        <w:t>发动时，</w:t>
-      </w:r>
-      <w:r>
-        <w:rPr>
-          <w:rFonts w:hint="eastAsia"/>
-        </w:rPr>
-        <w:t>主牌</w:t>
-      </w:r>
-      <w:proofErr w:type="gramStart"/>
-      <w:r>
-        <w:rPr>
-          <w:rFonts w:hint="eastAsia"/>
-        </w:rPr>
-        <w:t>堆已经</w:t>
-      </w:r>
-      <w:proofErr w:type="gramEnd"/>
-      <w:r>
-        <w:rPr>
-          <w:rFonts w:hint="eastAsia"/>
-        </w:rPr>
-        <w:t>没有牌了，则</w:t>
-      </w:r>
-      <w:proofErr w:type="gramStart"/>
-      <w:r>
-        <w:rPr>
-          <w:rFonts w:hint="eastAsia"/>
-        </w:rPr>
-        <w:t>玩家既</w:t>
-      </w:r>
-      <w:proofErr w:type="gramEnd"/>
-      <w:r>
-        <w:rPr>
-          <w:rFonts w:hint="eastAsia"/>
-        </w:rPr>
-        <w:t>不能从主牌堆抽牌，也不需要将手牌放回主牌堆</w:t>
-      </w:r>
-      <w:r>
-        <w:rPr>
-          <w:rFonts w:hint="eastAsia"/>
-        </w:rPr>
-        <w:t>，但是仍会受到1伤害</w:t>
-      </w:r>
-      <w:r>
-        <w:rPr>
-          <w:rFonts w:hint="eastAsia"/>
-        </w:rPr>
-        <w:t>。</w:t>
-      </w:r>
-    </w:p>
-    <w:p>
-      <w:pPr>
-        <w:pStyle w:val="3"/>
-        <w:rPr>
-          <w:rFonts w:hint="eastAsia"/>
-        </w:rPr>
-      </w:pPr>
-      <w:r>
-        <w:rPr>
-          <w:rFonts w:hint="eastAsia"/>
-        </w:rPr>
-        <w:t>效果自指</w:t>
-      </w:r>
-    </w:p>
-    <w:p>
-      <w:pPr>
-        <w:rPr>
-          <w:rFonts w:hint="eastAsia"/>
-        </w:rPr>
-      </w:pPr>
-      <w:r>
-        <w:tab/>
-      </w:r>
-      <w:r>
-        <w:rPr>
-          <w:rFonts w:hint="eastAsia"/>
-        </w:rPr>
-        <w:t>没有特别说明的情况下，</w:t>
-      </w:r>
-      <w:proofErr w:type="gramStart"/>
-      <w:r>
-        <w:rPr>
-          <w:rFonts w:hint="eastAsia"/>
-        </w:rPr>
-        <w:t>牌效果</w:t>
-      </w:r>
-      <w:proofErr w:type="gramEnd"/>
-      <w:r>
-        <w:rPr>
-          <w:rFonts w:hint="eastAsia"/>
-        </w:rPr>
-        <w:t>的目标</w:t>
-      </w:r>
-      <w:r>
-        <w:rPr>
-          <w:rFonts w:hint="eastAsia"/>
-        </w:rPr>
-        <w:t>可以</w:t>
-      </w:r>
-      <w:r>
-        <w:rPr>
-          <w:rFonts w:hint="eastAsia"/>
-        </w:rPr>
-        <w:t>包含自身，例如目标为“本牌所在房间所有牌”的效果，</w:t>
-      </w:r>
-      <w:r>
-        <w:rPr>
-          <w:rFonts w:hint="eastAsia"/>
-        </w:rPr>
-        <w:t>目标中也包含发动</w:t>
-      </w:r>
-      <w:proofErr w:type="gramStart"/>
-      <w:r>
-        <w:rPr>
-          <w:rFonts w:hint="eastAsia"/>
-        </w:rPr>
-        <w:t>该效果</w:t>
-      </w:r>
-      <w:proofErr w:type="gramEnd"/>
-      <w:r>
-        <w:rPr>
-          <w:rFonts w:hint="eastAsia"/>
-        </w:rPr>
-        <w:t>的牌。</w:t>
-      </w:r>
-    </w:p>
-    <w:p>
-      <w:pPr>
-        <w:pStyle w:val="3"/>
-        <w:rPr>
-          <w:rFonts w:hint="eastAsia"/>
-        </w:rPr>
-      </w:pPr>
-      <w:r>
-        <w:rPr>
-          <w:rFonts w:hint="eastAsia"/>
-        </w:rPr>
-        <w:t>结算队列</w:t>
-      </w:r>
-    </w:p>
-    <w:p>
-      <w:pPr>
-        <w:rPr>
-          <w:rFonts w:hint="eastAsia"/>
-        </w:rPr>
-      </w:pPr>
-      <w:r>
-        <w:tab/>
-      </w:r>
-      <w:r>
-        <w:rPr>
-          <w:rFonts w:hint="eastAsia"/>
-        </w:rPr>
-        <w:t>一个效果执行中时，如果满足了其他</w:t>
-      </w:r>
-      <w:r>
-        <w:rPr>
-          <w:rFonts w:hint="eastAsia"/>
-        </w:rPr>
-        <w:t>牌的</w:t>
-      </w:r>
-      <w:r>
-        <w:rPr>
-          <w:rFonts w:hint="eastAsia"/>
-        </w:rPr>
-        <w:t>效果的触发条件，</w:t>
-      </w:r>
-      <w:r>
-        <w:rPr>
-          <w:rFonts w:hint="eastAsia"/>
-        </w:rPr>
-        <w:t>则</w:t>
-      </w:r>
-      <w:r>
-        <w:rPr>
-          <w:rFonts w:hint="eastAsia"/>
-        </w:rPr>
-        <w:t>将其记录</w:t>
-      </w:r>
-      <w:r>
-        <w:rPr>
-          <w:rFonts w:hint="eastAsia"/>
-        </w:rPr>
-        <w:t>到队列中</w:t>
-      </w:r>
-      <w:r>
-        <w:rPr>
-          <w:rFonts w:hint="eastAsia"/>
-        </w:rPr>
-        <w:t>，</w:t>
-      </w:r>
-      <w:r>
-        <w:rPr>
-          <w:rFonts w:hint="eastAsia"/>
-        </w:rPr>
-        <w:t>多张牌的效果的触发条件同时被满足时，</w:t>
-      </w:r>
-      <w:r>
-        <w:rPr>
-          <w:rFonts w:hint="eastAsia"/>
-        </w:rPr>
-        <w:t>不在同一房间中的牌，按照所在房间在</w:t>
-      </w:r>
-      <w:proofErr w:type="gramStart"/>
-      <w:r>
-        <w:rPr>
-          <w:rFonts w:hint="eastAsia"/>
-        </w:rPr>
-        <w:t>楼层区</w:t>
-      </w:r>
-      <w:proofErr w:type="gramEnd"/>
-      <w:r>
-        <w:rPr>
-          <w:rFonts w:hint="eastAsia"/>
-        </w:rPr>
-        <w:t>的顺序，从上到下，从左到右，依次进入队列，在此基础上，在同一房间中的牌，按照标准顺序依次进入队列</w:t>
-      </w:r>
-      <w:r>
-        <w:rPr>
-          <w:rFonts w:hint="eastAsia"/>
-        </w:rPr>
-        <w:t>。</w:t>
-      </w:r>
-      <w:r>
-        <w:rPr>
-          <w:rFonts w:hint="eastAsia"/>
-        </w:rPr>
-        <w:t>当</w:t>
-      </w:r>
-      <w:r>
-        <w:rPr>
-          <w:rFonts w:hint="eastAsia"/>
-        </w:rPr>
-        <w:t>前</w:t>
-      </w:r>
-      <w:r>
-        <w:rPr>
-          <w:rFonts w:hint="eastAsia"/>
-        </w:rPr>
-        <w:t>正在结算</w:t>
-      </w:r>
-      <w:r>
-        <w:rPr>
-          <w:rFonts w:hint="eastAsia"/>
-        </w:rPr>
-        <w:t>的效果</w:t>
-      </w:r>
-      <w:r>
-        <w:rPr>
-          <w:rFonts w:hint="eastAsia"/>
-        </w:rPr>
-        <w:t>结算</w:t>
-      </w:r>
-      <w:r>
-        <w:rPr>
-          <w:rFonts w:hint="eastAsia"/>
-        </w:rPr>
-        <w:t>完</w:t>
-      </w:r>
-      <w:r>
-        <w:rPr>
-          <w:rFonts w:hint="eastAsia"/>
-        </w:rPr>
-        <w:t>成</w:t>
-      </w:r>
-      <w:r>
-        <w:rPr>
-          <w:rFonts w:hint="eastAsia"/>
-        </w:rPr>
-        <w:t>后</w:t>
-      </w:r>
-      <w:r>
-        <w:rPr>
-          <w:rFonts w:hint="eastAsia"/>
-        </w:rPr>
-        <w:t>，</w:t>
-      </w:r>
-      <w:r>
-        <w:rPr>
-          <w:rFonts w:hint="eastAsia"/>
-        </w:rPr>
-        <w:t>将</w:t>
-      </w:r>
-      <w:r>
-        <w:rPr>
-          <w:rFonts w:hint="eastAsia"/>
-        </w:rPr>
-        <w:t>效果</w:t>
-      </w:r>
-      <w:r>
-        <w:rPr>
-          <w:rFonts w:hint="eastAsia"/>
-        </w:rPr>
-        <w:t>队列中的牌的效果依次结算，</w:t>
-      </w:r>
-      <w:r>
-        <w:rPr>
-          <w:rFonts w:hint="eastAsia"/>
-        </w:rPr>
-        <w:t>但</w:t>
-      </w:r>
-      <w:r>
-        <w:rPr>
-          <w:rFonts w:hint="eastAsia"/>
-        </w:rPr>
-        <w:t>如果</w:t>
-      </w:r>
-      <w:r>
-        <w:rPr>
-          <w:rFonts w:hint="eastAsia"/>
-        </w:rPr>
-        <w:t>被触发效果的</w:t>
-      </w:r>
-      <w:proofErr w:type="gramStart"/>
-      <w:r>
-        <w:rPr>
-          <w:rFonts w:hint="eastAsia"/>
-        </w:rPr>
-        <w:t>牌此时</w:t>
-      </w:r>
-      <w:proofErr w:type="gramEnd"/>
-      <w:r>
-        <w:rPr>
-          <w:rFonts w:hint="eastAsia"/>
-        </w:rPr>
-        <w:t>已经不在</w:t>
-      </w:r>
-      <w:r>
-        <w:rPr>
-          <w:rFonts w:hint="eastAsia"/>
-        </w:rPr>
-        <w:t>楼层区</w:t>
-      </w:r>
-      <w:r>
-        <w:rPr>
-          <w:rFonts w:hint="eastAsia"/>
-        </w:rPr>
-        <w:t>，则跳过</w:t>
-      </w:r>
-      <w:r>
-        <w:rPr>
-          <w:rFonts w:hint="eastAsia"/>
-        </w:rPr>
-        <w:t>其</w:t>
-      </w:r>
-      <w:r>
-        <w:rPr>
-          <w:rFonts w:hint="eastAsia"/>
-        </w:rPr>
-        <w:t>效果</w:t>
-      </w:r>
-      <w:r>
-        <w:rPr>
-          <w:rFonts w:hint="eastAsia"/>
-        </w:rPr>
-        <w:t>。</w:t>
-      </w:r>
-    </w:p>
-    <w:p>
-      <w:pPr>
-        <w:pStyle w:val="3"/>
-        <w:rPr>
-          <w:rFonts w:hint="eastAsia"/>
-        </w:rPr>
-      </w:pPr>
-      <w:r>
-        <w:rPr>
-          <w:rFonts w:hint="eastAsia"/>
-        </w:rPr>
-        <w:lastRenderedPageBreak/>
         <w:t>点数修改</w:t>
       </w:r>
       <w:proofErr w:type="gramStart"/>
@@ -9198,7 +9230,14 @@
         <w:rPr>
           <w:rFonts w:hint="eastAsia"/>
         </w:rPr>
-        <w:t>牌按照</w:t>
+        <w:t>牌按</w:t>
+      </w:r>
+      <w:r>
+        <w:rPr>
+          <w:rFonts w:hint="eastAsia"/>
+        </w:rPr>
+        <w:lastRenderedPageBreak/>
+        <w:t>照</w:t>
       </w:r>
       <w:proofErr w:type="gramEnd"/>
       <w:r>
@@ -9233,362 +9272,532 @@
         <w:rPr>
           <w:rFonts w:hint="eastAsia"/>
         </w:rPr>
+        <w:t>回合流程的变动</w:t>
+      </w:r>
+    </w:p>
+    <w:p>
+      <w:pPr>
+        <w:rPr>
+          <w:rFonts w:hint="eastAsia"/>
+        </w:rPr>
+      </w:pPr>
+      <w:r>
+        <w:tab/>
+      </w:r>
+      <w:r>
+        <w:rPr>
+          <w:rFonts w:hint="eastAsia"/>
+        </w:rPr>
+        <w:t>回合流程中，一部分操作需要两名玩家各自执行，一部分动作需要两名玩家选出一人执行。各自执行时，先后顺序均由两名玩家讨论决定，需要选出一名玩家执行时，执行者也由两名玩家讨论决定。意见不合的情况下，两人猜拳，由猜拳的胜者决定。</w:t>
+      </w:r>
+    </w:p>
+    <w:p>
+      <w:pPr>
+        <w:rPr>
+          <w:rFonts w:hint="eastAsia"/>
+        </w:rPr>
+      </w:pPr>
+      <w:r>
+        <w:tab/>
+      </w:r>
+      <w:r>
+        <w:rPr>
+          <w:rFonts w:hint="eastAsia"/>
+        </w:rPr>
+        <w:t>回合开始阶段，</w:t>
+      </w:r>
+      <w:r>
+        <w:rPr>
+          <w:rFonts w:hint="eastAsia"/>
+        </w:rPr>
+        <w:t>先选出一名玩家，由其负责主导本回合的行动。</w:t>
+      </w:r>
+      <w:r>
+        <w:rPr>
+          <w:rFonts w:hint="eastAsia"/>
+        </w:rPr>
+        <w:t>如果</w:t>
+      </w:r>
+      <w:proofErr w:type="gramStart"/>
+      <w:r>
+        <w:rPr>
+          <w:rFonts w:hint="eastAsia"/>
+        </w:rPr>
+        <w:t>探索区</w:t>
+      </w:r>
+      <w:proofErr w:type="gramEnd"/>
+      <w:r>
+        <w:rPr>
+          <w:rFonts w:hint="eastAsia"/>
+        </w:rPr>
+        <w:t>没有牌，则两名玩家各自整理战利品</w:t>
+      </w:r>
+      <w:r>
+        <w:rPr>
+          <w:rFonts w:hint="eastAsia"/>
+        </w:rPr>
+        <w:t>，负责行动的</w:t>
+      </w:r>
+      <w:proofErr w:type="gramStart"/>
+      <w:r>
+        <w:rPr>
+          <w:rFonts w:hint="eastAsia"/>
+        </w:rPr>
+        <w:t>玩家先</w:t>
+      </w:r>
+      <w:proofErr w:type="gramEnd"/>
+      <w:r>
+        <w:rPr>
+          <w:rFonts w:hint="eastAsia"/>
+        </w:rPr>
+        <w:t>执行</w:t>
+      </w:r>
+      <w:r>
+        <w:rPr>
+          <w:rFonts w:hint="eastAsia"/>
+        </w:rPr>
+        <w:t>，</w:t>
+      </w:r>
+      <w:r>
+        <w:rPr>
+          <w:rFonts w:hint="eastAsia"/>
+        </w:rPr>
+        <w:t>整理战利品时的规则相比单人规则有所变动，另作说明</w:t>
+      </w:r>
+      <w:r>
+        <w:rPr>
+          <w:rFonts w:hint="eastAsia"/>
+        </w:rPr>
+        <w:t>，之后，</w:t>
+      </w:r>
+      <w:r>
+        <w:rPr>
+          <w:rFonts w:hint="eastAsia"/>
+        </w:rPr>
+        <w:t>由</w:t>
+      </w:r>
+      <w:r>
+        <w:rPr>
+          <w:rFonts w:hint="eastAsia"/>
+        </w:rPr>
+        <w:t>负责行动的玩家</w:t>
+      </w:r>
+      <w:r>
+        <w:rPr>
+          <w:rFonts w:hint="eastAsia"/>
+        </w:rPr>
+        <w:t>决定先长休还是先重置探索区，长休时，两名玩家各自执行长休流程</w:t>
+      </w:r>
+      <w:r>
+        <w:rPr>
+          <w:rFonts w:hint="eastAsia"/>
+        </w:rPr>
+        <w:t>，仍旧是负责行动的</w:t>
+      </w:r>
+      <w:proofErr w:type="gramStart"/>
+      <w:r>
+        <w:rPr>
+          <w:rFonts w:hint="eastAsia"/>
+        </w:rPr>
+        <w:t>玩家先</w:t>
+      </w:r>
+      <w:proofErr w:type="gramEnd"/>
+      <w:r>
+        <w:rPr>
+          <w:rFonts w:hint="eastAsia"/>
+        </w:rPr>
+        <w:t>执行</w:t>
+      </w:r>
+      <w:r>
+        <w:rPr>
+          <w:rFonts w:hint="eastAsia"/>
+        </w:rPr>
+        <w:t>。</w:t>
+      </w:r>
+      <w:r>
+        <w:rPr>
+          <w:rFonts w:hint="eastAsia"/>
+        </w:rPr>
+        <w:t>回合开始阶段中，</w:t>
+      </w:r>
+      <w:r>
+        <w:rPr>
+          <w:rFonts w:hint="eastAsia"/>
+        </w:rPr>
+        <w:t>如果</w:t>
+      </w:r>
+      <w:proofErr w:type="gramStart"/>
+      <w:r>
+        <w:rPr>
+          <w:rFonts w:hint="eastAsia"/>
+        </w:rPr>
+        <w:t>探索区</w:t>
+      </w:r>
+      <w:proofErr w:type="gramEnd"/>
+      <w:r>
+        <w:rPr>
+          <w:rFonts w:hint="eastAsia"/>
+        </w:rPr>
+        <w:t>有牌发动效果，且那个效果指向玩家，则由负责行动的玩家承受。</w:t>
+      </w:r>
+    </w:p>
+    <w:p>
+      <w:pPr>
+        <w:rPr>
+          <w:rFonts w:hint="eastAsia"/>
+        </w:rPr>
+      </w:pPr>
+      <w:r>
+        <w:tab/>
+      </w:r>
+      <w:r>
+        <w:rPr>
+          <w:rFonts w:hint="eastAsia"/>
+        </w:rPr>
+        <w:t>负责行动的</w:t>
+      </w:r>
+      <w:r>
+        <w:rPr>
+          <w:rFonts w:hint="eastAsia"/>
+        </w:rPr>
+        <w:t>玩家</w:t>
+      </w:r>
+      <w:proofErr w:type="gramStart"/>
+      <w:r>
+        <w:rPr>
+          <w:rFonts w:hint="eastAsia"/>
+        </w:rPr>
+        <w:t>选择短休或</w:t>
+      </w:r>
+      <w:proofErr w:type="gramEnd"/>
+      <w:r>
+        <w:rPr>
+          <w:rFonts w:hint="eastAsia"/>
+        </w:rPr>
+        <w:t>长休时，仅那名玩家使用自己的玩家面板执行相应流程，</w:t>
+      </w:r>
+      <w:r>
+        <w:rPr>
+          <w:rFonts w:hint="eastAsia"/>
+        </w:rPr>
+        <w:t>一切效果仅对那名玩家自己生效，如同另一名玩家不存在</w:t>
+      </w:r>
+      <w:r>
+        <w:rPr>
+          <w:rFonts w:hint="eastAsia"/>
+        </w:rPr>
+        <w:t>。</w:t>
+      </w:r>
+      <w:r>
+        <w:rPr>
+          <w:rFonts w:hint="eastAsia"/>
+        </w:rPr>
+        <w:t>例如，某个回合的行动阶段，两名玩家讨论决定由P1来行动，P1选择</w:t>
+      </w:r>
+      <w:r>
+        <w:rPr>
+          <w:rFonts w:hint="eastAsia"/>
+        </w:rPr>
+        <w:t>短</w:t>
+      </w:r>
+      <w:r>
+        <w:rPr>
+          <w:rFonts w:hint="eastAsia"/>
+        </w:rPr>
+        <w:t>休，此时消耗</w:t>
+      </w:r>
+      <w:r>
+        <w:rPr>
+          <w:rFonts w:hint="eastAsia"/>
+        </w:rPr>
+        <w:t>1</w:t>
+      </w:r>
+      <w:r>
+        <w:rPr>
+          <w:rFonts w:hint="eastAsia"/>
+        </w:rPr>
+        <w:t>时间，即将</w:t>
+      </w:r>
+      <w:r>
+        <w:rPr>
+          <w:rFonts w:hint="eastAsia"/>
+        </w:rPr>
+        <w:t>1</w:t>
+      </w:r>
+      <w:r>
+        <w:rPr>
+          <w:rFonts w:hint="eastAsia"/>
+        </w:rPr>
+        <w:t>张牌从主牌堆移动到P1玩家面板下的</w:t>
+      </w:r>
+      <w:proofErr w:type="gramStart"/>
+      <w:r>
+        <w:rPr>
+          <w:rFonts w:hint="eastAsia"/>
+        </w:rPr>
+        <w:t>弃牌堆</w:t>
+      </w:r>
+      <w:proofErr w:type="gramEnd"/>
+      <w:r>
+        <w:rPr>
+          <w:rFonts w:hint="eastAsia"/>
+        </w:rPr>
+        <w:t>，</w:t>
+      </w:r>
+      <w:r>
+        <w:rPr>
+          <w:rFonts w:hint="eastAsia"/>
+        </w:rPr>
+        <w:t>然而，弃置的那一张牌是[掉宝地精]，触发了其“被弃置时，玩家将手牌补满”的效果，此时，效果文本中的“玩家”仅指当前行动的玩家，即P1，所以P1将自己的</w:t>
+      </w:r>
+      <w:proofErr w:type="gramStart"/>
+      <w:r>
+        <w:rPr>
+          <w:rFonts w:hint="eastAsia"/>
+        </w:rPr>
+        <w:t>手牌补满</w:t>
+      </w:r>
+      <w:proofErr w:type="gramEnd"/>
+      <w:r>
+        <w:rPr>
+          <w:rFonts w:hint="eastAsia"/>
+        </w:rPr>
+        <w:t>，</w:t>
+      </w:r>
+      <w:r>
+        <w:rPr>
+          <w:rFonts w:hint="eastAsia"/>
+        </w:rPr>
+        <w:t>然后</w:t>
+      </w:r>
+      <w:proofErr w:type="gramStart"/>
+      <w:r>
+        <w:rPr>
+          <w:rFonts w:hint="eastAsia"/>
+        </w:rPr>
+        <w:t>执行短休的流程重抽任意</w:t>
+      </w:r>
+      <w:proofErr w:type="gramEnd"/>
+      <w:r>
+        <w:rPr>
+          <w:rFonts w:hint="eastAsia"/>
+        </w:rPr>
+        <w:t>张手牌，整个流程中，P2的玩家面板不发生任何变化</w:t>
+      </w:r>
+      <w:r>
+        <w:rPr>
+          <w:rFonts w:hint="eastAsia"/>
+        </w:rPr>
+        <w:t>。</w:t>
+      </w:r>
+    </w:p>
+    <w:p>
+      <w:pPr>
+        <w:rPr>
+          <w:rFonts w:hint="eastAsia"/>
+        </w:rPr>
+      </w:pPr>
+      <w:r>
+        <w:tab/>
+      </w:r>
+      <w:r>
+        <w:rPr>
+          <w:rFonts w:hint="eastAsia"/>
+        </w:rPr>
+        <w:t>行动阶段的战斗流程变动较多，另作说明。</w:t>
+      </w:r>
+    </w:p>
+    <w:p>
+      <w:pPr>
+        <w:rPr>
+          <w:rFonts w:hint="eastAsia"/>
+        </w:rPr>
+      </w:pPr>
+      <w:r>
+        <w:tab/>
+      </w:r>
+      <w:r>
+        <w:rPr>
+          <w:rFonts w:hint="eastAsia"/>
+        </w:rPr>
+        <w:t>结束阶段检查下楼条件时，单人规则中的“玩家手中没有战利品外的牌”需调整为“所有玩家手中均没有战利品外的牌”。</w:t>
+      </w:r>
+      <w:r>
+        <w:rPr>
+          <w:rFonts w:hint="eastAsia"/>
+        </w:rPr>
+        <w:t>结束阶段发动的</w:t>
+      </w:r>
+      <w:proofErr w:type="gramStart"/>
+      <w:r>
+        <w:rPr>
+          <w:rFonts w:hint="eastAsia"/>
+        </w:rPr>
+        <w:t>牌效果</w:t>
+      </w:r>
+      <w:proofErr w:type="gramEnd"/>
+      <w:r>
+        <w:rPr>
+          <w:rFonts w:hint="eastAsia"/>
+        </w:rPr>
+        <w:t>如有指向玩家的，处理方式和回合开始阶段的处理方式一致，都由当回合负责行动的玩家承受。</w:t>
+      </w:r>
+    </w:p>
+    <w:p>
+      <w:pPr>
+        <w:pStyle w:val="3"/>
+        <w:rPr>
+          <w:rFonts w:hint="eastAsia"/>
+        </w:rPr>
+      </w:pPr>
+      <w:r>
+        <w:rPr>
+          <w:rFonts w:hint="eastAsia"/>
+        </w:rPr>
+        <w:t>战斗的变动</w:t>
+      </w:r>
+    </w:p>
+    <w:p>
+      <w:pPr>
+        <w:ind w:firstLine="420"/>
+        <w:rPr>
+          <w:rFonts w:hint="eastAsia"/>
+        </w:rPr>
+      </w:pPr>
+      <w:r>
+        <w:rPr>
+          <w:rFonts w:hint="eastAsia"/>
+        </w:rPr>
+        <w:t>一名玩家出的牌为战场</w:t>
+      </w:r>
+      <w:proofErr w:type="gramStart"/>
+      <w:r>
+        <w:rPr>
+          <w:rFonts w:hint="eastAsia"/>
+        </w:rPr>
+        <w:t>玩家侧某一行</w:t>
+      </w:r>
+      <w:proofErr w:type="gramEnd"/>
+      <w:r>
+        <w:rPr>
+          <w:rFonts w:hint="eastAsia"/>
+        </w:rPr>
+        <w:t>的第一张牌时，出牌的玩家在那一行放上自己的玩家指示物，以标记自己为这一行需要进行的战斗轮的主战者。</w:t>
+      </w:r>
+    </w:p>
+    <w:p>
+      <w:pPr>
+        <w:ind w:firstLine="420"/>
+        <w:rPr>
+          <w:rFonts w:hint="eastAsia"/>
+        </w:rPr>
+      </w:pPr>
+      <w:r>
+        <w:rPr>
+          <w:rFonts w:hint="eastAsia"/>
+        </w:rPr>
+        <w:t>负责执行行动的玩家在行动阶段选择进入战斗后，由那名玩家</w:t>
+      </w:r>
+      <w:proofErr w:type="gramStart"/>
+      <w:r>
+        <w:rPr>
+          <w:rFonts w:hint="eastAsia"/>
+        </w:rPr>
+        <w:t>选探索区</w:t>
+      </w:r>
+      <w:proofErr w:type="gramEnd"/>
+      <w:r>
+        <w:rPr>
+          <w:rFonts w:hint="eastAsia"/>
+        </w:rPr>
+        <w:t>一列牌移入战场敌对侧，这里假设那名玩家是P1。之后，P1从手牌出牌到战场玩家侧自己那一列的某一行。P1可以一次出多张牌，但只能在一行里出牌。P1出完牌后，轮到P2出牌，</w:t>
+      </w:r>
+      <w:r>
+        <w:rPr>
+          <w:rFonts w:hint="eastAsia"/>
+        </w:rPr>
+        <w:t>但</w:t>
+      </w:r>
+      <w:r>
+        <w:rPr>
+          <w:rFonts w:hint="eastAsia"/>
+        </w:rPr>
+        <w:t>只能将牌出在P1刚才出牌的那一行的同一行或更靠近顶端的行</w:t>
+      </w:r>
+      <w:r>
+        <w:rPr>
+          <w:rFonts w:hint="eastAsia"/>
+        </w:rPr>
+        <w:t>，其他出牌规则同P1，如果</w:t>
+      </w:r>
+      <w:r>
+        <w:rPr>
+          <w:rFonts w:hint="eastAsia"/>
+        </w:rPr>
+        <w:t>P2选择将牌出在P1出牌的</w:t>
+      </w:r>
+      <w:r>
+        <w:rPr>
+          <w:rFonts w:hint="eastAsia"/>
+        </w:rPr>
+        <w:t>新的</w:t>
+      </w:r>
+      <w:r>
+        <w:rPr>
+          <w:rFonts w:hint="eastAsia"/>
+        </w:rPr>
+        <w:t>一行，则P2</w:t>
+      </w:r>
+      <w:r>
+        <w:rPr>
+          <w:rFonts w:hint="eastAsia"/>
+        </w:rPr>
+        <w:t>同样地</w:t>
+      </w:r>
+      <w:r>
+        <w:rPr>
+          <w:rFonts w:hint="eastAsia"/>
+        </w:rPr>
+        <w:t>成为</w:t>
+      </w:r>
+      <w:r>
+        <w:rPr>
+          <w:rFonts w:hint="eastAsia"/>
+        </w:rPr>
+        <w:t>新的那</w:t>
+      </w:r>
+      <w:r>
+        <w:rPr>
+          <w:rFonts w:hint="eastAsia"/>
+        </w:rPr>
+        <w:t>一行的</w:t>
+      </w:r>
+      <w:r>
+        <w:rPr>
+          <w:rFonts w:hint="eastAsia"/>
+        </w:rPr>
+        <w:t>主战者，之后又轮到P1出牌，以此往复直到某一名玩家决定停止出牌。一名玩家停止出牌后，另一名玩家也不能继续出牌了。</w:t>
+      </w:r>
+    </w:p>
+    <w:p>
+      <w:pPr>
+        <w:ind w:firstLine="420"/>
+        <w:rPr>
+          <w:rFonts w:hint="eastAsia"/>
+        </w:rPr>
+      </w:pPr>
+      <w:r>
+        <w:rPr>
+          <w:rFonts w:hint="eastAsia"/>
+        </w:rPr>
         <w:lastRenderedPageBreak/>
-        <w:t>回合流程的变动</w:t>
-      </w:r>
-    </w:p>
-    <w:p>
-      <w:pPr>
-        <w:rPr>
-          <w:rFonts w:hint="eastAsia"/>
-        </w:rPr>
-      </w:pPr>
-      <w:r>
-        <w:tab/>
-      </w:r>
-      <w:r>
-        <w:rPr>
-          <w:rFonts w:hint="eastAsia"/>
-        </w:rPr>
-        <w:t>回合流程中，一部分操作需要两名玩家各自执行，一部分动作需要两名玩家选出一人执行。各自执行时，先后顺序均由两名玩家讨论决定，需要选出一名玩家执行时，执行者也由两名玩家讨论决定。意见不合的情况下，两人猜拳，由猜拳的胜者决定。</w:t>
-      </w:r>
-    </w:p>
-    <w:p>
-      <w:pPr>
-        <w:rPr>
-          <w:rFonts w:hint="eastAsia"/>
-        </w:rPr>
-      </w:pPr>
-      <w:r>
-        <w:tab/>
-      </w:r>
-      <w:r>
-        <w:rPr>
-          <w:rFonts w:hint="eastAsia"/>
-        </w:rPr>
-        <w:t>回合开始阶段，</w:t>
-      </w:r>
-      <w:r>
-        <w:rPr>
-          <w:rFonts w:hint="eastAsia"/>
-        </w:rPr>
-        <w:t>先选出一名玩家，由其负责主导本回合的行动。</w:t>
-      </w:r>
-      <w:r>
-        <w:rPr>
-          <w:rFonts w:hint="eastAsia"/>
-        </w:rPr>
-        <w:t>如果</w:t>
-      </w:r>
-      <w:proofErr w:type="gramStart"/>
-      <w:r>
-        <w:rPr>
-          <w:rFonts w:hint="eastAsia"/>
-        </w:rPr>
-        <w:t>探索区</w:t>
-      </w:r>
-      <w:proofErr w:type="gramEnd"/>
-      <w:r>
-        <w:rPr>
-          <w:rFonts w:hint="eastAsia"/>
-        </w:rPr>
-        <w:t>没有牌，则两名玩家各自整理战利品</w:t>
-      </w:r>
-      <w:r>
-        <w:rPr>
-          <w:rFonts w:hint="eastAsia"/>
-        </w:rPr>
-        <w:t>，负责行动的</w:t>
-      </w:r>
-      <w:proofErr w:type="gramStart"/>
-      <w:r>
-        <w:rPr>
-          <w:rFonts w:hint="eastAsia"/>
-        </w:rPr>
-        <w:t>玩家先</w:t>
-      </w:r>
-      <w:proofErr w:type="gramEnd"/>
-      <w:r>
-        <w:rPr>
-          <w:rFonts w:hint="eastAsia"/>
-        </w:rPr>
-        <w:t>执行</w:t>
-      </w:r>
-      <w:r>
-        <w:rPr>
-          <w:rFonts w:hint="eastAsia"/>
-        </w:rPr>
-        <w:t>，</w:t>
-      </w:r>
-      <w:r>
-        <w:rPr>
-          <w:rFonts w:hint="eastAsia"/>
-        </w:rPr>
-        <w:t>整理战利品时的规则相比单人规则有所变动，另作说明</w:t>
-      </w:r>
-      <w:r>
-        <w:rPr>
-          <w:rFonts w:hint="eastAsia"/>
-        </w:rPr>
-        <w:t>，之后，</w:t>
-      </w:r>
-      <w:r>
-        <w:rPr>
-          <w:rFonts w:hint="eastAsia"/>
-        </w:rPr>
-        <w:t>由</w:t>
-      </w:r>
-      <w:r>
-        <w:rPr>
-          <w:rFonts w:hint="eastAsia"/>
-        </w:rPr>
-        <w:t>负责行动的玩家</w:t>
-      </w:r>
-      <w:r>
-        <w:rPr>
-          <w:rFonts w:hint="eastAsia"/>
-        </w:rPr>
-        <w:t>决定先长休还是先重置探索区，长休时，两名玩家各自执行长休流程</w:t>
-      </w:r>
-      <w:r>
-        <w:rPr>
-          <w:rFonts w:hint="eastAsia"/>
-        </w:rPr>
-        <w:t>，仍旧是负责行动的</w:t>
-      </w:r>
-      <w:proofErr w:type="gramStart"/>
-      <w:r>
-        <w:rPr>
-          <w:rFonts w:hint="eastAsia"/>
-        </w:rPr>
-        <w:t>玩家先</w:t>
-      </w:r>
-      <w:proofErr w:type="gramEnd"/>
-      <w:r>
-        <w:rPr>
-          <w:rFonts w:hint="eastAsia"/>
-        </w:rPr>
-        <w:t>执行</w:t>
-      </w:r>
-      <w:r>
-        <w:rPr>
-          <w:rFonts w:hint="eastAsia"/>
-        </w:rPr>
-        <w:t>。</w:t>
-      </w:r>
-      <w:r>
-        <w:rPr>
-          <w:rFonts w:hint="eastAsia"/>
-        </w:rPr>
-        <w:t>回合开始阶段中，</w:t>
-      </w:r>
-      <w:r>
-        <w:rPr>
-          <w:rFonts w:hint="eastAsia"/>
-        </w:rPr>
-        <w:t>如果</w:t>
-      </w:r>
-      <w:proofErr w:type="gramStart"/>
-      <w:r>
-        <w:rPr>
-          <w:rFonts w:hint="eastAsia"/>
-        </w:rPr>
-        <w:t>探索区</w:t>
-      </w:r>
-      <w:proofErr w:type="gramEnd"/>
-      <w:r>
-        <w:rPr>
-          <w:rFonts w:hint="eastAsia"/>
-        </w:rPr>
-        <w:t>有牌发动效果，且那个效果指向玩家，则由负责行动的玩家承受。</w:t>
-      </w:r>
-    </w:p>
-    <w:p>
-      <w:pPr>
-        <w:rPr>
-          <w:rFonts w:hint="eastAsia"/>
-        </w:rPr>
-      </w:pPr>
-      <w:r>
-        <w:tab/>
-      </w:r>
-      <w:r>
-        <w:rPr>
-          <w:rFonts w:hint="eastAsia"/>
-        </w:rPr>
-        <w:t>负责行动的</w:t>
-      </w:r>
-      <w:r>
-        <w:rPr>
-          <w:rFonts w:hint="eastAsia"/>
-        </w:rPr>
-        <w:t>玩家</w:t>
-      </w:r>
-      <w:proofErr w:type="gramStart"/>
-      <w:r>
-        <w:rPr>
-          <w:rFonts w:hint="eastAsia"/>
-        </w:rPr>
-        <w:t>选择短休或</w:t>
-      </w:r>
-      <w:proofErr w:type="gramEnd"/>
-      <w:r>
-        <w:rPr>
-          <w:rFonts w:hint="eastAsia"/>
-        </w:rPr>
-        <w:t>长休时，仅那名玩家使用自己的玩家面板执行相应流程，</w:t>
-      </w:r>
-      <w:r>
-        <w:rPr>
-          <w:rFonts w:hint="eastAsia"/>
-        </w:rPr>
-        <w:t>一切效果仅对那名玩家自己生效，如同另一名玩家不存在</w:t>
-      </w:r>
-      <w:r>
-        <w:rPr>
-          <w:rFonts w:hint="eastAsia"/>
-        </w:rPr>
-        <w:t>。</w:t>
-      </w:r>
-      <w:r>
-        <w:rPr>
-          <w:rFonts w:hint="eastAsia"/>
-        </w:rPr>
-        <w:t>例如，某个回合的行动阶段，两名玩家讨论决定由P1来行动，P1选择</w:t>
-      </w:r>
-      <w:r>
-        <w:rPr>
-          <w:rFonts w:hint="eastAsia"/>
-        </w:rPr>
-        <w:t>短</w:t>
-      </w:r>
-      <w:r>
-        <w:rPr>
-          <w:rFonts w:hint="eastAsia"/>
-        </w:rPr>
-        <w:t>休，此时消耗</w:t>
-      </w:r>
-      <w:r>
-        <w:rPr>
-          <w:rFonts w:hint="eastAsia"/>
-        </w:rPr>
-        <w:t>1</w:t>
-      </w:r>
-      <w:r>
-        <w:rPr>
-          <w:rFonts w:hint="eastAsia"/>
-        </w:rPr>
-        <w:t>时间，即将</w:t>
-      </w:r>
-      <w:r>
-        <w:rPr>
-          <w:rFonts w:hint="eastAsia"/>
-        </w:rPr>
-        <w:t>1</w:t>
-      </w:r>
-      <w:r>
-        <w:rPr>
-          <w:rFonts w:hint="eastAsia"/>
-        </w:rPr>
-        <w:t>张牌从主牌堆移动到P1玩家面板下的</w:t>
-      </w:r>
-      <w:proofErr w:type="gramStart"/>
-      <w:r>
-        <w:rPr>
-          <w:rFonts w:hint="eastAsia"/>
-        </w:rPr>
-        <w:t>弃牌堆</w:t>
-      </w:r>
-      <w:proofErr w:type="gramEnd"/>
-      <w:r>
-        <w:rPr>
-          <w:rFonts w:hint="eastAsia"/>
-        </w:rPr>
-        <w:t>，</w:t>
-      </w:r>
-      <w:r>
-        <w:rPr>
-          <w:rFonts w:hint="eastAsia"/>
-        </w:rPr>
-        <w:t>然而，弃置的那一张牌是[掉宝地精]，触发了其“被弃置时，玩家将手牌补满”的效果，此时，效果文本中的“玩家”仅指当前行动的玩家，即P1，所以P1将自己的</w:t>
-      </w:r>
-      <w:proofErr w:type="gramStart"/>
-      <w:r>
-        <w:rPr>
-          <w:rFonts w:hint="eastAsia"/>
-        </w:rPr>
-        <w:t>手牌补满</w:t>
-      </w:r>
-      <w:proofErr w:type="gramEnd"/>
-      <w:r>
-        <w:rPr>
-          <w:rFonts w:hint="eastAsia"/>
-        </w:rPr>
-        <w:t>，</w:t>
-      </w:r>
-      <w:r>
-        <w:rPr>
-          <w:rFonts w:hint="eastAsia"/>
-        </w:rPr>
-        <w:t>然后</w:t>
-      </w:r>
-      <w:proofErr w:type="gramStart"/>
-      <w:r>
-        <w:rPr>
-          <w:rFonts w:hint="eastAsia"/>
-        </w:rPr>
-        <w:t>执行短休的流程重抽任意</w:t>
-      </w:r>
-      <w:proofErr w:type="gramEnd"/>
-      <w:r>
-        <w:rPr>
-          <w:rFonts w:hint="eastAsia"/>
-        </w:rPr>
-        <w:t>张手牌，整个流程中，P2的玩家面板不发生任何变化</w:t>
-      </w:r>
-      <w:r>
-        <w:rPr>
-          <w:rFonts w:hint="eastAsia"/>
-        </w:rPr>
-        <w:t>。</w:t>
-      </w:r>
-    </w:p>
-    <w:p>
-      <w:pPr>
-        <w:rPr>
-          <w:rFonts w:hint="eastAsia"/>
-        </w:rPr>
-      </w:pPr>
-      <w:r>
-        <w:tab/>
-      </w:r>
-      <w:r>
-        <w:rPr>
-          <w:rFonts w:hint="eastAsia"/>
-        </w:rPr>
-        <w:t>行动阶段的战斗流程变动较多，另作说明。</w:t>
-      </w:r>
-    </w:p>
-    <w:p>
-      <w:pPr>
-        <w:rPr>
-          <w:rFonts w:hint="eastAsia"/>
-        </w:rPr>
-      </w:pPr>
-      <w:r>
-        <w:tab/>
-      </w:r>
-      <w:r>
-        <w:rPr>
-          <w:rFonts w:hint="eastAsia"/>
-        </w:rPr>
-        <w:t>结束阶段检查下楼条件时，单人规则中的“玩家手中没有战利品外的牌”需调整为“所有玩家手中均没有战利品外的牌”。</w:t>
-      </w:r>
-      <w:r>
-        <w:rPr>
-          <w:rFonts w:hint="eastAsia"/>
-        </w:rPr>
-        <w:t>结束阶段发动的</w:t>
+        <w:t>两名玩家出完牌后，战场两侧的合计点数仍按单人规则计算。</w:t>
+      </w:r>
+      <w:r>
+        <w:rPr>
+          <w:rFonts w:hint="eastAsia"/>
+        </w:rPr>
+        <w:t>如果战场中的</w:t>
       </w:r>
       <w:proofErr w:type="gramStart"/>
       <w:r>
@@ -9596,183 +9805,6 @@
           <w:rFonts w:hint="eastAsia"/>
         </w:rPr>
         <w:t>牌效果</w:t>
-      </w:r>
-      <w:proofErr w:type="gramEnd"/>
-      <w:r>
-        <w:rPr>
-          <w:rFonts w:hint="eastAsia"/>
-        </w:rPr>
-        <w:t>如有指向玩家的，处理方式和回合开始阶段的处理方式一致，都由当回合负责行动的玩家承受。</w:t>
-      </w:r>
-    </w:p>
-    <w:p>
-      <w:pPr>
-        <w:pStyle w:val="3"/>
-        <w:rPr>
-          <w:rFonts w:hint="eastAsia"/>
-        </w:rPr>
-      </w:pPr>
-      <w:r>
-        <w:rPr>
-          <w:rFonts w:hint="eastAsia"/>
-        </w:rPr>
-        <w:t>战斗的变动</w:t>
-      </w:r>
-    </w:p>
-    <w:p>
-      <w:pPr>
-        <w:ind w:firstLine="420"/>
-        <w:rPr>
-          <w:rFonts w:hint="eastAsia"/>
-        </w:rPr>
-      </w:pPr>
-      <w:r>
-        <w:rPr>
-          <w:rFonts w:hint="eastAsia"/>
-        </w:rPr>
-        <w:t>一名玩家出的牌为战场</w:t>
-      </w:r>
-      <w:proofErr w:type="gramStart"/>
-      <w:r>
-        <w:rPr>
-          <w:rFonts w:hint="eastAsia"/>
-        </w:rPr>
-        <w:t>玩家侧某一行</w:t>
-      </w:r>
-      <w:proofErr w:type="gramEnd"/>
-      <w:r>
-        <w:rPr>
-          <w:rFonts w:hint="eastAsia"/>
-        </w:rPr>
-        <w:t>的第一张牌时，出牌的玩家在那一行放上自己的玩家指示物，以标记自己为这一行需要进行的战斗轮的主战者。</w:t>
-      </w:r>
-    </w:p>
-    <w:p>
-      <w:pPr>
-        <w:ind w:firstLine="420"/>
-        <w:rPr>
-          <w:rFonts w:hint="eastAsia"/>
-        </w:rPr>
-      </w:pPr>
-      <w:r>
-        <w:rPr>
-          <w:rFonts w:hint="eastAsia"/>
-        </w:rPr>
-        <w:t>负责执行行动的玩家在行动阶段选择进入战斗后，由那名玩家</w:t>
-      </w:r>
-      <w:proofErr w:type="gramStart"/>
-      <w:r>
-        <w:rPr>
-          <w:rFonts w:hint="eastAsia"/>
-        </w:rPr>
-        <w:t>选探索区</w:t>
-      </w:r>
-      <w:proofErr w:type="gramEnd"/>
-      <w:r>
-        <w:rPr>
-          <w:rFonts w:hint="eastAsia"/>
-        </w:rPr>
-        <w:t>一列牌移入战场敌对侧，这里假设那名玩家是P1。之后，P1从手牌出牌到战场玩家侧自己那一列的某一行。P1可以一次出多张牌，但只能在一行里出牌。P1出完牌后，轮到P2出牌，</w:t>
-      </w:r>
-      <w:r>
-        <w:rPr>
-          <w:rFonts w:hint="eastAsia"/>
-        </w:rPr>
-        <w:t>但</w:t>
-      </w:r>
-      <w:r>
-        <w:rPr>
-          <w:rFonts w:hint="eastAsia"/>
-        </w:rPr>
-        <w:t>只能将牌出在P1刚才出牌的那一行的同一行或更靠近顶端的行</w:t>
-      </w:r>
-      <w:r>
-        <w:rPr>
-          <w:rFonts w:hint="eastAsia"/>
-        </w:rPr>
-        <w:t>，其他出牌规则同P1，如果</w:t>
-      </w:r>
-      <w:r>
-        <w:rPr>
-          <w:rFonts w:hint="eastAsia"/>
-        </w:rPr>
-        <w:t>P2选择将牌出在P1出牌的</w:t>
-      </w:r>
-      <w:r>
-        <w:rPr>
-          <w:rFonts w:hint="eastAsia"/>
-        </w:rPr>
-        <w:t>新的</w:t>
-      </w:r>
-      <w:r>
-        <w:rPr>
-          <w:rFonts w:hint="eastAsia"/>
-        </w:rPr>
-        <w:t>一行，则P2</w:t>
-      </w:r>
-      <w:r>
-        <w:rPr>
-          <w:rFonts w:hint="eastAsia"/>
-        </w:rPr>
-        <w:t>同样地</w:t>
-      </w:r>
-      <w:r>
-        <w:rPr>
-          <w:rFonts w:hint="eastAsia"/>
-        </w:rPr>
-        <w:t>成为</w:t>
-      </w:r>
-      <w:r>
-        <w:rPr>
-          <w:rFonts w:hint="eastAsia"/>
-        </w:rPr>
-        <w:t>新的那</w:t>
-      </w:r>
-      <w:r>
-        <w:rPr>
-          <w:rFonts w:hint="eastAsia"/>
-        </w:rPr>
-        <w:t>一行的</w:t>
-      </w:r>
-      <w:r>
-        <w:rPr>
-          <w:rFonts w:hint="eastAsia"/>
-        </w:rPr>
-        <w:t>主战者，之后又轮到P1出牌，以此往复直到某一名玩家决定停止出牌。一名玩家停止出牌后，另一名玩家也不能继续出牌了。</w:t>
-      </w:r>
-    </w:p>
-    <w:p>
-      <w:pPr>
-        <w:ind w:firstLine="420"/>
-        <w:rPr>
-          <w:rFonts w:hint="eastAsia"/>
-        </w:rPr>
-      </w:pPr>
-      <w:r>
-        <w:rPr>
-          <w:rFonts w:hint="eastAsia"/>
-        </w:rPr>
-        <w:t>两名玩家出完牌后，战场两侧的合计点数仍按单人规则计算。</w:t>
-      </w:r>
-      <w:r>
-        <w:rPr>
-          <w:rFonts w:hint="eastAsia"/>
-        </w:rPr>
-        <w:t>如果战场中的</w:t>
-      </w:r>
-      <w:proofErr w:type="gramStart"/>
-      <w:r>
-        <w:rPr>
-          <w:rFonts w:hint="eastAsia"/>
-        </w:rPr>
-        <w:t>牌效</w:t>
-      </w:r>
-      <w:r>
-        <w:rPr>
-          <w:rFonts w:hint="eastAsia"/>
-        </w:rPr>
-        <w:lastRenderedPageBreak/>
-        <w:t>果</w:t>
       </w:r>
       <w:proofErr w:type="gramEnd"/>
       <w:r>

--- a/规则书.docx
+++ b/规则书.docx
@@ -107,21 +107,7 @@
         <w:rPr>
           <w:rFonts w:hint="eastAsia"/>
         </w:rPr>
-        <w:t>每一轮开始时，玩家</w:t>
-      </w:r>
-      <w:proofErr w:type="gramStart"/>
-      <w:r>
-        <w:rPr>
-          <w:rFonts w:hint="eastAsia"/>
-        </w:rPr>
-        <w:t>从牌堆发牌</w:t>
-      </w:r>
-      <w:proofErr w:type="gramEnd"/>
-      <w:r>
-        <w:rPr>
-          <w:rFonts w:hint="eastAsia"/>
-        </w:rPr>
-        <w:t>到场</w:t>
+        <w:t>每一轮开始时，玩家从牌堆发牌到场</w:t>
       </w:r>
       <w:r>
         <w:rPr>
@@ -145,21 +131,7 @@
         <w:rPr>
           <w:rFonts w:hint="eastAsia"/>
         </w:rPr>
-        <w:t>从同一</w:t>
-      </w:r>
-      <w:proofErr w:type="gramStart"/>
-      <w:r>
-        <w:rPr>
-          <w:rFonts w:hint="eastAsia"/>
-        </w:rPr>
-        <w:t>牌堆抽</w:t>
-      </w:r>
-      <w:proofErr w:type="gramEnd"/>
-      <w:r>
-        <w:rPr>
-          <w:rFonts w:hint="eastAsia"/>
-        </w:rPr>
-        <w:t>若干</w:t>
+        <w:t>从同一牌堆抽若干</w:t>
       </w:r>
       <w:r>
         <w:rPr>
@@ -448,7 +420,6 @@
       <w:r>
         <w:tab/>
       </w:r>
-      <w:proofErr w:type="gramStart"/>
       <w:r>
         <w:rPr>
           <w:rFonts w:hint="eastAsia"/>
@@ -461,7 +432,6 @@
         </w:rPr>
         <w:t>区</w:t>
       </w:r>
-      <w:proofErr w:type="gramEnd"/>
       <w:r>
         <w:rPr>
           <w:rFonts w:hint="eastAsia"/>
@@ -490,21 +460,7 @@
         <w:rPr>
           <w:rFonts w:hint="eastAsia"/>
         </w:rPr>
-        <w:t>从</w:t>
-      </w:r>
-      <w:proofErr w:type="gramStart"/>
-      <w:r>
-        <w:rPr>
-          <w:rFonts w:hint="eastAsia"/>
-        </w:rPr>
-        <w:t>牌堆直接</w:t>
-      </w:r>
-      <w:proofErr w:type="gramEnd"/>
-      <w:r>
-        <w:rPr>
-          <w:rFonts w:hint="eastAsia"/>
-        </w:rPr>
-        <w:t>发出</w:t>
+        <w:t>从牌堆直接发出</w:t>
       </w:r>
       <w:r>
         <w:rPr>
@@ -648,14 +604,12 @@
       <w:r>
         <w:tab/>
       </w:r>
-      <w:proofErr w:type="gramStart"/>
       <w:r>
         <w:rPr>
           <w:rFonts w:hint="eastAsia"/>
         </w:rPr>
         <w:t>楼层区</w:t>
       </w:r>
-      <w:proofErr w:type="gramEnd"/>
       <w:r>
         <w:rPr>
           <w:rFonts w:hint="eastAsia"/>
@@ -702,21 +656,7 @@
         <w:rPr>
           <w:rFonts w:hint="eastAsia"/>
         </w:rPr>
-        <w:t>在</w:t>
-      </w:r>
-      <w:proofErr w:type="gramStart"/>
-      <w:r>
-        <w:rPr>
-          <w:rFonts w:hint="eastAsia"/>
-        </w:rPr>
-        <w:t>奖励区</w:t>
-      </w:r>
-      <w:proofErr w:type="gramEnd"/>
-      <w:r>
-        <w:rPr>
-          <w:rFonts w:hint="eastAsia"/>
-        </w:rPr>
-        <w:t>中时，称为奖励牌</w:t>
+        <w:t>在奖励区中时，称为奖励牌</w:t>
       </w:r>
       <w:r>
         <w:rPr>
@@ -754,7 +694,6 @@
         </w:rPr>
         <w:t>势力的牌时，</w:t>
       </w:r>
-      <w:proofErr w:type="gramStart"/>
       <w:r>
         <w:rPr>
           <w:rFonts w:hint="eastAsia"/>
@@ -766,14 +705,7 @@
           <w:rFonts w:hint="eastAsia"/>
         </w:rPr>
         <w:lastRenderedPageBreak/>
-        <w:t>励区</w:t>
-      </w:r>
-      <w:proofErr w:type="gramEnd"/>
-      <w:r>
-        <w:rPr>
-          <w:rFonts w:hint="eastAsia"/>
-        </w:rPr>
-        <w:t>解禁，</w:t>
+        <w:t>励区解禁，</w:t>
       </w:r>
       <w:r>
         <w:rPr>
@@ -785,21 +717,7 @@
         <w:rPr>
           <w:rFonts w:hint="eastAsia"/>
         </w:rPr>
-        <w:t>对应</w:t>
-      </w:r>
-      <w:proofErr w:type="gramStart"/>
-      <w:r>
-        <w:rPr>
-          <w:rFonts w:hint="eastAsia"/>
-        </w:rPr>
-        <w:t>奖励区</w:t>
-      </w:r>
-      <w:proofErr w:type="gramEnd"/>
-      <w:r>
-        <w:rPr>
-          <w:rFonts w:hint="eastAsia"/>
-        </w:rPr>
-        <w:t>的奖励牌</w:t>
+        <w:t>对应奖励区的奖励牌</w:t>
       </w:r>
       <w:r>
         <w:rPr>
@@ -854,14 +772,12 @@
         </w:rPr>
         <w:t>位于</w:t>
       </w:r>
-      <w:proofErr w:type="gramStart"/>
       <w:r>
         <w:rPr>
           <w:rFonts w:hint="eastAsia"/>
         </w:rPr>
         <w:t>楼层区</w:t>
       </w:r>
-      <w:proofErr w:type="gramEnd"/>
       <w:r>
         <w:rPr>
           <w:rFonts w:hint="eastAsia"/>
@@ -944,16 +860,8 @@
         <w:rPr>
           <w:rFonts w:hint="eastAsia"/>
         </w:rPr>
-        <w:t>放置待抽取的</w:t>
-      </w:r>
-      <w:proofErr w:type="gramStart"/>
-      <w:r>
-        <w:rPr>
-          <w:rFonts w:hint="eastAsia"/>
-        </w:rPr>
-        <w:t>主牌堆牌</w:t>
-      </w:r>
-      <w:proofErr w:type="gramEnd"/>
+        <w:t>放置待抽取的主牌堆牌</w:t>
+      </w:r>
       <w:r>
         <w:rPr>
           <w:rStyle w:val="af0"/>
@@ -1050,21 +958,7 @@
         <w:rPr>
           <w:rFonts w:hint="eastAsia"/>
         </w:rPr>
-        <w:t>被消灭的</w:t>
-      </w:r>
-      <w:proofErr w:type="gramStart"/>
-      <w:r>
-        <w:rPr>
-          <w:rFonts w:hint="eastAsia"/>
-        </w:rPr>
-        <w:t>主牌堆牌的</w:t>
-      </w:r>
-      <w:proofErr w:type="gramEnd"/>
-      <w:r>
-        <w:rPr>
-          <w:rFonts w:hint="eastAsia"/>
-        </w:rPr>
-        <w:t>区域。</w:t>
+        <w:t>被消灭的主牌堆牌的区域。</w:t>
       </w:r>
     </w:p>
     <w:p>
@@ -1078,16 +972,8 @@
         <w:rPr>
           <w:rFonts w:hint="eastAsia"/>
         </w:rPr>
-        <w:t>遭遇</w:t>
-      </w:r>
-      <w:proofErr w:type="gramStart"/>
-      <w:r>
-        <w:rPr>
-          <w:rFonts w:hint="eastAsia"/>
-        </w:rPr>
-        <w:t>牌弃牌堆</w:t>
-      </w:r>
-      <w:proofErr w:type="gramEnd"/>
+        <w:t>遭遇牌弃牌堆</w:t>
+      </w:r>
     </w:p>
     <w:p>
       <w:pPr>
@@ -1132,21 +1018,7 @@
         <w:rPr>
           <w:rFonts w:hint="eastAsia"/>
         </w:rPr>
-        <w:t>统计当前楼层数、</w:t>
-      </w:r>
-      <w:proofErr w:type="gramStart"/>
-      <w:r>
-        <w:rPr>
-          <w:rFonts w:hint="eastAsia"/>
-        </w:rPr>
-        <w:t>楼层区</w:t>
-      </w:r>
-      <w:proofErr w:type="gramEnd"/>
-      <w:r>
-        <w:rPr>
-          <w:rFonts w:hint="eastAsia"/>
-        </w:rPr>
-        <w:t>的</w:t>
+        <w:t>统计当前楼层数、楼层区的</w:t>
       </w:r>
       <w:r>
         <w:rPr>
@@ -1195,14 +1067,12 @@
           <w:rFonts w:hint="eastAsia"/>
         </w:rPr>
       </w:pPr>
-      <w:proofErr w:type="gramStart"/>
       <w:r>
         <w:rPr>
           <w:rFonts w:hint="eastAsia"/>
         </w:rPr>
         <w:t>弃牌堆</w:t>
       </w:r>
-      <w:proofErr w:type="gramEnd"/>
     </w:p>
     <w:p>
       <w:pPr>
@@ -1223,21 +1093,7 @@
         <w:rPr>
           <w:rFonts w:hint="eastAsia"/>
         </w:rPr>
-        <w:t>。玩家进入新楼层时，需要根据</w:t>
-      </w:r>
-      <w:proofErr w:type="gramStart"/>
-      <w:r>
-        <w:rPr>
-          <w:rFonts w:hint="eastAsia"/>
-        </w:rPr>
-        <w:t>弃牌堆</w:t>
-      </w:r>
-      <w:proofErr w:type="gramEnd"/>
-      <w:r>
-        <w:rPr>
-          <w:rFonts w:hint="eastAsia"/>
-        </w:rPr>
-        <w:t>的牌的数量进行计分</w:t>
+        <w:t>。玩家进入新楼层时，需要根据弃牌堆的牌的数量进行计分</w:t>
       </w:r>
       <w:r>
         <w:rPr>
@@ -1442,21 +1298,7 @@
         <w:rPr>
           <w:rFonts w:hint="eastAsia"/>
         </w:rPr>
-        <w:t>的各项数据，包括生命值（HP）、法力值（MP）、金币数量（GP）和失分数。用两个十面</w:t>
-      </w:r>
-      <w:proofErr w:type="gramStart"/>
-      <w:r>
-        <w:rPr>
-          <w:rFonts w:hint="eastAsia"/>
-        </w:rPr>
-        <w:t>骰</w:t>
-      </w:r>
-      <w:proofErr w:type="gramEnd"/>
-      <w:r>
-        <w:rPr>
-          <w:rFonts w:hint="eastAsia"/>
-        </w:rPr>
-        <w:t>分别记录个位和十位的数据。</w:t>
+        <w:t>的各项数据，包括生命值（HP）、法力值（MP）、金币数量（GP）和失分数。用两个十面骰分别记录个位和十位的数据。</w:t>
       </w:r>
     </w:p>
     <w:p>
@@ -1487,7 +1329,6 @@
         </w:rPr>
         <w:t>本游戏中的</w:t>
       </w:r>
-      <w:proofErr w:type="gramStart"/>
       <w:r>
         <w:rPr>
           <w:rFonts w:hint="eastAsia"/>
@@ -1498,14 +1339,7 @@
         <w:rPr>
           <w:rFonts w:hint="eastAsia"/>
         </w:rPr>
-        <w:t>备</w:t>
-      </w:r>
-      <w:proofErr w:type="gramEnd"/>
-      <w:r>
-        <w:rPr>
-          <w:rFonts w:hint="eastAsia"/>
-        </w:rPr>
-        <w:t>如下要素：牌名，类型，效果。其中牌名</w:t>
+        <w:t>备如下要素：牌名，类型，效果。其中牌名</w:t>
       </w:r>
       <w:r>
         <w:rPr>
@@ -1567,21 +1401,7 @@
         <w:rPr>
           <w:rFonts w:hint="eastAsia"/>
         </w:rPr>
-        <w:t>部分</w:t>
-      </w:r>
-      <w:proofErr w:type="gramStart"/>
-      <w:r>
-        <w:rPr>
-          <w:rFonts w:hint="eastAsia"/>
-        </w:rPr>
-        <w:t>牌具备</w:t>
-      </w:r>
-      <w:proofErr w:type="gramEnd"/>
-      <w:r>
-        <w:rPr>
-          <w:rFonts w:hint="eastAsia"/>
-        </w:rPr>
-        <w:t>额外要素：点数，标签。</w:t>
+        <w:t>部分牌具备额外要素：点数，标签。</w:t>
       </w:r>
       <w:r>
         <w:rPr>
@@ -1593,21 +1413,7 @@
         <w:rPr>
           <w:rFonts w:hint="eastAsia"/>
         </w:rPr>
-        <w:t>；标签位于</w:t>
-      </w:r>
-      <w:proofErr w:type="gramStart"/>
-      <w:r>
-        <w:rPr>
-          <w:rFonts w:hint="eastAsia"/>
-        </w:rPr>
-        <w:t>牌面正</w:t>
-      </w:r>
-      <w:proofErr w:type="gramEnd"/>
-      <w:r>
-        <w:rPr>
-          <w:rFonts w:hint="eastAsia"/>
-        </w:rPr>
-        <w:t>中央</w:t>
+        <w:t>；标签位于牌面正中央</w:t>
       </w:r>
       <w:r>
         <w:rPr>
@@ -1845,23 +1651,8 @@
         <w:rPr>
           <w:rFonts w:hint="eastAsia"/>
         </w:rPr>
-        <w:t>类型为怪物和陷阱的</w:t>
-      </w:r>
-      <w:proofErr w:type="gramStart"/>
-      <w:r>
-        <w:rPr>
-          <w:rFonts w:hint="eastAsia"/>
-        </w:rPr>
-        <w:t>牌属于</w:t>
-      </w:r>
-      <w:proofErr w:type="gramEnd"/>
-      <w:r>
-        <w:rPr>
-          <w:rFonts w:hint="eastAsia"/>
-        </w:rPr>
-        <w:t>主牌堆，在游戏中会被发到</w:t>
-      </w:r>
-      <w:proofErr w:type="gramStart"/>
+        <w:t>类型为怪物和陷阱的牌属于主牌堆，在游戏中会被发到</w:t>
+      </w:r>
       <w:r>
         <w:rPr>
           <w:rFonts w:hint="eastAsia"/>
@@ -1872,34 +1663,13 @@
         <w:rPr>
           <w:rFonts w:hint="eastAsia"/>
         </w:rPr>
-        <w:t>以及玩家手</w:t>
-      </w:r>
-      <w:proofErr w:type="gramEnd"/>
-      <w:r>
-        <w:rPr>
-          <w:rFonts w:hint="eastAsia"/>
-        </w:rPr>
-        <w:t>牌。主牌</w:t>
-      </w:r>
-      <w:proofErr w:type="gramStart"/>
-      <w:r>
-        <w:rPr>
-          <w:rFonts w:hint="eastAsia"/>
-        </w:rPr>
-        <w:t>堆</w:t>
-      </w:r>
-      <w:r>
-        <w:rPr>
-          <w:rFonts w:hint="eastAsia"/>
-        </w:rPr>
-        <w:t>牌右</w:t>
-      </w:r>
-      <w:proofErr w:type="gramEnd"/>
-      <w:r>
-        <w:rPr>
-          <w:rFonts w:hint="eastAsia"/>
-        </w:rPr>
-        <w:t>上角的点数用于拼点。怪物牌</w:t>
+        <w:t>以及玩家手牌。主牌堆</w:t>
+      </w:r>
+      <w:r>
+        <w:rPr>
+          <w:rFonts w:hint="eastAsia"/>
+        </w:rPr>
+        <w:t>牌右上角的点数用于拼点。怪物牌</w:t>
       </w:r>
       <w:r>
         <w:rPr>
@@ -1935,21 +1705,7 @@
         <w:rPr>
           <w:rFonts w:hint="eastAsia"/>
         </w:rPr>
-        <w:t>种族。</w:t>
-      </w:r>
-      <w:proofErr w:type="gramStart"/>
-      <w:r>
-        <w:rPr>
-          <w:rFonts w:hint="eastAsia"/>
-        </w:rPr>
-        <w:t>主牌堆牌被</w:t>
-      </w:r>
-      <w:proofErr w:type="gramEnd"/>
-      <w:r>
-        <w:rPr>
-          <w:rFonts w:hint="eastAsia"/>
-        </w:rPr>
-        <w:t>弃置时送</w:t>
+        <w:t>种族。主牌堆牌被弃置时送</w:t>
       </w:r>
       <w:r>
         <w:rPr>
@@ -1957,21 +1713,12 @@
         </w:rPr>
         <w:t>去</w:t>
       </w:r>
-      <w:proofErr w:type="gramStart"/>
-      <w:r>
-        <w:rPr>
-          <w:rFonts w:hint="eastAsia"/>
-        </w:rPr>
-        <w:t>弃牌堆</w:t>
-      </w:r>
-      <w:proofErr w:type="gramEnd"/>
-      <w:r>
-        <w:rPr>
-          <w:rFonts w:hint="eastAsia"/>
-        </w:rPr>
-        <w:t>，</w:t>
-      </w:r>
-      <w:proofErr w:type="gramStart"/>
+      <w:r>
+        <w:rPr>
+          <w:rFonts w:hint="eastAsia"/>
+        </w:rPr>
+        <w:t>弃牌堆，</w:t>
+      </w:r>
       <w:r>
         <w:rPr>
           <w:rFonts w:hint="eastAsia"/>
@@ -1982,14 +1729,7 @@
         <w:rPr>
           <w:rFonts w:hint="eastAsia"/>
         </w:rPr>
-        <w:t>时</w:t>
-      </w:r>
-      <w:proofErr w:type="gramEnd"/>
-      <w:r>
-        <w:rPr>
-          <w:rFonts w:hint="eastAsia"/>
-        </w:rPr>
-        <w:t>送去墓地堆。</w:t>
+        <w:t>时送去墓地堆。</w:t>
       </w:r>
     </w:p>
     <w:p>
@@ -2005,47 +1745,17 @@
         </w:rPr>
         <w:t>有时，</w:t>
       </w:r>
-      <w:proofErr w:type="gramStart"/>
       <w:r>
         <w:rPr>
           <w:rFonts w:hint="eastAsia"/>
         </w:rPr>
         <w:t>楼层区</w:t>
       </w:r>
-      <w:proofErr w:type="gramEnd"/>
-      <w:r>
-        <w:rPr>
-          <w:rFonts w:hint="eastAsia"/>
-        </w:rPr>
-        <w:t>的</w:t>
-      </w:r>
-      <w:proofErr w:type="gramStart"/>
-      <w:r>
-        <w:rPr>
-          <w:rFonts w:hint="eastAsia"/>
-        </w:rPr>
-        <w:t>主牌堆牌的</w:t>
-      </w:r>
-      <w:proofErr w:type="gramEnd"/>
-      <w:r>
-        <w:rPr>
-          <w:rFonts w:hint="eastAsia"/>
-        </w:rPr>
-        <w:t>点数会发生变化，此时需要玩家在其上放置指示物，</w:t>
-      </w:r>
-      <w:proofErr w:type="gramStart"/>
-      <w:r>
-        <w:rPr>
-          <w:rFonts w:hint="eastAsia"/>
-        </w:rPr>
-        <w:t>主牌堆牌离场</w:t>
-      </w:r>
-      <w:proofErr w:type="gramEnd"/>
-      <w:r>
-        <w:rPr>
-          <w:rFonts w:hint="eastAsia"/>
-        </w:rPr>
-        <w:t>时，这些指示物也一并除去。</w:t>
+      <w:r>
+        <w:rPr>
+          <w:rFonts w:hint="eastAsia"/>
+        </w:rPr>
+        <w:t>的主牌堆牌的点数会发生变化，此时需要玩家在其上放置指示物，主牌堆牌离场时，这些指示物也一并除去。</w:t>
       </w:r>
     </w:p>
     <w:p>
@@ -2087,30 +1797,14 @@
         <w:rPr>
           <w:rFonts w:hint="eastAsia"/>
         </w:rPr>
-        <w:t>，创造并打出一张虚拟牌，以</w:t>
-      </w:r>
-      <w:proofErr w:type="gramStart"/>
-      <w:r>
-        <w:rPr>
-          <w:rFonts w:hint="eastAsia"/>
-        </w:rPr>
-        <w:t>平衡手</w:t>
-      </w:r>
-      <w:proofErr w:type="gramEnd"/>
-      <w:r>
-        <w:rPr>
-          <w:rFonts w:hint="eastAsia"/>
-        </w:rPr>
-        <w:t>牌和</w:t>
-      </w:r>
-      <w:proofErr w:type="gramStart"/>
+        <w:t>，创造并打出一张虚拟牌，以平衡手牌和</w:t>
+      </w:r>
       <w:r>
         <w:rPr>
           <w:rFonts w:hint="eastAsia"/>
         </w:rPr>
         <w:t>楼层区</w:t>
       </w:r>
-      <w:proofErr w:type="gramEnd"/>
       <w:r>
         <w:rPr>
           <w:rFonts w:hint="eastAsia"/>
@@ -2150,7 +1844,6 @@
         </w:rPr>
         <w:t>默认情况下，</w:t>
       </w:r>
-      <w:proofErr w:type="gramStart"/>
       <w:r>
         <w:rPr>
           <w:rFonts w:hint="eastAsia"/>
@@ -2161,14 +1854,7 @@
         <w:rPr>
           <w:rFonts w:hint="eastAsia"/>
         </w:rPr>
-        <w:t>只能</w:t>
-      </w:r>
-      <w:proofErr w:type="gramEnd"/>
-      <w:r>
-        <w:rPr>
-          <w:rFonts w:hint="eastAsia"/>
-        </w:rPr>
-        <w:t>同时存在一张化身牌。默认情况下，</w:t>
+        <w:t>只能同时存在一张化身牌。默认情况下，</w:t>
       </w:r>
       <w:r>
         <w:rPr>
@@ -2196,49 +1882,497 @@
           <w:rFonts w:hint="eastAsia"/>
         </w:rPr>
       </w:pPr>
-      <w:proofErr w:type="gramStart"/>
-      <w:r>
-        <w:rPr>
-          <w:rFonts w:hint="eastAsia"/>
-        </w:rPr>
-        <w:t>升级牌堆的</w:t>
-      </w:r>
-      <w:proofErr w:type="gramEnd"/>
+      <w:r>
+        <w:rPr>
+          <w:rFonts w:hint="eastAsia"/>
+        </w:rPr>
+        <w:t>升级牌堆的牌</w:t>
+      </w:r>
+    </w:p>
+    <w:p>
+      <w:pPr>
+        <w:rPr>
+          <w:rFonts w:hint="eastAsia"/>
+        </w:rPr>
+      </w:pPr>
+      <w:r>
+        <w:tab/>
+      </w:r>
+      <w:r>
+        <w:rPr>
+          <w:rFonts w:hint="eastAsia"/>
+        </w:rPr>
+        <w:t>类型为被动、技能和法术的牌属于</w:t>
+      </w:r>
+      <w:r>
+        <w:rPr>
+          <w:rFonts w:hint="eastAsia"/>
+        </w:rPr>
+        <w:t>升级牌堆</w:t>
+      </w:r>
+      <w:r>
+        <w:rPr>
+          <w:rFonts w:hint="eastAsia"/>
+        </w:rPr>
+        <w:t>。</w:t>
+      </w:r>
+      <w:r>
+        <w:rPr>
+          <w:rFonts w:hint="eastAsia"/>
+        </w:rPr>
+        <w:t>升级牌被弃置时放到升级牌堆底部。</w:t>
+      </w:r>
+    </w:p>
+    <w:p>
+      <w:pPr>
+        <w:ind w:firstLine="420"/>
+        <w:rPr>
+          <w:rFonts w:hint="eastAsia"/>
+        </w:rPr>
+      </w:pPr>
+      <w:r>
+        <w:rPr>
+          <w:rFonts w:hint="eastAsia"/>
+        </w:rPr>
+        <w:t>玩家获得升级牌后，将其放到玩家面板的对应区域，不同类型的升级牌使用方式也不同。</w:t>
+      </w:r>
+    </w:p>
+    <w:p>
+      <w:pPr>
+        <w:rPr>
+          <w:rFonts w:hint="eastAsia"/>
+        </w:rPr>
+      </w:pPr>
+      <w:r>
+        <w:tab/>
+      </w:r>
+      <w:r>
+        <w:rPr>
+          <w:rFonts w:hint="eastAsia"/>
+        </w:rPr>
+        <w:t>被动牌一经获得，无需主动使用，持续生效。</w:t>
+      </w:r>
+    </w:p>
+    <w:p>
+      <w:pPr>
+        <w:rPr>
+          <w:rFonts w:hint="eastAsia"/>
+        </w:rPr>
+      </w:pPr>
+      <w:r>
+        <w:tab/>
+      </w:r>
+      <w:r>
+        <w:rPr>
+          <w:rFonts w:hint="eastAsia"/>
+        </w:rPr>
+        <w:t>法术牌通过支付MP使用</w:t>
+      </w:r>
+      <w:r>
+        <w:rPr>
+          <w:rFonts w:hint="eastAsia"/>
+        </w:rPr>
+        <w:t>，法术牌右上角的点数表示使用该</w:t>
+      </w:r>
+      <w:r>
+        <w:rPr>
+          <w:rFonts w:hint="eastAsia"/>
+        </w:rPr>
+        <w:t>法术需要消耗的MP。</w:t>
+      </w:r>
+    </w:p>
+    <w:p>
+      <w:pPr>
+        <w:rPr>
+          <w:rFonts w:hint="eastAsia"/>
+        </w:rPr>
+      </w:pPr>
+      <w:r>
+        <w:tab/>
+      </w:r>
+      <w:r>
+        <w:rPr>
+          <w:rFonts w:hint="eastAsia"/>
+        </w:rPr>
+        <w:t>技能牌需要</w:t>
+      </w:r>
+      <w:r>
+        <w:rPr>
+          <w:rFonts w:hint="eastAsia"/>
+        </w:rPr>
+        <w:t>楼层区</w:t>
+      </w:r>
+      <w:r>
+        <w:rPr>
+          <w:rFonts w:hint="eastAsia"/>
+        </w:rPr>
+        <w:t>有点数符合要求的化身牌时才能使用</w:t>
+      </w:r>
+      <w:r>
+        <w:rPr>
+          <w:rFonts w:hint="eastAsia"/>
+        </w:rPr>
+        <w:t>，</w:t>
+      </w:r>
+      <w:r>
+        <w:rPr>
+          <w:rFonts w:hint="eastAsia"/>
+        </w:rPr>
+        <w:t>使用时，用技能牌替换对应的化身牌，离场时再放回玩家的</w:t>
+      </w:r>
+      <w:r>
+        <w:rPr>
+          <w:rFonts w:hint="eastAsia"/>
+        </w:rPr>
+        <w:t>技能</w:t>
+      </w:r>
+      <w:r>
+        <w:rPr>
+          <w:rFonts w:hint="eastAsia"/>
+        </w:rPr>
+        <w:t>池</w:t>
+      </w:r>
+      <w:r>
+        <w:rPr>
+          <w:rFonts w:hint="eastAsia"/>
+        </w:rPr>
+        <w:t>。技能牌</w:t>
+      </w:r>
+      <w:r>
+        <w:rPr>
+          <w:rFonts w:hint="eastAsia"/>
+        </w:rPr>
+        <w:t>右上角的点数</w:t>
+      </w:r>
+      <w:r>
+        <w:rPr>
+          <w:rFonts w:hint="eastAsia"/>
+        </w:rPr>
+        <w:t>表示能够使用该技能牌的</w:t>
+      </w:r>
+      <w:r>
+        <w:rPr>
+          <w:rFonts w:hint="eastAsia"/>
+        </w:rPr>
+        <w:t>化身牌的最小点数。</w:t>
+      </w:r>
+    </w:p>
+    <w:p>
+      <w:pPr>
+        <w:pStyle w:val="4"/>
+        <w:rPr>
+          <w:rFonts w:hint="eastAsia"/>
+        </w:rPr>
+      </w:pPr>
+      <w:r>
+        <w:rPr>
+          <w:rFonts w:hint="eastAsia"/>
+        </w:rPr>
+        <w:t>遭遇牌堆的牌</w:t>
+      </w:r>
+    </w:p>
+    <w:p>
+      <w:pPr>
+        <w:rPr>
+          <w:rFonts w:hint="eastAsia"/>
+        </w:rPr>
+      </w:pPr>
+      <w:r>
+        <w:tab/>
+      </w:r>
+      <w:r>
+        <w:rPr>
+          <w:rFonts w:hint="eastAsia"/>
+        </w:rPr>
+        <w:t>类型为事件、道具</w:t>
+      </w:r>
+      <w:r>
+        <w:rPr>
+          <w:rFonts w:hint="eastAsia"/>
+        </w:rPr>
+        <w:t>、</w:t>
+      </w:r>
+      <w:r>
+        <w:rPr>
+          <w:rFonts w:hint="eastAsia"/>
+        </w:rPr>
+        <w:t>弹药</w:t>
+      </w:r>
+      <w:r>
+        <w:rPr>
+          <w:rFonts w:hint="eastAsia"/>
+        </w:rPr>
+        <w:t>和场地</w:t>
+      </w:r>
+      <w:r>
+        <w:rPr>
+          <w:rFonts w:hint="eastAsia"/>
+        </w:rPr>
+        <w:t>的牌属于</w:t>
+      </w:r>
+      <w:r>
+        <w:rPr>
+          <w:rFonts w:hint="eastAsia"/>
+        </w:rPr>
+        <w:t>遭遇牌堆</w:t>
+      </w:r>
+      <w:r>
+        <w:rPr>
+          <w:rFonts w:hint="eastAsia"/>
+        </w:rPr>
+        <w:t>，在游戏中</w:t>
+      </w:r>
+      <w:r>
+        <w:rPr>
+          <w:rFonts w:hint="eastAsia"/>
+        </w:rPr>
+        <w:t>随着楼层区重置、与主牌堆牌一同</w:t>
+      </w:r>
+      <w:r>
+        <w:rPr>
+          <w:rFonts w:hint="eastAsia"/>
+        </w:rPr>
+        <w:t>被发到</w:t>
+      </w:r>
+      <w:r>
+        <w:rPr>
+          <w:rFonts w:hint="eastAsia"/>
+        </w:rPr>
+        <w:t>楼层区</w:t>
+      </w:r>
+      <w:r>
+        <w:rPr>
+          <w:rFonts w:hint="eastAsia"/>
+        </w:rPr>
+        <w:t>，进入各行列的</w:t>
+      </w:r>
+      <w:r>
+        <w:rPr>
+          <w:rFonts w:hint="eastAsia"/>
+        </w:rPr>
+        <w:t>奖励区</w:t>
+      </w:r>
+      <w:r>
+        <w:rPr>
+          <w:rFonts w:hint="eastAsia"/>
+        </w:rPr>
+        <w:t>。遭遇牌被弃置时进入遭遇牌弃牌堆。</w:t>
+      </w:r>
+    </w:p>
+    <w:p>
+      <w:pPr>
+        <w:ind w:firstLine="420"/>
+        <w:rPr>
+          <w:rFonts w:hint="eastAsia"/>
+        </w:rPr>
+      </w:pPr>
+      <w:r>
+        <w:rPr>
+          <w:rFonts w:hint="eastAsia"/>
+        </w:rPr>
+        <w:t>事件牌</w:t>
+      </w:r>
+      <w:r>
+        <w:rPr>
+          <w:rFonts w:hint="eastAsia"/>
+        </w:rPr>
+        <w:t>直接在</w:t>
+      </w:r>
+      <w:r>
+        <w:rPr>
+          <w:rFonts w:hint="eastAsia"/>
+        </w:rPr>
+        <w:t>奖励区</w:t>
+      </w:r>
+      <w:r>
+        <w:rPr>
+          <w:rFonts w:hint="eastAsia"/>
+        </w:rPr>
+        <w:t>中</w:t>
+      </w:r>
+      <w:r>
+        <w:rPr>
+          <w:rFonts w:hint="eastAsia"/>
+        </w:rPr>
+        <w:t>使用</w:t>
+      </w:r>
+      <w:r>
+        <w:rPr>
+          <w:rFonts w:hint="eastAsia"/>
+        </w:rPr>
+        <w:t>，使用</w:t>
+      </w:r>
+      <w:r>
+        <w:rPr>
+          <w:rFonts w:hint="eastAsia"/>
+        </w:rPr>
+        <w:t>时立即结算效果</w:t>
+      </w:r>
+      <w:r>
+        <w:rPr>
+          <w:rFonts w:hint="eastAsia"/>
+        </w:rPr>
+        <w:t>，结算完毕后进入弃牌堆。</w:t>
+      </w:r>
+    </w:p>
+    <w:p>
+      <w:pPr>
+        <w:ind w:firstLine="420"/>
+        <w:rPr>
+          <w:rFonts w:hint="eastAsia"/>
+        </w:rPr>
+      </w:pPr>
+      <w:r>
+        <w:rPr>
+          <w:rFonts w:hint="eastAsia"/>
+        </w:rPr>
+        <w:t>道具</w:t>
+      </w:r>
       <w:r>
         <w:rPr>
           <w:rFonts w:hint="eastAsia"/>
         </w:rPr>
         <w:t>牌</w:t>
       </w:r>
-    </w:p>
-    <w:p>
-      <w:pPr>
-        <w:rPr>
-          <w:rFonts w:hint="eastAsia"/>
-        </w:rPr>
-      </w:pPr>
-      <w:r>
-        <w:tab/>
-      </w:r>
-      <w:r>
-        <w:rPr>
-          <w:rFonts w:hint="eastAsia"/>
-        </w:rPr>
-        <w:t>类型为被动、技能和法术的</w:t>
-      </w:r>
-      <w:proofErr w:type="gramStart"/>
-      <w:r>
-        <w:rPr>
-          <w:rFonts w:hint="eastAsia"/>
-        </w:rPr>
-        <w:t>牌属于</w:t>
-      </w:r>
-      <w:proofErr w:type="gramEnd"/>
-      <w:r>
-        <w:rPr>
-          <w:rFonts w:hint="eastAsia"/>
-        </w:rPr>
-        <w:t>升级牌堆</w:t>
+      <w:r>
+        <w:rPr>
+          <w:rFonts w:hint="eastAsia"/>
+        </w:rPr>
+        <w:t>先从奖励区移动到玩家的背包区，然后由玩家选择使用的时机</w:t>
+      </w:r>
+      <w:r>
+        <w:rPr>
+          <w:rFonts w:hint="eastAsia"/>
+        </w:rPr>
+        <w:t>，使用并结算效果后进入弃牌堆。</w:t>
+      </w:r>
+      <w:r>
+        <w:rPr>
+          <w:rFonts w:hint="eastAsia"/>
+        </w:rPr>
+        <w:t>同名道具牌在玩家的背包区可以堆叠，堆叠的道具牌仅占据1背包容量。</w:t>
+      </w:r>
+    </w:p>
+    <w:p>
+      <w:pPr>
+        <w:ind w:firstLine="420"/>
+        <w:rPr>
+          <w:rFonts w:hint="eastAsia"/>
+        </w:rPr>
+      </w:pPr>
+      <w:r>
+        <w:rPr>
+          <w:rFonts w:hint="eastAsia"/>
+        </w:rPr>
+        <w:t>弹药牌的效果通常含有与</w:t>
+      </w:r>
+      <w:r>
+        <w:rPr>
+          <w:rFonts w:hint="eastAsia"/>
+        </w:rPr>
+        <w:t>射手牌</w:t>
+      </w:r>
+      <w:r>
+        <w:rPr>
+          <w:rFonts w:hint="eastAsia"/>
+        </w:rPr>
+        <w:t>绑定的描述，例如</w:t>
+      </w:r>
+      <w:r>
+        <w:rPr>
+          <w:rFonts w:hint="eastAsia"/>
+        </w:rPr>
+        <w:t>“</w:t>
+      </w:r>
+      <w:r>
+        <w:rPr>
+          <w:rFonts w:hint="eastAsia"/>
+        </w:rPr>
+        <w:t>射手</w:t>
+      </w:r>
+      <w:r>
+        <w:rPr>
+          <w:rFonts w:hint="eastAsia"/>
+        </w:rPr>
+        <w:t>牌</w:t>
+      </w:r>
+      <w:r>
+        <w:rPr>
+          <w:rFonts w:hint="eastAsia"/>
+        </w:rPr>
+        <w:t>所在房间</w:t>
+      </w:r>
+      <w:r>
+        <w:rPr>
+          <w:rFonts w:hint="eastAsia"/>
+        </w:rPr>
+        <w:t>”</w:t>
+      </w:r>
+      <w:r>
+        <w:rPr>
+          <w:rFonts w:hint="eastAsia"/>
+        </w:rPr>
+        <w:t>等</w:t>
+      </w:r>
+      <w:r>
+        <w:rPr>
+          <w:rFonts w:hint="eastAsia"/>
+        </w:rPr>
+        <w:t>。弹药牌</w:t>
+      </w:r>
+      <w:r>
+        <w:rPr>
+          <w:rFonts w:hint="eastAsia"/>
+        </w:rPr>
+        <w:t>和道具牌</w:t>
+      </w:r>
+      <w:r>
+        <w:rPr>
+          <w:rFonts w:hint="eastAsia"/>
+        </w:rPr>
+        <w:t>类似，也是先移动到玩家的背包区，然后再由玩家选择时机使用，</w:t>
+      </w:r>
+      <w:r>
+        <w:rPr>
+          <w:rFonts w:hint="eastAsia"/>
+        </w:rPr>
+        <w:t>但</w:t>
+      </w:r>
+      <w:r>
+        <w:rPr>
+          <w:rFonts w:hint="eastAsia"/>
+        </w:rPr>
+        <w:t>弹药牌</w:t>
+      </w:r>
+      <w:r>
+        <w:rPr>
+          <w:rFonts w:hint="eastAsia"/>
+        </w:rPr>
+        <w:t>需要</w:t>
+      </w:r>
+      <w:r>
+        <w:rPr>
+          <w:rFonts w:hint="eastAsia"/>
+        </w:rPr>
+        <w:t>楼层区</w:t>
+      </w:r>
+      <w:r>
+        <w:rPr>
+          <w:rFonts w:hint="eastAsia"/>
+        </w:rPr>
+        <w:t>有点数符合要求的、由玩家控制的牌</w:t>
+      </w:r>
+      <w:r>
+        <w:rPr>
+          <w:rFonts w:hint="eastAsia"/>
+        </w:rPr>
+        <w:t>作为射手</w:t>
+      </w:r>
+      <w:r>
+        <w:rPr>
+          <w:rFonts w:hint="eastAsia"/>
+        </w:rPr>
+        <w:t>才能使用</w:t>
       </w:r>
       <w:r>
         <w:rPr>
@@ -2250,22 +2384,20 @@
         <w:rPr>
           <w:rFonts w:hint="eastAsia"/>
         </w:rPr>
-        <w:t>升级牌被弃置时放到</w:t>
-      </w:r>
-      <w:proofErr w:type="gramStart"/>
-      <w:r>
-        <w:rPr>
-          <w:rFonts w:hint="eastAsia"/>
-        </w:rPr>
-        <w:t>升级牌堆底部</w:t>
-      </w:r>
-      <w:proofErr w:type="gramEnd"/>
+        <w:t>弹药牌右上角的点数表示该牌需要的射手牌的点数</w:t>
+      </w:r>
       <w:r>
         <w:rPr>
           <w:rFonts w:hint="eastAsia"/>
         </w:rPr>
         <w:t>。</w:t>
       </w:r>
+      <w:r>
+        <w:rPr>
+          <w:rFonts w:hint="eastAsia"/>
+        </w:rPr>
+        <w:t>同名弹药牌在玩家的背包区可以堆叠，堆叠的弹药牌仅占据1背包容量。</w:t>
+      </w:r>
     </w:p>
     <w:p>
       <w:pPr>
@@ -2278,681 +2410,7 @@
         <w:rPr>
           <w:rFonts w:hint="eastAsia"/>
         </w:rPr>
-        <w:t>玩家获得升级牌后，将其放到玩家面板的对应区域，不同类型的升级牌使用方式也不同。</w:t>
-      </w:r>
-    </w:p>
-    <w:p>
-      <w:pPr>
-        <w:rPr>
-          <w:rFonts w:hint="eastAsia"/>
-        </w:rPr>
-      </w:pPr>
-      <w:r>
-        <w:tab/>
-      </w:r>
-      <w:r>
-        <w:rPr>
-          <w:rFonts w:hint="eastAsia"/>
-        </w:rPr>
-        <w:t>被动牌一经获得，无需主动使用，持续生效。</w:t>
-      </w:r>
-    </w:p>
-    <w:p>
-      <w:pPr>
-        <w:rPr>
-          <w:rFonts w:hint="eastAsia"/>
-        </w:rPr>
-      </w:pPr>
-      <w:r>
-        <w:tab/>
-      </w:r>
-      <w:r>
-        <w:rPr>
-          <w:rFonts w:hint="eastAsia"/>
-        </w:rPr>
-        <w:t>法术</w:t>
-      </w:r>
-      <w:proofErr w:type="gramStart"/>
-      <w:r>
-        <w:rPr>
-          <w:rFonts w:hint="eastAsia"/>
-        </w:rPr>
-        <w:t>牌通过</w:t>
-      </w:r>
-      <w:proofErr w:type="gramEnd"/>
-      <w:r>
-        <w:rPr>
-          <w:rFonts w:hint="eastAsia"/>
-        </w:rPr>
-        <w:t>支付MP使用</w:t>
-      </w:r>
-      <w:r>
-        <w:rPr>
-          <w:rFonts w:hint="eastAsia"/>
-        </w:rPr>
-        <w:t>，</w:t>
-      </w:r>
-      <w:proofErr w:type="gramStart"/>
-      <w:r>
-        <w:rPr>
-          <w:rFonts w:hint="eastAsia"/>
-        </w:rPr>
-        <w:t>法术牌右上角</w:t>
-      </w:r>
-      <w:proofErr w:type="gramEnd"/>
-      <w:r>
-        <w:rPr>
-          <w:rFonts w:hint="eastAsia"/>
-        </w:rPr>
-        <w:t>的点数表示使用该</w:t>
-      </w:r>
-      <w:r>
-        <w:rPr>
-          <w:rFonts w:hint="eastAsia"/>
-        </w:rPr>
-        <w:t>法术需要消耗的MP。</w:t>
-      </w:r>
-    </w:p>
-    <w:p>
-      <w:pPr>
-        <w:rPr>
-          <w:rFonts w:hint="eastAsia"/>
-        </w:rPr>
-      </w:pPr>
-      <w:r>
-        <w:tab/>
-      </w:r>
-      <w:r>
-        <w:rPr>
-          <w:rFonts w:hint="eastAsia"/>
-        </w:rPr>
-        <w:t>技能牌需要</w:t>
-      </w:r>
-      <w:proofErr w:type="gramStart"/>
-      <w:r>
-        <w:rPr>
-          <w:rFonts w:hint="eastAsia"/>
-        </w:rPr>
-        <w:t>楼层区</w:t>
-      </w:r>
-      <w:proofErr w:type="gramEnd"/>
-      <w:r>
-        <w:rPr>
-          <w:rFonts w:hint="eastAsia"/>
-        </w:rPr>
-        <w:t>有点数符合要求的化身牌时才能使用</w:t>
-      </w:r>
-      <w:r>
-        <w:rPr>
-          <w:rFonts w:hint="eastAsia"/>
-        </w:rPr>
-        <w:t>，</w:t>
-      </w:r>
-      <w:r>
-        <w:rPr>
-          <w:rFonts w:hint="eastAsia"/>
-        </w:rPr>
-        <w:t>使用时，用技能牌替换对应的化身牌，离场时再放回玩家的</w:t>
-      </w:r>
-      <w:r>
-        <w:rPr>
-          <w:rFonts w:hint="eastAsia"/>
-        </w:rPr>
-        <w:t>技能</w:t>
-      </w:r>
-      <w:r>
-        <w:rPr>
-          <w:rFonts w:hint="eastAsia"/>
-        </w:rPr>
-        <w:t>池</w:t>
-      </w:r>
-      <w:r>
-        <w:rPr>
-          <w:rFonts w:hint="eastAsia"/>
-        </w:rPr>
-        <w:t>。</w:t>
-      </w:r>
-      <w:proofErr w:type="gramStart"/>
-      <w:r>
-        <w:rPr>
-          <w:rFonts w:hint="eastAsia"/>
-        </w:rPr>
-        <w:t>技能牌</w:t>
-      </w:r>
-      <w:r>
-        <w:rPr>
-          <w:rFonts w:hint="eastAsia"/>
-        </w:rPr>
-        <w:t>右上角</w:t>
-      </w:r>
-      <w:proofErr w:type="gramEnd"/>
-      <w:r>
-        <w:rPr>
-          <w:rFonts w:hint="eastAsia"/>
-        </w:rPr>
-        <w:t>的点数</w:t>
-      </w:r>
-      <w:r>
-        <w:rPr>
-          <w:rFonts w:hint="eastAsia"/>
-        </w:rPr>
-        <w:t>表示能够使用该技能牌的</w:t>
-      </w:r>
-      <w:r>
-        <w:rPr>
-          <w:rFonts w:hint="eastAsia"/>
-        </w:rPr>
-        <w:t>化身牌的最小点数。</w:t>
-      </w:r>
-    </w:p>
-    <w:p>
-      <w:pPr>
-        <w:pStyle w:val="4"/>
-        <w:rPr>
-          <w:rFonts w:hint="eastAsia"/>
-        </w:rPr>
-      </w:pPr>
-      <w:proofErr w:type="gramStart"/>
-      <w:r>
-        <w:rPr>
-          <w:rFonts w:hint="eastAsia"/>
-        </w:rPr>
-        <w:t>遭遇牌堆的</w:t>
-      </w:r>
-      <w:proofErr w:type="gramEnd"/>
-      <w:r>
-        <w:rPr>
-          <w:rFonts w:hint="eastAsia"/>
-        </w:rPr>
-        <w:t>牌</w:t>
-      </w:r>
-    </w:p>
-    <w:p>
-      <w:pPr>
-        <w:rPr>
-          <w:rFonts w:hint="eastAsia"/>
-        </w:rPr>
-      </w:pPr>
-      <w:r>
-        <w:tab/>
-      </w:r>
-      <w:r>
-        <w:rPr>
-          <w:rFonts w:hint="eastAsia"/>
-        </w:rPr>
-        <w:t>类型为事件、道具</w:t>
-      </w:r>
-      <w:r>
-        <w:rPr>
-          <w:rFonts w:hint="eastAsia"/>
-        </w:rPr>
-        <w:t>、</w:t>
-      </w:r>
-      <w:r>
-        <w:rPr>
-          <w:rFonts w:hint="eastAsia"/>
-        </w:rPr>
-        <w:t>弹药</w:t>
-      </w:r>
-      <w:r>
-        <w:rPr>
-          <w:rFonts w:hint="eastAsia"/>
-        </w:rPr>
-        <w:t>和场地</w:t>
-      </w:r>
-      <w:r>
-        <w:rPr>
-          <w:rFonts w:hint="eastAsia"/>
-        </w:rPr>
-        <w:t>的</w:t>
-      </w:r>
-      <w:proofErr w:type="gramStart"/>
-      <w:r>
-        <w:rPr>
-          <w:rFonts w:hint="eastAsia"/>
-        </w:rPr>
-        <w:t>牌属于</w:t>
-      </w:r>
-      <w:proofErr w:type="gramEnd"/>
-      <w:r>
-        <w:rPr>
-          <w:rFonts w:hint="eastAsia"/>
-        </w:rPr>
-        <w:t>遭遇牌堆</w:t>
-      </w:r>
-      <w:r>
-        <w:rPr>
-          <w:rFonts w:hint="eastAsia"/>
-        </w:rPr>
-        <w:t>，在游戏中</w:t>
-      </w:r>
-      <w:r>
-        <w:rPr>
-          <w:rFonts w:hint="eastAsia"/>
-        </w:rPr>
-        <w:t>随着</w:t>
-      </w:r>
-      <w:proofErr w:type="gramStart"/>
-      <w:r>
-        <w:rPr>
-          <w:rFonts w:hint="eastAsia"/>
-        </w:rPr>
-        <w:t>楼层区重置</w:t>
-      </w:r>
-      <w:proofErr w:type="gramEnd"/>
-      <w:r>
-        <w:rPr>
-          <w:rFonts w:hint="eastAsia"/>
-        </w:rPr>
-        <w:t>、与</w:t>
-      </w:r>
-      <w:proofErr w:type="gramStart"/>
-      <w:r>
-        <w:rPr>
-          <w:rFonts w:hint="eastAsia"/>
-        </w:rPr>
-        <w:t>主牌堆牌一同</w:t>
-      </w:r>
-      <w:proofErr w:type="gramEnd"/>
-      <w:r>
-        <w:rPr>
-          <w:rFonts w:hint="eastAsia"/>
-        </w:rPr>
-        <w:t>被发到</w:t>
-      </w:r>
-      <w:r>
-        <w:rPr>
-          <w:rFonts w:hint="eastAsia"/>
-        </w:rPr>
-        <w:t>楼层区</w:t>
-      </w:r>
-      <w:r>
-        <w:rPr>
-          <w:rFonts w:hint="eastAsia"/>
-        </w:rPr>
-        <w:t>，进入各行列的</w:t>
-      </w:r>
-      <w:r>
-        <w:rPr>
-          <w:rFonts w:hint="eastAsia"/>
-        </w:rPr>
-        <w:t>奖励区</w:t>
-      </w:r>
-      <w:r>
-        <w:rPr>
-          <w:rFonts w:hint="eastAsia"/>
-        </w:rPr>
-        <w:t>。遭遇牌被弃置时进入遭遇</w:t>
-      </w:r>
-      <w:proofErr w:type="gramStart"/>
-      <w:r>
-        <w:rPr>
-          <w:rFonts w:hint="eastAsia"/>
-        </w:rPr>
-        <w:t>牌弃牌堆</w:t>
-      </w:r>
-      <w:proofErr w:type="gramEnd"/>
-      <w:r>
-        <w:rPr>
-          <w:rFonts w:hint="eastAsia"/>
-        </w:rPr>
-        <w:t>。</w:t>
-      </w:r>
-    </w:p>
-    <w:p>
-      <w:pPr>
-        <w:ind w:firstLine="420"/>
-        <w:rPr>
-          <w:rFonts w:hint="eastAsia"/>
-        </w:rPr>
-      </w:pPr>
-      <w:r>
-        <w:rPr>
-          <w:rFonts w:hint="eastAsia"/>
-        </w:rPr>
-        <w:t>事件</w:t>
-      </w:r>
-      <w:proofErr w:type="gramStart"/>
-      <w:r>
-        <w:rPr>
-          <w:rFonts w:hint="eastAsia"/>
-        </w:rPr>
-        <w:t>牌</w:t>
-      </w:r>
-      <w:r>
-        <w:rPr>
-          <w:rFonts w:hint="eastAsia"/>
-        </w:rPr>
-        <w:t>直接在</w:t>
-      </w:r>
-      <w:r>
-        <w:rPr>
-          <w:rFonts w:hint="eastAsia"/>
-        </w:rPr>
-        <w:t>奖励区</w:t>
-      </w:r>
-      <w:proofErr w:type="gramEnd"/>
-      <w:r>
-        <w:rPr>
-          <w:rFonts w:hint="eastAsia"/>
-        </w:rPr>
-        <w:t>中</w:t>
-      </w:r>
-      <w:r>
-        <w:rPr>
-          <w:rFonts w:hint="eastAsia"/>
-        </w:rPr>
-        <w:t>使用</w:t>
-      </w:r>
-      <w:r>
-        <w:rPr>
-          <w:rFonts w:hint="eastAsia"/>
-        </w:rPr>
-        <w:t>，使用</w:t>
-      </w:r>
-      <w:r>
-        <w:rPr>
-          <w:rFonts w:hint="eastAsia"/>
-        </w:rPr>
-        <w:t>时立即结算效果</w:t>
-      </w:r>
-      <w:r>
-        <w:rPr>
-          <w:rFonts w:hint="eastAsia"/>
-        </w:rPr>
-        <w:t>，结算完毕后进入</w:t>
-      </w:r>
-      <w:proofErr w:type="gramStart"/>
-      <w:r>
-        <w:rPr>
-          <w:rFonts w:hint="eastAsia"/>
-        </w:rPr>
-        <w:t>弃牌堆</w:t>
-      </w:r>
-      <w:proofErr w:type="gramEnd"/>
-      <w:r>
-        <w:rPr>
-          <w:rFonts w:hint="eastAsia"/>
-        </w:rPr>
-        <w:t>。</w:t>
-      </w:r>
-    </w:p>
-    <w:p>
-      <w:pPr>
-        <w:ind w:firstLine="420"/>
-        <w:rPr>
-          <w:rFonts w:hint="eastAsia"/>
-        </w:rPr>
-      </w:pPr>
-      <w:r>
-        <w:rPr>
-          <w:rFonts w:hint="eastAsia"/>
-        </w:rPr>
-        <w:t>道具</w:t>
-      </w:r>
-      <w:r>
-        <w:rPr>
-          <w:rFonts w:hint="eastAsia"/>
-        </w:rPr>
-        <w:t>牌</w:t>
-      </w:r>
-      <w:r>
-        <w:rPr>
-          <w:rFonts w:hint="eastAsia"/>
-        </w:rPr>
-        <w:t>先从</w:t>
-      </w:r>
-      <w:proofErr w:type="gramStart"/>
-      <w:r>
-        <w:rPr>
-          <w:rFonts w:hint="eastAsia"/>
-        </w:rPr>
-        <w:t>奖励区</w:t>
-      </w:r>
-      <w:proofErr w:type="gramEnd"/>
-      <w:r>
-        <w:rPr>
-          <w:rFonts w:hint="eastAsia"/>
-        </w:rPr>
-        <w:t>移动到玩家的背包区，然后由玩家选择使用的时机</w:t>
-      </w:r>
-      <w:r>
-        <w:rPr>
-          <w:rFonts w:hint="eastAsia"/>
-        </w:rPr>
-        <w:t>，使用并结算效果后进入</w:t>
-      </w:r>
-      <w:proofErr w:type="gramStart"/>
-      <w:r>
-        <w:rPr>
-          <w:rFonts w:hint="eastAsia"/>
-        </w:rPr>
-        <w:t>弃牌堆</w:t>
-      </w:r>
-      <w:proofErr w:type="gramEnd"/>
-      <w:r>
-        <w:rPr>
-          <w:rFonts w:hint="eastAsia"/>
-        </w:rPr>
-        <w:t>。</w:t>
-      </w:r>
-      <w:r>
-        <w:rPr>
-          <w:rFonts w:hint="eastAsia"/>
-        </w:rPr>
-        <w:t>同名道具牌在玩家的背包区可以堆叠，堆叠的道具牌仅占据1背包容量。</w:t>
-      </w:r>
-    </w:p>
-    <w:p>
-      <w:pPr>
-        <w:ind w:firstLine="420"/>
-        <w:rPr>
-          <w:rFonts w:hint="eastAsia"/>
-        </w:rPr>
-      </w:pPr>
-      <w:r>
-        <w:rPr>
-          <w:rFonts w:hint="eastAsia"/>
-        </w:rPr>
-        <w:t>弹药牌的效果通常含有与</w:t>
-      </w:r>
-      <w:r>
-        <w:rPr>
-          <w:rFonts w:hint="eastAsia"/>
-        </w:rPr>
-        <w:t>射手牌</w:t>
-      </w:r>
-      <w:r>
-        <w:rPr>
-          <w:rFonts w:hint="eastAsia"/>
-        </w:rPr>
-        <w:t>绑定的描述，例如</w:t>
-      </w:r>
-      <w:r>
-        <w:rPr>
-          <w:rFonts w:hint="eastAsia"/>
-        </w:rPr>
-        <w:t>“</w:t>
-      </w:r>
-      <w:r>
-        <w:rPr>
-          <w:rFonts w:hint="eastAsia"/>
-        </w:rPr>
-        <w:t>射手</w:t>
-      </w:r>
-      <w:r>
-        <w:rPr>
-          <w:rFonts w:hint="eastAsia"/>
-        </w:rPr>
-        <w:t>牌</w:t>
-      </w:r>
-      <w:r>
-        <w:rPr>
-          <w:rFonts w:hint="eastAsia"/>
-        </w:rPr>
-        <w:t>所在房间</w:t>
-      </w:r>
-      <w:r>
-        <w:rPr>
-          <w:rFonts w:hint="eastAsia"/>
-        </w:rPr>
-        <w:t>”</w:t>
-      </w:r>
-      <w:r>
-        <w:rPr>
-          <w:rFonts w:hint="eastAsia"/>
-        </w:rPr>
-        <w:t>等</w:t>
-      </w:r>
-      <w:r>
-        <w:rPr>
-          <w:rFonts w:hint="eastAsia"/>
-        </w:rPr>
-        <w:t>。弹药牌</w:t>
-      </w:r>
-      <w:r>
-        <w:rPr>
-          <w:rFonts w:hint="eastAsia"/>
-        </w:rPr>
-        <w:t>和道具牌</w:t>
-      </w:r>
-      <w:r>
-        <w:rPr>
-          <w:rFonts w:hint="eastAsia"/>
-        </w:rPr>
-        <w:t>类似，也是先移动到玩家的背包区，然后再由玩家选择时机使用，</w:t>
-      </w:r>
-      <w:r>
-        <w:rPr>
-          <w:rFonts w:hint="eastAsia"/>
-        </w:rPr>
-        <w:t>但</w:t>
-      </w:r>
-      <w:r>
-        <w:rPr>
-          <w:rFonts w:hint="eastAsia"/>
-        </w:rPr>
-        <w:t>弹药牌</w:t>
-      </w:r>
-      <w:r>
-        <w:rPr>
-          <w:rFonts w:hint="eastAsia"/>
-        </w:rPr>
-        <w:t>需要</w:t>
-      </w:r>
-      <w:proofErr w:type="gramStart"/>
-      <w:r>
-        <w:rPr>
-          <w:rFonts w:hint="eastAsia"/>
-        </w:rPr>
-        <w:t>楼层区</w:t>
-      </w:r>
-      <w:proofErr w:type="gramEnd"/>
-      <w:r>
-        <w:rPr>
-          <w:rFonts w:hint="eastAsia"/>
-        </w:rPr>
-        <w:t>有点数符合要求的、由玩家控制的牌</w:t>
-      </w:r>
-      <w:r>
-        <w:rPr>
-          <w:rFonts w:hint="eastAsia"/>
-        </w:rPr>
-        <w:t>作为射手</w:t>
-      </w:r>
-      <w:r>
-        <w:rPr>
-          <w:rFonts w:hint="eastAsia"/>
-        </w:rPr>
-        <w:t>才能使用</w:t>
-      </w:r>
-      <w:r>
-        <w:rPr>
-          <w:rFonts w:hint="eastAsia"/>
-        </w:rPr>
-        <w:t>。</w:t>
-      </w:r>
-      <w:proofErr w:type="gramStart"/>
-      <w:r>
-        <w:rPr>
-          <w:rFonts w:hint="eastAsia"/>
-        </w:rPr>
-        <w:t>弹药牌右上角</w:t>
-      </w:r>
-      <w:proofErr w:type="gramEnd"/>
-      <w:r>
-        <w:rPr>
-          <w:rFonts w:hint="eastAsia"/>
-        </w:rPr>
-        <w:t>的点数表示该牌需要的射手牌的点数</w:t>
-      </w:r>
-      <w:r>
-        <w:rPr>
-          <w:rFonts w:hint="eastAsia"/>
-        </w:rPr>
-        <w:t>。</w:t>
-      </w:r>
-      <w:r>
-        <w:rPr>
-          <w:rFonts w:hint="eastAsia"/>
-        </w:rPr>
-        <w:t>同名弹药牌在玩家的背包区可以堆叠，堆叠的弹药牌仅占据1背包容量。</w:t>
-      </w:r>
-    </w:p>
-    <w:p>
-      <w:pPr>
-        <w:ind w:firstLine="420"/>
-        <w:rPr>
-          <w:rFonts w:hint="eastAsia"/>
-        </w:rPr>
-      </w:pPr>
-      <w:r>
-        <w:rPr>
-          <w:rFonts w:hint="eastAsia"/>
-        </w:rPr>
-        <w:t>场地</w:t>
-      </w:r>
-      <w:proofErr w:type="gramStart"/>
-      <w:r>
-        <w:rPr>
-          <w:rFonts w:hint="eastAsia"/>
-        </w:rPr>
-        <w:t>牌无法</w:t>
-      </w:r>
-      <w:proofErr w:type="gramEnd"/>
-      <w:r>
-        <w:rPr>
-          <w:rFonts w:hint="eastAsia"/>
-        </w:rPr>
-        <w:t>被使用，只要在奖励区，就会持续生效。</w:t>
-      </w:r>
-      <w:proofErr w:type="gramStart"/>
-      <w:r>
-        <w:rPr>
-          <w:rFonts w:hint="eastAsia"/>
-        </w:rPr>
-        <w:t>奖励区</w:t>
-      </w:r>
-      <w:proofErr w:type="gramEnd"/>
-      <w:r>
-        <w:rPr>
-          <w:rFonts w:hint="eastAsia"/>
-        </w:rPr>
-        <w:t>解禁后，玩家可以随时弃置</w:t>
-      </w:r>
-      <w:proofErr w:type="gramStart"/>
-      <w:r>
-        <w:rPr>
-          <w:rFonts w:hint="eastAsia"/>
-        </w:rPr>
-        <w:t>奖励区</w:t>
-      </w:r>
-      <w:proofErr w:type="gramEnd"/>
-      <w:r>
-        <w:rPr>
-          <w:rFonts w:hint="eastAsia"/>
-        </w:rPr>
-        <w:t>的场地牌。</w:t>
+        <w:t>场地牌无法被使用，只要在奖励区，就会持续生效。奖励区解禁后，玩家可以随时弃置奖励区的场地牌。</w:t>
       </w:r>
     </w:p>
     <w:p>
@@ -3100,16 +2558,8 @@
         <w:rPr>
           <w:rFonts w:hint="eastAsia"/>
         </w:rPr>
-        <w:t>5种牌，</w:t>
-      </w:r>
-      <w:proofErr w:type="gramStart"/>
-      <w:r>
-        <w:rPr>
-          <w:rFonts w:hint="eastAsia"/>
-        </w:rPr>
-        <w:t>每种牌取2张</w:t>
-      </w:r>
-      <w:proofErr w:type="gramEnd"/>
+        <w:t>5种牌，每种牌取2张</w:t>
+      </w:r>
       <w:r>
         <w:rPr>
           <w:rFonts w:hint="eastAsia"/>
@@ -3132,16 +2582,8 @@
         <w:rPr>
           <w:rFonts w:hint="eastAsia"/>
         </w:rPr>
-        <w:t>2个种族的牌，每个种族取5种牌，</w:t>
-      </w:r>
-      <w:proofErr w:type="gramStart"/>
-      <w:r>
-        <w:rPr>
-          <w:rFonts w:hint="eastAsia"/>
-        </w:rPr>
-        <w:t>每种牌取4张</w:t>
-      </w:r>
-      <w:proofErr w:type="gramEnd"/>
+        <w:t>2个种族的牌，每个种族取5种牌，每种牌取4张</w:t>
+      </w:r>
       <w:r>
         <w:rPr>
           <w:rFonts w:hint="eastAsia"/>
@@ -3224,16 +2666,8 @@
         <w:rPr>
           <w:rFonts w:hint="eastAsia"/>
         </w:rPr>
-        <w:t>和弹药牌</w:t>
-      </w:r>
-      <w:proofErr w:type="gramStart"/>
-      <w:r>
-        <w:rPr>
-          <w:rFonts w:hint="eastAsia"/>
-        </w:rPr>
-        <w:t>组洗混</w:t>
-      </w:r>
-      <w:proofErr w:type="gramEnd"/>
+        <w:t>和弹药牌组洗混</w:t>
+      </w:r>
       <w:r>
         <w:rPr>
           <w:rFonts w:hint="eastAsia"/>
@@ -3280,27 +2714,13 @@
         <w:rPr>
           <w:rFonts w:hint="eastAsia"/>
         </w:rPr>
-        <w:t>和被动牌</w:t>
-      </w:r>
-      <w:proofErr w:type="gramStart"/>
-      <w:r>
-        <w:rPr>
-          <w:rFonts w:hint="eastAsia"/>
-        </w:rPr>
-        <w:t>组</w:t>
-      </w:r>
-      <w:r>
-        <w:rPr>
-          <w:rFonts w:hint="eastAsia"/>
-        </w:rPr>
-        <w:t>洗混</w:t>
-      </w:r>
-      <w:proofErr w:type="gramEnd"/>
-      <w:r>
-        <w:rPr>
-          <w:rFonts w:hint="eastAsia"/>
-        </w:rPr>
-        <w:t>，组成</w:t>
+        <w:t>和被动牌组</w:t>
+      </w:r>
+      <w:r>
+        <w:rPr>
+          <w:rFonts w:hint="eastAsia"/>
+        </w:rPr>
+        <w:t>洗混，组成</w:t>
       </w:r>
       <w:r>
         <w:rPr>
@@ -3751,14 +3171,12 @@
         </w:rPr>
         <w:t>发牌到</w:t>
       </w:r>
-      <w:proofErr w:type="gramStart"/>
       <w:r>
         <w:rPr>
           <w:rFonts w:hint="eastAsia"/>
         </w:rPr>
         <w:t>楼层区</w:t>
       </w:r>
-      <w:proofErr w:type="gramEnd"/>
       <w:r>
         <w:rPr>
           <w:rFonts w:hint="eastAsia"/>
@@ -3801,14 +3219,12 @@
         </w:rPr>
         <w:t>打出手牌到</w:t>
       </w:r>
-      <w:proofErr w:type="gramStart"/>
       <w:r>
         <w:rPr>
           <w:rFonts w:hint="eastAsia"/>
         </w:rPr>
         <w:t>楼层区</w:t>
       </w:r>
-      <w:proofErr w:type="gramEnd"/>
       <w:r>
         <w:rPr>
           <w:rFonts w:hint="eastAsia"/>
@@ -3881,14 +3297,12 @@
         </w:rPr>
         <w:t>从</w:t>
       </w:r>
-      <w:proofErr w:type="gramStart"/>
       <w:r>
         <w:rPr>
           <w:rFonts w:hint="eastAsia"/>
         </w:rPr>
         <w:t>楼层区</w:t>
       </w:r>
-      <w:proofErr w:type="gramEnd"/>
       <w:r>
         <w:rPr>
           <w:rFonts w:hint="eastAsia"/>
@@ -4007,21 +3421,7 @@
         <w:rPr>
           <w:rFonts w:hint="eastAsia"/>
         </w:rPr>
-        <w:t>将</w:t>
-      </w:r>
-      <w:proofErr w:type="gramStart"/>
-      <w:r>
-        <w:rPr>
-          <w:rFonts w:hint="eastAsia"/>
-        </w:rPr>
-        <w:t>弃牌堆</w:t>
-      </w:r>
-      <w:proofErr w:type="gramEnd"/>
-      <w:r>
-        <w:rPr>
-          <w:rFonts w:hint="eastAsia"/>
-        </w:rPr>
-        <w:t>和墓地堆的牌洗回主牌堆</w:t>
+        <w:t>将弃牌堆和墓地堆的牌洗回主牌堆</w:t>
       </w:r>
       <w:r>
         <w:rPr>
@@ -4202,21 +3602,7 @@
         <w:rPr>
           <w:rFonts w:hint="eastAsia"/>
         </w:rPr>
-        <w:t>依次指定</w:t>
-      </w:r>
-      <w:proofErr w:type="gramStart"/>
-      <w:r>
-        <w:rPr>
-          <w:rFonts w:hint="eastAsia"/>
-        </w:rPr>
-        <w:t>楼层区</w:t>
-      </w:r>
-      <w:proofErr w:type="gramEnd"/>
-      <w:r>
-        <w:rPr>
-          <w:rFonts w:hint="eastAsia"/>
-        </w:rPr>
-        <w:t>的所有房间，按照指定的顺序检查每个房间，结算房间内所有牌的</w:t>
+        <w:t>依次指定楼层区的所有房间，按照指定的顺序检查每个房间，结算房间内所有牌的</w:t>
       </w:r>
       <w:r>
         <w:rPr>
@@ -4291,14 +3677,12 @@
         </w:rPr>
         <w:t>将</w:t>
       </w:r>
-      <w:proofErr w:type="gramStart"/>
       <w:r>
         <w:rPr>
           <w:rFonts w:hint="eastAsia"/>
         </w:rPr>
         <w:t>楼层区</w:t>
       </w:r>
-      <w:proofErr w:type="gramEnd"/>
       <w:r>
         <w:rPr>
           <w:rFonts w:hint="eastAsia"/>
@@ -4513,35 +3897,7 @@
         <w:rPr>
           <w:rFonts w:hint="eastAsia"/>
         </w:rPr>
-        <w:t>本游戏中，执行一部分行动、以及使用部分牌的效果，需要将相应数量的牌从主牌堆顶端送去</w:t>
-      </w:r>
-      <w:proofErr w:type="gramStart"/>
-      <w:r>
-        <w:rPr>
-          <w:rFonts w:hint="eastAsia"/>
-        </w:rPr>
-        <w:t>弃牌堆</w:t>
-      </w:r>
-      <w:proofErr w:type="gramEnd"/>
-      <w:r>
-        <w:rPr>
-          <w:rFonts w:hint="eastAsia"/>
-        </w:rPr>
-        <w:t>，在游戏中统称为消耗时间。当主牌</w:t>
-      </w:r>
-      <w:proofErr w:type="gramStart"/>
-      <w:r>
-        <w:rPr>
-          <w:rFonts w:hint="eastAsia"/>
-        </w:rPr>
-        <w:t>堆已经</w:t>
-      </w:r>
-      <w:proofErr w:type="gramEnd"/>
-      <w:r>
-        <w:rPr>
-          <w:rFonts w:hint="eastAsia"/>
-        </w:rPr>
-        <w:t>没有牌时，如果没有特殊说明，则无法执行需要消耗时间的行动或使用需要消耗时间才能使用的牌。</w:t>
+        <w:t>本游戏中，执行一部分行动、以及使用部分牌的效果，需要将相应数量的牌从主牌堆顶端送去弃牌堆，在游戏中统称为消耗时间。当主牌堆已经没有牌时，如果没有特殊说明，则无法执行需要消耗时间的行动或使用需要消耗时间才能使用的牌。</w:t>
       </w:r>
     </w:p>
     <w:p>
@@ -4557,7 +3913,13 @@
         <w:rPr>
           <w:rFonts w:hint="eastAsia"/>
         </w:rPr>
-        <w:t>任何需要消耗时间的动作过后，自由行动阶段都会结束，进入回合结束阶段。</w:t>
+        <w:t>如果没有特别说明，在自由阶段执行了</w:t>
+      </w:r>
+      <w:r>
+        <w:rPr>
+          <w:rFonts w:hint="eastAsia"/>
+        </w:rPr>
+        <w:t>需要消耗时间的动作后，自由阶段都会结束，进入回合结束阶段。</w:t>
       </w:r>
     </w:p>
     <w:p>
@@ -4593,7 +3955,19 @@
         <w:rPr>
           <w:rFonts w:hint="eastAsia"/>
         </w:rPr>
-        <w:t>玩家可以消耗1时间，不进行任何其他动作，直接</w:t>
+        <w:t>玩家可以</w:t>
+      </w:r>
+      <w:r>
+        <w:rPr>
+          <w:rFonts w:hint="eastAsia"/>
+        </w:rPr>
+        <w:t>跳过自由阶段</w:t>
+      </w:r>
+      <w:r>
+        <w:rPr>
+          <w:rFonts w:hint="eastAsia"/>
+        </w:rPr>
+        <w:t>，直接</w:t>
       </w:r>
       <w:r>
         <w:rPr>
@@ -4605,7 +3979,31 @@
         <w:rPr>
           <w:rFonts w:hint="eastAsia"/>
         </w:rPr>
-        <w:t>。</w:t>
+        <w:t>。每次重置楼层后</w:t>
+      </w:r>
+      <w:r>
+        <w:rPr>
+          <w:rFonts w:hint="eastAsia"/>
+        </w:rPr>
+        <w:t>的</w:t>
+      </w:r>
+      <w:r>
+        <w:rPr>
+          <w:rFonts w:hint="eastAsia"/>
+        </w:rPr>
+        <w:t>第一次等待不消耗时间，</w:t>
+      </w:r>
+      <w:r>
+        <w:rPr>
+          <w:rFonts w:hint="eastAsia"/>
+        </w:rPr>
+        <w:t>其余情况下</w:t>
+      </w:r>
+      <w:r>
+        <w:rPr>
+          <w:rFonts w:hint="eastAsia"/>
+        </w:rPr>
+        <w:t>每次等待都需要消耗1时间。</w:t>
       </w:r>
     </w:p>
     <w:p>
@@ -4635,21 +4033,7 @@
         <w:rPr>
           <w:rFonts w:hint="eastAsia"/>
         </w:rPr>
-        <w:t>当</w:t>
-      </w:r>
-      <w:proofErr w:type="gramStart"/>
-      <w:r>
-        <w:rPr>
-          <w:rFonts w:hint="eastAsia"/>
-        </w:rPr>
-        <w:t>楼层区</w:t>
-      </w:r>
-      <w:proofErr w:type="gramEnd"/>
-      <w:r>
-        <w:rPr>
-          <w:rFonts w:hint="eastAsia"/>
-        </w:rPr>
-        <w:t>没有原生阵营的牌时，</w:t>
+        <w:t>当楼层区没有原生阵营的牌时，</w:t>
       </w:r>
       <w:r>
         <w:rPr>
@@ -4685,21 +4069,7 @@
         <w:rPr>
           <w:rFonts w:hint="eastAsia"/>
         </w:rPr>
-        <w:t>弃置</w:t>
-      </w:r>
-      <w:proofErr w:type="gramStart"/>
-      <w:r>
-        <w:rPr>
-          <w:rFonts w:hint="eastAsia"/>
-        </w:rPr>
-        <w:t>楼层区</w:t>
-      </w:r>
-      <w:proofErr w:type="gramEnd"/>
-      <w:r>
-        <w:rPr>
-          <w:rFonts w:hint="eastAsia"/>
-        </w:rPr>
-        <w:t>所有奖励位的牌。</w:t>
+        <w:t>弃置楼层区所有奖励位的牌。</w:t>
       </w:r>
     </w:p>
     <w:p>
@@ -4717,14 +4087,7 @@
         <w:rPr>
           <w:rFonts w:hint="eastAsia"/>
         </w:rPr>
-        <w:t>从主牌</w:t>
-      </w:r>
-      <w:proofErr w:type="gramStart"/>
-      <w:r>
-        <w:rPr>
-          <w:rFonts w:hint="eastAsia"/>
-        </w:rPr>
-        <w:t>堆向</w:t>
+        <w:t>从主牌堆向</w:t>
       </w:r>
       <w:r>
         <w:rPr>
@@ -4736,14 +4099,7 @@
         <w:rPr>
           <w:rFonts w:hint="eastAsia"/>
         </w:rPr>
-        <w:t>每个</w:t>
-      </w:r>
-      <w:proofErr w:type="gramEnd"/>
-      <w:r>
-        <w:rPr>
-          <w:rFonts w:hint="eastAsia"/>
-        </w:rPr>
-        <w:t>房间发1张牌</w:t>
+        <w:t>每个房间发1张牌</w:t>
       </w:r>
       <w:r>
         <w:rPr>
@@ -4779,14 +4135,7 @@
         <w:rPr>
           <w:rFonts w:hint="eastAsia"/>
         </w:rPr>
-        <w:t>从遭遇</w:t>
-      </w:r>
-      <w:proofErr w:type="gramStart"/>
-      <w:r>
-        <w:rPr>
-          <w:rFonts w:hint="eastAsia"/>
-        </w:rPr>
-        <w:t>牌堆向</w:t>
+        <w:t>从遭遇牌堆向</w:t>
       </w:r>
       <w:r>
         <w:rPr>
@@ -4804,14 +4153,7 @@
         <w:rPr>
           <w:rFonts w:hint="eastAsia"/>
         </w:rPr>
-        <w:t>奖励位发</w:t>
-      </w:r>
-      <w:proofErr w:type="gramEnd"/>
-      <w:r>
-        <w:rPr>
-          <w:rFonts w:hint="eastAsia"/>
-        </w:rPr>
-        <w:t>1张牌。</w:t>
+        <w:t>奖励位发1张牌。</w:t>
       </w:r>
     </w:p>
     <w:p>
@@ -4825,39 +4167,17 @@
           <w:rFonts w:hint="eastAsia"/>
         </w:rPr>
       </w:pPr>
-      <w:proofErr w:type="gramStart"/>
-      <w:r>
-        <w:rPr>
-          <w:rFonts w:hint="eastAsia"/>
-        </w:rPr>
-        <w:t>重抽任意</w:t>
-      </w:r>
-      <w:proofErr w:type="gramEnd"/>
-      <w:r>
-        <w:rPr>
-          <w:rFonts w:hint="eastAsia"/>
-        </w:rPr>
-        <w:t>张手牌，然后</w:t>
-      </w:r>
-      <w:r>
-        <w:rPr>
-          <w:rFonts w:hint="eastAsia"/>
-        </w:rPr>
-        <w:t>将</w:t>
-      </w:r>
-      <w:proofErr w:type="gramStart"/>
-      <w:r>
-        <w:rPr>
-          <w:rFonts w:hint="eastAsia"/>
-        </w:rPr>
-        <w:t>手牌补满</w:t>
-      </w:r>
-      <w:proofErr w:type="gramEnd"/>
-      <w:r>
-        <w:rPr>
-          <w:rFonts w:hint="eastAsia"/>
-        </w:rPr>
-        <w:t>。</w:t>
+      <w:r>
+        <w:rPr>
+          <w:rFonts w:hint="eastAsia"/>
+        </w:rPr>
+        <w:t>重抽任意张手牌，然后</w:t>
+      </w:r>
+      <w:r>
+        <w:rPr>
+          <w:rFonts w:hint="eastAsia"/>
+        </w:rPr>
+        <w:t>将手牌补满。</w:t>
       </w:r>
     </w:p>
     <w:p>
@@ -4958,14 +4278,12 @@
         </w:rPr>
         <w:t>到</w:t>
       </w:r>
-      <w:proofErr w:type="gramStart"/>
       <w:r>
         <w:rPr>
           <w:rFonts w:hint="eastAsia"/>
         </w:rPr>
         <w:t>楼层区</w:t>
       </w:r>
-      <w:proofErr w:type="gramEnd"/>
       <w:r>
         <w:rPr>
           <w:rFonts w:hint="eastAsia"/>
@@ -5008,14 +4326,12 @@
       <w:r>
         <w:tab/>
       </w:r>
-      <w:proofErr w:type="gramStart"/>
       <w:r>
         <w:rPr>
           <w:rFonts w:hint="eastAsia"/>
         </w:rPr>
         <w:t>楼层区</w:t>
       </w:r>
-      <w:proofErr w:type="gramEnd"/>
       <w:r>
         <w:rPr>
           <w:rFonts w:hint="eastAsia"/>
@@ -5034,19 +4350,12 @@
         </w:rPr>
         <w:t>以创造1张化身牌，并将其打出到</w:t>
       </w:r>
-      <w:proofErr w:type="gramStart"/>
-      <w:r>
-        <w:rPr>
-          <w:rFonts w:hint="eastAsia"/>
-        </w:rPr>
-        <w:t>楼层区</w:t>
-      </w:r>
-      <w:proofErr w:type="gramEnd"/>
-      <w:r>
-        <w:rPr>
-          <w:rFonts w:hint="eastAsia"/>
-        </w:rPr>
-        <w:t>任意房间的玩家侧</w:t>
+      <w:r>
+        <w:rPr>
+          <w:rFonts w:hint="eastAsia"/>
+        </w:rPr>
+        <w:lastRenderedPageBreak/>
+        <w:t>楼层区任意房间的玩家侧</w:t>
       </w:r>
       <w:r>
         <w:rPr>
@@ -5066,7 +4375,6 @@
         <w:rPr>
           <w:rFonts w:hint="eastAsia"/>
         </w:rPr>
-        <w:lastRenderedPageBreak/>
         <w:t>战</w:t>
       </w:r>
       <w:r>
@@ -5103,19 +4411,11 @@
         </w:rPr>
         <w:t>先选定</w:t>
       </w:r>
-      <w:proofErr w:type="gramStart"/>
-      <w:r>
-        <w:rPr>
-          <w:rFonts w:hint="eastAsia"/>
-        </w:rPr>
-        <w:t>楼层区</w:t>
-      </w:r>
-      <w:proofErr w:type="gramEnd"/>
-      <w:r>
-        <w:rPr>
-          <w:rFonts w:hint="eastAsia"/>
-        </w:rPr>
-        <w:t>中的数个房间作为</w:t>
+      <w:r>
+        <w:rPr>
+          <w:rFonts w:hint="eastAsia"/>
+        </w:rPr>
+        <w:t>楼层区中的数个房间作为</w:t>
       </w:r>
       <w:r>
         <w:rPr>
@@ -5317,21 +4617,7 @@
         <w:rPr>
           <w:rFonts w:hint="eastAsia"/>
         </w:rPr>
-        <w:t>有多张</w:t>
-      </w:r>
-      <w:proofErr w:type="gramStart"/>
-      <w:r>
-        <w:rPr>
-          <w:rFonts w:hint="eastAsia"/>
-        </w:rPr>
-        <w:t>牌拥有</w:t>
-      </w:r>
-      <w:proofErr w:type="gramEnd"/>
-      <w:r>
-        <w:rPr>
-          <w:rFonts w:hint="eastAsia"/>
-        </w:rPr>
-        <w:t>开战时效果的情况下按照标准顺序依次结算</w:t>
+        <w:t>有多张牌拥有开战时效果的情况下按照标准顺序依次结算</w:t>
       </w:r>
       <w:r>
         <w:rPr>
@@ -5489,14 +4775,7 @@
         <w:rPr>
           <w:rFonts w:hint="eastAsia"/>
         </w:rPr>
-        <w:t>玩家的HP</w:t>
-      </w:r>
-      <w:proofErr w:type="gramStart"/>
-      <w:r>
-        <w:rPr>
-          <w:rFonts w:hint="eastAsia"/>
-        </w:rPr>
-        <w:t>值</w:t>
+        <w:t>玩家的HP值</w:t>
       </w:r>
       <w:r>
         <w:rPr>
@@ -5508,14 +4787,7 @@
         <w:rPr>
           <w:rFonts w:hint="eastAsia"/>
         </w:rPr>
-        <w:t>到</w:t>
-      </w:r>
-      <w:proofErr w:type="gramEnd"/>
-      <w:r>
-        <w:rPr>
-          <w:rFonts w:hint="eastAsia"/>
-        </w:rPr>
-        <w:t>等同于</w:t>
+        <w:t>到等同于</w:t>
       </w:r>
       <w:r>
         <w:rPr>
@@ -5551,27 +4823,13 @@
         <w:rPr>
           <w:rFonts w:hint="eastAsia"/>
         </w:rPr>
-        <w:t>原生</w:t>
-      </w:r>
-      <w:proofErr w:type="gramStart"/>
-      <w:r>
-        <w:rPr>
-          <w:rFonts w:hint="eastAsia"/>
-        </w:rPr>
-        <w:t>侧</w:t>
-      </w:r>
-      <w:r>
-        <w:rPr>
-          <w:rFonts w:hint="eastAsia"/>
-        </w:rPr>
-        <w:t>所有牌</w:t>
-      </w:r>
-      <w:proofErr w:type="gramEnd"/>
-      <w:r>
-        <w:rPr>
-          <w:rFonts w:hint="eastAsia"/>
-        </w:rPr>
-        <w:t>，再按</w:t>
+        <w:t>原生侧</w:t>
+      </w:r>
+      <w:r>
+        <w:rPr>
+          <w:rFonts w:hint="eastAsia"/>
+        </w:rPr>
+        <w:t>所有牌，再按</w:t>
       </w:r>
       <w:r>
         <w:rPr>
@@ -5602,27 +4860,13 @@
         <w:rPr>
           <w:rFonts w:hint="eastAsia"/>
         </w:rPr>
-        <w:t>玩家</w:t>
-      </w:r>
-      <w:proofErr w:type="gramStart"/>
-      <w:r>
-        <w:rPr>
-          <w:rFonts w:hint="eastAsia"/>
-        </w:rPr>
-        <w:t>侧</w:t>
-      </w:r>
-      <w:r>
-        <w:rPr>
-          <w:rFonts w:hint="eastAsia"/>
-        </w:rPr>
-        <w:t>所有牌</w:t>
-      </w:r>
-      <w:proofErr w:type="gramEnd"/>
-      <w:r>
-        <w:rPr>
-          <w:rFonts w:hint="eastAsia"/>
-        </w:rPr>
-        <w:t>。</w:t>
+        <w:t>玩家侧</w:t>
+      </w:r>
+      <w:r>
+        <w:rPr>
+          <w:rFonts w:hint="eastAsia"/>
+        </w:rPr>
+        <w:t>所有牌。</w:t>
       </w:r>
     </w:p>
     <w:p>
@@ -5676,27 +4920,13 @@
         <w:rPr>
           <w:rFonts w:hint="eastAsia"/>
         </w:rPr>
-        <w:t>原生</w:t>
-      </w:r>
-      <w:proofErr w:type="gramStart"/>
-      <w:r>
-        <w:rPr>
-          <w:rFonts w:hint="eastAsia"/>
-        </w:rPr>
-        <w:t>侧</w:t>
-      </w:r>
-      <w:r>
-        <w:rPr>
-          <w:rFonts w:hint="eastAsia"/>
-        </w:rPr>
-        <w:t>所有牌</w:t>
-      </w:r>
-      <w:proofErr w:type="gramEnd"/>
-      <w:r>
-        <w:rPr>
-          <w:rFonts w:hint="eastAsia"/>
-        </w:rPr>
-        <w:t>，再按</w:t>
+        <w:t>原生侧</w:t>
+      </w:r>
+      <w:r>
+        <w:rPr>
+          <w:rFonts w:hint="eastAsia"/>
+        </w:rPr>
+        <w:t>所有牌，再按</w:t>
       </w:r>
       <w:r>
         <w:rPr>
@@ -5720,14 +4950,7 @@
         <w:rPr>
           <w:rFonts w:hint="eastAsia"/>
         </w:rPr>
-        <w:t>玩家</w:t>
-      </w:r>
-      <w:proofErr w:type="gramStart"/>
-      <w:r>
-        <w:rPr>
-          <w:rFonts w:hint="eastAsia"/>
-        </w:rPr>
-        <w:t>侧所有</w:t>
+        <w:t>玩家侧所有</w:t>
       </w:r>
       <w:r>
         <w:rPr>
@@ -5735,7 +4958,6 @@
         </w:rPr>
         <w:t>牌</w:t>
       </w:r>
-      <w:proofErr w:type="gramEnd"/>
       <w:r>
         <w:rPr>
           <w:rFonts w:hint="eastAsia"/>
@@ -5770,21 +4992,7 @@
         <w:rPr>
           <w:rFonts w:hint="eastAsia"/>
         </w:rPr>
-        <w:t>，则</w:t>
-      </w:r>
-      <w:proofErr w:type="gramStart"/>
-      <w:r>
-        <w:rPr>
-          <w:rFonts w:hint="eastAsia"/>
-        </w:rPr>
-        <w:t>玩家荣誉</w:t>
-      </w:r>
-      <w:proofErr w:type="gramEnd"/>
-      <w:r>
-        <w:rPr>
-          <w:rFonts w:hint="eastAsia"/>
-        </w:rPr>
-        <w:t>战胜</w:t>
+        <w:t>，则玩家荣誉战胜</w:t>
       </w:r>
       <w:r>
         <w:rPr>
@@ -5796,30 +5004,8 @@
         <w:rPr>
           <w:rFonts w:hint="eastAsia"/>
         </w:rPr>
-        <w:t>按标准顺序消灭原生</w:t>
-      </w:r>
-      <w:proofErr w:type="gramStart"/>
-      <w:r>
-        <w:rPr>
-          <w:rFonts w:hint="eastAsia"/>
-        </w:rPr>
-        <w:t>侧所有牌</w:t>
-      </w:r>
-      <w:proofErr w:type="gramEnd"/>
-      <w:r>
-        <w:rPr>
-          <w:rFonts w:hint="eastAsia"/>
-        </w:rPr>
-        <w:t>，再按标准顺序消灭玩家</w:t>
-      </w:r>
-      <w:proofErr w:type="gramStart"/>
-      <w:r>
-        <w:rPr>
-          <w:rFonts w:hint="eastAsia"/>
-        </w:rPr>
-        <w:t>侧所有牌</w:t>
-      </w:r>
-      <w:proofErr w:type="gramEnd"/>
+        <w:t>按标准顺序消灭原生侧所有牌，再按标准顺序消灭玩家侧所有牌</w:t>
+      </w:r>
       <w:r>
         <w:rPr>
           <w:rFonts w:hint="eastAsia"/>
@@ -5862,21 +5048,7 @@
         <w:rPr>
           <w:rFonts w:hint="eastAsia"/>
         </w:rPr>
-        <w:t>即使主牌</w:t>
-      </w:r>
-      <w:proofErr w:type="gramStart"/>
-      <w:r>
-        <w:rPr>
-          <w:rFonts w:hint="eastAsia"/>
-        </w:rPr>
-        <w:t>堆已经</w:t>
-      </w:r>
-      <w:proofErr w:type="gramEnd"/>
-      <w:r>
-        <w:rPr>
-          <w:rFonts w:hint="eastAsia"/>
-        </w:rPr>
-        <w:t>没有牌，玩家依然可以进行战斗。</w:t>
+        <w:t>即使主牌堆已经没有牌，玩家依然可以进行战斗。</w:t>
       </w:r>
     </w:p>
     <w:p>
@@ -5914,14 +5086,12 @@
         </w:rPr>
         <w:t>如果</w:t>
       </w:r>
-      <w:proofErr w:type="gramStart"/>
       <w:r>
         <w:rPr>
           <w:rFonts w:hint="eastAsia"/>
         </w:rPr>
         <w:t>楼层区</w:t>
       </w:r>
-      <w:proofErr w:type="gramEnd"/>
       <w:r>
         <w:rPr>
           <w:rFonts w:hint="eastAsia"/>
@@ -5998,21 +5168,7 @@
         <w:rPr>
           <w:rFonts w:hint="eastAsia"/>
         </w:rPr>
-        <w:t>如果主牌</w:t>
-      </w:r>
-      <w:proofErr w:type="gramStart"/>
-      <w:r>
-        <w:rPr>
-          <w:rFonts w:hint="eastAsia"/>
-        </w:rPr>
-        <w:t>堆已经</w:t>
-      </w:r>
-      <w:proofErr w:type="gramEnd"/>
-      <w:r>
-        <w:rPr>
-          <w:rFonts w:hint="eastAsia"/>
-        </w:rPr>
-        <w:t>没有牌，且房间区没有</w:t>
+        <w:t>如果主牌堆已经没有牌，且房间区没有</w:t>
       </w:r>
       <w:r>
         <w:rPr>
@@ -6050,14 +5206,12 @@
         </w:rPr>
         <w:t>弃置</w:t>
       </w:r>
-      <w:proofErr w:type="gramStart"/>
       <w:r>
         <w:rPr>
           <w:rFonts w:hint="eastAsia"/>
         </w:rPr>
         <w:t>楼层区</w:t>
       </w:r>
-      <w:proofErr w:type="gramEnd"/>
       <w:r>
         <w:rPr>
           <w:rFonts w:hint="eastAsia"/>
@@ -6130,53 +5284,23 @@
         </w:rPr>
         <w:t>购买</w:t>
       </w:r>
-      <w:proofErr w:type="gramStart"/>
-      <w:r>
-        <w:rPr>
-          <w:rFonts w:hint="eastAsia"/>
-        </w:rPr>
-        <w:t>升级牌区的</w:t>
-      </w:r>
-      <w:proofErr w:type="gramEnd"/>
-      <w:r>
-        <w:rPr>
-          <w:rFonts w:hint="eastAsia"/>
-        </w:rPr>
-        <w:t>任意张牌洗回升级牌堆，然后从升级</w:t>
-      </w:r>
-      <w:proofErr w:type="gramStart"/>
-      <w:r>
-        <w:rPr>
-          <w:rFonts w:hint="eastAsia"/>
-        </w:rPr>
-        <w:t>牌堆向</w:t>
-      </w:r>
-      <w:proofErr w:type="gramEnd"/>
-      <w:r>
-        <w:rPr>
-          <w:rFonts w:hint="eastAsia"/>
-        </w:rPr>
-        <w:t>购买</w:t>
-      </w:r>
-      <w:proofErr w:type="gramStart"/>
-      <w:r>
-        <w:rPr>
-          <w:rFonts w:hint="eastAsia"/>
-        </w:rPr>
-        <w:t>升级牌区</w:t>
-      </w:r>
-      <w:r>
-        <w:rPr>
-          <w:rFonts w:hint="eastAsia"/>
-        </w:rPr>
-        <w:t>的</w:t>
-      </w:r>
-      <w:proofErr w:type="gramEnd"/>
-      <w:r>
-        <w:rPr>
-          <w:rFonts w:hint="eastAsia"/>
-        </w:rPr>
-        <w:t>每个空位发1张牌。</w:t>
+      <w:r>
+        <w:rPr>
+          <w:rFonts w:hint="eastAsia"/>
+        </w:rPr>
+        <w:t>升级牌区的任意张牌洗回升级牌堆，然后从升级牌堆向</w:t>
+      </w:r>
+      <w:r>
+        <w:rPr>
+          <w:rFonts w:hint="eastAsia"/>
+        </w:rPr>
+        <w:t>购买升级牌区</w:t>
+      </w:r>
+      <w:r>
+        <w:rPr>
+          <w:rFonts w:hint="eastAsia"/>
+        </w:rPr>
+        <w:t>的每个空位发1张牌。</w:t>
       </w:r>
     </w:p>
     <w:p>
@@ -6194,6 +5318,7 @@
         <w:rPr>
           <w:rFonts w:hint="eastAsia"/>
         </w:rPr>
+        <w:lastRenderedPageBreak/>
         <w:t>玩家回复</w:t>
       </w:r>
       <w:r>
@@ -6236,42 +5361,13 @@
         <w:rPr>
           <w:rFonts w:hint="eastAsia"/>
         </w:rPr>
-        <w:lastRenderedPageBreak/>
-        <w:t>将当前</w:t>
-      </w:r>
-      <w:proofErr w:type="gramStart"/>
-      <w:r>
-        <w:rPr>
-          <w:rFonts w:hint="eastAsia"/>
-        </w:rPr>
-        <w:t>弃牌堆牌</w:t>
-      </w:r>
-      <w:proofErr w:type="gramEnd"/>
-      <w:r>
-        <w:rPr>
-          <w:rFonts w:hint="eastAsia"/>
-        </w:rPr>
-        <w:t>的数量计入玩家的失分数，然后</w:t>
-      </w:r>
-      <w:r>
-        <w:rPr>
-          <w:rFonts w:hint="eastAsia"/>
-        </w:rPr>
-        <w:t>将</w:t>
-      </w:r>
-      <w:proofErr w:type="gramStart"/>
-      <w:r>
-        <w:rPr>
-          <w:rFonts w:hint="eastAsia"/>
-        </w:rPr>
-        <w:t>弃牌堆</w:t>
-      </w:r>
-      <w:proofErr w:type="gramEnd"/>
-      <w:r>
-        <w:rPr>
-          <w:rFonts w:hint="eastAsia"/>
-        </w:rPr>
-        <w:t>和墓地所有牌洗回主牌堆。</w:t>
+        <w:t>将当前弃牌堆牌的数量计入玩家的失分数，然后</w:t>
+      </w:r>
+      <w:r>
+        <w:rPr>
+          <w:rFonts w:hint="eastAsia"/>
+        </w:rPr>
+        <w:t>将弃牌堆和墓地所有牌洗回主牌堆。</w:t>
       </w:r>
     </w:p>
     <w:p>
@@ -6309,7 +5405,6 @@
         </w:rPr>
         <w:t>当前</w:t>
       </w:r>
-      <w:proofErr w:type="gramStart"/>
       <w:r>
         <w:rPr>
           <w:rFonts w:hint="eastAsia"/>
@@ -6322,7 +5417,6 @@
         </w:rPr>
         <w:t>在</w:t>
       </w:r>
-      <w:proofErr w:type="gramEnd"/>
       <w:r>
         <w:rPr>
           <w:rFonts w:hint="eastAsia"/>
@@ -6427,21 +5521,7 @@
         <w:rPr>
           <w:rFonts w:hint="eastAsia"/>
         </w:rPr>
-        <w:t>玩家依次指定</w:t>
-      </w:r>
-      <w:proofErr w:type="gramStart"/>
-      <w:r>
-        <w:rPr>
-          <w:rFonts w:hint="eastAsia"/>
-        </w:rPr>
-        <w:t>楼层区</w:t>
-      </w:r>
-      <w:proofErr w:type="gramEnd"/>
-      <w:r>
-        <w:rPr>
-          <w:rFonts w:hint="eastAsia"/>
-        </w:rPr>
-        <w:t>的所有房间，按照指定的顺序检查每个房间，结算房间内所有牌的回合结束时效果。房间内有多张牌具有回合开始时效果时，按照标准顺序依次结算。一张牌的回合</w:t>
+        <w:t>玩家依次指定楼层区的所有房间，按照指定的顺序检查每个房间，结算房间内所有牌的回合结束时效果。房间内有多张牌具有回合开始时效果时，按照标准顺序依次结算。一张牌的回合</w:t>
       </w:r>
       <w:r>
         <w:rPr>
@@ -6473,14 +5553,12 @@
         </w:rPr>
         <w:t>将</w:t>
       </w:r>
-      <w:proofErr w:type="gramStart"/>
       <w:r>
         <w:rPr>
           <w:rFonts w:hint="eastAsia"/>
         </w:rPr>
         <w:t>楼层区</w:t>
       </w:r>
-      <w:proofErr w:type="gramEnd"/>
       <w:r>
         <w:rPr>
           <w:rFonts w:hint="eastAsia"/>
@@ -6762,21 +5840,7 @@
         <w:rPr>
           <w:rFonts w:hint="eastAsia"/>
         </w:rPr>
-        <w:t>从来源</w:t>
-      </w:r>
-      <w:proofErr w:type="gramStart"/>
-      <w:r>
-        <w:rPr>
-          <w:rFonts w:hint="eastAsia"/>
-        </w:rPr>
-        <w:t>牌堆抽</w:t>
-      </w:r>
-      <w:proofErr w:type="gramEnd"/>
-      <w:r>
-        <w:rPr>
-          <w:rFonts w:hint="eastAsia"/>
-        </w:rPr>
-        <w:t>1张牌</w:t>
+        <w:t>从来源牌堆抽1张牌</w:t>
       </w:r>
       <w:r>
         <w:rPr>
@@ -6800,21 +5864,7 @@
         <w:rPr>
           <w:rFonts w:hint="eastAsia"/>
         </w:rPr>
-        <w:t>。</w:t>
-      </w:r>
-      <w:proofErr w:type="gramStart"/>
-      <w:r>
-        <w:rPr>
-          <w:rFonts w:hint="eastAsia"/>
-        </w:rPr>
-        <w:t>来源牌堆没有</w:t>
-      </w:r>
-      <w:proofErr w:type="gramEnd"/>
-      <w:r>
-        <w:rPr>
-          <w:rFonts w:hint="eastAsia"/>
-        </w:rPr>
-        <w:t>牌的情况下，不能重抽。</w:t>
+        <w:t>。来源牌堆没有牌的情况下，不能重抽。</w:t>
       </w:r>
     </w:p>
     <w:p>
@@ -6846,14 +5896,12 @@
       <w:r>
         <w:tab/>
       </w:r>
-      <w:proofErr w:type="gramStart"/>
       <w:r>
         <w:rPr>
           <w:rFonts w:hint="eastAsia"/>
         </w:rPr>
         <w:t>楼层区</w:t>
       </w:r>
-      <w:proofErr w:type="gramEnd"/>
       <w:r>
         <w:rPr>
           <w:rFonts w:hint="eastAsia"/>
@@ -6983,33 +6031,11 @@
         <w:lastRenderedPageBreak/>
         <w:tab/>
       </w:r>
-      <w:proofErr w:type="gramStart"/>
-      <w:r>
-        <w:rPr>
-          <w:rFonts w:hint="eastAsia"/>
-        </w:rPr>
-        <w:t>牌通过</w:t>
-      </w:r>
-      <w:proofErr w:type="gramEnd"/>
-      <w:r>
-        <w:rPr>
-          <w:rFonts w:hint="eastAsia"/>
-        </w:rPr>
-        <w:t>移动进入一个房间，称为移入，反之称为移出。玩家出牌、</w:t>
-      </w:r>
-      <w:proofErr w:type="gramStart"/>
-      <w:r>
-        <w:rPr>
-          <w:rFonts w:hint="eastAsia"/>
-        </w:rPr>
-        <w:t>牌堆发牌</w:t>
-      </w:r>
-      <w:proofErr w:type="gramEnd"/>
-      <w:r>
-        <w:rPr>
-          <w:rFonts w:hint="eastAsia"/>
-        </w:rPr>
-        <w:t>不</w:t>
+      <w:r>
+        <w:rPr>
+          <w:rFonts w:hint="eastAsia"/>
+        </w:rPr>
+        <w:t>牌通过移动进入一个房间，称为移入，反之称为移出。玩家出牌、牌堆发牌不</w:t>
       </w:r>
       <w:r>
         <w:rPr>
@@ -7201,14 +6227,7 @@
         <w:rPr>
           <w:rFonts w:hint="eastAsia"/>
         </w:rPr>
-        <w:t>规则或效果文本要求玩家从某个</w:t>
-      </w:r>
-      <w:proofErr w:type="gramStart"/>
-      <w:r>
-        <w:rPr>
-          <w:rFonts w:hint="eastAsia"/>
-        </w:rPr>
-        <w:t>牌堆</w:t>
+        <w:t>规则或效果文本要求玩家从某个牌堆</w:t>
       </w:r>
       <w:r>
         <w:rPr>
@@ -7216,7 +6235,6 @@
         </w:rPr>
         <w:t>翻</w:t>
       </w:r>
-      <w:proofErr w:type="gramEnd"/>
       <w:r>
         <w:rPr>
           <w:rFonts w:hint="eastAsia"/>
@@ -7267,35 +6285,7 @@
         <w:rPr>
           <w:rFonts w:hint="eastAsia"/>
         </w:rPr>
-        <w:t>没有特别说明的情况下，玩家翻开牌后，可以消耗金币，</w:t>
-      </w:r>
-      <w:proofErr w:type="gramStart"/>
-      <w:r>
-        <w:rPr>
-          <w:rFonts w:hint="eastAsia"/>
-        </w:rPr>
-        <w:t>重抽其中</w:t>
-      </w:r>
-      <w:proofErr w:type="gramEnd"/>
-      <w:r>
-        <w:rPr>
-          <w:rFonts w:hint="eastAsia"/>
-        </w:rPr>
-        <w:t>任意张牌，称为重翻。没有特别说明的情况下，</w:t>
-      </w:r>
-      <w:proofErr w:type="gramStart"/>
-      <w:r>
-        <w:rPr>
-          <w:rFonts w:hint="eastAsia"/>
-        </w:rPr>
-        <w:t>每次翻选的</w:t>
-      </w:r>
-      <w:proofErr w:type="gramEnd"/>
-      <w:r>
-        <w:rPr>
-          <w:rFonts w:hint="eastAsia"/>
-        </w:rPr>
-        <w:t>第一次重翻消耗</w:t>
+        <w:t>没有特别说明的情况下，玩家翻开牌后，可以消耗金币，重抽其中任意张牌，称为重翻。没有特别说明的情况下，每次翻选的第一次重翻消耗</w:t>
       </w:r>
       <w:r>
         <w:rPr>
@@ -7351,14 +6341,12 @@
         </w:rPr>
         <w:t>横置代表牌失效时的状态。</w:t>
       </w:r>
-      <w:proofErr w:type="gramStart"/>
       <w:r>
         <w:rPr>
           <w:rFonts w:hint="eastAsia"/>
         </w:rPr>
         <w:t>楼层区</w:t>
       </w:r>
-      <w:proofErr w:type="gramEnd"/>
       <w:r>
         <w:rPr>
           <w:rFonts w:hint="eastAsia"/>
@@ -7457,31 +6445,129 @@
         </w:rPr>
         <w:t>用语：</w:t>
       </w:r>
-      <w:proofErr w:type="gramStart"/>
+      <w:r>
+        <w:rPr>
+          <w:rFonts w:hint="eastAsia"/>
+        </w:rPr>
+        <w:t>送墓/</w:t>
+      </w:r>
+      <w:r>
+        <w:rPr>
+          <w:rFonts w:hint="eastAsia"/>
+        </w:rPr>
+        <w:t>消灭/死亡</w:t>
+      </w:r>
+      <w:r>
+        <w:rPr>
+          <w:rFonts w:hint="eastAsia"/>
+        </w:rPr>
+        <w:t xml:space="preserve"> </w:t>
+      </w:r>
+    </w:p>
+    <w:p>
+      <w:pPr>
+        <w:rPr>
+          <w:rFonts w:hint="eastAsia"/>
+        </w:rPr>
+      </w:pPr>
+      <w:r>
+        <w:tab/>
+      </w:r>
+      <w:r>
+        <w:rPr>
+          <w:rFonts w:hint="eastAsia"/>
+        </w:rPr>
+        <w:t>主牌堆的牌从</w:t>
+      </w:r>
+      <w:r>
+        <w:rPr>
+          <w:rFonts w:hint="eastAsia"/>
+        </w:rPr>
+        <w:t>楼层区</w:t>
+      </w:r>
+      <w:r>
+        <w:rPr>
+          <w:rFonts w:hint="eastAsia"/>
+        </w:rPr>
+        <w:t>送去墓地，称</w:t>
+      </w:r>
+      <w:r>
+        <w:rPr>
+          <w:rFonts w:hint="eastAsia"/>
+        </w:rPr>
+        <w:t>为</w:t>
+      </w:r>
+      <w:r>
+        <w:rPr>
+          <w:rFonts w:hint="eastAsia"/>
+        </w:rPr>
+        <w:t>那张牌死亡</w:t>
+      </w:r>
+      <w:r>
+        <w:rPr>
+          <w:rFonts w:hint="eastAsia"/>
+        </w:rPr>
+        <w:t>；使一张牌死亡，称为消灭一张牌；</w:t>
+      </w:r>
+      <w:r>
+        <w:rPr>
+          <w:rFonts w:hint="eastAsia"/>
+        </w:rPr>
+        <w:t>一张牌A的效果导致另一张牌B死亡时，称为A消灭了B</w:t>
+      </w:r>
+      <w:r>
+        <w:rPr>
+          <w:rFonts w:hint="eastAsia"/>
+        </w:rPr>
+        <w:t>。部分牌的效果也能将牌从其他地方送去墓地，</w:t>
+      </w:r>
+      <w:r>
+        <w:rPr>
+          <w:rFonts w:hint="eastAsia"/>
+        </w:rPr>
+        <w:t>称为送墓</w:t>
+      </w:r>
+      <w:r>
+        <w:rPr>
+          <w:rFonts w:hint="eastAsia"/>
+        </w:rPr>
+        <w:t>，</w:t>
+      </w:r>
+      <w:r>
+        <w:rPr>
+          <w:rFonts w:hint="eastAsia"/>
+        </w:rPr>
+        <w:t>如无</w:t>
+      </w:r>
+      <w:r>
+        <w:rPr>
+          <w:rFonts w:hint="eastAsia"/>
+        </w:rPr>
+        <w:t>特别说明，</w:t>
+      </w:r>
       <w:r>
         <w:rPr>
           <w:rFonts w:hint="eastAsia"/>
         </w:rPr>
         <w:t>送墓</w:t>
       </w:r>
-      <w:proofErr w:type="gramEnd"/>
-      <w:r>
-        <w:rPr>
-          <w:rFonts w:hint="eastAsia"/>
-        </w:rPr>
-        <w:t>/</w:t>
-      </w:r>
-      <w:r>
-        <w:rPr>
-          <w:rFonts w:hint="eastAsia"/>
-        </w:rPr>
-        <w:t>消灭/死亡</w:t>
-      </w:r>
-      <w:r>
-        <w:rPr>
-          <w:rFonts w:hint="eastAsia"/>
-        </w:rPr>
-        <w:t xml:space="preserve"> </w:t>
+      <w:r>
+        <w:rPr>
+          <w:rFonts w:hint="eastAsia"/>
+        </w:rPr>
+        <w:t>不视为</w:t>
+      </w:r>
+      <w:r>
+        <w:rPr>
+          <w:rFonts w:hint="eastAsia"/>
+        </w:rPr>
+        <w:t>消灭和</w:t>
+      </w:r>
+      <w:r>
+        <w:rPr>
+          <w:rFonts w:hint="eastAsia"/>
+        </w:rPr>
+        <w:t>死亡。</w:t>
       </w:r>
     </w:p>
     <w:p>
@@ -7497,57 +6583,19 @@
         <w:rPr>
           <w:rFonts w:hint="eastAsia"/>
         </w:rPr>
-        <w:t>主牌堆的牌从</w:t>
-      </w:r>
-      <w:proofErr w:type="gramStart"/>
-      <w:r>
-        <w:rPr>
-          <w:rFonts w:hint="eastAsia"/>
-        </w:rPr>
         <w:t>楼层区</w:t>
       </w:r>
-      <w:proofErr w:type="gramEnd"/>
-      <w:r>
-        <w:rPr>
-          <w:rFonts w:hint="eastAsia"/>
-        </w:rPr>
-        <w:t>送去墓地，称</w:t>
-      </w:r>
-      <w:r>
-        <w:rPr>
-          <w:rFonts w:hint="eastAsia"/>
-        </w:rPr>
-        <w:t>为</w:t>
-      </w:r>
-      <w:r>
-        <w:rPr>
-          <w:rFonts w:hint="eastAsia"/>
-        </w:rPr>
-        <w:t>那张牌死亡</w:t>
-      </w:r>
-      <w:r>
-        <w:rPr>
-          <w:rFonts w:hint="eastAsia"/>
-        </w:rPr>
-        <w:t>；使一张牌死亡，称为消灭一张牌；</w:t>
-      </w:r>
-      <w:r>
-        <w:rPr>
-          <w:rFonts w:hint="eastAsia"/>
-        </w:rPr>
-        <w:t>一张牌A的效果导致另一张牌B死亡时，称为A消灭了B</w:t>
-      </w:r>
-      <w:r>
-        <w:rPr>
-          <w:rFonts w:hint="eastAsia"/>
-        </w:rPr>
-        <w:t>。部分牌的效果也能将牌从其他地方送去墓地，</w:t>
-      </w:r>
-      <w:r>
-        <w:rPr>
-          <w:rFonts w:hint="eastAsia"/>
-        </w:rPr>
-        <w:t>称为送墓</w:t>
+      <w:r>
+        <w:rPr>
+          <w:rFonts w:hint="eastAsia"/>
+        </w:rPr>
+        <w:t>的牌点数变为0时</w:t>
+      </w:r>
+      <w:r>
+        <w:rPr>
+          <w:rFonts w:hint="eastAsia"/>
+        </w:rPr>
+        <w:t>即死亡</w:t>
       </w:r>
       <w:r>
         <w:rPr>
@@ -7559,101 +6607,7 @@
         <w:rPr>
           <w:rFonts w:hint="eastAsia"/>
         </w:rPr>
-        <w:t>如无</w:t>
-      </w:r>
-      <w:r>
-        <w:rPr>
-          <w:rFonts w:hint="eastAsia"/>
-        </w:rPr>
-        <w:t>特别说明，</w:t>
-      </w:r>
-      <w:r>
-        <w:rPr>
-          <w:rFonts w:hint="eastAsia"/>
-        </w:rPr>
-        <w:t>送墓</w:t>
-      </w:r>
-      <w:proofErr w:type="gramStart"/>
-      <w:r>
-        <w:rPr>
-          <w:rFonts w:hint="eastAsia"/>
-        </w:rPr>
-        <w:t>不</w:t>
-      </w:r>
-      <w:proofErr w:type="gramEnd"/>
-      <w:r>
-        <w:rPr>
-          <w:rFonts w:hint="eastAsia"/>
-        </w:rPr>
-        <w:t>视为</w:t>
-      </w:r>
-      <w:r>
-        <w:rPr>
-          <w:rFonts w:hint="eastAsia"/>
-        </w:rPr>
-        <w:t>消灭和</w:t>
-      </w:r>
-      <w:r>
-        <w:rPr>
-          <w:rFonts w:hint="eastAsia"/>
-        </w:rPr>
-        <w:t>死亡。</w:t>
-      </w:r>
-    </w:p>
-    <w:p>
-      <w:pPr>
-        <w:rPr>
-          <w:rFonts w:hint="eastAsia"/>
-        </w:rPr>
-      </w:pPr>
-      <w:r>
-        <w:tab/>
-      </w:r>
-      <w:proofErr w:type="gramStart"/>
-      <w:r>
-        <w:rPr>
-          <w:rFonts w:hint="eastAsia"/>
-        </w:rPr>
-        <w:t>楼层区</w:t>
-      </w:r>
-      <w:proofErr w:type="gramEnd"/>
-      <w:r>
-        <w:rPr>
-          <w:rFonts w:hint="eastAsia"/>
-        </w:rPr>
-        <w:t>的牌点数变为0时</w:t>
-      </w:r>
-      <w:r>
-        <w:rPr>
-          <w:rFonts w:hint="eastAsia"/>
-        </w:rPr>
-        <w:t>即死亡</w:t>
-      </w:r>
-      <w:r>
-        <w:rPr>
-          <w:rFonts w:hint="eastAsia"/>
-        </w:rPr>
-        <w:t>，</w:t>
-      </w:r>
-      <w:r>
-        <w:rPr>
-          <w:rFonts w:hint="eastAsia"/>
-        </w:rPr>
-        <w:t>如果此时其他效果正在结算，则将</w:t>
-      </w:r>
-      <w:proofErr w:type="gramStart"/>
-      <w:r>
-        <w:rPr>
-          <w:rFonts w:hint="eastAsia"/>
-        </w:rPr>
-        <w:t>牌死亡</w:t>
-      </w:r>
-      <w:proofErr w:type="gramEnd"/>
-      <w:r>
-        <w:rPr>
-          <w:rFonts w:hint="eastAsia"/>
-        </w:rPr>
-        <w:t>的结</w:t>
+        <w:t>如果此时其他效果正在结算，则将牌死亡的结</w:t>
       </w:r>
       <w:r>
         <w:rPr>
@@ -7715,14 +6669,7 @@
         <w:rPr>
           <w:rFonts w:hint="eastAsia"/>
         </w:rPr>
-        <w:t>一张牌本应死亡时，免死可以使其不送去墓地，有其他追加</w:t>
-      </w:r>
-      <w:proofErr w:type="gramStart"/>
-      <w:r>
-        <w:rPr>
-          <w:rFonts w:hint="eastAsia"/>
-        </w:rPr>
-        <w:t>表述</w:t>
+        <w:t>一张牌本应死亡时，免死可以使其不送去墓地，有其他追加表述</w:t>
       </w:r>
       <w:r>
         <w:rPr>
@@ -7734,14 +6681,7 @@
         <w:rPr>
           <w:rFonts w:hint="eastAsia"/>
         </w:rPr>
-        <w:t>免死</w:t>
-      </w:r>
-      <w:proofErr w:type="gramEnd"/>
-      <w:r>
-        <w:rPr>
-          <w:rFonts w:hint="eastAsia"/>
-        </w:rPr>
-        <w:t>的牌留在其原</w:t>
+        <w:t>免死的牌留在其原</w:t>
       </w:r>
       <w:r>
         <w:rPr>
@@ -7789,21 +6729,7 @@
         <w:rPr>
           <w:rFonts w:hint="eastAsia"/>
         </w:rPr>
-        <w:t>没有限定来源的情况下，抽牌指从</w:t>
-      </w:r>
-      <w:proofErr w:type="gramStart"/>
-      <w:r>
-        <w:rPr>
-          <w:rFonts w:hint="eastAsia"/>
-        </w:rPr>
-        <w:t>主牌堆将牌</w:t>
-      </w:r>
-      <w:proofErr w:type="gramEnd"/>
-      <w:r>
-        <w:rPr>
-          <w:rFonts w:hint="eastAsia"/>
-        </w:rPr>
-        <w:t>加入手牌。</w:t>
+        <w:t>没有限定来源的情况下，抽牌指从主牌堆将牌加入手牌。</w:t>
       </w:r>
     </w:p>
     <w:p>
@@ -7835,7 +6761,6 @@
       <w:r>
         <w:tab/>
       </w:r>
-      <w:proofErr w:type="gramStart"/>
       <w:r>
         <w:rPr>
           <w:rFonts w:hint="eastAsia"/>
@@ -7854,7 +6779,6 @@
         </w:rPr>
         <w:t>玩家</w:t>
       </w:r>
-      <w:proofErr w:type="gramEnd"/>
       <w:r>
         <w:rPr>
           <w:rFonts w:hint="eastAsia"/>
@@ -7967,21 +6891,7 @@
         <w:rPr>
           <w:rFonts w:hint="eastAsia"/>
         </w:rPr>
-        <w:t>如无定语，则包含从任意地点被弃置</w:t>
-      </w:r>
-      <w:proofErr w:type="gramStart"/>
-      <w:r>
-        <w:rPr>
-          <w:rFonts w:hint="eastAsia"/>
-        </w:rPr>
-        <w:t>到弃牌堆</w:t>
-      </w:r>
-      <w:proofErr w:type="gramEnd"/>
-      <w:r>
-        <w:rPr>
-          <w:rFonts w:hint="eastAsia"/>
-        </w:rPr>
-        <w:t>的情况，包括且不限于从战场、手牌、</w:t>
+        <w:t>如无定语，则包含从任意地点被弃置到弃牌堆的情况，包括且不限于从战场、手牌、</w:t>
       </w:r>
       <w:r>
         <w:rPr>
@@ -7993,21 +6903,7 @@
         <w:rPr>
           <w:rFonts w:hint="eastAsia"/>
         </w:rPr>
-        <w:t>、主牌堆、</w:t>
-      </w:r>
-      <w:proofErr w:type="gramStart"/>
-      <w:r>
-        <w:rPr>
-          <w:rFonts w:hint="eastAsia"/>
-        </w:rPr>
-        <w:t>弃牌堆</w:t>
-      </w:r>
-      <w:proofErr w:type="gramEnd"/>
-      <w:r>
-        <w:rPr>
-          <w:rFonts w:hint="eastAsia"/>
-        </w:rPr>
-        <w:t>等。</w:t>
+        <w:t>、主牌堆、弃牌堆等。</w:t>
       </w:r>
     </w:p>
     <w:p>
@@ -8139,61 +7035,284 @@
         <w:rPr>
           <w:rFonts w:hint="eastAsia"/>
         </w:rPr>
+        <w:t>如果该效果发动时，</w:t>
+      </w:r>
+      <w:r>
+        <w:rPr>
+          <w:rFonts w:hint="eastAsia"/>
+        </w:rPr>
+        <w:t>主牌堆已经没有牌了，则玩家既不能从主牌堆抽牌，也不需要将手牌放回主牌堆</w:t>
+      </w:r>
+      <w:r>
+        <w:rPr>
+          <w:rFonts w:hint="eastAsia"/>
+        </w:rPr>
+        <w:t>，但是仍会受到1伤害</w:t>
+      </w:r>
+      <w:r>
+        <w:rPr>
+          <w:rFonts w:hint="eastAsia"/>
+        </w:rPr>
+        <w:t>。</w:t>
+      </w:r>
+    </w:p>
+    <w:p>
+      <w:pPr>
+        <w:pStyle w:val="3"/>
+        <w:rPr>
+          <w:rFonts w:hint="eastAsia"/>
+        </w:rPr>
+      </w:pPr>
+      <w:r>
+        <w:rPr>
+          <w:rFonts w:hint="eastAsia"/>
+        </w:rPr>
+        <w:t>效果自指</w:t>
+      </w:r>
+    </w:p>
+    <w:p>
+      <w:pPr>
+        <w:rPr>
+          <w:rFonts w:hint="eastAsia"/>
+        </w:rPr>
+      </w:pPr>
+      <w:r>
+        <w:tab/>
+      </w:r>
+      <w:r>
+        <w:rPr>
+          <w:rFonts w:hint="eastAsia"/>
+        </w:rPr>
+        <w:t>没有特别说明的情况下，牌效果的目标</w:t>
+      </w:r>
+      <w:r>
+        <w:rPr>
+          <w:rFonts w:hint="eastAsia"/>
+        </w:rPr>
+        <w:t>可以</w:t>
+      </w:r>
+      <w:r>
+        <w:rPr>
+          <w:rFonts w:hint="eastAsia"/>
+        </w:rPr>
+        <w:t>包含自身，例如目标为“本牌所在房间所有牌”的效果，</w:t>
+      </w:r>
+      <w:r>
+        <w:rPr>
+          <w:rFonts w:hint="eastAsia"/>
+        </w:rPr>
+        <w:t>目标中也包含发动该效果的牌。</w:t>
+      </w:r>
+    </w:p>
+    <w:p>
+      <w:pPr>
+        <w:pStyle w:val="3"/>
+        <w:rPr>
+          <w:rFonts w:hint="eastAsia"/>
+        </w:rPr>
+      </w:pPr>
+      <w:r>
+        <w:rPr>
+          <w:rFonts w:hint="eastAsia"/>
+        </w:rPr>
+        <w:t>结算队列</w:t>
+      </w:r>
+    </w:p>
+    <w:p>
+      <w:pPr>
+        <w:rPr>
+          <w:rFonts w:hint="eastAsia"/>
+        </w:rPr>
+      </w:pPr>
+      <w:r>
+        <w:tab/>
+      </w:r>
+      <w:r>
+        <w:rPr>
+          <w:rFonts w:hint="eastAsia"/>
+        </w:rPr>
+        <w:t>一个效果执行中时，如果满足了其他</w:t>
+      </w:r>
+      <w:r>
+        <w:rPr>
+          <w:rFonts w:hint="eastAsia"/>
+        </w:rPr>
+        <w:t>牌的</w:t>
+      </w:r>
+      <w:r>
+        <w:rPr>
+          <w:rFonts w:hint="eastAsia"/>
+        </w:rPr>
+        <w:t>效果的触发条件，</w:t>
+      </w:r>
+      <w:r>
+        <w:rPr>
+          <w:rFonts w:hint="eastAsia"/>
+        </w:rPr>
+        <w:t>则</w:t>
+      </w:r>
+      <w:r>
+        <w:rPr>
+          <w:rFonts w:hint="eastAsia"/>
+        </w:rPr>
+        <w:t>将其记录</w:t>
+      </w:r>
+      <w:r>
+        <w:rPr>
+          <w:rFonts w:hint="eastAsia"/>
+        </w:rPr>
+        <w:t>到队列中</w:t>
+      </w:r>
+      <w:r>
+        <w:rPr>
+          <w:rFonts w:hint="eastAsia"/>
+        </w:rPr>
+        <w:t>，</w:t>
+      </w:r>
+      <w:r>
+        <w:rPr>
+          <w:rFonts w:hint="eastAsia"/>
+        </w:rPr>
+        <w:t>多张牌的效果的触发条件同时被满足时，</w:t>
+      </w:r>
+      <w:r>
+        <w:rPr>
+          <w:rFonts w:hint="eastAsia"/>
+        </w:rPr>
+        <w:t>不在同一房间中的牌，按照所在房间在</w:t>
+      </w:r>
+      <w:r>
+        <w:rPr>
+          <w:rFonts w:hint="eastAsia"/>
+        </w:rPr>
+        <w:lastRenderedPageBreak/>
+        <w:t>楼层区的顺序，从上到下，从左到右，依次进入队列，在此基础上，在同一房间中的牌，按照标准顺序依次进入队列</w:t>
+      </w:r>
+      <w:r>
+        <w:rPr>
+          <w:rFonts w:hint="eastAsia"/>
+        </w:rPr>
+        <w:t>。</w:t>
+      </w:r>
+      <w:r>
+        <w:rPr>
+          <w:rFonts w:hint="eastAsia"/>
+        </w:rPr>
+        <w:t>当</w:t>
+      </w:r>
+      <w:r>
+        <w:rPr>
+          <w:rFonts w:hint="eastAsia"/>
+        </w:rPr>
+        <w:t>前</w:t>
+      </w:r>
+      <w:r>
+        <w:rPr>
+          <w:rFonts w:hint="eastAsia"/>
+        </w:rPr>
+        <w:t>正在结算</w:t>
+      </w:r>
+      <w:r>
+        <w:rPr>
+          <w:rFonts w:hint="eastAsia"/>
+        </w:rPr>
+        <w:t>的效果</w:t>
+      </w:r>
+      <w:r>
+        <w:rPr>
+          <w:rFonts w:hint="eastAsia"/>
+        </w:rPr>
+        <w:t>结算</w:t>
+      </w:r>
+      <w:r>
+        <w:rPr>
+          <w:rFonts w:hint="eastAsia"/>
+        </w:rPr>
+        <w:t>完</w:t>
+      </w:r>
+      <w:r>
+        <w:rPr>
+          <w:rFonts w:hint="eastAsia"/>
+        </w:rPr>
+        <w:t>成</w:t>
+      </w:r>
+      <w:r>
+        <w:rPr>
+          <w:rFonts w:hint="eastAsia"/>
+        </w:rPr>
+        <w:t>后</w:t>
+      </w:r>
+      <w:r>
+        <w:rPr>
+          <w:rFonts w:hint="eastAsia"/>
+        </w:rPr>
+        <w:t>，</w:t>
+      </w:r>
+      <w:r>
+        <w:rPr>
+          <w:rFonts w:hint="eastAsia"/>
+        </w:rPr>
+        <w:t>将</w:t>
+      </w:r>
+      <w:r>
+        <w:rPr>
+          <w:rFonts w:hint="eastAsia"/>
+        </w:rPr>
+        <w:t>效果</w:t>
+      </w:r>
+      <w:r>
+        <w:rPr>
+          <w:rFonts w:hint="eastAsia"/>
+        </w:rPr>
+        <w:t>队列中的牌的效果依次结算，</w:t>
+      </w:r>
+      <w:r>
+        <w:rPr>
+          <w:rFonts w:hint="eastAsia"/>
+        </w:rPr>
+        <w:t>但</w:t>
+      </w:r>
+      <w:r>
+        <w:rPr>
+          <w:rFonts w:hint="eastAsia"/>
+        </w:rPr>
         <w:t>如果</w:t>
       </w:r>
-      <w:proofErr w:type="gramStart"/>
-      <w:r>
-        <w:rPr>
-          <w:rFonts w:hint="eastAsia"/>
-        </w:rPr>
-        <w:t>该效果</w:t>
-      </w:r>
-      <w:proofErr w:type="gramEnd"/>
-      <w:r>
-        <w:rPr>
-          <w:rFonts w:hint="eastAsia"/>
-        </w:rPr>
-        <w:t>发动时，</w:t>
-      </w:r>
-      <w:r>
-        <w:rPr>
-          <w:rFonts w:hint="eastAsia"/>
-        </w:rPr>
-        <w:t>主牌</w:t>
-      </w:r>
-      <w:proofErr w:type="gramStart"/>
-      <w:r>
-        <w:rPr>
-          <w:rFonts w:hint="eastAsia"/>
-        </w:rPr>
-        <w:t>堆已经</w:t>
-      </w:r>
-      <w:proofErr w:type="gramEnd"/>
-      <w:r>
-        <w:rPr>
-          <w:rFonts w:hint="eastAsia"/>
-        </w:rPr>
-        <w:t>没有牌了，则</w:t>
-      </w:r>
-      <w:proofErr w:type="gramStart"/>
-      <w:r>
-        <w:rPr>
-          <w:rFonts w:hint="eastAsia"/>
-        </w:rPr>
-        <w:t>玩家既</w:t>
-      </w:r>
-      <w:proofErr w:type="gramEnd"/>
-      <w:r>
-        <w:rPr>
-          <w:rFonts w:hint="eastAsia"/>
-        </w:rPr>
-        <w:t>不能从主牌堆抽牌，也不需要将手牌放回主牌堆</w:t>
-      </w:r>
-      <w:r>
-        <w:rPr>
-          <w:rFonts w:hint="eastAsia"/>
-        </w:rPr>
-        <w:t>，但是仍会受到1伤害</w:t>
+      <w:r>
+        <w:rPr>
+          <w:rFonts w:hint="eastAsia"/>
+        </w:rPr>
+        <w:t>被触发效果的</w:t>
+      </w:r>
+      <w:r>
+        <w:rPr>
+          <w:rFonts w:hint="eastAsia"/>
+        </w:rPr>
+        <w:t>牌此时已经不在</w:t>
+      </w:r>
+      <w:r>
+        <w:rPr>
+          <w:rFonts w:hint="eastAsia"/>
+        </w:rPr>
+        <w:t>楼层区</w:t>
+      </w:r>
+      <w:r>
+        <w:rPr>
+          <w:rFonts w:hint="eastAsia"/>
+        </w:rPr>
+        <w:t>，则跳过</w:t>
+      </w:r>
+      <w:r>
+        <w:rPr>
+          <w:rFonts w:hint="eastAsia"/>
+        </w:rPr>
+        <w:t>其</w:t>
+      </w:r>
+      <w:r>
+        <w:rPr>
+          <w:rFonts w:hint="eastAsia"/>
+        </w:rPr>
+        <w:t>效果</w:t>
       </w:r>
       <w:r>
         <w:rPr>
@@ -8213,7 +7332,7 @@
         <w:rPr>
           <w:rFonts w:hint="eastAsia"/>
         </w:rPr>
-        <w:t>效果自指</w:t>
+        <w:t>点数修改类效果的优先级</w:t>
       </w:r>
     </w:p>
     <w:p>
@@ -8229,53 +7348,19 @@
         <w:rPr>
           <w:rFonts w:hint="eastAsia"/>
         </w:rPr>
-        <w:t>没有特别说明的情况下，</w:t>
-      </w:r>
-      <w:proofErr w:type="gramStart"/>
-      <w:r>
-        <w:rPr>
-          <w:rFonts w:hint="eastAsia"/>
-        </w:rPr>
-        <w:t>牌效果</w:t>
-      </w:r>
-      <w:proofErr w:type="gramEnd"/>
-      <w:r>
-        <w:rPr>
-          <w:rFonts w:hint="eastAsia"/>
-        </w:rPr>
-        <w:t>的目标</w:t>
-      </w:r>
-      <w:r>
-        <w:rPr>
-          <w:rFonts w:hint="eastAsia"/>
-        </w:rPr>
-        <w:t>可以</w:t>
-      </w:r>
-      <w:r>
-        <w:rPr>
-          <w:rFonts w:hint="eastAsia"/>
-        </w:rPr>
-        <w:t>包含自身，例如目标为“本牌所在房间所有牌”的效果，</w:t>
-      </w:r>
-      <w:r>
-        <w:rPr>
-          <w:rFonts w:hint="eastAsia"/>
-        </w:rPr>
-        <w:t>目标中也包含发动</w:t>
-      </w:r>
-      <w:proofErr w:type="gramStart"/>
-      <w:r>
-        <w:rPr>
-          <w:rFonts w:hint="eastAsia"/>
-        </w:rPr>
-        <w:t>该效果</w:t>
-      </w:r>
-      <w:proofErr w:type="gramEnd"/>
-      <w:r>
-        <w:rPr>
-          <w:rFonts w:hint="eastAsia"/>
-        </w:rPr>
-        <w:t>的牌。</w:t>
+        <w:t>多个点数修改类效果同时作用于同一张牌时，持续效果先生效，</w:t>
+      </w:r>
+      <w:r>
+        <w:rPr>
+          <w:rFonts w:hint="eastAsia"/>
+        </w:rPr>
+        <w:t>需要发动的</w:t>
+      </w:r>
+      <w:r>
+        <w:rPr>
+          <w:rFonts w:hint="eastAsia"/>
+        </w:rPr>
+        <w:t>效果后生效。例如，某张牌的原始点数为1，被持续效果将点数修改为2，而另一发动效果使其点数加1，则这张牌的最终点数为3而不是2；另1张牌的原始点数为1，持续效果使其点数加1，另一发动效果将其点数修改为2，则这张牌的最终点数为2而不是3。</w:t>
       </w:r>
     </w:p>
     <w:p>
@@ -8289,7 +7374,25 @@
         <w:rPr>
           <w:rFonts w:hint="eastAsia"/>
         </w:rPr>
-        <w:t>结算队列</w:t>
+        <w:t>效果</w:t>
+      </w:r>
+      <w:r>
+        <w:rPr>
+          <w:rFonts w:hint="eastAsia"/>
+        </w:rPr>
+        <w:t>用语</w:t>
+      </w:r>
+      <w:r>
+        <w:rPr>
+          <w:rFonts w:hint="eastAsia"/>
+        </w:rPr>
+        <w:t>：</w:t>
+      </w:r>
+      <w:r>
+        <w:rPr>
+          <w:rFonts w:hint="eastAsia"/>
+        </w:rPr>
+        <w:t>召集</w:t>
       </w:r>
     </w:p>
     <w:p>
@@ -8305,37 +7408,85 @@
         <w:rPr>
           <w:rFonts w:hint="eastAsia"/>
         </w:rPr>
-        <w:t>一个效果执行中时，如果满足了其他</w:t>
-      </w:r>
-      <w:r>
-        <w:rPr>
-          <w:rFonts w:hint="eastAsia"/>
-        </w:rPr>
-        <w:t>牌的</w:t>
-      </w:r>
-      <w:r>
-        <w:rPr>
-          <w:rFonts w:hint="eastAsia"/>
-        </w:rPr>
-        <w:t>效果的触发条件，</w:t>
-      </w:r>
-      <w:r>
-        <w:rPr>
-          <w:rFonts w:hint="eastAsia"/>
-        </w:rPr>
-        <w:t>则</w:t>
-      </w:r>
-      <w:r>
-        <w:rPr>
-          <w:rFonts w:hint="eastAsia"/>
-        </w:rPr>
-        <w:t>将其记录</w:t>
-      </w:r>
-      <w:r>
-        <w:rPr>
-          <w:rFonts w:hint="eastAsia"/>
-        </w:rPr>
-        <w:t>到队列中</w:t>
+        <w:t>效果文本中</w:t>
+      </w:r>
+      <w:r>
+        <w:rPr>
+          <w:rFonts w:hint="eastAsia"/>
+        </w:rPr>
+        <w:t>出现</w:t>
+      </w:r>
+      <w:r>
+        <w:rPr>
+          <w:rFonts w:hint="eastAsia"/>
+        </w:rPr>
+        <w:t>“</w:t>
+      </w:r>
+      <w:r>
+        <w:rPr>
+          <w:rFonts w:hint="eastAsia"/>
+        </w:rPr>
+        <w:t>召集</w:t>
+      </w:r>
+      <w:r>
+        <w:rPr>
+          <w:rFonts w:hint="eastAsia"/>
+        </w:rPr>
+        <w:t>&lt;</w:t>
+      </w:r>
+      <w:r>
+        <w:rPr>
+          <w:rFonts w:hint="eastAsia"/>
+        </w:rPr>
+        <w:t>指定</w:t>
+      </w:r>
+      <w:r>
+        <w:rPr>
+          <w:rFonts w:hint="eastAsia"/>
+        </w:rPr>
+        <w:t>区域</w:t>
+      </w:r>
+      <w:r>
+        <w:rPr>
+          <w:rFonts w:hint="eastAsia"/>
+        </w:rPr>
+        <w:t>&gt;</w:t>
+      </w:r>
+      <w:r>
+        <w:rPr>
+          <w:rFonts w:hint="eastAsia"/>
+        </w:rPr>
+        <w:t>的</w:t>
+      </w:r>
+      <w:r>
+        <w:rPr>
+          <w:rFonts w:hint="eastAsia"/>
+        </w:rPr>
+        <w:t>&lt;</w:t>
+      </w:r>
+      <w:r>
+        <w:rPr>
+          <w:rFonts w:hint="eastAsia"/>
+        </w:rPr>
+        <w:t>满足特定条件的牌</w:t>
+      </w:r>
+      <w:r>
+        <w:rPr>
+          <w:rFonts w:hint="eastAsia"/>
+        </w:rPr>
+        <w:t>&gt;</w:t>
+      </w:r>
+      <w:r>
+        <w:rPr>
+          <w:rFonts w:hint="eastAsia"/>
+        </w:rPr>
+        <w:t>”</w:t>
+      </w:r>
+      <w:r>
+        <w:rPr>
+          <w:rFonts w:hint="eastAsia"/>
+        </w:rPr>
+        <w:t>的描述时</w:t>
       </w:r>
       <w:r>
         <w:rPr>
@@ -8347,28 +7498,49 @@
         <w:rPr>
           <w:rFonts w:hint="eastAsia"/>
         </w:rPr>
-        <w:t>多张牌的效果的触发条件同时被满足时，</w:t>
-      </w:r>
-      <w:r>
-        <w:rPr>
-          <w:rFonts w:hint="eastAsia"/>
-        </w:rPr>
-        <w:t>不在同一房间中的牌，按照所在房间在</w:t>
-      </w:r>
-      <w:proofErr w:type="gramStart"/>
-      <w:r>
-        <w:rPr>
-          <w:rFonts w:hint="eastAsia"/>
-        </w:rPr>
-        <w:lastRenderedPageBreak/>
-        <w:t>楼层区</w:t>
-      </w:r>
-      <w:proofErr w:type="gramEnd"/>
-      <w:r>
-        <w:rPr>
-          <w:rFonts w:hint="eastAsia"/>
-        </w:rPr>
-        <w:t>的顺序，从上到下，从左到右，依次进入队列，在此基础上，在同一房间中的牌，按照标准顺序依次进入队列</w:t>
+        <w:t>其</w:t>
+      </w:r>
+      <w:r>
+        <w:rPr>
+          <w:rFonts w:hint="eastAsia"/>
+        </w:rPr>
+        <w:t>发动时机</w:t>
+      </w:r>
+      <w:r>
+        <w:rPr>
+          <w:rFonts w:hint="eastAsia"/>
+        </w:rPr>
+        <w:t>默认</w:t>
+      </w:r>
+      <w:r>
+        <w:rPr>
+          <w:rFonts w:hint="eastAsia"/>
+        </w:rPr>
+        <w:t>为</w:t>
+      </w:r>
+      <w:r>
+        <w:rPr>
+          <w:rFonts w:hint="eastAsia"/>
+        </w:rPr>
+        <w:t>开战</w:t>
+      </w:r>
+      <w:r>
+        <w:rPr>
+          <w:rFonts w:hint="eastAsia"/>
+        </w:rPr>
+        <w:t>时</w:t>
+      </w:r>
+      <w:r>
+        <w:rPr>
+          <w:rFonts w:hint="eastAsia"/>
+        </w:rPr>
+        <w:t>，发动时从指定的区域中将相应的牌取出</w:t>
+      </w:r>
+      <w:r>
+        <w:rPr>
+          <w:rFonts w:hint="eastAsia"/>
+        </w:rPr>
+        <w:t>，被取出的牌称为被召集牌</w:t>
       </w:r>
       <w:r>
         <w:rPr>
@@ -8380,231 +7552,13 @@
         <w:rPr>
           <w:rFonts w:hint="eastAsia"/>
         </w:rPr>
-        <w:t>当</w:t>
-      </w:r>
-      <w:r>
-        <w:rPr>
-          <w:rFonts w:hint="eastAsia"/>
-        </w:rPr>
-        <w:t>前</w:t>
-      </w:r>
-      <w:r>
-        <w:rPr>
-          <w:rFonts w:hint="eastAsia"/>
-        </w:rPr>
-        <w:t>正在结算</w:t>
-      </w:r>
-      <w:r>
-        <w:rPr>
-          <w:rFonts w:hint="eastAsia"/>
-        </w:rPr>
-        <w:t>的效果</w:t>
-      </w:r>
-      <w:r>
-        <w:rPr>
-          <w:rFonts w:hint="eastAsia"/>
-        </w:rPr>
-        <w:t>结算</w:t>
-      </w:r>
-      <w:r>
-        <w:rPr>
-          <w:rFonts w:hint="eastAsia"/>
-        </w:rPr>
-        <w:t>完</w:t>
-      </w:r>
-      <w:r>
-        <w:rPr>
-          <w:rFonts w:hint="eastAsia"/>
-        </w:rPr>
-        <w:t>成</w:t>
-      </w:r>
-      <w:r>
-        <w:rPr>
-          <w:rFonts w:hint="eastAsia"/>
-        </w:rPr>
-        <w:t>后</w:t>
-      </w:r>
-      <w:r>
-        <w:rPr>
-          <w:rFonts w:hint="eastAsia"/>
-        </w:rPr>
-        <w:t>，</w:t>
-      </w:r>
-      <w:r>
-        <w:rPr>
-          <w:rFonts w:hint="eastAsia"/>
-        </w:rPr>
-        <w:t>将</w:t>
-      </w:r>
-      <w:r>
-        <w:rPr>
-          <w:rFonts w:hint="eastAsia"/>
-        </w:rPr>
-        <w:t>效果</w:t>
-      </w:r>
-      <w:r>
-        <w:rPr>
-          <w:rFonts w:hint="eastAsia"/>
-        </w:rPr>
-        <w:t>队列中的牌的效果依次结算，</w:t>
-      </w:r>
-      <w:r>
-        <w:rPr>
-          <w:rFonts w:hint="eastAsia"/>
-        </w:rPr>
-        <w:t>但</w:t>
-      </w:r>
-      <w:r>
-        <w:rPr>
-          <w:rFonts w:hint="eastAsia"/>
-        </w:rPr>
-        <w:t>如果</w:t>
-      </w:r>
-      <w:r>
-        <w:rPr>
-          <w:rFonts w:hint="eastAsia"/>
-        </w:rPr>
-        <w:t>被触发效果的</w:t>
-      </w:r>
-      <w:proofErr w:type="gramStart"/>
-      <w:r>
-        <w:rPr>
-          <w:rFonts w:hint="eastAsia"/>
-        </w:rPr>
-        <w:t>牌此时</w:t>
-      </w:r>
-      <w:proofErr w:type="gramEnd"/>
-      <w:r>
-        <w:rPr>
-          <w:rFonts w:hint="eastAsia"/>
-        </w:rPr>
-        <w:t>已经不在</w:t>
-      </w:r>
-      <w:r>
-        <w:rPr>
-          <w:rFonts w:hint="eastAsia"/>
-        </w:rPr>
-        <w:t>楼层区</w:t>
-      </w:r>
-      <w:r>
-        <w:rPr>
-          <w:rFonts w:hint="eastAsia"/>
-        </w:rPr>
-        <w:t>，则跳过</w:t>
-      </w:r>
-      <w:r>
-        <w:rPr>
-          <w:rFonts w:hint="eastAsia"/>
-        </w:rPr>
-        <w:t>其</w:t>
-      </w:r>
-      <w:r>
-        <w:rPr>
-          <w:rFonts w:hint="eastAsia"/>
-        </w:rPr>
-        <w:t>效果</w:t>
-      </w:r>
-      <w:r>
-        <w:rPr>
-          <w:rFonts w:hint="eastAsia"/>
-        </w:rPr>
-        <w:t>。</w:t>
-      </w:r>
-    </w:p>
-    <w:p>
-      <w:pPr>
-        <w:pStyle w:val="3"/>
-        <w:rPr>
-          <w:rFonts w:hint="eastAsia"/>
-        </w:rPr>
-      </w:pPr>
-      <w:r>
-        <w:rPr>
-          <w:rFonts w:hint="eastAsia"/>
-        </w:rPr>
-        <w:t>点数修改</w:t>
-      </w:r>
-      <w:proofErr w:type="gramStart"/>
-      <w:r>
-        <w:rPr>
-          <w:rFonts w:hint="eastAsia"/>
-        </w:rPr>
-        <w:t>类效果</w:t>
-      </w:r>
-      <w:proofErr w:type="gramEnd"/>
-      <w:r>
-        <w:rPr>
-          <w:rFonts w:hint="eastAsia"/>
-        </w:rPr>
-        <w:t>的优先级</w:t>
-      </w:r>
-    </w:p>
-    <w:p>
-      <w:pPr>
-        <w:rPr>
-          <w:rFonts w:hint="eastAsia"/>
-        </w:rPr>
-      </w:pPr>
-      <w:r>
-        <w:tab/>
-      </w:r>
-      <w:r>
-        <w:rPr>
-          <w:rFonts w:hint="eastAsia"/>
-        </w:rPr>
-        <w:t>多个点数修改</w:t>
-      </w:r>
-      <w:proofErr w:type="gramStart"/>
-      <w:r>
-        <w:rPr>
-          <w:rFonts w:hint="eastAsia"/>
-        </w:rPr>
-        <w:t>类效果</w:t>
-      </w:r>
-      <w:proofErr w:type="gramEnd"/>
-      <w:r>
-        <w:rPr>
-          <w:rFonts w:hint="eastAsia"/>
-        </w:rPr>
-        <w:t>同时作用于同一张牌时，持续效果先生效，</w:t>
-      </w:r>
-      <w:r>
-        <w:rPr>
-          <w:rFonts w:hint="eastAsia"/>
-        </w:rPr>
-        <w:t>需要发动的</w:t>
-      </w:r>
-      <w:r>
-        <w:rPr>
-          <w:rFonts w:hint="eastAsia"/>
-        </w:rPr>
-        <w:t>效果后生效。例如，某张牌的原始点数为1，被持续效果将点数修改为2，而另一发动效果使其点数加1，则这张牌的最终点数为3而不是2；另1张牌的原始点数为1，持续效果使其点数加1，另一发动效果将其点数修改为2，则这张牌的最终点数为2而不是3。</w:t>
-      </w:r>
-    </w:p>
-    <w:p>
-      <w:pPr>
-        <w:pStyle w:val="3"/>
-        <w:rPr>
-          <w:rFonts w:hint="eastAsia"/>
-        </w:rPr>
-      </w:pPr>
-      <w:r>
-        <w:rPr>
-          <w:rFonts w:hint="eastAsia"/>
-        </w:rPr>
-        <w:t>效果</w:t>
-      </w:r>
-      <w:r>
-        <w:rPr>
-          <w:rFonts w:hint="eastAsia"/>
-        </w:rPr>
-        <w:t>用语</w:t>
-      </w:r>
-      <w:r>
-        <w:rPr>
-          <w:rFonts w:hint="eastAsia"/>
-        </w:rPr>
-        <w:t>：</w:t>
+        <w:t>效果描述中</w:t>
+      </w:r>
+      <w:r>
+        <w:rPr>
+          <w:rFonts w:hint="eastAsia"/>
+        </w:rPr>
+        <w:t>未指定被</w:t>
       </w:r>
       <w:r>
         <w:rPr>
@@ -8612,33 +7566,29 @@
         </w:rPr>
         <w:t>召集</w:t>
       </w:r>
-    </w:p>
-    <w:p>
-      <w:pPr>
-        <w:rPr>
-          <w:rFonts w:hint="eastAsia"/>
-        </w:rPr>
-      </w:pPr>
-      <w:r>
-        <w:tab/>
-      </w:r>
-      <w:r>
-        <w:rPr>
-          <w:rFonts w:hint="eastAsia"/>
-        </w:rPr>
-        <w:t>效果文本中</w:t>
-      </w:r>
-      <w:r>
-        <w:rPr>
-          <w:rFonts w:hint="eastAsia"/>
-        </w:rPr>
-        <w:t>出现</w:t>
-      </w:r>
-      <w:r>
-        <w:rPr>
-          <w:rFonts w:hint="eastAsia"/>
-        </w:rPr>
-        <w:t>“</w:t>
+      <w:r>
+        <w:rPr>
+          <w:rFonts w:hint="eastAsia"/>
+        </w:rPr>
+        <w:t>牌放置的位置时，</w:t>
+      </w:r>
+      <w:r>
+        <w:rPr>
+          <w:rFonts w:hint="eastAsia"/>
+        </w:rPr>
+        <w:t>默认</w:t>
+      </w:r>
+      <w:r>
+        <w:rPr>
+          <w:rFonts w:hint="eastAsia"/>
+        </w:rPr>
+        <w:t>将其</w:t>
+      </w:r>
+      <w:r>
+        <w:rPr>
+          <w:rFonts w:hint="eastAsia"/>
+        </w:rPr>
+        <w:t>放置在</w:t>
       </w:r>
       <w:r>
         <w:rPr>
@@ -8650,189 +7600,13 @@
         <w:rPr>
           <w:rFonts w:hint="eastAsia"/>
         </w:rPr>
-        <w:t>&lt;</w:t>
-      </w:r>
-      <w:r>
-        <w:rPr>
-          <w:rFonts w:hint="eastAsia"/>
-        </w:rPr>
-        <w:t>指定</w:t>
-      </w:r>
-      <w:r>
-        <w:rPr>
-          <w:rFonts w:hint="eastAsia"/>
-        </w:rPr>
-        <w:t>区域</w:t>
-      </w:r>
-      <w:r>
-        <w:rPr>
-          <w:rFonts w:hint="eastAsia"/>
-        </w:rPr>
-        <w:t>&gt;</w:t>
-      </w:r>
-      <w:r>
-        <w:rPr>
-          <w:rFonts w:hint="eastAsia"/>
-        </w:rPr>
-        <w:t>的</w:t>
-      </w:r>
-      <w:r>
-        <w:rPr>
-          <w:rFonts w:hint="eastAsia"/>
-        </w:rPr>
-        <w:t>&lt;</w:t>
-      </w:r>
-      <w:r>
-        <w:rPr>
-          <w:rFonts w:hint="eastAsia"/>
-        </w:rPr>
-        <w:t>满足特定条件的牌</w:t>
-      </w:r>
-      <w:r>
-        <w:rPr>
-          <w:rFonts w:hint="eastAsia"/>
-        </w:rPr>
-        <w:t>&gt;</w:t>
-      </w:r>
-      <w:r>
-        <w:rPr>
-          <w:rFonts w:hint="eastAsia"/>
-        </w:rPr>
-        <w:t>”</w:t>
-      </w:r>
-      <w:r>
-        <w:rPr>
-          <w:rFonts w:hint="eastAsia"/>
-        </w:rPr>
-        <w:t>的描述时</w:t>
-      </w:r>
-      <w:r>
-        <w:rPr>
-          <w:rFonts w:hint="eastAsia"/>
-        </w:rPr>
-        <w:t>，</w:t>
-      </w:r>
-      <w:r>
-        <w:rPr>
-          <w:rFonts w:hint="eastAsia"/>
-        </w:rPr>
-        <w:t>其</w:t>
-      </w:r>
-      <w:r>
-        <w:rPr>
-          <w:rFonts w:hint="eastAsia"/>
-        </w:rPr>
-        <w:t>发动时机</w:t>
-      </w:r>
-      <w:r>
-        <w:rPr>
-          <w:rFonts w:hint="eastAsia"/>
-        </w:rPr>
-        <w:t>默认</w:t>
-      </w:r>
-      <w:r>
-        <w:rPr>
-          <w:rFonts w:hint="eastAsia"/>
-        </w:rPr>
-        <w:t>为</w:t>
-      </w:r>
-      <w:r>
-        <w:rPr>
-          <w:rFonts w:hint="eastAsia"/>
-        </w:rPr>
-        <w:t>开战</w:t>
-      </w:r>
-      <w:r>
-        <w:rPr>
-          <w:rFonts w:hint="eastAsia"/>
-        </w:rPr>
-        <w:t>时</w:t>
-      </w:r>
-      <w:r>
-        <w:rPr>
-          <w:rFonts w:hint="eastAsia"/>
-        </w:rPr>
-        <w:t>，发动时从指定的区域中将相应的牌取出</w:t>
-      </w:r>
-      <w:r>
-        <w:rPr>
-          <w:rFonts w:hint="eastAsia"/>
-        </w:rPr>
-        <w:t>，被取出的牌称为被召集牌</w:t>
-      </w:r>
-      <w:r>
-        <w:rPr>
-          <w:rFonts w:hint="eastAsia"/>
-        </w:rPr>
-        <w:t>。</w:t>
-      </w:r>
-      <w:r>
-        <w:rPr>
-          <w:rFonts w:hint="eastAsia"/>
-        </w:rPr>
-        <w:t>效果描述中</w:t>
-      </w:r>
-      <w:r>
-        <w:rPr>
-          <w:rFonts w:hint="eastAsia"/>
-        </w:rPr>
-        <w:t>未指定被</w:t>
-      </w:r>
-      <w:r>
-        <w:rPr>
-          <w:rFonts w:hint="eastAsia"/>
-        </w:rPr>
-        <w:t>召集</w:t>
-      </w:r>
-      <w:r>
-        <w:rPr>
-          <w:rFonts w:hint="eastAsia"/>
-        </w:rPr>
-        <w:t>牌放置的位置时，</w:t>
-      </w:r>
-      <w:r>
-        <w:rPr>
-          <w:rFonts w:hint="eastAsia"/>
-        </w:rPr>
-        <w:t>默认</w:t>
-      </w:r>
-      <w:r>
-        <w:rPr>
-          <w:rFonts w:hint="eastAsia"/>
-        </w:rPr>
-        <w:t>将其</w:t>
-      </w:r>
-      <w:r>
-        <w:rPr>
-          <w:rFonts w:hint="eastAsia"/>
-        </w:rPr>
-        <w:t>放置在</w:t>
-      </w:r>
-      <w:r>
-        <w:rPr>
-          <w:rFonts w:hint="eastAsia"/>
-        </w:rPr>
-        <w:t>召集</w:t>
-      </w:r>
-      <w:proofErr w:type="gramStart"/>
-      <w:r>
-        <w:rPr>
-          <w:rFonts w:hint="eastAsia"/>
-        </w:rPr>
         <w:t>牌</w:t>
       </w:r>
       <w:r>
         <w:rPr>
           <w:rFonts w:hint="eastAsia"/>
         </w:rPr>
-        <w:t>所在</w:t>
-      </w:r>
-      <w:proofErr w:type="gramEnd"/>
-      <w:r>
-        <w:rPr>
-          <w:rFonts w:hint="eastAsia"/>
-        </w:rPr>
-        <w:t>房间</w:t>
+        <w:t>所在房间</w:t>
       </w:r>
       <w:r>
         <w:rPr>
@@ -9129,21 +7903,7 @@
         <w:rPr>
           <w:rFonts w:hint="eastAsia"/>
         </w:rPr>
-        <w:t>双人模式下，需要额外用到玩家指示物，每名玩家从玩家指示物堆中取一种颜色的指示物若干，之后需要使用更多玩家指示物时，再从该堆中</w:t>
-      </w:r>
-      <w:proofErr w:type="gramStart"/>
-      <w:r>
-        <w:rPr>
-          <w:rFonts w:hint="eastAsia"/>
-        </w:rPr>
-        <w:t>取同样</w:t>
-      </w:r>
-      <w:proofErr w:type="gramEnd"/>
-      <w:r>
-        <w:rPr>
-          <w:rFonts w:hint="eastAsia"/>
-        </w:rPr>
-        <w:t>颜色的指示物。</w:t>
+        <w:t>双人模式下，需要额外用到玩家指示物，每名玩家从玩家指示物堆中取一种颜色的指示物若干，之后需要使用更多玩家指示物时，再从该堆中取同样颜色的指示物。</w:t>
       </w:r>
     </w:p>
     <w:p>
@@ -9223,43 +7983,283 @@
         <w:rPr>
           <w:rFonts w:hint="eastAsia"/>
         </w:rPr>
-        <w:t>两名玩家选好初始遗物牌后，按照先P1再P2的顺序，各自将未选中的遗物</w:t>
-      </w:r>
-      <w:proofErr w:type="gramStart"/>
-      <w:r>
-        <w:rPr>
-          <w:rFonts w:hint="eastAsia"/>
-        </w:rPr>
-        <w:t>牌按</w:t>
+        <w:t>两名玩家选好初始遗物牌后，按照先P1再P2的顺序，各自将未选中的遗物牌按</w:t>
       </w:r>
       <w:r>
         <w:rPr>
           <w:rFonts w:hint="eastAsia"/>
         </w:rPr>
         <w:lastRenderedPageBreak/>
-        <w:t>照</w:t>
-      </w:r>
-      <w:proofErr w:type="gramEnd"/>
-      <w:r>
-        <w:rPr>
-          <w:rFonts w:hint="eastAsia"/>
-        </w:rPr>
-        <w:t>任意顺序放到</w:t>
-      </w:r>
-      <w:proofErr w:type="gramStart"/>
-      <w:r>
-        <w:rPr>
-          <w:rFonts w:hint="eastAsia"/>
-        </w:rPr>
-        <w:t>遗物牌堆底</w:t>
-      </w:r>
-      <w:proofErr w:type="gramEnd"/>
+        <w:t>照任意顺序放到遗物牌堆底。</w:t>
+      </w:r>
+    </w:p>
+    <w:p>
+      <w:pPr>
+        <w:pStyle w:val="3"/>
+        <w:rPr>
+          <w:rFonts w:hint="eastAsia"/>
+        </w:rPr>
+      </w:pPr>
+      <w:r>
+        <w:rPr>
+          <w:rFonts w:hint="eastAsia"/>
+        </w:rPr>
+        <w:t>回合流程的变动</w:t>
+      </w:r>
+    </w:p>
+    <w:p>
+      <w:pPr>
+        <w:rPr>
+          <w:rFonts w:hint="eastAsia"/>
+        </w:rPr>
+      </w:pPr>
+      <w:r>
+        <w:tab/>
+      </w:r>
+      <w:r>
+        <w:rPr>
+          <w:rFonts w:hint="eastAsia"/>
+        </w:rPr>
+        <w:t>回合流程中，一部分操作需要两名玩家各自执行，一部分动作需要两名玩家选出一人执行。各自执行时，先后顺序均由两名玩家讨论决定，需要选出一名玩家执行时，执行者也由两名玩家讨论决定。意见不合的情况下，两人猜拳，由猜拳的胜者决定。</w:t>
+      </w:r>
+    </w:p>
+    <w:p>
+      <w:pPr>
+        <w:rPr>
+          <w:rFonts w:hint="eastAsia"/>
+        </w:rPr>
+      </w:pPr>
+      <w:r>
+        <w:tab/>
+      </w:r>
+      <w:r>
+        <w:rPr>
+          <w:rFonts w:hint="eastAsia"/>
+        </w:rPr>
+        <w:t>回合开始阶段，</w:t>
+      </w:r>
+      <w:r>
+        <w:rPr>
+          <w:rFonts w:hint="eastAsia"/>
+        </w:rPr>
+        <w:t>先选出一名玩家，由其负责主导本回合的行动。</w:t>
+      </w:r>
+      <w:r>
+        <w:rPr>
+          <w:rFonts w:hint="eastAsia"/>
+        </w:rPr>
+        <w:t>如果探索区没有牌，则两名玩家各自整理战利品</w:t>
+      </w:r>
+      <w:r>
+        <w:rPr>
+          <w:rFonts w:hint="eastAsia"/>
+        </w:rPr>
+        <w:t>，负责行动的玩家先执行</w:t>
+      </w:r>
+      <w:r>
+        <w:rPr>
+          <w:rFonts w:hint="eastAsia"/>
+        </w:rPr>
+        <w:t>，</w:t>
+      </w:r>
+      <w:r>
+        <w:rPr>
+          <w:rFonts w:hint="eastAsia"/>
+        </w:rPr>
+        <w:t>整理战利品时的规则相比单人规则有所变动，另作说明</w:t>
+      </w:r>
+      <w:r>
+        <w:rPr>
+          <w:rFonts w:hint="eastAsia"/>
+        </w:rPr>
+        <w:t>，之后，</w:t>
+      </w:r>
+      <w:r>
+        <w:rPr>
+          <w:rFonts w:hint="eastAsia"/>
+        </w:rPr>
+        <w:t>由</w:t>
+      </w:r>
+      <w:r>
+        <w:rPr>
+          <w:rFonts w:hint="eastAsia"/>
+        </w:rPr>
+        <w:t>负责行动的玩家</w:t>
+      </w:r>
+      <w:r>
+        <w:rPr>
+          <w:rFonts w:hint="eastAsia"/>
+        </w:rPr>
+        <w:t>决定先长休还是先重置探索区，长休时，两名玩家各自执行长休流程</w:t>
+      </w:r>
+      <w:r>
+        <w:rPr>
+          <w:rFonts w:hint="eastAsia"/>
+        </w:rPr>
+        <w:t>，仍旧是负责行动的玩家先执行</w:t>
+      </w:r>
       <w:r>
         <w:rPr>
           <w:rFonts w:hint="eastAsia"/>
         </w:rPr>
         <w:t>。</w:t>
       </w:r>
+      <w:r>
+        <w:rPr>
+          <w:rFonts w:hint="eastAsia"/>
+        </w:rPr>
+        <w:t>回合开始阶段中，</w:t>
+      </w:r>
+      <w:r>
+        <w:rPr>
+          <w:rFonts w:hint="eastAsia"/>
+        </w:rPr>
+        <w:t>如果探索区有牌发动效果，且那个效果指向玩家，则由负责行动的玩家承受。</w:t>
+      </w:r>
+    </w:p>
+    <w:p>
+      <w:pPr>
+        <w:rPr>
+          <w:rFonts w:hint="eastAsia"/>
+        </w:rPr>
+      </w:pPr>
+      <w:r>
+        <w:tab/>
+      </w:r>
+      <w:r>
+        <w:rPr>
+          <w:rFonts w:hint="eastAsia"/>
+        </w:rPr>
+        <w:t>负责行动的</w:t>
+      </w:r>
+      <w:r>
+        <w:rPr>
+          <w:rFonts w:hint="eastAsia"/>
+        </w:rPr>
+        <w:t>玩家</w:t>
+      </w:r>
+      <w:r>
+        <w:rPr>
+          <w:rFonts w:hint="eastAsia"/>
+        </w:rPr>
+        <w:t>选择短休或长休时，仅那名玩家使用自己的玩家面板执行相应流程，</w:t>
+      </w:r>
+      <w:r>
+        <w:rPr>
+          <w:rFonts w:hint="eastAsia"/>
+        </w:rPr>
+        <w:t>一切效果仅对那名玩家自己生效，如同另一名玩家不存在</w:t>
+      </w:r>
+      <w:r>
+        <w:rPr>
+          <w:rFonts w:hint="eastAsia"/>
+        </w:rPr>
+        <w:t>。</w:t>
+      </w:r>
+      <w:r>
+        <w:rPr>
+          <w:rFonts w:hint="eastAsia"/>
+        </w:rPr>
+        <w:t>例如，某个回合的行动阶段，两名玩家讨论决定由P1来行动，P1选择</w:t>
+      </w:r>
+      <w:r>
+        <w:rPr>
+          <w:rFonts w:hint="eastAsia"/>
+        </w:rPr>
+        <w:t>短</w:t>
+      </w:r>
+      <w:r>
+        <w:rPr>
+          <w:rFonts w:hint="eastAsia"/>
+        </w:rPr>
+        <w:t>休，此时消耗</w:t>
+      </w:r>
+      <w:r>
+        <w:rPr>
+          <w:rFonts w:hint="eastAsia"/>
+        </w:rPr>
+        <w:t>1</w:t>
+      </w:r>
+      <w:r>
+        <w:rPr>
+          <w:rFonts w:hint="eastAsia"/>
+        </w:rPr>
+        <w:t>时间，即将</w:t>
+      </w:r>
+      <w:r>
+        <w:rPr>
+          <w:rFonts w:hint="eastAsia"/>
+        </w:rPr>
+        <w:t>1</w:t>
+      </w:r>
+      <w:r>
+        <w:rPr>
+          <w:rFonts w:hint="eastAsia"/>
+        </w:rPr>
+        <w:t>张牌从主牌堆移动到P1玩家面板下的弃牌堆，</w:t>
+      </w:r>
+      <w:r>
+        <w:rPr>
+          <w:rFonts w:hint="eastAsia"/>
+        </w:rPr>
+        <w:t>然而，弃置的那一张牌是[掉宝地精]，触发了其“被弃置时，玩家将手牌补满”的效果，此时，效果文本中的“玩家”仅指当前行动的玩家，即P1，所以P1将自己的手牌补满，</w:t>
+      </w:r>
+      <w:r>
+        <w:rPr>
+          <w:rFonts w:hint="eastAsia"/>
+        </w:rPr>
+        <w:t>然后</w:t>
+      </w:r>
+      <w:r>
+        <w:rPr>
+          <w:rFonts w:hint="eastAsia"/>
+        </w:rPr>
+        <w:t>执行短休的流程重抽任意张手牌，整个流程中，P2的玩家面板不发生任何变化</w:t>
+      </w:r>
+      <w:r>
+        <w:rPr>
+          <w:rFonts w:hint="eastAsia"/>
+        </w:rPr>
+        <w:t>。</w:t>
+      </w:r>
+    </w:p>
+    <w:p>
+      <w:pPr>
+        <w:rPr>
+          <w:rFonts w:hint="eastAsia"/>
+        </w:rPr>
+      </w:pPr>
+      <w:r>
+        <w:tab/>
+      </w:r>
+      <w:r>
+        <w:rPr>
+          <w:rFonts w:hint="eastAsia"/>
+        </w:rPr>
+        <w:t>行动阶段的战斗流程变动较多，另作说明。</w:t>
+      </w:r>
+    </w:p>
+    <w:p>
+      <w:pPr>
+        <w:rPr>
+          <w:rFonts w:hint="eastAsia"/>
+        </w:rPr>
+      </w:pPr>
+      <w:r>
+        <w:tab/>
+      </w:r>
+      <w:r>
+        <w:rPr>
+          <w:rFonts w:hint="eastAsia"/>
+        </w:rPr>
+        <w:t>结束阶段检查下楼条件时，单人规则中的“玩家手中没有战利品外的牌”需调整为“所有玩家手中均没有战利品外的牌”。</w:t>
+      </w:r>
+      <w:r>
+        <w:rPr>
+          <w:rFonts w:hint="eastAsia"/>
+        </w:rPr>
+        <w:t>结束阶段发动的牌效果如有指向玩家的，处理方式和回合开始阶段的处理方式一致，都由当回合负责行动的玩家承受。</w:t>
+      </w:r>
     </w:p>
     <w:p>
       <w:pPr>
@@ -9272,388 +8272,6 @@
         <w:rPr>
           <w:rFonts w:hint="eastAsia"/>
         </w:rPr>
-        <w:t>回合流程的变动</w:t>
-      </w:r>
-    </w:p>
-    <w:p>
-      <w:pPr>
-        <w:rPr>
-          <w:rFonts w:hint="eastAsia"/>
-        </w:rPr>
-      </w:pPr>
-      <w:r>
-        <w:tab/>
-      </w:r>
-      <w:r>
-        <w:rPr>
-          <w:rFonts w:hint="eastAsia"/>
-        </w:rPr>
-        <w:t>回合流程中，一部分操作需要两名玩家各自执行，一部分动作需要两名玩家选出一人执行。各自执行时，先后顺序均由两名玩家讨论决定，需要选出一名玩家执行时，执行者也由两名玩家讨论决定。意见不合的情况下，两人猜拳，由猜拳的胜者决定。</w:t>
-      </w:r>
-    </w:p>
-    <w:p>
-      <w:pPr>
-        <w:rPr>
-          <w:rFonts w:hint="eastAsia"/>
-        </w:rPr>
-      </w:pPr>
-      <w:r>
-        <w:tab/>
-      </w:r>
-      <w:r>
-        <w:rPr>
-          <w:rFonts w:hint="eastAsia"/>
-        </w:rPr>
-        <w:t>回合开始阶段，</w:t>
-      </w:r>
-      <w:r>
-        <w:rPr>
-          <w:rFonts w:hint="eastAsia"/>
-        </w:rPr>
-        <w:t>先选出一名玩家，由其负责主导本回合的行动。</w:t>
-      </w:r>
-      <w:r>
-        <w:rPr>
-          <w:rFonts w:hint="eastAsia"/>
-        </w:rPr>
-        <w:t>如果</w:t>
-      </w:r>
-      <w:proofErr w:type="gramStart"/>
-      <w:r>
-        <w:rPr>
-          <w:rFonts w:hint="eastAsia"/>
-        </w:rPr>
-        <w:t>探索区</w:t>
-      </w:r>
-      <w:proofErr w:type="gramEnd"/>
-      <w:r>
-        <w:rPr>
-          <w:rFonts w:hint="eastAsia"/>
-        </w:rPr>
-        <w:t>没有牌，则两名玩家各自整理战利品</w:t>
-      </w:r>
-      <w:r>
-        <w:rPr>
-          <w:rFonts w:hint="eastAsia"/>
-        </w:rPr>
-        <w:t>，负责行动的</w:t>
-      </w:r>
-      <w:proofErr w:type="gramStart"/>
-      <w:r>
-        <w:rPr>
-          <w:rFonts w:hint="eastAsia"/>
-        </w:rPr>
-        <w:t>玩家先</w:t>
-      </w:r>
-      <w:proofErr w:type="gramEnd"/>
-      <w:r>
-        <w:rPr>
-          <w:rFonts w:hint="eastAsia"/>
-        </w:rPr>
-        <w:t>执行</w:t>
-      </w:r>
-      <w:r>
-        <w:rPr>
-          <w:rFonts w:hint="eastAsia"/>
-        </w:rPr>
-        <w:t>，</w:t>
-      </w:r>
-      <w:r>
-        <w:rPr>
-          <w:rFonts w:hint="eastAsia"/>
-        </w:rPr>
-        <w:t>整理战利品时的规则相比单人规则有所变动，另作说明</w:t>
-      </w:r>
-      <w:r>
-        <w:rPr>
-          <w:rFonts w:hint="eastAsia"/>
-        </w:rPr>
-        <w:t>，之后，</w:t>
-      </w:r>
-      <w:r>
-        <w:rPr>
-          <w:rFonts w:hint="eastAsia"/>
-        </w:rPr>
-        <w:t>由</w:t>
-      </w:r>
-      <w:r>
-        <w:rPr>
-          <w:rFonts w:hint="eastAsia"/>
-        </w:rPr>
-        <w:t>负责行动的玩家</w:t>
-      </w:r>
-      <w:r>
-        <w:rPr>
-          <w:rFonts w:hint="eastAsia"/>
-        </w:rPr>
-        <w:t>决定先长休还是先重置探索区，长休时，两名玩家各自执行长休流程</w:t>
-      </w:r>
-      <w:r>
-        <w:rPr>
-          <w:rFonts w:hint="eastAsia"/>
-        </w:rPr>
-        <w:t>，仍旧是负责行动的</w:t>
-      </w:r>
-      <w:proofErr w:type="gramStart"/>
-      <w:r>
-        <w:rPr>
-          <w:rFonts w:hint="eastAsia"/>
-        </w:rPr>
-        <w:t>玩家先</w:t>
-      </w:r>
-      <w:proofErr w:type="gramEnd"/>
-      <w:r>
-        <w:rPr>
-          <w:rFonts w:hint="eastAsia"/>
-        </w:rPr>
-        <w:t>执行</w:t>
-      </w:r>
-      <w:r>
-        <w:rPr>
-          <w:rFonts w:hint="eastAsia"/>
-        </w:rPr>
-        <w:t>。</w:t>
-      </w:r>
-      <w:r>
-        <w:rPr>
-          <w:rFonts w:hint="eastAsia"/>
-        </w:rPr>
-        <w:t>回合开始阶段中，</w:t>
-      </w:r>
-      <w:r>
-        <w:rPr>
-          <w:rFonts w:hint="eastAsia"/>
-        </w:rPr>
-        <w:t>如果</w:t>
-      </w:r>
-      <w:proofErr w:type="gramStart"/>
-      <w:r>
-        <w:rPr>
-          <w:rFonts w:hint="eastAsia"/>
-        </w:rPr>
-        <w:t>探索区</w:t>
-      </w:r>
-      <w:proofErr w:type="gramEnd"/>
-      <w:r>
-        <w:rPr>
-          <w:rFonts w:hint="eastAsia"/>
-        </w:rPr>
-        <w:t>有牌发动效果，且那个效果指向玩家，则由负责行动的玩家承受。</w:t>
-      </w:r>
-    </w:p>
-    <w:p>
-      <w:pPr>
-        <w:rPr>
-          <w:rFonts w:hint="eastAsia"/>
-        </w:rPr>
-      </w:pPr>
-      <w:r>
-        <w:tab/>
-      </w:r>
-      <w:r>
-        <w:rPr>
-          <w:rFonts w:hint="eastAsia"/>
-        </w:rPr>
-        <w:t>负责行动的</w:t>
-      </w:r>
-      <w:r>
-        <w:rPr>
-          <w:rFonts w:hint="eastAsia"/>
-        </w:rPr>
-        <w:t>玩家</w:t>
-      </w:r>
-      <w:proofErr w:type="gramStart"/>
-      <w:r>
-        <w:rPr>
-          <w:rFonts w:hint="eastAsia"/>
-        </w:rPr>
-        <w:t>选择短休或</w:t>
-      </w:r>
-      <w:proofErr w:type="gramEnd"/>
-      <w:r>
-        <w:rPr>
-          <w:rFonts w:hint="eastAsia"/>
-        </w:rPr>
-        <w:t>长休时，仅那名玩家使用自己的玩家面板执行相应流程，</w:t>
-      </w:r>
-      <w:r>
-        <w:rPr>
-          <w:rFonts w:hint="eastAsia"/>
-        </w:rPr>
-        <w:t>一切效果仅对那名玩家自己生效，如同另一名玩家不存在</w:t>
-      </w:r>
-      <w:r>
-        <w:rPr>
-          <w:rFonts w:hint="eastAsia"/>
-        </w:rPr>
-        <w:t>。</w:t>
-      </w:r>
-      <w:r>
-        <w:rPr>
-          <w:rFonts w:hint="eastAsia"/>
-        </w:rPr>
-        <w:t>例如，某个回合的行动阶段，两名玩家讨论决定由P1来行动，P1选择</w:t>
-      </w:r>
-      <w:r>
-        <w:rPr>
-          <w:rFonts w:hint="eastAsia"/>
-        </w:rPr>
-        <w:t>短</w:t>
-      </w:r>
-      <w:r>
-        <w:rPr>
-          <w:rFonts w:hint="eastAsia"/>
-        </w:rPr>
-        <w:t>休，此时消耗</w:t>
-      </w:r>
-      <w:r>
-        <w:rPr>
-          <w:rFonts w:hint="eastAsia"/>
-        </w:rPr>
-        <w:t>1</w:t>
-      </w:r>
-      <w:r>
-        <w:rPr>
-          <w:rFonts w:hint="eastAsia"/>
-        </w:rPr>
-        <w:t>时间，即将</w:t>
-      </w:r>
-      <w:r>
-        <w:rPr>
-          <w:rFonts w:hint="eastAsia"/>
-        </w:rPr>
-        <w:t>1</w:t>
-      </w:r>
-      <w:r>
-        <w:rPr>
-          <w:rFonts w:hint="eastAsia"/>
-        </w:rPr>
-        <w:t>张牌从主牌堆移动到P1玩家面板下的</w:t>
-      </w:r>
-      <w:proofErr w:type="gramStart"/>
-      <w:r>
-        <w:rPr>
-          <w:rFonts w:hint="eastAsia"/>
-        </w:rPr>
-        <w:t>弃牌堆</w:t>
-      </w:r>
-      <w:proofErr w:type="gramEnd"/>
-      <w:r>
-        <w:rPr>
-          <w:rFonts w:hint="eastAsia"/>
-        </w:rPr>
-        <w:t>，</w:t>
-      </w:r>
-      <w:r>
-        <w:rPr>
-          <w:rFonts w:hint="eastAsia"/>
-        </w:rPr>
-        <w:t>然而，弃置的那一张牌是[掉宝地精]，触发了其“被弃置时，玩家将手牌补满”的效果，此时，效果文本中的“玩家”仅指当前行动的玩家，即P1，所以P1将自己的</w:t>
-      </w:r>
-      <w:proofErr w:type="gramStart"/>
-      <w:r>
-        <w:rPr>
-          <w:rFonts w:hint="eastAsia"/>
-        </w:rPr>
-        <w:t>手牌补满</w:t>
-      </w:r>
-      <w:proofErr w:type="gramEnd"/>
-      <w:r>
-        <w:rPr>
-          <w:rFonts w:hint="eastAsia"/>
-        </w:rPr>
-        <w:t>，</w:t>
-      </w:r>
-      <w:r>
-        <w:rPr>
-          <w:rFonts w:hint="eastAsia"/>
-        </w:rPr>
-        <w:t>然后</w:t>
-      </w:r>
-      <w:proofErr w:type="gramStart"/>
-      <w:r>
-        <w:rPr>
-          <w:rFonts w:hint="eastAsia"/>
-        </w:rPr>
-        <w:t>执行短休的流程重抽任意</w:t>
-      </w:r>
-      <w:proofErr w:type="gramEnd"/>
-      <w:r>
-        <w:rPr>
-          <w:rFonts w:hint="eastAsia"/>
-        </w:rPr>
-        <w:t>张手牌，整个流程中，P2的玩家面板不发生任何变化</w:t>
-      </w:r>
-      <w:r>
-        <w:rPr>
-          <w:rFonts w:hint="eastAsia"/>
-        </w:rPr>
-        <w:t>。</w:t>
-      </w:r>
-    </w:p>
-    <w:p>
-      <w:pPr>
-        <w:rPr>
-          <w:rFonts w:hint="eastAsia"/>
-        </w:rPr>
-      </w:pPr>
-      <w:r>
-        <w:tab/>
-      </w:r>
-      <w:r>
-        <w:rPr>
-          <w:rFonts w:hint="eastAsia"/>
-        </w:rPr>
-        <w:t>行动阶段的战斗流程变动较多，另作说明。</w:t>
-      </w:r>
-    </w:p>
-    <w:p>
-      <w:pPr>
-        <w:rPr>
-          <w:rFonts w:hint="eastAsia"/>
-        </w:rPr>
-      </w:pPr>
-      <w:r>
-        <w:tab/>
-      </w:r>
-      <w:r>
-        <w:rPr>
-          <w:rFonts w:hint="eastAsia"/>
-        </w:rPr>
-        <w:t>结束阶段检查下楼条件时，单人规则中的“玩家手中没有战利品外的牌”需调整为“所有玩家手中均没有战利品外的牌”。</w:t>
-      </w:r>
-      <w:r>
-        <w:rPr>
-          <w:rFonts w:hint="eastAsia"/>
-        </w:rPr>
-        <w:t>结束阶段发动的</w:t>
-      </w:r>
-      <w:proofErr w:type="gramStart"/>
-      <w:r>
-        <w:rPr>
-          <w:rFonts w:hint="eastAsia"/>
-        </w:rPr>
-        <w:t>牌效果</w:t>
-      </w:r>
-      <w:proofErr w:type="gramEnd"/>
-      <w:r>
-        <w:rPr>
-          <w:rFonts w:hint="eastAsia"/>
-        </w:rPr>
-        <w:t>如有指向玩家的，处理方式和回合开始阶段的处理方式一致，都由当回合负责行动的玩家承受。</w:t>
-      </w:r>
-    </w:p>
-    <w:p>
-      <w:pPr>
-        <w:pStyle w:val="3"/>
-        <w:rPr>
-          <w:rFonts w:hint="eastAsia"/>
-        </w:rPr>
-      </w:pPr>
-      <w:r>
-        <w:rPr>
-          <w:rFonts w:hint="eastAsia"/>
-        </w:rPr>
         <w:t>战斗的变动</w:t>
       </w:r>
     </w:p>
@@ -9668,21 +8286,7 @@
         <w:rPr>
           <w:rFonts w:hint="eastAsia"/>
         </w:rPr>
-        <w:t>一名玩家出的牌为战场</w:t>
-      </w:r>
-      <w:proofErr w:type="gramStart"/>
-      <w:r>
-        <w:rPr>
-          <w:rFonts w:hint="eastAsia"/>
-        </w:rPr>
-        <w:t>玩家侧某一行</w:t>
-      </w:r>
-      <w:proofErr w:type="gramEnd"/>
-      <w:r>
-        <w:rPr>
-          <w:rFonts w:hint="eastAsia"/>
-        </w:rPr>
-        <w:t>的第一张牌时，出牌的玩家在那一行放上自己的玩家指示物，以标记自己为这一行需要进行的战斗轮的主战者。</w:t>
+        <w:t>一名玩家出的牌为战场玩家侧某一行的第一张牌时，出牌的玩家在那一行放上自己的玩家指示物，以标记自己为这一行需要进行的战斗轮的主战者。</w:t>
       </w:r>
     </w:p>
     <w:p>
@@ -9696,21 +8300,7 @@
         <w:rPr>
           <w:rFonts w:hint="eastAsia"/>
         </w:rPr>
-        <w:t>负责执行行动的玩家在行动阶段选择进入战斗后，由那名玩家</w:t>
-      </w:r>
-      <w:proofErr w:type="gramStart"/>
-      <w:r>
-        <w:rPr>
-          <w:rFonts w:hint="eastAsia"/>
-        </w:rPr>
-        <w:t>选探索区</w:t>
-      </w:r>
-      <w:proofErr w:type="gramEnd"/>
-      <w:r>
-        <w:rPr>
-          <w:rFonts w:hint="eastAsia"/>
-        </w:rPr>
-        <w:t>一列牌移入战场敌对侧，这里假设那名玩家是P1。之后，P1从手牌出牌到战场玩家侧自己那一列的某一行。P1可以一次出多张牌，但只能在一行里出牌。P1出完牌后，轮到P2出牌，</w:t>
+        <w:t>负责执行行动的玩家在行动阶段选择进入战斗后，由那名玩家选探索区一列牌移入战场敌对侧，这里假设那名玩家是P1。之后，P1从手牌出牌到战场玩家侧自己那一列的某一行。P1可以一次出多张牌，但只能在一行里出牌。P1出完牌后，轮到P2出牌，</w:t>
       </w:r>
       <w:r>
         <w:rPr>
@@ -9797,35 +8387,7 @@
         <w:rPr>
           <w:rFonts w:hint="eastAsia"/>
         </w:rPr>
-        <w:t>如果战场中的</w:t>
-      </w:r>
-      <w:proofErr w:type="gramStart"/>
-      <w:r>
-        <w:rPr>
-          <w:rFonts w:hint="eastAsia"/>
-        </w:rPr>
-        <w:t>牌效果</w:t>
-      </w:r>
-      <w:proofErr w:type="gramEnd"/>
-      <w:r>
-        <w:rPr>
-          <w:rFonts w:hint="eastAsia"/>
-        </w:rPr>
-        <w:t>指向玩家，那么其指向的是发动效果的</w:t>
-      </w:r>
-      <w:proofErr w:type="gramStart"/>
-      <w:r>
-        <w:rPr>
-          <w:rFonts w:hint="eastAsia"/>
-        </w:rPr>
-        <w:t>牌所在</w:t>
-      </w:r>
-      <w:proofErr w:type="gramEnd"/>
-      <w:r>
-        <w:rPr>
-          <w:rFonts w:hint="eastAsia"/>
-        </w:rPr>
-        <w:t>的行的主战者。</w:t>
+        <w:t>如果战场中的牌效果指向玩家，那么其指向的是发动效果的牌所在的行的主战者。</w:t>
       </w:r>
       <w:r>
         <w:rPr>
@@ -9861,21 +8423,7 @@
         <w:rPr>
           <w:rFonts w:hint="eastAsia"/>
         </w:rPr>
-        <w:t>弃置时，弃置到那张牌所在行的主战者的</w:t>
-      </w:r>
-      <w:proofErr w:type="gramStart"/>
-      <w:r>
-        <w:rPr>
-          <w:rFonts w:hint="eastAsia"/>
-        </w:rPr>
-        <w:t>弃牌堆</w:t>
-      </w:r>
-      <w:proofErr w:type="gramEnd"/>
-      <w:r>
-        <w:rPr>
-          <w:rFonts w:hint="eastAsia"/>
-        </w:rPr>
-        <w:t>。</w:t>
+        <w:t>弃置时，弃置到那张牌所在行的主战者的弃牌堆。</w:t>
       </w:r>
       <w:r>
         <w:rPr>
@@ -9895,35 +8443,7 @@
         <w:rPr>
           <w:rFonts w:hint="eastAsia"/>
         </w:rPr>
-        <w:t>战后，翻开事件牌后，由本回合负责行动的</w:t>
-      </w:r>
-      <w:proofErr w:type="gramStart"/>
-      <w:r>
-        <w:rPr>
-          <w:rFonts w:hint="eastAsia"/>
-        </w:rPr>
-        <w:t>玩家先</w:t>
-      </w:r>
-      <w:proofErr w:type="gramEnd"/>
-      <w:r>
-        <w:rPr>
-          <w:rFonts w:hint="eastAsia"/>
-        </w:rPr>
-        <w:t>选一张事件牌结算，结算完成后，另一名</w:t>
-      </w:r>
-      <w:proofErr w:type="gramStart"/>
-      <w:r>
-        <w:rPr>
-          <w:rFonts w:hint="eastAsia"/>
-        </w:rPr>
-        <w:t>玩家再</w:t>
-      </w:r>
-      <w:proofErr w:type="gramEnd"/>
-      <w:r>
-        <w:rPr>
-          <w:rFonts w:hint="eastAsia"/>
-        </w:rPr>
-        <w:t>从余下的事件牌中选一张结算。</w:t>
+        <w:t>战后，翻开事件牌后，由本回合负责行动的玩家先选一张事件牌结算，结算完成后，另一名玩家再从余下的事件牌中选一张结算。</w:t>
       </w:r>
     </w:p>
     <w:p>
@@ -9959,69 +8479,13 @@
         <w:rPr>
           <w:rFonts w:hint="eastAsia"/>
         </w:rPr>
-        <w:t>整理战利品之前，两名玩家可以互相交换战利品区和</w:t>
-      </w:r>
-      <w:proofErr w:type="gramStart"/>
-      <w:r>
-        <w:rPr>
-          <w:rFonts w:hint="eastAsia"/>
-        </w:rPr>
-        <w:t>手牌区的</w:t>
-      </w:r>
-      <w:proofErr w:type="gramEnd"/>
-      <w:r>
-        <w:rPr>
-          <w:rFonts w:hint="eastAsia"/>
-        </w:rPr>
-        <w:t>战利品牌，但</w:t>
-      </w:r>
-      <w:r>
-        <w:rPr>
-          <w:rFonts w:hint="eastAsia"/>
-        </w:rPr>
-        <w:t>必须是一名玩家用一张牌和另一名玩家的一张牌交换，即保持两名玩家各自持有的战利品</w:t>
-      </w:r>
-      <w:proofErr w:type="gramStart"/>
-      <w:r>
-        <w:rPr>
-          <w:rFonts w:hint="eastAsia"/>
-        </w:rPr>
-        <w:t>牌数量</w:t>
-      </w:r>
-      <w:proofErr w:type="gramEnd"/>
-      <w:r>
-        <w:rPr>
-          <w:rFonts w:hint="eastAsia"/>
-        </w:rPr>
-        <w:t>不变。这之后，由当回合负责行动的</w:t>
-      </w:r>
-      <w:proofErr w:type="gramStart"/>
-      <w:r>
-        <w:rPr>
-          <w:rFonts w:hint="eastAsia"/>
-        </w:rPr>
-        <w:t>玩家先</w:t>
-      </w:r>
-      <w:proofErr w:type="gramEnd"/>
-      <w:r>
-        <w:rPr>
-          <w:rFonts w:hint="eastAsia"/>
-        </w:rPr>
-        <w:t>整理战利品，流程与单人规则一致，然后另一名</w:t>
-      </w:r>
-      <w:proofErr w:type="gramStart"/>
-      <w:r>
-        <w:rPr>
-          <w:rFonts w:hint="eastAsia"/>
-        </w:rPr>
-        <w:t>玩家再</w:t>
-      </w:r>
-      <w:proofErr w:type="gramEnd"/>
-      <w:r>
-        <w:rPr>
-          <w:rFonts w:hint="eastAsia"/>
-        </w:rPr>
-        <w:t>整理战利品。</w:t>
+        <w:t>整理战利品之前，两名玩家可以互相交换战利品区和手牌区的战利品牌，但</w:t>
+      </w:r>
+      <w:r>
+        <w:rPr>
+          <w:rFonts w:hint="eastAsia"/>
+        </w:rPr>
+        <w:t>必须是一名玩家用一张牌和另一名玩家的一张牌交换，即保持两名玩家各自持有的战利品牌数量不变。这之后，由当回合负责行动的玩家先整理战利品，流程与单人规则一致，然后另一名玩家再整理战利品。</w:t>
       </w:r>
     </w:p>
     <w:sectPr>

--- a/规则书.docx
+++ b/规则书.docx
@@ -472,13 +472,7 @@
         <w:rPr>
           <w:rFonts w:hint="eastAsia"/>
         </w:rPr>
-        <w:t>原</w:t>
-      </w:r>
-      <w:r>
-        <w:rPr>
-          <w:rFonts w:hint="eastAsia"/>
-        </w:rPr>
-        <w:t>生</w:t>
+        <w:t>叛军</w:t>
       </w:r>
       <w:r>
         <w:rPr>
@@ -502,19 +496,25 @@
         <w:rPr>
           <w:rFonts w:hint="eastAsia"/>
         </w:rPr>
-        <w:t>玩家阵营，在原生侧的牌视为在</w:t>
-      </w:r>
-      <w:r>
-        <w:rPr>
-          <w:rFonts w:hint="eastAsia"/>
-        </w:rPr>
-        <w:t>原</w:t>
-      </w:r>
-      <w:r>
-        <w:rPr>
-          <w:rFonts w:hint="eastAsia"/>
-        </w:rPr>
-        <w:t>生</w:t>
+        <w:t>玩家阵营，在</w:t>
+      </w:r>
+      <w:r>
+        <w:rPr>
+          <w:rFonts w:hint="eastAsia"/>
+        </w:rPr>
+        <w:t>叛军</w:t>
+      </w:r>
+      <w:r>
+        <w:rPr>
+          <w:rFonts w:hint="eastAsia"/>
+        </w:rPr>
+        <w:t>侧的牌视为在</w:t>
+      </w:r>
+      <w:r>
+        <w:rPr>
+          <w:rFonts w:hint="eastAsia"/>
+        </w:rPr>
+        <w:t>叛军</w:t>
       </w:r>
       <w:r>
         <w:rPr>
@@ -686,13 +686,19 @@
         <w:rPr>
           <w:rFonts w:hint="eastAsia"/>
         </w:rPr>
-        <w:t>原生</w:t>
-      </w:r>
-      <w:r>
-        <w:rPr>
-          <w:rFonts w:hint="eastAsia"/>
-        </w:rPr>
-        <w:t>势力的牌时，</w:t>
+        <w:t>叛军</w:t>
+      </w:r>
+      <w:r>
+        <w:rPr>
+          <w:rFonts w:hint="eastAsia"/>
+        </w:rPr>
+        <w:t>阵营</w:t>
+      </w:r>
+      <w:r>
+        <w:rPr>
+          <w:rFonts w:hint="eastAsia"/>
+        </w:rPr>
+        <w:t>的牌时，</w:t>
       </w:r>
       <w:r>
         <w:rPr>
@@ -3187,7 +3193,7 @@
         <w:rPr>
           <w:rFonts w:hint="eastAsia"/>
         </w:rPr>
-        <w:t>原生</w:t>
+        <w:t>叛军</w:t>
       </w:r>
       <w:r>
         <w:rPr>
@@ -3596,68 +3602,7 @@
         <w:rPr>
           <w:rFonts w:hint="eastAsia"/>
         </w:rPr>
-        <w:t>玩家</w:t>
-      </w:r>
-      <w:r>
-        <w:rPr>
-          <w:rFonts w:hint="eastAsia"/>
-        </w:rPr>
-        <w:t>依次指定楼层区的所有房间，按照指定的顺序检查每个房间，结算房间内所有牌的</w:t>
-      </w:r>
-      <w:r>
-        <w:rPr>
-          <w:rFonts w:hint="eastAsia"/>
-        </w:rPr>
-        <w:t>回合开始时效果</w:t>
-      </w:r>
-      <w:r>
-        <w:rPr>
-          <w:rFonts w:hint="eastAsia"/>
-        </w:rPr>
-        <w:t>。房间内有多张牌具有回合开始时效果时，按照标准顺序依次结算</w:t>
-      </w:r>
-      <w:r>
-        <w:rPr>
-          <w:rFonts w:hint="eastAsia"/>
-        </w:rPr>
-        <w:t>。</w:t>
-      </w:r>
-      <w:r>
-        <w:rPr>
-          <w:rFonts w:hint="eastAsia"/>
-        </w:rPr>
-        <w:t>一张牌的回合开始时</w:t>
-      </w:r>
-      <w:r>
-        <w:rPr>
-          <w:rFonts w:hint="eastAsia"/>
-        </w:rPr>
-        <w:t>效果结算完成后，将</w:t>
-      </w:r>
-      <w:r>
-        <w:rPr>
-          <w:rFonts w:hint="eastAsia"/>
-        </w:rPr>
-        <w:t>其</w:t>
-      </w:r>
-      <w:r>
-        <w:rPr>
-          <w:rFonts w:hint="eastAsia"/>
-        </w:rPr>
-        <w:t>翻面。</w:t>
-      </w:r>
-      <w:r>
-        <w:rPr>
-          <w:rFonts w:hint="eastAsia"/>
-        </w:rPr>
-        <w:t>这一步中，</w:t>
-      </w:r>
-      <w:r>
-        <w:rPr>
-          <w:rFonts w:hint="eastAsia"/>
-        </w:rPr>
-        <w:lastRenderedPageBreak/>
-        <w:t>横置的牌以及翻面的牌不结算效果。</w:t>
+        <w:t>按照从上到下，再从左到右的顺序，结算奖励区所有牌的回合开始时效果。</w:t>
       </w:r>
     </w:p>
     <w:p>
@@ -3675,6 +3620,91 @@
         <w:rPr>
           <w:rFonts w:hint="eastAsia"/>
         </w:rPr>
+        <w:t>玩家</w:t>
+      </w:r>
+      <w:r>
+        <w:rPr>
+          <w:rFonts w:hint="eastAsia"/>
+        </w:rPr>
+        <w:t>依次指定楼层区的所有房间，按照指定的顺序检查每个房间，结算房间内所有牌的</w:t>
+      </w:r>
+      <w:r>
+        <w:rPr>
+          <w:rFonts w:hint="eastAsia"/>
+        </w:rPr>
+        <w:t>回合开始时效果</w:t>
+      </w:r>
+      <w:r>
+        <w:rPr>
+          <w:rFonts w:hint="eastAsia"/>
+        </w:rPr>
+        <w:t>。房间内有多张牌具有回合开始时效果时，按照标准</w:t>
+      </w:r>
+      <w:r>
+        <w:rPr>
+          <w:rFonts w:hint="eastAsia"/>
+        </w:rPr>
+        <w:lastRenderedPageBreak/>
+        <w:t>顺序依次结算</w:t>
+      </w:r>
+      <w:r>
+        <w:rPr>
+          <w:rFonts w:hint="eastAsia"/>
+        </w:rPr>
+        <w:t>。</w:t>
+      </w:r>
+      <w:r>
+        <w:rPr>
+          <w:rFonts w:hint="eastAsia"/>
+        </w:rPr>
+        <w:t>一张牌的回合开始时</w:t>
+      </w:r>
+      <w:r>
+        <w:rPr>
+          <w:rFonts w:hint="eastAsia"/>
+        </w:rPr>
+        <w:t>效果结算完成后，将</w:t>
+      </w:r>
+      <w:r>
+        <w:rPr>
+          <w:rFonts w:hint="eastAsia"/>
+        </w:rPr>
+        <w:t>其</w:t>
+      </w:r>
+      <w:r>
+        <w:rPr>
+          <w:rFonts w:hint="eastAsia"/>
+        </w:rPr>
+        <w:t>翻面。</w:t>
+      </w:r>
+      <w:r>
+        <w:rPr>
+          <w:rFonts w:hint="eastAsia"/>
+        </w:rPr>
+        <w:t>这一步中，</w:t>
+      </w:r>
+      <w:r>
+        <w:rPr>
+          <w:rFonts w:hint="eastAsia"/>
+        </w:rPr>
+        <w:t>横置的牌以及翻面的牌不结算效果。</w:t>
+      </w:r>
+    </w:p>
+    <w:p>
+      <w:pPr>
+        <w:pStyle w:val="a9"/>
+        <w:numPr>
+          <w:ilvl w:val="0"/>
+          <w:numId w:val="14"/>
+        </w:numPr>
+        <w:rPr>
+          <w:rFonts w:hint="eastAsia"/>
+        </w:rPr>
+      </w:pPr>
+      <w:r>
+        <w:rPr>
+          <w:rFonts w:hint="eastAsia"/>
+        </w:rPr>
         <w:t>将</w:t>
       </w:r>
       <w:r>
@@ -4033,7 +4063,19 @@
         <w:rPr>
           <w:rFonts w:hint="eastAsia"/>
         </w:rPr>
-        <w:t>当楼层区没有原生阵营的牌时，</w:t>
+        <w:t>当楼层区没有</w:t>
+      </w:r>
+      <w:r>
+        <w:rPr>
+          <w:rFonts w:hint="eastAsia"/>
+        </w:rPr>
+        <w:t>叛军</w:t>
+      </w:r>
+      <w:r>
+        <w:rPr>
+          <w:rFonts w:hint="eastAsia"/>
+        </w:rPr>
+        <w:t>阵营的牌时，</w:t>
       </w:r>
       <w:r>
         <w:rPr>
@@ -4111,7 +4153,13 @@
         <w:rPr>
           <w:rFonts w:hint="eastAsia"/>
         </w:rPr>
-        <w:t>原生侧</w:t>
+        <w:t>叛军</w:t>
+      </w:r>
+      <w:r>
+        <w:rPr>
+          <w:rFonts w:hint="eastAsia"/>
+        </w:rPr>
+        <w:t>侧</w:t>
       </w:r>
       <w:r>
         <w:rPr>
@@ -4314,6 +4362,7 @@
         <w:rPr>
           <w:rFonts w:hint="eastAsia"/>
         </w:rPr>
+        <w:lastRenderedPageBreak/>
         <w:t>打出化身牌</w:t>
       </w:r>
     </w:p>
@@ -4348,14 +4397,7 @@
         <w:rPr>
           <w:rFonts w:hint="eastAsia"/>
         </w:rPr>
-        <w:t>以创造1张化身牌，并将其打出到</w:t>
-      </w:r>
-      <w:r>
-        <w:rPr>
-          <w:rFonts w:hint="eastAsia"/>
-        </w:rPr>
-        <w:lastRenderedPageBreak/>
-        <w:t>楼层区任意房间的玩家侧</w:t>
+        <w:t>以创造1张化身牌，并将其打出到楼层区任意房间的玩家侧</w:t>
       </w:r>
       <w:r>
         <w:rPr>
@@ -4763,7 +4805,13 @@
         <w:rPr>
           <w:rFonts w:hint="eastAsia"/>
         </w:rPr>
-        <w:t>原生侧</w:t>
+        <w:t>叛军</w:t>
+      </w:r>
+      <w:r>
+        <w:rPr>
+          <w:rFonts w:hint="eastAsia"/>
+        </w:rPr>
+        <w:t>侧</w:t>
       </w:r>
       <w:r>
         <w:rPr>
@@ -4823,7 +4871,13 @@
         <w:rPr>
           <w:rFonts w:hint="eastAsia"/>
         </w:rPr>
-        <w:t>原生侧</w:t>
+        <w:t>叛军</w:t>
+      </w:r>
+      <w:r>
+        <w:rPr>
+          <w:rFonts w:hint="eastAsia"/>
+        </w:rPr>
+        <w:t>侧</w:t>
       </w:r>
       <w:r>
         <w:rPr>
@@ -4890,7 +4944,13 @@
         <w:rPr>
           <w:rFonts w:hint="eastAsia"/>
         </w:rPr>
-        <w:t>原生侧</w:t>
+        <w:t>叛军</w:t>
+      </w:r>
+      <w:r>
+        <w:rPr>
+          <w:rFonts w:hint="eastAsia"/>
+        </w:rPr>
+        <w:t>侧</w:t>
       </w:r>
       <w:r>
         <w:rPr>
@@ -4920,7 +4980,13 @@
         <w:rPr>
           <w:rFonts w:hint="eastAsia"/>
         </w:rPr>
-        <w:t>原生侧</w:t>
+        <w:t>叛军</w:t>
+      </w:r>
+      <w:r>
+        <w:rPr>
+          <w:rFonts w:hint="eastAsia"/>
+        </w:rPr>
+        <w:t>侧</w:t>
       </w:r>
       <w:r>
         <w:rPr>
@@ -5004,7 +5070,19 @@
         <w:rPr>
           <w:rFonts w:hint="eastAsia"/>
         </w:rPr>
-        <w:t>按标准顺序消灭原生侧所有牌，再按标准顺序消灭玩家侧所有牌</w:t>
+        <w:t>按标准顺序消灭</w:t>
+      </w:r>
+      <w:r>
+        <w:rPr>
+          <w:rFonts w:hint="eastAsia"/>
+        </w:rPr>
+        <w:t>叛军</w:t>
+      </w:r>
+      <w:r>
+        <w:rPr>
+          <w:rFonts w:hint="eastAsia"/>
+        </w:rPr>
+        <w:t>侧所有牌，再按标准顺序消灭玩家侧所有牌</w:t>
       </w:r>
       <w:r>
         <w:rPr>
@@ -5102,7 +5180,13 @@
         <w:rPr>
           <w:rFonts w:hint="eastAsia"/>
         </w:rPr>
-        <w:t>原生阵营的</w:t>
+        <w:t>叛军</w:t>
+      </w:r>
+      <w:r>
+        <w:rPr>
+          <w:rFonts w:hint="eastAsia"/>
+        </w:rPr>
+        <w:t>阵营的</w:t>
       </w:r>
       <w:r>
         <w:rPr>
@@ -5174,7 +5258,13 @@
         <w:rPr>
           <w:rFonts w:hint="eastAsia"/>
         </w:rPr>
-        <w:t>原生阵营的</w:t>
+        <w:t>叛军</w:t>
+      </w:r>
+      <w:r>
+        <w:rPr>
+          <w:rFonts w:hint="eastAsia"/>
+        </w:rPr>
+        <w:t>阵营的</w:t>
       </w:r>
       <w:r>
         <w:rPr>
@@ -5234,6 +5324,7 @@
         <w:rPr>
           <w:rFonts w:hint="eastAsia"/>
         </w:rPr>
+        <w:lastRenderedPageBreak/>
         <w:t>根据墓地牌的数量，</w:t>
       </w:r>
       <w:r>
@@ -5318,7 +5409,6 @@
         <w:rPr>
           <w:rFonts w:hint="eastAsia"/>
         </w:rPr>
-        <w:lastRenderedPageBreak/>
         <w:t>玩家回复</w:t>
       </w:r>
       <w:r>
@@ -5521,19 +5611,7 @@
         <w:rPr>
           <w:rFonts w:hint="eastAsia"/>
         </w:rPr>
-        <w:t>玩家依次指定楼层区的所有房间，按照指定的顺序检查每个房间，结算房间内所有牌的回合结束时效果。房间内有多张牌具有回合开始时效果时，按照标准顺序依次结算。一张牌的回合</w:t>
-      </w:r>
-      <w:r>
-        <w:rPr>
-          <w:rFonts w:hint="eastAsia"/>
-        </w:rPr>
-        <w:t>结束</w:t>
-      </w:r>
-      <w:r>
-        <w:rPr>
-          <w:rFonts w:hint="eastAsia"/>
-        </w:rPr>
-        <w:t>时效果结算完成后，将其翻面。这一步中，横置的牌以及翻面的牌不结算效果。</w:t>
+        <w:t>按照从上到下，再从左到右的顺序，结算奖励区所有牌的回合开始时效果。</w:t>
       </w:r>
     </w:p>
     <w:p>
@@ -5551,6 +5629,36 @@
         <w:rPr>
           <w:rFonts w:hint="eastAsia"/>
         </w:rPr>
+        <w:t>玩家依次指定楼层区的所有房间，按照指定的顺序检查每个房间，结算房间内所有牌的回合结束时效果。房间内有多张牌具有回合开始时效果时，按照标准顺序依次结算。一张牌的回合</w:t>
+      </w:r>
+      <w:r>
+        <w:rPr>
+          <w:rFonts w:hint="eastAsia"/>
+        </w:rPr>
+        <w:t>结束</w:t>
+      </w:r>
+      <w:r>
+        <w:rPr>
+          <w:rFonts w:hint="eastAsia"/>
+        </w:rPr>
+        <w:t>时效果结算完成后，将其翻面。这一步中，横置的牌以及翻面的牌不结算效果。</w:t>
+      </w:r>
+    </w:p>
+    <w:p>
+      <w:pPr>
+        <w:pStyle w:val="a9"/>
+        <w:numPr>
+          <w:ilvl w:val="0"/>
+          <w:numId w:val="11"/>
+        </w:numPr>
+        <w:rPr>
+          <w:rFonts w:hint="eastAsia"/>
+        </w:rPr>
+      </w:pPr>
+      <w:r>
+        <w:rPr>
+          <w:rFonts w:hint="eastAsia"/>
+        </w:rPr>
         <w:t>将</w:t>
       </w:r>
       <w:r>
@@ -5792,7 +5900,31 @@
         <w:rPr>
           <w:rFonts w:hint="eastAsia"/>
         </w:rPr>
-        <w:t>房间内有原生侧和玩家侧，先结算原生侧，再结算玩家侧。每一侧可能有数张牌，先结算最前置位，再依次结算到最后置位。</w:t>
+        <w:t>房间内有</w:t>
+      </w:r>
+      <w:r>
+        <w:rPr>
+          <w:rFonts w:hint="eastAsia"/>
+        </w:rPr>
+        <w:t>叛军</w:t>
+      </w:r>
+      <w:r>
+        <w:rPr>
+          <w:rFonts w:hint="eastAsia"/>
+        </w:rPr>
+        <w:t>侧和玩家侧，先结算</w:t>
+      </w:r>
+      <w:r>
+        <w:rPr>
+          <w:rFonts w:hint="eastAsia"/>
+        </w:rPr>
+        <w:t>叛军</w:t>
+      </w:r>
+      <w:r>
+        <w:rPr>
+          <w:rFonts w:hint="eastAsia"/>
+        </w:rPr>
+        <w:t>侧，再结算玩家侧。每一侧可能有数张牌，先结算最前置位，再依次结算到最后置位。</w:t>
       </w:r>
     </w:p>
     <w:p>
@@ -5878,6 +6010,7 @@
         <w:rPr>
           <w:rFonts w:hint="eastAsia"/>
         </w:rPr>
+        <w:lastRenderedPageBreak/>
         <w:t>用语：</w:t>
       </w:r>
       <w:r>
@@ -6028,26 +6161,611 @@
         </w:rPr>
       </w:pPr>
       <w:r>
+        <w:tab/>
+      </w:r>
+      <w:r>
+        <w:rPr>
+          <w:rFonts w:hint="eastAsia"/>
+        </w:rPr>
+        <w:t>牌通过移动进入一个房间，称为移入，反之称为移出。玩家出牌、牌堆发牌不</w:t>
+      </w:r>
+      <w:r>
+        <w:rPr>
+          <w:rFonts w:hint="eastAsia"/>
+        </w:rPr>
+        <w:t>视为</w:t>
+      </w:r>
+      <w:r>
+        <w:rPr>
+          <w:rFonts w:hint="eastAsia"/>
+        </w:rPr>
+        <w:t>移入移出。</w:t>
+      </w:r>
+    </w:p>
+    <w:p>
+      <w:pPr>
+        <w:pStyle w:val="3"/>
+        <w:rPr>
+          <w:rFonts w:hint="eastAsia"/>
+        </w:rPr>
+      </w:pPr>
+      <w:r>
+        <w:rPr>
+          <w:rFonts w:hint="eastAsia"/>
+        </w:rPr>
+        <w:t>用语：交换</w:t>
+      </w:r>
+    </w:p>
+    <w:p>
+      <w:pPr>
+        <w:rPr>
+          <w:rFonts w:hint="eastAsia"/>
+        </w:rPr>
+      </w:pPr>
+      <w:r>
+        <w:tab/>
+      </w:r>
+      <w:r>
+        <w:rPr>
+          <w:rFonts w:hint="eastAsia"/>
+        </w:rPr>
+        <w:t>游戏中部分效果可以</w:t>
+      </w:r>
+      <w:r>
+        <w:rPr>
+          <w:rFonts w:hint="eastAsia"/>
+        </w:rPr>
+        <w:t>将两张牌</w:t>
+      </w:r>
+      <w:r>
+        <w:rPr>
+          <w:rFonts w:hint="eastAsia"/>
+        </w:rPr>
+        <w:t>的位置交换，牌的交换也视作移动，交换双方均有一次移入和一次移出，会触发相应的效果。</w:t>
+      </w:r>
+    </w:p>
+    <w:p>
+      <w:pPr>
+        <w:pStyle w:val="3"/>
+        <w:rPr>
+          <w:rFonts w:hint="eastAsia"/>
+        </w:rPr>
+      </w:pPr>
+      <w:r>
+        <w:rPr>
+          <w:rFonts w:hint="eastAsia"/>
+        </w:rPr>
+        <w:t>用语：一半</w:t>
+      </w:r>
+    </w:p>
+    <w:p>
+      <w:pPr>
+        <w:rPr>
+          <w:rFonts w:hint="eastAsia"/>
+        </w:rPr>
+      </w:pPr>
+      <w:r>
+        <w:tab/>
+      </w:r>
+      <w:r>
+        <w:rPr>
+          <w:rFonts w:hint="eastAsia"/>
+        </w:rPr>
+        <w:t>本游戏中，</w:t>
+      </w:r>
+      <w:r>
+        <w:rPr>
+          <w:rFonts w:hint="eastAsia"/>
+        </w:rPr>
+        <w:t>奇数的一半默认情况下向上取整。</w:t>
+      </w:r>
+    </w:p>
+    <w:p>
+      <w:pPr>
+        <w:pStyle w:val="3"/>
+        <w:rPr>
+          <w:rFonts w:hint="eastAsia"/>
+        </w:rPr>
+      </w:pPr>
+      <w:r>
+        <w:rPr>
+          <w:rFonts w:hint="eastAsia"/>
+        </w:rPr>
+        <w:t>用语：</w:t>
+      </w:r>
+      <w:r>
+        <w:rPr>
+          <w:rFonts w:hint="eastAsia"/>
+        </w:rPr>
+        <w:t>翻</w:t>
+      </w:r>
+      <w:r>
+        <w:rPr>
+          <w:rFonts w:hint="eastAsia"/>
+        </w:rPr>
+        <w:t>选</w:t>
+      </w:r>
+    </w:p>
+    <w:p>
+      <w:pPr>
+        <w:rPr>
+          <w:rFonts w:hint="eastAsia"/>
+        </w:rPr>
+      </w:pPr>
+      <w:r>
+        <w:tab/>
+      </w:r>
+      <w:r>
+        <w:rPr>
+          <w:rFonts w:hint="eastAsia"/>
+        </w:rPr>
+        <w:t>指从牌堆中翻开</w:t>
+      </w:r>
+      <w:r>
+        <w:rPr>
+          <w:rFonts w:hint="eastAsia"/>
+        </w:rPr>
+        <w:t>数</w:t>
+      </w:r>
+      <w:r>
+        <w:rPr>
+          <w:rFonts w:hint="eastAsia"/>
+        </w:rPr>
+        <w:t>张牌</w:t>
+      </w:r>
+      <w:r>
+        <w:rPr>
+          <w:rFonts w:hint="eastAsia"/>
+        </w:rPr>
+        <w:t>后</w:t>
+      </w:r>
+      <w:r>
+        <w:rPr>
+          <w:rFonts w:hint="eastAsia"/>
+        </w:rPr>
+        <w:t>，</w:t>
+      </w:r>
+      <w:r>
+        <w:rPr>
+          <w:rFonts w:hint="eastAsia"/>
+        </w:rPr>
+        <w:t>再</w:t>
+      </w:r>
+      <w:r>
+        <w:rPr>
+          <w:rFonts w:hint="eastAsia"/>
+        </w:rPr>
+        <w:t>选</w:t>
+      </w:r>
+      <w:r>
+        <w:rPr>
+          <w:rFonts w:hint="eastAsia"/>
+        </w:rPr>
+        <w:t>其中的某几张</w:t>
+      </w:r>
+      <w:r>
+        <w:rPr>
+          <w:rFonts w:hint="eastAsia"/>
+        </w:rPr>
+        <w:t>。</w:t>
+      </w:r>
+      <w:r>
+        <w:rPr>
+          <w:rFonts w:hint="eastAsia"/>
+        </w:rPr>
+        <w:t>当</w:t>
+      </w:r>
+      <w:r>
+        <w:rPr>
+          <w:rFonts w:hint="eastAsia"/>
+        </w:rPr>
+        <w:t>规则或效果文本要求玩家从某个牌堆</w:t>
+      </w:r>
+      <w:r>
+        <w:rPr>
+          <w:rFonts w:hint="eastAsia"/>
+        </w:rPr>
+        <w:t>翻</w:t>
+      </w:r>
+      <w:r>
+        <w:rPr>
+          <w:rFonts w:hint="eastAsia"/>
+        </w:rPr>
+        <w:t>选</w:t>
+      </w:r>
+      <w:r>
+        <w:rPr>
+          <w:rFonts w:hint="eastAsia"/>
+        </w:rPr>
+        <w:t>时，如果没有额外的</w:t>
+      </w:r>
+      <w:r>
+        <w:rPr>
+          <w:rFonts w:hint="eastAsia"/>
+        </w:rPr>
+        <w:t>说明，</w:t>
+      </w:r>
+      <w:r>
+        <w:rPr>
+          <w:rFonts w:hint="eastAsia"/>
+        </w:rPr>
+        <w:t>没有被选中的牌</w:t>
+      </w:r>
+      <w:r>
+        <w:rPr>
+          <w:rFonts w:hint="eastAsia"/>
+        </w:rPr>
+        <w:t>洗回原牌堆</w:t>
+      </w:r>
+      <w:r>
+        <w:rPr>
+          <w:rFonts w:hint="eastAsia"/>
+        </w:rPr>
+        <w:t>。</w:t>
+      </w:r>
+    </w:p>
+    <w:p>
+      <w:pPr>
+        <w:rPr>
+          <w:rFonts w:hint="eastAsia"/>
+        </w:rPr>
+      </w:pPr>
+      <w:r>
+        <w:tab/>
+      </w:r>
+      <w:r>
+        <w:rPr>
+          <w:rFonts w:hint="eastAsia"/>
+        </w:rPr>
+        <w:t>没有特别说明的情况下，玩家翻开牌后，可以消耗金币，重抽其中任意张牌，称为重翻。没有特别说明的情况下，每次翻选的第一次重翻消耗</w:t>
+      </w:r>
+      <w:r>
+        <w:rPr>
+          <w:rFonts w:hint="eastAsia"/>
+        </w:rPr>
+        <w:t>2</w:t>
+      </w:r>
+      <w:r>
+        <w:rPr>
+          <w:rFonts w:hint="eastAsia"/>
+        </w:rPr>
+        <w:t>金币，之后每多进行</w:t>
+      </w:r>
+      <w:r>
+        <w:rPr>
+          <w:rFonts w:hint="eastAsia"/>
+        </w:rPr>
+        <w:t>一</w:t>
+      </w:r>
+      <w:r>
+        <w:rPr>
+          <w:rFonts w:hint="eastAsia"/>
+        </w:rPr>
+        <w:t>次重翻，消耗金币加1。</w:t>
+      </w:r>
+    </w:p>
+    <w:p>
+      <w:pPr>
+        <w:pStyle w:val="3"/>
+        <w:rPr>
+          <w:rFonts w:hint="eastAsia"/>
+        </w:rPr>
+      </w:pPr>
+      <w:r>
+        <w:rPr>
+          <w:rFonts w:hint="eastAsia"/>
+        </w:rPr>
+        <w:t>用语：横置</w:t>
+      </w:r>
+    </w:p>
+    <w:p>
+      <w:pPr>
+        <w:rPr>
+          <w:rFonts w:hint="eastAsia"/>
+        </w:rPr>
+      </w:pPr>
+      <w:r>
+        <w:tab/>
+      </w:r>
+      <w:r>
+        <w:rPr>
+          <w:rFonts w:hint="eastAsia"/>
+        </w:rPr>
+        <w:t>横置代表牌失效时的状态。</w:t>
+      </w:r>
+      <w:r>
+        <w:rPr>
+          <w:rFonts w:hint="eastAsia"/>
+        </w:rPr>
+        <w:t>楼层区</w:t>
+      </w:r>
+      <w:r>
+        <w:rPr>
+          <w:rFonts w:hint="eastAsia"/>
+        </w:rPr>
+        <w:t>的牌横置时，视为1张点数为1的无效果牌，其牌名</w:t>
+      </w:r>
+      <w:r>
+        <w:rPr>
+          <w:rFonts w:hint="eastAsia"/>
+        </w:rPr>
+        <w:t>、类型和标签</w:t>
+      </w:r>
+      <w:r>
+        <w:rPr>
+          <w:rFonts w:hint="eastAsia"/>
+        </w:rPr>
+        <w:t>仍保持不变，在回合结束时将其复位。</w:t>
+      </w:r>
+    </w:p>
+    <w:p>
+      <w:pPr>
+        <w:pStyle w:val="3"/>
+        <w:rPr>
+          <w:rFonts w:hint="eastAsia"/>
+        </w:rPr>
+      </w:pPr>
+      <w:r>
+        <w:rPr>
+          <w:rFonts w:hint="eastAsia"/>
+        </w:rPr>
+        <w:t>用语：</w:t>
+      </w:r>
+      <w:r>
+        <w:rPr>
+          <w:rFonts w:hint="eastAsia"/>
+        </w:rPr>
+        <w:t>敌友方</w:t>
+      </w:r>
+    </w:p>
+    <w:p>
+      <w:pPr>
+        <w:rPr>
+          <w:rFonts w:hint="eastAsia"/>
+        </w:rPr>
+      </w:pPr>
+      <w:r>
+        <w:tab/>
+      </w:r>
+      <w:r>
+        <w:rPr>
+          <w:rFonts w:hint="eastAsia"/>
+        </w:rPr>
+        <w:t>阵营不同的牌彼此是敌方；阵营相同的牌彼此是友方。</w:t>
+      </w:r>
+    </w:p>
+    <w:p>
+      <w:pPr>
+        <w:pStyle w:val="3"/>
+        <w:rPr>
+          <w:rFonts w:hint="eastAsia"/>
+        </w:rPr>
+      </w:pPr>
+      <w:r>
+        <w:rPr>
+          <w:rFonts w:hint="eastAsia"/>
+        </w:rPr>
+        <w:t>用语：领域</w:t>
+      </w:r>
+    </w:p>
+    <w:p>
+      <w:pPr>
+        <w:rPr>
+          <w:rFonts w:hint="eastAsia"/>
+        </w:rPr>
+      </w:pPr>
+      <w:r>
+        <w:tab/>
+      </w:r>
+      <w:r>
+        <w:rPr>
+          <w:rFonts w:hint="eastAsia"/>
+        </w:rPr>
+        <w:t>仅用于场地牌的效果文本中。场地牌在奖励区时，其所在奖励位对应的行或列，称为其领域。</w:t>
+      </w:r>
+    </w:p>
+    <w:p>
+      <w:pPr>
+        <w:pStyle w:val="3"/>
+        <w:rPr>
+          <w:rFonts w:hint="eastAsia"/>
+        </w:rPr>
+      </w:pPr>
+      <w:r>
+        <w:rPr>
+          <w:rFonts w:hint="eastAsia"/>
+        </w:rPr>
         <w:lastRenderedPageBreak/>
+        <w:t>用语：</w:t>
+      </w:r>
+      <w:r>
+        <w:rPr>
+          <w:rFonts w:hint="eastAsia"/>
+        </w:rPr>
+        <w:t>送墓/</w:t>
+      </w:r>
+      <w:r>
+        <w:rPr>
+          <w:rFonts w:hint="eastAsia"/>
+        </w:rPr>
+        <w:t>消灭/死亡</w:t>
+      </w:r>
+      <w:r>
+        <w:rPr>
+          <w:rFonts w:hint="eastAsia"/>
+        </w:rPr>
+        <w:t xml:space="preserve"> </w:t>
+      </w:r>
+    </w:p>
+    <w:p>
+      <w:pPr>
+        <w:rPr>
+          <w:rFonts w:hint="eastAsia"/>
+        </w:rPr>
+      </w:pPr>
+      <w:r>
         <w:tab/>
       </w:r>
       <w:r>
         <w:rPr>
           <w:rFonts w:hint="eastAsia"/>
         </w:rPr>
-        <w:t>牌通过移动进入一个房间，称为移入，反之称为移出。玩家出牌、牌堆发牌不</w:t>
-      </w:r>
-      <w:r>
-        <w:rPr>
-          <w:rFonts w:hint="eastAsia"/>
-        </w:rPr>
-        <w:t>视为</w:t>
-      </w:r>
-      <w:r>
-        <w:rPr>
-          <w:rFonts w:hint="eastAsia"/>
-        </w:rPr>
-        <w:t>移入移出。</w:t>
+        <w:t>主牌堆的牌从</w:t>
+      </w:r>
+      <w:r>
+        <w:rPr>
+          <w:rFonts w:hint="eastAsia"/>
+        </w:rPr>
+        <w:t>楼层区</w:t>
+      </w:r>
+      <w:r>
+        <w:rPr>
+          <w:rFonts w:hint="eastAsia"/>
+        </w:rPr>
+        <w:t>送去墓地，称</w:t>
+      </w:r>
+      <w:r>
+        <w:rPr>
+          <w:rFonts w:hint="eastAsia"/>
+        </w:rPr>
+        <w:t>为</w:t>
+      </w:r>
+      <w:r>
+        <w:rPr>
+          <w:rFonts w:hint="eastAsia"/>
+        </w:rPr>
+        <w:t>那张牌死亡</w:t>
+      </w:r>
+      <w:r>
+        <w:rPr>
+          <w:rFonts w:hint="eastAsia"/>
+        </w:rPr>
+        <w:t>；使一张牌死亡，称为消灭一张牌；</w:t>
+      </w:r>
+      <w:r>
+        <w:rPr>
+          <w:rFonts w:hint="eastAsia"/>
+        </w:rPr>
+        <w:t>一张牌A的效果导致另一张牌B死亡时，称为A消灭了B</w:t>
+      </w:r>
+      <w:r>
+        <w:rPr>
+          <w:rFonts w:hint="eastAsia"/>
+        </w:rPr>
+        <w:t>。部分牌的效果也能将牌从其他地方送去墓地，</w:t>
+      </w:r>
+      <w:r>
+        <w:rPr>
+          <w:rFonts w:hint="eastAsia"/>
+        </w:rPr>
+        <w:t>称为送墓</w:t>
+      </w:r>
+      <w:r>
+        <w:rPr>
+          <w:rFonts w:hint="eastAsia"/>
+        </w:rPr>
+        <w:t>，</w:t>
+      </w:r>
+      <w:r>
+        <w:rPr>
+          <w:rFonts w:hint="eastAsia"/>
+        </w:rPr>
+        <w:t>如无</w:t>
+      </w:r>
+      <w:r>
+        <w:rPr>
+          <w:rFonts w:hint="eastAsia"/>
+        </w:rPr>
+        <w:t>特别说明，</w:t>
+      </w:r>
+      <w:r>
+        <w:rPr>
+          <w:rFonts w:hint="eastAsia"/>
+        </w:rPr>
+        <w:t>送墓</w:t>
+      </w:r>
+      <w:r>
+        <w:rPr>
+          <w:rFonts w:hint="eastAsia"/>
+        </w:rPr>
+        <w:t>不视为</w:t>
+      </w:r>
+      <w:r>
+        <w:rPr>
+          <w:rFonts w:hint="eastAsia"/>
+        </w:rPr>
+        <w:t>消灭和</w:t>
+      </w:r>
+      <w:r>
+        <w:rPr>
+          <w:rFonts w:hint="eastAsia"/>
+        </w:rPr>
+        <w:t>死亡。</w:t>
+      </w:r>
+    </w:p>
+    <w:p>
+      <w:pPr>
+        <w:rPr>
+          <w:rFonts w:hint="eastAsia"/>
+        </w:rPr>
+      </w:pPr>
+      <w:r>
+        <w:tab/>
+      </w:r>
+      <w:r>
+        <w:rPr>
+          <w:rFonts w:hint="eastAsia"/>
+        </w:rPr>
+        <w:t>楼层区</w:t>
+      </w:r>
+      <w:r>
+        <w:rPr>
+          <w:rFonts w:hint="eastAsia"/>
+        </w:rPr>
+        <w:t>的牌点数变为0时</w:t>
+      </w:r>
+      <w:r>
+        <w:rPr>
+          <w:rFonts w:hint="eastAsia"/>
+        </w:rPr>
+        <w:t>即死亡</w:t>
+      </w:r>
+      <w:r>
+        <w:rPr>
+          <w:rFonts w:hint="eastAsia"/>
+        </w:rPr>
+        <w:t>，</w:t>
+      </w:r>
+      <w:r>
+        <w:rPr>
+          <w:rFonts w:hint="eastAsia"/>
+        </w:rPr>
+        <w:t>如果此时其他效果正在结算，则将牌死亡的结算</w:t>
+      </w:r>
+      <w:r>
+        <w:rPr>
+          <w:rFonts w:hint="eastAsia"/>
+        </w:rPr>
+        <w:t>插入结算队列</w:t>
+      </w:r>
+      <w:r>
+        <w:rPr>
+          <w:rStyle w:val="af0"/>
+          <w:rFonts w:hint="eastAsia"/>
+        </w:rPr>
+        <w:footnoteReference w:id="6"/>
+      </w:r>
+      <w:r>
+        <w:rPr>
+          <w:rFonts w:hint="eastAsia"/>
+        </w:rPr>
+        <w:t>中</w:t>
+      </w:r>
+      <w:r>
+        <w:rPr>
+          <w:rFonts w:hint="eastAsia"/>
+        </w:rPr>
+        <w:t>。</w:t>
       </w:r>
     </w:p>
     <w:p>
@@ -6061,7 +6779,7 @@
         <w:rPr>
           <w:rFonts w:hint="eastAsia"/>
         </w:rPr>
-        <w:t>用语：交换</w:t>
+        <w:t>用语：免死</w:t>
       </w:r>
     </w:p>
     <w:p>
@@ -6077,19 +6795,31 @@
         <w:rPr>
           <w:rFonts w:hint="eastAsia"/>
         </w:rPr>
-        <w:t>游戏中部分效果可以</w:t>
-      </w:r>
-      <w:r>
-        <w:rPr>
-          <w:rFonts w:hint="eastAsia"/>
-        </w:rPr>
-        <w:t>将两张牌</w:t>
-      </w:r>
-      <w:r>
-        <w:rPr>
-          <w:rFonts w:hint="eastAsia"/>
-        </w:rPr>
-        <w:t>的位置交换，牌的交换也视作移动，交换双方均有一次移入和一次移出，会触发相应的效果。</w:t>
+        <w:t>一张牌本应死亡时，免死可以使其不送去墓地，有其他追加表述</w:t>
+      </w:r>
+      <w:r>
+        <w:rPr>
+          <w:rFonts w:hint="eastAsia"/>
+        </w:rPr>
+        <w:t>时</w:t>
+      </w:r>
+      <w:r>
+        <w:rPr>
+          <w:rFonts w:hint="eastAsia"/>
+        </w:rPr>
+        <w:t>免死的牌留在其原</w:t>
+      </w:r>
+      <w:r>
+        <w:rPr>
+          <w:rFonts w:hint="eastAsia"/>
+        </w:rPr>
+        <w:t>本</w:t>
+      </w:r>
+      <w:r>
+        <w:rPr>
+          <w:rFonts w:hint="eastAsia"/>
+        </w:rPr>
+        <w:t>的位置。</w:t>
       </w:r>
     </w:p>
     <w:p>
@@ -6103,7 +6833,13 @@
         <w:rPr>
           <w:rFonts w:hint="eastAsia"/>
         </w:rPr>
-        <w:t>用语：一半</w:t>
+        <w:t>用语：</w:t>
+      </w:r>
+      <w:r>
+        <w:rPr>
+          <w:rFonts w:hint="eastAsia"/>
+        </w:rPr>
+        <w:t>抽牌</w:t>
       </w:r>
     </w:p>
     <w:p>
@@ -6119,13 +6855,7 @@
         <w:rPr>
           <w:rFonts w:hint="eastAsia"/>
         </w:rPr>
-        <w:t>本游戏中，</w:t>
-      </w:r>
-      <w:r>
-        <w:rPr>
-          <w:rFonts w:hint="eastAsia"/>
-        </w:rPr>
-        <w:t>奇数的一半默认情况下向上取整。</w:t>
+        <w:t>没有限定来源的情况下，抽牌指从主牌堆将牌加入手牌。</w:t>
       </w:r>
     </w:p>
     <w:p>
@@ -6145,13 +6875,7 @@
         <w:rPr>
           <w:rFonts w:hint="eastAsia"/>
         </w:rPr>
-        <w:t>翻</w:t>
-      </w:r>
-      <w:r>
-        <w:rPr>
-          <w:rFonts w:hint="eastAsia"/>
-        </w:rPr>
-        <w:t>选</w:t>
+        <w:t>受玩家控制</w:t>
       </w:r>
     </w:p>
     <w:p>
@@ -6167,25 +6891,265 @@
         <w:rPr>
           <w:rFonts w:hint="eastAsia"/>
         </w:rPr>
-        <w:t>指从牌堆中翻开</w:t>
-      </w:r>
-      <w:r>
-        <w:rPr>
-          <w:rFonts w:hint="eastAsia"/>
-        </w:rPr>
-        <w:t>数</w:t>
-      </w:r>
-      <w:r>
-        <w:rPr>
-          <w:rFonts w:hint="eastAsia"/>
-        </w:rPr>
-        <w:t>张牌</w:t>
-      </w:r>
-      <w:r>
-        <w:rPr>
-          <w:rFonts w:hint="eastAsia"/>
-        </w:rPr>
-        <w:t>后</w:t>
+        <w:t>玩家手牌区和</w:t>
+      </w:r>
+      <w:r>
+        <w:rPr>
+          <w:rFonts w:hint="eastAsia"/>
+        </w:rPr>
+        <w:t>楼层区</w:t>
+      </w:r>
+      <w:r>
+        <w:rPr>
+          <w:rFonts w:hint="eastAsia"/>
+        </w:rPr>
+        <w:t>玩家</w:t>
+      </w:r>
+      <w:r>
+        <w:rPr>
+          <w:rFonts w:hint="eastAsia"/>
+        </w:rPr>
+        <w:t>阵营</w:t>
+      </w:r>
+      <w:r>
+        <w:rPr>
+          <w:rFonts w:hint="eastAsia"/>
+        </w:rPr>
+        <w:t>的牌</w:t>
+      </w:r>
+      <w:r>
+        <w:rPr>
+          <w:rFonts w:hint="eastAsia"/>
+        </w:rPr>
+        <w:t>视作受玩家</w:t>
+      </w:r>
+      <w:r>
+        <w:rPr>
+          <w:rFonts w:hint="eastAsia"/>
+        </w:rPr>
+        <w:t>控制</w:t>
+      </w:r>
+      <w:r>
+        <w:rPr>
+          <w:rFonts w:hint="eastAsia"/>
+        </w:rPr>
+        <w:t>。</w:t>
+      </w:r>
+    </w:p>
+    <w:p>
+      <w:pPr>
+        <w:pStyle w:val="3"/>
+        <w:rPr>
+          <w:rFonts w:hint="eastAsia"/>
+        </w:rPr>
+      </w:pPr>
+      <w:r>
+        <w:rPr>
+          <w:rFonts w:hint="eastAsia"/>
+        </w:rPr>
+        <w:t>用语：出售</w:t>
+      </w:r>
+    </w:p>
+    <w:p>
+      <w:pPr>
+        <w:rPr>
+          <w:rFonts w:hint="eastAsia"/>
+        </w:rPr>
+      </w:pPr>
+      <w:r>
+        <w:tab/>
+      </w:r>
+      <w:r>
+        <w:rPr>
+          <w:rFonts w:hint="eastAsia"/>
+        </w:rPr>
+        <w:t>《商店》牌的效果允许玩家出售</w:t>
+      </w:r>
+      <w:r>
+        <w:rPr>
+          <w:rFonts w:hint="eastAsia"/>
+        </w:rPr>
+        <w:t>背包区的</w:t>
+      </w:r>
+      <w:r>
+        <w:rPr>
+          <w:rFonts w:hint="eastAsia"/>
+        </w:rPr>
+        <w:t>牌</w:t>
+      </w:r>
+      <w:r>
+        <w:rPr>
+          <w:rFonts w:hint="eastAsia"/>
+        </w:rPr>
+        <w:t>以换取金币。</w:t>
+      </w:r>
+      <w:r>
+        <w:rPr>
+          <w:rFonts w:hint="eastAsia"/>
+        </w:rPr>
+        <w:t>出售是特殊的弃置，除了触发出售时发动的效果外，也触发弃置时发动的效果。</w:t>
+      </w:r>
+    </w:p>
+    <w:p>
+      <w:pPr>
+        <w:pStyle w:val="3"/>
+        <w:rPr>
+          <w:rFonts w:hint="eastAsia"/>
+        </w:rPr>
+      </w:pPr>
+      <w:r>
+        <w:rPr>
+          <w:rFonts w:hint="eastAsia"/>
+        </w:rPr>
+        <w:t>用语：被弃置时</w:t>
+      </w:r>
+    </w:p>
+    <w:p>
+      <w:pPr>
+        <w:rPr>
+          <w:rFonts w:hint="eastAsia"/>
+        </w:rPr>
+      </w:pPr>
+      <w:r>
+        <w:tab/>
+      </w:r>
+      <w:r>
+        <w:rPr>
+          <w:rFonts w:hint="eastAsia"/>
+        </w:rPr>
+        <w:t>如无定语，则包含从任意地点被弃置到弃牌堆的情况，包括且不限于从战场、手牌、</w:t>
+      </w:r>
+      <w:r>
+        <w:rPr>
+          <w:rFonts w:hint="eastAsia"/>
+        </w:rPr>
+        <w:t>楼层区</w:t>
+      </w:r>
+      <w:r>
+        <w:rPr>
+          <w:rFonts w:hint="eastAsia"/>
+        </w:rPr>
+        <w:t>、主牌堆、弃牌堆等。</w:t>
+      </w:r>
+    </w:p>
+    <w:p>
+      <w:pPr>
+        <w:pStyle w:val="3"/>
+        <w:rPr>
+          <w:rFonts w:hint="eastAsia"/>
+        </w:rPr>
+      </w:pPr>
+      <w:r>
+        <w:rPr>
+          <w:rFonts w:hint="eastAsia"/>
+        </w:rPr>
+        <w:t>效果中止</w:t>
+      </w:r>
+    </w:p>
+    <w:p>
+      <w:pPr>
+        <w:rPr>
+          <w:rFonts w:hint="eastAsia"/>
+        </w:rPr>
+      </w:pPr>
+      <w:r>
+        <w:tab/>
+      </w:r>
+      <w:r>
+        <w:rPr>
+          <w:rFonts w:hint="eastAsia"/>
+        </w:rPr>
+        <w:t>效果处理途中</w:t>
+      </w:r>
+      <w:r>
+        <w:rPr>
+          <w:rFonts w:hint="eastAsia"/>
+        </w:rPr>
+        <w:t>遇到</w:t>
+      </w:r>
+      <w:r>
+        <w:rPr>
+          <w:rFonts w:hint="eastAsia"/>
+        </w:rPr>
+        <w:t>无法继续处理</w:t>
+      </w:r>
+      <w:r>
+        <w:rPr>
+          <w:rFonts w:hint="eastAsia"/>
+        </w:rPr>
+        <w:t>的情况</w:t>
+      </w:r>
+      <w:r>
+        <w:rPr>
+          <w:rFonts w:hint="eastAsia"/>
+        </w:rPr>
+        <w:t>时，</w:t>
+      </w:r>
+      <w:r>
+        <w:rPr>
+          <w:rFonts w:hint="eastAsia"/>
+        </w:rPr>
+        <w:t>将同一句话中</w:t>
+      </w:r>
+      <w:r>
+        <w:rPr>
+          <w:rFonts w:hint="eastAsia"/>
+        </w:rPr>
+        <w:t>的后续</w:t>
+      </w:r>
+      <w:r>
+        <w:rPr>
+          <w:rFonts w:hint="eastAsia"/>
+        </w:rPr>
+        <w:t>处理</w:t>
+      </w:r>
+      <w:r>
+        <w:rPr>
+          <w:rFonts w:hint="eastAsia"/>
+        </w:rPr>
+        <w:t>全部跳过</w:t>
+      </w:r>
+      <w:r>
+        <w:rPr>
+          <w:rFonts w:hint="eastAsia"/>
+        </w:rPr>
+        <w:t>，从下一句开始继续处理</w:t>
+      </w:r>
+      <w:r>
+        <w:rPr>
+          <w:rFonts w:hint="eastAsia"/>
+        </w:rPr>
+        <w:t>。例如，</w:t>
+      </w:r>
+      <w:r>
+        <w:rPr>
+          <w:rFonts w:hint="eastAsia"/>
+        </w:rPr>
+        <w:t>一个效果</w:t>
+      </w:r>
+      <w:r>
+        <w:rPr>
+          <w:rFonts w:hint="eastAsia"/>
+        </w:rPr>
+        <w:t>要求玩家</w:t>
+      </w:r>
+      <w:r>
+        <w:rPr>
+          <w:rFonts w:hint="eastAsia"/>
+        </w:rPr>
+        <w:t>“</w:t>
+      </w:r>
+      <w:r>
+        <w:rPr>
+          <w:rFonts w:hint="eastAsia"/>
+        </w:rPr>
+        <w:t>从主牌堆抽1张牌，再将1张手牌放回主牌堆</w:t>
+      </w:r>
+      <w:r>
+        <w:rPr>
+          <w:rFonts w:hint="eastAsia"/>
+        </w:rPr>
+        <w:t>。然后受到1伤害”</w:t>
       </w:r>
       <w:r>
         <w:rPr>
@@ -6197,19 +7161,19 @@
         <w:rPr>
           <w:rFonts w:hint="eastAsia"/>
         </w:rPr>
-        <w:t>再</w:t>
-      </w:r>
-      <w:r>
-        <w:rPr>
-          <w:rFonts w:hint="eastAsia"/>
-        </w:rPr>
-        <w:t>选</w:t>
-      </w:r>
-      <w:r>
-        <w:rPr>
-          <w:rFonts w:hint="eastAsia"/>
-        </w:rPr>
-        <w:t>其中的某几张</w:t>
+        <w:t>如果该效果发动时，</w:t>
+      </w:r>
+      <w:r>
+        <w:rPr>
+          <w:rFonts w:hint="eastAsia"/>
+        </w:rPr>
+        <w:t>主牌堆已经没有牌了，则玩家既不能从主牌堆抽牌，也不需要将手牌放回主牌堆</w:t>
+      </w:r>
+      <w:r>
+        <w:rPr>
+          <w:rFonts w:hint="eastAsia"/>
+        </w:rPr>
+        <w:t>，但是仍会受到1伤害</w:t>
       </w:r>
       <w:r>
         <w:rPr>
@@ -6217,59 +7181,20 @@
         </w:rPr>
         <w:t>。</w:t>
       </w:r>
-      <w:r>
-        <w:rPr>
-          <w:rFonts w:hint="eastAsia"/>
-        </w:rPr>
-        <w:t>当</w:t>
-      </w:r>
-      <w:r>
-        <w:rPr>
-          <w:rFonts w:hint="eastAsia"/>
-        </w:rPr>
-        <w:t>规则或效果文本要求玩家从某个牌堆</w:t>
-      </w:r>
-      <w:r>
-        <w:rPr>
-          <w:rFonts w:hint="eastAsia"/>
-        </w:rPr>
-        <w:t>翻</w:t>
-      </w:r>
-      <w:r>
-        <w:rPr>
-          <w:rFonts w:hint="eastAsia"/>
-        </w:rPr>
-        <w:t>选</w:t>
-      </w:r>
-      <w:r>
-        <w:rPr>
-          <w:rFonts w:hint="eastAsia"/>
-        </w:rPr>
-        <w:t>时，如果没有额外的</w:t>
-      </w:r>
-      <w:r>
-        <w:rPr>
-          <w:rFonts w:hint="eastAsia"/>
-        </w:rPr>
-        <w:t>说明，</w:t>
-      </w:r>
-      <w:r>
-        <w:rPr>
-          <w:rFonts w:hint="eastAsia"/>
-        </w:rPr>
-        <w:t>没有被选中的牌</w:t>
-      </w:r>
-      <w:r>
-        <w:rPr>
-          <w:rFonts w:hint="eastAsia"/>
-        </w:rPr>
-        <w:t>洗回原牌堆</w:t>
-      </w:r>
-      <w:r>
-        <w:rPr>
-          <w:rFonts w:hint="eastAsia"/>
-        </w:rPr>
-        <w:t>。</w:t>
+    </w:p>
+    <w:p>
+      <w:pPr>
+        <w:pStyle w:val="3"/>
+        <w:rPr>
+          <w:rFonts w:hint="eastAsia"/>
+        </w:rPr>
+      </w:pPr>
+      <w:r>
+        <w:rPr>
+          <w:rFonts w:hint="eastAsia"/>
+        </w:rPr>
+        <w:lastRenderedPageBreak/>
+        <w:t>效果自指</w:t>
       </w:r>
     </w:p>
     <w:p>
@@ -6285,31 +7210,25 @@
         <w:rPr>
           <w:rFonts w:hint="eastAsia"/>
         </w:rPr>
-        <w:t>没有特别说明的情况下，玩家翻开牌后，可以消耗金币，重抽其中任意张牌，称为重翻。没有特别说明的情况下，每次翻选的第一次重翻消耗</w:t>
-      </w:r>
-      <w:r>
-        <w:rPr>
-          <w:rFonts w:hint="eastAsia"/>
-        </w:rPr>
-        <w:t>2</w:t>
-      </w:r>
-      <w:r>
-        <w:rPr>
-          <w:rFonts w:hint="eastAsia"/>
-        </w:rPr>
-        <w:t>金币，之后每多进行</w:t>
-      </w:r>
-      <w:r>
-        <w:rPr>
-          <w:rFonts w:hint="eastAsia"/>
-        </w:rPr>
-        <w:t>一</w:t>
-      </w:r>
-      <w:r>
-        <w:rPr>
-          <w:rFonts w:hint="eastAsia"/>
-        </w:rPr>
-        <w:t>次重翻，消耗金币加1。</w:t>
+        <w:t>没有特别说明的情况下，牌效果的目标</w:t>
+      </w:r>
+      <w:r>
+        <w:rPr>
+          <w:rFonts w:hint="eastAsia"/>
+        </w:rPr>
+        <w:t>可以</w:t>
+      </w:r>
+      <w:r>
+        <w:rPr>
+          <w:rFonts w:hint="eastAsia"/>
+        </w:rPr>
+        <w:t>包含自身，例如目标为“本牌所在房间所有牌”的效果，</w:t>
+      </w:r>
+      <w:r>
+        <w:rPr>
+          <w:rFonts w:hint="eastAsia"/>
+        </w:rPr>
+        <w:t>目标中也包含发动该效果的牌。</w:t>
       </w:r>
     </w:p>
     <w:p>
@@ -6323,7 +7242,7 @@
         <w:rPr>
           <w:rFonts w:hint="eastAsia"/>
         </w:rPr>
-        <w:t>用语：横置</w:t>
+        <w:t>结算队列</w:t>
       </w:r>
     </w:p>
     <w:p>
@@ -6339,193 +7258,37 @@
         <w:rPr>
           <w:rFonts w:hint="eastAsia"/>
         </w:rPr>
-        <w:t>横置代表牌失效时的状态。</w:t>
-      </w:r>
-      <w:r>
-        <w:rPr>
-          <w:rFonts w:hint="eastAsia"/>
-        </w:rPr>
-        <w:t>楼层区</w:t>
-      </w:r>
-      <w:r>
-        <w:rPr>
-          <w:rFonts w:hint="eastAsia"/>
-        </w:rPr>
-        <w:t>的牌横置时，视为1张点数为1的无效果牌，其牌名</w:t>
-      </w:r>
-      <w:r>
-        <w:rPr>
-          <w:rFonts w:hint="eastAsia"/>
-        </w:rPr>
-        <w:t>、类型和标签</w:t>
-      </w:r>
-      <w:r>
-        <w:rPr>
-          <w:rFonts w:hint="eastAsia"/>
-        </w:rPr>
-        <w:t>仍保持不变，在回合结束时将其复位。</w:t>
-      </w:r>
-    </w:p>
-    <w:p>
-      <w:pPr>
-        <w:pStyle w:val="3"/>
-        <w:rPr>
-          <w:rFonts w:hint="eastAsia"/>
-        </w:rPr>
-      </w:pPr>
-      <w:r>
-        <w:rPr>
-          <w:rFonts w:hint="eastAsia"/>
-        </w:rPr>
-        <w:t>用语：</w:t>
-      </w:r>
-      <w:r>
-        <w:rPr>
-          <w:rFonts w:hint="eastAsia"/>
-        </w:rPr>
-        <w:t>敌友方</w:t>
-      </w:r>
-    </w:p>
-    <w:p>
-      <w:pPr>
-        <w:rPr>
-          <w:rFonts w:hint="eastAsia"/>
-        </w:rPr>
-      </w:pPr>
-      <w:r>
-        <w:tab/>
-      </w:r>
-      <w:r>
-        <w:rPr>
-          <w:rFonts w:hint="eastAsia"/>
-        </w:rPr>
-        <w:t>阵营不同的牌彼此是敌方；阵营相同的牌彼此是友方。</w:t>
-      </w:r>
-    </w:p>
-    <w:p>
-      <w:pPr>
-        <w:pStyle w:val="3"/>
-        <w:rPr>
-          <w:rFonts w:hint="eastAsia"/>
-        </w:rPr>
-      </w:pPr>
-      <w:r>
-        <w:rPr>
-          <w:rFonts w:hint="eastAsia"/>
-        </w:rPr>
-        <w:t>用语：领域</w:t>
-      </w:r>
-    </w:p>
-    <w:p>
-      <w:pPr>
-        <w:rPr>
-          <w:rFonts w:hint="eastAsia"/>
-        </w:rPr>
-      </w:pPr>
-      <w:r>
-        <w:tab/>
-      </w:r>
-      <w:r>
-        <w:rPr>
-          <w:rFonts w:hint="eastAsia"/>
-        </w:rPr>
-        <w:t>仅用于场地牌的效果文本中。场地牌在奖励区时，其所在奖励位对应的行或列，称为其领域。</w:t>
-      </w:r>
-    </w:p>
-    <w:p>
-      <w:pPr>
-        <w:pStyle w:val="3"/>
-        <w:rPr>
-          <w:rFonts w:hint="eastAsia"/>
-        </w:rPr>
-      </w:pPr>
-      <w:r>
-        <w:rPr>
-          <w:rFonts w:hint="eastAsia"/>
-        </w:rPr>
-        <w:t>用语：</w:t>
-      </w:r>
-      <w:r>
-        <w:rPr>
-          <w:rFonts w:hint="eastAsia"/>
-        </w:rPr>
-        <w:t>送墓/</w:t>
-      </w:r>
-      <w:r>
-        <w:rPr>
-          <w:rFonts w:hint="eastAsia"/>
-        </w:rPr>
-        <w:t>消灭/死亡</w:t>
-      </w:r>
-      <w:r>
-        <w:rPr>
-          <w:rFonts w:hint="eastAsia"/>
-        </w:rPr>
-        <w:t xml:space="preserve"> </w:t>
-      </w:r>
-    </w:p>
-    <w:p>
-      <w:pPr>
-        <w:rPr>
-          <w:rFonts w:hint="eastAsia"/>
-        </w:rPr>
-      </w:pPr>
-      <w:r>
-        <w:tab/>
-      </w:r>
-      <w:r>
-        <w:rPr>
-          <w:rFonts w:hint="eastAsia"/>
-        </w:rPr>
-        <w:t>主牌堆的牌从</w:t>
-      </w:r>
-      <w:r>
-        <w:rPr>
-          <w:rFonts w:hint="eastAsia"/>
-        </w:rPr>
-        <w:t>楼层区</w:t>
-      </w:r>
-      <w:r>
-        <w:rPr>
-          <w:rFonts w:hint="eastAsia"/>
-        </w:rPr>
-        <w:t>送去墓地，称</w:t>
-      </w:r>
-      <w:r>
-        <w:rPr>
-          <w:rFonts w:hint="eastAsia"/>
-        </w:rPr>
-        <w:t>为</w:t>
-      </w:r>
-      <w:r>
-        <w:rPr>
-          <w:rFonts w:hint="eastAsia"/>
-        </w:rPr>
-        <w:t>那张牌死亡</w:t>
-      </w:r>
-      <w:r>
-        <w:rPr>
-          <w:rFonts w:hint="eastAsia"/>
-        </w:rPr>
-        <w:t>；使一张牌死亡，称为消灭一张牌；</w:t>
-      </w:r>
-      <w:r>
-        <w:rPr>
-          <w:rFonts w:hint="eastAsia"/>
-        </w:rPr>
-        <w:t>一张牌A的效果导致另一张牌B死亡时，称为A消灭了B</w:t>
-      </w:r>
-      <w:r>
-        <w:rPr>
-          <w:rFonts w:hint="eastAsia"/>
-        </w:rPr>
-        <w:t>。部分牌的效果也能将牌从其他地方送去墓地，</w:t>
-      </w:r>
-      <w:r>
-        <w:rPr>
-          <w:rFonts w:hint="eastAsia"/>
-        </w:rPr>
-        <w:t>称为送墓</w:t>
+        <w:t>一个效果执行中时，如果满足了其他</w:t>
+      </w:r>
+      <w:r>
+        <w:rPr>
+          <w:rFonts w:hint="eastAsia"/>
+        </w:rPr>
+        <w:t>牌的</w:t>
+      </w:r>
+      <w:r>
+        <w:rPr>
+          <w:rFonts w:hint="eastAsia"/>
+        </w:rPr>
+        <w:t>效果的触发条件，</w:t>
+      </w:r>
+      <w:r>
+        <w:rPr>
+          <w:rFonts w:hint="eastAsia"/>
+        </w:rPr>
+        <w:t>则</w:t>
+      </w:r>
+      <w:r>
+        <w:rPr>
+          <w:rFonts w:hint="eastAsia"/>
+        </w:rPr>
+        <w:t>将其记录</w:t>
+      </w:r>
+      <w:r>
+        <w:rPr>
+          <w:rFonts w:hint="eastAsia"/>
+        </w:rPr>
+        <w:t>到队列中</w:t>
       </w:r>
       <w:r>
         <w:rPr>
@@ -6537,656 +7300,13 @@
         <w:rPr>
           <w:rFonts w:hint="eastAsia"/>
         </w:rPr>
-        <w:t>如无</w:t>
-      </w:r>
-      <w:r>
-        <w:rPr>
-          <w:rFonts w:hint="eastAsia"/>
-        </w:rPr>
-        <w:t>特别说明，</w:t>
-      </w:r>
-      <w:r>
-        <w:rPr>
-          <w:rFonts w:hint="eastAsia"/>
-        </w:rPr>
-        <w:t>送墓</w:t>
-      </w:r>
-      <w:r>
-        <w:rPr>
-          <w:rFonts w:hint="eastAsia"/>
-        </w:rPr>
-        <w:t>不视为</w:t>
-      </w:r>
-      <w:r>
-        <w:rPr>
-          <w:rFonts w:hint="eastAsia"/>
-        </w:rPr>
-        <w:t>消灭和</w:t>
-      </w:r>
-      <w:r>
-        <w:rPr>
-          <w:rFonts w:hint="eastAsia"/>
-        </w:rPr>
-        <w:t>死亡。</w:t>
-      </w:r>
-    </w:p>
-    <w:p>
-      <w:pPr>
-        <w:rPr>
-          <w:rFonts w:hint="eastAsia"/>
-        </w:rPr>
-      </w:pPr>
-      <w:r>
-        <w:tab/>
-      </w:r>
-      <w:r>
-        <w:rPr>
-          <w:rFonts w:hint="eastAsia"/>
-        </w:rPr>
-        <w:t>楼层区</w:t>
-      </w:r>
-      <w:r>
-        <w:rPr>
-          <w:rFonts w:hint="eastAsia"/>
-        </w:rPr>
-        <w:t>的牌点数变为0时</w:t>
-      </w:r>
-      <w:r>
-        <w:rPr>
-          <w:rFonts w:hint="eastAsia"/>
-        </w:rPr>
-        <w:t>即死亡</w:t>
-      </w:r>
-      <w:r>
-        <w:rPr>
-          <w:rFonts w:hint="eastAsia"/>
-        </w:rPr>
-        <w:t>，</w:t>
-      </w:r>
-      <w:r>
-        <w:rPr>
-          <w:rFonts w:hint="eastAsia"/>
-        </w:rPr>
-        <w:t>如果此时其他效果正在结算，则将牌死亡的结</w:t>
-      </w:r>
-      <w:r>
-        <w:rPr>
-          <w:rFonts w:hint="eastAsia"/>
-        </w:rPr>
-        <w:lastRenderedPageBreak/>
-        <w:t>算</w:t>
-      </w:r>
-      <w:r>
-        <w:rPr>
-          <w:rFonts w:hint="eastAsia"/>
-        </w:rPr>
-        <w:t>插入结算队列</w:t>
-      </w:r>
-      <w:r>
-        <w:rPr>
-          <w:rStyle w:val="af0"/>
-          <w:rFonts w:hint="eastAsia"/>
-        </w:rPr>
-        <w:footnoteReference w:id="6"/>
-      </w:r>
-      <w:r>
-        <w:rPr>
-          <w:rFonts w:hint="eastAsia"/>
-        </w:rPr>
-        <w:t>中</w:t>
-      </w:r>
-      <w:r>
-        <w:rPr>
-          <w:rFonts w:hint="eastAsia"/>
-        </w:rPr>
-        <w:t>。</w:t>
-      </w:r>
-    </w:p>
-    <w:p>
-      <w:pPr>
-        <w:pStyle w:val="3"/>
-        <w:rPr>
-          <w:rFonts w:hint="eastAsia"/>
-        </w:rPr>
-      </w:pPr>
-      <w:r>
-        <w:rPr>
-          <w:rFonts w:hint="eastAsia"/>
-        </w:rPr>
-        <w:t>用语：免死</w:t>
-      </w:r>
-    </w:p>
-    <w:p>
-      <w:pPr>
-        <w:rPr>
-          <w:rFonts w:hint="eastAsia"/>
-        </w:rPr>
-      </w:pPr>
-      <w:r>
-        <w:tab/>
-      </w:r>
-      <w:r>
-        <w:rPr>
-          <w:rFonts w:hint="eastAsia"/>
-        </w:rPr>
-        <w:t>一张牌本应死亡时，免死可以使其不送去墓地，有其他追加表述</w:t>
-      </w:r>
-      <w:r>
-        <w:rPr>
-          <w:rFonts w:hint="eastAsia"/>
-        </w:rPr>
-        <w:t>时</w:t>
-      </w:r>
-      <w:r>
-        <w:rPr>
-          <w:rFonts w:hint="eastAsia"/>
-        </w:rPr>
-        <w:t>免死的牌留在其原</w:t>
-      </w:r>
-      <w:r>
-        <w:rPr>
-          <w:rFonts w:hint="eastAsia"/>
-        </w:rPr>
-        <w:t>本</w:t>
-      </w:r>
-      <w:r>
-        <w:rPr>
-          <w:rFonts w:hint="eastAsia"/>
-        </w:rPr>
-        <w:t>的位置。</w:t>
-      </w:r>
-    </w:p>
-    <w:p>
-      <w:pPr>
-        <w:pStyle w:val="3"/>
-        <w:rPr>
-          <w:rFonts w:hint="eastAsia"/>
-        </w:rPr>
-      </w:pPr>
-      <w:r>
-        <w:rPr>
-          <w:rFonts w:hint="eastAsia"/>
-        </w:rPr>
-        <w:t>用语：</w:t>
-      </w:r>
-      <w:r>
-        <w:rPr>
-          <w:rFonts w:hint="eastAsia"/>
-        </w:rPr>
-        <w:t>抽牌</w:t>
-      </w:r>
-    </w:p>
-    <w:p>
-      <w:pPr>
-        <w:rPr>
-          <w:rFonts w:hint="eastAsia"/>
-        </w:rPr>
-      </w:pPr>
-      <w:r>
-        <w:tab/>
-      </w:r>
-      <w:r>
-        <w:rPr>
-          <w:rFonts w:hint="eastAsia"/>
-        </w:rPr>
-        <w:t>没有限定来源的情况下，抽牌指从主牌堆将牌加入手牌。</w:t>
-      </w:r>
-    </w:p>
-    <w:p>
-      <w:pPr>
-        <w:pStyle w:val="3"/>
-        <w:rPr>
-          <w:rFonts w:hint="eastAsia"/>
-        </w:rPr>
-      </w:pPr>
-      <w:r>
-        <w:rPr>
-          <w:rFonts w:hint="eastAsia"/>
-        </w:rPr>
-        <w:t>用语：</w:t>
-      </w:r>
-      <w:r>
-        <w:rPr>
-          <w:rFonts w:hint="eastAsia"/>
-        </w:rPr>
-        <w:t>受玩家控制</w:t>
-      </w:r>
-    </w:p>
-    <w:p>
-      <w:pPr>
-        <w:rPr>
-          <w:rFonts w:hint="eastAsia"/>
-        </w:rPr>
-      </w:pPr>
-      <w:r>
-        <w:tab/>
-      </w:r>
-      <w:r>
-        <w:rPr>
-          <w:rFonts w:hint="eastAsia"/>
-        </w:rPr>
-        <w:t>玩家手牌区和</w:t>
-      </w:r>
-      <w:r>
-        <w:rPr>
-          <w:rFonts w:hint="eastAsia"/>
-        </w:rPr>
-        <w:t>楼层区</w:t>
-      </w:r>
-      <w:r>
-        <w:rPr>
-          <w:rFonts w:hint="eastAsia"/>
-        </w:rPr>
-        <w:t>玩家</w:t>
-      </w:r>
-      <w:r>
-        <w:rPr>
-          <w:rFonts w:hint="eastAsia"/>
-        </w:rPr>
-        <w:t>阵营</w:t>
-      </w:r>
-      <w:r>
-        <w:rPr>
-          <w:rFonts w:hint="eastAsia"/>
-        </w:rPr>
-        <w:t>的牌</w:t>
-      </w:r>
-      <w:r>
-        <w:rPr>
-          <w:rFonts w:hint="eastAsia"/>
-        </w:rPr>
-        <w:t>视作受玩家</w:t>
-      </w:r>
-      <w:r>
-        <w:rPr>
-          <w:rFonts w:hint="eastAsia"/>
-        </w:rPr>
-        <w:t>控制</w:t>
-      </w:r>
-      <w:r>
-        <w:rPr>
-          <w:rFonts w:hint="eastAsia"/>
-        </w:rPr>
-        <w:t>。</w:t>
-      </w:r>
-    </w:p>
-    <w:p>
-      <w:pPr>
-        <w:pStyle w:val="3"/>
-        <w:rPr>
-          <w:rFonts w:hint="eastAsia"/>
-        </w:rPr>
-      </w:pPr>
-      <w:r>
-        <w:rPr>
-          <w:rFonts w:hint="eastAsia"/>
-        </w:rPr>
-        <w:t>用语：出售</w:t>
-      </w:r>
-    </w:p>
-    <w:p>
-      <w:pPr>
-        <w:rPr>
-          <w:rFonts w:hint="eastAsia"/>
-        </w:rPr>
-      </w:pPr>
-      <w:r>
-        <w:tab/>
-      </w:r>
-      <w:r>
-        <w:rPr>
-          <w:rFonts w:hint="eastAsia"/>
-        </w:rPr>
-        <w:t>《商店》牌的效果允许玩家出售</w:t>
-      </w:r>
-      <w:r>
-        <w:rPr>
-          <w:rFonts w:hint="eastAsia"/>
-        </w:rPr>
-        <w:t>背包区的</w:t>
-      </w:r>
-      <w:r>
-        <w:rPr>
-          <w:rFonts w:hint="eastAsia"/>
-        </w:rPr>
-        <w:t>牌</w:t>
-      </w:r>
-      <w:r>
-        <w:rPr>
-          <w:rFonts w:hint="eastAsia"/>
-        </w:rPr>
-        <w:t>以换取金币。</w:t>
-      </w:r>
-      <w:r>
-        <w:rPr>
-          <w:rFonts w:hint="eastAsia"/>
-        </w:rPr>
-        <w:t>出售是特殊的弃置，除了触发出售时发动的效果外，也触发弃置时发动的效果。</w:t>
-      </w:r>
-    </w:p>
-    <w:p>
-      <w:pPr>
-        <w:pStyle w:val="3"/>
-        <w:rPr>
-          <w:rFonts w:hint="eastAsia"/>
-        </w:rPr>
-      </w:pPr>
-      <w:r>
-        <w:rPr>
-          <w:rFonts w:hint="eastAsia"/>
-        </w:rPr>
-        <w:t>用语：被弃置时</w:t>
-      </w:r>
-    </w:p>
-    <w:p>
-      <w:pPr>
-        <w:rPr>
-          <w:rFonts w:hint="eastAsia"/>
-        </w:rPr>
-      </w:pPr>
-      <w:r>
-        <w:tab/>
-      </w:r>
-      <w:r>
-        <w:rPr>
-          <w:rFonts w:hint="eastAsia"/>
-        </w:rPr>
-        <w:t>如无定语，则包含从任意地点被弃置到弃牌堆的情况，包括且不限于从战场、手牌、</w:t>
-      </w:r>
-      <w:r>
-        <w:rPr>
-          <w:rFonts w:hint="eastAsia"/>
-        </w:rPr>
-        <w:t>楼层区</w:t>
-      </w:r>
-      <w:r>
-        <w:rPr>
-          <w:rFonts w:hint="eastAsia"/>
-        </w:rPr>
-        <w:t>、主牌堆、弃牌堆等。</w:t>
-      </w:r>
-    </w:p>
-    <w:p>
-      <w:pPr>
-        <w:pStyle w:val="3"/>
-        <w:rPr>
-          <w:rFonts w:hint="eastAsia"/>
-        </w:rPr>
-      </w:pPr>
-      <w:r>
-        <w:rPr>
-          <w:rFonts w:hint="eastAsia"/>
-        </w:rPr>
-        <w:t>效果中止</w:t>
-      </w:r>
-    </w:p>
-    <w:p>
-      <w:pPr>
-        <w:rPr>
-          <w:rFonts w:hint="eastAsia"/>
-        </w:rPr>
-      </w:pPr>
-      <w:r>
-        <w:tab/>
-      </w:r>
-      <w:r>
-        <w:rPr>
-          <w:rFonts w:hint="eastAsia"/>
-        </w:rPr>
-        <w:t>效果处理途中</w:t>
-      </w:r>
-      <w:r>
-        <w:rPr>
-          <w:rFonts w:hint="eastAsia"/>
-        </w:rPr>
-        <w:t>遇到</w:t>
-      </w:r>
-      <w:r>
-        <w:rPr>
-          <w:rFonts w:hint="eastAsia"/>
-        </w:rPr>
-        <w:t>无法继续处理</w:t>
-      </w:r>
-      <w:r>
-        <w:rPr>
-          <w:rFonts w:hint="eastAsia"/>
-        </w:rPr>
-        <w:t>的情况</w:t>
-      </w:r>
-      <w:r>
-        <w:rPr>
-          <w:rFonts w:hint="eastAsia"/>
-        </w:rPr>
-        <w:t>时，</w:t>
-      </w:r>
-      <w:r>
-        <w:rPr>
-          <w:rFonts w:hint="eastAsia"/>
-        </w:rPr>
-        <w:t>将同一句话中</w:t>
-      </w:r>
-      <w:r>
-        <w:rPr>
-          <w:rFonts w:hint="eastAsia"/>
-        </w:rPr>
-        <w:t>的后续</w:t>
-      </w:r>
-      <w:r>
-        <w:rPr>
-          <w:rFonts w:hint="eastAsia"/>
-        </w:rPr>
-        <w:t>处理</w:t>
-      </w:r>
-      <w:r>
-        <w:rPr>
-          <w:rFonts w:hint="eastAsia"/>
-        </w:rPr>
-        <w:t>全部跳过</w:t>
-      </w:r>
-      <w:r>
-        <w:rPr>
-          <w:rFonts w:hint="eastAsia"/>
-        </w:rPr>
-        <w:t>，从下一句开始继续处理</w:t>
-      </w:r>
-      <w:r>
-        <w:rPr>
-          <w:rFonts w:hint="eastAsia"/>
-        </w:rPr>
-        <w:t>。例如，</w:t>
-      </w:r>
-      <w:r>
-        <w:rPr>
-          <w:rFonts w:hint="eastAsia"/>
-        </w:rPr>
-        <w:t>一个效果</w:t>
-      </w:r>
-      <w:r>
-        <w:rPr>
-          <w:rFonts w:hint="eastAsia"/>
-        </w:rPr>
-        <w:t>要求玩家</w:t>
-      </w:r>
-      <w:r>
-        <w:rPr>
-          <w:rFonts w:hint="eastAsia"/>
-        </w:rPr>
-        <w:t>“</w:t>
-      </w:r>
-      <w:r>
-        <w:rPr>
-          <w:rFonts w:hint="eastAsia"/>
-        </w:rPr>
-        <w:t>从主牌堆抽1张牌，再将1张手牌放回主牌堆</w:t>
-      </w:r>
-      <w:r>
-        <w:rPr>
-          <w:rFonts w:hint="eastAsia"/>
-        </w:rPr>
-        <w:t>。然后受到1伤害”</w:t>
-      </w:r>
-      <w:r>
-        <w:rPr>
-          <w:rFonts w:hint="eastAsia"/>
-        </w:rPr>
-        <w:t>，</w:t>
-      </w:r>
-      <w:r>
-        <w:rPr>
-          <w:rFonts w:hint="eastAsia"/>
-        </w:rPr>
-        <w:t>如果该效果发动时，</w:t>
-      </w:r>
-      <w:r>
-        <w:rPr>
-          <w:rFonts w:hint="eastAsia"/>
-        </w:rPr>
-        <w:t>主牌堆已经没有牌了，则玩家既不能从主牌堆抽牌，也不需要将手牌放回主牌堆</w:t>
-      </w:r>
-      <w:r>
-        <w:rPr>
-          <w:rFonts w:hint="eastAsia"/>
-        </w:rPr>
-        <w:t>，但是仍会受到1伤害</w:t>
-      </w:r>
-      <w:r>
-        <w:rPr>
-          <w:rFonts w:hint="eastAsia"/>
-        </w:rPr>
-        <w:t>。</w:t>
-      </w:r>
-    </w:p>
-    <w:p>
-      <w:pPr>
-        <w:pStyle w:val="3"/>
-        <w:rPr>
-          <w:rFonts w:hint="eastAsia"/>
-        </w:rPr>
-      </w:pPr>
-      <w:r>
-        <w:rPr>
-          <w:rFonts w:hint="eastAsia"/>
-        </w:rPr>
-        <w:t>效果自指</w:t>
-      </w:r>
-    </w:p>
-    <w:p>
-      <w:pPr>
-        <w:rPr>
-          <w:rFonts w:hint="eastAsia"/>
-        </w:rPr>
-      </w:pPr>
-      <w:r>
-        <w:tab/>
-      </w:r>
-      <w:r>
-        <w:rPr>
-          <w:rFonts w:hint="eastAsia"/>
-        </w:rPr>
-        <w:t>没有特别说明的情况下，牌效果的目标</w:t>
-      </w:r>
-      <w:r>
-        <w:rPr>
-          <w:rFonts w:hint="eastAsia"/>
-        </w:rPr>
-        <w:t>可以</w:t>
-      </w:r>
-      <w:r>
-        <w:rPr>
-          <w:rFonts w:hint="eastAsia"/>
-        </w:rPr>
-        <w:t>包含自身，例如目标为“本牌所在房间所有牌”的效果，</w:t>
-      </w:r>
-      <w:r>
-        <w:rPr>
-          <w:rFonts w:hint="eastAsia"/>
-        </w:rPr>
-        <w:t>目标中也包含发动该效果的牌。</w:t>
-      </w:r>
-    </w:p>
-    <w:p>
-      <w:pPr>
-        <w:pStyle w:val="3"/>
-        <w:rPr>
-          <w:rFonts w:hint="eastAsia"/>
-        </w:rPr>
-      </w:pPr>
-      <w:r>
-        <w:rPr>
-          <w:rFonts w:hint="eastAsia"/>
-        </w:rPr>
-        <w:t>结算队列</w:t>
-      </w:r>
-    </w:p>
-    <w:p>
-      <w:pPr>
-        <w:rPr>
-          <w:rFonts w:hint="eastAsia"/>
-        </w:rPr>
-      </w:pPr>
-      <w:r>
-        <w:tab/>
-      </w:r>
-      <w:r>
-        <w:rPr>
-          <w:rFonts w:hint="eastAsia"/>
-        </w:rPr>
-        <w:t>一个效果执行中时，如果满足了其他</w:t>
-      </w:r>
-      <w:r>
-        <w:rPr>
-          <w:rFonts w:hint="eastAsia"/>
-        </w:rPr>
-        <w:t>牌的</w:t>
-      </w:r>
-      <w:r>
-        <w:rPr>
-          <w:rFonts w:hint="eastAsia"/>
-        </w:rPr>
-        <w:t>效果的触发条件，</w:t>
-      </w:r>
-      <w:r>
-        <w:rPr>
-          <w:rFonts w:hint="eastAsia"/>
-        </w:rPr>
-        <w:t>则</w:t>
-      </w:r>
-      <w:r>
-        <w:rPr>
-          <w:rFonts w:hint="eastAsia"/>
-        </w:rPr>
-        <w:t>将其记录</w:t>
-      </w:r>
-      <w:r>
-        <w:rPr>
-          <w:rFonts w:hint="eastAsia"/>
-        </w:rPr>
-        <w:t>到队列中</w:t>
-      </w:r>
-      <w:r>
-        <w:rPr>
-          <w:rFonts w:hint="eastAsia"/>
-        </w:rPr>
-        <w:t>，</w:t>
-      </w:r>
-      <w:r>
-        <w:rPr>
-          <w:rFonts w:hint="eastAsia"/>
-        </w:rPr>
         <w:t>多张牌的效果的触发条件同时被满足时，</w:t>
       </w:r>
       <w:r>
         <w:rPr>
           <w:rFonts w:hint="eastAsia"/>
         </w:rPr>
-        <w:t>不在同一房间中的牌，按照所在房间在</w:t>
-      </w:r>
-      <w:r>
-        <w:rPr>
-          <w:rFonts w:hint="eastAsia"/>
-        </w:rPr>
-        <w:lastRenderedPageBreak/>
-        <w:t>楼层区的顺序，从上到下，从左到右，依次进入队列，在此基础上，在同一房间中的牌，按照标准顺序依次进入队列</w:t>
+        <w:t>不在同一房间中的牌，按照所在房间在楼层区的顺序，从上到下，从左到右，依次进入队列，在此基础上，在同一房间中的牌，按照标准顺序依次进入队列</w:t>
       </w:r>
       <w:r>
         <w:rPr>
@@ -7903,6 +8023,7 @@
         <w:rPr>
           <w:rFonts w:hint="eastAsia"/>
         </w:rPr>
+        <w:lastRenderedPageBreak/>
         <w:t>双人模式下，需要额外用到玩家指示物，每名玩家从玩家指示物堆中取一种颜色的指示物若干，之后需要使用更多玩家指示物时，再从该堆中取同样颜色的指示物。</w:t>
       </w:r>
     </w:p>
@@ -7983,296 +8104,384 @@
         <w:rPr>
           <w:rFonts w:hint="eastAsia"/>
         </w:rPr>
-        <w:t>两名玩家选好初始遗物牌后，按照先P1再P2的顺序，各自将未选中的遗物牌按</w:t>
-      </w:r>
+        <w:t>两名玩家选好初始遗物牌后，按照先P1再P2的顺序，各自将未选中的遗物牌按照任意顺序放到遗物牌堆底。</w:t>
+      </w:r>
+    </w:p>
+    <w:p>
+      <w:pPr>
+        <w:pStyle w:val="3"/>
+        <w:rPr>
+          <w:rFonts w:hint="eastAsia"/>
+        </w:rPr>
+      </w:pPr>
+      <w:r>
+        <w:rPr>
+          <w:rFonts w:hint="eastAsia"/>
+        </w:rPr>
+        <w:t>回合流程的变动</w:t>
+      </w:r>
+    </w:p>
+    <w:p>
+      <w:pPr>
+        <w:rPr>
+          <w:rFonts w:hint="eastAsia"/>
+        </w:rPr>
+      </w:pPr>
+      <w:r>
+        <w:tab/>
+      </w:r>
+      <w:r>
+        <w:rPr>
+          <w:rFonts w:hint="eastAsia"/>
+        </w:rPr>
+        <w:t>回合流程中，一部分操作需要两名玩家各自执行，一部分动作需要两名玩家选出一人执行。各自执行时，先后顺序均由两名玩家讨论决定，需要选出一名玩家执行时，执行者也由两名玩家讨论决定。意见不合的情况下，两人猜拳，由猜拳的胜者决定。</w:t>
+      </w:r>
+    </w:p>
+    <w:p>
+      <w:pPr>
+        <w:rPr>
+          <w:rFonts w:hint="eastAsia"/>
+        </w:rPr>
+      </w:pPr>
+      <w:r>
+        <w:tab/>
+      </w:r>
+      <w:r>
+        <w:rPr>
+          <w:rFonts w:hint="eastAsia"/>
+        </w:rPr>
+        <w:t>回合开始阶段，</w:t>
+      </w:r>
+      <w:r>
+        <w:rPr>
+          <w:rFonts w:hint="eastAsia"/>
+        </w:rPr>
+        <w:t>先选出一名玩家，由其负责主导本回合的行动。</w:t>
+      </w:r>
+      <w:r>
+        <w:rPr>
+          <w:rFonts w:hint="eastAsia"/>
+        </w:rPr>
+        <w:t>如果探索区没有牌，则两名玩家各自整理战利品</w:t>
+      </w:r>
+      <w:r>
+        <w:rPr>
+          <w:rFonts w:hint="eastAsia"/>
+        </w:rPr>
+        <w:t>，负责行动的玩家先执行</w:t>
+      </w:r>
+      <w:r>
+        <w:rPr>
+          <w:rFonts w:hint="eastAsia"/>
+        </w:rPr>
+        <w:t>，</w:t>
+      </w:r>
+      <w:r>
+        <w:rPr>
+          <w:rFonts w:hint="eastAsia"/>
+        </w:rPr>
+        <w:t>整理战利品时的规则相比单人规则有所变动，另作说明</w:t>
+      </w:r>
+      <w:r>
+        <w:rPr>
+          <w:rFonts w:hint="eastAsia"/>
+        </w:rPr>
+        <w:t>，之后，</w:t>
+      </w:r>
+      <w:r>
+        <w:rPr>
+          <w:rFonts w:hint="eastAsia"/>
+        </w:rPr>
+        <w:t>由</w:t>
+      </w:r>
+      <w:r>
+        <w:rPr>
+          <w:rFonts w:hint="eastAsia"/>
+        </w:rPr>
+        <w:t>负责行动的玩家</w:t>
+      </w:r>
+      <w:r>
+        <w:rPr>
+          <w:rFonts w:hint="eastAsia"/>
+        </w:rPr>
+        <w:t>决定先长休还是先重置探索区，长休时，两名玩家各自执行长休流程</w:t>
+      </w:r>
+      <w:r>
+        <w:rPr>
+          <w:rFonts w:hint="eastAsia"/>
+        </w:rPr>
+        <w:t>，仍旧是负责行动的玩家先执行</w:t>
+      </w:r>
+      <w:r>
+        <w:rPr>
+          <w:rFonts w:hint="eastAsia"/>
+        </w:rPr>
+        <w:t>。</w:t>
+      </w:r>
+      <w:r>
+        <w:rPr>
+          <w:rFonts w:hint="eastAsia"/>
+        </w:rPr>
+        <w:t>回合开始阶段中，</w:t>
+      </w:r>
+      <w:r>
+        <w:rPr>
+          <w:rFonts w:hint="eastAsia"/>
+        </w:rPr>
+        <w:t>如果探索区有牌发动效果，且那个效果指向玩家，则由负责行动的玩家承受。</w:t>
+      </w:r>
+    </w:p>
+    <w:p>
+      <w:pPr>
+        <w:rPr>
+          <w:rFonts w:hint="eastAsia"/>
+        </w:rPr>
+      </w:pPr>
+      <w:r>
+        <w:tab/>
+      </w:r>
+      <w:r>
+        <w:rPr>
+          <w:rFonts w:hint="eastAsia"/>
+        </w:rPr>
+        <w:t>负责行动的</w:t>
+      </w:r>
+      <w:r>
+        <w:rPr>
+          <w:rFonts w:hint="eastAsia"/>
+        </w:rPr>
+        <w:t>玩家</w:t>
+      </w:r>
+      <w:r>
+        <w:rPr>
+          <w:rFonts w:hint="eastAsia"/>
+        </w:rPr>
+        <w:t>选择短休或长休时，仅那名玩家使用自己的玩家面板执行相应流程，</w:t>
+      </w:r>
+      <w:r>
+        <w:rPr>
+          <w:rFonts w:hint="eastAsia"/>
+        </w:rPr>
+        <w:t>一切效果仅对那名玩家自己生效，如同另一名玩家不存在</w:t>
+      </w:r>
+      <w:r>
+        <w:rPr>
+          <w:rFonts w:hint="eastAsia"/>
+        </w:rPr>
+        <w:t>。</w:t>
+      </w:r>
+      <w:r>
+        <w:rPr>
+          <w:rFonts w:hint="eastAsia"/>
+        </w:rPr>
+        <w:t>例如，某个回合的行动阶段，两名玩家讨论决定由P1来行动，P1选择</w:t>
+      </w:r>
+      <w:r>
+        <w:rPr>
+          <w:rFonts w:hint="eastAsia"/>
+        </w:rPr>
+        <w:t>短</w:t>
+      </w:r>
+      <w:r>
+        <w:rPr>
+          <w:rFonts w:hint="eastAsia"/>
+        </w:rPr>
+        <w:t>休，此时消耗</w:t>
+      </w:r>
+      <w:r>
+        <w:rPr>
+          <w:rFonts w:hint="eastAsia"/>
+        </w:rPr>
+        <w:t>1</w:t>
+      </w:r>
+      <w:r>
+        <w:rPr>
+          <w:rFonts w:hint="eastAsia"/>
+        </w:rPr>
+        <w:t>时间，即将</w:t>
+      </w:r>
+      <w:r>
+        <w:rPr>
+          <w:rFonts w:hint="eastAsia"/>
+        </w:rPr>
+        <w:t>1</w:t>
+      </w:r>
+      <w:r>
+        <w:rPr>
+          <w:rFonts w:hint="eastAsia"/>
+        </w:rPr>
+        <w:t>张牌从主牌堆移动到P1玩家面板下的弃牌堆，</w:t>
+      </w:r>
+      <w:r>
+        <w:rPr>
+          <w:rFonts w:hint="eastAsia"/>
+        </w:rPr>
+        <w:t>然而，弃置的那一张牌是[掉宝地精]，触发了其“被弃置时，玩家将手牌补满”的效果，此时，效果文本中的“玩家”仅指当前行动的玩家，即P1，所以P1将自己的手牌补满，</w:t>
+      </w:r>
+      <w:r>
+        <w:rPr>
+          <w:rFonts w:hint="eastAsia"/>
+        </w:rPr>
+        <w:t>然后</w:t>
+      </w:r>
+      <w:r>
+        <w:rPr>
+          <w:rFonts w:hint="eastAsia"/>
+        </w:rPr>
+        <w:t>执行短休的流程重抽任意张手牌，整个流程中，P2的玩家面板不发生任何变化</w:t>
+      </w:r>
+      <w:r>
+        <w:rPr>
+          <w:rFonts w:hint="eastAsia"/>
+        </w:rPr>
+        <w:t>。</w:t>
+      </w:r>
+    </w:p>
+    <w:p>
+      <w:pPr>
+        <w:rPr>
+          <w:rFonts w:hint="eastAsia"/>
+        </w:rPr>
+      </w:pPr>
+      <w:r>
+        <w:tab/>
+      </w:r>
+      <w:r>
+        <w:rPr>
+          <w:rFonts w:hint="eastAsia"/>
+        </w:rPr>
+        <w:t>行动阶段的战斗流程变动较多，另作说明。</w:t>
+      </w:r>
+    </w:p>
+    <w:p>
+      <w:pPr>
+        <w:rPr>
+          <w:rFonts w:hint="eastAsia"/>
+        </w:rPr>
+      </w:pPr>
+      <w:r>
+        <w:tab/>
+      </w:r>
+      <w:r>
+        <w:rPr>
+          <w:rFonts w:hint="eastAsia"/>
+        </w:rPr>
+        <w:t>结束阶段检查下楼条件时，单人规则中的“玩家手中没有战利品外的牌”需调整为“所有玩家手中均没有战利品外的牌”。</w:t>
+      </w:r>
+      <w:r>
+        <w:rPr>
+          <w:rFonts w:hint="eastAsia"/>
+        </w:rPr>
+        <w:t>结束阶段发动的牌效果如有指向玩家的，处理方式和回合开始阶段的处理方式一致，都由当回合负责行动的玩家承受。</w:t>
+      </w:r>
+    </w:p>
+    <w:p>
+      <w:pPr>
+        <w:pStyle w:val="3"/>
+        <w:rPr>
+          <w:rFonts w:hint="eastAsia"/>
+        </w:rPr>
+      </w:pPr>
+      <w:r>
+        <w:rPr>
+          <w:rFonts w:hint="eastAsia"/>
+        </w:rPr>
+        <w:t>战斗的变动</w:t>
+      </w:r>
+    </w:p>
+    <w:p>
+      <w:pPr>
+        <w:ind w:firstLine="420"/>
+        <w:rPr>
+          <w:rFonts w:hint="eastAsia"/>
+        </w:rPr>
+      </w:pPr>
+      <w:r>
+        <w:rPr>
+          <w:rFonts w:hint="eastAsia"/>
+        </w:rPr>
+        <w:t>一名玩家出的牌为战场玩家侧某一行的第一张牌时，出牌的玩家在那一行放上自己的玩家指示物，以标记自己为这一行需要进行的战斗轮的主战者。</w:t>
+      </w:r>
+    </w:p>
+    <w:p>
+      <w:pPr>
+        <w:ind w:firstLine="420"/>
+        <w:rPr>
+          <w:rFonts w:hint="eastAsia"/>
+        </w:rPr>
+      </w:pPr>
       <w:r>
         <w:rPr>
           <w:rFonts w:hint="eastAsia"/>
         </w:rPr>
         <w:lastRenderedPageBreak/>
-        <w:t>照任意顺序放到遗物牌堆底。</w:t>
-      </w:r>
-    </w:p>
-    <w:p>
-      <w:pPr>
-        <w:pStyle w:val="3"/>
-        <w:rPr>
-          <w:rFonts w:hint="eastAsia"/>
-        </w:rPr>
-      </w:pPr>
-      <w:r>
-        <w:rPr>
-          <w:rFonts w:hint="eastAsia"/>
-        </w:rPr>
-        <w:t>回合流程的变动</w:t>
-      </w:r>
-    </w:p>
-    <w:p>
-      <w:pPr>
-        <w:rPr>
-          <w:rFonts w:hint="eastAsia"/>
-        </w:rPr>
-      </w:pPr>
-      <w:r>
-        <w:tab/>
-      </w:r>
-      <w:r>
-        <w:rPr>
-          <w:rFonts w:hint="eastAsia"/>
-        </w:rPr>
-        <w:t>回合流程中，一部分操作需要两名玩家各自执行，一部分动作需要两名玩家选出一人执行。各自执行时，先后顺序均由两名玩家讨论决定，需要选出一名玩家执行时，执行者也由两名玩家讨论决定。意见不合的情况下，两人猜拳，由猜拳的胜者决定。</w:t>
-      </w:r>
-    </w:p>
-    <w:p>
-      <w:pPr>
-        <w:rPr>
-          <w:rFonts w:hint="eastAsia"/>
-        </w:rPr>
-      </w:pPr>
-      <w:r>
-        <w:tab/>
-      </w:r>
-      <w:r>
-        <w:rPr>
-          <w:rFonts w:hint="eastAsia"/>
-        </w:rPr>
-        <w:t>回合开始阶段，</w:t>
-      </w:r>
-      <w:r>
-        <w:rPr>
-          <w:rFonts w:hint="eastAsia"/>
-        </w:rPr>
-        <w:t>先选出一名玩家，由其负责主导本回合的行动。</w:t>
-      </w:r>
-      <w:r>
-        <w:rPr>
-          <w:rFonts w:hint="eastAsia"/>
-        </w:rPr>
-        <w:t>如果探索区没有牌，则两名玩家各自整理战利品</w:t>
-      </w:r>
-      <w:r>
-        <w:rPr>
-          <w:rFonts w:hint="eastAsia"/>
-        </w:rPr>
-        <w:t>，负责行动的玩家先执行</w:t>
-      </w:r>
-      <w:r>
-        <w:rPr>
-          <w:rFonts w:hint="eastAsia"/>
-        </w:rPr>
-        <w:t>，</w:t>
-      </w:r>
-      <w:r>
-        <w:rPr>
-          <w:rFonts w:hint="eastAsia"/>
-        </w:rPr>
-        <w:t>整理战利品时的规则相比单人规则有所变动，另作说明</w:t>
-      </w:r>
-      <w:r>
-        <w:rPr>
-          <w:rFonts w:hint="eastAsia"/>
-        </w:rPr>
-        <w:t>，之后，</w:t>
-      </w:r>
-      <w:r>
-        <w:rPr>
-          <w:rFonts w:hint="eastAsia"/>
-        </w:rPr>
-        <w:t>由</w:t>
-      </w:r>
-      <w:r>
-        <w:rPr>
-          <w:rFonts w:hint="eastAsia"/>
-        </w:rPr>
-        <w:t>负责行动的玩家</w:t>
-      </w:r>
-      <w:r>
-        <w:rPr>
-          <w:rFonts w:hint="eastAsia"/>
-        </w:rPr>
-        <w:t>决定先长休还是先重置探索区，长休时，两名玩家各自执行长休流程</w:t>
-      </w:r>
-      <w:r>
-        <w:rPr>
-          <w:rFonts w:hint="eastAsia"/>
-        </w:rPr>
-        <w:t>，仍旧是负责行动的玩家先执行</w:t>
-      </w:r>
-      <w:r>
-        <w:rPr>
-          <w:rFonts w:hint="eastAsia"/>
-        </w:rPr>
-        <w:t>。</w:t>
-      </w:r>
-      <w:r>
-        <w:rPr>
-          <w:rFonts w:hint="eastAsia"/>
-        </w:rPr>
-        <w:t>回合开始阶段中，</w:t>
-      </w:r>
-      <w:r>
-        <w:rPr>
-          <w:rFonts w:hint="eastAsia"/>
-        </w:rPr>
-        <w:t>如果探索区有牌发动效果，且那个效果指向玩家，则由负责行动的玩家承受。</w:t>
-      </w:r>
-    </w:p>
-    <w:p>
-      <w:pPr>
-        <w:rPr>
-          <w:rFonts w:hint="eastAsia"/>
-        </w:rPr>
-      </w:pPr>
-      <w:r>
-        <w:tab/>
-      </w:r>
-      <w:r>
-        <w:rPr>
-          <w:rFonts w:hint="eastAsia"/>
-        </w:rPr>
-        <w:t>负责行动的</w:t>
-      </w:r>
-      <w:r>
-        <w:rPr>
-          <w:rFonts w:hint="eastAsia"/>
-        </w:rPr>
-        <w:t>玩家</w:t>
-      </w:r>
-      <w:r>
-        <w:rPr>
-          <w:rFonts w:hint="eastAsia"/>
-        </w:rPr>
-        <w:t>选择短休或长休时，仅那名玩家使用自己的玩家面板执行相应流程，</w:t>
-      </w:r>
-      <w:r>
-        <w:rPr>
-          <w:rFonts w:hint="eastAsia"/>
-        </w:rPr>
-        <w:t>一切效果仅对那名玩家自己生效，如同另一名玩家不存在</w:t>
-      </w:r>
-      <w:r>
-        <w:rPr>
-          <w:rFonts w:hint="eastAsia"/>
-        </w:rPr>
-        <w:t>。</w:t>
-      </w:r>
-      <w:r>
-        <w:rPr>
-          <w:rFonts w:hint="eastAsia"/>
-        </w:rPr>
-        <w:t>例如，某个回合的行动阶段，两名玩家讨论决定由P1来行动，P1选择</w:t>
-      </w:r>
-      <w:r>
-        <w:rPr>
-          <w:rFonts w:hint="eastAsia"/>
-        </w:rPr>
-        <w:t>短</w:t>
-      </w:r>
-      <w:r>
-        <w:rPr>
-          <w:rFonts w:hint="eastAsia"/>
-        </w:rPr>
-        <w:t>休，此时消耗</w:t>
-      </w:r>
-      <w:r>
-        <w:rPr>
-          <w:rFonts w:hint="eastAsia"/>
-        </w:rPr>
-        <w:t>1</w:t>
-      </w:r>
-      <w:r>
-        <w:rPr>
-          <w:rFonts w:hint="eastAsia"/>
-        </w:rPr>
-        <w:t>时间，即将</w:t>
-      </w:r>
-      <w:r>
-        <w:rPr>
-          <w:rFonts w:hint="eastAsia"/>
-        </w:rPr>
-        <w:t>1</w:t>
-      </w:r>
-      <w:r>
-        <w:rPr>
-          <w:rFonts w:hint="eastAsia"/>
-        </w:rPr>
-        <w:t>张牌从主牌堆移动到P1玩家面板下的弃牌堆，</w:t>
-      </w:r>
-      <w:r>
-        <w:rPr>
-          <w:rFonts w:hint="eastAsia"/>
-        </w:rPr>
-        <w:t>然而，弃置的那一张牌是[掉宝地精]，触发了其“被弃置时，玩家将手牌补满”的效果，此时，效果文本中的“玩家”仅指当前行动的玩家，即P1，所以P1将自己的手牌补满，</w:t>
-      </w:r>
-      <w:r>
-        <w:rPr>
-          <w:rFonts w:hint="eastAsia"/>
-        </w:rPr>
-        <w:t>然后</w:t>
-      </w:r>
-      <w:r>
-        <w:rPr>
-          <w:rFonts w:hint="eastAsia"/>
-        </w:rPr>
-        <w:t>执行短休的流程重抽任意张手牌，整个流程中，P2的玩家面板不发生任何变化</w:t>
-      </w:r>
-      <w:r>
-        <w:rPr>
-          <w:rFonts w:hint="eastAsia"/>
-        </w:rPr>
-        <w:t>。</w:t>
-      </w:r>
-    </w:p>
-    <w:p>
-      <w:pPr>
-        <w:rPr>
-          <w:rFonts w:hint="eastAsia"/>
-        </w:rPr>
-      </w:pPr>
-      <w:r>
-        <w:tab/>
-      </w:r>
-      <w:r>
-        <w:rPr>
-          <w:rFonts w:hint="eastAsia"/>
-        </w:rPr>
-        <w:t>行动阶段的战斗流程变动较多，另作说明。</w:t>
-      </w:r>
-    </w:p>
-    <w:p>
-      <w:pPr>
-        <w:rPr>
-          <w:rFonts w:hint="eastAsia"/>
-        </w:rPr>
-      </w:pPr>
-      <w:r>
-        <w:tab/>
-      </w:r>
-      <w:r>
-        <w:rPr>
-          <w:rFonts w:hint="eastAsia"/>
-        </w:rPr>
-        <w:t>结束阶段检查下楼条件时，单人规则中的“玩家手中没有战利品外的牌”需调整为“所有玩家手中均没有战利品外的牌”。</w:t>
-      </w:r>
-      <w:r>
-        <w:rPr>
-          <w:rFonts w:hint="eastAsia"/>
-        </w:rPr>
-        <w:t>结束阶段发动的牌效果如有指向玩家的，处理方式和回合开始阶段的处理方式一致，都由当回合负责行动的玩家承受。</w:t>
-      </w:r>
-    </w:p>
-    <w:p>
-      <w:pPr>
-        <w:pStyle w:val="3"/>
-        <w:rPr>
-          <w:rFonts w:hint="eastAsia"/>
-        </w:rPr>
-      </w:pPr>
-      <w:r>
-        <w:rPr>
-          <w:rFonts w:hint="eastAsia"/>
-        </w:rPr>
-        <w:t>战斗的变动</w:t>
+        <w:t>负责执行行动的玩家在行动阶段选择进入战斗后，由那名玩家选探索区一列牌移入战场敌对侧，这里假设那名玩家是P1。之后，P1从手牌出牌到战场玩家侧自己那一列的某一行。P1可以一次出多张牌，但只能在一行里出牌。P1出完牌后，轮到P2出牌，</w:t>
+      </w:r>
+      <w:r>
+        <w:rPr>
+          <w:rFonts w:hint="eastAsia"/>
+        </w:rPr>
+        <w:t>但</w:t>
+      </w:r>
+      <w:r>
+        <w:rPr>
+          <w:rFonts w:hint="eastAsia"/>
+        </w:rPr>
+        <w:t>只能将牌出在P1刚才出牌的那一行的同一行或更靠近顶端的行</w:t>
+      </w:r>
+      <w:r>
+        <w:rPr>
+          <w:rFonts w:hint="eastAsia"/>
+        </w:rPr>
+        <w:t>，其他出牌规则同P1，如果</w:t>
+      </w:r>
+      <w:r>
+        <w:rPr>
+          <w:rFonts w:hint="eastAsia"/>
+        </w:rPr>
+        <w:t>P2选择将牌出在P1出牌的</w:t>
+      </w:r>
+      <w:r>
+        <w:rPr>
+          <w:rFonts w:hint="eastAsia"/>
+        </w:rPr>
+        <w:t>新的</w:t>
+      </w:r>
+      <w:r>
+        <w:rPr>
+          <w:rFonts w:hint="eastAsia"/>
+        </w:rPr>
+        <w:t>一行，则P2</w:t>
+      </w:r>
+      <w:r>
+        <w:rPr>
+          <w:rFonts w:hint="eastAsia"/>
+        </w:rPr>
+        <w:t>同样地</w:t>
+      </w:r>
+      <w:r>
+        <w:rPr>
+          <w:rFonts w:hint="eastAsia"/>
+        </w:rPr>
+        <w:t>成为</w:t>
+      </w:r>
+      <w:r>
+        <w:rPr>
+          <w:rFonts w:hint="eastAsia"/>
+        </w:rPr>
+        <w:t>新的那</w:t>
+      </w:r>
+      <w:r>
+        <w:rPr>
+          <w:rFonts w:hint="eastAsia"/>
+        </w:rPr>
+        <w:t>一行的</w:t>
+      </w:r>
+      <w:r>
+        <w:rPr>
+          <w:rFonts w:hint="eastAsia"/>
+        </w:rPr>
+        <w:t>主战者，之后又轮到P1出牌，以此往复直到某一名玩家决定停止出牌。一名玩家停止出牌后，另一名玩家也不能继续出牌了。</w:t>
       </w:r>
     </w:p>
     <w:p>
@@ -8286,101 +8495,6 @@
         <w:rPr>
           <w:rFonts w:hint="eastAsia"/>
         </w:rPr>
-        <w:t>一名玩家出的牌为战场玩家侧某一行的第一张牌时，出牌的玩家在那一行放上自己的玩家指示物，以标记自己为这一行需要进行的战斗轮的主战者。</w:t>
-      </w:r>
-    </w:p>
-    <w:p>
-      <w:pPr>
-        <w:ind w:firstLine="420"/>
-        <w:rPr>
-          <w:rFonts w:hint="eastAsia"/>
-        </w:rPr>
-      </w:pPr>
-      <w:r>
-        <w:rPr>
-          <w:rFonts w:hint="eastAsia"/>
-        </w:rPr>
-        <w:t>负责执行行动的玩家在行动阶段选择进入战斗后，由那名玩家选探索区一列牌移入战场敌对侧，这里假设那名玩家是P1。之后，P1从手牌出牌到战场玩家侧自己那一列的某一行。P1可以一次出多张牌，但只能在一行里出牌。P1出完牌后，轮到P2出牌，</w:t>
-      </w:r>
-      <w:r>
-        <w:rPr>
-          <w:rFonts w:hint="eastAsia"/>
-        </w:rPr>
-        <w:t>但</w:t>
-      </w:r>
-      <w:r>
-        <w:rPr>
-          <w:rFonts w:hint="eastAsia"/>
-        </w:rPr>
-        <w:t>只能将牌出在P1刚才出牌的那一行的同一行或更靠近顶端的行</w:t>
-      </w:r>
-      <w:r>
-        <w:rPr>
-          <w:rFonts w:hint="eastAsia"/>
-        </w:rPr>
-        <w:t>，其他出牌规则同P1，如果</w:t>
-      </w:r>
-      <w:r>
-        <w:rPr>
-          <w:rFonts w:hint="eastAsia"/>
-        </w:rPr>
-        <w:t>P2选择将牌出在P1出牌的</w:t>
-      </w:r>
-      <w:r>
-        <w:rPr>
-          <w:rFonts w:hint="eastAsia"/>
-        </w:rPr>
-        <w:t>新的</w:t>
-      </w:r>
-      <w:r>
-        <w:rPr>
-          <w:rFonts w:hint="eastAsia"/>
-        </w:rPr>
-        <w:t>一行，则P2</w:t>
-      </w:r>
-      <w:r>
-        <w:rPr>
-          <w:rFonts w:hint="eastAsia"/>
-        </w:rPr>
-        <w:t>同样地</w:t>
-      </w:r>
-      <w:r>
-        <w:rPr>
-          <w:rFonts w:hint="eastAsia"/>
-        </w:rPr>
-        <w:t>成为</w:t>
-      </w:r>
-      <w:r>
-        <w:rPr>
-          <w:rFonts w:hint="eastAsia"/>
-        </w:rPr>
-        <w:t>新的那</w:t>
-      </w:r>
-      <w:r>
-        <w:rPr>
-          <w:rFonts w:hint="eastAsia"/>
-        </w:rPr>
-        <w:t>一行的</w:t>
-      </w:r>
-      <w:r>
-        <w:rPr>
-          <w:rFonts w:hint="eastAsia"/>
-        </w:rPr>
-        <w:t>主战者，之后又轮到P1出牌，以此往复直到某一名玩家决定停止出牌。一名玩家停止出牌后，另一名玩家也不能继续出牌了。</w:t>
-      </w:r>
-    </w:p>
-    <w:p>
-      <w:pPr>
-        <w:ind w:firstLine="420"/>
-        <w:rPr>
-          <w:rFonts w:hint="eastAsia"/>
-        </w:rPr>
-      </w:pPr>
-      <w:r>
-        <w:rPr>
-          <w:rFonts w:hint="eastAsia"/>
-        </w:rPr>
-        <w:lastRenderedPageBreak/>
         <w:t>两名玩家出完牌后，战场两侧的合计点数仍按单人规则计算。</w:t>
       </w:r>
       <w:r>
